--- a/06-学生侧材料/讲义/有机化学/高等有机机理.docx
+++ b/06-学生侧材料/讲义/有机化学/高等有机机理.docx
@@ -3,6 +3,164 @@
 <w:document xmlns:w="http://schemas.openxmlformats.org/wordprocessingml/2006/main" xmlns:m="http://schemas.openxmlformats.org/officeDocument/2006/math" xmlns:r="http://schemas.openxmlformats.org/officeDocument/2006/relationships" xmlns:o="urn:schemas-microsoft-com:office:office" xmlns:v="urn:schemas-microsoft-com:vml" xmlns:w10="urn:schemas-microsoft-com:office:word" xmlns:a="http://schemas.openxmlformats.org/drawingml/2006/main" xmlns:pic="http://schemas.openxmlformats.org/drawingml/2006/picture" xmlns:wp="http://schemas.openxmlformats.org/drawingml/2006/wordprocessingDrawing">
   <w:body>
     <w:bookmarkStart w:id="50" w:name="第4-1讲高等有机机理冲刺班"/>
+    <w:p>
+      <w:pPr>
+        <w:spacing w:after="1800" w:before="1200" w:line="276" w:lineRule="auto"/>
+        <w:jc w:val="center"/>
+      </w:pPr>
+    </w:p>
+    <w:p>
+      <w:pPr>
+        <w:spacing w:after="320" w:before="0" w:line="276" w:lineRule="auto"/>
+        <w:jc w:val="center"/>
+      </w:pPr>
+      <w:r>
+        <w:rPr>
+          <w:rFonts w:ascii="Times New Roman" w:hAnsi="Times New Roman" w:eastAsia="SimHei" w:cs="Times New Roman"/>
+          <w:b/>
+          <w:color w:val="17324D"/>
+          <w:sz w:val="64"/>
+        </w:rPr>
+        <w:t>化学竞赛习题册</w:t>
+      </w:r>
+    </w:p>
+    <w:p>
+      <w:pPr>
+        <w:spacing w:after="120" w:before="0" w:line="276" w:lineRule="auto"/>
+        <w:jc w:val="center"/>
+      </w:pPr>
+      <w:r>
+        <w:rPr>
+          <w:rFonts w:ascii="Times New Roman" w:hAnsi="Times New Roman" w:eastAsia="SimHei" w:cs="Times New Roman"/>
+          <w:b w:val="0"/>
+          <w:color w:val="5B6975"/>
+          <w:sz w:val="32"/>
+        </w:rPr>
+        <w:t>有机化学</w:t>
+      </w:r>
+    </w:p>
+    <w:p>
+      <w:pPr>
+        <w:spacing w:after="600" w:before="0" w:line="276" w:lineRule="auto"/>
+        <w:jc w:val="center"/>
+      </w:pPr>
+      <w:r>
+        <w:rPr>
+          <w:rFonts w:ascii="Times New Roman" w:hAnsi="Times New Roman" w:eastAsia="SimHei" w:cs="Times New Roman"/>
+          <w:b/>
+          <w:color w:val="17324D"/>
+          <w:sz w:val="44"/>
+        </w:rPr>
+        <w:t>第</w:t>
+      </w:r>
+      <w:r>
+        <w:rPr>
+          <w:rFonts w:ascii="Times New Roman" w:hAnsi="Times New Roman" w:eastAsia="Times New Roman" w:cs="Times New Roman"/>
+          <w:b/>
+          <w:color w:val="17324D"/>
+          <w:sz w:val="44"/>
+        </w:rPr>
+        <w:t>4-1</w:t>
+      </w:r>
+      <w:r>
+        <w:rPr>
+          <w:rFonts w:ascii="Times New Roman" w:hAnsi="Times New Roman" w:eastAsia="SimHei" w:cs="Times New Roman"/>
+          <w:b/>
+          <w:color w:val="17324D"/>
+          <w:sz w:val="44"/>
+        </w:rPr>
+        <w:t>讲</w:t>
+      </w:r>
+      <w:r>
+        <w:rPr>
+          <w:rFonts w:ascii="Times New Roman" w:hAnsi="Times New Roman" w:eastAsia="Times New Roman" w:cs="Times New Roman"/>
+          <w:b/>
+          <w:color w:val="17324D"/>
+          <w:sz w:val="44"/>
+        </w:rPr>
+        <w:t>：</w:t>
+      </w:r>
+      <w:r>
+        <w:rPr>
+          <w:rFonts w:ascii="Times New Roman" w:hAnsi="Times New Roman" w:eastAsia="SimHei" w:cs="Times New Roman"/>
+          <w:b/>
+          <w:color w:val="17324D"/>
+          <w:sz w:val="44"/>
+        </w:rPr>
+        <w:t>高等有机机理</w:t>
+      </w:r>
+      <w:r>
+        <w:rPr>
+          <w:rFonts w:ascii="Times New Roman" w:hAnsi="Times New Roman" w:eastAsia="Times New Roman" w:cs="Times New Roman"/>
+          <w:b/>
+          <w:color w:val="17324D"/>
+          <w:sz w:val="44"/>
+        </w:rPr>
+        <w:t>（</w:t>
+      </w:r>
+      <w:r>
+        <w:rPr>
+          <w:rFonts w:ascii="Times New Roman" w:hAnsi="Times New Roman" w:eastAsia="SimHei" w:cs="Times New Roman"/>
+          <w:b/>
+          <w:color w:val="17324D"/>
+          <w:sz w:val="44"/>
+        </w:rPr>
+        <w:t>冲刺班</w:t>
+      </w:r>
+      <w:r>
+        <w:rPr>
+          <w:rFonts w:ascii="Times New Roman" w:hAnsi="Times New Roman" w:eastAsia="Times New Roman" w:cs="Times New Roman"/>
+          <w:b/>
+          <w:color w:val="17324D"/>
+          <w:sz w:val="44"/>
+        </w:rPr>
+        <w:t>）</w:t>
+      </w:r>
+    </w:p>
+    <w:p>
+      <w:pPr>
+        <w:spacing w:after="600" w:before="120" w:line="276" w:lineRule="auto"/>
+        <w:jc w:val="center"/>
+        <w:pBdr>
+          <w:bottom w:val="single" w:sz="8" w:space="4" w:color="4A6577"/>
+        </w:pBdr>
+      </w:pPr>
+    </w:p>
+    <w:p>
+      <w:pPr>
+        <w:spacing w:after="160" w:before="0" w:line="276" w:lineRule="auto"/>
+        <w:jc w:val="center"/>
+      </w:pPr>
+      <w:r>
+        <w:rPr>
+          <w:rFonts w:ascii="Times New Roman" w:hAnsi="Times New Roman" w:eastAsia="FangSong" w:cs="Times New Roman"/>
+          <w:b w:val="0"/>
+          <w:color w:val="5B6975"/>
+          <w:sz w:val="24"/>
+        </w:rPr>
+        <w:t>日期</w:t>
+      </w:r>
+      <w:r>
+        <w:rPr>
+          <w:rFonts w:ascii="Times New Roman" w:hAnsi="Times New Roman" w:eastAsia="Times New Roman" w:cs="Times New Roman"/>
+          <w:b w:val="0"/>
+          <w:color w:val="5B6975"/>
+          <w:sz w:val="24"/>
+        </w:rPr>
+        <w:t>：2026-09-10</w:t>
+      </w:r>
+    </w:p>
+    <w:p>
+      <w:pPr>
+        <w:jc w:val="center"/>
+      </w:pPr>
+      <w:r>
+        <w:rPr>
+          <w:rFonts w:ascii="Times New Roman" w:hAnsi="Times New Roman" w:eastAsia="Times New Roman" w:cs="Times New Roman"/>
+        </w:rPr>
+        <w:br w:type="page"/>
+      </w:r>
+    </w:p>
     <w:p>
       <w:pPr>
         <w:pStyle w:val="Heading1"/>
@@ -32720,6 +32878,18 @@
         <w:rPr>
           <w:rFonts w:hint="eastAsia" w:ascii="Times New Roman" w:hAnsi="Times New Roman" w:eastAsia="FangSong" w:cs="Times New Roman"/>
         </w:rPr>
+        <w:t>有机化学</w:t>
+      </w:r>
+      <w:r>
+        <w:rPr>
+          <w:rFonts w:hint="eastAsia" w:ascii="Times New Roman" w:hAnsi="Times New Roman" w:eastAsia="Times New Roman" w:cs="Times New Roman"/>
+        </w:rPr>
+        <w:t>/</w:t>
+      </w:r>
+      <w:r>
+        <w:rPr>
+          <w:rFonts w:hint="eastAsia" w:ascii="Times New Roman" w:hAnsi="Times New Roman" w:eastAsia="FangSong" w:cs="Times New Roman"/>
+        </w:rPr>
         <w:t>重排反应</w:t>
       </w:r>
       <w:r>
@@ -32784,6 +32954,18 @@
           <w:rFonts w:hint="eastAsia" w:ascii="Times New Roman" w:hAnsi="Times New Roman" w:eastAsia="FangSong" w:cs="Times New Roman"/>
         </w:rPr>
         <w:t>学生讲义</w:t>
+      </w:r>
+      <w:r>
+        <w:rPr>
+          <w:rFonts w:hint="eastAsia" w:ascii="Times New Roman" w:hAnsi="Times New Roman" w:eastAsia="Times New Roman" w:cs="Times New Roman"/>
+        </w:rPr>
+        <w:t>/</w:t>
+      </w:r>
+      <w:r>
+        <w:rPr>
+          <w:rFonts w:hint="eastAsia" w:ascii="Times New Roman" w:hAnsi="Times New Roman" w:eastAsia="FangSong" w:cs="Times New Roman"/>
+        </w:rPr>
+        <w:t>有机化学</w:t>
       </w:r>
       <w:r>
         <w:rPr>

--- a/06-学生侧材料/讲义/有机化学/高等有机机理.docx
+++ b/06-学生侧材料/讲义/有机化学/高等有机机理.docx
@@ -3,164 +3,6 @@
 <w:document xmlns:w="http://schemas.openxmlformats.org/wordprocessingml/2006/main" xmlns:m="http://schemas.openxmlformats.org/officeDocument/2006/math" xmlns:r="http://schemas.openxmlformats.org/officeDocument/2006/relationships" xmlns:o="urn:schemas-microsoft-com:office:office" xmlns:v="urn:schemas-microsoft-com:vml" xmlns:w10="urn:schemas-microsoft-com:office:word" xmlns:a="http://schemas.openxmlformats.org/drawingml/2006/main" xmlns:pic="http://schemas.openxmlformats.org/drawingml/2006/picture" xmlns:wp="http://schemas.openxmlformats.org/drawingml/2006/wordprocessingDrawing">
   <w:body>
     <w:bookmarkStart w:id="50" w:name="第4-1讲高等有机机理冲刺班"/>
-    <w:p>
-      <w:pPr>
-        <w:spacing w:after="1800" w:before="1200" w:line="276" w:lineRule="auto"/>
-        <w:jc w:val="center"/>
-      </w:pPr>
-    </w:p>
-    <w:p>
-      <w:pPr>
-        <w:spacing w:after="320" w:before="0" w:line="276" w:lineRule="auto"/>
-        <w:jc w:val="center"/>
-      </w:pPr>
-      <w:r>
-        <w:rPr>
-          <w:rFonts w:ascii="Times New Roman" w:hAnsi="Times New Roman" w:eastAsia="SimHei" w:cs="Times New Roman"/>
-          <w:b/>
-          <w:color w:val="17324D"/>
-          <w:sz w:val="64"/>
-        </w:rPr>
-        <w:t>化学竞赛习题册</w:t>
-      </w:r>
-    </w:p>
-    <w:p>
-      <w:pPr>
-        <w:spacing w:after="120" w:before="0" w:line="276" w:lineRule="auto"/>
-        <w:jc w:val="center"/>
-      </w:pPr>
-      <w:r>
-        <w:rPr>
-          <w:rFonts w:ascii="Times New Roman" w:hAnsi="Times New Roman" w:eastAsia="SimHei" w:cs="Times New Roman"/>
-          <w:b w:val="0"/>
-          <w:color w:val="5B6975"/>
-          <w:sz w:val="32"/>
-        </w:rPr>
-        <w:t>有机化学</w:t>
-      </w:r>
-    </w:p>
-    <w:p>
-      <w:pPr>
-        <w:spacing w:after="600" w:before="0" w:line="276" w:lineRule="auto"/>
-        <w:jc w:val="center"/>
-      </w:pPr>
-      <w:r>
-        <w:rPr>
-          <w:rFonts w:ascii="Times New Roman" w:hAnsi="Times New Roman" w:eastAsia="SimHei" w:cs="Times New Roman"/>
-          <w:b/>
-          <w:color w:val="17324D"/>
-          <w:sz w:val="44"/>
-        </w:rPr>
-        <w:t>第</w:t>
-      </w:r>
-      <w:r>
-        <w:rPr>
-          <w:rFonts w:ascii="Times New Roman" w:hAnsi="Times New Roman" w:eastAsia="Times New Roman" w:cs="Times New Roman"/>
-          <w:b/>
-          <w:color w:val="17324D"/>
-          <w:sz w:val="44"/>
-        </w:rPr>
-        <w:t>4-1</w:t>
-      </w:r>
-      <w:r>
-        <w:rPr>
-          <w:rFonts w:ascii="Times New Roman" w:hAnsi="Times New Roman" w:eastAsia="SimHei" w:cs="Times New Roman"/>
-          <w:b/>
-          <w:color w:val="17324D"/>
-          <w:sz w:val="44"/>
-        </w:rPr>
-        <w:t>讲</w:t>
-      </w:r>
-      <w:r>
-        <w:rPr>
-          <w:rFonts w:ascii="Times New Roman" w:hAnsi="Times New Roman" w:eastAsia="Times New Roman" w:cs="Times New Roman"/>
-          <w:b/>
-          <w:color w:val="17324D"/>
-          <w:sz w:val="44"/>
-        </w:rPr>
-        <w:t>：</w:t>
-      </w:r>
-      <w:r>
-        <w:rPr>
-          <w:rFonts w:ascii="Times New Roman" w:hAnsi="Times New Roman" w:eastAsia="SimHei" w:cs="Times New Roman"/>
-          <w:b/>
-          <w:color w:val="17324D"/>
-          <w:sz w:val="44"/>
-        </w:rPr>
-        <w:t>高等有机机理</w:t>
-      </w:r>
-      <w:r>
-        <w:rPr>
-          <w:rFonts w:ascii="Times New Roman" w:hAnsi="Times New Roman" w:eastAsia="Times New Roman" w:cs="Times New Roman"/>
-          <w:b/>
-          <w:color w:val="17324D"/>
-          <w:sz w:val="44"/>
-        </w:rPr>
-        <w:t>（</w:t>
-      </w:r>
-      <w:r>
-        <w:rPr>
-          <w:rFonts w:ascii="Times New Roman" w:hAnsi="Times New Roman" w:eastAsia="SimHei" w:cs="Times New Roman"/>
-          <w:b/>
-          <w:color w:val="17324D"/>
-          <w:sz w:val="44"/>
-        </w:rPr>
-        <w:t>冲刺班</w:t>
-      </w:r>
-      <w:r>
-        <w:rPr>
-          <w:rFonts w:ascii="Times New Roman" w:hAnsi="Times New Roman" w:eastAsia="Times New Roman" w:cs="Times New Roman"/>
-          <w:b/>
-          <w:color w:val="17324D"/>
-          <w:sz w:val="44"/>
-        </w:rPr>
-        <w:t>）</w:t>
-      </w:r>
-    </w:p>
-    <w:p>
-      <w:pPr>
-        <w:spacing w:after="600" w:before="120" w:line="276" w:lineRule="auto"/>
-        <w:jc w:val="center"/>
-        <w:pBdr>
-          <w:bottom w:val="single" w:sz="8" w:space="4" w:color="4A6577"/>
-        </w:pBdr>
-      </w:pPr>
-    </w:p>
-    <w:p>
-      <w:pPr>
-        <w:spacing w:after="160" w:before="0" w:line="276" w:lineRule="auto"/>
-        <w:jc w:val="center"/>
-      </w:pPr>
-      <w:r>
-        <w:rPr>
-          <w:rFonts w:ascii="Times New Roman" w:hAnsi="Times New Roman" w:eastAsia="FangSong" w:cs="Times New Roman"/>
-          <w:b w:val="0"/>
-          <w:color w:val="5B6975"/>
-          <w:sz w:val="24"/>
-        </w:rPr>
-        <w:t>日期</w:t>
-      </w:r>
-      <w:r>
-        <w:rPr>
-          <w:rFonts w:ascii="Times New Roman" w:hAnsi="Times New Roman" w:eastAsia="Times New Roman" w:cs="Times New Roman"/>
-          <w:b w:val="0"/>
-          <w:color w:val="5B6975"/>
-          <w:sz w:val="24"/>
-        </w:rPr>
-        <w:t>：2026-09-10</w:t>
-      </w:r>
-    </w:p>
-    <w:p>
-      <w:pPr>
-        <w:jc w:val="center"/>
-      </w:pPr>
-      <w:r>
-        <w:rPr>
-          <w:rFonts w:ascii="Times New Roman" w:hAnsi="Times New Roman" w:eastAsia="Times New Roman" w:cs="Times New Roman"/>
-        </w:rPr>
-        <w:br w:type="page"/>
-      </w:r>
-    </w:p>
     <w:p>
       <w:pPr>
         <w:pStyle w:val="Heading1"/>

--- a/06-学生侧材料/讲义/有机化学/高等有机机理.docx
+++ b/06-学生侧材料/讲义/有机化学/高等有机机理.docx
@@ -6034,21 +6034,20 @@
         </w:rPr>
         <w:t xml:space="preserve">：</w:t>
       </w:r>
-    </w:p>
-    <w:p>
-      <w:pPr>
-        <w:pStyle w:val="SourceCode"/>
-      </w:pPr>
-      <w:r>
-        <w:rPr>
-          <w:rStyle w:val="VerbatimChar"/>
+      <w:r>
+        <w:rPr>
+          <w:rFonts w:ascii="Times New Roman" w:hAnsi="Times New Roman" w:eastAsia="Times New Roman" w:cs="Times New Roman"/>
+        </w:rPr>
+        <w:t xml:space="preserve"> </w:t>
+      </w:r>
+      <w:r>
+        <w:rPr>
           <w:rFonts w:ascii="Times New Roman" w:hAnsi="Times New Roman" w:eastAsia="Times New Roman" w:cs="Times New Roman"/>
         </w:rPr>
         <w:t>C</w:t>
       </w:r>
       <w:r>
         <w:rPr>
-          <w:rStyle w:val="VerbatimChar"/>
           <w:rFonts w:ascii="Times New Roman" w:hAnsi="Times New Roman" w:eastAsia="Times New Roman" w:cs="Times New Roman"/>
           <w:vertAlign w:val="subscript"/>
         </w:rPr>
@@ -6056,14 +6055,12 @@
       </w:r>
       <w:r>
         <w:rPr>
-          <w:rStyle w:val="VerbatimChar"/>
           <w:rFonts w:ascii="Times New Roman" w:hAnsi="Times New Roman" w:eastAsia="Times New Roman" w:cs="Times New Roman"/>
         </w:rPr>
         <w:t>H</w:t>
       </w:r>
       <w:r>
         <w:rPr>
-          <w:rStyle w:val="VerbatimChar"/>
           <w:rFonts w:ascii="Times New Roman" w:hAnsi="Times New Roman" w:eastAsia="Times New Roman" w:cs="Times New Roman"/>
           <w:vertAlign w:val="subscript"/>
         </w:rPr>
@@ -6071,14 +6068,12 @@
       </w:r>
       <w:r>
         <w:rPr>
-          <w:rStyle w:val="VerbatimChar"/>
           <w:rFonts w:ascii="Times New Roman" w:hAnsi="Times New Roman" w:eastAsia="Times New Roman" w:cs="Times New Roman"/>
         </w:rPr>
         <w:t>CH</w:t>
       </w:r>
       <w:r>
         <w:rPr>
-          <w:rStyle w:val="VerbatimChar"/>
           <w:rFonts w:ascii="Times New Roman" w:hAnsi="Times New Roman" w:eastAsia="Times New Roman" w:cs="Times New Roman"/>
           <w:vertAlign w:val="subscript"/>
         </w:rPr>
@@ -6086,14 +6081,12 @@
       </w:r>
       <w:r>
         <w:rPr>
-          <w:rStyle w:val="VerbatimChar"/>
           <w:rFonts w:ascii="Times New Roman" w:hAnsi="Times New Roman" w:eastAsia="Times New Roman" w:cs="Times New Roman"/>
         </w:rPr>
         <w:t xml:space="preserve"> + Br</w:t>
       </w:r>
       <w:r>
         <w:rPr>
-          <w:rStyle w:val="VerbatimChar"/>
           <w:rFonts w:ascii="Times New Roman" w:hAnsi="Times New Roman" w:eastAsia="Times New Roman" w:cs="Times New Roman"/>
           <w:vertAlign w:val="subscript"/>
         </w:rPr>
@@ -6101,14 +6094,12 @@
       </w:r>
       <w:r>
         <w:rPr>
-          <w:rStyle w:val="VerbatimChar"/>
           <w:rFonts w:ascii="Times New Roman" w:hAnsi="Times New Roman" w:eastAsia="Times New Roman" w:cs="Times New Roman"/>
         </w:rPr>
         <w:t xml:space="preserve"> → C</w:t>
       </w:r>
       <w:r>
         <w:rPr>
-          <w:rStyle w:val="VerbatimChar"/>
           <w:rFonts w:ascii="Times New Roman" w:hAnsi="Times New Roman" w:eastAsia="Times New Roman" w:cs="Times New Roman"/>
           <w:vertAlign w:val="subscript"/>
         </w:rPr>
@@ -6116,14 +6107,12 @@
       </w:r>
       <w:r>
         <w:rPr>
-          <w:rStyle w:val="VerbatimChar"/>
           <w:rFonts w:ascii="Times New Roman" w:hAnsi="Times New Roman" w:eastAsia="Times New Roman" w:cs="Times New Roman"/>
         </w:rPr>
         <w:t>H</w:t>
       </w:r>
       <w:r>
         <w:rPr>
-          <w:rStyle w:val="VerbatimChar"/>
           <w:rFonts w:ascii="Times New Roman" w:hAnsi="Times New Roman" w:eastAsia="Times New Roman" w:cs="Times New Roman"/>
           <w:vertAlign w:val="subscript"/>
         </w:rPr>
@@ -6131,14 +6120,12 @@
       </w:r>
       <w:r>
         <w:rPr>
-          <w:rStyle w:val="VerbatimChar"/>
           <w:rFonts w:ascii="Times New Roman" w:hAnsi="Times New Roman" w:eastAsia="Times New Roman" w:cs="Times New Roman"/>
         </w:rPr>
         <w:t>CH</w:t>
       </w:r>
       <w:r>
         <w:rPr>
-          <w:rStyle w:val="VerbatimChar"/>
           <w:rFonts w:ascii="Times New Roman" w:hAnsi="Times New Roman" w:eastAsia="Times New Roman" w:cs="Times New Roman"/>
           <w:vertAlign w:val="subscript"/>
         </w:rPr>
@@ -6146,16 +6133,16 @@
       </w:r>
       <w:r>
         <w:rPr>
-          <w:rStyle w:val="VerbatimChar"/>
           <w:rFonts w:ascii="Times New Roman" w:hAnsi="Times New Roman" w:eastAsia="Times New Roman" w:cs="Times New Roman"/>
         </w:rPr>
         <w:t>Br + HBr</w:t>
       </w:r>
-    </w:p>
-    <w:p>
-      <w:pPr>
-        <w:pStyle w:val="FirstParagraph"/>
-      </w:pPr>
+      <w:r>
+        <w:rPr>
+          <w:rFonts w:ascii="Times New Roman" w:hAnsi="Times New Roman" w:eastAsia="Times New Roman" w:cs="Times New Roman"/>
+        </w:rPr>
+        <w:t xml:space="preserve"> </w:t>
+      </w:r>
       <w:r>
         <w:rPr>
           <w:rFonts w:hint="eastAsia" w:ascii="Times New Roman" w:hAnsi="Times New Roman" w:eastAsia="FangSong" w:cs="Times New Roman"/>
@@ -15442,6 +15429,47 @@
         </w:rPr>
         <w:t>）：</w:t>
       </w:r>
+    </w:p>
+    <w:p>
+      <w:pPr>
+        <w:pStyle w:val="Compact"/>
+        <w:numPr>
+          <w:ilvl w:val="0"/>
+          <w:numId w:val="1003"/>
+        </w:numPr>
+      </w:pPr>
+      <w:r>
+        <w:rPr>
+          <w:rFonts w:hint="eastAsia" w:ascii="Times New Roman" w:hAnsi="Times New Roman" w:eastAsia="FangSong" w:cs="Times New Roman"/>
+        </w:rPr>
+        <w:t>强碱</w:t>
+      </w:r>
+      <w:r>
+        <w:rPr>
+          <w:rFonts w:hint="eastAsia" w:ascii="Times New Roman" w:hAnsi="Times New Roman" w:eastAsia="Times New Roman" w:cs="Times New Roman"/>
+        </w:rPr>
+        <w:t>（NH</w:t>
+      </w:r>
+      <w:r>
+        <w:rPr>
+          <w:rFonts w:hint="eastAsia" w:ascii="Times New Roman" w:hAnsi="Times New Roman" w:eastAsia="Times New Roman" w:cs="Times New Roman"/>
+          <w:vertAlign w:val="subscript"/>
+        </w:rPr>
+        <w:t>2</w:t>
+      </w:r>
+      <w:r>
+        <w:rPr>
+          <w:rFonts w:hint="eastAsia" w:ascii="Times New Roman" w:hAnsi="Times New Roman" w:eastAsia="Times New Roman" w:cs="Times New Roman"/>
+          <w:vertAlign w:val="superscript"/>
+        </w:rPr>
+        <w:t>-</w:t>
+      </w:r>
+      <w:r>
+        <w:rPr>
+          <w:rFonts w:hint="eastAsia" w:ascii="Times New Roman" w:hAnsi="Times New Roman" w:eastAsia="Times New Roman" w:cs="Times New Roman"/>
+        </w:rPr>
+        <w:t>,</w:t>
+      </w:r>
       <w:r>
         <w:rPr>
           <w:rFonts w:ascii="Times New Roman" w:hAnsi="Times New Roman" w:eastAsia="Times New Roman" w:cs="Times New Roman"/>
@@ -15450,28 +15478,9 @@
       </w:r>
       <w:r>
         <w:rPr>
-          <w:rFonts w:ascii="Times New Roman" w:hAnsi="Times New Roman" w:eastAsia="Times New Roman" w:cs="Times New Roman"/>
-        </w:rPr>
-        <w:t xml:space="preserve">1. </w:t>
-      </w:r>
-      <w:r>
-        <w:rPr>
-          <w:rFonts w:hint="eastAsia" w:ascii="Times New Roman" w:hAnsi="Times New Roman" w:eastAsia="FangSong" w:cs="Times New Roman"/>
-        </w:rPr>
-        <w:t>强碱</w:t>
-      </w:r>
-      <w:r>
-        <w:rPr>
-          <w:rFonts w:hint="eastAsia" w:ascii="Times New Roman" w:hAnsi="Times New Roman" w:eastAsia="Times New Roman" w:cs="Times New Roman"/>
-        </w:rPr>
-        <w:t>（NH</w:t>
-      </w:r>
-      <w:r>
-        <w:rPr>
-          <w:rFonts w:hint="eastAsia" w:ascii="Times New Roman" w:hAnsi="Times New Roman" w:eastAsia="Times New Roman" w:cs="Times New Roman"/>
-          <w:vertAlign w:val="subscript"/>
-        </w:rPr>
-        <w:t>2</w:t>
+          <w:rFonts w:hint="eastAsia" w:ascii="Times New Roman" w:hAnsi="Times New Roman" w:eastAsia="Times New Roman" w:cs="Times New Roman"/>
+        </w:rPr>
+        <w:t>OH</w:t>
       </w:r>
       <w:r>
         <w:rPr>
@@ -15484,31 +15493,6 @@
         <w:rPr>
           <w:rFonts w:hint="eastAsia" w:ascii="Times New Roman" w:hAnsi="Times New Roman" w:eastAsia="Times New Roman" w:cs="Times New Roman"/>
         </w:rPr>
-        <w:t>,</w:t>
-      </w:r>
-      <w:r>
-        <w:rPr>
-          <w:rFonts w:ascii="Times New Roman" w:hAnsi="Times New Roman" w:eastAsia="Times New Roman" w:cs="Times New Roman"/>
-        </w:rPr>
-        <w:t xml:space="preserve"> </w:t>
-      </w:r>
-      <w:r>
-        <w:rPr>
-          <w:rFonts w:hint="eastAsia" w:ascii="Times New Roman" w:hAnsi="Times New Roman" w:eastAsia="Times New Roman" w:cs="Times New Roman"/>
-        </w:rPr>
-        <w:t>OH</w:t>
-      </w:r>
-      <w:r>
-        <w:rPr>
-          <w:rFonts w:hint="eastAsia" w:ascii="Times New Roman" w:hAnsi="Times New Roman" w:eastAsia="Times New Roman" w:cs="Times New Roman"/>
-          <w:vertAlign w:val="superscript"/>
-        </w:rPr>
-        <w:t>-</w:t>
-      </w:r>
-      <w:r>
-        <w:rPr>
-          <w:rFonts w:hint="eastAsia" w:ascii="Times New Roman" w:hAnsi="Times New Roman" w:eastAsia="Times New Roman" w:cs="Times New Roman"/>
-        </w:rPr>
         <w:t>）</w:t>
       </w:r>
       <w:r>
@@ -15517,18 +15501,15 @@
         </w:rPr>
         <w:t>从卤代芳烃的邻位夺取质子</w:t>
       </w:r>
-      <w:r>
-        <w:rPr>
-          <w:rFonts w:ascii="Times New Roman" w:hAnsi="Times New Roman" w:eastAsia="Times New Roman" w:cs="Times New Roman"/>
-        </w:rPr>
-        <w:t xml:space="preserve"> </w:t>
-      </w:r>
-      <w:r>
-        <w:rPr>
-          <w:rFonts w:ascii="Times New Roman" w:hAnsi="Times New Roman" w:eastAsia="Times New Roman" w:cs="Times New Roman"/>
-        </w:rPr>
-        <w:t xml:space="preserve">2. </w:t>
-      </w:r>
+    </w:p>
+    <w:p>
+      <w:pPr>
+        <w:pStyle w:val="Compact"/>
+        <w:numPr>
+          <w:ilvl w:val="0"/>
+          <w:numId w:val="1003"/>
+        </w:numPr>
+      </w:pPr>
       <w:r>
         <w:rPr>
           <w:rFonts w:hint="eastAsia" w:ascii="Times New Roman" w:hAnsi="Times New Roman" w:eastAsia="FangSong" w:cs="Times New Roman"/>
@@ -15547,18 +15528,15 @@
         </w:rPr>
         <w:t xml:space="preserve">形成芳炔</w:t>
       </w:r>
-      <w:r>
-        <w:rPr>
-          <w:rFonts w:ascii="Times New Roman" w:hAnsi="Times New Roman" w:eastAsia="Times New Roman" w:cs="Times New Roman"/>
-        </w:rPr>
-        <w:t xml:space="preserve"> </w:t>
-      </w:r>
-      <w:r>
-        <w:rPr>
-          <w:rFonts w:ascii="Times New Roman" w:hAnsi="Times New Roman" w:eastAsia="Times New Roman" w:cs="Times New Roman"/>
-        </w:rPr>
-        <w:t xml:space="preserve">3. </w:t>
-      </w:r>
+    </w:p>
+    <w:p>
+      <w:pPr>
+        <w:pStyle w:val="Compact"/>
+        <w:numPr>
+          <w:ilvl w:val="0"/>
+          <w:numId w:val="1003"/>
+        </w:numPr>
+      </w:pPr>
       <w:r>
         <w:rPr>
           <w:rFonts w:hint="eastAsia" w:ascii="Times New Roman" w:hAnsi="Times New Roman" w:eastAsia="FangSong" w:cs="Times New Roman"/>
@@ -17291,7 +17269,7 @@
       <w:pPr>
         <w:numPr>
           <w:ilvl w:val="0"/>
-          <w:numId w:val="1003"/>
+          <w:numId w:val="1004"/>
         </w:numPr>
       </w:pPr>
       <w:r>
@@ -17379,7 +17357,7 @@
       <w:pPr>
         <w:numPr>
           <w:ilvl w:val="0"/>
-          <w:numId w:val="1003"/>
+          <w:numId w:val="1004"/>
         </w:numPr>
       </w:pPr>
       <w:r>
@@ -17507,7 +17485,7 @@
       <w:pPr>
         <w:numPr>
           <w:ilvl w:val="0"/>
-          <w:numId w:val="1003"/>
+          <w:numId w:val="1004"/>
         </w:numPr>
       </w:pPr>
       <w:r>
@@ -17680,7 +17658,7 @@
       <w:pPr>
         <w:numPr>
           <w:ilvl w:val="0"/>
-          <w:numId w:val="1003"/>
+          <w:numId w:val="1004"/>
         </w:numPr>
       </w:pPr>
       <w:r>
@@ -17703,7 +17681,7 @@
         <w:pStyle w:val="Compact"/>
         <w:numPr>
           <w:ilvl w:val="1"/>
-          <w:numId w:val="1004"/>
+          <w:numId w:val="1005"/>
         </w:numPr>
       </w:pPr>
       <w:r>
@@ -17774,7 +17752,7 @@
         <w:pStyle w:val="Compact"/>
         <w:numPr>
           <w:ilvl w:val="1"/>
-          <w:numId w:val="1004"/>
+          <w:numId w:val="1005"/>
         </w:numPr>
       </w:pPr>
       <w:r>
@@ -18646,7 +18624,7 @@
         <w:pStyle w:val="Compact"/>
         <w:numPr>
           <w:ilvl w:val="0"/>
-          <w:numId w:val="1005"/>
+          <w:numId w:val="1006"/>
         </w:numPr>
       </w:pPr>
       <w:r>
@@ -18711,7 +18689,7 @@
         <w:pStyle w:val="Compact"/>
         <w:numPr>
           <w:ilvl w:val="0"/>
-          <w:numId w:val="1005"/>
+          <w:numId w:val="1006"/>
         </w:numPr>
       </w:pPr>
       <w:r>
@@ -18732,7 +18710,7 @@
         <w:pStyle w:val="Compact"/>
         <w:numPr>
           <w:ilvl w:val="1"/>
-          <w:numId w:val="1006"/>
+          <w:numId w:val="1007"/>
         </w:numPr>
       </w:pPr>
       <w:r>
@@ -18796,7 +18774,7 @@
         <w:pStyle w:val="Compact"/>
         <w:numPr>
           <w:ilvl w:val="1"/>
-          <w:numId w:val="1006"/>
+          <w:numId w:val="1007"/>
         </w:numPr>
       </w:pPr>
       <w:r>
@@ -18873,7 +18851,7 @@
         <w:pStyle w:val="Compact"/>
         <w:numPr>
           <w:ilvl w:val="1"/>
-          <w:numId w:val="1006"/>
+          <w:numId w:val="1007"/>
         </w:numPr>
       </w:pPr>
       <w:r>
@@ -18963,7 +18941,7 @@
         <w:pStyle w:val="Compact"/>
         <w:numPr>
           <w:ilvl w:val="0"/>
-          <w:numId w:val="1005"/>
+          <w:numId w:val="1006"/>
         </w:numPr>
       </w:pPr>
       <w:r>
@@ -19038,7 +19016,7 @@
         <w:pStyle w:val="Compact"/>
         <w:numPr>
           <w:ilvl w:val="0"/>
-          <w:numId w:val="1005"/>
+          <w:numId w:val="1006"/>
         </w:numPr>
       </w:pPr>
       <w:r>
@@ -19829,7 +19807,7 @@
         <w:pStyle w:val="Compact"/>
         <w:numPr>
           <w:ilvl w:val="0"/>
-          <w:numId w:val="1007"/>
+          <w:numId w:val="1008"/>
         </w:numPr>
       </w:pPr>
       <w:r>
@@ -19925,7 +19903,7 @@
         <w:pStyle w:val="Compact"/>
         <w:numPr>
           <w:ilvl w:val="0"/>
-          <w:numId w:val="1007"/>
+          <w:numId w:val="1008"/>
         </w:numPr>
       </w:pPr>
       <w:r>
@@ -19983,7 +19961,7 @@
         <w:pStyle w:val="Compact"/>
         <w:numPr>
           <w:ilvl w:val="0"/>
-          <w:numId w:val="1007"/>
+          <w:numId w:val="1008"/>
         </w:numPr>
       </w:pPr>
       <w:r>
@@ -20047,7 +20025,7 @@
         <w:pStyle w:val="Compact"/>
         <w:numPr>
           <w:ilvl w:val="0"/>
-          <w:numId w:val="1007"/>
+          <w:numId w:val="1008"/>
         </w:numPr>
       </w:pPr>
       <w:r>
@@ -21000,1471 +20978,49 @@
         </w:rPr>
         <w:t>）：</w:t>
       </w:r>
-      <w:r>
-        <w:rPr>
-          <w:rFonts w:ascii="Times New Roman" w:hAnsi="Times New Roman" w:eastAsia="Times New Roman" w:cs="Times New Roman"/>
-        </w:rPr>
-        <w:t xml:space="preserve"> </w:t>
-      </w:r>
-      <w:r>
-        <w:rPr>
-          <w:rFonts w:ascii="Times New Roman" w:hAnsi="Times New Roman" w:eastAsia="Times New Roman" w:cs="Times New Roman"/>
-        </w:rPr>
-        <w:t xml:space="preserve">1. </w:t>
-      </w:r>
-      <w:r>
-        <w:rPr>
-          <w:rFonts w:hint="eastAsia" w:ascii="Times New Roman" w:hAnsi="Times New Roman" w:eastAsia="FangSong" w:cs="Times New Roman"/>
-        </w:rPr>
-        <w:t>己三烯</w:t>
-      </w:r>
-      <w:r>
-        <w:rPr>
-          <w:rFonts w:hint="eastAsia" w:ascii="Times New Roman" w:hAnsi="Times New Roman" w:eastAsia="Times New Roman" w:cs="Times New Roman"/>
-        </w:rPr>
-        <w:t>（6π）</w:t>
-      </w:r>
-      <w:r>
-        <w:rPr>
-          <w:rFonts w:hint="eastAsia" w:ascii="Times New Roman" w:hAnsi="Times New Roman" w:eastAsia="FangSong" w:cs="Times New Roman"/>
-        </w:rPr>
-        <w:t>的</w:t>
-      </w:r>
-      <w:r>
-        <w:rPr>
-          <w:rFonts w:ascii="Times New Roman" w:hAnsi="Times New Roman" w:eastAsia="Times New Roman" w:cs="Times New Roman"/>
-        </w:rPr>
-        <w:t xml:space="preserve"> π </w:t>
-      </w:r>
-      <w:r>
-        <w:rPr>
-          <w:rFonts w:hint="eastAsia" w:ascii="Times New Roman" w:hAnsi="Times New Roman" w:eastAsia="FangSong" w:cs="Times New Roman"/>
-        </w:rPr>
-        <w:t>轨道</w:t>
-      </w:r>
-      <w:r>
-        <w:rPr>
-          <w:rFonts w:hint="eastAsia" w:ascii="Times New Roman" w:hAnsi="Times New Roman" w:eastAsia="Times New Roman" w:cs="Times New Roman"/>
-        </w:rPr>
-        <w:t>：</w:t>
-      </w:r>
-      <w:r>
-        <w:rPr>
-          <w:rFonts w:ascii="Times New Roman" w:hAnsi="Times New Roman" w:eastAsia="Times New Roman" w:cs="Times New Roman"/>
-        </w:rPr>
-        <w:t xml:space="preserve"> </w:t>
-      </w:r>
-      <w:r>
-        <w:rPr>
-          <w:rFonts w:ascii="Times New Roman" w:hAnsi="Times New Roman" w:eastAsia="Times New Roman" w:cs="Times New Roman"/>
-        </w:rPr>
-        <w:t xml:space="preserve">- </w:t>
-      </w:r>
-      <w:r>
-        <w:rPr>
-          <w:rFonts w:hint="eastAsia" w:ascii="Times New Roman" w:hAnsi="Times New Roman" w:eastAsia="Times New Roman" w:cs="Times New Roman"/>
-        </w:rPr>
-        <w:t>ψ</w:t>
-      </w:r>
-      <w:r>
-        <w:rPr>
-          <w:rFonts w:hint="eastAsia" w:ascii="Times New Roman" w:hAnsi="Times New Roman" w:eastAsia="Times New Roman" w:cs="Times New Roman"/>
-          <w:vertAlign w:val="subscript"/>
-        </w:rPr>
-        <w:t>1</w:t>
-      </w:r>
-      <w:r>
-        <w:rPr>
-          <w:rFonts w:hint="eastAsia" w:ascii="Times New Roman" w:hAnsi="Times New Roman" w:eastAsia="Times New Roman" w:cs="Times New Roman"/>
-        </w:rPr>
-        <w:t>：</w:t>
-      </w:r>
-      <w:r>
-        <w:rPr>
-          <w:rFonts w:hint="eastAsia" w:ascii="Times New Roman" w:hAnsi="Times New Roman" w:eastAsia="FangSong" w:cs="Times New Roman"/>
-        </w:rPr>
-        <w:t>全部同相位</w:t>
-      </w:r>
-      <w:r>
-        <w:rPr>
-          <w:rFonts w:hint="eastAsia" w:ascii="Times New Roman" w:hAnsi="Times New Roman" w:eastAsia="Times New Roman" w:cs="Times New Roman"/>
-        </w:rPr>
-        <w:t>（0</w:t>
-      </w:r>
-      <w:r>
-        <w:rPr>
-          <w:rFonts w:ascii="Times New Roman" w:hAnsi="Times New Roman" w:eastAsia="Times New Roman" w:cs="Times New Roman"/>
-        </w:rPr>
-        <w:t xml:space="preserve"> </w:t>
-      </w:r>
-      <w:r>
-        <w:rPr>
-          <w:rFonts w:hint="eastAsia" w:ascii="Times New Roman" w:hAnsi="Times New Roman" w:eastAsia="FangSong" w:cs="Times New Roman"/>
-        </w:rPr>
-        <w:t>节点</w:t>
-      </w:r>
-      <w:r>
-        <w:rPr>
-          <w:rFonts w:hint="eastAsia" w:ascii="Times New Roman" w:hAnsi="Times New Roman" w:eastAsia="Times New Roman" w:cs="Times New Roman"/>
-        </w:rPr>
-        <w:t>）</w:t>
-      </w:r>
-      <w:r>
-        <w:rPr>
-          <w:rFonts w:ascii="Times New Roman" w:hAnsi="Times New Roman" w:eastAsia="Times New Roman" w:cs="Times New Roman"/>
-        </w:rPr>
-        <w:t xml:space="preserve"> </w:t>
-      </w:r>
-      <w:r>
-        <w:rPr>
-          <w:rFonts w:ascii="Times New Roman" w:hAnsi="Times New Roman" w:eastAsia="Times New Roman" w:cs="Times New Roman"/>
-        </w:rPr>
-        <w:t xml:space="preserve">- </w:t>
-      </w:r>
-      <w:r>
-        <w:rPr>
-          <w:rFonts w:hint="eastAsia" w:ascii="Times New Roman" w:hAnsi="Times New Roman" w:eastAsia="Times New Roman" w:cs="Times New Roman"/>
-        </w:rPr>
-        <w:t>ψ</w:t>
-      </w:r>
-      <w:r>
-        <w:rPr>
-          <w:rFonts w:hint="eastAsia" w:ascii="Times New Roman" w:hAnsi="Times New Roman" w:eastAsia="Times New Roman" w:cs="Times New Roman"/>
-          <w:vertAlign w:val="subscript"/>
-        </w:rPr>
-        <w:t>2</w:t>
-      </w:r>
-      <w:r>
-        <w:rPr>
-          <w:rFonts w:hint="eastAsia" w:ascii="Times New Roman" w:hAnsi="Times New Roman" w:eastAsia="Times New Roman" w:cs="Times New Roman"/>
-        </w:rPr>
-        <w:t>：1</w:t>
-      </w:r>
-      <w:r>
-        <w:rPr>
-          <w:rFonts w:ascii="Times New Roman" w:hAnsi="Times New Roman" w:eastAsia="Times New Roman" w:cs="Times New Roman"/>
-        </w:rPr>
-        <w:t xml:space="preserve"> </w:t>
-      </w:r>
-      <w:r>
-        <w:rPr>
-          <w:rFonts w:hint="eastAsia" w:ascii="Times New Roman" w:hAnsi="Times New Roman" w:eastAsia="FangSong" w:cs="Times New Roman"/>
-        </w:rPr>
-        <w:t>个节点</w:t>
-      </w:r>
-      <w:r>
-        <w:rPr>
-          <w:rFonts w:hint="eastAsia" w:ascii="Times New Roman" w:hAnsi="Times New Roman" w:eastAsia="Times New Roman" w:cs="Times New Roman"/>
-        </w:rPr>
-        <w:t>（</w:t>
-      </w:r>
-      <w:r>
-        <w:rPr>
-          <w:rFonts w:hint="eastAsia" w:ascii="Times New Roman" w:hAnsi="Times New Roman" w:eastAsia="FangSong" w:cs="Times New Roman"/>
-        </w:rPr>
-        <w:t>成键</w:t>
-      </w:r>
-      <w:r>
-        <w:rPr>
-          <w:rFonts w:hint="eastAsia" w:ascii="Times New Roman" w:hAnsi="Times New Roman" w:eastAsia="Times New Roman" w:cs="Times New Roman"/>
-        </w:rPr>
-        <w:t>/</w:t>
-      </w:r>
-      <w:r>
-        <w:rPr>
-          <w:rFonts w:hint="eastAsia" w:ascii="Times New Roman" w:hAnsi="Times New Roman" w:eastAsia="FangSong" w:cs="Times New Roman"/>
-        </w:rPr>
-        <w:t>反键交替</w:t>
-      </w:r>
-      <w:r>
-        <w:rPr>
-          <w:rFonts w:hint="eastAsia" w:ascii="Times New Roman" w:hAnsi="Times New Roman" w:eastAsia="Times New Roman" w:cs="Times New Roman"/>
-        </w:rPr>
-        <w:t>）</w:t>
-      </w:r>
-      <w:r>
-        <w:rPr>
-          <w:rFonts w:ascii="Times New Roman" w:hAnsi="Times New Roman" w:eastAsia="Times New Roman" w:cs="Times New Roman"/>
-        </w:rPr>
-        <w:t xml:space="preserve"> </w:t>
-      </w:r>
-      <w:r>
-        <w:rPr>
-          <w:rFonts w:ascii="Times New Roman" w:hAnsi="Times New Roman" w:eastAsia="Times New Roman" w:cs="Times New Roman"/>
-        </w:rPr>
-        <w:t xml:space="preserve">- </w:t>
-      </w:r>
-      <w:r>
-        <w:rPr>
-          <w:rFonts w:hint="eastAsia" w:ascii="Times New Roman" w:hAnsi="Times New Roman" w:eastAsia="Times New Roman" w:cs="Times New Roman"/>
-        </w:rPr>
-        <w:t>ψ</w:t>
-      </w:r>
-      <w:r>
-        <w:rPr>
-          <w:rFonts w:hint="eastAsia" w:ascii="Times New Roman" w:hAnsi="Times New Roman" w:eastAsia="Times New Roman" w:cs="Times New Roman"/>
-          <w:vertAlign w:val="subscript"/>
-        </w:rPr>
-        <w:t>3</w:t>
-      </w:r>
-      <w:r>
-        <w:rPr>
-          <w:rFonts w:hint="eastAsia" w:ascii="Times New Roman" w:hAnsi="Times New Roman" w:eastAsia="Times New Roman" w:cs="Times New Roman"/>
-        </w:rPr>
-        <w:t>：2</w:t>
-      </w:r>
-      <w:r>
-        <w:rPr>
-          <w:rFonts w:ascii="Times New Roman" w:hAnsi="Times New Roman" w:eastAsia="Times New Roman" w:cs="Times New Roman"/>
-        </w:rPr>
-        <w:t xml:space="preserve"> </w:t>
-      </w:r>
-      <w:r>
-        <w:rPr>
-          <w:rFonts w:hint="eastAsia" w:ascii="Times New Roman" w:hAnsi="Times New Roman" w:eastAsia="FangSong" w:cs="Times New Roman"/>
-        </w:rPr>
-        <w:t xml:space="preserve">个节点</w:t>
-      </w:r>
-      <w:r>
-        <w:rPr>
-          <w:rFonts w:ascii="Times New Roman" w:hAnsi="Times New Roman" w:eastAsia="Times New Roman" w:cs="Times New Roman"/>
-        </w:rPr>
-        <w:t xml:space="preserve"> →</w:t>
-      </w:r>
-      <w:r>
-        <w:rPr>
-          <w:rFonts w:ascii="Times New Roman" w:hAnsi="Times New Roman" w:eastAsia="Times New Roman" w:cs="Times New Roman"/>
-        </w:rPr>
-        <w:t xml:space="preserve"> </w:t>
-      </w:r>
-      <w:r>
-        <w:rPr>
-          <w:rFonts w:ascii="Times New Roman" w:hAnsi="Times New Roman" w:eastAsia="Times New Roman" w:cs="Times New Roman"/>
-          <w:b/>
-          <w:bCs/>
-        </w:rPr>
-        <w:t xml:space="preserve">HOMO</w:t>
-      </w:r>
-      <w:r>
-        <w:rPr>
-          <w:rFonts w:hint="eastAsia" w:ascii="Times New Roman" w:hAnsi="Times New Roman" w:eastAsia="Times New Roman" w:cs="Times New Roman"/>
-        </w:rPr>
-        <w:t>（</w:t>
-      </w:r>
-      <w:r>
-        <w:rPr>
-          <w:rFonts w:hint="eastAsia" w:ascii="Times New Roman" w:hAnsi="Times New Roman" w:eastAsia="FangSong" w:cs="Times New Roman"/>
-        </w:rPr>
-        <w:t>基态</w:t>
-      </w:r>
-      <w:r>
-        <w:rPr>
-          <w:rFonts w:ascii="Times New Roman" w:hAnsi="Times New Roman" w:eastAsia="Times New Roman" w:cs="Times New Roman"/>
-        </w:rPr>
-        <w:t xml:space="preserve"> 6 </w:t>
-      </w:r>
-      <w:r>
-        <w:rPr>
-          <w:rFonts w:hint="eastAsia" w:ascii="Times New Roman" w:hAnsi="Times New Roman" w:eastAsia="FangSong" w:cs="Times New Roman"/>
-        </w:rPr>
-        <w:t xml:space="preserve">个电子填满</w:t>
-      </w:r>
-      <w:r>
-        <w:rPr>
-          <w:rFonts w:ascii="Times New Roman" w:hAnsi="Times New Roman" w:eastAsia="Times New Roman" w:cs="Times New Roman"/>
-        </w:rPr>
-        <w:t xml:space="preserve"> </w:t>
-      </w:r>
-      <w:r>
-        <w:rPr>
-          <w:rFonts w:hint="eastAsia" w:ascii="Times New Roman" w:hAnsi="Times New Roman" w:eastAsia="Times New Roman" w:cs="Times New Roman"/>
-        </w:rPr>
-        <w:t>ψ</w:t>
-      </w:r>
-      <w:r>
-        <w:rPr>
-          <w:rFonts w:hint="eastAsia" w:ascii="Times New Roman" w:hAnsi="Times New Roman" w:eastAsia="Times New Roman" w:cs="Times New Roman"/>
-          <w:vertAlign w:val="subscript"/>
-        </w:rPr>
-        <w:t>1</w:t>
-      </w:r>
-      <w:r>
-        <w:rPr>
-          <w:rFonts w:hint="eastAsia" w:ascii="Times New Roman" w:hAnsi="Times New Roman" w:eastAsia="Times New Roman" w:cs="Times New Roman"/>
-        </w:rPr>
-        <w:t>→ψ</w:t>
-      </w:r>
-      <w:r>
-        <w:rPr>
-          <w:rFonts w:hint="eastAsia" w:ascii="Times New Roman" w:hAnsi="Times New Roman" w:eastAsia="Times New Roman" w:cs="Times New Roman"/>
-          <w:vertAlign w:val="subscript"/>
-        </w:rPr>
-        <w:t>3</w:t>
-      </w:r>
-      <w:r>
-        <w:rPr>
-          <w:rFonts w:hint="eastAsia" w:ascii="Times New Roman" w:hAnsi="Times New Roman" w:eastAsia="Times New Roman" w:cs="Times New Roman"/>
-        </w:rPr>
-        <w:t>）</w:t>
-      </w:r>
-      <w:r>
-        <w:rPr>
-          <w:rFonts w:ascii="Times New Roman" w:hAnsi="Times New Roman" w:eastAsia="Times New Roman" w:cs="Times New Roman"/>
-        </w:rPr>
-        <w:t xml:space="preserve"> </w:t>
-      </w:r>
-      <w:r>
-        <w:rPr>
-          <w:rFonts w:ascii="Times New Roman" w:hAnsi="Times New Roman" w:eastAsia="Times New Roman" w:cs="Times New Roman"/>
-        </w:rPr>
-        <w:t xml:space="preserve">- </w:t>
-      </w:r>
-      <w:r>
-        <w:rPr>
-          <w:rFonts w:hint="eastAsia" w:ascii="Times New Roman" w:hAnsi="Times New Roman" w:eastAsia="Times New Roman" w:cs="Times New Roman"/>
-        </w:rPr>
-        <w:t>ψ</w:t>
-      </w:r>
-      <w:r>
-        <w:rPr>
-          <w:rFonts w:hint="eastAsia" w:ascii="Times New Roman" w:hAnsi="Times New Roman" w:eastAsia="Times New Roman" w:cs="Times New Roman"/>
-          <w:vertAlign w:val="subscript"/>
-        </w:rPr>
-        <w:t>4</w:t>
-      </w:r>
-      <w:r>
-        <w:rPr>
-          <w:rFonts w:hint="eastAsia" w:ascii="Times New Roman" w:hAnsi="Times New Roman" w:eastAsia="Times New Roman" w:cs="Times New Roman"/>
-        </w:rPr>
-        <w:t>：3</w:t>
-      </w:r>
-      <w:r>
-        <w:rPr>
-          <w:rFonts w:ascii="Times New Roman" w:hAnsi="Times New Roman" w:eastAsia="Times New Roman" w:cs="Times New Roman"/>
-        </w:rPr>
-        <w:t xml:space="preserve"> </w:t>
-      </w:r>
-      <w:r>
-        <w:rPr>
-          <w:rFonts w:hint="eastAsia" w:ascii="Times New Roman" w:hAnsi="Times New Roman" w:eastAsia="FangSong" w:cs="Times New Roman"/>
-        </w:rPr>
-        <w:t xml:space="preserve">个节点</w:t>
-      </w:r>
-      <w:r>
-        <w:rPr>
-          <w:rFonts w:ascii="Times New Roman" w:hAnsi="Times New Roman" w:eastAsia="Times New Roman" w:cs="Times New Roman"/>
-        </w:rPr>
-        <w:t xml:space="preserve"> → LUMO</w:t>
-      </w:r>
     </w:p>
     <w:p>
       <w:pPr>
         <w:numPr>
           <w:ilvl w:val="0"/>
-          <w:numId w:val="1008"/>
-        </w:numPr>
-      </w:pPr>
-      <w:r>
-        <w:rPr>
-          <w:rFonts w:hint="eastAsia" w:ascii="Times New Roman" w:hAnsi="Times New Roman" w:eastAsia="Times New Roman" w:cs="Times New Roman"/>
-          <w:b/>
-          <w:bCs/>
-        </w:rPr>
-        <w:t>HOMO（ψ</w:t>
-      </w:r>
-      <w:r>
-        <w:rPr>
-          <w:rFonts w:hint="eastAsia" w:ascii="Times New Roman" w:hAnsi="Times New Roman" w:eastAsia="Times New Roman" w:cs="Times New Roman"/>
-          <w:b/>
-          <w:bCs/>
-          <w:vertAlign w:val="subscript"/>
-        </w:rPr>
-        <w:t>3</w:t>
-      </w:r>
-      <w:r>
-        <w:rPr>
-          <w:rFonts w:hint="eastAsia" w:ascii="Times New Roman" w:hAnsi="Times New Roman" w:eastAsia="Times New Roman" w:cs="Times New Roman"/>
-          <w:b/>
-          <w:bCs/>
-        </w:rPr>
-        <w:t>）</w:t>
-      </w:r>
-      <w:r>
-        <w:rPr>
-          <w:rFonts w:hint="eastAsia" w:ascii="Times New Roman" w:hAnsi="Times New Roman" w:eastAsia="FangSong" w:cs="Times New Roman"/>
-          <w:b/>
-          <w:bCs/>
-        </w:rPr>
-        <w:t>的末端相位相同</w:t>
-      </w:r>
-      <w:r>
-        <w:rPr>
-          <w:rFonts w:ascii="Times New Roman" w:hAnsi="Times New Roman" w:eastAsia="Times New Roman" w:cs="Times New Roman"/>
-        </w:rPr>
-        <w:t xml:space="preserve"> </w:t>
-      </w:r>
-      <w:r>
-        <w:rPr>
-          <w:rFonts w:ascii="Times New Roman" w:hAnsi="Times New Roman" w:eastAsia="Times New Roman" w:cs="Times New Roman"/>
-        </w:rPr>
-        <w:t xml:space="preserve">→ </w:t>
-      </w:r>
-      <w:r>
-        <w:rPr>
-          <w:rFonts w:hint="eastAsia" w:ascii="Times New Roman" w:hAnsi="Times New Roman" w:eastAsia="FangSong" w:cs="Times New Roman"/>
-        </w:rPr>
-        <w:t>对旋</w:t>
-      </w:r>
-      <w:r>
-        <w:rPr>
-          <w:rFonts w:hint="eastAsia" w:ascii="Times New Roman" w:hAnsi="Times New Roman" w:eastAsia="Times New Roman" w:cs="Times New Roman"/>
-        </w:rPr>
-        <w:t>（</w:t>
-      </w:r>
-      <w:r>
-        <w:rPr>
-          <w:rFonts w:hint="eastAsia" w:ascii="Times New Roman" w:hAnsi="Times New Roman" w:eastAsia="FangSong" w:cs="Times New Roman"/>
-        </w:rPr>
-        <w:t>两个末端朝同方向旋转</w:t>
-      </w:r>
-      <w:r>
-        <w:rPr>
-          <w:rFonts w:hint="eastAsia" w:ascii="Times New Roman" w:hAnsi="Times New Roman" w:eastAsia="Times New Roman" w:cs="Times New Roman"/>
-        </w:rPr>
-        <w:t>）</w:t>
-      </w:r>
-      <w:r>
-        <w:rPr>
-          <w:rFonts w:hint="eastAsia" w:ascii="Times New Roman" w:hAnsi="Times New Roman" w:eastAsia="FangSong" w:cs="Times New Roman"/>
-        </w:rPr>
-        <w:t>才能有效成键</w:t>
-      </w:r>
-    </w:p>
-    <w:p>
-      <w:pPr>
-        <w:numPr>
-          <w:ilvl w:val="0"/>
-          <w:numId w:val="1008"/>
-        </w:numPr>
-      </w:pPr>
-      <w:r>
-        <w:rPr>
-          <w:rFonts w:hint="eastAsia" w:ascii="Times New Roman" w:hAnsi="Times New Roman" w:eastAsia="FangSong" w:cs="Times New Roman"/>
-        </w:rPr>
-        <w:t>产物</w:t>
-      </w:r>
-      <w:r>
-        <w:rPr>
-          <w:rFonts w:hint="eastAsia" w:ascii="Times New Roman" w:hAnsi="Times New Roman" w:eastAsia="Times New Roman" w:cs="Times New Roman"/>
-        </w:rPr>
-        <w:t>：</w:t>
-      </w:r>
-      <w:r>
-        <w:rPr>
-          <w:rFonts w:hint="eastAsia" w:ascii="Times New Roman" w:hAnsi="Times New Roman" w:eastAsia="FangSong" w:cs="Times New Roman"/>
-        </w:rPr>
-        <w:t>环己二烯结构</w:t>
-      </w:r>
-      <w:r>
-        <w:rPr>
-          <w:rFonts w:hint="eastAsia" w:ascii="Times New Roman" w:hAnsi="Times New Roman" w:eastAsia="Times New Roman" w:cs="Times New Roman"/>
-        </w:rPr>
-        <w:t>，</w:t>
-      </w:r>
-      <w:r>
-        <w:rPr>
-          <w:rFonts w:hint="eastAsia" w:ascii="Times New Roman" w:hAnsi="Times New Roman" w:eastAsia="FangSong" w:cs="Times New Roman"/>
-        </w:rPr>
-        <w:t>两个甲基在</w:t>
-      </w:r>
-      <w:r>
-        <w:rPr>
-          <w:rFonts w:hint="eastAsia" w:ascii="Times New Roman" w:hAnsi="Times New Roman" w:eastAsia="FangSong" w:cs="Times New Roman"/>
-          <w:b/>
-          <w:bCs/>
-        </w:rPr>
-        <w:t xml:space="preserve">顺式</w:t>
-      </w:r>
-      <w:r>
-        <w:rPr>
-          <w:rFonts w:hint="eastAsia" w:ascii="Times New Roman" w:hAnsi="Times New Roman" w:eastAsia="FangSong" w:cs="Times New Roman"/>
-        </w:rPr>
-        <w:t>位置</w:t>
-      </w:r>
-      <w:r>
-        <w:rPr>
-          <w:rFonts w:hint="eastAsia" w:ascii="Times New Roman" w:hAnsi="Times New Roman" w:eastAsia="Times New Roman" w:cs="Times New Roman"/>
-        </w:rPr>
-        <w:t>（</w:t>
-      </w:r>
-      <w:r>
-        <w:rPr>
-          <w:rFonts w:hint="eastAsia" w:ascii="Times New Roman" w:hAnsi="Times New Roman" w:eastAsia="FangSong" w:cs="Times New Roman"/>
-        </w:rPr>
-        <w:t>对旋</w:t>
-      </w:r>
-      <w:r>
-        <w:rPr>
-          <w:rFonts w:hint="eastAsia" w:ascii="Times New Roman" w:hAnsi="Times New Roman" w:eastAsia="Times New Roman" w:cs="Times New Roman"/>
-        </w:rPr>
-        <w:t>→</w:t>
-      </w:r>
-      <w:r>
-        <w:rPr>
-          <w:rFonts w:hint="eastAsia" w:ascii="Times New Roman" w:hAnsi="Times New Roman" w:eastAsia="FangSong" w:cs="Times New Roman"/>
-        </w:rPr>
-        <w:t>顺式二取代</w:t>
-      </w:r>
-      <w:r>
-        <w:rPr>
-          <w:rFonts w:hint="eastAsia" w:ascii="Times New Roman" w:hAnsi="Times New Roman" w:eastAsia="Times New Roman" w:cs="Times New Roman"/>
-        </w:rPr>
-        <w:t>）</w:t>
-      </w:r>
-    </w:p>
-    <w:p>
-      <w:pPr>
-        <w:pStyle w:val="FirstParagraph"/>
-      </w:pPr>
-      <w:r>
-        <w:rPr>
-          <w:rFonts w:hint="eastAsia" w:ascii="Times New Roman" w:hAnsi="Times New Roman" w:eastAsia="FangSong" w:cs="Times New Roman"/>
-          <w:b/>
-          <w:bCs/>
-        </w:rPr>
-        <w:t xml:space="preserve">答案</w:t>
-      </w:r>
-      <w:r>
-        <w:rPr>
-          <w:rFonts w:hint="eastAsia" w:ascii="Times New Roman" w:hAnsi="Times New Roman" w:eastAsia="Times New Roman" w:cs="Times New Roman"/>
-        </w:rPr>
-        <w:t>：</w:t>
-      </w:r>
-      <w:r>
-        <w:rPr>
-          <w:rFonts w:hint="eastAsia" w:ascii="Times New Roman" w:hAnsi="Times New Roman" w:eastAsia="FangSong" w:cs="Times New Roman"/>
-        </w:rPr>
-        <w:t>热反应</w:t>
-      </w:r>
-      <w:r>
-        <w:rPr>
-          <w:rFonts w:ascii="Times New Roman" w:hAnsi="Times New Roman" w:eastAsia="Times New Roman" w:cs="Times New Roman"/>
-        </w:rPr>
-        <w:t xml:space="preserve"> → </w:t>
-      </w:r>
-      <w:r>
-        <w:rPr>
-          <w:rFonts w:hint="eastAsia" w:ascii="Times New Roman" w:hAnsi="Times New Roman" w:eastAsia="FangSong" w:cs="Times New Roman"/>
-        </w:rPr>
-        <w:t>对旋</w:t>
-      </w:r>
-      <w:r>
-        <w:rPr>
-          <w:rFonts w:hint="eastAsia" w:ascii="Times New Roman" w:hAnsi="Times New Roman" w:eastAsia="Times New Roman" w:cs="Times New Roman"/>
-        </w:rPr>
-        <w:t>（disrotatory）→</w:t>
-      </w:r>
-      <w:r>
-        <w:rPr>
-          <w:rFonts w:ascii="Times New Roman" w:hAnsi="Times New Roman" w:eastAsia="Times New Roman" w:cs="Times New Roman"/>
-        </w:rPr>
-        <w:t xml:space="preserve"> </w:t>
-      </w:r>
-      <w:r>
-        <w:rPr>
-          <w:rFonts w:hint="eastAsia" w:ascii="Times New Roman" w:hAnsi="Times New Roman" w:eastAsia="FangSong" w:cs="Times New Roman"/>
-        </w:rPr>
-        <w:t>产物为顺式二取代环己二烯</w:t>
-      </w:r>
-      <w:r>
-        <w:rPr>
-          <w:rFonts w:hint="eastAsia" w:ascii="Times New Roman" w:hAnsi="Times New Roman" w:eastAsia="Times New Roman" w:cs="Times New Roman"/>
-        </w:rPr>
-        <w:t>。</w:t>
-      </w:r>
-      <w:r>
-        <w:rPr>
-          <w:rFonts w:hint="eastAsia" w:ascii="Times New Roman" w:hAnsi="Times New Roman" w:eastAsia="FangSong" w:cs="Times New Roman"/>
-        </w:rPr>
-        <w:t>若为光反应</w:t>
-      </w:r>
-      <w:r>
-        <w:rPr>
-          <w:rFonts w:ascii="Times New Roman" w:hAnsi="Times New Roman" w:eastAsia="Times New Roman" w:cs="Times New Roman"/>
-        </w:rPr>
-        <w:t xml:space="preserve"> → </w:t>
-      </w:r>
-      <w:r>
-        <w:rPr>
-          <w:rFonts w:hint="eastAsia" w:ascii="Times New Roman" w:hAnsi="Times New Roman" w:eastAsia="FangSong" w:cs="Times New Roman"/>
-        </w:rPr>
-        <w:t xml:space="preserve">顺旋</w:t>
-      </w:r>
-      <w:r>
-        <w:rPr>
-          <w:rFonts w:ascii="Times New Roman" w:hAnsi="Times New Roman" w:eastAsia="Times New Roman" w:cs="Times New Roman"/>
-        </w:rPr>
-        <w:t xml:space="preserve"> → </w:t>
-      </w:r>
-      <w:r>
-        <w:rPr>
-          <w:rFonts w:hint="eastAsia" w:ascii="Times New Roman" w:hAnsi="Times New Roman" w:eastAsia="FangSong" w:cs="Times New Roman"/>
-        </w:rPr>
-        <w:t>反式产物</w:t>
-      </w:r>
-      <w:r>
-        <w:rPr>
-          <w:rFonts w:hint="eastAsia" w:ascii="Times New Roman" w:hAnsi="Times New Roman" w:eastAsia="Times New Roman" w:cs="Times New Roman"/>
-        </w:rPr>
-        <w:t>。</w:t>
-      </w:r>
-    </w:p>
-    <w:p>
-      <w:pPr>
-        <w:pStyle w:val="BodyText"/>
-      </w:pPr>
-      <w:r>
-        <w:rPr>
-          <w:rFonts w:hint="eastAsia" w:ascii="Times New Roman" w:hAnsi="Times New Roman" w:eastAsia="FangSong" w:cs="Times New Roman"/>
-          <w:b/>
-          <w:bCs/>
-        </w:rPr>
-        <w:t xml:space="preserve">反思</w:t>
-      </w:r>
-      <w:r>
-        <w:rPr>
-          <w:rFonts w:hint="eastAsia" w:ascii="Times New Roman" w:hAnsi="Times New Roman" w:eastAsia="Times New Roman" w:cs="Times New Roman"/>
-        </w:rPr>
-        <w:t>：</w:t>
-      </w:r>
-      <w:r>
-        <w:rPr>
-          <w:rFonts w:hint="eastAsia" w:ascii="Times New Roman" w:hAnsi="Times New Roman" w:eastAsia="FangSong" w:cs="Times New Roman"/>
-        </w:rPr>
-        <w:t>不要背</w:t>
-      </w:r>
-      <w:r>
-        <w:rPr>
-          <w:rFonts w:hint="eastAsia" w:ascii="Times New Roman" w:hAnsi="Times New Roman" w:eastAsia="Times New Roman" w:cs="Times New Roman"/>
-        </w:rPr>
-        <w:t>”4n+2</w:t>
-      </w:r>
-      <w:r>
-        <w:rPr>
-          <w:rFonts w:ascii="Times New Roman" w:hAnsi="Times New Roman" w:eastAsia="Times New Roman" w:cs="Times New Roman"/>
-        </w:rPr>
-        <w:t xml:space="preserve"> </w:t>
-      </w:r>
-      <w:r>
-        <w:rPr>
-          <w:rFonts w:hint="eastAsia" w:ascii="Times New Roman" w:hAnsi="Times New Roman" w:eastAsia="FangSong" w:cs="Times New Roman"/>
-        </w:rPr>
-        <w:t>热对旋</w:t>
-      </w:r>
-      <w:r>
-        <w:rPr>
-          <w:rFonts w:hint="eastAsia" w:ascii="Times New Roman" w:hAnsi="Times New Roman" w:eastAsia="Times New Roman" w:cs="Times New Roman"/>
-        </w:rPr>
-        <w:t>”</w:t>
-      </w:r>
-      <w:r>
-        <w:rPr>
-          <w:rFonts w:hint="eastAsia" w:ascii="Times New Roman" w:hAnsi="Times New Roman" w:eastAsia="FangSong" w:cs="Times New Roman"/>
-        </w:rPr>
-        <w:t>就了事</w:t>
-      </w:r>
-      <w:r>
-        <w:rPr>
-          <w:rFonts w:hint="eastAsia" w:ascii="Times New Roman" w:hAnsi="Times New Roman" w:eastAsia="Times New Roman" w:cs="Times New Roman"/>
-        </w:rPr>
-        <w:t>。</w:t>
-      </w:r>
-      <w:r>
-        <w:rPr>
-          <w:rFonts w:hint="eastAsia" w:ascii="Times New Roman" w:hAnsi="Times New Roman" w:eastAsia="FangSong" w:cs="Times New Roman"/>
-        </w:rPr>
-        <w:t>画轨道步骤</w:t>
-      </w:r>
-      <w:r>
-        <w:rPr>
-          <w:rFonts w:hint="eastAsia" w:ascii="Times New Roman" w:hAnsi="Times New Roman" w:eastAsia="Times New Roman" w:cs="Times New Roman"/>
-        </w:rPr>
-        <w:t>：</w:t>
-      </w:r>
-      <w:r>
-        <w:rPr>
-          <w:rFonts w:ascii="Times New Roman" w:hAnsi="Times New Roman" w:eastAsia="Times New Roman" w:cs="Times New Roman"/>
-        </w:rPr>
-        <w:t xml:space="preserve"> </w:t>
-      </w:r>
-      <w:r>
-        <w:rPr>
-          <w:rFonts w:ascii="Times New Roman" w:hAnsi="Times New Roman" w:eastAsia="Times New Roman" w:cs="Times New Roman"/>
-        </w:rPr>
-        <w:t xml:space="preserve">1. </w:t>
-      </w:r>
-      <w:r>
-        <w:rPr>
-          <w:rFonts w:hint="eastAsia" w:ascii="Times New Roman" w:hAnsi="Times New Roman" w:eastAsia="FangSong" w:cs="Times New Roman"/>
-        </w:rPr>
-        <w:t xml:space="preserve">数电子数</w:t>
-      </w:r>
-      <w:r>
-        <w:rPr>
-          <w:rFonts w:ascii="Times New Roman" w:hAnsi="Times New Roman" w:eastAsia="Times New Roman" w:cs="Times New Roman"/>
-        </w:rPr>
-        <w:t xml:space="preserve"> </w:t>
-      </w:r>
-      <w:r>
-        <w:rPr>
-          <w:rFonts w:ascii="Times New Roman" w:hAnsi="Times New Roman" w:eastAsia="Times New Roman" w:cs="Times New Roman"/>
-        </w:rPr>
-        <w:t xml:space="preserve">2. </w:t>
-      </w:r>
-      <w:r>
-        <w:rPr>
-          <w:rFonts w:hint="eastAsia" w:ascii="Times New Roman" w:hAnsi="Times New Roman" w:eastAsia="FangSong" w:cs="Times New Roman"/>
-        </w:rPr>
-        <w:t xml:space="preserve">判断</w:t>
-      </w:r>
-      <w:r>
-        <w:rPr>
-          <w:rFonts w:ascii="Times New Roman" w:hAnsi="Times New Roman" w:eastAsia="Times New Roman" w:cs="Times New Roman"/>
-        </w:rPr>
-        <w:t xml:space="preserve"> n</w:t>
-      </w:r>
-      <w:r>
-        <w:rPr>
-          <w:rFonts w:ascii="Times New Roman" w:hAnsi="Times New Roman" w:eastAsia="Times New Roman" w:cs="Times New Roman"/>
-        </w:rPr>
-        <w:t xml:space="preserve"> </w:t>
-      </w:r>
-      <w:r>
-        <w:rPr>
-          <w:rFonts w:ascii="Times New Roman" w:hAnsi="Times New Roman" w:eastAsia="Times New Roman" w:cs="Times New Roman"/>
-        </w:rPr>
-        <w:t xml:space="preserve">3. </w:t>
-      </w:r>
-      <w:r>
-        <w:rPr>
-          <w:rFonts w:hint="eastAsia" w:ascii="Times New Roman" w:hAnsi="Times New Roman" w:eastAsia="FangSong" w:cs="Times New Roman"/>
-        </w:rPr>
-        <w:t xml:space="preserve">画</w:t>
-      </w:r>
-      <w:r>
-        <w:rPr>
-          <w:rFonts w:ascii="Times New Roman" w:hAnsi="Times New Roman" w:eastAsia="Times New Roman" w:cs="Times New Roman"/>
-        </w:rPr>
-        <w:t xml:space="preserve"> HOMO </w:t>
-      </w:r>
-      <w:r>
-        <w:rPr>
-          <w:rFonts w:hint="eastAsia" w:ascii="Times New Roman" w:hAnsi="Times New Roman" w:eastAsia="FangSong" w:cs="Times New Roman"/>
-        </w:rPr>
-        <w:t>末端相位</w:t>
-      </w:r>
-      <w:r>
-        <w:rPr>
-          <w:rFonts w:hint="eastAsia" w:ascii="Times New Roman" w:hAnsi="Times New Roman" w:eastAsia="Times New Roman" w:cs="Times New Roman"/>
-        </w:rPr>
-        <w:t>（</w:t>
-      </w:r>
-      <w:r>
-        <w:rPr>
-          <w:rFonts w:hint="eastAsia" w:ascii="Times New Roman" w:hAnsi="Times New Roman" w:eastAsia="FangSong" w:cs="Times New Roman"/>
-        </w:rPr>
-        <w:t>这个才是决定性的</w:t>
-      </w:r>
-      <w:r>
-        <w:rPr>
-          <w:rFonts w:hint="eastAsia" w:ascii="Times New Roman" w:hAnsi="Times New Roman" w:eastAsia="Times New Roman" w:cs="Times New Roman"/>
-        </w:rPr>
-        <w:t>）</w:t>
-      </w:r>
-      <w:r>
-        <w:rPr>
-          <w:rFonts w:ascii="Times New Roman" w:hAnsi="Times New Roman" w:eastAsia="Times New Roman" w:cs="Times New Roman"/>
-        </w:rPr>
-        <w:t xml:space="preserve"> </w:t>
-      </w:r>
-      <w:r>
-        <w:rPr>
-          <w:rFonts w:ascii="Times New Roman" w:hAnsi="Times New Roman" w:eastAsia="Times New Roman" w:cs="Times New Roman"/>
-        </w:rPr>
-        <w:t xml:space="preserve">4. </w:t>
-      </w:r>
-      <w:r>
-        <w:rPr>
-          <w:rFonts w:hint="eastAsia" w:ascii="Times New Roman" w:hAnsi="Times New Roman" w:eastAsia="FangSong" w:cs="Times New Roman"/>
-        </w:rPr>
-        <w:t>判断顺旋</w:t>
-      </w:r>
-      <w:r>
-        <w:rPr>
-          <w:rFonts w:hint="eastAsia" w:ascii="Times New Roman" w:hAnsi="Times New Roman" w:eastAsia="Times New Roman" w:cs="Times New Roman"/>
-        </w:rPr>
-        <w:t>/</w:t>
-      </w:r>
-      <w:r>
-        <w:rPr>
-          <w:rFonts w:hint="eastAsia" w:ascii="Times New Roman" w:hAnsi="Times New Roman" w:eastAsia="FangSong" w:cs="Times New Roman"/>
-        </w:rPr>
-        <w:t>对旋</w:t>
-      </w:r>
-    </w:p>
-    <w:p>
-      <w:pPr>
-        <w:spacing w:before="160" w:after="80"/>
-      </w:pPr>
-      <w:r>
-        <w:pict>
-          <v:rect style="width:0;height:1.5pt" o:hralign="center" o:hrstd="t" o:hr="t"/>
-        </w:pict>
-      </w:r>
-    </w:p>
-    <w:bookmarkEnd w:id="34"/>
-    <w:bookmarkStart w:id="35" w:name="例5-卡宾单线态-vs-三线态立体化学区分"/>
-    <w:p>
-      <w:pPr>
-        <w:pStyle w:val="Heading3"/>
-        <w:spacing w:before="280" w:after="120"/>
-      </w:pPr>
-      <w:r>
-        <w:rPr>
-          <w:rFonts w:hint="eastAsia" w:ascii="Times New Roman" w:hAnsi="Times New Roman" w:eastAsia="SimHei" w:cs="Times New Roman"/>
-        </w:rPr>
-        <w:t>例</w:t>
-      </w:r>
-      <w:r>
-        <w:rPr>
-          <w:rFonts w:hint="eastAsia" w:ascii="Times New Roman" w:hAnsi="Times New Roman" w:eastAsia="Times New Roman" w:cs="Times New Roman"/>
-        </w:rPr>
-        <w:t>5</w:t>
-      </w:r>
-      <w:r>
-        <w:rPr>
-          <w:rFonts w:ascii="Times New Roman" w:hAnsi="Times New Roman" w:eastAsia="Times New Roman" w:cs="Times New Roman"/>
-        </w:rPr>
-        <w:t xml:space="preserve"> </w:t>
-      </w:r>
-      <w:r>
-        <w:rPr>
-          <w:rFonts w:hint="eastAsia" w:ascii="Times New Roman" w:hAnsi="Times New Roman" w:eastAsia="SimHei" w:cs="Times New Roman"/>
-        </w:rPr>
-        <w:t xml:space="preserve">卡宾单线态</w:t>
-      </w:r>
-      <w:r>
-        <w:rPr>
-          <w:rFonts w:ascii="Times New Roman" w:hAnsi="Times New Roman" w:eastAsia="Times New Roman" w:cs="Times New Roman"/>
-        </w:rPr>
-        <w:t xml:space="preserve"> vs </w:t>
-      </w:r>
-      <w:r>
-        <w:rPr>
-          <w:rFonts w:hint="eastAsia" w:ascii="Times New Roman" w:hAnsi="Times New Roman" w:eastAsia="SimHei" w:cs="Times New Roman"/>
-        </w:rPr>
-        <w:t>三线态</w:t>
-      </w:r>
-      <w:r>
-        <w:rPr>
-          <w:rFonts w:hint="eastAsia" w:ascii="Times New Roman" w:hAnsi="Times New Roman" w:eastAsia="Times New Roman" w:cs="Times New Roman"/>
-        </w:rPr>
-        <w:t>——</w:t>
-      </w:r>
-      <w:r>
-        <w:rPr>
-          <w:rFonts w:hint="eastAsia" w:ascii="Times New Roman" w:hAnsi="Times New Roman" w:eastAsia="SimHei" w:cs="Times New Roman"/>
-        </w:rPr>
-        <w:t>立体化学区分</w:t>
-      </w:r>
-      <w:r>
-        <w:rPr>
-          <w:rFonts w:ascii="Times New Roman" w:hAnsi="Times New Roman" w:eastAsia="Times New Roman" w:cs="Times New Roman"/>
-        </w:rPr>
-        <w:t xml:space="preserve"> ⭐⭐⭐⭐⭐</w:t>
-      </w:r>
-    </w:p>
-    <w:p>
-      <w:pPr>
-        <w:pStyle w:val="FirstParagraph"/>
-      </w:pPr>
-      <w:r>
-        <w:rPr>
-          <w:rFonts w:hint="eastAsia" w:ascii="Times New Roman" w:hAnsi="Times New Roman" w:eastAsia="FangSong" w:cs="Times New Roman"/>
-          <w:b/>
-          <w:bCs/>
-        </w:rPr>
-        <w:t xml:space="preserve">题干</w:t>
-      </w:r>
-      <w:r>
-        <w:rPr>
-          <w:rFonts w:hint="eastAsia" w:ascii="Times New Roman" w:hAnsi="Times New Roman" w:eastAsia="Times New Roman" w:cs="Times New Roman"/>
-        </w:rPr>
-        <w:t>：</w:t>
-      </w:r>
-      <w:r>
-        <w:rPr>
-          <w:rFonts w:hint="eastAsia" w:ascii="Times New Roman" w:hAnsi="Times New Roman" w:eastAsia="FangSong" w:cs="Times New Roman"/>
-        </w:rPr>
-        <w:t>将顺</w:t>
-      </w:r>
-      <w:r>
-        <w:rPr>
-          <w:rFonts w:hint="eastAsia" w:ascii="Times New Roman" w:hAnsi="Times New Roman" w:eastAsia="Times New Roman" w:cs="Times New Roman"/>
-        </w:rPr>
-        <w:t>-2-</w:t>
-      </w:r>
-      <w:r>
-        <w:rPr>
-          <w:rFonts w:hint="eastAsia" w:ascii="Times New Roman" w:hAnsi="Times New Roman" w:eastAsia="FangSong" w:cs="Times New Roman"/>
-        </w:rPr>
-        <w:t>丁烯分别与以下两种卡宾前体反应</w:t>
-      </w:r>
-      <w:r>
-        <w:rPr>
-          <w:rFonts w:hint="eastAsia" w:ascii="Times New Roman" w:hAnsi="Times New Roman" w:eastAsia="Times New Roman" w:cs="Times New Roman"/>
-        </w:rPr>
-        <w:t>：</w:t>
-      </w:r>
-      <w:r>
-        <w:rPr>
-          <w:rFonts w:ascii="Times New Roman" w:hAnsi="Times New Roman" w:eastAsia="Times New Roman" w:cs="Times New Roman"/>
-        </w:rPr>
-        <w:t xml:space="preserve"> </w:t>
-      </w:r>
-      <w:r>
-        <w:rPr>
-          <w:rFonts w:ascii="Times New Roman" w:hAnsi="Times New Roman" w:eastAsia="Times New Roman" w:cs="Times New Roman"/>
-        </w:rPr>
-        <w:t>(A) CH</w:t>
-      </w:r>
-      <w:r>
-        <w:rPr>
-          <w:rFonts w:ascii="Times New Roman" w:hAnsi="Times New Roman" w:eastAsia="Times New Roman" w:cs="Times New Roman"/>
-          <w:vertAlign w:val="subscript"/>
-        </w:rPr>
-        <w:t>2</w:t>
-      </w:r>
-      <w:r>
-        <w:rPr>
-          <w:rFonts w:ascii="Times New Roman" w:hAnsi="Times New Roman" w:eastAsia="Times New Roman" w:cs="Times New Roman"/>
-        </w:rPr>
-        <w:t>N</w:t>
-      </w:r>
-      <w:r>
-        <w:rPr>
-          <w:rFonts w:ascii="Times New Roman" w:hAnsi="Times New Roman" w:eastAsia="Times New Roman" w:cs="Times New Roman"/>
-          <w:vertAlign w:val="subscript"/>
-        </w:rPr>
-        <w:t>2</w:t>
-      </w:r>
-      <w:r>
-        <w:rPr>
-          <w:rFonts w:ascii="Times New Roman" w:hAnsi="Times New Roman" w:eastAsia="Times New Roman" w:cs="Times New Roman"/>
-        </w:rPr>
-        <w:t xml:space="preserve"> + </w:t>
-      </w:r>
-      <w:r>
-        <w:rPr>
-          <w:rFonts w:hint="eastAsia" w:ascii="Times New Roman" w:hAnsi="Times New Roman" w:eastAsia="Times New Roman" w:cs="Times New Roman"/>
-        </w:rPr>
-        <w:t>hν（</w:t>
-      </w:r>
-      <w:r>
-        <w:rPr>
-          <w:rFonts w:hint="eastAsia" w:ascii="Times New Roman" w:hAnsi="Times New Roman" w:eastAsia="FangSong" w:cs="Times New Roman"/>
-        </w:rPr>
-        <w:t>低压气相光解</w:t>
-      </w:r>
-      <w:r>
-        <w:rPr>
-          <w:rFonts w:hint="eastAsia" w:ascii="Times New Roman" w:hAnsi="Times New Roman" w:eastAsia="Times New Roman" w:cs="Times New Roman"/>
-        </w:rPr>
-        <w:t>——</w:t>
-      </w:r>
-      <w:r>
-        <w:rPr>
-          <w:rFonts w:hint="eastAsia" w:ascii="Times New Roman" w:hAnsi="Times New Roman" w:eastAsia="FangSong" w:cs="Times New Roman"/>
-        </w:rPr>
-        <w:t>单线态寿命足够发生系间窜越</w:t>
-      </w:r>
-      <w:r>
-        <w:rPr>
-          <w:rFonts w:ascii="Times New Roman" w:hAnsi="Times New Roman" w:eastAsia="Times New Roman" w:cs="Times New Roman"/>
-        </w:rPr>
-        <w:t xml:space="preserve"> ISC </w:t>
-      </w:r>
-      <w:r>
-        <w:rPr>
-          <w:rFonts w:hint="eastAsia" w:ascii="Times New Roman" w:hAnsi="Times New Roman" w:eastAsia="FangSong" w:cs="Times New Roman"/>
-        </w:rPr>
-        <w:t>到三线态基态</w:t>
-      </w:r>
-      <w:r>
-        <w:rPr>
-          <w:rFonts w:hint="eastAsia" w:ascii="Times New Roman" w:hAnsi="Times New Roman" w:eastAsia="Times New Roman" w:cs="Times New Roman"/>
-        </w:rPr>
-        <w:t>）</w:t>
-      </w:r>
-      <w:r>
-        <w:rPr>
-          <w:rFonts w:ascii="Times New Roman" w:hAnsi="Times New Roman" w:eastAsia="Times New Roman" w:cs="Times New Roman"/>
-        </w:rPr>
-        <w:t xml:space="preserve"> </w:t>
-      </w:r>
-      <w:r>
-        <w:rPr>
-          <w:rFonts w:ascii="Times New Roman" w:hAnsi="Times New Roman" w:eastAsia="Times New Roman" w:cs="Times New Roman"/>
-        </w:rPr>
-        <w:t>(B) CHCl</w:t>
-      </w:r>
-      <w:r>
-        <w:rPr>
-          <w:rFonts w:ascii="Times New Roman" w:hAnsi="Times New Roman" w:eastAsia="Times New Roman" w:cs="Times New Roman"/>
-          <w:vertAlign w:val="subscript"/>
-        </w:rPr>
-        <w:t>3</w:t>
-      </w:r>
-      <w:r>
-        <w:rPr>
-          <w:rFonts w:ascii="Times New Roman" w:hAnsi="Times New Roman" w:eastAsia="Times New Roman" w:cs="Times New Roman"/>
-        </w:rPr>
-        <w:t xml:space="preserve"> + </w:t>
-      </w:r>
-      <w:r>
-        <w:rPr>
-          <w:rFonts w:hint="eastAsia" w:ascii="Times New Roman" w:hAnsi="Times New Roman" w:eastAsia="Times New Roman" w:cs="Times New Roman"/>
-        </w:rPr>
-        <w:t>t-BuOK（α-</w:t>
-      </w:r>
-      <w:r>
-        <w:rPr>
-          <w:rFonts w:hint="eastAsia" w:ascii="Times New Roman" w:hAnsi="Times New Roman" w:eastAsia="FangSong" w:cs="Times New Roman"/>
-        </w:rPr>
-        <w:t>消除</w:t>
-      </w:r>
-      <w:r>
-        <w:rPr>
-          <w:rFonts w:hint="eastAsia" w:ascii="Times New Roman" w:hAnsi="Times New Roman" w:eastAsia="Times New Roman" w:cs="Times New Roman"/>
-        </w:rPr>
-        <w:t>）</w:t>
-      </w:r>
-    </w:p>
-    <w:p>
-      <w:pPr>
-        <w:pStyle w:val="BodyText"/>
-      </w:pPr>
-      <w:r>
-        <w:rPr>
-          <w:rFonts w:hint="eastAsia" w:ascii="Times New Roman" w:hAnsi="Times New Roman" w:eastAsia="FangSong" w:cs="Times New Roman"/>
-        </w:rPr>
-        <w:t>预测每种条件下产物的立体化学并解释</w:t>
-      </w:r>
-      <w:r>
-        <w:rPr>
-          <w:rFonts w:hint="eastAsia" w:ascii="Times New Roman" w:hAnsi="Times New Roman" w:eastAsia="Times New Roman" w:cs="Times New Roman"/>
-        </w:rPr>
-        <w:t>。</w:t>
-      </w:r>
-    </w:p>
-    <w:p>
-      <w:pPr>
-        <w:pStyle w:val="BodyText"/>
-      </w:pPr>
-      <w:r>
-        <w:rPr>
-          <w:rFonts w:hint="eastAsia" w:ascii="Times New Roman" w:hAnsi="Times New Roman" w:eastAsia="FangSong" w:cs="Times New Roman"/>
-          <w:b/>
-          <w:bCs/>
-        </w:rPr>
-        <w:t xml:space="preserve">思路</w:t>
-      </w:r>
-      <w:r>
-        <w:rPr>
-          <w:rFonts w:hint="eastAsia" w:ascii="Times New Roman" w:hAnsi="Times New Roman" w:eastAsia="Times New Roman" w:cs="Times New Roman"/>
-        </w:rPr>
-        <w:t>：</w:t>
-      </w:r>
-      <w:r>
-        <w:rPr>
-          <w:rFonts w:hint="eastAsia" w:ascii="Times New Roman" w:hAnsi="Times New Roman" w:eastAsia="FangSong" w:cs="Times New Roman"/>
-        </w:rPr>
-        <w:t>条件</w:t>
-      </w:r>
-      <w:r>
-        <w:rPr>
-          <w:rFonts w:hint="eastAsia" w:ascii="Times New Roman" w:hAnsi="Times New Roman" w:eastAsia="Times New Roman" w:cs="Times New Roman"/>
-        </w:rPr>
-        <w:t>(A)</w:t>
-      </w:r>
-      <w:r>
-        <w:rPr>
-          <w:rFonts w:ascii="Times New Roman" w:hAnsi="Times New Roman" w:eastAsia="Times New Roman" w:cs="Times New Roman"/>
-        </w:rPr>
-        <w:t xml:space="preserve"> </w:t>
-      </w:r>
-      <w:r>
-        <w:rPr>
-          <w:rFonts w:hint="eastAsia" w:ascii="Times New Roman" w:hAnsi="Times New Roman" w:eastAsia="FangSong" w:cs="Times New Roman"/>
-        </w:rPr>
-        <w:t xml:space="preserve">低压气相光解重氮甲烷</w:t>
-      </w:r>
-      <w:r>
-        <w:rPr>
-          <w:rFonts w:ascii="Times New Roman" w:hAnsi="Times New Roman" w:eastAsia="Times New Roman" w:cs="Times New Roman"/>
-        </w:rPr>
-        <w:t xml:space="preserve"> →</w:t>
-      </w:r>
-      <w:r>
-        <w:rPr>
-          <w:rFonts w:ascii="Times New Roman" w:hAnsi="Times New Roman" w:eastAsia="Times New Roman" w:cs="Times New Roman"/>
-        </w:rPr>
-        <w:t xml:space="preserve"> </w:t>
-      </w:r>
-      <w:r>
-        <w:rPr>
-          <w:rFonts w:hint="eastAsia" w:ascii="Times New Roman" w:hAnsi="Times New Roman" w:eastAsia="FangSong" w:cs="Times New Roman"/>
-          <w:b/>
-          <w:bCs/>
-        </w:rPr>
-        <w:t xml:space="preserve">三线态卡宾</w:t>
-      </w:r>
-      <w:r>
-        <w:rPr>
-          <w:rFonts w:hint="eastAsia" w:ascii="Times New Roman" w:hAnsi="Times New Roman" w:eastAsia="Times New Roman" w:cs="Times New Roman"/>
-        </w:rPr>
-        <w:t>（</w:t>
-      </w:r>
-      <w:r>
-        <w:rPr>
-          <w:rFonts w:hint="eastAsia" w:ascii="Times New Roman" w:hAnsi="Times New Roman" w:eastAsia="FangSong" w:cs="Times New Roman"/>
-        </w:rPr>
-        <w:t>重氮甲烷光解初生单线态</w:t>
-      </w:r>
-      <w:r>
-        <w:rPr>
-          <w:rFonts w:ascii="Times New Roman" w:hAnsi="Times New Roman" w:eastAsia="Times New Roman" w:cs="Times New Roman"/>
-        </w:rPr>
-        <w:t xml:space="preserve"> </w:t>
-      </w:r>
-      <w:r>
-        <w:rPr>
-          <w:rFonts w:hint="eastAsia" w:ascii="Times New Roman" w:hAnsi="Times New Roman" w:eastAsia="Times New Roman" w:cs="Times New Roman"/>
-        </w:rPr>
-        <w:t>:CH</w:t>
-      </w:r>
-      <w:r>
-        <w:rPr>
-          <w:rFonts w:hint="eastAsia" w:ascii="Times New Roman" w:hAnsi="Times New Roman" w:eastAsia="Times New Roman" w:cs="Times New Roman"/>
-          <w:vertAlign w:val="subscript"/>
-        </w:rPr>
-        <w:t>2</w:t>
-      </w:r>
-      <w:r>
-        <w:rPr>
-          <w:rFonts w:hint="eastAsia" w:ascii="Times New Roman" w:hAnsi="Times New Roman" w:eastAsia="Times New Roman" w:cs="Times New Roman"/>
-        </w:rPr>
-        <w:t>，</w:t>
-      </w:r>
-      <w:r>
-        <w:rPr>
-          <w:rFonts w:hint="eastAsia" w:ascii="Times New Roman" w:hAnsi="Times New Roman" w:eastAsia="FangSong" w:cs="Times New Roman"/>
-        </w:rPr>
-        <w:t>而</w:t>
-      </w:r>
-      <w:r>
-        <w:rPr>
-          <w:rFonts w:ascii="Times New Roman" w:hAnsi="Times New Roman" w:eastAsia="Times New Roman" w:cs="Times New Roman"/>
-        </w:rPr>
-        <w:t xml:space="preserve"> :CH</w:t>
-      </w:r>
-      <w:r>
-        <w:rPr>
-          <w:rFonts w:ascii="Times New Roman" w:hAnsi="Times New Roman" w:eastAsia="Times New Roman" w:cs="Times New Roman"/>
-          <w:vertAlign w:val="subscript"/>
-        </w:rPr>
-        <w:t>2</w:t>
-      </w:r>
-      <w:r>
-        <w:rPr>
-          <w:rFonts w:ascii="Times New Roman" w:hAnsi="Times New Roman" w:eastAsia="Times New Roman" w:cs="Times New Roman"/>
-        </w:rPr>
-        <w:t xml:space="preserve"> </w:t>
-      </w:r>
-      <w:r>
-        <w:rPr>
-          <w:rFonts w:hint="eastAsia" w:ascii="Times New Roman" w:hAnsi="Times New Roman" w:eastAsia="FangSong" w:cs="Times New Roman"/>
-        </w:rPr>
-        <w:t>基态为三线态</w:t>
-      </w:r>
-      <w:r>
-        <w:rPr>
-          <w:rFonts w:hint="eastAsia" w:ascii="Times New Roman" w:hAnsi="Times New Roman" w:eastAsia="Times New Roman" w:cs="Times New Roman"/>
-        </w:rPr>
-        <w:t>；</w:t>
-      </w:r>
-      <w:r>
-        <w:rPr>
-          <w:rFonts w:hint="eastAsia" w:ascii="Times New Roman" w:hAnsi="Times New Roman" w:eastAsia="FangSong" w:cs="Times New Roman"/>
-        </w:rPr>
-        <w:t>低压气相下碰撞少</w:t>
-      </w:r>
-      <w:r>
-        <w:rPr>
-          <w:rFonts w:hint="eastAsia" w:ascii="Times New Roman" w:hAnsi="Times New Roman" w:eastAsia="Times New Roman" w:cs="Times New Roman"/>
-        </w:rPr>
-        <w:t>、</w:t>
-      </w:r>
-      <w:r>
-        <w:rPr>
-          <w:rFonts w:hint="eastAsia" w:ascii="Times New Roman" w:hAnsi="Times New Roman" w:eastAsia="FangSong" w:cs="Times New Roman"/>
-        </w:rPr>
-        <w:t>单线态寿命长</w:t>
-      </w:r>
-      <w:r>
-        <w:rPr>
-          <w:rFonts w:hint="eastAsia" w:ascii="Times New Roman" w:hAnsi="Times New Roman" w:eastAsia="Times New Roman" w:cs="Times New Roman"/>
-        </w:rPr>
-        <w:t>，</w:t>
-      </w:r>
-      <w:r>
-        <w:rPr>
-          <w:rFonts w:hint="eastAsia" w:ascii="Times New Roman" w:hAnsi="Times New Roman" w:eastAsia="FangSong" w:cs="Times New Roman"/>
-        </w:rPr>
-        <w:t>可</w:t>
-      </w:r>
-      <w:r>
-        <w:rPr>
-          <w:rFonts w:ascii="Times New Roman" w:hAnsi="Times New Roman" w:eastAsia="Times New Roman" w:cs="Times New Roman"/>
-        </w:rPr>
-        <w:t xml:space="preserve"> ISC </w:t>
-      </w:r>
-      <w:r>
-        <w:rPr>
-          <w:rFonts w:hint="eastAsia" w:ascii="Times New Roman" w:hAnsi="Times New Roman" w:eastAsia="FangSong" w:cs="Times New Roman"/>
-        </w:rPr>
-        <w:t>到三线态</w:t>
-      </w:r>
-      <w:r>
-        <w:rPr>
-          <w:rFonts w:hint="eastAsia" w:ascii="Times New Roman" w:hAnsi="Times New Roman" w:eastAsia="Times New Roman" w:cs="Times New Roman"/>
-        </w:rPr>
-        <w:t>。</w:t>
-      </w:r>
-      <w:r>
-        <w:rPr>
-          <w:rFonts w:hint="eastAsia" w:ascii="Times New Roman" w:hAnsi="Times New Roman" w:eastAsia="FangSong" w:cs="Times New Roman"/>
-        </w:rPr>
-        <w:t>注意</w:t>
-      </w:r>
-      <w:r>
-        <w:rPr>
-          <w:rFonts w:hint="eastAsia" w:ascii="Times New Roman" w:hAnsi="Times New Roman" w:eastAsia="Times New Roman" w:cs="Times New Roman"/>
-        </w:rPr>
-        <w:t>：</w:t>
-      </w:r>
-      <w:r>
-        <w:rPr>
-          <w:rFonts w:hint="eastAsia" w:ascii="Times New Roman" w:hAnsi="Times New Roman" w:eastAsia="FangSong" w:cs="Times New Roman"/>
-          <w:b/>
-          <w:bCs/>
-        </w:rPr>
-        <w:t xml:space="preserve">溶液相光解</w:t>
-      </w:r>
-      <w:r>
-        <w:rPr>
-          <w:rFonts w:hint="eastAsia" w:ascii="Times New Roman" w:hAnsi="Times New Roman" w:eastAsia="FangSong" w:cs="Times New Roman"/>
-        </w:rPr>
-        <w:t>时单线态被底物快速捕获</w:t>
-      </w:r>
-      <w:r>
-        <w:rPr>
-          <w:rFonts w:hint="eastAsia" w:ascii="Times New Roman" w:hAnsi="Times New Roman" w:eastAsia="Times New Roman" w:cs="Times New Roman"/>
-        </w:rPr>
-        <w:t>，</w:t>
-      </w:r>
-      <w:r>
-        <w:rPr>
-          <w:rFonts w:hint="eastAsia" w:ascii="Times New Roman" w:hAnsi="Times New Roman" w:eastAsia="FangSong" w:cs="Times New Roman"/>
-        </w:rPr>
-        <w:t>保持构型</w:t>
-      </w:r>
-      <w:r>
-        <w:rPr>
-          <w:rFonts w:hint="eastAsia" w:ascii="Times New Roman" w:hAnsi="Times New Roman" w:eastAsia="Times New Roman" w:cs="Times New Roman"/>
-        </w:rPr>
-        <w:t>）。</w:t>
-      </w:r>
-      <w:r>
-        <w:rPr>
-          <w:rFonts w:hint="eastAsia" w:ascii="Times New Roman" w:hAnsi="Times New Roman" w:eastAsia="FangSong" w:cs="Times New Roman"/>
-        </w:rPr>
-        <w:t>条件</w:t>
-      </w:r>
-      <w:r>
-        <w:rPr>
-          <w:rFonts w:hint="eastAsia" w:ascii="Times New Roman" w:hAnsi="Times New Roman" w:eastAsia="Times New Roman" w:cs="Times New Roman"/>
-        </w:rPr>
-        <w:t>(B)</w:t>
-      </w:r>
-      <w:r>
-        <w:rPr>
-          <w:rFonts w:ascii="Times New Roman" w:hAnsi="Times New Roman" w:eastAsia="Times New Roman" w:cs="Times New Roman"/>
-        </w:rPr>
-        <w:t xml:space="preserve"> </w:t>
-      </w:r>
-      <w:r>
-        <w:rPr>
-          <w:rFonts w:hint="eastAsia" w:ascii="Times New Roman" w:hAnsi="Times New Roman" w:eastAsia="Times New Roman" w:cs="Times New Roman"/>
-        </w:rPr>
-        <w:t>α-</w:t>
-      </w:r>
-      <w:r>
-        <w:rPr>
-          <w:rFonts w:hint="eastAsia" w:ascii="Times New Roman" w:hAnsi="Times New Roman" w:eastAsia="FangSong" w:cs="Times New Roman"/>
-        </w:rPr>
-        <w:t>消除</w:t>
-      </w:r>
-      <w:r>
-        <w:rPr>
-          <w:rFonts w:ascii="Times New Roman" w:hAnsi="Times New Roman" w:eastAsia="Times New Roman" w:cs="Times New Roman"/>
-        </w:rPr>
-        <w:t xml:space="preserve"> →</w:t>
-      </w:r>
-      <w:r>
-        <w:rPr>
-          <w:rFonts w:ascii="Times New Roman" w:hAnsi="Times New Roman" w:eastAsia="Times New Roman" w:cs="Times New Roman"/>
-        </w:rPr>
-        <w:t xml:space="preserve"> </w:t>
-      </w:r>
-      <w:r>
-        <w:rPr>
-          <w:rFonts w:hint="eastAsia" w:ascii="Times New Roman" w:hAnsi="Times New Roman" w:eastAsia="FangSong" w:cs="Times New Roman"/>
-          <w:b/>
-          <w:bCs/>
-        </w:rPr>
-        <w:t xml:space="preserve">单线态二氯卡宾</w:t>
-      </w:r>
-      <w:r>
-        <w:rPr>
-          <w:rFonts w:ascii="Times New Roman" w:hAnsi="Times New Roman" w:eastAsia="Times New Roman" w:cs="Times New Roman"/>
-          <w:b/>
-          <w:bCs/>
-        </w:rPr>
-        <w:t xml:space="preserve"> :CCl</w:t>
-      </w:r>
-      <w:r>
-        <w:rPr>
-          <w:rFonts w:ascii="Times New Roman" w:hAnsi="Times New Roman" w:eastAsia="Times New Roman" w:cs="Times New Roman"/>
-          <w:b/>
-          <w:bCs/>
-          <w:vertAlign w:val="subscript"/>
-        </w:rPr>
-        <w:t>2</w:t>
-      </w:r>
-      <w:r>
-        <w:rPr>
-          <w:rFonts w:ascii="Times New Roman" w:hAnsi="Times New Roman" w:eastAsia="Times New Roman" w:cs="Times New Roman"/>
-        </w:rPr>
-        <w:t xml:space="preserve">。</w:t>
-      </w:r>
-    </w:p>
-    <w:p>
-      <w:pPr>
-        <w:pStyle w:val="BodyText"/>
-      </w:pPr>
-      <w:r>
-        <w:rPr>
-          <w:rFonts w:hint="eastAsia" w:ascii="Times New Roman" w:hAnsi="Times New Roman" w:eastAsia="FangSong" w:cs="Times New Roman"/>
-          <w:b/>
-          <w:bCs/>
-        </w:rPr>
-        <w:t xml:space="preserve">解析</w:t>
-      </w:r>
-      <w:r>
-        <w:rPr>
-          <w:rFonts w:hint="eastAsia" w:ascii="Times New Roman" w:hAnsi="Times New Roman" w:eastAsia="Times New Roman" w:cs="Times New Roman"/>
-        </w:rPr>
-        <w:t xml:space="preserve">：</w:t>
-      </w:r>
-    </w:p>
-    <w:p>
-      <w:pPr>
-        <w:pStyle w:val="Compact"/>
-        <w:numPr>
-          <w:ilvl w:val="0"/>
           <w:numId w:val="1009"/>
         </w:numPr>
       </w:pPr>
       <w:r>
         <w:rPr>
           <w:rFonts w:hint="eastAsia" w:ascii="Times New Roman" w:hAnsi="Times New Roman" w:eastAsia="FangSong" w:cs="Times New Roman"/>
-          <w:b/>
-          <w:bCs/>
-        </w:rPr>
-        <w:t>条件</w:t>
-      </w:r>
-      <w:r>
-        <w:rPr>
-          <w:rFonts w:hint="eastAsia" w:ascii="Times New Roman" w:hAnsi="Times New Roman" w:eastAsia="Times New Roman" w:cs="Times New Roman"/>
-          <w:b/>
-          <w:bCs/>
-        </w:rPr>
-        <w:t>(B)</w:t>
-      </w:r>
-      <w:r>
-        <w:rPr>
-          <w:rFonts w:ascii="Times New Roman" w:hAnsi="Times New Roman" w:eastAsia="Times New Roman" w:cs="Times New Roman"/>
-          <w:b/>
-          <w:bCs/>
-        </w:rPr>
-        <w:t xml:space="preserve"> - </w:t>
-      </w:r>
-      <w:r>
-        <w:rPr>
-          <w:rFonts w:hint="eastAsia" w:ascii="Times New Roman" w:hAnsi="Times New Roman" w:eastAsia="Times New Roman" w:cs="Times New Roman"/>
-          <w:b/>
-          <w:bCs/>
-        </w:rPr>
-        <w:t>α-</w:t>
-      </w:r>
-      <w:r>
-        <w:rPr>
-          <w:rFonts w:hint="eastAsia" w:ascii="Times New Roman" w:hAnsi="Times New Roman" w:eastAsia="FangSong" w:cs="Times New Roman"/>
-          <w:b/>
-          <w:bCs/>
-        </w:rPr>
-        <w:t>消除</w:t>
-      </w:r>
-      <w:r>
-        <w:rPr>
-          <w:rFonts w:hint="eastAsia" w:ascii="Times New Roman" w:hAnsi="Times New Roman" w:eastAsia="Times New Roman" w:cs="Times New Roman"/>
-          <w:b/>
-          <w:bCs/>
-        </w:rPr>
-        <w:t>（</w:t>
-      </w:r>
-      <w:r>
-        <w:rPr>
-          <w:rFonts w:hint="eastAsia" w:ascii="Times New Roman" w:hAnsi="Times New Roman" w:eastAsia="FangSong" w:cs="Times New Roman"/>
-          <w:b/>
-          <w:bCs/>
-        </w:rPr>
-        <w:t>单线态卡宾</w:t>
-      </w:r>
-      <w:r>
-        <w:rPr>
-          <w:rFonts w:hint="eastAsia" w:ascii="Times New Roman" w:hAnsi="Times New Roman" w:eastAsia="Times New Roman" w:cs="Times New Roman"/>
-          <w:b/>
-          <w:bCs/>
-        </w:rPr>
-        <w:t>）</w:t>
-      </w:r>
-      <w:r>
-        <w:rPr>
-          <w:rFonts w:hint="eastAsia" w:ascii="Times New Roman" w:hAnsi="Times New Roman" w:eastAsia="Times New Roman" w:cs="Times New Roman"/>
-        </w:rPr>
-        <w:t xml:space="preserve">：</w:t>
+        </w:rPr>
+        <w:t>己三烯</w:t>
+      </w:r>
+      <w:r>
+        <w:rPr>
+          <w:rFonts w:hint="eastAsia" w:ascii="Times New Roman" w:hAnsi="Times New Roman" w:eastAsia="Times New Roman" w:cs="Times New Roman"/>
+        </w:rPr>
+        <w:t>（6π）</w:t>
+      </w:r>
+      <w:r>
+        <w:rPr>
+          <w:rFonts w:hint="eastAsia" w:ascii="Times New Roman" w:hAnsi="Times New Roman" w:eastAsia="FangSong" w:cs="Times New Roman"/>
+        </w:rPr>
+        <w:t>的</w:t>
+      </w:r>
+      <w:r>
+        <w:rPr>
+          <w:rFonts w:ascii="Times New Roman" w:hAnsi="Times New Roman" w:eastAsia="Times New Roman" w:cs="Times New Roman"/>
+        </w:rPr>
+        <w:t xml:space="preserve"> π </w:t>
+      </w:r>
+      <w:r>
+        <w:rPr>
+          <w:rFonts w:hint="eastAsia" w:ascii="Times New Roman" w:hAnsi="Times New Roman" w:eastAsia="FangSong" w:cs="Times New Roman"/>
+        </w:rPr>
+        <w:t>轨道</w:t>
+      </w:r>
+      <w:r>
+        <w:rPr>
+          <w:rFonts w:hint="eastAsia" w:ascii="Times New Roman" w:hAnsi="Times New Roman" w:eastAsia="Times New Roman" w:cs="Times New Roman"/>
+        </w:rPr>
+        <w:t>：</w:t>
       </w:r>
     </w:p>
     <w:p>
@@ -22477,9 +21033,16 @@
       </w:pPr>
       <w:r>
         <w:rPr>
-          <w:rFonts w:hint="eastAsia" w:ascii="Times New Roman" w:hAnsi="Times New Roman" w:eastAsia="FangSong" w:cs="Times New Roman"/>
-        </w:rPr>
-        <w:t>单线态卡宾</w:t>
+          <w:rFonts w:hint="eastAsia" w:ascii="Times New Roman" w:hAnsi="Times New Roman" w:eastAsia="Times New Roman" w:cs="Times New Roman"/>
+        </w:rPr>
+        <w:t>ψ</w:t>
+      </w:r>
+      <w:r>
+        <w:rPr>
+          <w:rFonts w:hint="eastAsia" w:ascii="Times New Roman" w:hAnsi="Times New Roman" w:eastAsia="Times New Roman" w:cs="Times New Roman"/>
+          <w:vertAlign w:val="subscript"/>
+        </w:rPr>
+        <w:t>1</w:t>
       </w:r>
       <w:r>
         <w:rPr>
@@ -22491,55 +21054,31 @@
         <w:rPr>
           <w:rFonts w:hint="eastAsia" w:ascii="Times New Roman" w:hAnsi="Times New Roman" w:eastAsia="FangSong" w:cs="Times New Roman"/>
         </w:rPr>
-        <w:t>空</w:t>
-      </w:r>
-      <w:r>
-        <w:rPr>
-          <w:rFonts w:ascii="Times New Roman" w:hAnsi="Times New Roman" w:eastAsia="Times New Roman" w:cs="Times New Roman"/>
-        </w:rPr>
-        <w:t xml:space="preserve"> p </w:t>
-      </w:r>
-      <w:r>
-        <w:rPr>
-          <w:rFonts w:hint="eastAsia" w:ascii="Times New Roman" w:hAnsi="Times New Roman" w:eastAsia="FangSong" w:cs="Times New Roman"/>
-        </w:rPr>
-        <w:t>轨道亲电</w:t>
-      </w:r>
-      <w:r>
-        <w:rPr>
-          <w:rFonts w:hint="eastAsia" w:ascii="Times New Roman" w:hAnsi="Times New Roman" w:eastAsia="Times New Roman" w:cs="Times New Roman"/>
-        </w:rPr>
-        <w:t>，</w:t>
-      </w:r>
-      <w:r>
-        <w:rPr>
-          <w:rFonts w:hint="eastAsia" w:ascii="Times New Roman" w:hAnsi="Times New Roman" w:eastAsia="FangSong" w:cs="Times New Roman"/>
-        </w:rPr>
-        <w:t>与烯烃的</w:t>
-      </w:r>
-      <w:r>
-        <w:rPr>
-          <w:rFonts w:ascii="Times New Roman" w:hAnsi="Times New Roman" w:eastAsia="Times New Roman" w:cs="Times New Roman"/>
-        </w:rPr>
-        <w:t xml:space="preserve"> π </w:t>
-      </w:r>
-      <w:r>
-        <w:rPr>
-          <w:rFonts w:hint="eastAsia" w:ascii="Times New Roman" w:hAnsi="Times New Roman" w:eastAsia="FangSong" w:cs="Times New Roman"/>
-        </w:rPr>
-        <w:t xml:space="preserve">键发生协同</w:t>
-      </w:r>
-      <w:r>
-        <w:rPr>
-          <w:rFonts w:ascii="Times New Roman" w:hAnsi="Times New Roman" w:eastAsia="Times New Roman" w:cs="Times New Roman"/>
-        </w:rPr>
-        <w:t xml:space="preserve"> [2+1] </w:t>
-      </w:r>
-      <w:r>
-        <w:rPr>
-          <w:rFonts w:hint="eastAsia" w:ascii="Times New Roman" w:hAnsi="Times New Roman" w:eastAsia="FangSong" w:cs="Times New Roman"/>
-        </w:rPr>
-        <w:t xml:space="preserve">环加成</w:t>
+        <w:t>全部同相位</w:t>
+      </w:r>
+      <w:r>
+        <w:rPr>
+          <w:rFonts w:hint="eastAsia" w:ascii="Times New Roman" w:hAnsi="Times New Roman" w:eastAsia="Times New Roman" w:cs="Times New Roman"/>
+        </w:rPr>
+        <w:t>（0</w:t>
+      </w:r>
+      <w:r>
+        <w:rPr>
+          <w:rFonts w:ascii="Times New Roman" w:hAnsi="Times New Roman" w:eastAsia="Times New Roman" w:cs="Times New Roman"/>
+        </w:rPr>
+        <w:t xml:space="preserve"> </w:t>
+      </w:r>
+      <w:r>
+        <w:rPr>
+          <w:rFonts w:hint="eastAsia" w:ascii="Times New Roman" w:hAnsi="Times New Roman" w:eastAsia="FangSong" w:cs="Times New Roman"/>
+        </w:rPr>
+        <w:t>节点</w:t>
+      </w:r>
+      <w:r>
+        <w:rPr>
+          <w:rFonts w:hint="eastAsia" w:ascii="Times New Roman" w:hAnsi="Times New Roman" w:eastAsia="Times New Roman" w:cs="Times New Roman"/>
+        </w:rPr>
+        <w:t>）</w:t>
       </w:r>
     </w:p>
     <w:p>
@@ -22552,35 +21091,64 @@
       </w:pPr>
       <w:r>
         <w:rPr>
-          <w:rFonts w:hint="eastAsia" w:ascii="Times New Roman" w:hAnsi="Times New Roman" w:eastAsia="FangSong" w:cs="Times New Roman"/>
-        </w:rPr>
-        <w:t>立体化学</w:t>
-      </w:r>
-      <w:r>
-        <w:rPr>
-          <w:rFonts w:hint="eastAsia" w:ascii="Times New Roman" w:hAnsi="Times New Roman" w:eastAsia="Times New Roman" w:cs="Times New Roman"/>
-        </w:rPr>
-        <w:t>：</w:t>
-      </w:r>
-      <w:r>
-        <w:rPr>
-          <w:rFonts w:hint="eastAsia" w:ascii="Times New Roman" w:hAnsi="Times New Roman" w:eastAsia="FangSong" w:cs="Times New Roman"/>
-          <w:b/>
-          <w:bCs/>
-        </w:rPr>
-        <w:t xml:space="preserve">顺式加成</w:t>
-      </w:r>
-      <w:r>
-        <w:rPr>
-          <w:rFonts w:hint="eastAsia" w:ascii="Times New Roman" w:hAnsi="Times New Roman" w:eastAsia="Times New Roman" w:cs="Times New Roman"/>
-        </w:rPr>
-        <w:t>，</w:t>
-      </w:r>
-      <w:r>
-        <w:rPr>
-          <w:rFonts w:hint="eastAsia" w:ascii="Times New Roman" w:hAnsi="Times New Roman" w:eastAsia="FangSong" w:cs="Times New Roman"/>
-        </w:rPr>
-        <w:t>保留烯烃的构型</w:t>
+          <w:rFonts w:hint="eastAsia" w:ascii="Times New Roman" w:hAnsi="Times New Roman" w:eastAsia="Times New Roman" w:cs="Times New Roman"/>
+        </w:rPr>
+        <w:t>ψ</w:t>
+      </w:r>
+      <w:r>
+        <w:rPr>
+          <w:rFonts w:hint="eastAsia" w:ascii="Times New Roman" w:hAnsi="Times New Roman" w:eastAsia="Times New Roman" w:cs="Times New Roman"/>
+          <w:vertAlign w:val="subscript"/>
+        </w:rPr>
+        <w:t>2</w:t>
+      </w:r>
+      <w:r>
+        <w:rPr>
+          <w:rFonts w:hint="eastAsia" w:ascii="Times New Roman" w:hAnsi="Times New Roman" w:eastAsia="Times New Roman" w:cs="Times New Roman"/>
+        </w:rPr>
+        <w:t>：1</w:t>
+      </w:r>
+      <w:r>
+        <w:rPr>
+          <w:rFonts w:ascii="Times New Roman" w:hAnsi="Times New Roman" w:eastAsia="Times New Roman" w:cs="Times New Roman"/>
+        </w:rPr>
+        <w:t xml:space="preserve"> </w:t>
+      </w:r>
+      <w:r>
+        <w:rPr>
+          <w:rFonts w:hint="eastAsia" w:ascii="Times New Roman" w:hAnsi="Times New Roman" w:eastAsia="FangSong" w:cs="Times New Roman"/>
+        </w:rPr>
+        <w:t>个节点</w:t>
+      </w:r>
+      <w:r>
+        <w:rPr>
+          <w:rFonts w:hint="eastAsia" w:ascii="Times New Roman" w:hAnsi="Times New Roman" w:eastAsia="Times New Roman" w:cs="Times New Roman"/>
+        </w:rPr>
+        <w:t>（</w:t>
+      </w:r>
+      <w:r>
+        <w:rPr>
+          <w:rFonts w:hint="eastAsia" w:ascii="Times New Roman" w:hAnsi="Times New Roman" w:eastAsia="FangSong" w:cs="Times New Roman"/>
+        </w:rPr>
+        <w:t>成键</w:t>
+      </w:r>
+      <w:r>
+        <w:rPr>
+          <w:rFonts w:hint="eastAsia" w:ascii="Times New Roman" w:hAnsi="Times New Roman" w:eastAsia="Times New Roman" w:cs="Times New Roman"/>
+        </w:rPr>
+        <w:t>/</w:t>
+      </w:r>
+      <w:r>
+        <w:rPr>
+          <w:rFonts w:hint="eastAsia" w:ascii="Times New Roman" w:hAnsi="Times New Roman" w:eastAsia="FangSong" w:cs="Times New Roman"/>
+        </w:rPr>
+        <w:t>反键交替</w:t>
+      </w:r>
+      <w:r>
+        <w:rPr>
+          <w:rFonts w:hint="eastAsia" w:ascii="Times New Roman" w:hAnsi="Times New Roman" w:eastAsia="Times New Roman" w:cs="Times New Roman"/>
+        </w:rPr>
+        <w:t>）</w:t>
       </w:r>
     </w:p>
     <w:p>
@@ -22593,21 +21161,34 @@
       </w:pPr>
       <w:r>
         <w:rPr>
-          <w:rFonts w:hint="eastAsia" w:ascii="Times New Roman" w:hAnsi="Times New Roman" w:eastAsia="FangSong" w:cs="Times New Roman"/>
-        </w:rPr>
-        <w:t>顺</w:t>
-      </w:r>
-      <w:r>
-        <w:rPr>
-          <w:rFonts w:hint="eastAsia" w:ascii="Times New Roman" w:hAnsi="Times New Roman" w:eastAsia="Times New Roman" w:cs="Times New Roman"/>
-        </w:rPr>
-        <w:t>-2-</w:t>
-      </w:r>
-      <w:r>
-        <w:rPr>
-          <w:rFonts w:hint="eastAsia" w:ascii="Times New Roman" w:hAnsi="Times New Roman" w:eastAsia="FangSong" w:cs="Times New Roman"/>
-        </w:rPr>
-        <w:t>丁烯</w:t>
+          <w:rFonts w:hint="eastAsia" w:ascii="Times New Roman" w:hAnsi="Times New Roman" w:eastAsia="Times New Roman" w:cs="Times New Roman"/>
+        </w:rPr>
+        <w:t>ψ</w:t>
+      </w:r>
+      <w:r>
+        <w:rPr>
+          <w:rFonts w:hint="eastAsia" w:ascii="Times New Roman" w:hAnsi="Times New Roman" w:eastAsia="Times New Roman" w:cs="Times New Roman"/>
+          <w:vertAlign w:val="subscript"/>
+        </w:rPr>
+        <w:t>3</w:t>
+      </w:r>
+      <w:r>
+        <w:rPr>
+          <w:rFonts w:hint="eastAsia" w:ascii="Times New Roman" w:hAnsi="Times New Roman" w:eastAsia="Times New Roman" w:cs="Times New Roman"/>
+        </w:rPr>
+        <w:t>：2</w:t>
+      </w:r>
+      <w:r>
+        <w:rPr>
+          <w:rFonts w:ascii="Times New Roman" w:hAnsi="Times New Roman" w:eastAsia="Times New Roman" w:cs="Times New Roman"/>
+        </w:rPr>
+        <w:t xml:space="preserve"> </w:t>
+      </w:r>
+      <w:r>
+        <w:rPr>
+          <w:rFonts w:hint="eastAsia" w:ascii="Times New Roman" w:hAnsi="Times New Roman" w:eastAsia="FangSong" w:cs="Times New Roman"/>
+        </w:rPr>
+        <w:t xml:space="preserve">个节点</w:t>
       </w:r>
       <w:r>
         <w:rPr>
@@ -22623,27 +21204,454 @@
       </w:r>
       <w:r>
         <w:rPr>
-          <w:rFonts w:hint="eastAsia" w:ascii="Times New Roman" w:hAnsi="Times New Roman" w:eastAsia="FangSong" w:cs="Times New Roman"/>
-          <w:b/>
-          <w:bCs/>
-        </w:rPr>
-        <w:t>顺</w:t>
-      </w:r>
-      <w:r>
-        <w:rPr>
-          <w:rFonts w:hint="eastAsia" w:ascii="Times New Roman" w:hAnsi="Times New Roman" w:eastAsia="Times New Roman" w:cs="Times New Roman"/>
-          <w:b/>
-          <w:bCs/>
-        </w:rPr>
-        <w:t>-1,2-</w:t>
-      </w:r>
-      <w:r>
-        <w:rPr>
-          <w:rFonts w:hint="eastAsia" w:ascii="Times New Roman" w:hAnsi="Times New Roman" w:eastAsia="FangSong" w:cs="Times New Roman"/>
-          <w:b/>
-          <w:bCs/>
-        </w:rPr>
-        <w:t>二甲基环丙烷</w:t>
+          <w:rFonts w:ascii="Times New Roman" w:hAnsi="Times New Roman" w:eastAsia="Times New Roman" w:cs="Times New Roman"/>
+          <w:b/>
+          <w:bCs/>
+        </w:rPr>
+        <w:t xml:space="preserve">HOMO</w:t>
+      </w:r>
+      <w:r>
+        <w:rPr>
+          <w:rFonts w:hint="eastAsia" w:ascii="Times New Roman" w:hAnsi="Times New Roman" w:eastAsia="Times New Roman" w:cs="Times New Roman"/>
+        </w:rPr>
+        <w:t>（</w:t>
+      </w:r>
+      <w:r>
+        <w:rPr>
+          <w:rFonts w:hint="eastAsia" w:ascii="Times New Roman" w:hAnsi="Times New Roman" w:eastAsia="FangSong" w:cs="Times New Roman"/>
+        </w:rPr>
+        <w:t>基态</w:t>
+      </w:r>
+      <w:r>
+        <w:rPr>
+          <w:rFonts w:ascii="Times New Roman" w:hAnsi="Times New Roman" w:eastAsia="Times New Roman" w:cs="Times New Roman"/>
+        </w:rPr>
+        <w:t xml:space="preserve"> 6 </w:t>
+      </w:r>
+      <w:r>
+        <w:rPr>
+          <w:rFonts w:hint="eastAsia" w:ascii="Times New Roman" w:hAnsi="Times New Roman" w:eastAsia="FangSong" w:cs="Times New Roman"/>
+        </w:rPr>
+        <w:t xml:space="preserve">个电子填满</w:t>
+      </w:r>
+      <w:r>
+        <w:rPr>
+          <w:rFonts w:ascii="Times New Roman" w:hAnsi="Times New Roman" w:eastAsia="Times New Roman" w:cs="Times New Roman"/>
+        </w:rPr>
+        <w:t xml:space="preserve"> </w:t>
+      </w:r>
+      <w:r>
+        <w:rPr>
+          <w:rFonts w:hint="eastAsia" w:ascii="Times New Roman" w:hAnsi="Times New Roman" w:eastAsia="Times New Roman" w:cs="Times New Roman"/>
+        </w:rPr>
+        <w:t>ψ</w:t>
+      </w:r>
+      <w:r>
+        <w:rPr>
+          <w:rFonts w:hint="eastAsia" w:ascii="Times New Roman" w:hAnsi="Times New Roman" w:eastAsia="Times New Roman" w:cs="Times New Roman"/>
+          <w:vertAlign w:val="subscript"/>
+        </w:rPr>
+        <w:t>1</w:t>
+      </w:r>
+      <w:r>
+        <w:rPr>
+          <w:rFonts w:hint="eastAsia" w:ascii="Times New Roman" w:hAnsi="Times New Roman" w:eastAsia="Times New Roman" w:cs="Times New Roman"/>
+        </w:rPr>
+        <w:t>→ψ</w:t>
+      </w:r>
+      <w:r>
+        <w:rPr>
+          <w:rFonts w:hint="eastAsia" w:ascii="Times New Roman" w:hAnsi="Times New Roman" w:eastAsia="Times New Roman" w:cs="Times New Roman"/>
+          <w:vertAlign w:val="subscript"/>
+        </w:rPr>
+        <w:t>3</w:t>
+      </w:r>
+      <w:r>
+        <w:rPr>
+          <w:rFonts w:hint="eastAsia" w:ascii="Times New Roman" w:hAnsi="Times New Roman" w:eastAsia="Times New Roman" w:cs="Times New Roman"/>
+        </w:rPr>
+        <w:t>）</w:t>
+      </w:r>
+    </w:p>
+    <w:p>
+      <w:pPr>
+        <w:pStyle w:val="Compact"/>
+        <w:numPr>
+          <w:ilvl w:val="1"/>
+          <w:numId w:val="1010"/>
+        </w:numPr>
+      </w:pPr>
+      <w:r>
+        <w:rPr>
+          <w:rFonts w:hint="eastAsia" w:ascii="Times New Roman" w:hAnsi="Times New Roman" w:eastAsia="Times New Roman" w:cs="Times New Roman"/>
+        </w:rPr>
+        <w:t>ψ</w:t>
+      </w:r>
+      <w:r>
+        <w:rPr>
+          <w:rFonts w:hint="eastAsia" w:ascii="Times New Roman" w:hAnsi="Times New Roman" w:eastAsia="Times New Roman" w:cs="Times New Roman"/>
+          <w:vertAlign w:val="subscript"/>
+        </w:rPr>
+        <w:t>4</w:t>
+      </w:r>
+      <w:r>
+        <w:rPr>
+          <w:rFonts w:hint="eastAsia" w:ascii="Times New Roman" w:hAnsi="Times New Roman" w:eastAsia="Times New Roman" w:cs="Times New Roman"/>
+        </w:rPr>
+        <w:t>：3</w:t>
+      </w:r>
+      <w:r>
+        <w:rPr>
+          <w:rFonts w:ascii="Times New Roman" w:hAnsi="Times New Roman" w:eastAsia="Times New Roman" w:cs="Times New Roman"/>
+        </w:rPr>
+        <w:t xml:space="preserve"> </w:t>
+      </w:r>
+      <w:r>
+        <w:rPr>
+          <w:rFonts w:hint="eastAsia" w:ascii="Times New Roman" w:hAnsi="Times New Roman" w:eastAsia="FangSong" w:cs="Times New Roman"/>
+        </w:rPr>
+        <w:t xml:space="preserve">个节点</w:t>
+      </w:r>
+      <w:r>
+        <w:rPr>
+          <w:rFonts w:ascii="Times New Roman" w:hAnsi="Times New Roman" w:eastAsia="Times New Roman" w:cs="Times New Roman"/>
+        </w:rPr>
+        <w:t xml:space="preserve"> → LUMO</w:t>
+      </w:r>
+    </w:p>
+    <w:p>
+      <w:pPr>
+        <w:numPr>
+          <w:ilvl w:val="0"/>
+          <w:numId w:val="1009"/>
+        </w:numPr>
+      </w:pPr>
+      <w:r>
+        <w:rPr>
+          <w:rFonts w:hint="eastAsia" w:ascii="Times New Roman" w:hAnsi="Times New Roman" w:eastAsia="Times New Roman" w:cs="Times New Roman"/>
+          <w:b/>
+          <w:bCs/>
+        </w:rPr>
+        <w:t>HOMO（ψ</w:t>
+      </w:r>
+      <w:r>
+        <w:rPr>
+          <w:rFonts w:hint="eastAsia" w:ascii="Times New Roman" w:hAnsi="Times New Roman" w:eastAsia="Times New Roman" w:cs="Times New Roman"/>
+          <w:b/>
+          <w:bCs/>
+          <w:vertAlign w:val="subscript"/>
+        </w:rPr>
+        <w:t>3</w:t>
+      </w:r>
+      <w:r>
+        <w:rPr>
+          <w:rFonts w:hint="eastAsia" w:ascii="Times New Roman" w:hAnsi="Times New Roman" w:eastAsia="Times New Roman" w:cs="Times New Roman"/>
+          <w:b/>
+          <w:bCs/>
+        </w:rPr>
+        <w:t>）</w:t>
+      </w:r>
+      <w:r>
+        <w:rPr>
+          <w:rFonts w:hint="eastAsia" w:ascii="Times New Roman" w:hAnsi="Times New Roman" w:eastAsia="FangSong" w:cs="Times New Roman"/>
+          <w:b/>
+          <w:bCs/>
+        </w:rPr>
+        <w:t>的末端相位相同</w:t>
+      </w:r>
+      <w:r>
+        <w:rPr>
+          <w:rFonts w:ascii="Times New Roman" w:hAnsi="Times New Roman" w:eastAsia="Times New Roman" w:cs="Times New Roman"/>
+        </w:rPr>
+        <w:t xml:space="preserve"> </w:t>
+      </w:r>
+      <w:r>
+        <w:rPr>
+          <w:rFonts w:ascii="Times New Roman" w:hAnsi="Times New Roman" w:eastAsia="Times New Roman" w:cs="Times New Roman"/>
+        </w:rPr>
+        <w:t xml:space="preserve">→ </w:t>
+      </w:r>
+      <w:r>
+        <w:rPr>
+          <w:rFonts w:hint="eastAsia" w:ascii="Times New Roman" w:hAnsi="Times New Roman" w:eastAsia="FangSong" w:cs="Times New Roman"/>
+        </w:rPr>
+        <w:t>对旋</w:t>
+      </w:r>
+      <w:r>
+        <w:rPr>
+          <w:rFonts w:hint="eastAsia" w:ascii="Times New Roman" w:hAnsi="Times New Roman" w:eastAsia="Times New Roman" w:cs="Times New Roman"/>
+        </w:rPr>
+        <w:t>（</w:t>
+      </w:r>
+      <w:r>
+        <w:rPr>
+          <w:rFonts w:hint="eastAsia" w:ascii="Times New Roman" w:hAnsi="Times New Roman" w:eastAsia="FangSong" w:cs="Times New Roman"/>
+        </w:rPr>
+        <w:t>两个末端朝同方向旋转</w:t>
+      </w:r>
+      <w:r>
+        <w:rPr>
+          <w:rFonts w:hint="eastAsia" w:ascii="Times New Roman" w:hAnsi="Times New Roman" w:eastAsia="Times New Roman" w:cs="Times New Roman"/>
+        </w:rPr>
+        <w:t>）</w:t>
+      </w:r>
+      <w:r>
+        <w:rPr>
+          <w:rFonts w:hint="eastAsia" w:ascii="Times New Roman" w:hAnsi="Times New Roman" w:eastAsia="FangSong" w:cs="Times New Roman"/>
+        </w:rPr>
+        <w:t>才能有效成键</w:t>
+      </w:r>
+    </w:p>
+    <w:p>
+      <w:pPr>
+        <w:numPr>
+          <w:ilvl w:val="0"/>
+          <w:numId w:val="1009"/>
+        </w:numPr>
+      </w:pPr>
+      <w:r>
+        <w:rPr>
+          <w:rFonts w:hint="eastAsia" w:ascii="Times New Roman" w:hAnsi="Times New Roman" w:eastAsia="FangSong" w:cs="Times New Roman"/>
+        </w:rPr>
+        <w:t>产物</w:t>
+      </w:r>
+      <w:r>
+        <w:rPr>
+          <w:rFonts w:hint="eastAsia" w:ascii="Times New Roman" w:hAnsi="Times New Roman" w:eastAsia="Times New Roman" w:cs="Times New Roman"/>
+        </w:rPr>
+        <w:t>：</w:t>
+      </w:r>
+      <w:r>
+        <w:rPr>
+          <w:rFonts w:hint="eastAsia" w:ascii="Times New Roman" w:hAnsi="Times New Roman" w:eastAsia="FangSong" w:cs="Times New Roman"/>
+        </w:rPr>
+        <w:t>环己二烯结构</w:t>
+      </w:r>
+      <w:r>
+        <w:rPr>
+          <w:rFonts w:hint="eastAsia" w:ascii="Times New Roman" w:hAnsi="Times New Roman" w:eastAsia="Times New Roman" w:cs="Times New Roman"/>
+        </w:rPr>
+        <w:t>，</w:t>
+      </w:r>
+      <w:r>
+        <w:rPr>
+          <w:rFonts w:hint="eastAsia" w:ascii="Times New Roman" w:hAnsi="Times New Roman" w:eastAsia="FangSong" w:cs="Times New Roman"/>
+        </w:rPr>
+        <w:t>两个甲基在</w:t>
+      </w:r>
+      <w:r>
+        <w:rPr>
+          <w:rFonts w:hint="eastAsia" w:ascii="Times New Roman" w:hAnsi="Times New Roman" w:eastAsia="FangSong" w:cs="Times New Roman"/>
+          <w:b/>
+          <w:bCs/>
+        </w:rPr>
+        <w:t xml:space="preserve">顺式</w:t>
+      </w:r>
+      <w:r>
+        <w:rPr>
+          <w:rFonts w:hint="eastAsia" w:ascii="Times New Roman" w:hAnsi="Times New Roman" w:eastAsia="FangSong" w:cs="Times New Roman"/>
+        </w:rPr>
+        <w:t>位置</w:t>
+      </w:r>
+      <w:r>
+        <w:rPr>
+          <w:rFonts w:hint="eastAsia" w:ascii="Times New Roman" w:hAnsi="Times New Roman" w:eastAsia="Times New Roman" w:cs="Times New Roman"/>
+        </w:rPr>
+        <w:t>（</w:t>
+      </w:r>
+      <w:r>
+        <w:rPr>
+          <w:rFonts w:hint="eastAsia" w:ascii="Times New Roman" w:hAnsi="Times New Roman" w:eastAsia="FangSong" w:cs="Times New Roman"/>
+        </w:rPr>
+        <w:t>对旋</w:t>
+      </w:r>
+      <w:r>
+        <w:rPr>
+          <w:rFonts w:hint="eastAsia" w:ascii="Times New Roman" w:hAnsi="Times New Roman" w:eastAsia="Times New Roman" w:cs="Times New Roman"/>
+        </w:rPr>
+        <w:t>→</w:t>
+      </w:r>
+      <w:r>
+        <w:rPr>
+          <w:rFonts w:hint="eastAsia" w:ascii="Times New Roman" w:hAnsi="Times New Roman" w:eastAsia="FangSong" w:cs="Times New Roman"/>
+        </w:rPr>
+        <w:t>顺式二取代</w:t>
+      </w:r>
+      <w:r>
+        <w:rPr>
+          <w:rFonts w:hint="eastAsia" w:ascii="Times New Roman" w:hAnsi="Times New Roman" w:eastAsia="Times New Roman" w:cs="Times New Roman"/>
+        </w:rPr>
+        <w:t>）</w:t>
+      </w:r>
+    </w:p>
+    <w:p>
+      <w:pPr>
+        <w:pStyle w:val="FirstParagraph"/>
+      </w:pPr>
+      <w:r>
+        <w:rPr>
+          <w:rFonts w:hint="eastAsia" w:ascii="Times New Roman" w:hAnsi="Times New Roman" w:eastAsia="FangSong" w:cs="Times New Roman"/>
+          <w:b/>
+          <w:bCs/>
+        </w:rPr>
+        <w:t xml:space="preserve">答案</w:t>
+      </w:r>
+      <w:r>
+        <w:rPr>
+          <w:rFonts w:hint="eastAsia" w:ascii="Times New Roman" w:hAnsi="Times New Roman" w:eastAsia="Times New Roman" w:cs="Times New Roman"/>
+        </w:rPr>
+        <w:t>：</w:t>
+      </w:r>
+      <w:r>
+        <w:rPr>
+          <w:rFonts w:hint="eastAsia" w:ascii="Times New Roman" w:hAnsi="Times New Roman" w:eastAsia="FangSong" w:cs="Times New Roman"/>
+        </w:rPr>
+        <w:t>热反应</w:t>
+      </w:r>
+      <w:r>
+        <w:rPr>
+          <w:rFonts w:ascii="Times New Roman" w:hAnsi="Times New Roman" w:eastAsia="Times New Roman" w:cs="Times New Roman"/>
+        </w:rPr>
+        <w:t xml:space="preserve"> → </w:t>
+      </w:r>
+      <w:r>
+        <w:rPr>
+          <w:rFonts w:hint="eastAsia" w:ascii="Times New Roman" w:hAnsi="Times New Roman" w:eastAsia="FangSong" w:cs="Times New Roman"/>
+        </w:rPr>
+        <w:t>对旋</w:t>
+      </w:r>
+      <w:r>
+        <w:rPr>
+          <w:rFonts w:hint="eastAsia" w:ascii="Times New Roman" w:hAnsi="Times New Roman" w:eastAsia="Times New Roman" w:cs="Times New Roman"/>
+        </w:rPr>
+        <w:t>（disrotatory）→</w:t>
+      </w:r>
+      <w:r>
+        <w:rPr>
+          <w:rFonts w:ascii="Times New Roman" w:hAnsi="Times New Roman" w:eastAsia="Times New Roman" w:cs="Times New Roman"/>
+        </w:rPr>
+        <w:t xml:space="preserve"> </w:t>
+      </w:r>
+      <w:r>
+        <w:rPr>
+          <w:rFonts w:hint="eastAsia" w:ascii="Times New Roman" w:hAnsi="Times New Roman" w:eastAsia="FangSong" w:cs="Times New Roman"/>
+        </w:rPr>
+        <w:t>产物为顺式二取代环己二烯</w:t>
+      </w:r>
+      <w:r>
+        <w:rPr>
+          <w:rFonts w:hint="eastAsia" w:ascii="Times New Roman" w:hAnsi="Times New Roman" w:eastAsia="Times New Roman" w:cs="Times New Roman"/>
+        </w:rPr>
+        <w:t>。</w:t>
+      </w:r>
+      <w:r>
+        <w:rPr>
+          <w:rFonts w:hint="eastAsia" w:ascii="Times New Roman" w:hAnsi="Times New Roman" w:eastAsia="FangSong" w:cs="Times New Roman"/>
+        </w:rPr>
+        <w:t>若为光反应</w:t>
+      </w:r>
+      <w:r>
+        <w:rPr>
+          <w:rFonts w:ascii="Times New Roman" w:hAnsi="Times New Roman" w:eastAsia="Times New Roman" w:cs="Times New Roman"/>
+        </w:rPr>
+        <w:t xml:space="preserve"> → </w:t>
+      </w:r>
+      <w:r>
+        <w:rPr>
+          <w:rFonts w:hint="eastAsia" w:ascii="Times New Roman" w:hAnsi="Times New Roman" w:eastAsia="FangSong" w:cs="Times New Roman"/>
+        </w:rPr>
+        <w:t xml:space="preserve">顺旋</w:t>
+      </w:r>
+      <w:r>
+        <w:rPr>
+          <w:rFonts w:ascii="Times New Roman" w:hAnsi="Times New Roman" w:eastAsia="Times New Roman" w:cs="Times New Roman"/>
+        </w:rPr>
+        <w:t xml:space="preserve"> → </w:t>
+      </w:r>
+      <w:r>
+        <w:rPr>
+          <w:rFonts w:hint="eastAsia" w:ascii="Times New Roman" w:hAnsi="Times New Roman" w:eastAsia="FangSong" w:cs="Times New Roman"/>
+        </w:rPr>
+        <w:t>反式产物</w:t>
+      </w:r>
+      <w:r>
+        <w:rPr>
+          <w:rFonts w:hint="eastAsia" w:ascii="Times New Roman" w:hAnsi="Times New Roman" w:eastAsia="Times New Roman" w:cs="Times New Roman"/>
+        </w:rPr>
+        <w:t>。</w:t>
+      </w:r>
+    </w:p>
+    <w:p>
+      <w:pPr>
+        <w:pStyle w:val="BodyText"/>
+      </w:pPr>
+      <w:r>
+        <w:rPr>
+          <w:rFonts w:hint="eastAsia" w:ascii="Times New Roman" w:hAnsi="Times New Roman" w:eastAsia="FangSong" w:cs="Times New Roman"/>
+          <w:b/>
+          <w:bCs/>
+        </w:rPr>
+        <w:t xml:space="preserve">反思</w:t>
+      </w:r>
+      <w:r>
+        <w:rPr>
+          <w:rFonts w:hint="eastAsia" w:ascii="Times New Roman" w:hAnsi="Times New Roman" w:eastAsia="Times New Roman" w:cs="Times New Roman"/>
+        </w:rPr>
+        <w:t>：</w:t>
+      </w:r>
+      <w:r>
+        <w:rPr>
+          <w:rFonts w:hint="eastAsia" w:ascii="Times New Roman" w:hAnsi="Times New Roman" w:eastAsia="FangSong" w:cs="Times New Roman"/>
+        </w:rPr>
+        <w:t>不要背</w:t>
+      </w:r>
+      <w:r>
+        <w:rPr>
+          <w:rFonts w:hint="eastAsia" w:ascii="Times New Roman" w:hAnsi="Times New Roman" w:eastAsia="Times New Roman" w:cs="Times New Roman"/>
+        </w:rPr>
+        <w:t>”4n+2</w:t>
+      </w:r>
+      <w:r>
+        <w:rPr>
+          <w:rFonts w:ascii="Times New Roman" w:hAnsi="Times New Roman" w:eastAsia="Times New Roman" w:cs="Times New Roman"/>
+        </w:rPr>
+        <w:t xml:space="preserve"> </w:t>
+      </w:r>
+      <w:r>
+        <w:rPr>
+          <w:rFonts w:hint="eastAsia" w:ascii="Times New Roman" w:hAnsi="Times New Roman" w:eastAsia="FangSong" w:cs="Times New Roman"/>
+        </w:rPr>
+        <w:t>热对旋</w:t>
+      </w:r>
+      <w:r>
+        <w:rPr>
+          <w:rFonts w:hint="eastAsia" w:ascii="Times New Roman" w:hAnsi="Times New Roman" w:eastAsia="Times New Roman" w:cs="Times New Roman"/>
+        </w:rPr>
+        <w:t>”</w:t>
+      </w:r>
+      <w:r>
+        <w:rPr>
+          <w:rFonts w:hint="eastAsia" w:ascii="Times New Roman" w:hAnsi="Times New Roman" w:eastAsia="FangSong" w:cs="Times New Roman"/>
+        </w:rPr>
+        <w:t>就了事</w:t>
+      </w:r>
+      <w:r>
+        <w:rPr>
+          <w:rFonts w:hint="eastAsia" w:ascii="Times New Roman" w:hAnsi="Times New Roman" w:eastAsia="Times New Roman" w:cs="Times New Roman"/>
+        </w:rPr>
+        <w:t>。</w:t>
+      </w:r>
+      <w:r>
+        <w:rPr>
+          <w:rFonts w:hint="eastAsia" w:ascii="Times New Roman" w:hAnsi="Times New Roman" w:eastAsia="FangSong" w:cs="Times New Roman"/>
+        </w:rPr>
+        <w:t>画轨道步骤</w:t>
+      </w:r>
+      <w:r>
+        <w:rPr>
+          <w:rFonts w:hint="eastAsia" w:ascii="Times New Roman" w:hAnsi="Times New Roman" w:eastAsia="Times New Roman" w:cs="Times New Roman"/>
+        </w:rPr>
+        <w:t>：</w:t>
       </w:r>
     </w:p>
     <w:p>
@@ -22651,28 +21659,712 @@
         <w:pStyle w:val="Compact"/>
         <w:numPr>
           <w:ilvl w:val="0"/>
-          <w:numId w:val="1009"/>
+          <w:numId w:val="1011"/>
         </w:numPr>
       </w:pPr>
       <w:r>
         <w:rPr>
           <w:rFonts w:hint="eastAsia" w:ascii="Times New Roman" w:hAnsi="Times New Roman" w:eastAsia="FangSong" w:cs="Times New Roman"/>
-          <w:b/>
-          <w:bCs/>
+        </w:rPr>
+        <w:t xml:space="preserve">数电子数</w:t>
+      </w:r>
+    </w:p>
+    <w:p>
+      <w:pPr>
+        <w:pStyle w:val="Compact"/>
+        <w:numPr>
+          <w:ilvl w:val="0"/>
+          <w:numId w:val="1011"/>
+        </w:numPr>
+      </w:pPr>
+      <w:r>
+        <w:rPr>
+          <w:rFonts w:hint="eastAsia" w:ascii="Times New Roman" w:hAnsi="Times New Roman" w:eastAsia="FangSong" w:cs="Times New Roman"/>
+        </w:rPr>
+        <w:t xml:space="preserve">判断</w:t>
+      </w:r>
+      <w:r>
+        <w:rPr>
+          <w:rFonts w:ascii="Times New Roman" w:hAnsi="Times New Roman" w:eastAsia="Times New Roman" w:cs="Times New Roman"/>
+        </w:rPr>
+        <w:t xml:space="preserve"> n</w:t>
+      </w:r>
+    </w:p>
+    <w:p>
+      <w:pPr>
+        <w:pStyle w:val="Compact"/>
+        <w:numPr>
+          <w:ilvl w:val="0"/>
+          <w:numId w:val="1011"/>
+        </w:numPr>
+      </w:pPr>
+      <w:r>
+        <w:rPr>
+          <w:rFonts w:hint="eastAsia" w:ascii="Times New Roman" w:hAnsi="Times New Roman" w:eastAsia="FangSong" w:cs="Times New Roman"/>
+        </w:rPr>
+        <w:t xml:space="preserve">画</w:t>
+      </w:r>
+      <w:r>
+        <w:rPr>
+          <w:rFonts w:ascii="Times New Roman" w:hAnsi="Times New Roman" w:eastAsia="Times New Roman" w:cs="Times New Roman"/>
+        </w:rPr>
+        <w:t xml:space="preserve"> HOMO </w:t>
+      </w:r>
+      <w:r>
+        <w:rPr>
+          <w:rFonts w:hint="eastAsia" w:ascii="Times New Roman" w:hAnsi="Times New Roman" w:eastAsia="FangSong" w:cs="Times New Roman"/>
+        </w:rPr>
+        <w:t>末端相位</w:t>
+      </w:r>
+      <w:r>
+        <w:rPr>
+          <w:rFonts w:hint="eastAsia" w:ascii="Times New Roman" w:hAnsi="Times New Roman" w:eastAsia="Times New Roman" w:cs="Times New Roman"/>
+        </w:rPr>
+        <w:t>（</w:t>
+      </w:r>
+      <w:r>
+        <w:rPr>
+          <w:rFonts w:hint="eastAsia" w:ascii="Times New Roman" w:hAnsi="Times New Roman" w:eastAsia="FangSong" w:cs="Times New Roman"/>
+        </w:rPr>
+        <w:t>这个才是决定性的</w:t>
+      </w:r>
+      <w:r>
+        <w:rPr>
+          <w:rFonts w:hint="eastAsia" w:ascii="Times New Roman" w:hAnsi="Times New Roman" w:eastAsia="Times New Roman" w:cs="Times New Roman"/>
+        </w:rPr>
+        <w:t>）</w:t>
+      </w:r>
+    </w:p>
+    <w:p>
+      <w:pPr>
+        <w:pStyle w:val="Compact"/>
+        <w:numPr>
+          <w:ilvl w:val="0"/>
+          <w:numId w:val="1011"/>
+        </w:numPr>
+      </w:pPr>
+      <w:r>
+        <w:rPr>
+          <w:rFonts w:hint="eastAsia" w:ascii="Times New Roman" w:hAnsi="Times New Roman" w:eastAsia="FangSong" w:cs="Times New Roman"/>
+        </w:rPr>
+        <w:t>判断顺旋</w:t>
+      </w:r>
+      <w:r>
+        <w:rPr>
+          <w:rFonts w:hint="eastAsia" w:ascii="Times New Roman" w:hAnsi="Times New Roman" w:eastAsia="Times New Roman" w:cs="Times New Roman"/>
+        </w:rPr>
+        <w:t>/</w:t>
+      </w:r>
+      <w:r>
+        <w:rPr>
+          <w:rFonts w:hint="eastAsia" w:ascii="Times New Roman" w:hAnsi="Times New Roman" w:eastAsia="FangSong" w:cs="Times New Roman"/>
+        </w:rPr>
+        <w:t>对旋</w:t>
+      </w:r>
+    </w:p>
+    <w:p>
+      <w:pPr>
+        <w:spacing w:before="160" w:after="80"/>
+      </w:pPr>
+      <w:r>
+        <w:pict>
+          <v:rect style="width:0;height:1.5pt" o:hralign="center" o:hrstd="t" o:hr="t"/>
+        </w:pict>
+      </w:r>
+    </w:p>
+    <w:bookmarkEnd w:id="34"/>
+    <w:bookmarkStart w:id="35" w:name="例5-卡宾单线态-vs-三线态立体化学区分"/>
+    <w:p>
+      <w:pPr>
+        <w:pStyle w:val="Heading3"/>
+        <w:spacing w:before="280" w:after="120"/>
+      </w:pPr>
+      <w:r>
+        <w:rPr>
+          <w:rFonts w:hint="eastAsia" w:ascii="Times New Roman" w:hAnsi="Times New Roman" w:eastAsia="SimHei" w:cs="Times New Roman"/>
+        </w:rPr>
+        <w:t>例</w:t>
+      </w:r>
+      <w:r>
+        <w:rPr>
+          <w:rFonts w:hint="eastAsia" w:ascii="Times New Roman" w:hAnsi="Times New Roman" w:eastAsia="Times New Roman" w:cs="Times New Roman"/>
+        </w:rPr>
+        <w:t>5</w:t>
+      </w:r>
+      <w:r>
+        <w:rPr>
+          <w:rFonts w:ascii="Times New Roman" w:hAnsi="Times New Roman" w:eastAsia="Times New Roman" w:cs="Times New Roman"/>
+        </w:rPr>
+        <w:t xml:space="preserve"> </w:t>
+      </w:r>
+      <w:r>
+        <w:rPr>
+          <w:rFonts w:hint="eastAsia" w:ascii="Times New Roman" w:hAnsi="Times New Roman" w:eastAsia="SimHei" w:cs="Times New Roman"/>
+        </w:rPr>
+        <w:t xml:space="preserve">卡宾单线态</w:t>
+      </w:r>
+      <w:r>
+        <w:rPr>
+          <w:rFonts w:ascii="Times New Roman" w:hAnsi="Times New Roman" w:eastAsia="Times New Roman" w:cs="Times New Roman"/>
+        </w:rPr>
+        <w:t xml:space="preserve"> vs </w:t>
+      </w:r>
+      <w:r>
+        <w:rPr>
+          <w:rFonts w:hint="eastAsia" w:ascii="Times New Roman" w:hAnsi="Times New Roman" w:eastAsia="SimHei" w:cs="Times New Roman"/>
+        </w:rPr>
+        <w:t>三线态</w:t>
+      </w:r>
+      <w:r>
+        <w:rPr>
+          <w:rFonts w:hint="eastAsia" w:ascii="Times New Roman" w:hAnsi="Times New Roman" w:eastAsia="Times New Roman" w:cs="Times New Roman"/>
+        </w:rPr>
+        <w:t>——</w:t>
+      </w:r>
+      <w:r>
+        <w:rPr>
+          <w:rFonts w:hint="eastAsia" w:ascii="Times New Roman" w:hAnsi="Times New Roman" w:eastAsia="SimHei" w:cs="Times New Roman"/>
+        </w:rPr>
+        <w:t>立体化学区分</w:t>
+      </w:r>
+      <w:r>
+        <w:rPr>
+          <w:rFonts w:ascii="Times New Roman" w:hAnsi="Times New Roman" w:eastAsia="Times New Roman" w:cs="Times New Roman"/>
+        </w:rPr>
+        <w:t xml:space="preserve"> ⭐⭐⭐⭐⭐</w:t>
+      </w:r>
+    </w:p>
+    <w:p>
+      <w:pPr>
+        <w:pStyle w:val="FirstParagraph"/>
+      </w:pPr>
+      <w:r>
+        <w:rPr>
+          <w:rFonts w:hint="eastAsia" w:ascii="Times New Roman" w:hAnsi="Times New Roman" w:eastAsia="FangSong" w:cs="Times New Roman"/>
+          <w:b/>
+          <w:bCs/>
+        </w:rPr>
+        <w:t xml:space="preserve">题干</w:t>
+      </w:r>
+      <w:r>
+        <w:rPr>
+          <w:rFonts w:hint="eastAsia" w:ascii="Times New Roman" w:hAnsi="Times New Roman" w:eastAsia="Times New Roman" w:cs="Times New Roman"/>
+        </w:rPr>
+        <w:t>：</w:t>
+      </w:r>
+      <w:r>
+        <w:rPr>
+          <w:rFonts w:hint="eastAsia" w:ascii="Times New Roman" w:hAnsi="Times New Roman" w:eastAsia="FangSong" w:cs="Times New Roman"/>
+        </w:rPr>
+        <w:t>将顺</w:t>
+      </w:r>
+      <w:r>
+        <w:rPr>
+          <w:rFonts w:hint="eastAsia" w:ascii="Times New Roman" w:hAnsi="Times New Roman" w:eastAsia="Times New Roman" w:cs="Times New Roman"/>
+        </w:rPr>
+        <w:t>-2-</w:t>
+      </w:r>
+      <w:r>
+        <w:rPr>
+          <w:rFonts w:hint="eastAsia" w:ascii="Times New Roman" w:hAnsi="Times New Roman" w:eastAsia="FangSong" w:cs="Times New Roman"/>
+        </w:rPr>
+        <w:t>丁烯分别与以下两种卡宾前体反应</w:t>
+      </w:r>
+      <w:r>
+        <w:rPr>
+          <w:rFonts w:hint="eastAsia" w:ascii="Times New Roman" w:hAnsi="Times New Roman" w:eastAsia="Times New Roman" w:cs="Times New Roman"/>
+        </w:rPr>
+        <w:t>：</w:t>
+      </w:r>
+      <w:r>
+        <w:rPr>
+          <w:rFonts w:ascii="Times New Roman" w:hAnsi="Times New Roman" w:eastAsia="Times New Roman" w:cs="Times New Roman"/>
+        </w:rPr>
+        <w:t xml:space="preserve"> </w:t>
+      </w:r>
+      <w:r>
+        <w:rPr>
+          <w:rFonts w:ascii="Times New Roman" w:hAnsi="Times New Roman" w:eastAsia="Times New Roman" w:cs="Times New Roman"/>
+        </w:rPr>
+        <w:t>(A) CH</w:t>
+      </w:r>
+      <w:r>
+        <w:rPr>
+          <w:rFonts w:ascii="Times New Roman" w:hAnsi="Times New Roman" w:eastAsia="Times New Roman" w:cs="Times New Roman"/>
+          <w:vertAlign w:val="subscript"/>
+        </w:rPr>
+        <w:t>2</w:t>
+      </w:r>
+      <w:r>
+        <w:rPr>
+          <w:rFonts w:ascii="Times New Roman" w:hAnsi="Times New Roman" w:eastAsia="Times New Roman" w:cs="Times New Roman"/>
+        </w:rPr>
+        <w:t>N</w:t>
+      </w:r>
+      <w:r>
+        <w:rPr>
+          <w:rFonts w:ascii="Times New Roman" w:hAnsi="Times New Roman" w:eastAsia="Times New Roman" w:cs="Times New Roman"/>
+          <w:vertAlign w:val="subscript"/>
+        </w:rPr>
+        <w:t>2</w:t>
+      </w:r>
+      <w:r>
+        <w:rPr>
+          <w:rFonts w:ascii="Times New Roman" w:hAnsi="Times New Roman" w:eastAsia="Times New Roman" w:cs="Times New Roman"/>
+        </w:rPr>
+        <w:t xml:space="preserve"> + </w:t>
+      </w:r>
+      <w:r>
+        <w:rPr>
+          <w:rFonts w:hint="eastAsia" w:ascii="Times New Roman" w:hAnsi="Times New Roman" w:eastAsia="Times New Roman" w:cs="Times New Roman"/>
+        </w:rPr>
+        <w:t>hν（</w:t>
+      </w:r>
+      <w:r>
+        <w:rPr>
+          <w:rFonts w:hint="eastAsia" w:ascii="Times New Roman" w:hAnsi="Times New Roman" w:eastAsia="FangSong" w:cs="Times New Roman"/>
+        </w:rPr>
+        <w:t>低压气相光解</w:t>
+      </w:r>
+      <w:r>
+        <w:rPr>
+          <w:rFonts w:hint="eastAsia" w:ascii="Times New Roman" w:hAnsi="Times New Roman" w:eastAsia="Times New Roman" w:cs="Times New Roman"/>
+        </w:rPr>
+        <w:t>——</w:t>
+      </w:r>
+      <w:r>
+        <w:rPr>
+          <w:rFonts w:hint="eastAsia" w:ascii="Times New Roman" w:hAnsi="Times New Roman" w:eastAsia="FangSong" w:cs="Times New Roman"/>
+        </w:rPr>
+        <w:t>单线态寿命足够发生系间窜越</w:t>
+      </w:r>
+      <w:r>
+        <w:rPr>
+          <w:rFonts w:ascii="Times New Roman" w:hAnsi="Times New Roman" w:eastAsia="Times New Roman" w:cs="Times New Roman"/>
+        </w:rPr>
+        <w:t xml:space="preserve"> ISC </w:t>
+      </w:r>
+      <w:r>
+        <w:rPr>
+          <w:rFonts w:hint="eastAsia" w:ascii="Times New Roman" w:hAnsi="Times New Roman" w:eastAsia="FangSong" w:cs="Times New Roman"/>
+        </w:rPr>
+        <w:t>到三线态基态</w:t>
+      </w:r>
+      <w:r>
+        <w:rPr>
+          <w:rFonts w:hint="eastAsia" w:ascii="Times New Roman" w:hAnsi="Times New Roman" w:eastAsia="Times New Roman" w:cs="Times New Roman"/>
+        </w:rPr>
+        <w:t>）</w:t>
+      </w:r>
+      <w:r>
+        <w:rPr>
+          <w:rFonts w:ascii="Times New Roman" w:hAnsi="Times New Roman" w:eastAsia="Times New Roman" w:cs="Times New Roman"/>
+        </w:rPr>
+        <w:t xml:space="preserve"> </w:t>
+      </w:r>
+      <w:r>
+        <w:rPr>
+          <w:rFonts w:ascii="Times New Roman" w:hAnsi="Times New Roman" w:eastAsia="Times New Roman" w:cs="Times New Roman"/>
+        </w:rPr>
+        <w:t>(B) CHCl</w:t>
+      </w:r>
+      <w:r>
+        <w:rPr>
+          <w:rFonts w:ascii="Times New Roman" w:hAnsi="Times New Roman" w:eastAsia="Times New Roman" w:cs="Times New Roman"/>
+          <w:vertAlign w:val="subscript"/>
+        </w:rPr>
+        <w:t>3</w:t>
+      </w:r>
+      <w:r>
+        <w:rPr>
+          <w:rFonts w:ascii="Times New Roman" w:hAnsi="Times New Roman" w:eastAsia="Times New Roman" w:cs="Times New Roman"/>
+        </w:rPr>
+        <w:t xml:space="preserve"> + </w:t>
+      </w:r>
+      <w:r>
+        <w:rPr>
+          <w:rFonts w:hint="eastAsia" w:ascii="Times New Roman" w:hAnsi="Times New Roman" w:eastAsia="Times New Roman" w:cs="Times New Roman"/>
+        </w:rPr>
+        <w:t>t-BuOK（α-</w:t>
+      </w:r>
+      <w:r>
+        <w:rPr>
+          <w:rFonts w:hint="eastAsia" w:ascii="Times New Roman" w:hAnsi="Times New Roman" w:eastAsia="FangSong" w:cs="Times New Roman"/>
+        </w:rPr>
+        <w:t>消除</w:t>
+      </w:r>
+      <w:r>
+        <w:rPr>
+          <w:rFonts w:hint="eastAsia" w:ascii="Times New Roman" w:hAnsi="Times New Roman" w:eastAsia="Times New Roman" w:cs="Times New Roman"/>
+        </w:rPr>
+        <w:t>）</w:t>
+      </w:r>
+    </w:p>
+    <w:p>
+      <w:pPr>
+        <w:pStyle w:val="BodyText"/>
+      </w:pPr>
+      <w:r>
+        <w:rPr>
+          <w:rFonts w:hint="eastAsia" w:ascii="Times New Roman" w:hAnsi="Times New Roman" w:eastAsia="FangSong" w:cs="Times New Roman"/>
+        </w:rPr>
+        <w:t>预测每种条件下产物的立体化学并解释</w:t>
+      </w:r>
+      <w:r>
+        <w:rPr>
+          <w:rFonts w:hint="eastAsia" w:ascii="Times New Roman" w:hAnsi="Times New Roman" w:eastAsia="Times New Roman" w:cs="Times New Roman"/>
+        </w:rPr>
+        <w:t>。</w:t>
+      </w:r>
+    </w:p>
+    <w:p>
+      <w:pPr>
+        <w:pStyle w:val="BodyText"/>
+      </w:pPr>
+      <w:r>
+        <w:rPr>
+          <w:rFonts w:hint="eastAsia" w:ascii="Times New Roman" w:hAnsi="Times New Roman" w:eastAsia="FangSong" w:cs="Times New Roman"/>
+          <w:b/>
+          <w:bCs/>
+        </w:rPr>
+        <w:t xml:space="preserve">思路</w:t>
+      </w:r>
+      <w:r>
+        <w:rPr>
+          <w:rFonts w:hint="eastAsia" w:ascii="Times New Roman" w:hAnsi="Times New Roman" w:eastAsia="Times New Roman" w:cs="Times New Roman"/>
+        </w:rPr>
+        <w:t>：</w:t>
+      </w:r>
+      <w:r>
+        <w:rPr>
+          <w:rFonts w:hint="eastAsia" w:ascii="Times New Roman" w:hAnsi="Times New Roman" w:eastAsia="FangSong" w:cs="Times New Roman"/>
         </w:rPr>
         <w:t>条件</w:t>
       </w:r>
       <w:r>
         <w:rPr>
           <w:rFonts w:hint="eastAsia" w:ascii="Times New Roman" w:hAnsi="Times New Roman" w:eastAsia="Times New Roman" w:cs="Times New Roman"/>
-          <w:b/>
-          <w:bCs/>
         </w:rPr>
         <w:t>(A)</w:t>
       </w:r>
       <w:r>
         <w:rPr>
           <w:rFonts w:ascii="Times New Roman" w:hAnsi="Times New Roman" w:eastAsia="Times New Roman" w:cs="Times New Roman"/>
+        </w:rPr>
+        <w:t xml:space="preserve"> </w:t>
+      </w:r>
+      <w:r>
+        <w:rPr>
+          <w:rFonts w:hint="eastAsia" w:ascii="Times New Roman" w:hAnsi="Times New Roman" w:eastAsia="FangSong" w:cs="Times New Roman"/>
+        </w:rPr>
+        <w:t xml:space="preserve">低压气相光解重氮甲烷</w:t>
+      </w:r>
+      <w:r>
+        <w:rPr>
+          <w:rFonts w:ascii="Times New Roman" w:hAnsi="Times New Roman" w:eastAsia="Times New Roman" w:cs="Times New Roman"/>
+        </w:rPr>
+        <w:t xml:space="preserve"> →</w:t>
+      </w:r>
+      <w:r>
+        <w:rPr>
+          <w:rFonts w:ascii="Times New Roman" w:hAnsi="Times New Roman" w:eastAsia="Times New Roman" w:cs="Times New Roman"/>
+        </w:rPr>
+        <w:t xml:space="preserve"> </w:t>
+      </w:r>
+      <w:r>
+        <w:rPr>
+          <w:rFonts w:hint="eastAsia" w:ascii="Times New Roman" w:hAnsi="Times New Roman" w:eastAsia="FangSong" w:cs="Times New Roman"/>
+          <w:b/>
+          <w:bCs/>
+        </w:rPr>
+        <w:t xml:space="preserve">三线态卡宾</w:t>
+      </w:r>
+      <w:r>
+        <w:rPr>
+          <w:rFonts w:hint="eastAsia" w:ascii="Times New Roman" w:hAnsi="Times New Roman" w:eastAsia="Times New Roman" w:cs="Times New Roman"/>
+        </w:rPr>
+        <w:t>（</w:t>
+      </w:r>
+      <w:r>
+        <w:rPr>
+          <w:rFonts w:hint="eastAsia" w:ascii="Times New Roman" w:hAnsi="Times New Roman" w:eastAsia="FangSong" w:cs="Times New Roman"/>
+        </w:rPr>
+        <w:t>重氮甲烷光解初生单线态</w:t>
+      </w:r>
+      <w:r>
+        <w:rPr>
+          <w:rFonts w:ascii="Times New Roman" w:hAnsi="Times New Roman" w:eastAsia="Times New Roman" w:cs="Times New Roman"/>
+        </w:rPr>
+        <w:t xml:space="preserve"> </w:t>
+      </w:r>
+      <w:r>
+        <w:rPr>
+          <w:rFonts w:hint="eastAsia" w:ascii="Times New Roman" w:hAnsi="Times New Roman" w:eastAsia="Times New Roman" w:cs="Times New Roman"/>
+        </w:rPr>
+        <w:t>:CH</w:t>
+      </w:r>
+      <w:r>
+        <w:rPr>
+          <w:rFonts w:hint="eastAsia" w:ascii="Times New Roman" w:hAnsi="Times New Roman" w:eastAsia="Times New Roman" w:cs="Times New Roman"/>
+          <w:vertAlign w:val="subscript"/>
+        </w:rPr>
+        <w:t>2</w:t>
+      </w:r>
+      <w:r>
+        <w:rPr>
+          <w:rFonts w:hint="eastAsia" w:ascii="Times New Roman" w:hAnsi="Times New Roman" w:eastAsia="Times New Roman" w:cs="Times New Roman"/>
+        </w:rPr>
+        <w:t>，</w:t>
+      </w:r>
+      <w:r>
+        <w:rPr>
+          <w:rFonts w:hint="eastAsia" w:ascii="Times New Roman" w:hAnsi="Times New Roman" w:eastAsia="FangSong" w:cs="Times New Roman"/>
+        </w:rPr>
+        <w:t>而</w:t>
+      </w:r>
+      <w:r>
+        <w:rPr>
+          <w:rFonts w:ascii="Times New Roman" w:hAnsi="Times New Roman" w:eastAsia="Times New Roman" w:cs="Times New Roman"/>
+        </w:rPr>
+        <w:t xml:space="preserve"> :CH</w:t>
+      </w:r>
+      <w:r>
+        <w:rPr>
+          <w:rFonts w:ascii="Times New Roman" w:hAnsi="Times New Roman" w:eastAsia="Times New Roman" w:cs="Times New Roman"/>
+          <w:vertAlign w:val="subscript"/>
+        </w:rPr>
+        <w:t>2</w:t>
+      </w:r>
+      <w:r>
+        <w:rPr>
+          <w:rFonts w:ascii="Times New Roman" w:hAnsi="Times New Roman" w:eastAsia="Times New Roman" w:cs="Times New Roman"/>
+        </w:rPr>
+        <w:t xml:space="preserve"> </w:t>
+      </w:r>
+      <w:r>
+        <w:rPr>
+          <w:rFonts w:hint="eastAsia" w:ascii="Times New Roman" w:hAnsi="Times New Roman" w:eastAsia="FangSong" w:cs="Times New Roman"/>
+        </w:rPr>
+        <w:t>基态为三线态</w:t>
+      </w:r>
+      <w:r>
+        <w:rPr>
+          <w:rFonts w:hint="eastAsia" w:ascii="Times New Roman" w:hAnsi="Times New Roman" w:eastAsia="Times New Roman" w:cs="Times New Roman"/>
+        </w:rPr>
+        <w:t>；</w:t>
+      </w:r>
+      <w:r>
+        <w:rPr>
+          <w:rFonts w:hint="eastAsia" w:ascii="Times New Roman" w:hAnsi="Times New Roman" w:eastAsia="FangSong" w:cs="Times New Roman"/>
+        </w:rPr>
+        <w:t>低压气相下碰撞少</w:t>
+      </w:r>
+      <w:r>
+        <w:rPr>
+          <w:rFonts w:hint="eastAsia" w:ascii="Times New Roman" w:hAnsi="Times New Roman" w:eastAsia="Times New Roman" w:cs="Times New Roman"/>
+        </w:rPr>
+        <w:t>、</w:t>
+      </w:r>
+      <w:r>
+        <w:rPr>
+          <w:rFonts w:hint="eastAsia" w:ascii="Times New Roman" w:hAnsi="Times New Roman" w:eastAsia="FangSong" w:cs="Times New Roman"/>
+        </w:rPr>
+        <w:t>单线态寿命长</w:t>
+      </w:r>
+      <w:r>
+        <w:rPr>
+          <w:rFonts w:hint="eastAsia" w:ascii="Times New Roman" w:hAnsi="Times New Roman" w:eastAsia="Times New Roman" w:cs="Times New Roman"/>
+        </w:rPr>
+        <w:t>，</w:t>
+      </w:r>
+      <w:r>
+        <w:rPr>
+          <w:rFonts w:hint="eastAsia" w:ascii="Times New Roman" w:hAnsi="Times New Roman" w:eastAsia="FangSong" w:cs="Times New Roman"/>
+        </w:rPr>
+        <w:t>可</w:t>
+      </w:r>
+      <w:r>
+        <w:rPr>
+          <w:rFonts w:ascii="Times New Roman" w:hAnsi="Times New Roman" w:eastAsia="Times New Roman" w:cs="Times New Roman"/>
+        </w:rPr>
+        <w:t xml:space="preserve"> ISC </w:t>
+      </w:r>
+      <w:r>
+        <w:rPr>
+          <w:rFonts w:hint="eastAsia" w:ascii="Times New Roman" w:hAnsi="Times New Roman" w:eastAsia="FangSong" w:cs="Times New Roman"/>
+        </w:rPr>
+        <w:t>到三线态</w:t>
+      </w:r>
+      <w:r>
+        <w:rPr>
+          <w:rFonts w:hint="eastAsia" w:ascii="Times New Roman" w:hAnsi="Times New Roman" w:eastAsia="Times New Roman" w:cs="Times New Roman"/>
+        </w:rPr>
+        <w:t>。</w:t>
+      </w:r>
+      <w:r>
+        <w:rPr>
+          <w:rFonts w:hint="eastAsia" w:ascii="Times New Roman" w:hAnsi="Times New Roman" w:eastAsia="FangSong" w:cs="Times New Roman"/>
+        </w:rPr>
+        <w:t>注意</w:t>
+      </w:r>
+      <w:r>
+        <w:rPr>
+          <w:rFonts w:hint="eastAsia" w:ascii="Times New Roman" w:hAnsi="Times New Roman" w:eastAsia="Times New Roman" w:cs="Times New Roman"/>
+        </w:rPr>
+        <w:t>：</w:t>
+      </w:r>
+      <w:r>
+        <w:rPr>
+          <w:rFonts w:hint="eastAsia" w:ascii="Times New Roman" w:hAnsi="Times New Roman" w:eastAsia="FangSong" w:cs="Times New Roman"/>
+          <w:b/>
+          <w:bCs/>
+        </w:rPr>
+        <w:t xml:space="preserve">溶液相光解</w:t>
+      </w:r>
+      <w:r>
+        <w:rPr>
+          <w:rFonts w:hint="eastAsia" w:ascii="Times New Roman" w:hAnsi="Times New Roman" w:eastAsia="FangSong" w:cs="Times New Roman"/>
+        </w:rPr>
+        <w:t>时单线态被底物快速捕获</w:t>
+      </w:r>
+      <w:r>
+        <w:rPr>
+          <w:rFonts w:hint="eastAsia" w:ascii="Times New Roman" w:hAnsi="Times New Roman" w:eastAsia="Times New Roman" w:cs="Times New Roman"/>
+        </w:rPr>
+        <w:t>，</w:t>
+      </w:r>
+      <w:r>
+        <w:rPr>
+          <w:rFonts w:hint="eastAsia" w:ascii="Times New Roman" w:hAnsi="Times New Roman" w:eastAsia="FangSong" w:cs="Times New Roman"/>
+        </w:rPr>
+        <w:t>保持构型</w:t>
+      </w:r>
+      <w:r>
+        <w:rPr>
+          <w:rFonts w:hint="eastAsia" w:ascii="Times New Roman" w:hAnsi="Times New Roman" w:eastAsia="Times New Roman" w:cs="Times New Roman"/>
+        </w:rPr>
+        <w:t>）。</w:t>
+      </w:r>
+      <w:r>
+        <w:rPr>
+          <w:rFonts w:hint="eastAsia" w:ascii="Times New Roman" w:hAnsi="Times New Roman" w:eastAsia="FangSong" w:cs="Times New Roman"/>
+        </w:rPr>
+        <w:t>条件</w:t>
+      </w:r>
+      <w:r>
+        <w:rPr>
+          <w:rFonts w:hint="eastAsia" w:ascii="Times New Roman" w:hAnsi="Times New Roman" w:eastAsia="Times New Roman" w:cs="Times New Roman"/>
+        </w:rPr>
+        <w:t>(B)</w:t>
+      </w:r>
+      <w:r>
+        <w:rPr>
+          <w:rFonts w:ascii="Times New Roman" w:hAnsi="Times New Roman" w:eastAsia="Times New Roman" w:cs="Times New Roman"/>
+        </w:rPr>
+        <w:t xml:space="preserve"> </w:t>
+      </w:r>
+      <w:r>
+        <w:rPr>
+          <w:rFonts w:hint="eastAsia" w:ascii="Times New Roman" w:hAnsi="Times New Roman" w:eastAsia="Times New Roman" w:cs="Times New Roman"/>
+        </w:rPr>
+        <w:t>α-</w:t>
+      </w:r>
+      <w:r>
+        <w:rPr>
+          <w:rFonts w:hint="eastAsia" w:ascii="Times New Roman" w:hAnsi="Times New Roman" w:eastAsia="FangSong" w:cs="Times New Roman"/>
+        </w:rPr>
+        <w:t>消除</w:t>
+      </w:r>
+      <w:r>
+        <w:rPr>
+          <w:rFonts w:ascii="Times New Roman" w:hAnsi="Times New Roman" w:eastAsia="Times New Roman" w:cs="Times New Roman"/>
+        </w:rPr>
+        <w:t xml:space="preserve"> →</w:t>
+      </w:r>
+      <w:r>
+        <w:rPr>
+          <w:rFonts w:ascii="Times New Roman" w:hAnsi="Times New Roman" w:eastAsia="Times New Roman" w:cs="Times New Roman"/>
+        </w:rPr>
+        <w:t xml:space="preserve"> </w:t>
+      </w:r>
+      <w:r>
+        <w:rPr>
+          <w:rFonts w:hint="eastAsia" w:ascii="Times New Roman" w:hAnsi="Times New Roman" w:eastAsia="FangSong" w:cs="Times New Roman"/>
+          <w:b/>
+          <w:bCs/>
+        </w:rPr>
+        <w:t xml:space="preserve">单线态二氯卡宾</w:t>
+      </w:r>
+      <w:r>
+        <w:rPr>
+          <w:rFonts w:ascii="Times New Roman" w:hAnsi="Times New Roman" w:eastAsia="Times New Roman" w:cs="Times New Roman"/>
+          <w:b/>
+          <w:bCs/>
+        </w:rPr>
+        <w:t xml:space="preserve"> :CCl</w:t>
+      </w:r>
+      <w:r>
+        <w:rPr>
+          <w:rFonts w:ascii="Times New Roman" w:hAnsi="Times New Roman" w:eastAsia="Times New Roman" w:cs="Times New Roman"/>
+          <w:b/>
+          <w:bCs/>
+          <w:vertAlign w:val="subscript"/>
+        </w:rPr>
+        <w:t>2</w:t>
+      </w:r>
+      <w:r>
+        <w:rPr>
+          <w:rFonts w:ascii="Times New Roman" w:hAnsi="Times New Roman" w:eastAsia="Times New Roman" w:cs="Times New Roman"/>
+        </w:rPr>
+        <w:t xml:space="preserve">。</w:t>
+      </w:r>
+    </w:p>
+    <w:p>
+      <w:pPr>
+        <w:pStyle w:val="BodyText"/>
+      </w:pPr>
+      <w:r>
+        <w:rPr>
+          <w:rFonts w:hint="eastAsia" w:ascii="Times New Roman" w:hAnsi="Times New Roman" w:eastAsia="FangSong" w:cs="Times New Roman"/>
+          <w:b/>
+          <w:bCs/>
+        </w:rPr>
+        <w:t xml:space="preserve">解析</w:t>
+      </w:r>
+      <w:r>
+        <w:rPr>
+          <w:rFonts w:hint="eastAsia" w:ascii="Times New Roman" w:hAnsi="Times New Roman" w:eastAsia="Times New Roman" w:cs="Times New Roman"/>
+        </w:rPr>
+        <w:t xml:space="preserve">：</w:t>
+      </w:r>
+    </w:p>
+    <w:p>
+      <w:pPr>
+        <w:pStyle w:val="Compact"/>
+        <w:numPr>
+          <w:ilvl w:val="0"/>
+          <w:numId w:val="1012"/>
+        </w:numPr>
+      </w:pPr>
+      <w:r>
+        <w:rPr>
+          <w:rFonts w:hint="eastAsia" w:ascii="Times New Roman" w:hAnsi="Times New Roman" w:eastAsia="FangSong" w:cs="Times New Roman"/>
+          <w:b/>
+          <w:bCs/>
+        </w:rPr>
+        <w:t>条件</w:t>
+      </w:r>
+      <w:r>
+        <w:rPr>
+          <w:rFonts w:hint="eastAsia" w:ascii="Times New Roman" w:hAnsi="Times New Roman" w:eastAsia="Times New Roman" w:cs="Times New Roman"/>
+          <w:b/>
+          <w:bCs/>
+        </w:rPr>
+        <w:t>(B)</w:t>
+      </w:r>
+      <w:r>
+        <w:rPr>
+          <w:rFonts w:ascii="Times New Roman" w:hAnsi="Times New Roman" w:eastAsia="Times New Roman" w:cs="Times New Roman"/>
           <w:b/>
           <w:bCs/>
         </w:rPr>
@@ -22680,11 +22372,19 @@
       </w:r>
       <w:r>
         <w:rPr>
-          <w:rFonts w:hint="eastAsia" w:ascii="Times New Roman" w:hAnsi="Times New Roman" w:eastAsia="FangSong" w:cs="Times New Roman"/>
-          <w:b/>
-          <w:bCs/>
-        </w:rPr>
-        <w:t>低压气相光解</w:t>
+          <w:rFonts w:hint="eastAsia" w:ascii="Times New Roman" w:hAnsi="Times New Roman" w:eastAsia="Times New Roman" w:cs="Times New Roman"/>
+          <w:b/>
+          <w:bCs/>
+        </w:rPr>
+        <w:t>α-</w:t>
+      </w:r>
+      <w:r>
+        <w:rPr>
+          <w:rFonts w:hint="eastAsia" w:ascii="Times New Roman" w:hAnsi="Times New Roman" w:eastAsia="FangSong" w:cs="Times New Roman"/>
+          <w:b/>
+          <w:bCs/>
+        </w:rPr>
+        <w:t>消除</w:t>
       </w:r>
       <w:r>
         <w:rPr>
@@ -22700,7 +22400,7 @@
           <w:b/>
           <w:bCs/>
         </w:rPr>
-        <w:t>倾向三线态卡宾</w:t>
+        <w:t>单线态卡宾</w:t>
       </w:r>
       <w:r>
         <w:rPr>
@@ -22722,14 +22422,14 @@
         <w:pStyle w:val="Compact"/>
         <w:numPr>
           <w:ilvl w:val="1"/>
-          <w:numId w:val="1011"/>
+          <w:numId w:val="1013"/>
         </w:numPr>
       </w:pPr>
       <w:r>
         <w:rPr>
           <w:rFonts w:hint="eastAsia" w:ascii="Times New Roman" w:hAnsi="Times New Roman" w:eastAsia="FangSong" w:cs="Times New Roman"/>
         </w:rPr>
-        <w:t>三线态卡宾</w:t>
+        <w:t>单线态卡宾</w:t>
       </w:r>
       <w:r>
         <w:rPr>
@@ -22741,7 +22441,19 @@
         <w:rPr>
           <w:rFonts w:hint="eastAsia" w:ascii="Times New Roman" w:hAnsi="Times New Roman" w:eastAsia="FangSong" w:cs="Times New Roman"/>
         </w:rPr>
-        <w:t>双自由基行为</w:t>
+        <w:t>空</w:t>
+      </w:r>
+      <w:r>
+        <w:rPr>
+          <w:rFonts w:ascii="Times New Roman" w:hAnsi="Times New Roman" w:eastAsia="Times New Roman" w:cs="Times New Roman"/>
+        </w:rPr>
+        <w:t xml:space="preserve"> p </w:t>
+      </w:r>
+      <w:r>
+        <w:rPr>
+          <w:rFonts w:hint="eastAsia" w:ascii="Times New Roman" w:hAnsi="Times New Roman" w:eastAsia="FangSong" w:cs="Times New Roman"/>
+        </w:rPr>
+        <w:t>轨道亲电</w:t>
       </w:r>
       <w:r>
         <w:rPr>
@@ -22753,7 +22465,31 @@
         <w:rPr>
           <w:rFonts w:hint="eastAsia" w:ascii="Times New Roman" w:hAnsi="Times New Roman" w:eastAsia="FangSong" w:cs="Times New Roman"/>
         </w:rPr>
-        <w:t>分步反应</w:t>
+        <w:t>与烯烃的</w:t>
+      </w:r>
+      <w:r>
+        <w:rPr>
+          <w:rFonts w:ascii="Times New Roman" w:hAnsi="Times New Roman" w:eastAsia="Times New Roman" w:cs="Times New Roman"/>
+        </w:rPr>
+        <w:t xml:space="preserve"> π </w:t>
+      </w:r>
+      <w:r>
+        <w:rPr>
+          <w:rFonts w:hint="eastAsia" w:ascii="Times New Roman" w:hAnsi="Times New Roman" w:eastAsia="FangSong" w:cs="Times New Roman"/>
+        </w:rPr>
+        <w:t xml:space="preserve">键发生协同</w:t>
+      </w:r>
+      <w:r>
+        <w:rPr>
+          <w:rFonts w:ascii="Times New Roman" w:hAnsi="Times New Roman" w:eastAsia="Times New Roman" w:cs="Times New Roman"/>
+        </w:rPr>
+        <w:t xml:space="preserve"> [2+1] </w:t>
+      </w:r>
+      <w:r>
+        <w:rPr>
+          <w:rFonts w:hint="eastAsia" w:ascii="Times New Roman" w:hAnsi="Times New Roman" w:eastAsia="FangSong" w:cs="Times New Roman"/>
+        </w:rPr>
+        <w:t xml:space="preserve">环加成</w:t>
       </w:r>
     </w:p>
     <w:p>
@@ -22761,14 +22497,14 @@
         <w:pStyle w:val="Compact"/>
         <w:numPr>
           <w:ilvl w:val="1"/>
-          <w:numId w:val="1011"/>
+          <w:numId w:val="1013"/>
         </w:numPr>
       </w:pPr>
       <w:r>
         <w:rPr>
           <w:rFonts w:hint="eastAsia" w:ascii="Times New Roman" w:hAnsi="Times New Roman" w:eastAsia="FangSong" w:cs="Times New Roman"/>
         </w:rPr>
-        <w:t>第一步</w:t>
+        <w:t>立体化学</w:t>
       </w:r>
       <w:r>
         <w:rPr>
@@ -22779,44 +22515,22 @@
       <w:r>
         <w:rPr>
           <w:rFonts w:hint="eastAsia" w:ascii="Times New Roman" w:hAnsi="Times New Roman" w:eastAsia="FangSong" w:cs="Times New Roman"/>
-        </w:rPr>
-        <w:t>卡宾的一个单电子与烯烃</w:t>
-      </w:r>
-      <w:r>
-        <w:rPr>
-          <w:rFonts w:ascii="Times New Roman" w:hAnsi="Times New Roman" w:eastAsia="Times New Roman" w:cs="Times New Roman"/>
-        </w:rPr>
-        <w:t xml:space="preserve"> π </w:t>
-      </w:r>
-      <w:r>
-        <w:rPr>
-          <w:rFonts w:hint="eastAsia" w:ascii="Times New Roman" w:hAnsi="Times New Roman" w:eastAsia="FangSong" w:cs="Times New Roman"/>
-        </w:rPr>
-        <w:t xml:space="preserve">键形成</w:t>
-      </w:r>
-      <w:r>
-        <w:rPr>
-          <w:rFonts w:ascii="Times New Roman" w:hAnsi="Times New Roman" w:eastAsia="Times New Roman" w:cs="Times New Roman"/>
-        </w:rPr>
-        <w:t xml:space="preserve"> C-C </w:t>
-      </w:r>
-      <w:r>
-        <w:rPr>
-          <w:rFonts w:hint="eastAsia" w:ascii="Times New Roman" w:hAnsi="Times New Roman" w:eastAsia="FangSong" w:cs="Times New Roman"/>
-        </w:rPr>
-        <w:t xml:space="preserve">键</w:t>
-      </w:r>
-      <w:r>
-        <w:rPr>
-          <w:rFonts w:ascii="Times New Roman" w:hAnsi="Times New Roman" w:eastAsia="Times New Roman" w:cs="Times New Roman"/>
-        </w:rPr>
-        <w:t xml:space="preserve"> → </w:t>
-      </w:r>
-      <w:r>
-        <w:rPr>
-          <w:rFonts w:hint="eastAsia" w:ascii="Times New Roman" w:hAnsi="Times New Roman" w:eastAsia="FangSong" w:cs="Times New Roman"/>
-        </w:rPr>
-        <w:t xml:space="preserve">双自由基中间体</w:t>
+          <w:b/>
+          <w:bCs/>
+        </w:rPr>
+        <w:t xml:space="preserve">顺式加成</w:t>
+      </w:r>
+      <w:r>
+        <w:rPr>
+          <w:rFonts w:hint="eastAsia" w:ascii="Times New Roman" w:hAnsi="Times New Roman" w:eastAsia="Times New Roman" w:cs="Times New Roman"/>
+        </w:rPr>
+        <w:t>，</w:t>
+      </w:r>
+      <w:r>
+        <w:rPr>
+          <w:rFonts w:hint="eastAsia" w:ascii="Times New Roman" w:hAnsi="Times New Roman" w:eastAsia="FangSong" w:cs="Times New Roman"/>
+        </w:rPr>
+        <w:t>保留烯烃的构型</w:t>
       </w:r>
     </w:p>
     <w:p>
@@ -22824,50 +22538,133 @@
         <w:pStyle w:val="Compact"/>
         <w:numPr>
           <w:ilvl w:val="1"/>
-          <w:numId w:val="1011"/>
+          <w:numId w:val="1013"/>
         </w:numPr>
       </w:pPr>
       <w:r>
         <w:rPr>
           <w:rFonts w:hint="eastAsia" w:ascii="Times New Roman" w:hAnsi="Times New Roman" w:eastAsia="FangSong" w:cs="Times New Roman"/>
         </w:rPr>
-        <w:t>第二步</w:t>
-      </w:r>
-      <w:r>
-        <w:rPr>
-          <w:rFonts w:hint="eastAsia" w:ascii="Times New Roman" w:hAnsi="Times New Roman" w:eastAsia="Times New Roman" w:cs="Times New Roman"/>
-        </w:rPr>
-        <w:t>：</w:t>
-      </w:r>
-      <w:r>
-        <w:rPr>
-          <w:rFonts w:hint="eastAsia" w:ascii="Times New Roman" w:hAnsi="Times New Roman" w:eastAsia="FangSong" w:cs="Times New Roman"/>
-        </w:rPr>
-        <w:t>中间体</w:t>
-      </w:r>
-      <w:r>
-        <w:rPr>
-          <w:rFonts w:ascii="Times New Roman" w:hAnsi="Times New Roman" w:eastAsia="Times New Roman" w:cs="Times New Roman"/>
-        </w:rPr>
-        <w:t xml:space="preserve"> C-C </w:t>
-      </w:r>
-      <w:r>
-        <w:rPr>
-          <w:rFonts w:hint="eastAsia" w:ascii="Times New Roman" w:hAnsi="Times New Roman" w:eastAsia="FangSong" w:cs="Times New Roman"/>
-        </w:rPr>
-        <w:t xml:space="preserve">单键可旋转</w:t>
-      </w:r>
-      <w:r>
-        <w:rPr>
-          <w:rFonts w:ascii="Times New Roman" w:hAnsi="Times New Roman" w:eastAsia="Times New Roman" w:cs="Times New Roman"/>
-        </w:rPr>
-        <w:t xml:space="preserve"> → </w:t>
-      </w:r>
-      <w:r>
-        <w:rPr>
-          <w:rFonts w:hint="eastAsia" w:ascii="Times New Roman" w:hAnsi="Times New Roman" w:eastAsia="FangSong" w:cs="Times New Roman"/>
-        </w:rPr>
-        <w:t xml:space="preserve">环合时构型部分丧失</w:t>
+        <w:t>顺</w:t>
+      </w:r>
+      <w:r>
+        <w:rPr>
+          <w:rFonts w:hint="eastAsia" w:ascii="Times New Roman" w:hAnsi="Times New Roman" w:eastAsia="Times New Roman" w:cs="Times New Roman"/>
+        </w:rPr>
+        <w:t>-2-</w:t>
+      </w:r>
+      <w:r>
+        <w:rPr>
+          <w:rFonts w:hint="eastAsia" w:ascii="Times New Roman" w:hAnsi="Times New Roman" w:eastAsia="FangSong" w:cs="Times New Roman"/>
+        </w:rPr>
+        <w:t>丁烯</w:t>
+      </w:r>
+      <w:r>
+        <w:rPr>
+          <w:rFonts w:ascii="Times New Roman" w:hAnsi="Times New Roman" w:eastAsia="Times New Roman" w:cs="Times New Roman"/>
+        </w:rPr>
+        <w:t xml:space="preserve"> →</w:t>
+      </w:r>
+      <w:r>
+        <w:rPr>
+          <w:rFonts w:ascii="Times New Roman" w:hAnsi="Times New Roman" w:eastAsia="Times New Roman" w:cs="Times New Roman"/>
+        </w:rPr>
+        <w:t xml:space="preserve"> </w:t>
+      </w:r>
+      <w:r>
+        <w:rPr>
+          <w:rFonts w:hint="eastAsia" w:ascii="Times New Roman" w:hAnsi="Times New Roman" w:eastAsia="FangSong" w:cs="Times New Roman"/>
+          <w:b/>
+          <w:bCs/>
+        </w:rPr>
+        <w:t>顺</w:t>
+      </w:r>
+      <w:r>
+        <w:rPr>
+          <w:rFonts w:hint="eastAsia" w:ascii="Times New Roman" w:hAnsi="Times New Roman" w:eastAsia="Times New Roman" w:cs="Times New Roman"/>
+          <w:b/>
+          <w:bCs/>
+        </w:rPr>
+        <w:t>-1,2-</w:t>
+      </w:r>
+      <w:r>
+        <w:rPr>
+          <w:rFonts w:hint="eastAsia" w:ascii="Times New Roman" w:hAnsi="Times New Roman" w:eastAsia="FangSong" w:cs="Times New Roman"/>
+          <w:b/>
+          <w:bCs/>
+        </w:rPr>
+        <w:t>二甲基环丙烷</w:t>
+      </w:r>
+    </w:p>
+    <w:p>
+      <w:pPr>
+        <w:pStyle w:val="Compact"/>
+        <w:numPr>
+          <w:ilvl w:val="0"/>
+          <w:numId w:val="1012"/>
+        </w:numPr>
+      </w:pPr>
+      <w:r>
+        <w:rPr>
+          <w:rFonts w:hint="eastAsia" w:ascii="Times New Roman" w:hAnsi="Times New Roman" w:eastAsia="FangSong" w:cs="Times New Roman"/>
+          <w:b/>
+          <w:bCs/>
+        </w:rPr>
+        <w:t>条件</w:t>
+      </w:r>
+      <w:r>
+        <w:rPr>
+          <w:rFonts w:hint="eastAsia" w:ascii="Times New Roman" w:hAnsi="Times New Roman" w:eastAsia="Times New Roman" w:cs="Times New Roman"/>
+          <w:b/>
+          <w:bCs/>
+        </w:rPr>
+        <w:t>(A)</w:t>
+      </w:r>
+      <w:r>
+        <w:rPr>
+          <w:rFonts w:ascii="Times New Roman" w:hAnsi="Times New Roman" w:eastAsia="Times New Roman" w:cs="Times New Roman"/>
+          <w:b/>
+          <w:bCs/>
+        </w:rPr>
+        <w:t xml:space="preserve"> - </w:t>
+      </w:r>
+      <w:r>
+        <w:rPr>
+          <w:rFonts w:hint="eastAsia" w:ascii="Times New Roman" w:hAnsi="Times New Roman" w:eastAsia="FangSong" w:cs="Times New Roman"/>
+          <w:b/>
+          <w:bCs/>
+        </w:rPr>
+        <w:t>低压气相光解</w:t>
+      </w:r>
+      <w:r>
+        <w:rPr>
+          <w:rFonts w:hint="eastAsia" w:ascii="Times New Roman" w:hAnsi="Times New Roman" w:eastAsia="Times New Roman" w:cs="Times New Roman"/>
+          <w:b/>
+          <w:bCs/>
+        </w:rPr>
+        <w:t>（</w:t>
+      </w:r>
+      <w:r>
+        <w:rPr>
+          <w:rFonts w:hint="eastAsia" w:ascii="Times New Roman" w:hAnsi="Times New Roman" w:eastAsia="FangSong" w:cs="Times New Roman"/>
+          <w:b/>
+          <w:bCs/>
+        </w:rPr>
+        <w:t>倾向三线态卡宾</w:t>
+      </w:r>
+      <w:r>
+        <w:rPr>
+          <w:rFonts w:hint="eastAsia" w:ascii="Times New Roman" w:hAnsi="Times New Roman" w:eastAsia="Times New Roman" w:cs="Times New Roman"/>
+          <w:b/>
+          <w:bCs/>
+        </w:rPr>
+        <w:t>）</w:t>
+      </w:r>
+      <w:r>
+        <w:rPr>
+          <w:rFonts w:hint="eastAsia" w:ascii="Times New Roman" w:hAnsi="Times New Roman" w:eastAsia="Times New Roman" w:cs="Times New Roman"/>
+        </w:rPr>
+        <w:t xml:space="preserve">：</w:t>
       </w:r>
     </w:p>
     <w:p>
@@ -22875,7 +22672,160 @@
         <w:pStyle w:val="Compact"/>
         <w:numPr>
           <w:ilvl w:val="1"/>
-          <w:numId w:val="1011"/>
+          <w:numId w:val="1014"/>
+        </w:numPr>
+      </w:pPr>
+      <w:r>
+        <w:rPr>
+          <w:rFonts w:hint="eastAsia" w:ascii="Times New Roman" w:hAnsi="Times New Roman" w:eastAsia="FangSong" w:cs="Times New Roman"/>
+        </w:rPr>
+        <w:t>三线态卡宾</w:t>
+      </w:r>
+      <w:r>
+        <w:rPr>
+          <w:rFonts w:hint="eastAsia" w:ascii="Times New Roman" w:hAnsi="Times New Roman" w:eastAsia="Times New Roman" w:cs="Times New Roman"/>
+        </w:rPr>
+        <w:t>：</w:t>
+      </w:r>
+      <w:r>
+        <w:rPr>
+          <w:rFonts w:hint="eastAsia" w:ascii="Times New Roman" w:hAnsi="Times New Roman" w:eastAsia="FangSong" w:cs="Times New Roman"/>
+        </w:rPr>
+        <w:t>双自由基行为</w:t>
+      </w:r>
+      <w:r>
+        <w:rPr>
+          <w:rFonts w:hint="eastAsia" w:ascii="Times New Roman" w:hAnsi="Times New Roman" w:eastAsia="Times New Roman" w:cs="Times New Roman"/>
+        </w:rPr>
+        <w:t>，</w:t>
+      </w:r>
+      <w:r>
+        <w:rPr>
+          <w:rFonts w:hint="eastAsia" w:ascii="Times New Roman" w:hAnsi="Times New Roman" w:eastAsia="FangSong" w:cs="Times New Roman"/>
+        </w:rPr>
+        <w:t>分步反应</w:t>
+      </w:r>
+    </w:p>
+    <w:p>
+      <w:pPr>
+        <w:pStyle w:val="Compact"/>
+        <w:numPr>
+          <w:ilvl w:val="1"/>
+          <w:numId w:val="1014"/>
+        </w:numPr>
+      </w:pPr>
+      <w:r>
+        <w:rPr>
+          <w:rFonts w:hint="eastAsia" w:ascii="Times New Roman" w:hAnsi="Times New Roman" w:eastAsia="FangSong" w:cs="Times New Roman"/>
+        </w:rPr>
+        <w:t>第一步</w:t>
+      </w:r>
+      <w:r>
+        <w:rPr>
+          <w:rFonts w:hint="eastAsia" w:ascii="Times New Roman" w:hAnsi="Times New Roman" w:eastAsia="Times New Roman" w:cs="Times New Roman"/>
+        </w:rPr>
+        <w:t>：</w:t>
+      </w:r>
+      <w:r>
+        <w:rPr>
+          <w:rFonts w:hint="eastAsia" w:ascii="Times New Roman" w:hAnsi="Times New Roman" w:eastAsia="FangSong" w:cs="Times New Roman"/>
+        </w:rPr>
+        <w:t>卡宾的一个单电子与烯烃</w:t>
+      </w:r>
+      <w:r>
+        <w:rPr>
+          <w:rFonts w:ascii="Times New Roman" w:hAnsi="Times New Roman" w:eastAsia="Times New Roman" w:cs="Times New Roman"/>
+        </w:rPr>
+        <w:t xml:space="preserve"> π </w:t>
+      </w:r>
+      <w:r>
+        <w:rPr>
+          <w:rFonts w:hint="eastAsia" w:ascii="Times New Roman" w:hAnsi="Times New Roman" w:eastAsia="FangSong" w:cs="Times New Roman"/>
+        </w:rPr>
+        <w:t xml:space="preserve">键形成</w:t>
+      </w:r>
+      <w:r>
+        <w:rPr>
+          <w:rFonts w:ascii="Times New Roman" w:hAnsi="Times New Roman" w:eastAsia="Times New Roman" w:cs="Times New Roman"/>
+        </w:rPr>
+        <w:t xml:space="preserve"> C-C </w:t>
+      </w:r>
+      <w:r>
+        <w:rPr>
+          <w:rFonts w:hint="eastAsia" w:ascii="Times New Roman" w:hAnsi="Times New Roman" w:eastAsia="FangSong" w:cs="Times New Roman"/>
+        </w:rPr>
+        <w:t xml:space="preserve">键</w:t>
+      </w:r>
+      <w:r>
+        <w:rPr>
+          <w:rFonts w:ascii="Times New Roman" w:hAnsi="Times New Roman" w:eastAsia="Times New Roman" w:cs="Times New Roman"/>
+        </w:rPr>
+        <w:t xml:space="preserve"> → </w:t>
+      </w:r>
+      <w:r>
+        <w:rPr>
+          <w:rFonts w:hint="eastAsia" w:ascii="Times New Roman" w:hAnsi="Times New Roman" w:eastAsia="FangSong" w:cs="Times New Roman"/>
+        </w:rPr>
+        <w:t xml:space="preserve">双自由基中间体</w:t>
+      </w:r>
+    </w:p>
+    <w:p>
+      <w:pPr>
+        <w:pStyle w:val="Compact"/>
+        <w:numPr>
+          <w:ilvl w:val="1"/>
+          <w:numId w:val="1014"/>
+        </w:numPr>
+      </w:pPr>
+      <w:r>
+        <w:rPr>
+          <w:rFonts w:hint="eastAsia" w:ascii="Times New Roman" w:hAnsi="Times New Roman" w:eastAsia="FangSong" w:cs="Times New Roman"/>
+        </w:rPr>
+        <w:t>第二步</w:t>
+      </w:r>
+      <w:r>
+        <w:rPr>
+          <w:rFonts w:hint="eastAsia" w:ascii="Times New Roman" w:hAnsi="Times New Roman" w:eastAsia="Times New Roman" w:cs="Times New Roman"/>
+        </w:rPr>
+        <w:t>：</w:t>
+      </w:r>
+      <w:r>
+        <w:rPr>
+          <w:rFonts w:hint="eastAsia" w:ascii="Times New Roman" w:hAnsi="Times New Roman" w:eastAsia="FangSong" w:cs="Times New Roman"/>
+        </w:rPr>
+        <w:t>中间体</w:t>
+      </w:r>
+      <w:r>
+        <w:rPr>
+          <w:rFonts w:ascii="Times New Roman" w:hAnsi="Times New Roman" w:eastAsia="Times New Roman" w:cs="Times New Roman"/>
+        </w:rPr>
+        <w:t xml:space="preserve"> C-C </w:t>
+      </w:r>
+      <w:r>
+        <w:rPr>
+          <w:rFonts w:hint="eastAsia" w:ascii="Times New Roman" w:hAnsi="Times New Roman" w:eastAsia="FangSong" w:cs="Times New Roman"/>
+        </w:rPr>
+        <w:t xml:space="preserve">单键可旋转</w:t>
+      </w:r>
+      <w:r>
+        <w:rPr>
+          <w:rFonts w:ascii="Times New Roman" w:hAnsi="Times New Roman" w:eastAsia="Times New Roman" w:cs="Times New Roman"/>
+        </w:rPr>
+        <w:t xml:space="preserve"> → </w:t>
+      </w:r>
+      <w:r>
+        <w:rPr>
+          <w:rFonts w:hint="eastAsia" w:ascii="Times New Roman" w:hAnsi="Times New Roman" w:eastAsia="FangSong" w:cs="Times New Roman"/>
+        </w:rPr>
+        <w:t xml:space="preserve">环合时构型部分丧失</w:t>
+      </w:r>
+    </w:p>
+    <w:p>
+      <w:pPr>
+        <w:pStyle w:val="Compact"/>
+        <w:numPr>
+          <w:ilvl w:val="1"/>
+          <w:numId w:val="1014"/>
         </w:numPr>
       </w:pPr>
       <w:r>
@@ -29710,7 +29660,7 @@
       <w:pPr>
         <w:numPr>
           <w:ilvl w:val="0"/>
-          <w:numId w:val="1012"/>
+          <w:numId w:val="1015"/>
         </w:numPr>
       </w:pPr>
       <w:r>
@@ -29823,7 +29773,7 @@
       <w:pPr>
         <w:numPr>
           <w:ilvl w:val="0"/>
-          <w:numId w:val="1012"/>
+          <w:numId w:val="1015"/>
         </w:numPr>
       </w:pPr>
       <w:r>
@@ -29897,7 +29847,7 @@
       <w:pPr>
         <w:numPr>
           <w:ilvl w:val="0"/>
-          <w:numId w:val="1012"/>
+          <w:numId w:val="1015"/>
         </w:numPr>
       </w:pPr>
       <w:r>
@@ -29991,7 +29941,7 @@
       <w:pPr>
         <w:numPr>
           <w:ilvl w:val="0"/>
-          <w:numId w:val="1013"/>
+          <w:numId w:val="1016"/>
         </w:numPr>
       </w:pPr>
       <w:r>
@@ -30109,7 +30059,7 @@
       <w:pPr>
         <w:numPr>
           <w:ilvl w:val="0"/>
-          <w:numId w:val="1013"/>
+          <w:numId w:val="1016"/>
         </w:numPr>
       </w:pPr>
       <w:r>
@@ -30195,353 +30145,20 @@
       <w:pPr>
         <w:numPr>
           <w:ilvl w:val="0"/>
-          <w:numId w:val="1013"/>
-        </w:numPr>
-      </w:pPr>
-      <w:r>
-        <w:rPr>
-          <w:rFonts w:hint="eastAsia" w:ascii="Times New Roman" w:hAnsi="Times New Roman" w:eastAsia="FangSong" w:cs="Times New Roman"/>
-        </w:rPr>
-        <w:t>某环状底物的两个构象</w:t>
-      </w:r>
-      <w:r>
-        <w:rPr>
-          <w:rFonts w:hint="eastAsia" w:ascii="Times New Roman" w:hAnsi="Times New Roman" w:eastAsia="Times New Roman" w:cs="Times New Roman"/>
-        </w:rPr>
-        <w:t>（A</w:t>
-      </w:r>
-      <w:r>
-        <w:rPr>
-          <w:rFonts w:ascii="Times New Roman" w:hAnsi="Times New Roman" w:eastAsia="Times New Roman" w:cs="Times New Roman"/>
-        </w:rPr>
-        <w:t xml:space="preserve"> </w:t>
-      </w:r>
-      <w:r>
-        <w:rPr>
-          <w:rFonts w:hint="eastAsia" w:ascii="Times New Roman" w:hAnsi="Times New Roman" w:eastAsia="FangSong" w:cs="Times New Roman"/>
-        </w:rPr>
-        <w:t xml:space="preserve">和</w:t>
-      </w:r>
-      <w:r>
-        <w:rPr>
-          <w:rFonts w:ascii="Times New Roman" w:hAnsi="Times New Roman" w:eastAsia="Times New Roman" w:cs="Times New Roman"/>
-        </w:rPr>
-        <w:t xml:space="preserve"> </w:t>
-      </w:r>
-      <w:r>
-        <w:rPr>
-          <w:rFonts w:hint="eastAsia" w:ascii="Times New Roman" w:hAnsi="Times New Roman" w:eastAsia="Times New Roman" w:cs="Times New Roman"/>
-        </w:rPr>
-        <w:t>B）</w:t>
-      </w:r>
-      <w:r>
-        <w:rPr>
-          <w:rFonts w:hint="eastAsia" w:ascii="Times New Roman" w:hAnsi="Times New Roman" w:eastAsia="FangSong" w:cs="Times New Roman"/>
-        </w:rPr>
-        <w:t>的平衡比约为</w:t>
-      </w:r>
-      <w:r>
-        <w:rPr>
-          <w:rFonts w:ascii="Times New Roman" w:hAnsi="Times New Roman" w:eastAsia="Times New Roman" w:cs="Times New Roman"/>
-        </w:rPr>
-        <w:t xml:space="preserve"> </w:t>
-      </w:r>
-      <w:r>
-        <w:rPr>
-          <w:rFonts w:hint="eastAsia" w:ascii="Times New Roman" w:hAnsi="Times New Roman" w:eastAsia="Times New Roman" w:cs="Times New Roman"/>
-        </w:rPr>
-        <w:t xml:space="preserve">1:1（Keq</w:t>
-      </w:r>
-      <w:r>
-        <w:rPr>
-          <w:rFonts w:ascii="Times New Roman" w:hAnsi="Times New Roman" w:eastAsia="Times New Roman" w:cs="Times New Roman"/>
-        </w:rPr>
-        <w:t xml:space="preserve"> ≈ </w:t>
-      </w:r>
-      <w:r>
-        <w:rPr>
-          <w:rFonts w:hint="eastAsia" w:ascii="Times New Roman" w:hAnsi="Times New Roman" w:eastAsia="Times New Roman" w:cs="Times New Roman"/>
-        </w:rPr>
-        <w:t>1），</w:t>
-      </w:r>
-      <w:r>
-        <w:rPr>
-          <w:rFonts w:hint="eastAsia" w:ascii="Times New Roman" w:hAnsi="Times New Roman" w:eastAsia="FangSong" w:cs="Times New Roman"/>
-        </w:rPr>
-        <w:t>但反应产物中来自</w:t>
-      </w:r>
-      <w:r>
-        <w:rPr>
-          <w:rFonts w:ascii="Times New Roman" w:hAnsi="Times New Roman" w:eastAsia="Times New Roman" w:cs="Times New Roman"/>
-        </w:rPr>
-        <w:t xml:space="preserve"> A </w:t>
-      </w:r>
-      <w:r>
-        <w:rPr>
-          <w:rFonts w:hint="eastAsia" w:ascii="Times New Roman" w:hAnsi="Times New Roman" w:eastAsia="FangSong" w:cs="Times New Roman"/>
-        </w:rPr>
-        <w:t xml:space="preserve">的产物占比</w:t>
-      </w:r>
-      <w:r>
-        <w:rPr>
-          <w:rFonts w:ascii="Times New Roman" w:hAnsi="Times New Roman" w:eastAsia="Times New Roman" w:cs="Times New Roman"/>
-        </w:rPr>
-        <w:t xml:space="preserve"> &gt; </w:t>
-      </w:r>
-      <w:r>
-        <w:rPr>
-          <w:rFonts w:hint="eastAsia" w:ascii="Times New Roman" w:hAnsi="Times New Roman" w:eastAsia="Times New Roman" w:cs="Times New Roman"/>
-        </w:rPr>
-        <w:t>95%。</w:t>
-      </w:r>
-      <w:r>
-        <w:rPr>
-          <w:rFonts w:hint="eastAsia" w:ascii="Times New Roman" w:hAnsi="Times New Roman" w:eastAsia="FangSong" w:cs="Times New Roman"/>
-        </w:rPr>
-        <w:t>在以下两种条件下分别解释</w:t>
-      </w:r>
-      <w:r>
-        <w:rPr>
-          <w:rFonts w:hint="eastAsia" w:ascii="Times New Roman" w:hAnsi="Times New Roman" w:eastAsia="Times New Roman" w:cs="Times New Roman"/>
-        </w:rPr>
-        <w:t>：</w:t>
-      </w:r>
-    </w:p>
-    <w:p>
-      <w:pPr>
-        <w:pStyle w:val="Compact"/>
-        <w:numPr>
-          <w:ilvl w:val="1"/>
-          <w:numId w:val="1014"/>
-        </w:numPr>
-      </w:pPr>
-      <w:r>
-        <w:rPr>
-          <w:rFonts w:ascii="Times New Roman" w:hAnsi="Times New Roman" w:eastAsia="Times New Roman" w:cs="Times New Roman"/>
-        </w:rPr>
-        <w:t xml:space="preserve">A、B </w:t>
-      </w:r>
-      <w:r>
-        <w:rPr>
-          <w:rFonts w:hint="eastAsia" w:ascii="Times New Roman" w:hAnsi="Times New Roman" w:eastAsia="FangSong" w:cs="Times New Roman"/>
-        </w:rPr>
-        <w:t>互变极快</w:t>
-      </w:r>
-      <w:r>
-        <w:rPr>
-          <w:rFonts w:hint="eastAsia" w:ascii="Times New Roman" w:hAnsi="Times New Roman" w:eastAsia="Times New Roman" w:cs="Times New Roman"/>
-        </w:rPr>
-        <w:t>（κ</w:t>
-      </w:r>
-      <w:r>
-        <w:rPr>
-          <w:rFonts w:ascii="Times New Roman" w:hAnsi="Times New Roman" w:eastAsia="Times New Roman" w:cs="Times New Roman"/>
-        </w:rPr>
-        <w:t xml:space="preserve"> ≫ </w:t>
-      </w:r>
-      <w:r>
-        <w:rPr>
-          <w:rFonts w:hint="eastAsia" w:ascii="Times New Roman" w:hAnsi="Times New Roman" w:eastAsia="Times New Roman" w:cs="Times New Roman"/>
-        </w:rPr>
-        <w:t xml:space="preserve">k_rxn）</w:t>
-      </w:r>
-    </w:p>
-    <w:p>
-      <w:pPr>
-        <w:pStyle w:val="Compact"/>
-        <w:numPr>
-          <w:ilvl w:val="1"/>
-          <w:numId w:val="1014"/>
-        </w:numPr>
-      </w:pPr>
-      <w:r>
-        <w:rPr>
-          <w:rFonts w:ascii="Times New Roman" w:hAnsi="Times New Roman" w:eastAsia="Times New Roman" w:cs="Times New Roman"/>
-        </w:rPr>
-        <w:t xml:space="preserve">A、B </w:t>
-      </w:r>
-      <w:r>
-        <w:rPr>
-          <w:rFonts w:hint="eastAsia" w:ascii="Times New Roman" w:hAnsi="Times New Roman" w:eastAsia="FangSong" w:cs="Times New Roman"/>
-        </w:rPr>
-        <w:t>互变极慢</w:t>
-      </w:r>
-      <w:r>
-        <w:rPr>
-          <w:rFonts w:hint="eastAsia" w:ascii="Times New Roman" w:hAnsi="Times New Roman" w:eastAsia="Times New Roman" w:cs="Times New Roman"/>
-        </w:rPr>
-        <w:t>（κ</w:t>
-      </w:r>
-      <w:r>
-        <w:rPr>
-          <w:rFonts w:ascii="Times New Roman" w:hAnsi="Times New Roman" w:eastAsia="Times New Roman" w:cs="Times New Roman"/>
-        </w:rPr>
-        <w:t xml:space="preserve"> ≪ </w:t>
-      </w:r>
-      <w:r>
-        <w:rPr>
-          <w:rFonts w:hint="eastAsia" w:ascii="Times New Roman" w:hAnsi="Times New Roman" w:eastAsia="Times New Roman" w:cs="Times New Roman"/>
-        </w:rPr>
-        <w:t xml:space="preserve">k_rxn）</w:t>
-      </w:r>
-    </w:p>
-    <w:bookmarkEnd w:id="45"/>
-    <w:bookmarkStart w:id="46" w:name="综合挑战"/>
-    <w:p>
-      <w:pPr>
-        <w:pStyle w:val="Heading3"/>
-        <w:spacing w:before="280" w:after="120"/>
-      </w:pPr>
-      <w:r>
-        <w:rPr>
-          <w:rFonts w:ascii="Times New Roman" w:hAnsi="Times New Roman" w:eastAsia="Times New Roman" w:cs="Times New Roman"/>
-        </w:rPr>
-        <w:t xml:space="preserve">9.3 </w:t>
-      </w:r>
-      <w:r>
-        <w:rPr>
-          <w:rFonts w:hint="eastAsia" w:ascii="Times New Roman" w:hAnsi="Times New Roman" w:eastAsia="SimHei" w:cs="Times New Roman"/>
-        </w:rPr>
-        <w:t>综合挑战</w:t>
-      </w:r>
-      <w:r>
-        <w:rPr>
-          <w:rFonts w:hint="eastAsia" w:ascii="Times New Roman" w:hAnsi="Times New Roman" w:eastAsia="Times New Roman" w:cs="Times New Roman"/>
-        </w:rPr>
-        <w:t>（⭐⭐⭐⭐⭐）</w:t>
-      </w:r>
-    </w:p>
-    <w:p>
-      <w:pPr>
-        <w:pStyle w:val="Compact"/>
-        <w:numPr>
-          <w:ilvl w:val="0"/>
-          <w:numId w:val="1015"/>
-        </w:numPr>
-      </w:pPr>
-      <w:r>
-        <w:rPr>
-          <w:rFonts w:hint="eastAsia" w:ascii="Times New Roman" w:hAnsi="Times New Roman" w:eastAsia="FangSong" w:cs="Times New Roman"/>
-        </w:rPr>
-        <w:t xml:space="preserve">反应</w:t>
-      </w:r>
-      <w:r>
-        <w:rPr>
-          <w:rFonts w:ascii="Times New Roman" w:hAnsi="Times New Roman" w:eastAsia="Times New Roman" w:cs="Times New Roman"/>
-        </w:rPr>
-        <w:t xml:space="preserve"> A </w:t>
-      </w:r>
-      <w:r>
-        <w:rPr>
-          <w:rFonts w:hint="eastAsia" w:ascii="Times New Roman" w:hAnsi="Times New Roman" w:eastAsia="FangSong" w:cs="Times New Roman"/>
-        </w:rPr>
-        <w:t>的实验数据</w:t>
-      </w:r>
-      <w:r>
-        <w:rPr>
-          <w:rFonts w:hint="eastAsia" w:ascii="Times New Roman" w:hAnsi="Times New Roman" w:eastAsia="Times New Roman" w:cs="Times New Roman"/>
-        </w:rPr>
-        <w:t>：</w:t>
-      </w:r>
-    </w:p>
-    <w:p>
-      <w:pPr>
-        <w:pStyle w:val="Compact"/>
-        <w:numPr>
-          <w:ilvl w:val="1"/>
           <w:numId w:val="1016"/>
         </w:numPr>
       </w:pPr>
       <w:r>
         <w:rPr>
-          <w:rFonts w:ascii="Times New Roman" w:hAnsi="Times New Roman" w:eastAsia="Times New Roman" w:cs="Times New Roman"/>
-        </w:rPr>
-        <w:t xml:space="preserve">Hammett ρ = </w:t>
-      </w:r>
-      <w:r>
-        <w:rPr>
-          <w:rFonts w:hint="eastAsia" w:ascii="Times New Roman" w:hAnsi="Times New Roman" w:eastAsia="Times New Roman" w:cs="Times New Roman"/>
-        </w:rPr>
-        <w:t>-1.2（σ，</w:t>
-      </w:r>
-      <w:r>
-        <w:rPr>
-          <w:rFonts w:hint="eastAsia" w:ascii="Times New Roman" w:hAnsi="Times New Roman" w:eastAsia="FangSong" w:cs="Times New Roman"/>
-        </w:rPr>
-        <w:t>相关一般</w:t>
-      </w:r>
-      <w:r>
-        <w:rPr>
-          <w:rFonts w:hint="eastAsia" w:ascii="Times New Roman" w:hAnsi="Times New Roman" w:eastAsia="Times New Roman" w:cs="Times New Roman"/>
-        </w:rPr>
-        <w:t>）</w:t>
-      </w:r>
-    </w:p>
-    <w:p>
-      <w:pPr>
-        <w:pStyle w:val="Compact"/>
-        <w:numPr>
-          <w:ilvl w:val="1"/>
-          <w:numId w:val="1016"/>
-        </w:numPr>
-      </w:pPr>
-      <w:r>
-        <w:rPr>
-          <w:rFonts w:ascii="Times New Roman" w:hAnsi="Times New Roman" w:eastAsia="Times New Roman" w:cs="Times New Roman"/>
-        </w:rPr>
-        <w:t xml:space="preserve">ρ = </w:t>
-      </w:r>
-      <w:r>
-        <w:rPr>
-          <w:rFonts w:hint="eastAsia" w:ascii="Times New Roman" w:hAnsi="Times New Roman" w:eastAsia="Times New Roman" w:cs="Times New Roman"/>
-        </w:rPr>
-        <w:t>-3.8（σ</w:t>
-      </w:r>
-      <w:r>
-        <w:rPr>
-          <w:rFonts w:hint="eastAsia" w:ascii="Times New Roman" w:hAnsi="Times New Roman" w:eastAsia="Times New Roman" w:cs="Times New Roman"/>
-          <w:vertAlign w:val="superscript"/>
-        </w:rPr>
-        <w:t>+</w:t>
-      </w:r>
-      <w:r>
-        <w:rPr>
-          <w:rFonts w:hint="eastAsia" w:ascii="Times New Roman" w:hAnsi="Times New Roman" w:eastAsia="Times New Roman" w:cs="Times New Roman"/>
-        </w:rPr>
-        <w:t>，</w:t>
-      </w:r>
-      <w:r>
-        <w:rPr>
-          <w:rFonts w:hint="eastAsia" w:ascii="Times New Roman" w:hAnsi="Times New Roman" w:eastAsia="FangSong" w:cs="Times New Roman"/>
-        </w:rPr>
-        <w:t>相关性很好</w:t>
-      </w:r>
-      <w:r>
-        <w:rPr>
-          <w:rFonts w:hint="eastAsia" w:ascii="Times New Roman" w:hAnsi="Times New Roman" w:eastAsia="Times New Roman" w:cs="Times New Roman"/>
-        </w:rPr>
-        <w:t>）</w:t>
-      </w:r>
-    </w:p>
-    <w:p>
-      <w:pPr>
-        <w:pStyle w:val="Compact"/>
-        <w:numPr>
-          <w:ilvl w:val="1"/>
-          <w:numId w:val="1016"/>
-        </w:numPr>
-      </w:pPr>
-      <w:r>
-        <w:rPr>
-          <w:rFonts w:hint="eastAsia" w:ascii="Times New Roman" w:hAnsi="Times New Roman" w:eastAsia="Times New Roman" w:cs="Times New Roman"/>
-        </w:rPr>
-        <w:t>k_H/k_D（</w:t>
-      </w:r>
-      <w:r>
-        <w:rPr>
-          <w:rFonts w:hint="eastAsia" w:ascii="Times New Roman" w:hAnsi="Times New Roman" w:eastAsia="FangSong" w:cs="Times New Roman"/>
-        </w:rPr>
-        <w:t>底物</w:t>
+          <w:rFonts w:hint="eastAsia" w:ascii="Times New Roman" w:hAnsi="Times New Roman" w:eastAsia="FangSong" w:cs="Times New Roman"/>
+        </w:rPr>
+        <w:t>某环状底物的两个构象</w:t>
+      </w:r>
+      <w:r>
+        <w:rPr>
+          <w:rFonts w:hint="eastAsia" w:ascii="Times New Roman" w:hAnsi="Times New Roman" w:eastAsia="Times New Roman" w:cs="Times New Roman"/>
+        </w:rPr>
+        <w:t>（A</w:t>
       </w:r>
       <w:r>
         <w:rPr>
@@ -30551,97 +30168,9 @@
       </w:r>
       <w:r>
         <w:rPr>
-          <w:rFonts w:hint="eastAsia" w:ascii="Times New Roman" w:hAnsi="Times New Roman" w:eastAsia="Times New Roman" w:cs="Times New Roman"/>
-        </w:rPr>
-        <w:t xml:space="preserve">α-C-H）=</w:t>
-      </w:r>
-      <w:r>
-        <w:rPr>
-          <w:rFonts w:ascii="Times New Roman" w:hAnsi="Times New Roman" w:eastAsia="Times New Roman" w:cs="Times New Roman"/>
-        </w:rPr>
-        <w:t xml:space="preserve"> 1.03</w:t>
-      </w:r>
-    </w:p>
-    <w:p>
-      <w:pPr>
-        <w:pStyle w:val="Compact"/>
-        <w:numPr>
-          <w:ilvl w:val="1"/>
-          <w:numId w:val="1016"/>
-        </w:numPr>
-      </w:pPr>
-      <w:r>
-        <w:rPr>
-          <w:rFonts w:hint="eastAsia" w:ascii="Times New Roman" w:hAnsi="Times New Roman" w:eastAsia="FangSong" w:cs="Times New Roman"/>
-        </w:rPr>
-        <w:t xml:space="preserve">在</w:t>
-      </w:r>
-      <w:r>
-        <w:rPr>
-          <w:rFonts w:ascii="Times New Roman" w:hAnsi="Times New Roman" w:eastAsia="Times New Roman" w:cs="Times New Roman"/>
-        </w:rPr>
-        <w:t xml:space="preserve"> D</w:t>
-      </w:r>
-      <w:r>
-        <w:rPr>
-          <w:rFonts w:ascii="Times New Roman" w:hAnsi="Times New Roman" w:eastAsia="Times New Roman" w:cs="Times New Roman"/>
-          <w:vertAlign w:val="subscript"/>
-        </w:rPr>
-        <w:t>2</w:t>
-      </w:r>
-      <w:r>
-        <w:rPr>
-          <w:rFonts w:ascii="Times New Roman" w:hAnsi="Times New Roman" w:eastAsia="Times New Roman" w:cs="Times New Roman"/>
-        </w:rPr>
-        <w:t xml:space="preserve">O </w:t>
-      </w:r>
-      <w:r>
-        <w:rPr>
-          <w:rFonts w:hint="eastAsia" w:ascii="Times New Roman" w:hAnsi="Times New Roman" w:eastAsia="FangSong" w:cs="Times New Roman"/>
-        </w:rPr>
-        <w:t xml:space="preserve">中反应速率下降</w:t>
-      </w:r>
-      <w:r>
-        <w:rPr>
-          <w:rFonts w:ascii="Times New Roman" w:hAnsi="Times New Roman" w:eastAsia="Times New Roman" w:cs="Times New Roman"/>
-        </w:rPr>
-        <w:t xml:space="preserve"> 40%</w:t>
-      </w:r>
-    </w:p>
-    <w:p>
-      <w:pPr>
-        <w:pStyle w:val="Compact"/>
-        <w:numPr>
-          <w:ilvl w:val="1"/>
-          <w:numId w:val="1016"/>
-        </w:numPr>
-      </w:pPr>
-      <w:r>
-        <w:rPr>
-          <w:rFonts w:hint="eastAsia" w:ascii="Times New Roman" w:hAnsi="Times New Roman" w:eastAsia="FangSong" w:cs="Times New Roman"/>
-        </w:rPr>
-        <w:t xml:space="preserve">加少量自由基抑制剂无影响</w:t>
-      </w:r>
-    </w:p>
-    <w:p>
-      <w:pPr>
-        <w:pStyle w:val="Compact"/>
-        <w:numPr>
-          <w:ilvl w:val="1"/>
-          <w:numId w:val="1016"/>
-        </w:numPr>
-      </w:pPr>
-      <w:r>
-        <w:rPr>
-          <w:rFonts w:hint="eastAsia" w:ascii="Times New Roman" w:hAnsi="Times New Roman" w:eastAsia="FangSong" w:cs="Times New Roman"/>
-        </w:rPr>
-        <w:t>产物为单一构型</w:t>
-      </w:r>
-      <w:r>
-        <w:rPr>
-          <w:rFonts w:hint="eastAsia" w:ascii="Times New Roman" w:hAnsi="Times New Roman" w:eastAsia="Times New Roman" w:cs="Times New Roman"/>
-        </w:rPr>
-        <w:t>（cis</w:t>
+          <w:rFonts w:hint="eastAsia" w:ascii="Times New Roman" w:hAnsi="Times New Roman" w:eastAsia="FangSong" w:cs="Times New Roman"/>
+        </w:rPr>
+        <w:t xml:space="preserve">和</w:t>
       </w:r>
       <w:r>
         <w:rPr>
@@ -30651,9 +30180,57 @@
       </w:r>
       <w:r>
         <w:rPr>
-          <w:rFonts w:hint="eastAsia" w:ascii="Times New Roman" w:hAnsi="Times New Roman" w:eastAsia="FangSong" w:cs="Times New Roman"/>
-        </w:rPr>
-        <w:t xml:space="preserve">选择性</w:t>
+          <w:rFonts w:hint="eastAsia" w:ascii="Times New Roman" w:hAnsi="Times New Roman" w:eastAsia="Times New Roman" w:cs="Times New Roman"/>
+        </w:rPr>
+        <w:t>B）</w:t>
+      </w:r>
+      <w:r>
+        <w:rPr>
+          <w:rFonts w:hint="eastAsia" w:ascii="Times New Roman" w:hAnsi="Times New Roman" w:eastAsia="FangSong" w:cs="Times New Roman"/>
+        </w:rPr>
+        <w:t>的平衡比约为</w:t>
+      </w:r>
+      <w:r>
+        <w:rPr>
+          <w:rFonts w:ascii="Times New Roman" w:hAnsi="Times New Roman" w:eastAsia="Times New Roman" w:cs="Times New Roman"/>
+        </w:rPr>
+        <w:t xml:space="preserve"> </w:t>
+      </w:r>
+      <w:r>
+        <w:rPr>
+          <w:rFonts w:hint="eastAsia" w:ascii="Times New Roman" w:hAnsi="Times New Roman" w:eastAsia="Times New Roman" w:cs="Times New Roman"/>
+        </w:rPr>
+        <w:t xml:space="preserve">1:1（Keq</w:t>
+      </w:r>
+      <w:r>
+        <w:rPr>
+          <w:rFonts w:ascii="Times New Roman" w:hAnsi="Times New Roman" w:eastAsia="Times New Roman" w:cs="Times New Roman"/>
+        </w:rPr>
+        <w:t xml:space="preserve"> ≈ </w:t>
+      </w:r>
+      <w:r>
+        <w:rPr>
+          <w:rFonts w:hint="eastAsia" w:ascii="Times New Roman" w:hAnsi="Times New Roman" w:eastAsia="Times New Roman" w:cs="Times New Roman"/>
+        </w:rPr>
+        <w:t>1），</w:t>
+      </w:r>
+      <w:r>
+        <w:rPr>
+          <w:rFonts w:hint="eastAsia" w:ascii="Times New Roman" w:hAnsi="Times New Roman" w:eastAsia="FangSong" w:cs="Times New Roman"/>
+        </w:rPr>
+        <w:t>但反应产物中来自</w:t>
+      </w:r>
+      <w:r>
+        <w:rPr>
+          <w:rFonts w:ascii="Times New Roman" w:hAnsi="Times New Roman" w:eastAsia="Times New Roman" w:cs="Times New Roman"/>
+        </w:rPr>
+        <w:t xml:space="preserve"> A </w:t>
+      </w:r>
+      <w:r>
+        <w:rPr>
+          <w:rFonts w:hint="eastAsia" w:ascii="Times New Roman" w:hAnsi="Times New Roman" w:eastAsia="FangSong" w:cs="Times New Roman"/>
+        </w:rPr>
+        <w:t xml:space="preserve">的产物占比</w:t>
       </w:r>
       <w:r>
         <w:rPr>
@@ -30665,7 +30242,19 @@
         <w:rPr>
           <w:rFonts w:hint="eastAsia" w:ascii="Times New Roman" w:hAnsi="Times New Roman" w:eastAsia="Times New Roman" w:cs="Times New Roman"/>
         </w:rPr>
-        <w:t xml:space="preserve">99%）</w:t>
+        <w:t>95%。</w:t>
+      </w:r>
+      <w:r>
+        <w:rPr>
+          <w:rFonts w:hint="eastAsia" w:ascii="Times New Roman" w:hAnsi="Times New Roman" w:eastAsia="FangSong" w:cs="Times New Roman"/>
+        </w:rPr>
+        <w:t>在以下两种条件下分别解释</w:t>
+      </w:r>
+      <w:r>
+        <w:rPr>
+          <w:rFonts w:hint="eastAsia" w:ascii="Times New Roman" w:hAnsi="Times New Roman" w:eastAsia="Times New Roman" w:cs="Times New Roman"/>
+        </w:rPr>
+        <w:t>：</w:t>
       </w:r>
     </w:p>
     <w:p>
@@ -30678,27 +30267,33 @@
       </w:pPr>
       <w:r>
         <w:rPr>
-          <w:rFonts w:hint="eastAsia" w:ascii="Times New Roman" w:hAnsi="Times New Roman" w:eastAsia="FangSong" w:cs="Times New Roman"/>
-        </w:rPr>
-        <w:t>该反应是三线态卡宾机理吗</w:t>
-      </w:r>
-      <w:r>
-        <w:rPr>
-          <w:rFonts w:hint="eastAsia" w:ascii="Times New Roman" w:hAnsi="Times New Roman" w:eastAsia="Times New Roman" w:cs="Times New Roman"/>
-        </w:rPr>
-        <w:t>？</w:t>
-      </w:r>
-      <w:r>
-        <w:rPr>
-          <w:rFonts w:hint="eastAsia" w:ascii="Times New Roman" w:hAnsi="Times New Roman" w:eastAsia="FangSong" w:cs="Times New Roman"/>
-        </w:rPr>
-        <w:t>为什么</w:t>
-      </w:r>
-      <w:r>
-        <w:rPr>
-          <w:rFonts w:hint="eastAsia" w:ascii="Times New Roman" w:hAnsi="Times New Roman" w:eastAsia="Times New Roman" w:cs="Times New Roman"/>
-        </w:rPr>
-        <w:t>？</w:t>
+          <w:rFonts w:ascii="Times New Roman" w:hAnsi="Times New Roman" w:eastAsia="Times New Roman" w:cs="Times New Roman"/>
+        </w:rPr>
+        <w:t xml:space="preserve">A、B </w:t>
+      </w:r>
+      <w:r>
+        <w:rPr>
+          <w:rFonts w:hint="eastAsia" w:ascii="Times New Roman" w:hAnsi="Times New Roman" w:eastAsia="FangSong" w:cs="Times New Roman"/>
+        </w:rPr>
+        <w:t>互变极快</w:t>
+      </w:r>
+      <w:r>
+        <w:rPr>
+          <w:rFonts w:hint="eastAsia" w:ascii="Times New Roman" w:hAnsi="Times New Roman" w:eastAsia="Times New Roman" w:cs="Times New Roman"/>
+        </w:rPr>
+        <w:t>（κ</w:t>
+      </w:r>
+      <w:r>
+        <w:rPr>
+          <w:rFonts w:ascii="Times New Roman" w:hAnsi="Times New Roman" w:eastAsia="Times New Roman" w:cs="Times New Roman"/>
+        </w:rPr>
+        <w:t xml:space="preserve"> ≫ </w:t>
+      </w:r>
+      <w:r>
+        <w:rPr>
+          <w:rFonts w:hint="eastAsia" w:ascii="Times New Roman" w:hAnsi="Times New Roman" w:eastAsia="Times New Roman" w:cs="Times New Roman"/>
+        </w:rPr>
+        <w:t xml:space="preserve">k_rxn）</w:t>
       </w:r>
     </w:p>
     <w:p>
@@ -30711,15 +30306,92 @@
       </w:pPr>
       <w:r>
         <w:rPr>
-          <w:rFonts w:hint="eastAsia" w:ascii="Times New Roman" w:hAnsi="Times New Roman" w:eastAsia="FangSong" w:cs="Times New Roman"/>
-        </w:rPr>
-        <w:t>从以上数据推断最可能的反应机理类型</w:t>
-      </w:r>
-      <w:r>
-        <w:rPr>
-          <w:rFonts w:hint="eastAsia" w:ascii="Times New Roman" w:hAnsi="Times New Roman" w:eastAsia="Times New Roman" w:cs="Times New Roman"/>
-        </w:rPr>
-        <w:t>。</w:t>
+          <w:rFonts w:ascii="Times New Roman" w:hAnsi="Times New Roman" w:eastAsia="Times New Roman" w:cs="Times New Roman"/>
+        </w:rPr>
+        <w:t xml:space="preserve">A、B </w:t>
+      </w:r>
+      <w:r>
+        <w:rPr>
+          <w:rFonts w:hint="eastAsia" w:ascii="Times New Roman" w:hAnsi="Times New Roman" w:eastAsia="FangSong" w:cs="Times New Roman"/>
+        </w:rPr>
+        <w:t>互变极慢</w:t>
+      </w:r>
+      <w:r>
+        <w:rPr>
+          <w:rFonts w:hint="eastAsia" w:ascii="Times New Roman" w:hAnsi="Times New Roman" w:eastAsia="Times New Roman" w:cs="Times New Roman"/>
+        </w:rPr>
+        <w:t>（κ</w:t>
+      </w:r>
+      <w:r>
+        <w:rPr>
+          <w:rFonts w:ascii="Times New Roman" w:hAnsi="Times New Roman" w:eastAsia="Times New Roman" w:cs="Times New Roman"/>
+        </w:rPr>
+        <w:t xml:space="preserve"> ≪ </w:t>
+      </w:r>
+      <w:r>
+        <w:rPr>
+          <w:rFonts w:hint="eastAsia" w:ascii="Times New Roman" w:hAnsi="Times New Roman" w:eastAsia="Times New Roman" w:cs="Times New Roman"/>
+        </w:rPr>
+        <w:t xml:space="preserve">k_rxn）</w:t>
+      </w:r>
+    </w:p>
+    <w:bookmarkEnd w:id="45"/>
+    <w:bookmarkStart w:id="46" w:name="综合挑战"/>
+    <w:p>
+      <w:pPr>
+        <w:pStyle w:val="Heading3"/>
+        <w:spacing w:before="280" w:after="120"/>
+      </w:pPr>
+      <w:r>
+        <w:rPr>
+          <w:rFonts w:ascii="Times New Roman" w:hAnsi="Times New Roman" w:eastAsia="Times New Roman" w:cs="Times New Roman"/>
+        </w:rPr>
+        <w:t xml:space="preserve">9.3 </w:t>
+      </w:r>
+      <w:r>
+        <w:rPr>
+          <w:rFonts w:hint="eastAsia" w:ascii="Times New Roman" w:hAnsi="Times New Roman" w:eastAsia="SimHei" w:cs="Times New Roman"/>
+        </w:rPr>
+        <w:t>综合挑战</w:t>
+      </w:r>
+      <w:r>
+        <w:rPr>
+          <w:rFonts w:hint="eastAsia" w:ascii="Times New Roman" w:hAnsi="Times New Roman" w:eastAsia="Times New Roman" w:cs="Times New Roman"/>
+        </w:rPr>
+        <w:t>（⭐⭐⭐⭐⭐）</w:t>
+      </w:r>
+    </w:p>
+    <w:p>
+      <w:pPr>
+        <w:pStyle w:val="Compact"/>
+        <w:numPr>
+          <w:ilvl w:val="0"/>
+          <w:numId w:val="1018"/>
+        </w:numPr>
+      </w:pPr>
+      <w:r>
+        <w:rPr>
+          <w:rFonts w:hint="eastAsia" w:ascii="Times New Roman" w:hAnsi="Times New Roman" w:eastAsia="FangSong" w:cs="Times New Roman"/>
+        </w:rPr>
+        <w:t xml:space="preserve">反应</w:t>
+      </w:r>
+      <w:r>
+        <w:rPr>
+          <w:rFonts w:ascii="Times New Roman" w:hAnsi="Times New Roman" w:eastAsia="Times New Roman" w:cs="Times New Roman"/>
+        </w:rPr>
+        <w:t xml:space="preserve"> A </w:t>
+      </w:r>
+      <w:r>
+        <w:rPr>
+          <w:rFonts w:hint="eastAsia" w:ascii="Times New Roman" w:hAnsi="Times New Roman" w:eastAsia="FangSong" w:cs="Times New Roman"/>
+        </w:rPr>
+        <w:t>的实验数据</w:t>
+      </w:r>
+      <w:r>
+        <w:rPr>
+          <w:rFonts w:hint="eastAsia" w:ascii="Times New Roman" w:hAnsi="Times New Roman" w:eastAsia="Times New Roman" w:cs="Times New Roman"/>
+        </w:rPr>
+        <w:t>：</w:t>
       </w:r>
     </w:p>
     <w:p>
@@ -30727,7 +30399,285 @@
         <w:pStyle w:val="Compact"/>
         <w:numPr>
           <w:ilvl w:val="1"/>
-          <w:numId w:val="1017"/>
+          <w:numId w:val="1019"/>
+        </w:numPr>
+      </w:pPr>
+      <w:r>
+        <w:rPr>
+          <w:rFonts w:ascii="Times New Roman" w:hAnsi="Times New Roman" w:eastAsia="Times New Roman" w:cs="Times New Roman"/>
+        </w:rPr>
+        <w:t xml:space="preserve">Hammett ρ = </w:t>
+      </w:r>
+      <w:r>
+        <w:rPr>
+          <w:rFonts w:hint="eastAsia" w:ascii="Times New Roman" w:hAnsi="Times New Roman" w:eastAsia="Times New Roman" w:cs="Times New Roman"/>
+        </w:rPr>
+        <w:t>-1.2（σ，</w:t>
+      </w:r>
+      <w:r>
+        <w:rPr>
+          <w:rFonts w:hint="eastAsia" w:ascii="Times New Roman" w:hAnsi="Times New Roman" w:eastAsia="FangSong" w:cs="Times New Roman"/>
+        </w:rPr>
+        <w:t>相关一般</w:t>
+      </w:r>
+      <w:r>
+        <w:rPr>
+          <w:rFonts w:hint="eastAsia" w:ascii="Times New Roman" w:hAnsi="Times New Roman" w:eastAsia="Times New Roman" w:cs="Times New Roman"/>
+        </w:rPr>
+        <w:t>）</w:t>
+      </w:r>
+    </w:p>
+    <w:p>
+      <w:pPr>
+        <w:pStyle w:val="Compact"/>
+        <w:numPr>
+          <w:ilvl w:val="1"/>
+          <w:numId w:val="1019"/>
+        </w:numPr>
+      </w:pPr>
+      <w:r>
+        <w:rPr>
+          <w:rFonts w:ascii="Times New Roman" w:hAnsi="Times New Roman" w:eastAsia="Times New Roman" w:cs="Times New Roman"/>
+        </w:rPr>
+        <w:t xml:space="preserve">ρ = </w:t>
+      </w:r>
+      <w:r>
+        <w:rPr>
+          <w:rFonts w:hint="eastAsia" w:ascii="Times New Roman" w:hAnsi="Times New Roman" w:eastAsia="Times New Roman" w:cs="Times New Roman"/>
+        </w:rPr>
+        <w:t>-3.8（σ</w:t>
+      </w:r>
+      <w:r>
+        <w:rPr>
+          <w:rFonts w:hint="eastAsia" w:ascii="Times New Roman" w:hAnsi="Times New Roman" w:eastAsia="Times New Roman" w:cs="Times New Roman"/>
+          <w:vertAlign w:val="superscript"/>
+        </w:rPr>
+        <w:t>+</w:t>
+      </w:r>
+      <w:r>
+        <w:rPr>
+          <w:rFonts w:hint="eastAsia" w:ascii="Times New Roman" w:hAnsi="Times New Roman" w:eastAsia="Times New Roman" w:cs="Times New Roman"/>
+        </w:rPr>
+        <w:t>，</w:t>
+      </w:r>
+      <w:r>
+        <w:rPr>
+          <w:rFonts w:hint="eastAsia" w:ascii="Times New Roman" w:hAnsi="Times New Roman" w:eastAsia="FangSong" w:cs="Times New Roman"/>
+        </w:rPr>
+        <w:t>相关性很好</w:t>
+      </w:r>
+      <w:r>
+        <w:rPr>
+          <w:rFonts w:hint="eastAsia" w:ascii="Times New Roman" w:hAnsi="Times New Roman" w:eastAsia="Times New Roman" w:cs="Times New Roman"/>
+        </w:rPr>
+        <w:t>）</w:t>
+      </w:r>
+    </w:p>
+    <w:p>
+      <w:pPr>
+        <w:pStyle w:val="Compact"/>
+        <w:numPr>
+          <w:ilvl w:val="1"/>
+          <w:numId w:val="1019"/>
+        </w:numPr>
+      </w:pPr>
+      <w:r>
+        <w:rPr>
+          <w:rFonts w:hint="eastAsia" w:ascii="Times New Roman" w:hAnsi="Times New Roman" w:eastAsia="Times New Roman" w:cs="Times New Roman"/>
+        </w:rPr>
+        <w:t>k_H/k_D（</w:t>
+      </w:r>
+      <w:r>
+        <w:rPr>
+          <w:rFonts w:hint="eastAsia" w:ascii="Times New Roman" w:hAnsi="Times New Roman" w:eastAsia="FangSong" w:cs="Times New Roman"/>
+        </w:rPr>
+        <w:t>底物</w:t>
+      </w:r>
+      <w:r>
+        <w:rPr>
+          <w:rFonts w:ascii="Times New Roman" w:hAnsi="Times New Roman" w:eastAsia="Times New Roman" w:cs="Times New Roman"/>
+        </w:rPr>
+        <w:t xml:space="preserve"> </w:t>
+      </w:r>
+      <w:r>
+        <w:rPr>
+          <w:rFonts w:hint="eastAsia" w:ascii="Times New Roman" w:hAnsi="Times New Roman" w:eastAsia="Times New Roman" w:cs="Times New Roman"/>
+        </w:rPr>
+        <w:t xml:space="preserve">α-C-H）=</w:t>
+      </w:r>
+      <w:r>
+        <w:rPr>
+          <w:rFonts w:ascii="Times New Roman" w:hAnsi="Times New Roman" w:eastAsia="Times New Roman" w:cs="Times New Roman"/>
+        </w:rPr>
+        <w:t xml:space="preserve"> 1.03</w:t>
+      </w:r>
+    </w:p>
+    <w:p>
+      <w:pPr>
+        <w:pStyle w:val="Compact"/>
+        <w:numPr>
+          <w:ilvl w:val="1"/>
+          <w:numId w:val="1019"/>
+        </w:numPr>
+      </w:pPr>
+      <w:r>
+        <w:rPr>
+          <w:rFonts w:hint="eastAsia" w:ascii="Times New Roman" w:hAnsi="Times New Roman" w:eastAsia="FangSong" w:cs="Times New Roman"/>
+        </w:rPr>
+        <w:t xml:space="preserve">在</w:t>
+      </w:r>
+      <w:r>
+        <w:rPr>
+          <w:rFonts w:ascii="Times New Roman" w:hAnsi="Times New Roman" w:eastAsia="Times New Roman" w:cs="Times New Roman"/>
+        </w:rPr>
+        <w:t xml:space="preserve"> D</w:t>
+      </w:r>
+      <w:r>
+        <w:rPr>
+          <w:rFonts w:ascii="Times New Roman" w:hAnsi="Times New Roman" w:eastAsia="Times New Roman" w:cs="Times New Roman"/>
+          <w:vertAlign w:val="subscript"/>
+        </w:rPr>
+        <w:t>2</w:t>
+      </w:r>
+      <w:r>
+        <w:rPr>
+          <w:rFonts w:ascii="Times New Roman" w:hAnsi="Times New Roman" w:eastAsia="Times New Roman" w:cs="Times New Roman"/>
+        </w:rPr>
+        <w:t xml:space="preserve">O </w:t>
+      </w:r>
+      <w:r>
+        <w:rPr>
+          <w:rFonts w:hint="eastAsia" w:ascii="Times New Roman" w:hAnsi="Times New Roman" w:eastAsia="FangSong" w:cs="Times New Roman"/>
+        </w:rPr>
+        <w:t xml:space="preserve">中反应速率下降</w:t>
+      </w:r>
+      <w:r>
+        <w:rPr>
+          <w:rFonts w:ascii="Times New Roman" w:hAnsi="Times New Roman" w:eastAsia="Times New Roman" w:cs="Times New Roman"/>
+        </w:rPr>
+        <w:t xml:space="preserve"> 40%</w:t>
+      </w:r>
+    </w:p>
+    <w:p>
+      <w:pPr>
+        <w:pStyle w:val="Compact"/>
+        <w:numPr>
+          <w:ilvl w:val="1"/>
+          <w:numId w:val="1019"/>
+        </w:numPr>
+      </w:pPr>
+      <w:r>
+        <w:rPr>
+          <w:rFonts w:hint="eastAsia" w:ascii="Times New Roman" w:hAnsi="Times New Roman" w:eastAsia="FangSong" w:cs="Times New Roman"/>
+        </w:rPr>
+        <w:t xml:space="preserve">加少量自由基抑制剂无影响</w:t>
+      </w:r>
+    </w:p>
+    <w:p>
+      <w:pPr>
+        <w:pStyle w:val="Compact"/>
+        <w:numPr>
+          <w:ilvl w:val="1"/>
+          <w:numId w:val="1019"/>
+        </w:numPr>
+      </w:pPr>
+      <w:r>
+        <w:rPr>
+          <w:rFonts w:hint="eastAsia" w:ascii="Times New Roman" w:hAnsi="Times New Roman" w:eastAsia="FangSong" w:cs="Times New Roman"/>
+        </w:rPr>
+        <w:t>产物为单一构型</w:t>
+      </w:r>
+      <w:r>
+        <w:rPr>
+          <w:rFonts w:hint="eastAsia" w:ascii="Times New Roman" w:hAnsi="Times New Roman" w:eastAsia="Times New Roman" w:cs="Times New Roman"/>
+        </w:rPr>
+        <w:t>（cis</w:t>
+      </w:r>
+      <w:r>
+        <w:rPr>
+          <w:rFonts w:ascii="Times New Roman" w:hAnsi="Times New Roman" w:eastAsia="Times New Roman" w:cs="Times New Roman"/>
+        </w:rPr>
+        <w:t xml:space="preserve"> </w:t>
+      </w:r>
+      <w:r>
+        <w:rPr>
+          <w:rFonts w:hint="eastAsia" w:ascii="Times New Roman" w:hAnsi="Times New Roman" w:eastAsia="FangSong" w:cs="Times New Roman"/>
+        </w:rPr>
+        <w:t xml:space="preserve">选择性</w:t>
+      </w:r>
+      <w:r>
+        <w:rPr>
+          <w:rFonts w:ascii="Times New Roman" w:hAnsi="Times New Roman" w:eastAsia="Times New Roman" w:cs="Times New Roman"/>
+        </w:rPr>
+        <w:t xml:space="preserve"> &gt; </w:t>
+      </w:r>
+      <w:r>
+        <w:rPr>
+          <w:rFonts w:hint="eastAsia" w:ascii="Times New Roman" w:hAnsi="Times New Roman" w:eastAsia="Times New Roman" w:cs="Times New Roman"/>
+        </w:rPr>
+        <w:t xml:space="preserve">99%）</w:t>
+      </w:r>
+    </w:p>
+    <w:p>
+      <w:pPr>
+        <w:pStyle w:val="Compact"/>
+        <w:numPr>
+          <w:ilvl w:val="1"/>
+          <w:numId w:val="1020"/>
+        </w:numPr>
+      </w:pPr>
+      <w:r>
+        <w:rPr>
+          <w:rFonts w:hint="eastAsia" w:ascii="Times New Roman" w:hAnsi="Times New Roman" w:eastAsia="FangSong" w:cs="Times New Roman"/>
+        </w:rPr>
+        <w:t>该反应是三线态卡宾机理吗</w:t>
+      </w:r>
+      <w:r>
+        <w:rPr>
+          <w:rFonts w:hint="eastAsia" w:ascii="Times New Roman" w:hAnsi="Times New Roman" w:eastAsia="Times New Roman" w:cs="Times New Roman"/>
+        </w:rPr>
+        <w:t>？</w:t>
+      </w:r>
+      <w:r>
+        <w:rPr>
+          <w:rFonts w:hint="eastAsia" w:ascii="Times New Roman" w:hAnsi="Times New Roman" w:eastAsia="FangSong" w:cs="Times New Roman"/>
+        </w:rPr>
+        <w:t>为什么</w:t>
+      </w:r>
+      <w:r>
+        <w:rPr>
+          <w:rFonts w:hint="eastAsia" w:ascii="Times New Roman" w:hAnsi="Times New Roman" w:eastAsia="Times New Roman" w:cs="Times New Roman"/>
+        </w:rPr>
+        <w:t>？</w:t>
+      </w:r>
+    </w:p>
+    <w:p>
+      <w:pPr>
+        <w:pStyle w:val="Compact"/>
+        <w:numPr>
+          <w:ilvl w:val="1"/>
+          <w:numId w:val="1020"/>
+        </w:numPr>
+      </w:pPr>
+      <w:r>
+        <w:rPr>
+          <w:rFonts w:hint="eastAsia" w:ascii="Times New Roman" w:hAnsi="Times New Roman" w:eastAsia="FangSong" w:cs="Times New Roman"/>
+        </w:rPr>
+        <w:t>从以上数据推断最可能的反应机理类型</w:t>
+      </w:r>
+      <w:r>
+        <w:rPr>
+          <w:rFonts w:hint="eastAsia" w:ascii="Times New Roman" w:hAnsi="Times New Roman" w:eastAsia="Times New Roman" w:cs="Times New Roman"/>
+        </w:rPr>
+        <w:t>。</w:t>
+      </w:r>
+    </w:p>
+    <w:p>
+      <w:pPr>
+        <w:pStyle w:val="Compact"/>
+        <w:numPr>
+          <w:ilvl w:val="1"/>
+          <w:numId w:val="1020"/>
         </w:numPr>
       </w:pPr>
       <w:r>
@@ -30748,7 +30698,7 @@
         <w:pStyle w:val="Compact"/>
         <w:numPr>
           <w:ilvl w:val="0"/>
-          <w:numId w:val="1015"/>
+          <w:numId w:val="1018"/>
         </w:numPr>
       </w:pPr>
       <w:r>
@@ -30805,7 +30755,7 @@
         <w:pStyle w:val="Compact"/>
         <w:numPr>
           <w:ilvl w:val="1"/>
-          <w:numId w:val="1018"/>
+          <w:numId w:val="1021"/>
         </w:numPr>
       </w:pPr>
       <w:r>
@@ -30838,7 +30788,7 @@
         <w:pStyle w:val="Compact"/>
         <w:numPr>
           <w:ilvl w:val="1"/>
-          <w:numId w:val="1018"/>
+          <w:numId w:val="1021"/>
         </w:numPr>
       </w:pPr>
       <w:r>
@@ -31013,7 +30963,7 @@
       <w:pPr>
         <w:numPr>
           <w:ilvl w:val="0"/>
-          <w:numId w:val="1019"/>
+          <w:numId w:val="1022"/>
         </w:numPr>
       </w:pPr>
       <w:r>
@@ -31162,7 +31112,7 @@
       <w:pPr>
         <w:numPr>
           <w:ilvl w:val="0"/>
-          <w:numId w:val="1019"/>
+          <w:numId w:val="1022"/>
         </w:numPr>
       </w:pPr>
       <w:r>
@@ -31248,7 +31198,7 @@
       <w:pPr>
         <w:numPr>
           <w:ilvl w:val="0"/>
-          <w:numId w:val="1019"/>
+          <w:numId w:val="1022"/>
         </w:numPr>
       </w:pPr>
       <w:r>
@@ -31346,7 +31296,7 @@
       <w:pPr>
         <w:numPr>
           <w:ilvl w:val="0"/>
-          <w:numId w:val="1019"/>
+          <w:numId w:val="1022"/>
         </w:numPr>
       </w:pPr>
       <w:r>
@@ -31438,7 +31388,7 @@
       <w:pPr>
         <w:numPr>
           <w:ilvl w:val="0"/>
-          <w:numId w:val="1019"/>
+          <w:numId w:val="1022"/>
         </w:numPr>
       </w:pPr>
       <w:r>
@@ -31548,930 +31498,6 @@
           <w:rFonts w:hint="eastAsia" w:ascii="Times New Roman" w:hAnsi="Times New Roman" w:eastAsia="Times New Roman" w:cs="Times New Roman"/>
         </w:rPr>
         <w:t>）。</w:t>
-      </w:r>
-    </w:p>
-    <w:p>
-      <w:pPr>
-        <w:pStyle w:val="Compact"/>
-        <w:numPr>
-          <w:ilvl w:val="0"/>
-          <w:numId w:val="1019"/>
-        </w:numPr>
-      </w:pPr>
-    </w:p>
-    <w:p>
-      <w:pPr>
-        <w:pStyle w:val="Compact"/>
-        <w:numPr>
-          <w:ilvl w:val="1"/>
-          <w:numId w:val="1020"/>
-        </w:numPr>
-      </w:pPr>
-      <w:r>
-        <w:rPr>
-          <w:rFonts w:hint="eastAsia" w:ascii="Times New Roman" w:hAnsi="Times New Roman" w:eastAsia="FangSong" w:cs="Times New Roman"/>
-        </w:rPr>
-        <w:t>快互变</w:t>
-      </w:r>
-      <w:r>
-        <w:rPr>
-          <w:rFonts w:hint="eastAsia" w:ascii="Times New Roman" w:hAnsi="Times New Roman" w:eastAsia="Times New Roman" w:cs="Times New Roman"/>
-        </w:rPr>
-        <w:t>（Curtin-Hammett</w:t>
-      </w:r>
-      <w:r>
-        <w:rPr>
-          <w:rFonts w:ascii="Times New Roman" w:hAnsi="Times New Roman" w:eastAsia="Times New Roman" w:cs="Times New Roman"/>
-        </w:rPr>
-        <w:t xml:space="preserve"> </w:t>
-      </w:r>
-      <w:r>
-        <w:rPr>
-          <w:rFonts w:hint="eastAsia" w:ascii="Times New Roman" w:hAnsi="Times New Roman" w:eastAsia="FangSong" w:cs="Times New Roman"/>
-        </w:rPr>
-        <w:t>条件</w:t>
-      </w:r>
-      <w:r>
-        <w:rPr>
-          <w:rFonts w:hint="eastAsia" w:ascii="Times New Roman" w:hAnsi="Times New Roman" w:eastAsia="Times New Roman" w:cs="Times New Roman"/>
-        </w:rPr>
-        <w:t>）：</w:t>
-      </w:r>
-      <w:r>
-        <w:rPr>
-          <w:rFonts w:hint="eastAsia" w:ascii="Times New Roman" w:hAnsi="Times New Roman" w:eastAsia="FangSong" w:cs="Times New Roman"/>
-        </w:rPr>
-        <w:t>产物比</w:t>
-      </w:r>
-      <w:r>
-        <w:rPr>
-          <w:rFonts w:ascii="Times New Roman" w:hAnsi="Times New Roman" w:eastAsia="Times New Roman" w:cs="Times New Roman"/>
-        </w:rPr>
-        <w:t xml:space="preserve"> = </w:t>
-      </w:r>
-      <w:r>
-        <w:rPr>
-          <w:rFonts w:hint="eastAsia" w:ascii="Times New Roman" w:hAnsi="Times New Roman" w:eastAsia="Times New Roman" w:cs="Times New Roman"/>
-        </w:rPr>
-        <w:t>exp(-ΔΔG‡/RT)，</w:t>
-      </w:r>
-      <w:r>
-        <w:rPr>
-          <w:rFonts w:hint="eastAsia" w:ascii="Times New Roman" w:hAnsi="Times New Roman" w:eastAsia="FangSong" w:cs="Times New Roman"/>
-        </w:rPr>
-        <w:t>与构象浓度无关</w:t>
-      </w:r>
-      <w:r>
-        <w:rPr>
-          <w:rFonts w:hint="eastAsia" w:ascii="Times New Roman" w:hAnsi="Times New Roman" w:eastAsia="Times New Roman" w:cs="Times New Roman"/>
-        </w:rPr>
-        <w:t>。A</w:t>
-      </w:r>
-      <w:r>
-        <w:rPr>
-          <w:rFonts w:ascii="Times New Roman" w:hAnsi="Times New Roman" w:eastAsia="Times New Roman" w:cs="Times New Roman"/>
-        </w:rPr>
-        <w:t xml:space="preserve"> </w:t>
-      </w:r>
-      <w:r>
-        <w:rPr>
-          <w:rFonts w:hint="eastAsia" w:ascii="Times New Roman" w:hAnsi="Times New Roman" w:eastAsia="FangSong" w:cs="Times New Roman"/>
-        </w:rPr>
-        <w:t xml:space="preserve">的过渡态远低于</w:t>
-      </w:r>
-      <w:r>
-        <w:rPr>
-          <w:rFonts w:ascii="Times New Roman" w:hAnsi="Times New Roman" w:eastAsia="Times New Roman" w:cs="Times New Roman"/>
-        </w:rPr>
-        <w:t xml:space="preserve"> B → A </w:t>
-      </w:r>
-      <w:r>
-        <w:rPr>
-          <w:rFonts w:hint="eastAsia" w:ascii="Times New Roman" w:hAnsi="Times New Roman" w:eastAsia="FangSong" w:cs="Times New Roman"/>
-        </w:rPr>
-        <w:t xml:space="preserve">的产物占</w:t>
-      </w:r>
-      <w:r>
-        <w:rPr>
-          <w:rFonts w:ascii="Times New Roman" w:hAnsi="Times New Roman" w:eastAsia="Times New Roman" w:cs="Times New Roman"/>
-        </w:rPr>
-        <w:t xml:space="preserve"> &gt; 95%。(b) </w:t>
-      </w:r>
-      <w:r>
-        <w:rPr>
-          <w:rFonts w:hint="eastAsia" w:ascii="Times New Roman" w:hAnsi="Times New Roman" w:eastAsia="FangSong" w:cs="Times New Roman"/>
-        </w:rPr>
-        <w:t>慢互变</w:t>
-      </w:r>
-      <w:r>
-        <w:rPr>
-          <w:rFonts w:hint="eastAsia" w:ascii="Times New Roman" w:hAnsi="Times New Roman" w:eastAsia="Times New Roman" w:cs="Times New Roman"/>
-        </w:rPr>
-        <w:t>：</w:t>
-      </w:r>
-      <w:r>
-        <w:rPr>
-          <w:rFonts w:hint="eastAsia" w:ascii="Times New Roman" w:hAnsi="Times New Roman" w:eastAsia="FangSong" w:cs="Times New Roman"/>
-        </w:rPr>
-        <w:t>产物比</w:t>
-      </w:r>
-      <w:r>
-        <w:rPr>
-          <w:rFonts w:ascii="Times New Roman" w:hAnsi="Times New Roman" w:eastAsia="Times New Roman" w:cs="Times New Roman"/>
-        </w:rPr>
-        <w:t xml:space="preserve"> = [A] × k_A / ([B] × </w:t>
-      </w:r>
-      <w:r>
-        <w:rPr>
-          <w:rFonts w:hint="eastAsia" w:ascii="Times New Roman" w:hAnsi="Times New Roman" w:eastAsia="Times New Roman" w:cs="Times New Roman"/>
-        </w:rPr>
-        <w:t>k_B)，</w:t>
-      </w:r>
-      <w:r>
-        <w:rPr>
-          <w:rFonts w:hint="eastAsia" w:ascii="Times New Roman" w:hAnsi="Times New Roman" w:eastAsia="FangSong" w:cs="Times New Roman"/>
-        </w:rPr>
-        <w:t>受构象浓度影响</w:t>
-      </w:r>
-      <w:r>
-        <w:rPr>
-          <w:rFonts w:hint="eastAsia" w:ascii="Times New Roman" w:hAnsi="Times New Roman" w:eastAsia="Times New Roman" w:cs="Times New Roman"/>
-        </w:rPr>
-        <w:t>。</w:t>
-      </w:r>
-      <w:r>
-        <w:rPr>
-          <w:rFonts w:hint="eastAsia" w:ascii="Times New Roman" w:hAnsi="Times New Roman" w:eastAsia="FangSong" w:cs="Times New Roman"/>
-        </w:rPr>
-        <w:t>但因为</w:t>
-      </w:r>
-      <w:r>
-        <w:rPr>
-          <w:rFonts w:ascii="Times New Roman" w:hAnsi="Times New Roman" w:eastAsia="Times New Roman" w:cs="Times New Roman"/>
-        </w:rPr>
-        <w:t xml:space="preserve"> [A] ≈ </w:t>
-      </w:r>
-      <w:r>
-        <w:rPr>
-          <w:rFonts w:hint="eastAsia" w:ascii="Times New Roman" w:hAnsi="Times New Roman" w:eastAsia="Times New Roman" w:cs="Times New Roman"/>
-        </w:rPr>
-        <w:t>[B]，</w:t>
-      </w:r>
-      <w:r>
-        <w:rPr>
-          <w:rFonts w:hint="eastAsia" w:ascii="Times New Roman" w:hAnsi="Times New Roman" w:eastAsia="FangSong" w:cs="Times New Roman"/>
-        </w:rPr>
-        <w:t>且</w:t>
-      </w:r>
-      <w:r>
-        <w:rPr>
-          <w:rFonts w:ascii="Times New Roman" w:hAnsi="Times New Roman" w:eastAsia="Times New Roman" w:cs="Times New Roman"/>
-        </w:rPr>
-        <w:t xml:space="preserve"> k_A &gt;&gt; </w:t>
-      </w:r>
-      <w:r>
-        <w:rPr>
-          <w:rFonts w:hint="eastAsia" w:ascii="Times New Roman" w:hAnsi="Times New Roman" w:eastAsia="Times New Roman" w:cs="Times New Roman"/>
-        </w:rPr>
-        <w:t>k_B，</w:t>
-      </w:r>
-      <w:r>
-        <w:rPr>
-          <w:rFonts w:hint="eastAsia" w:ascii="Times New Roman" w:hAnsi="Times New Roman" w:eastAsia="FangSong" w:cs="Times New Roman"/>
-        </w:rPr>
-        <w:t>仍可得</w:t>
-      </w:r>
-      <w:r>
-        <w:rPr>
-          <w:rFonts w:ascii="Times New Roman" w:hAnsi="Times New Roman" w:eastAsia="Times New Roman" w:cs="Times New Roman"/>
-        </w:rPr>
-        <w:t xml:space="preserve"> &gt; 95% </w:t>
-      </w:r>
-      <w:r>
-        <w:rPr>
-          <w:rFonts w:hint="eastAsia" w:ascii="Times New Roman" w:hAnsi="Times New Roman" w:eastAsia="FangSong" w:cs="Times New Roman"/>
-        </w:rPr>
-        <w:t xml:space="preserve">来自</w:t>
-      </w:r>
-      <w:r>
-        <w:rPr>
-          <w:rFonts w:ascii="Times New Roman" w:hAnsi="Times New Roman" w:eastAsia="Times New Roman" w:cs="Times New Roman"/>
-        </w:rPr>
-        <w:t xml:space="preserve"> A </w:t>
-      </w:r>
-      <w:r>
-        <w:rPr>
-          <w:rFonts w:hint="eastAsia" w:ascii="Times New Roman" w:hAnsi="Times New Roman" w:eastAsia="FangSong" w:cs="Times New Roman"/>
-        </w:rPr>
-        <w:t>的产物</w:t>
-      </w:r>
-      <w:r>
-        <w:rPr>
-          <w:rFonts w:hint="eastAsia" w:ascii="Times New Roman" w:hAnsi="Times New Roman" w:eastAsia="Times New Roman" w:cs="Times New Roman"/>
-        </w:rPr>
-        <w:t>。</w:t>
-      </w:r>
-    </w:p>
-    <w:p>
-      <w:pPr>
-        <w:pStyle w:val="Compact"/>
-        <w:numPr>
-          <w:ilvl w:val="0"/>
-          <w:numId w:val="1019"/>
-        </w:numPr>
-      </w:pPr>
-    </w:p>
-    <w:p>
-      <w:pPr>
-        <w:pStyle w:val="Compact"/>
-        <w:numPr>
-          <w:ilvl w:val="1"/>
-          <w:numId w:val="1021"/>
-        </w:numPr>
-      </w:pPr>
-      <w:r>
-        <w:rPr>
-          <w:rFonts w:hint="eastAsia" w:ascii="Times New Roman" w:hAnsi="Times New Roman" w:eastAsia="FangSong" w:cs="Times New Roman"/>
-        </w:rPr>
-        <w:t>不是</w:t>
-      </w:r>
-      <w:r>
-        <w:rPr>
-          <w:rFonts w:hint="eastAsia" w:ascii="Times New Roman" w:hAnsi="Times New Roman" w:eastAsia="Times New Roman" w:cs="Times New Roman"/>
-        </w:rPr>
-        <w:t>。</w:t>
-      </w:r>
-      <w:r>
-        <w:rPr>
-          <w:rFonts w:hint="eastAsia" w:ascii="Times New Roman" w:hAnsi="Times New Roman" w:eastAsia="FangSong" w:cs="Times New Roman"/>
-        </w:rPr>
-        <w:t>自由基抑制剂无影响</w:t>
-      </w:r>
-      <w:r>
-        <w:rPr>
-          <w:rFonts w:ascii="Times New Roman" w:hAnsi="Times New Roman" w:eastAsia="Times New Roman" w:cs="Times New Roman"/>
-        </w:rPr>
-        <w:t xml:space="preserve"> → </w:t>
-      </w:r>
-      <w:r>
-        <w:rPr>
-          <w:rFonts w:hint="eastAsia" w:ascii="Times New Roman" w:hAnsi="Times New Roman" w:eastAsia="FangSong" w:cs="Times New Roman"/>
-        </w:rPr>
-        <w:t>排除了自由基</w:t>
-      </w:r>
-      <w:r>
-        <w:rPr>
-          <w:rFonts w:hint="eastAsia" w:ascii="Times New Roman" w:hAnsi="Times New Roman" w:eastAsia="Times New Roman" w:cs="Times New Roman"/>
-        </w:rPr>
-        <w:t>（</w:t>
-      </w:r>
-      <w:r>
-        <w:rPr>
-          <w:rFonts w:hint="eastAsia" w:ascii="Times New Roman" w:hAnsi="Times New Roman" w:eastAsia="FangSong" w:cs="Times New Roman"/>
-        </w:rPr>
-        <w:t>含三线态卡宾</w:t>
-      </w:r>
-      <w:r>
-        <w:rPr>
-          <w:rFonts w:hint="eastAsia" w:ascii="Times New Roman" w:hAnsi="Times New Roman" w:eastAsia="Times New Roman" w:cs="Times New Roman"/>
-        </w:rPr>
-        <w:t>）。ρ</w:t>
-      </w:r>
-      <w:r>
-        <w:rPr>
-          <w:rFonts w:ascii="Times New Roman" w:hAnsi="Times New Roman" w:eastAsia="Times New Roman" w:cs="Times New Roman"/>
-        </w:rPr>
-        <w:t xml:space="preserve"> = </w:t>
-      </w:r>
-      <w:r>
-        <w:rPr>
-          <w:rFonts w:hint="eastAsia" w:ascii="Times New Roman" w:hAnsi="Times New Roman" w:eastAsia="Times New Roman" w:cs="Times New Roman"/>
-        </w:rPr>
-        <w:t>-3.8（σ</w:t>
-      </w:r>
-      <w:r>
-        <w:rPr>
-          <w:rFonts w:hint="eastAsia" w:ascii="Times New Roman" w:hAnsi="Times New Roman" w:eastAsia="Times New Roman" w:cs="Times New Roman"/>
-          <w:vertAlign w:val="superscript"/>
-        </w:rPr>
-        <w:t>+</w:t>
-      </w:r>
-      <w:r>
-        <w:rPr>
-          <w:rFonts w:ascii="Times New Roman" w:hAnsi="Times New Roman" w:eastAsia="Times New Roman" w:cs="Times New Roman"/>
-        </w:rPr>
-        <w:t xml:space="preserve"> </w:t>
-      </w:r>
-      <w:r>
-        <w:rPr>
-          <w:rFonts w:hint="eastAsia" w:ascii="Times New Roman" w:hAnsi="Times New Roman" w:eastAsia="FangSong" w:cs="Times New Roman"/>
-        </w:rPr>
-        <w:t>拟合好</w:t>
-      </w:r>
-      <w:r>
-        <w:rPr>
-          <w:rFonts w:hint="eastAsia" w:ascii="Times New Roman" w:hAnsi="Times New Roman" w:eastAsia="Times New Roman" w:cs="Times New Roman"/>
-        </w:rPr>
-        <w:t>）→</w:t>
-      </w:r>
-      <w:r>
-        <w:rPr>
-          <w:rFonts w:ascii="Times New Roman" w:hAnsi="Times New Roman" w:eastAsia="Times New Roman" w:cs="Times New Roman"/>
-        </w:rPr>
-        <w:t xml:space="preserve"> </w:t>
-      </w:r>
-      <w:r>
-        <w:rPr>
-          <w:rFonts w:hint="eastAsia" w:ascii="Times New Roman" w:hAnsi="Times New Roman" w:eastAsia="FangSong" w:cs="Times New Roman"/>
-        </w:rPr>
-        <w:t xml:space="preserve">正电荷与芳环共轭</w:t>
-      </w:r>
-      <w:r>
-        <w:rPr>
-          <w:rFonts w:ascii="Times New Roman" w:hAnsi="Times New Roman" w:eastAsia="Times New Roman" w:cs="Times New Roman"/>
-        </w:rPr>
-        <w:t xml:space="preserve"> → </w:t>
-      </w:r>
-      <w:r>
-        <w:rPr>
-          <w:rFonts w:hint="eastAsia" w:ascii="Times New Roman" w:hAnsi="Times New Roman" w:eastAsia="FangSong" w:cs="Times New Roman"/>
-        </w:rPr>
-        <w:t>有碳正离子特征</w:t>
-      </w:r>
-      <w:r>
-        <w:rPr>
-          <w:rFonts w:hint="eastAsia" w:ascii="Times New Roman" w:hAnsi="Times New Roman" w:eastAsia="Times New Roman" w:cs="Times New Roman"/>
-        </w:rPr>
-        <w:t>。</w:t>
-      </w:r>
-    </w:p>
-    <w:p>
-      <w:pPr>
-        <w:pStyle w:val="Compact"/>
-        <w:numPr>
-          <w:ilvl w:val="1"/>
-          <w:numId w:val="1021"/>
-        </w:numPr>
-      </w:pPr>
-      <w:r>
-        <w:rPr>
-          <w:rFonts w:ascii="Times New Roman" w:hAnsi="Times New Roman" w:eastAsia="Times New Roman" w:cs="Times New Roman"/>
-        </w:rPr>
-        <w:t xml:space="preserve">KIE </w:t>
-      </w:r>
-      <w:r>
-        <w:rPr>
-          <w:rFonts w:hint="eastAsia" w:ascii="Times New Roman" w:hAnsi="Times New Roman" w:eastAsia="FangSong" w:cs="Times New Roman"/>
-        </w:rPr>
-        <w:t xml:space="preserve">约</w:t>
-      </w:r>
-      <w:r>
-        <w:rPr>
-          <w:rFonts w:ascii="Times New Roman" w:hAnsi="Times New Roman" w:eastAsia="Times New Roman" w:cs="Times New Roman"/>
-        </w:rPr>
-        <w:t xml:space="preserve"> 1 </w:t>
-      </w:r>
-      <w:r>
-        <w:rPr>
-          <w:rFonts w:hint="eastAsia" w:ascii="Times New Roman" w:hAnsi="Times New Roman" w:eastAsia="FangSong" w:cs="Times New Roman"/>
-        </w:rPr>
-        <w:t xml:space="preserve">且</w:t>
-      </w:r>
-      <w:r>
-        <w:rPr>
-          <w:rFonts w:ascii="Times New Roman" w:hAnsi="Times New Roman" w:eastAsia="Times New Roman" w:cs="Times New Roman"/>
-        </w:rPr>
-        <w:t xml:space="preserve"> D</w:t>
-      </w:r>
-      <w:r>
-        <w:rPr>
-          <w:rFonts w:ascii="Times New Roman" w:hAnsi="Times New Roman" w:eastAsia="Times New Roman" w:cs="Times New Roman"/>
-          <w:vertAlign w:val="subscript"/>
-        </w:rPr>
-        <w:t>2</w:t>
-      </w:r>
-      <w:r>
-        <w:rPr>
-          <w:rFonts w:ascii="Times New Roman" w:hAnsi="Times New Roman" w:eastAsia="Times New Roman" w:cs="Times New Roman"/>
-        </w:rPr>
-        <w:t xml:space="preserve">O </w:t>
-      </w:r>
-      <w:r>
-        <w:rPr>
-          <w:rFonts w:hint="eastAsia" w:ascii="Times New Roman" w:hAnsi="Times New Roman" w:eastAsia="FangSong" w:cs="Times New Roman"/>
-        </w:rPr>
-        <w:t xml:space="preserve">变慢</w:t>
-      </w:r>
-      <w:r>
-        <w:rPr>
-          <w:rFonts w:ascii="Times New Roman" w:hAnsi="Times New Roman" w:eastAsia="Times New Roman" w:cs="Times New Roman"/>
-        </w:rPr>
-        <w:t xml:space="preserve"> → RDS </w:t>
-      </w:r>
-      <w:r>
-        <w:rPr>
-          <w:rFonts w:hint="eastAsia" w:ascii="Times New Roman" w:hAnsi="Times New Roman" w:eastAsia="FangSong" w:cs="Times New Roman"/>
-        </w:rPr>
-        <w:t xml:space="preserve">不涉及</w:t>
-      </w:r>
-      <w:r>
-        <w:rPr>
-          <w:rFonts w:ascii="Times New Roman" w:hAnsi="Times New Roman" w:eastAsia="Times New Roman" w:cs="Times New Roman"/>
-        </w:rPr>
-        <w:t xml:space="preserve"> C-H </w:t>
-      </w:r>
-      <w:r>
-        <w:rPr>
-          <w:rFonts w:hint="eastAsia" w:ascii="Times New Roman" w:hAnsi="Times New Roman" w:eastAsia="FangSong" w:cs="Times New Roman"/>
-        </w:rPr>
-        <w:t>断裂</w:t>
-      </w:r>
-      <w:r>
-        <w:rPr>
-          <w:rFonts w:hint="eastAsia" w:ascii="Times New Roman" w:hAnsi="Times New Roman" w:eastAsia="Times New Roman" w:cs="Times New Roman"/>
-        </w:rPr>
-        <w:t>，</w:t>
-      </w:r>
-      <w:r>
-        <w:rPr>
-          <w:rFonts w:hint="eastAsia" w:ascii="Times New Roman" w:hAnsi="Times New Roman" w:eastAsia="FangSong" w:cs="Times New Roman"/>
-        </w:rPr>
-        <w:t>但涉及质子转移</w:t>
-      </w:r>
-      <w:r>
-        <w:rPr>
-          <w:rFonts w:hint="eastAsia" w:ascii="Times New Roman" w:hAnsi="Times New Roman" w:eastAsia="Times New Roman" w:cs="Times New Roman"/>
-        </w:rPr>
-        <w:t>。</w:t>
-      </w:r>
-      <w:r>
-        <w:rPr>
-          <w:rFonts w:hint="eastAsia" w:ascii="Times New Roman" w:hAnsi="Times New Roman" w:eastAsia="FangSong" w:cs="Times New Roman"/>
-        </w:rPr>
-        <w:t>可能是</w:t>
-      </w:r>
-      <w:r>
-        <w:rPr>
-          <w:rFonts w:ascii="Times New Roman" w:hAnsi="Times New Roman" w:eastAsia="Times New Roman" w:cs="Times New Roman"/>
-        </w:rPr>
-        <w:t xml:space="preserve"> </w:t>
-      </w:r>
-      <w:r>
-        <w:rPr>
-          <w:rFonts w:hint="eastAsia" w:ascii="Times New Roman" w:hAnsi="Times New Roman" w:eastAsia="Times New Roman" w:cs="Times New Roman"/>
-        </w:rPr>
-        <w:t>SN1（</w:t>
-      </w:r>
-      <w:r>
-        <w:rPr>
-          <w:rFonts w:hint="eastAsia" w:ascii="Times New Roman" w:hAnsi="Times New Roman" w:eastAsia="FangSong" w:cs="Times New Roman"/>
-        </w:rPr>
-        <w:t>解离为</w:t>
-      </w:r>
-      <w:r>
-        <w:rPr>
-          <w:rFonts w:ascii="Times New Roman" w:hAnsi="Times New Roman" w:eastAsia="Times New Roman" w:cs="Times New Roman"/>
-        </w:rPr>
-        <w:t xml:space="preserve"> </w:t>
-      </w:r>
-      <w:r>
-        <w:rPr>
-          <w:rFonts w:hint="eastAsia" w:ascii="Times New Roman" w:hAnsi="Times New Roman" w:eastAsia="Times New Roman" w:cs="Times New Roman"/>
-        </w:rPr>
-        <w:t>RDS，</w:t>
-      </w:r>
-      <w:r>
-        <w:rPr>
-          <w:rFonts w:hint="eastAsia" w:ascii="Times New Roman" w:hAnsi="Times New Roman" w:eastAsia="FangSong" w:cs="Times New Roman"/>
-        </w:rPr>
-        <w:t>随后快速被亲核试剂捕获</w:t>
-      </w:r>
-      <w:r>
-        <w:rPr>
-          <w:rFonts w:hint="eastAsia" w:ascii="Times New Roman" w:hAnsi="Times New Roman" w:eastAsia="Times New Roman" w:cs="Times New Roman"/>
-        </w:rPr>
-        <w:t>，</w:t>
-      </w:r>
-      <w:r>
-        <w:rPr>
-          <w:rFonts w:hint="eastAsia" w:ascii="Times New Roman" w:hAnsi="Times New Roman" w:eastAsia="FangSong" w:cs="Times New Roman"/>
-        </w:rPr>
-        <w:t>而质子化步骤参与平衡</w:t>
-      </w:r>
-      <w:r>
-        <w:rPr>
-          <w:rFonts w:hint="eastAsia" w:ascii="Times New Roman" w:hAnsi="Times New Roman" w:eastAsia="Times New Roman" w:cs="Times New Roman"/>
-        </w:rPr>
-        <w:t>）。</w:t>
-      </w:r>
-    </w:p>
-    <w:p>
-      <w:pPr>
-        <w:pStyle w:val="Compact"/>
-        <w:numPr>
-          <w:ilvl w:val="1"/>
-          <w:numId w:val="1021"/>
-        </w:numPr>
-      </w:pPr>
-      <w:r>
-        <w:rPr>
-          <w:rFonts w:hint="eastAsia" w:ascii="Times New Roman" w:hAnsi="Times New Roman" w:eastAsia="FangSong" w:cs="Times New Roman"/>
-        </w:rPr>
-        <w:t>关键实验</w:t>
-      </w:r>
-      <w:r>
-        <w:rPr>
-          <w:rFonts w:hint="eastAsia" w:ascii="Times New Roman" w:hAnsi="Times New Roman" w:eastAsia="Times New Roman" w:cs="Times New Roman"/>
-        </w:rPr>
-        <w:t>：</w:t>
-      </w:r>
-      <w:r>
-        <w:rPr>
-          <w:rFonts w:hint="eastAsia" w:ascii="Times New Roman" w:hAnsi="Times New Roman" w:eastAsia="FangSong" w:cs="Times New Roman"/>
-        </w:rPr>
-        <w:t>若为</w:t>
-      </w:r>
-      <w:r>
-        <w:rPr>
-          <w:rFonts w:ascii="Times New Roman" w:hAnsi="Times New Roman" w:eastAsia="Times New Roman" w:cs="Times New Roman"/>
-        </w:rPr>
-        <w:t xml:space="preserve"> </w:t>
-      </w:r>
-      <w:r>
-        <w:rPr>
-          <w:rFonts w:hint="eastAsia" w:ascii="Times New Roman" w:hAnsi="Times New Roman" w:eastAsia="Times New Roman" w:cs="Times New Roman"/>
-        </w:rPr>
-        <w:t>SN1，</w:t>
-      </w:r>
-      <w:r>
-        <w:rPr>
-          <w:rFonts w:hint="eastAsia" w:ascii="Times New Roman" w:hAnsi="Times New Roman" w:eastAsia="FangSong" w:cs="Times New Roman"/>
-        </w:rPr>
-        <w:t>加更亲核的溶剂应加速</w:t>
-      </w:r>
-      <w:r>
-        <w:rPr>
-          <w:rFonts w:ascii="Times New Roman" w:hAnsi="Times New Roman" w:eastAsia="Times New Roman" w:cs="Times New Roman"/>
-        </w:rPr>
-        <w:t xml:space="preserve"> RDS </w:t>
-      </w:r>
-      <w:r>
-        <w:rPr>
-          <w:rFonts w:hint="eastAsia" w:ascii="Times New Roman" w:hAnsi="Times New Roman" w:eastAsia="FangSong" w:cs="Times New Roman"/>
-        </w:rPr>
-        <w:t>后的步骤但不影响总速率</w:t>
-      </w:r>
-      <w:r>
-        <w:rPr>
-          <w:rFonts w:hint="eastAsia" w:ascii="Times New Roman" w:hAnsi="Times New Roman" w:eastAsia="Times New Roman" w:cs="Times New Roman"/>
-        </w:rPr>
-        <w:t>（</w:t>
-      </w:r>
-      <w:r>
-        <w:rPr>
-          <w:rFonts w:hint="eastAsia" w:ascii="Times New Roman" w:hAnsi="Times New Roman" w:eastAsia="FangSong" w:cs="Times New Roman"/>
-        </w:rPr>
-        <w:t>如果</w:t>
-      </w:r>
-      <w:r>
-        <w:rPr>
-          <w:rFonts w:ascii="Times New Roman" w:hAnsi="Times New Roman" w:eastAsia="Times New Roman" w:cs="Times New Roman"/>
-        </w:rPr>
-        <w:t xml:space="preserve"> RDS </w:t>
-      </w:r>
-      <w:r>
-        <w:rPr>
-          <w:rFonts w:hint="eastAsia" w:ascii="Times New Roman" w:hAnsi="Times New Roman" w:eastAsia="FangSong" w:cs="Times New Roman"/>
-        </w:rPr>
-        <w:t>是解离</w:t>
-      </w:r>
-      <w:r>
-        <w:rPr>
-          <w:rFonts w:hint="eastAsia" w:ascii="Times New Roman" w:hAnsi="Times New Roman" w:eastAsia="Times New Roman" w:cs="Times New Roman"/>
-        </w:rPr>
-        <w:t>）。</w:t>
-      </w:r>
-      <w:r>
-        <w:rPr>
-          <w:rFonts w:hint="eastAsia" w:ascii="Times New Roman" w:hAnsi="Times New Roman" w:eastAsia="FangSong" w:cs="Times New Roman"/>
-        </w:rPr>
-        <w:t>若为</w:t>
-      </w:r>
-      <w:r>
-        <w:rPr>
-          <w:rFonts w:ascii="Times New Roman" w:hAnsi="Times New Roman" w:eastAsia="Times New Roman" w:cs="Times New Roman"/>
-        </w:rPr>
-        <w:t xml:space="preserve"> </w:t>
-      </w:r>
-      <w:r>
-        <w:rPr>
-          <w:rFonts w:hint="eastAsia" w:ascii="Times New Roman" w:hAnsi="Times New Roman" w:eastAsia="Times New Roman" w:cs="Times New Roman"/>
-        </w:rPr>
-        <w:t>SEAr，</w:t>
-      </w:r>
-      <w:r>
-        <w:rPr>
-          <w:rFonts w:hint="eastAsia" w:ascii="Times New Roman" w:hAnsi="Times New Roman" w:eastAsia="FangSong" w:cs="Times New Roman"/>
-        </w:rPr>
-        <w:t>改变亲电试剂浓度应改变速率</w:t>
-      </w:r>
-      <w:r>
-        <w:rPr>
-          <w:rFonts w:hint="eastAsia" w:ascii="Times New Roman" w:hAnsi="Times New Roman" w:eastAsia="Times New Roman" w:cs="Times New Roman"/>
-        </w:rPr>
-        <w:t>。</w:t>
-      </w:r>
-    </w:p>
-    <w:p>
-      <w:pPr>
-        <w:numPr>
-          <w:ilvl w:val="0"/>
-          <w:numId w:val="1019"/>
-        </w:numPr>
-      </w:pPr>
-      <w:r>
-        <w:rPr>
-          <w:rFonts w:hint="eastAsia" w:ascii="Times New Roman" w:hAnsi="Times New Roman" w:eastAsia="FangSong" w:cs="Times New Roman"/>
-        </w:rPr>
-        <w:t>修正机理</w:t>
-      </w:r>
-      <w:r>
-        <w:rPr>
-          <w:rFonts w:hint="eastAsia" w:ascii="Times New Roman" w:hAnsi="Times New Roman" w:eastAsia="Times New Roman" w:cs="Times New Roman"/>
-        </w:rPr>
-        <w:t>：RDS</w:t>
-      </w:r>
-      <w:r>
-        <w:rPr>
-          <w:rFonts w:ascii="Times New Roman" w:hAnsi="Times New Roman" w:eastAsia="Times New Roman" w:cs="Times New Roman"/>
-        </w:rPr>
-        <w:t xml:space="preserve"> </w:t>
-      </w:r>
-      <w:r>
-        <w:rPr>
-          <w:rFonts w:hint="eastAsia" w:ascii="Times New Roman" w:hAnsi="Times New Roman" w:eastAsia="FangSong" w:cs="Times New Roman"/>
-        </w:rPr>
-        <w:t>不是解离</w:t>
-      </w:r>
-      <w:r>
-        <w:rPr>
-          <w:rFonts w:hint="eastAsia" w:ascii="Times New Roman" w:hAnsi="Times New Roman" w:eastAsia="Times New Roman" w:cs="Times New Roman"/>
-        </w:rPr>
-        <w:t>（</w:t>
-      </w:r>
-      <w:r>
-        <w:rPr>
-          <w:rFonts w:hint="eastAsia" w:ascii="Times New Roman" w:hAnsi="Times New Roman" w:eastAsia="FangSong" w:cs="Times New Roman"/>
-        </w:rPr>
-        <w:t>应</w:t>
-      </w:r>
-      <w:r>
-        <w:rPr>
-          <w:rFonts w:ascii="Times New Roman" w:hAnsi="Times New Roman" w:eastAsia="Times New Roman" w:cs="Times New Roman"/>
-        </w:rPr>
-        <w:t xml:space="preserve"> ρ &lt; </w:t>
-      </w:r>
-      <w:r>
-        <w:rPr>
-          <w:rFonts w:hint="eastAsia" w:ascii="Times New Roman" w:hAnsi="Times New Roman" w:eastAsia="Times New Roman" w:cs="Times New Roman"/>
-        </w:rPr>
-        <w:t>0），</w:t>
-      </w:r>
-      <w:r>
-        <w:rPr>
-          <w:rFonts w:hint="eastAsia" w:ascii="Times New Roman" w:hAnsi="Times New Roman" w:eastAsia="FangSong" w:cs="Times New Roman"/>
-        </w:rPr>
-        <w:t>而是</w:t>
-      </w:r>
-      <w:r>
-        <w:rPr>
-          <w:rFonts w:hint="eastAsia" w:ascii="Times New Roman" w:hAnsi="Times New Roman" w:eastAsia="FangSong" w:cs="Times New Roman"/>
-          <w:b/>
-          <w:bCs/>
-        </w:rPr>
-        <w:t xml:space="preserve">亲核试剂进攻碳正离子</w:t>
-      </w:r>
-      <w:r>
-        <w:rPr>
-          <w:rFonts w:hint="eastAsia" w:ascii="Times New Roman" w:hAnsi="Times New Roman" w:eastAsia="Times New Roman" w:cs="Times New Roman"/>
-        </w:rPr>
-        <w:t>（</w:t>
-      </w:r>
-      <w:r>
-        <w:rPr>
-          <w:rFonts w:hint="eastAsia" w:ascii="Times New Roman" w:hAnsi="Times New Roman" w:eastAsia="FangSong" w:cs="Times New Roman"/>
-        </w:rPr>
-        <w:t>或溶剂捕获步骤</w:t>
-      </w:r>
-      <w:r>
-        <w:rPr>
-          <w:rFonts w:hint="eastAsia" w:ascii="Times New Roman" w:hAnsi="Times New Roman" w:eastAsia="Times New Roman" w:cs="Times New Roman"/>
-        </w:rPr>
-        <w:t>）。</w:t>
-      </w:r>
-      <w:r>
-        <w:rPr>
-          <w:rFonts w:hint="eastAsia" w:ascii="Times New Roman" w:hAnsi="Times New Roman" w:eastAsia="FangSong" w:cs="Times New Roman"/>
-        </w:rPr>
-        <w:t>碳正离子一旦形成</w:t>
-      </w:r>
-      <w:r>
-        <w:rPr>
-          <w:rFonts w:hint="eastAsia" w:ascii="Times New Roman" w:hAnsi="Times New Roman" w:eastAsia="Times New Roman" w:cs="Times New Roman"/>
-        </w:rPr>
-        <w:t>（</w:t>
-      </w:r>
-      <w:r>
-        <w:rPr>
-          <w:rFonts w:hint="eastAsia" w:ascii="Times New Roman" w:hAnsi="Times New Roman" w:eastAsia="FangSong" w:cs="Times New Roman"/>
-        </w:rPr>
-        <w:t>可逆或平衡步骤</w:t>
-      </w:r>
-      <w:r>
-        <w:rPr>
-          <w:rFonts w:hint="eastAsia" w:ascii="Times New Roman" w:hAnsi="Times New Roman" w:eastAsia="Times New Roman" w:cs="Times New Roman"/>
-        </w:rPr>
-        <w:t>，ρ</w:t>
-      </w:r>
-      <w:r>
-        <w:rPr>
-          <w:rFonts w:ascii="Times New Roman" w:hAnsi="Times New Roman" w:eastAsia="Times New Roman" w:cs="Times New Roman"/>
-        </w:rPr>
-        <w:t xml:space="preserve"> &lt; 0 </w:t>
-      </w:r>
-      <w:r>
-        <w:rPr>
-          <w:rFonts w:hint="eastAsia" w:ascii="Times New Roman" w:hAnsi="Times New Roman" w:eastAsia="FangSong" w:cs="Times New Roman"/>
-        </w:rPr>
-        <w:t>但被后续步骤掩盖</w:t>
-      </w:r>
-      <w:r>
-        <w:rPr>
-          <w:rFonts w:hint="eastAsia" w:ascii="Times New Roman" w:hAnsi="Times New Roman" w:eastAsia="Times New Roman" w:cs="Times New Roman"/>
-        </w:rPr>
-        <w:t>），</w:t>
-      </w:r>
-      <w:r>
-        <w:rPr>
-          <w:rFonts w:hint="eastAsia" w:ascii="Times New Roman" w:hAnsi="Times New Roman" w:eastAsia="FangSong" w:cs="Times New Roman"/>
-        </w:rPr>
-        <w:t>在</w:t>
-      </w:r>
-      <w:r>
-        <w:rPr>
-          <w:rFonts w:ascii="Times New Roman" w:hAnsi="Times New Roman" w:eastAsia="Times New Roman" w:cs="Times New Roman"/>
-        </w:rPr>
-        <w:t xml:space="preserve"> RDS </w:t>
-      </w:r>
-      <w:r>
-        <w:rPr>
-          <w:rFonts w:hint="eastAsia" w:ascii="Times New Roman" w:hAnsi="Times New Roman" w:eastAsia="FangSong" w:cs="Times New Roman"/>
-        </w:rPr>
-        <w:t>中被亲核试剂进攻</w:t>
-      </w:r>
-      <w:r>
-        <w:rPr>
-          <w:rFonts w:hint="eastAsia" w:ascii="Times New Roman" w:hAnsi="Times New Roman" w:eastAsia="Times New Roman" w:cs="Times New Roman"/>
-        </w:rPr>
-        <w:t>（</w:t>
-      </w:r>
-      <w:r>
-        <w:rPr>
-          <w:rFonts w:hint="eastAsia" w:ascii="Times New Roman" w:hAnsi="Times New Roman" w:eastAsia="FangSong" w:cs="Times New Roman"/>
-        </w:rPr>
-        <w:t>累积负电荷</w:t>
-      </w:r>
-      <w:r>
-        <w:rPr>
-          <w:rFonts w:hint="eastAsia" w:ascii="Times New Roman" w:hAnsi="Times New Roman" w:eastAsia="Times New Roman" w:cs="Times New Roman"/>
-        </w:rPr>
-        <w:t>，ρ</w:t>
-      </w:r>
-      <w:r>
-        <w:rPr>
-          <w:rFonts w:ascii="Times New Roman" w:hAnsi="Times New Roman" w:eastAsia="Times New Roman" w:cs="Times New Roman"/>
-        </w:rPr>
-        <w:t xml:space="preserve"> &gt; </w:t>
-      </w:r>
-      <w:r>
-        <w:rPr>
-          <w:rFonts w:hint="eastAsia" w:ascii="Times New Roman" w:hAnsi="Times New Roman" w:eastAsia="Times New Roman" w:cs="Times New Roman"/>
-        </w:rPr>
-        <w:t>0）。</w:t>
-      </w:r>
-      <w:r>
-        <w:rPr>
-          <w:rFonts w:hint="eastAsia" w:ascii="Times New Roman" w:hAnsi="Times New Roman" w:eastAsia="FangSong" w:cs="Times New Roman"/>
-        </w:rPr>
-        <w:t>总效应</w:t>
-      </w:r>
-      <w:r>
-        <w:rPr>
-          <w:rFonts w:hint="eastAsia" w:ascii="Times New Roman" w:hAnsi="Times New Roman" w:eastAsia="Times New Roman" w:cs="Times New Roman"/>
-        </w:rPr>
-        <w:t>：</w:t>
-      </w:r>
-      <w:r>
-        <w:rPr>
-          <w:rFonts w:hint="eastAsia" w:ascii="Times New Roman" w:hAnsi="Times New Roman" w:eastAsia="FangSong" w:cs="Times New Roman"/>
-        </w:rPr>
-        <w:t>立体化学是碳正离子的</w:t>
-      </w:r>
-      <w:r>
-        <w:rPr>
-          <w:rFonts w:hint="eastAsia" w:ascii="Times New Roman" w:hAnsi="Times New Roman" w:eastAsia="Times New Roman" w:cs="Times New Roman"/>
-        </w:rPr>
-        <w:t>（</w:t>
-      </w:r>
-      <w:r>
-        <w:rPr>
-          <w:rFonts w:hint="eastAsia" w:ascii="Times New Roman" w:hAnsi="Times New Roman" w:eastAsia="FangSong" w:cs="Times New Roman"/>
-        </w:rPr>
-        <w:t>外消旋</w:t>
-      </w:r>
-      <w:r>
-        <w:rPr>
-          <w:rFonts w:hint="eastAsia" w:ascii="Times New Roman" w:hAnsi="Times New Roman" w:eastAsia="Times New Roman" w:cs="Times New Roman"/>
-        </w:rPr>
-        <w:t>），</w:t>
-      </w:r>
-      <w:r>
-        <w:rPr>
-          <w:rFonts w:hint="eastAsia" w:ascii="Times New Roman" w:hAnsi="Times New Roman" w:eastAsia="FangSong" w:cs="Times New Roman"/>
-        </w:rPr>
-        <w:t>但</w:t>
-      </w:r>
-      <w:r>
-        <w:rPr>
-          <w:rFonts w:ascii="Times New Roman" w:hAnsi="Times New Roman" w:eastAsia="Times New Roman" w:cs="Times New Roman"/>
-        </w:rPr>
-        <w:t xml:space="preserve"> Hammett </w:t>
-      </w:r>
-      <w:r>
-        <w:rPr>
-          <w:rFonts w:hint="eastAsia" w:ascii="Times New Roman" w:hAnsi="Times New Roman" w:eastAsia="FangSong" w:cs="Times New Roman"/>
-        </w:rPr>
-        <w:t xml:space="preserve">报告的是</w:t>
-      </w:r>
-      <w:r>
-        <w:rPr>
-          <w:rFonts w:ascii="Times New Roman" w:hAnsi="Times New Roman" w:eastAsia="Times New Roman" w:cs="Times New Roman"/>
-        </w:rPr>
-        <w:t xml:space="preserve"> </w:t>
-      </w:r>
-      <w:r>
-        <w:rPr>
-          <w:rFonts w:hint="eastAsia" w:ascii="Times New Roman" w:hAnsi="Times New Roman" w:eastAsia="Times New Roman" w:cs="Times New Roman"/>
-        </w:rPr>
-        <w:t>RDS（</w:t>
-      </w:r>
-      <w:r>
-        <w:rPr>
-          <w:rFonts w:hint="eastAsia" w:ascii="Times New Roman" w:hAnsi="Times New Roman" w:eastAsia="FangSong" w:cs="Times New Roman"/>
-        </w:rPr>
-        <w:t>负电荷积累</w:t>
-      </w:r>
-      <w:r>
-        <w:rPr>
-          <w:rFonts w:hint="eastAsia" w:ascii="Times New Roman" w:hAnsi="Times New Roman" w:eastAsia="Times New Roman" w:cs="Times New Roman"/>
-        </w:rPr>
-        <w:t>）。</w:t>
-      </w:r>
-    </w:p>
-    <w:p>
-      <w:pPr>
-        <w:spacing w:before="160" w:after="80"/>
-      </w:pPr>
-      <w:r>
-        <w:pict>
-          <v:rect style="width:0;height:1.5pt" o:hralign="center" o:hrstd="t" o:hr="t"/>
-        </w:pict>
-      </w:r>
-    </w:p>
-    <w:bookmarkEnd w:id="48"/>
-    <w:bookmarkStart w:id="49" w:name="十跨专题连接"/>
-    <w:p>
-      <w:pPr>
-        <w:pStyle w:val="Heading2"/>
-        <w:spacing w:before="280" w:after="120"/>
-      </w:pPr>
-      <w:r>
-        <w:rPr>
-          <w:rFonts w:hint="eastAsia" w:ascii="Times New Roman" w:hAnsi="Times New Roman" w:eastAsia="SimHei" w:cs="Times New Roman"/>
-        </w:rPr>
-        <w:t>十</w:t>
-      </w:r>
-      <w:r>
-        <w:rPr>
-          <w:rFonts w:hint="eastAsia" w:ascii="Times New Roman" w:hAnsi="Times New Roman" w:eastAsia="Times New Roman" w:cs="Times New Roman"/>
-        </w:rPr>
-        <w:t>、</w:t>
-      </w:r>
-      <w:r>
-        <w:rPr>
-          <w:rFonts w:hint="eastAsia" w:ascii="Times New Roman" w:hAnsi="Times New Roman" w:eastAsia="SimHei" w:cs="Times New Roman"/>
-        </w:rPr>
-        <w:t>跨专题连接</w:t>
       </w:r>
     </w:p>
     <w:p>
@@ -32482,107 +31508,218 @@
           <w:numId w:val="1022"/>
         </w:numPr>
       </w:pPr>
-      <w:r>
-        <w:rPr>
-          <w:rFonts w:hint="eastAsia" w:ascii="Times New Roman" w:hAnsi="Times New Roman" w:eastAsia="Times New Roman" w:cs="Times New Roman"/>
-        </w:rPr>
-        <w:t>04-</w:t>
-      </w:r>
-      <w:r>
-        <w:rPr>
-          <w:rFonts w:hint="eastAsia" w:ascii="Times New Roman" w:hAnsi="Times New Roman" w:eastAsia="FangSong" w:cs="Times New Roman"/>
-        </w:rPr>
-        <w:t>专题与题型</w:t>
-      </w:r>
-      <w:r>
-        <w:rPr>
-          <w:rFonts w:hint="eastAsia" w:ascii="Times New Roman" w:hAnsi="Times New Roman" w:eastAsia="Times New Roman" w:cs="Times New Roman"/>
-        </w:rPr>
-        <w:t>/</w:t>
-      </w:r>
-      <w:r>
-        <w:rPr>
-          <w:rFonts w:hint="eastAsia" w:ascii="Times New Roman" w:hAnsi="Times New Roman" w:eastAsia="FangSong" w:cs="Times New Roman"/>
-        </w:rPr>
-        <w:t>专题</w:t>
-      </w:r>
-      <w:r>
-        <w:rPr>
-          <w:rFonts w:hint="eastAsia" w:ascii="Times New Roman" w:hAnsi="Times New Roman" w:eastAsia="Times New Roman" w:cs="Times New Roman"/>
-        </w:rPr>
-        <w:t>/</w:t>
-      </w:r>
-      <w:r>
-        <w:rPr>
-          <w:rFonts w:hint="eastAsia" w:ascii="Times New Roman" w:hAnsi="Times New Roman" w:eastAsia="FangSong" w:cs="Times New Roman"/>
-        </w:rPr>
-        <w:t>专题</w:t>
-      </w:r>
-      <w:r>
-        <w:rPr>
-          <w:rFonts w:hint="eastAsia" w:ascii="Times New Roman" w:hAnsi="Times New Roman" w:eastAsia="Times New Roman" w:cs="Times New Roman"/>
-        </w:rPr>
-        <w:t>-</w:t>
-      </w:r>
-      <w:r>
-        <w:rPr>
-          <w:rFonts w:hint="eastAsia" w:ascii="Times New Roman" w:hAnsi="Times New Roman" w:eastAsia="FangSong" w:cs="Times New Roman"/>
-        </w:rPr>
-        <w:t>高等有机机理与立体化学</w:t>
-      </w:r>
-      <w:r>
-        <w:rPr>
-          <w:rFonts w:ascii="Times New Roman" w:hAnsi="Times New Roman" w:eastAsia="Times New Roman" w:cs="Times New Roman"/>
-        </w:rPr>
-        <w:t xml:space="preserve"> — </w:t>
-      </w:r>
-      <w:r>
-        <w:rPr>
-          <w:rFonts w:hint="eastAsia" w:ascii="Times New Roman" w:hAnsi="Times New Roman" w:eastAsia="FangSong" w:cs="Times New Roman"/>
-        </w:rPr>
-        <w:t>本讲的专题整合</w:t>
-      </w:r>
-      <w:r>
-        <w:rPr>
-          <w:rFonts w:hint="eastAsia" w:ascii="Times New Roman" w:hAnsi="Times New Roman" w:eastAsia="Times New Roman" w:cs="Times New Roman"/>
-        </w:rPr>
-        <w:t>（</w:t>
-      </w:r>
-      <w:r>
-        <w:rPr>
-          <w:rFonts w:hint="eastAsia" w:ascii="Times New Roman" w:hAnsi="Times New Roman" w:eastAsia="FangSong" w:cs="Times New Roman"/>
-        </w:rPr>
-        <w:t>物理有机工具箱</w:t>
-      </w:r>
-      <w:r>
-        <w:rPr>
-          <w:rFonts w:ascii="Times New Roman" w:hAnsi="Times New Roman" w:eastAsia="Times New Roman" w:cs="Times New Roman"/>
-        </w:rPr>
-        <w:t xml:space="preserve"> + FMO + </w:t>
-      </w:r>
-      <w:r>
-        <w:rPr>
-          <w:rFonts w:hint="eastAsia" w:ascii="Times New Roman" w:hAnsi="Times New Roman" w:eastAsia="FangSong" w:cs="Times New Roman"/>
-        </w:rPr>
-        <w:t xml:space="preserve">选择性框架</w:t>
-      </w:r>
-      <w:r>
-        <w:rPr>
-          <w:rFonts w:ascii="Times New Roman" w:hAnsi="Times New Roman" w:eastAsia="Times New Roman" w:cs="Times New Roman"/>
-        </w:rPr>
-        <w:t xml:space="preserve"> + </w:t>
-      </w:r>
-      <w:r>
-        <w:rPr>
-          <w:rFonts w:hint="eastAsia" w:ascii="Times New Roman" w:hAnsi="Times New Roman" w:eastAsia="FangSong" w:cs="Times New Roman"/>
-        </w:rPr>
-        <w:t>活性中间体</w:t>
-      </w:r>
-      <w:r>
-        <w:rPr>
-          <w:rFonts w:hint="eastAsia" w:ascii="Times New Roman" w:hAnsi="Times New Roman" w:eastAsia="Times New Roman" w:cs="Times New Roman"/>
-        </w:rPr>
-        <w:t>）</w:t>
+    </w:p>
+    <w:p>
+      <w:pPr>
+        <w:pStyle w:val="Compact"/>
+        <w:numPr>
+          <w:ilvl w:val="1"/>
+          <w:numId w:val="1023"/>
+        </w:numPr>
+      </w:pPr>
+      <w:r>
+        <w:rPr>
+          <w:rFonts w:hint="eastAsia" w:ascii="Times New Roman" w:hAnsi="Times New Roman" w:eastAsia="FangSong" w:cs="Times New Roman"/>
+        </w:rPr>
+        <w:t>快互变</w:t>
+      </w:r>
+      <w:r>
+        <w:rPr>
+          <w:rFonts w:hint="eastAsia" w:ascii="Times New Roman" w:hAnsi="Times New Roman" w:eastAsia="Times New Roman" w:cs="Times New Roman"/>
+        </w:rPr>
+        <w:t>（Curtin-Hammett</w:t>
+      </w:r>
+      <w:r>
+        <w:rPr>
+          <w:rFonts w:ascii="Times New Roman" w:hAnsi="Times New Roman" w:eastAsia="Times New Roman" w:cs="Times New Roman"/>
+        </w:rPr>
+        <w:t xml:space="preserve"> </w:t>
+      </w:r>
+      <w:r>
+        <w:rPr>
+          <w:rFonts w:hint="eastAsia" w:ascii="Times New Roman" w:hAnsi="Times New Roman" w:eastAsia="FangSong" w:cs="Times New Roman"/>
+        </w:rPr>
+        <w:t>条件</w:t>
+      </w:r>
+      <w:r>
+        <w:rPr>
+          <w:rFonts w:hint="eastAsia" w:ascii="Times New Roman" w:hAnsi="Times New Roman" w:eastAsia="Times New Roman" w:cs="Times New Roman"/>
+        </w:rPr>
+        <w:t>）：</w:t>
+      </w:r>
+      <w:r>
+        <w:rPr>
+          <w:rFonts w:hint="eastAsia" w:ascii="Times New Roman" w:hAnsi="Times New Roman" w:eastAsia="FangSong" w:cs="Times New Roman"/>
+        </w:rPr>
+        <w:t>产物比</w:t>
+      </w:r>
+      <w:r>
+        <w:rPr>
+          <w:rFonts w:ascii="Times New Roman" w:hAnsi="Times New Roman" w:eastAsia="Times New Roman" w:cs="Times New Roman"/>
+        </w:rPr>
+        <w:t xml:space="preserve"> = </w:t>
+      </w:r>
+      <w:r>
+        <w:rPr>
+          <w:rFonts w:hint="eastAsia" w:ascii="Times New Roman" w:hAnsi="Times New Roman" w:eastAsia="Times New Roman" w:cs="Times New Roman"/>
+        </w:rPr>
+        <w:t>exp(-ΔΔG‡/RT)，</w:t>
+      </w:r>
+      <w:r>
+        <w:rPr>
+          <w:rFonts w:hint="eastAsia" w:ascii="Times New Roman" w:hAnsi="Times New Roman" w:eastAsia="FangSong" w:cs="Times New Roman"/>
+        </w:rPr>
+        <w:t>与构象浓度无关</w:t>
+      </w:r>
+      <w:r>
+        <w:rPr>
+          <w:rFonts w:hint="eastAsia" w:ascii="Times New Roman" w:hAnsi="Times New Roman" w:eastAsia="Times New Roman" w:cs="Times New Roman"/>
+        </w:rPr>
+        <w:t>。A</w:t>
+      </w:r>
+      <w:r>
+        <w:rPr>
+          <w:rFonts w:ascii="Times New Roman" w:hAnsi="Times New Roman" w:eastAsia="Times New Roman" w:cs="Times New Roman"/>
+        </w:rPr>
+        <w:t xml:space="preserve"> </w:t>
+      </w:r>
+      <w:r>
+        <w:rPr>
+          <w:rFonts w:hint="eastAsia" w:ascii="Times New Roman" w:hAnsi="Times New Roman" w:eastAsia="FangSong" w:cs="Times New Roman"/>
+        </w:rPr>
+        <w:t xml:space="preserve">的过渡态远低于</w:t>
+      </w:r>
+      <w:r>
+        <w:rPr>
+          <w:rFonts w:ascii="Times New Roman" w:hAnsi="Times New Roman" w:eastAsia="Times New Roman" w:cs="Times New Roman"/>
+        </w:rPr>
+        <w:t xml:space="preserve"> B → A </w:t>
+      </w:r>
+      <w:r>
+        <w:rPr>
+          <w:rFonts w:hint="eastAsia" w:ascii="Times New Roman" w:hAnsi="Times New Roman" w:eastAsia="FangSong" w:cs="Times New Roman"/>
+        </w:rPr>
+        <w:t xml:space="preserve">的产物占</w:t>
+      </w:r>
+      <w:r>
+        <w:rPr>
+          <w:rFonts w:ascii="Times New Roman" w:hAnsi="Times New Roman" w:eastAsia="Times New Roman" w:cs="Times New Roman"/>
+        </w:rPr>
+        <w:t xml:space="preserve"> &gt; 95%。(b) </w:t>
+      </w:r>
+      <w:r>
+        <w:rPr>
+          <w:rFonts w:hint="eastAsia" w:ascii="Times New Roman" w:hAnsi="Times New Roman" w:eastAsia="FangSong" w:cs="Times New Roman"/>
+        </w:rPr>
+        <w:t>慢互变</w:t>
+      </w:r>
+      <w:r>
+        <w:rPr>
+          <w:rFonts w:hint="eastAsia" w:ascii="Times New Roman" w:hAnsi="Times New Roman" w:eastAsia="Times New Roman" w:cs="Times New Roman"/>
+        </w:rPr>
+        <w:t>：</w:t>
+      </w:r>
+      <w:r>
+        <w:rPr>
+          <w:rFonts w:hint="eastAsia" w:ascii="Times New Roman" w:hAnsi="Times New Roman" w:eastAsia="FangSong" w:cs="Times New Roman"/>
+        </w:rPr>
+        <w:t>产物比</w:t>
+      </w:r>
+      <w:r>
+        <w:rPr>
+          <w:rFonts w:ascii="Times New Roman" w:hAnsi="Times New Roman" w:eastAsia="Times New Roman" w:cs="Times New Roman"/>
+        </w:rPr>
+        <w:t xml:space="preserve"> = [A] × k_A / ([B] × </w:t>
+      </w:r>
+      <w:r>
+        <w:rPr>
+          <w:rFonts w:hint="eastAsia" w:ascii="Times New Roman" w:hAnsi="Times New Roman" w:eastAsia="Times New Roman" w:cs="Times New Roman"/>
+        </w:rPr>
+        <w:t>k_B)，</w:t>
+      </w:r>
+      <w:r>
+        <w:rPr>
+          <w:rFonts w:hint="eastAsia" w:ascii="Times New Roman" w:hAnsi="Times New Roman" w:eastAsia="FangSong" w:cs="Times New Roman"/>
+        </w:rPr>
+        <w:t>受构象浓度影响</w:t>
+      </w:r>
+      <w:r>
+        <w:rPr>
+          <w:rFonts w:hint="eastAsia" w:ascii="Times New Roman" w:hAnsi="Times New Roman" w:eastAsia="Times New Roman" w:cs="Times New Roman"/>
+        </w:rPr>
+        <w:t>。</w:t>
+      </w:r>
+      <w:r>
+        <w:rPr>
+          <w:rFonts w:hint="eastAsia" w:ascii="Times New Roman" w:hAnsi="Times New Roman" w:eastAsia="FangSong" w:cs="Times New Roman"/>
+        </w:rPr>
+        <w:t>但因为</w:t>
+      </w:r>
+      <w:r>
+        <w:rPr>
+          <w:rFonts w:ascii="Times New Roman" w:hAnsi="Times New Roman" w:eastAsia="Times New Roman" w:cs="Times New Roman"/>
+        </w:rPr>
+        <w:t xml:space="preserve"> [A] ≈ </w:t>
+      </w:r>
+      <w:r>
+        <w:rPr>
+          <w:rFonts w:hint="eastAsia" w:ascii="Times New Roman" w:hAnsi="Times New Roman" w:eastAsia="Times New Roman" w:cs="Times New Roman"/>
+        </w:rPr>
+        <w:t>[B]，</w:t>
+      </w:r>
+      <w:r>
+        <w:rPr>
+          <w:rFonts w:hint="eastAsia" w:ascii="Times New Roman" w:hAnsi="Times New Roman" w:eastAsia="FangSong" w:cs="Times New Roman"/>
+        </w:rPr>
+        <w:t>且</w:t>
+      </w:r>
+      <w:r>
+        <w:rPr>
+          <w:rFonts w:ascii="Times New Roman" w:hAnsi="Times New Roman" w:eastAsia="Times New Roman" w:cs="Times New Roman"/>
+        </w:rPr>
+        <w:t xml:space="preserve"> k_A &gt;&gt; </w:t>
+      </w:r>
+      <w:r>
+        <w:rPr>
+          <w:rFonts w:hint="eastAsia" w:ascii="Times New Roman" w:hAnsi="Times New Roman" w:eastAsia="Times New Roman" w:cs="Times New Roman"/>
+        </w:rPr>
+        <w:t>k_B，</w:t>
+      </w:r>
+      <w:r>
+        <w:rPr>
+          <w:rFonts w:hint="eastAsia" w:ascii="Times New Roman" w:hAnsi="Times New Roman" w:eastAsia="FangSong" w:cs="Times New Roman"/>
+        </w:rPr>
+        <w:t>仍可得</w:t>
+      </w:r>
+      <w:r>
+        <w:rPr>
+          <w:rFonts w:ascii="Times New Roman" w:hAnsi="Times New Roman" w:eastAsia="Times New Roman" w:cs="Times New Roman"/>
+        </w:rPr>
+        <w:t xml:space="preserve"> &gt; 95% </w:t>
+      </w:r>
+      <w:r>
+        <w:rPr>
+          <w:rFonts w:hint="eastAsia" w:ascii="Times New Roman" w:hAnsi="Times New Roman" w:eastAsia="FangSong" w:cs="Times New Roman"/>
+        </w:rPr>
+        <w:t xml:space="preserve">来自</w:t>
+      </w:r>
+      <w:r>
+        <w:rPr>
+          <w:rFonts w:ascii="Times New Roman" w:hAnsi="Times New Roman" w:eastAsia="Times New Roman" w:cs="Times New Roman"/>
+        </w:rPr>
+        <w:t xml:space="preserve"> A </w:t>
+      </w:r>
+      <w:r>
+        <w:rPr>
+          <w:rFonts w:hint="eastAsia" w:ascii="Times New Roman" w:hAnsi="Times New Roman" w:eastAsia="FangSong" w:cs="Times New Roman"/>
+        </w:rPr>
+        <w:t>的产物</w:t>
+      </w:r>
+      <w:r>
+        <w:rPr>
+          <w:rFonts w:hint="eastAsia" w:ascii="Times New Roman" w:hAnsi="Times New Roman" w:eastAsia="Times New Roman" w:cs="Times New Roman"/>
+        </w:rPr>
+        <w:t>。</w:t>
       </w:r>
     </w:p>
     <w:p>
@@ -32593,65 +31730,686 @@
           <w:numId w:val="1022"/>
         </w:numPr>
       </w:pPr>
-      <w:r>
-        <w:rPr>
-          <w:rFonts w:hint="eastAsia" w:ascii="Times New Roman" w:hAnsi="Times New Roman" w:eastAsia="Times New Roman" w:cs="Times New Roman"/>
-        </w:rPr>
-        <w:t>04-</w:t>
-      </w:r>
-      <w:r>
-        <w:rPr>
-          <w:rFonts w:hint="eastAsia" w:ascii="Times New Roman" w:hAnsi="Times New Roman" w:eastAsia="FangSong" w:cs="Times New Roman"/>
-        </w:rPr>
-        <w:t>专题与题型</w:t>
-      </w:r>
-      <w:r>
-        <w:rPr>
-          <w:rFonts w:hint="eastAsia" w:ascii="Times New Roman" w:hAnsi="Times New Roman" w:eastAsia="Times New Roman" w:cs="Times New Roman"/>
-        </w:rPr>
-        <w:t>/</w:t>
-      </w:r>
-      <w:r>
-        <w:rPr>
-          <w:rFonts w:hint="eastAsia" w:ascii="Times New Roman" w:hAnsi="Times New Roman" w:eastAsia="FangSong" w:cs="Times New Roman"/>
-        </w:rPr>
-        <w:t>专题</w:t>
-      </w:r>
-      <w:r>
-        <w:rPr>
-          <w:rFonts w:hint="eastAsia" w:ascii="Times New Roman" w:hAnsi="Times New Roman" w:eastAsia="Times New Roman" w:cs="Times New Roman"/>
-        </w:rPr>
-        <w:t>/</w:t>
-      </w:r>
-      <w:r>
-        <w:rPr>
-          <w:rFonts w:hint="eastAsia" w:ascii="Times New Roman" w:hAnsi="Times New Roman" w:eastAsia="FangSong" w:cs="Times New Roman"/>
-        </w:rPr>
-        <w:t>专题</w:t>
-      </w:r>
-      <w:r>
-        <w:rPr>
-          <w:rFonts w:hint="eastAsia" w:ascii="Times New Roman" w:hAnsi="Times New Roman" w:eastAsia="Times New Roman" w:cs="Times New Roman"/>
-        </w:rPr>
-        <w:t>-</w:t>
-      </w:r>
-      <w:r>
-        <w:rPr>
-          <w:rFonts w:hint="eastAsia" w:ascii="Times New Roman" w:hAnsi="Times New Roman" w:eastAsia="FangSong" w:cs="Times New Roman"/>
-        </w:rPr>
-        <w:t>活性中间体与反应机理基础</w:t>
-      </w:r>
-      <w:r>
-        <w:rPr>
-          <w:rFonts w:ascii="Times New Roman" w:hAnsi="Times New Roman" w:eastAsia="Times New Roman" w:cs="Times New Roman"/>
-        </w:rPr>
-        <w:t xml:space="preserve"> — </w:t>
-      </w:r>
-      <w:r>
-        <w:rPr>
-          <w:rFonts w:hint="eastAsia" w:ascii="Times New Roman" w:hAnsi="Times New Roman" w:eastAsia="FangSong" w:cs="Times New Roman"/>
-        </w:rPr>
-        <w:t>碳正离子</w:t>
+    </w:p>
+    <w:p>
+      <w:pPr>
+        <w:pStyle w:val="Compact"/>
+        <w:numPr>
+          <w:ilvl w:val="1"/>
+          <w:numId w:val="1024"/>
+        </w:numPr>
+      </w:pPr>
+      <w:r>
+        <w:rPr>
+          <w:rFonts w:hint="eastAsia" w:ascii="Times New Roman" w:hAnsi="Times New Roman" w:eastAsia="FangSong" w:cs="Times New Roman"/>
+        </w:rPr>
+        <w:t>不是</w:t>
+      </w:r>
+      <w:r>
+        <w:rPr>
+          <w:rFonts w:hint="eastAsia" w:ascii="Times New Roman" w:hAnsi="Times New Roman" w:eastAsia="Times New Roman" w:cs="Times New Roman"/>
+        </w:rPr>
+        <w:t>。</w:t>
+      </w:r>
+      <w:r>
+        <w:rPr>
+          <w:rFonts w:hint="eastAsia" w:ascii="Times New Roman" w:hAnsi="Times New Roman" w:eastAsia="FangSong" w:cs="Times New Roman"/>
+        </w:rPr>
+        <w:t>自由基抑制剂无影响</w:t>
+      </w:r>
+      <w:r>
+        <w:rPr>
+          <w:rFonts w:ascii="Times New Roman" w:hAnsi="Times New Roman" w:eastAsia="Times New Roman" w:cs="Times New Roman"/>
+        </w:rPr>
+        <w:t xml:space="preserve"> → </w:t>
+      </w:r>
+      <w:r>
+        <w:rPr>
+          <w:rFonts w:hint="eastAsia" w:ascii="Times New Roman" w:hAnsi="Times New Roman" w:eastAsia="FangSong" w:cs="Times New Roman"/>
+        </w:rPr>
+        <w:t>排除了自由基</w:t>
+      </w:r>
+      <w:r>
+        <w:rPr>
+          <w:rFonts w:hint="eastAsia" w:ascii="Times New Roman" w:hAnsi="Times New Roman" w:eastAsia="Times New Roman" w:cs="Times New Roman"/>
+        </w:rPr>
+        <w:t>（</w:t>
+      </w:r>
+      <w:r>
+        <w:rPr>
+          <w:rFonts w:hint="eastAsia" w:ascii="Times New Roman" w:hAnsi="Times New Roman" w:eastAsia="FangSong" w:cs="Times New Roman"/>
+        </w:rPr>
+        <w:t>含三线态卡宾</w:t>
+      </w:r>
+      <w:r>
+        <w:rPr>
+          <w:rFonts w:hint="eastAsia" w:ascii="Times New Roman" w:hAnsi="Times New Roman" w:eastAsia="Times New Roman" w:cs="Times New Roman"/>
+        </w:rPr>
+        <w:t>）。ρ</w:t>
+      </w:r>
+      <w:r>
+        <w:rPr>
+          <w:rFonts w:ascii="Times New Roman" w:hAnsi="Times New Roman" w:eastAsia="Times New Roman" w:cs="Times New Roman"/>
+        </w:rPr>
+        <w:t xml:space="preserve"> = </w:t>
+      </w:r>
+      <w:r>
+        <w:rPr>
+          <w:rFonts w:hint="eastAsia" w:ascii="Times New Roman" w:hAnsi="Times New Roman" w:eastAsia="Times New Roman" w:cs="Times New Roman"/>
+        </w:rPr>
+        <w:t>-3.8（σ</w:t>
+      </w:r>
+      <w:r>
+        <w:rPr>
+          <w:rFonts w:hint="eastAsia" w:ascii="Times New Roman" w:hAnsi="Times New Roman" w:eastAsia="Times New Roman" w:cs="Times New Roman"/>
+          <w:vertAlign w:val="superscript"/>
+        </w:rPr>
+        <w:t>+</w:t>
+      </w:r>
+      <w:r>
+        <w:rPr>
+          <w:rFonts w:ascii="Times New Roman" w:hAnsi="Times New Roman" w:eastAsia="Times New Roman" w:cs="Times New Roman"/>
+        </w:rPr>
+        <w:t xml:space="preserve"> </w:t>
+      </w:r>
+      <w:r>
+        <w:rPr>
+          <w:rFonts w:hint="eastAsia" w:ascii="Times New Roman" w:hAnsi="Times New Roman" w:eastAsia="FangSong" w:cs="Times New Roman"/>
+        </w:rPr>
+        <w:t>拟合好</w:t>
+      </w:r>
+      <w:r>
+        <w:rPr>
+          <w:rFonts w:hint="eastAsia" w:ascii="Times New Roman" w:hAnsi="Times New Roman" w:eastAsia="Times New Roman" w:cs="Times New Roman"/>
+        </w:rPr>
+        <w:t>）→</w:t>
+      </w:r>
+      <w:r>
+        <w:rPr>
+          <w:rFonts w:ascii="Times New Roman" w:hAnsi="Times New Roman" w:eastAsia="Times New Roman" w:cs="Times New Roman"/>
+        </w:rPr>
+        <w:t xml:space="preserve"> </w:t>
+      </w:r>
+      <w:r>
+        <w:rPr>
+          <w:rFonts w:hint="eastAsia" w:ascii="Times New Roman" w:hAnsi="Times New Roman" w:eastAsia="FangSong" w:cs="Times New Roman"/>
+        </w:rPr>
+        <w:t xml:space="preserve">正电荷与芳环共轭</w:t>
+      </w:r>
+      <w:r>
+        <w:rPr>
+          <w:rFonts w:ascii="Times New Roman" w:hAnsi="Times New Roman" w:eastAsia="Times New Roman" w:cs="Times New Roman"/>
+        </w:rPr>
+        <w:t xml:space="preserve"> → </w:t>
+      </w:r>
+      <w:r>
+        <w:rPr>
+          <w:rFonts w:hint="eastAsia" w:ascii="Times New Roman" w:hAnsi="Times New Roman" w:eastAsia="FangSong" w:cs="Times New Roman"/>
+        </w:rPr>
+        <w:t>有碳正离子特征</w:t>
+      </w:r>
+      <w:r>
+        <w:rPr>
+          <w:rFonts w:hint="eastAsia" w:ascii="Times New Roman" w:hAnsi="Times New Roman" w:eastAsia="Times New Roman" w:cs="Times New Roman"/>
+        </w:rPr>
+        <w:t>。</w:t>
+      </w:r>
+    </w:p>
+    <w:p>
+      <w:pPr>
+        <w:pStyle w:val="Compact"/>
+        <w:numPr>
+          <w:ilvl w:val="1"/>
+          <w:numId w:val="1024"/>
+        </w:numPr>
+      </w:pPr>
+      <w:r>
+        <w:rPr>
+          <w:rFonts w:ascii="Times New Roman" w:hAnsi="Times New Roman" w:eastAsia="Times New Roman" w:cs="Times New Roman"/>
+        </w:rPr>
+        <w:t xml:space="preserve">KIE </w:t>
+      </w:r>
+      <w:r>
+        <w:rPr>
+          <w:rFonts w:hint="eastAsia" w:ascii="Times New Roman" w:hAnsi="Times New Roman" w:eastAsia="FangSong" w:cs="Times New Roman"/>
+        </w:rPr>
+        <w:t xml:space="preserve">约</w:t>
+      </w:r>
+      <w:r>
+        <w:rPr>
+          <w:rFonts w:ascii="Times New Roman" w:hAnsi="Times New Roman" w:eastAsia="Times New Roman" w:cs="Times New Roman"/>
+        </w:rPr>
+        <w:t xml:space="preserve"> 1 </w:t>
+      </w:r>
+      <w:r>
+        <w:rPr>
+          <w:rFonts w:hint="eastAsia" w:ascii="Times New Roman" w:hAnsi="Times New Roman" w:eastAsia="FangSong" w:cs="Times New Roman"/>
+        </w:rPr>
+        <w:t xml:space="preserve">且</w:t>
+      </w:r>
+      <w:r>
+        <w:rPr>
+          <w:rFonts w:ascii="Times New Roman" w:hAnsi="Times New Roman" w:eastAsia="Times New Roman" w:cs="Times New Roman"/>
+        </w:rPr>
+        <w:t xml:space="preserve"> D</w:t>
+      </w:r>
+      <w:r>
+        <w:rPr>
+          <w:rFonts w:ascii="Times New Roman" w:hAnsi="Times New Roman" w:eastAsia="Times New Roman" w:cs="Times New Roman"/>
+          <w:vertAlign w:val="subscript"/>
+        </w:rPr>
+        <w:t>2</w:t>
+      </w:r>
+      <w:r>
+        <w:rPr>
+          <w:rFonts w:ascii="Times New Roman" w:hAnsi="Times New Roman" w:eastAsia="Times New Roman" w:cs="Times New Roman"/>
+        </w:rPr>
+        <w:t xml:space="preserve">O </w:t>
+      </w:r>
+      <w:r>
+        <w:rPr>
+          <w:rFonts w:hint="eastAsia" w:ascii="Times New Roman" w:hAnsi="Times New Roman" w:eastAsia="FangSong" w:cs="Times New Roman"/>
+        </w:rPr>
+        <w:t xml:space="preserve">变慢</w:t>
+      </w:r>
+      <w:r>
+        <w:rPr>
+          <w:rFonts w:ascii="Times New Roman" w:hAnsi="Times New Roman" w:eastAsia="Times New Roman" w:cs="Times New Roman"/>
+        </w:rPr>
+        <w:t xml:space="preserve"> → RDS </w:t>
+      </w:r>
+      <w:r>
+        <w:rPr>
+          <w:rFonts w:hint="eastAsia" w:ascii="Times New Roman" w:hAnsi="Times New Roman" w:eastAsia="FangSong" w:cs="Times New Roman"/>
+        </w:rPr>
+        <w:t xml:space="preserve">不涉及</w:t>
+      </w:r>
+      <w:r>
+        <w:rPr>
+          <w:rFonts w:ascii="Times New Roman" w:hAnsi="Times New Roman" w:eastAsia="Times New Roman" w:cs="Times New Roman"/>
+        </w:rPr>
+        <w:t xml:space="preserve"> C-H </w:t>
+      </w:r>
+      <w:r>
+        <w:rPr>
+          <w:rFonts w:hint="eastAsia" w:ascii="Times New Roman" w:hAnsi="Times New Roman" w:eastAsia="FangSong" w:cs="Times New Roman"/>
+        </w:rPr>
+        <w:t>断裂</w:t>
+      </w:r>
+      <w:r>
+        <w:rPr>
+          <w:rFonts w:hint="eastAsia" w:ascii="Times New Roman" w:hAnsi="Times New Roman" w:eastAsia="Times New Roman" w:cs="Times New Roman"/>
+        </w:rPr>
+        <w:t>，</w:t>
+      </w:r>
+      <w:r>
+        <w:rPr>
+          <w:rFonts w:hint="eastAsia" w:ascii="Times New Roman" w:hAnsi="Times New Roman" w:eastAsia="FangSong" w:cs="Times New Roman"/>
+        </w:rPr>
+        <w:t>但涉及质子转移</w:t>
+      </w:r>
+      <w:r>
+        <w:rPr>
+          <w:rFonts w:hint="eastAsia" w:ascii="Times New Roman" w:hAnsi="Times New Roman" w:eastAsia="Times New Roman" w:cs="Times New Roman"/>
+        </w:rPr>
+        <w:t>。</w:t>
+      </w:r>
+      <w:r>
+        <w:rPr>
+          <w:rFonts w:hint="eastAsia" w:ascii="Times New Roman" w:hAnsi="Times New Roman" w:eastAsia="FangSong" w:cs="Times New Roman"/>
+        </w:rPr>
+        <w:t>可能是</w:t>
+      </w:r>
+      <w:r>
+        <w:rPr>
+          <w:rFonts w:ascii="Times New Roman" w:hAnsi="Times New Roman" w:eastAsia="Times New Roman" w:cs="Times New Roman"/>
+        </w:rPr>
+        <w:t xml:space="preserve"> </w:t>
+      </w:r>
+      <w:r>
+        <w:rPr>
+          <w:rFonts w:hint="eastAsia" w:ascii="Times New Roman" w:hAnsi="Times New Roman" w:eastAsia="Times New Roman" w:cs="Times New Roman"/>
+        </w:rPr>
+        <w:t>SN1（</w:t>
+      </w:r>
+      <w:r>
+        <w:rPr>
+          <w:rFonts w:hint="eastAsia" w:ascii="Times New Roman" w:hAnsi="Times New Roman" w:eastAsia="FangSong" w:cs="Times New Roman"/>
+        </w:rPr>
+        <w:t>解离为</w:t>
+      </w:r>
+      <w:r>
+        <w:rPr>
+          <w:rFonts w:ascii="Times New Roman" w:hAnsi="Times New Roman" w:eastAsia="Times New Roman" w:cs="Times New Roman"/>
+        </w:rPr>
+        <w:t xml:space="preserve"> </w:t>
+      </w:r>
+      <w:r>
+        <w:rPr>
+          <w:rFonts w:hint="eastAsia" w:ascii="Times New Roman" w:hAnsi="Times New Roman" w:eastAsia="Times New Roman" w:cs="Times New Roman"/>
+        </w:rPr>
+        <w:t>RDS，</w:t>
+      </w:r>
+      <w:r>
+        <w:rPr>
+          <w:rFonts w:hint="eastAsia" w:ascii="Times New Roman" w:hAnsi="Times New Roman" w:eastAsia="FangSong" w:cs="Times New Roman"/>
+        </w:rPr>
+        <w:t>随后快速被亲核试剂捕获</w:t>
+      </w:r>
+      <w:r>
+        <w:rPr>
+          <w:rFonts w:hint="eastAsia" w:ascii="Times New Roman" w:hAnsi="Times New Roman" w:eastAsia="Times New Roman" w:cs="Times New Roman"/>
+        </w:rPr>
+        <w:t>，</w:t>
+      </w:r>
+      <w:r>
+        <w:rPr>
+          <w:rFonts w:hint="eastAsia" w:ascii="Times New Roman" w:hAnsi="Times New Roman" w:eastAsia="FangSong" w:cs="Times New Roman"/>
+        </w:rPr>
+        <w:t>而质子化步骤参与平衡</w:t>
+      </w:r>
+      <w:r>
+        <w:rPr>
+          <w:rFonts w:hint="eastAsia" w:ascii="Times New Roman" w:hAnsi="Times New Roman" w:eastAsia="Times New Roman" w:cs="Times New Roman"/>
+        </w:rPr>
+        <w:t>）。</w:t>
+      </w:r>
+    </w:p>
+    <w:p>
+      <w:pPr>
+        <w:pStyle w:val="Compact"/>
+        <w:numPr>
+          <w:ilvl w:val="1"/>
+          <w:numId w:val="1024"/>
+        </w:numPr>
+      </w:pPr>
+      <w:r>
+        <w:rPr>
+          <w:rFonts w:hint="eastAsia" w:ascii="Times New Roman" w:hAnsi="Times New Roman" w:eastAsia="FangSong" w:cs="Times New Roman"/>
+        </w:rPr>
+        <w:t>关键实验</w:t>
+      </w:r>
+      <w:r>
+        <w:rPr>
+          <w:rFonts w:hint="eastAsia" w:ascii="Times New Roman" w:hAnsi="Times New Roman" w:eastAsia="Times New Roman" w:cs="Times New Roman"/>
+        </w:rPr>
+        <w:t>：</w:t>
+      </w:r>
+      <w:r>
+        <w:rPr>
+          <w:rFonts w:hint="eastAsia" w:ascii="Times New Roman" w:hAnsi="Times New Roman" w:eastAsia="FangSong" w:cs="Times New Roman"/>
+        </w:rPr>
+        <w:t>若为</w:t>
+      </w:r>
+      <w:r>
+        <w:rPr>
+          <w:rFonts w:ascii="Times New Roman" w:hAnsi="Times New Roman" w:eastAsia="Times New Roman" w:cs="Times New Roman"/>
+        </w:rPr>
+        <w:t xml:space="preserve"> </w:t>
+      </w:r>
+      <w:r>
+        <w:rPr>
+          <w:rFonts w:hint="eastAsia" w:ascii="Times New Roman" w:hAnsi="Times New Roman" w:eastAsia="Times New Roman" w:cs="Times New Roman"/>
+        </w:rPr>
+        <w:t>SN1，</w:t>
+      </w:r>
+      <w:r>
+        <w:rPr>
+          <w:rFonts w:hint="eastAsia" w:ascii="Times New Roman" w:hAnsi="Times New Roman" w:eastAsia="FangSong" w:cs="Times New Roman"/>
+        </w:rPr>
+        <w:t>加更亲核的溶剂应加速</w:t>
+      </w:r>
+      <w:r>
+        <w:rPr>
+          <w:rFonts w:ascii="Times New Roman" w:hAnsi="Times New Roman" w:eastAsia="Times New Roman" w:cs="Times New Roman"/>
+        </w:rPr>
+        <w:t xml:space="preserve"> RDS </w:t>
+      </w:r>
+      <w:r>
+        <w:rPr>
+          <w:rFonts w:hint="eastAsia" w:ascii="Times New Roman" w:hAnsi="Times New Roman" w:eastAsia="FangSong" w:cs="Times New Roman"/>
+        </w:rPr>
+        <w:t>后的步骤但不影响总速率</w:t>
+      </w:r>
+      <w:r>
+        <w:rPr>
+          <w:rFonts w:hint="eastAsia" w:ascii="Times New Roman" w:hAnsi="Times New Roman" w:eastAsia="Times New Roman" w:cs="Times New Roman"/>
+        </w:rPr>
+        <w:t>（</w:t>
+      </w:r>
+      <w:r>
+        <w:rPr>
+          <w:rFonts w:hint="eastAsia" w:ascii="Times New Roman" w:hAnsi="Times New Roman" w:eastAsia="FangSong" w:cs="Times New Roman"/>
+        </w:rPr>
+        <w:t>如果</w:t>
+      </w:r>
+      <w:r>
+        <w:rPr>
+          <w:rFonts w:ascii="Times New Roman" w:hAnsi="Times New Roman" w:eastAsia="Times New Roman" w:cs="Times New Roman"/>
+        </w:rPr>
+        <w:t xml:space="preserve"> RDS </w:t>
+      </w:r>
+      <w:r>
+        <w:rPr>
+          <w:rFonts w:hint="eastAsia" w:ascii="Times New Roman" w:hAnsi="Times New Roman" w:eastAsia="FangSong" w:cs="Times New Roman"/>
+        </w:rPr>
+        <w:t>是解离</w:t>
+      </w:r>
+      <w:r>
+        <w:rPr>
+          <w:rFonts w:hint="eastAsia" w:ascii="Times New Roman" w:hAnsi="Times New Roman" w:eastAsia="Times New Roman" w:cs="Times New Roman"/>
+        </w:rPr>
+        <w:t>）。</w:t>
+      </w:r>
+      <w:r>
+        <w:rPr>
+          <w:rFonts w:hint="eastAsia" w:ascii="Times New Roman" w:hAnsi="Times New Roman" w:eastAsia="FangSong" w:cs="Times New Roman"/>
+        </w:rPr>
+        <w:t>若为</w:t>
+      </w:r>
+      <w:r>
+        <w:rPr>
+          <w:rFonts w:ascii="Times New Roman" w:hAnsi="Times New Roman" w:eastAsia="Times New Roman" w:cs="Times New Roman"/>
+        </w:rPr>
+        <w:t xml:space="preserve"> </w:t>
+      </w:r>
+      <w:r>
+        <w:rPr>
+          <w:rFonts w:hint="eastAsia" w:ascii="Times New Roman" w:hAnsi="Times New Roman" w:eastAsia="Times New Roman" w:cs="Times New Roman"/>
+        </w:rPr>
+        <w:t>SEAr，</w:t>
+      </w:r>
+      <w:r>
+        <w:rPr>
+          <w:rFonts w:hint="eastAsia" w:ascii="Times New Roman" w:hAnsi="Times New Roman" w:eastAsia="FangSong" w:cs="Times New Roman"/>
+        </w:rPr>
+        <w:t>改变亲电试剂浓度应改变速率</w:t>
+      </w:r>
+      <w:r>
+        <w:rPr>
+          <w:rFonts w:hint="eastAsia" w:ascii="Times New Roman" w:hAnsi="Times New Roman" w:eastAsia="Times New Roman" w:cs="Times New Roman"/>
+        </w:rPr>
+        <w:t>。</w:t>
+      </w:r>
+    </w:p>
+    <w:p>
+      <w:pPr>
+        <w:numPr>
+          <w:ilvl w:val="0"/>
+          <w:numId w:val="1022"/>
+        </w:numPr>
+      </w:pPr>
+      <w:r>
+        <w:rPr>
+          <w:rFonts w:hint="eastAsia" w:ascii="Times New Roman" w:hAnsi="Times New Roman" w:eastAsia="FangSong" w:cs="Times New Roman"/>
+        </w:rPr>
+        <w:t>修正机理</w:t>
+      </w:r>
+      <w:r>
+        <w:rPr>
+          <w:rFonts w:hint="eastAsia" w:ascii="Times New Roman" w:hAnsi="Times New Roman" w:eastAsia="Times New Roman" w:cs="Times New Roman"/>
+        </w:rPr>
+        <w:t>：RDS</w:t>
+      </w:r>
+      <w:r>
+        <w:rPr>
+          <w:rFonts w:ascii="Times New Roman" w:hAnsi="Times New Roman" w:eastAsia="Times New Roman" w:cs="Times New Roman"/>
+        </w:rPr>
+        <w:t xml:space="preserve"> </w:t>
+      </w:r>
+      <w:r>
+        <w:rPr>
+          <w:rFonts w:hint="eastAsia" w:ascii="Times New Roman" w:hAnsi="Times New Roman" w:eastAsia="FangSong" w:cs="Times New Roman"/>
+        </w:rPr>
+        <w:t>不是解离</w:t>
+      </w:r>
+      <w:r>
+        <w:rPr>
+          <w:rFonts w:hint="eastAsia" w:ascii="Times New Roman" w:hAnsi="Times New Roman" w:eastAsia="Times New Roman" w:cs="Times New Roman"/>
+        </w:rPr>
+        <w:t>（</w:t>
+      </w:r>
+      <w:r>
+        <w:rPr>
+          <w:rFonts w:hint="eastAsia" w:ascii="Times New Roman" w:hAnsi="Times New Roman" w:eastAsia="FangSong" w:cs="Times New Roman"/>
+        </w:rPr>
+        <w:t>应</w:t>
+      </w:r>
+      <w:r>
+        <w:rPr>
+          <w:rFonts w:ascii="Times New Roman" w:hAnsi="Times New Roman" w:eastAsia="Times New Roman" w:cs="Times New Roman"/>
+        </w:rPr>
+        <w:t xml:space="preserve"> ρ &lt; </w:t>
+      </w:r>
+      <w:r>
+        <w:rPr>
+          <w:rFonts w:hint="eastAsia" w:ascii="Times New Roman" w:hAnsi="Times New Roman" w:eastAsia="Times New Roman" w:cs="Times New Roman"/>
+        </w:rPr>
+        <w:t>0），</w:t>
+      </w:r>
+      <w:r>
+        <w:rPr>
+          <w:rFonts w:hint="eastAsia" w:ascii="Times New Roman" w:hAnsi="Times New Roman" w:eastAsia="FangSong" w:cs="Times New Roman"/>
+        </w:rPr>
+        <w:t>而是</w:t>
+      </w:r>
+      <w:r>
+        <w:rPr>
+          <w:rFonts w:hint="eastAsia" w:ascii="Times New Roman" w:hAnsi="Times New Roman" w:eastAsia="FangSong" w:cs="Times New Roman"/>
+          <w:b/>
+          <w:bCs/>
+        </w:rPr>
+        <w:t xml:space="preserve">亲核试剂进攻碳正离子</w:t>
+      </w:r>
+      <w:r>
+        <w:rPr>
+          <w:rFonts w:hint="eastAsia" w:ascii="Times New Roman" w:hAnsi="Times New Roman" w:eastAsia="Times New Roman" w:cs="Times New Roman"/>
+        </w:rPr>
+        <w:t>（</w:t>
+      </w:r>
+      <w:r>
+        <w:rPr>
+          <w:rFonts w:hint="eastAsia" w:ascii="Times New Roman" w:hAnsi="Times New Roman" w:eastAsia="FangSong" w:cs="Times New Roman"/>
+        </w:rPr>
+        <w:t>或溶剂捕获步骤</w:t>
+      </w:r>
+      <w:r>
+        <w:rPr>
+          <w:rFonts w:hint="eastAsia" w:ascii="Times New Roman" w:hAnsi="Times New Roman" w:eastAsia="Times New Roman" w:cs="Times New Roman"/>
+        </w:rPr>
+        <w:t>）。</w:t>
+      </w:r>
+      <w:r>
+        <w:rPr>
+          <w:rFonts w:hint="eastAsia" w:ascii="Times New Roman" w:hAnsi="Times New Roman" w:eastAsia="FangSong" w:cs="Times New Roman"/>
+        </w:rPr>
+        <w:t>碳正离子一旦形成</w:t>
+      </w:r>
+      <w:r>
+        <w:rPr>
+          <w:rFonts w:hint="eastAsia" w:ascii="Times New Roman" w:hAnsi="Times New Roman" w:eastAsia="Times New Roman" w:cs="Times New Roman"/>
+        </w:rPr>
+        <w:t>（</w:t>
+      </w:r>
+      <w:r>
+        <w:rPr>
+          <w:rFonts w:hint="eastAsia" w:ascii="Times New Roman" w:hAnsi="Times New Roman" w:eastAsia="FangSong" w:cs="Times New Roman"/>
+        </w:rPr>
+        <w:t>可逆或平衡步骤</w:t>
+      </w:r>
+      <w:r>
+        <w:rPr>
+          <w:rFonts w:hint="eastAsia" w:ascii="Times New Roman" w:hAnsi="Times New Roman" w:eastAsia="Times New Roman" w:cs="Times New Roman"/>
+        </w:rPr>
+        <w:t>，ρ</w:t>
+      </w:r>
+      <w:r>
+        <w:rPr>
+          <w:rFonts w:ascii="Times New Roman" w:hAnsi="Times New Roman" w:eastAsia="Times New Roman" w:cs="Times New Roman"/>
+        </w:rPr>
+        <w:t xml:space="preserve"> &lt; 0 </w:t>
+      </w:r>
+      <w:r>
+        <w:rPr>
+          <w:rFonts w:hint="eastAsia" w:ascii="Times New Roman" w:hAnsi="Times New Roman" w:eastAsia="FangSong" w:cs="Times New Roman"/>
+        </w:rPr>
+        <w:t>但被后续步骤掩盖</w:t>
+      </w:r>
+      <w:r>
+        <w:rPr>
+          <w:rFonts w:hint="eastAsia" w:ascii="Times New Roman" w:hAnsi="Times New Roman" w:eastAsia="Times New Roman" w:cs="Times New Roman"/>
+        </w:rPr>
+        <w:t>），</w:t>
+      </w:r>
+      <w:r>
+        <w:rPr>
+          <w:rFonts w:hint="eastAsia" w:ascii="Times New Roman" w:hAnsi="Times New Roman" w:eastAsia="FangSong" w:cs="Times New Roman"/>
+        </w:rPr>
+        <w:t>在</w:t>
+      </w:r>
+      <w:r>
+        <w:rPr>
+          <w:rFonts w:ascii="Times New Roman" w:hAnsi="Times New Roman" w:eastAsia="Times New Roman" w:cs="Times New Roman"/>
+        </w:rPr>
+        <w:t xml:space="preserve"> RDS </w:t>
+      </w:r>
+      <w:r>
+        <w:rPr>
+          <w:rFonts w:hint="eastAsia" w:ascii="Times New Roman" w:hAnsi="Times New Roman" w:eastAsia="FangSong" w:cs="Times New Roman"/>
+        </w:rPr>
+        <w:t>中被亲核试剂进攻</w:t>
+      </w:r>
+      <w:r>
+        <w:rPr>
+          <w:rFonts w:hint="eastAsia" w:ascii="Times New Roman" w:hAnsi="Times New Roman" w:eastAsia="Times New Roman" w:cs="Times New Roman"/>
+        </w:rPr>
+        <w:t>（</w:t>
+      </w:r>
+      <w:r>
+        <w:rPr>
+          <w:rFonts w:hint="eastAsia" w:ascii="Times New Roman" w:hAnsi="Times New Roman" w:eastAsia="FangSong" w:cs="Times New Roman"/>
+        </w:rPr>
+        <w:t>累积负电荷</w:t>
+      </w:r>
+      <w:r>
+        <w:rPr>
+          <w:rFonts w:hint="eastAsia" w:ascii="Times New Roman" w:hAnsi="Times New Roman" w:eastAsia="Times New Roman" w:cs="Times New Roman"/>
+        </w:rPr>
+        <w:t>，ρ</w:t>
+      </w:r>
+      <w:r>
+        <w:rPr>
+          <w:rFonts w:ascii="Times New Roman" w:hAnsi="Times New Roman" w:eastAsia="Times New Roman" w:cs="Times New Roman"/>
+        </w:rPr>
+        <w:t xml:space="preserve"> &gt; </w:t>
+      </w:r>
+      <w:r>
+        <w:rPr>
+          <w:rFonts w:hint="eastAsia" w:ascii="Times New Roman" w:hAnsi="Times New Roman" w:eastAsia="Times New Roman" w:cs="Times New Roman"/>
+        </w:rPr>
+        <w:t>0）。</w:t>
+      </w:r>
+      <w:r>
+        <w:rPr>
+          <w:rFonts w:hint="eastAsia" w:ascii="Times New Roman" w:hAnsi="Times New Roman" w:eastAsia="FangSong" w:cs="Times New Roman"/>
+        </w:rPr>
+        <w:t>总效应</w:t>
+      </w:r>
+      <w:r>
+        <w:rPr>
+          <w:rFonts w:hint="eastAsia" w:ascii="Times New Roman" w:hAnsi="Times New Roman" w:eastAsia="Times New Roman" w:cs="Times New Roman"/>
+        </w:rPr>
+        <w:t>：</w:t>
+      </w:r>
+      <w:r>
+        <w:rPr>
+          <w:rFonts w:hint="eastAsia" w:ascii="Times New Roman" w:hAnsi="Times New Roman" w:eastAsia="FangSong" w:cs="Times New Roman"/>
+        </w:rPr>
+        <w:t>立体化学是碳正离子的</w:t>
+      </w:r>
+      <w:r>
+        <w:rPr>
+          <w:rFonts w:hint="eastAsia" w:ascii="Times New Roman" w:hAnsi="Times New Roman" w:eastAsia="Times New Roman" w:cs="Times New Roman"/>
+        </w:rPr>
+        <w:t>（</w:t>
+      </w:r>
+      <w:r>
+        <w:rPr>
+          <w:rFonts w:hint="eastAsia" w:ascii="Times New Roman" w:hAnsi="Times New Roman" w:eastAsia="FangSong" w:cs="Times New Roman"/>
+        </w:rPr>
+        <w:t>外消旋</w:t>
+      </w:r>
+      <w:r>
+        <w:rPr>
+          <w:rFonts w:hint="eastAsia" w:ascii="Times New Roman" w:hAnsi="Times New Roman" w:eastAsia="Times New Roman" w:cs="Times New Roman"/>
+        </w:rPr>
+        <w:t>），</w:t>
+      </w:r>
+      <w:r>
+        <w:rPr>
+          <w:rFonts w:hint="eastAsia" w:ascii="Times New Roman" w:hAnsi="Times New Roman" w:eastAsia="FangSong" w:cs="Times New Roman"/>
+        </w:rPr>
+        <w:t>但</w:t>
+      </w:r>
+      <w:r>
+        <w:rPr>
+          <w:rFonts w:ascii="Times New Roman" w:hAnsi="Times New Roman" w:eastAsia="Times New Roman" w:cs="Times New Roman"/>
+        </w:rPr>
+        <w:t xml:space="preserve"> Hammett </w:t>
+      </w:r>
+      <w:r>
+        <w:rPr>
+          <w:rFonts w:hint="eastAsia" w:ascii="Times New Roman" w:hAnsi="Times New Roman" w:eastAsia="FangSong" w:cs="Times New Roman"/>
+        </w:rPr>
+        <w:t xml:space="preserve">报告的是</w:t>
+      </w:r>
+      <w:r>
+        <w:rPr>
+          <w:rFonts w:ascii="Times New Roman" w:hAnsi="Times New Roman" w:eastAsia="Times New Roman" w:cs="Times New Roman"/>
+        </w:rPr>
+        <w:t xml:space="preserve"> </w:t>
+      </w:r>
+      <w:r>
+        <w:rPr>
+          <w:rFonts w:hint="eastAsia" w:ascii="Times New Roman" w:hAnsi="Times New Roman" w:eastAsia="Times New Roman" w:cs="Times New Roman"/>
+        </w:rPr>
+        <w:t>RDS（</w:t>
+      </w:r>
+      <w:r>
+        <w:rPr>
+          <w:rFonts w:hint="eastAsia" w:ascii="Times New Roman" w:hAnsi="Times New Roman" w:eastAsia="FangSong" w:cs="Times New Roman"/>
+        </w:rPr>
+        <w:t>负电荷积累</w:t>
+      </w:r>
+      <w:r>
+        <w:rPr>
+          <w:rFonts w:hint="eastAsia" w:ascii="Times New Roman" w:hAnsi="Times New Roman" w:eastAsia="Times New Roman" w:cs="Times New Roman"/>
+        </w:rPr>
+        <w:t>）。</w:t>
+      </w:r>
+    </w:p>
+    <w:p>
+      <w:pPr>
+        <w:spacing w:before="160" w:after="80"/>
+      </w:pPr>
+      <w:r>
+        <w:pict>
+          <v:rect style="width:0;height:1.5pt" o:hralign="center" o:hrstd="t" o:hr="t"/>
+        </w:pict>
+      </w:r>
+    </w:p>
+    <w:bookmarkEnd w:id="48"/>
+    <w:bookmarkStart w:id="49" w:name="十跨专题连接"/>
+    <w:p>
+      <w:pPr>
+        <w:pStyle w:val="Heading2"/>
+        <w:spacing w:before="280" w:after="120"/>
+      </w:pPr>
+      <w:r>
+        <w:rPr>
+          <w:rFonts w:hint="eastAsia" w:ascii="Times New Roman" w:hAnsi="Times New Roman" w:eastAsia="SimHei" w:cs="Times New Roman"/>
+        </w:rPr>
+        <w:t>十</w:t>
       </w:r>
       <w:r>
         <w:rPr>
@@ -32661,21 +32419,9 @@
       </w:r>
       <w:r>
         <w:rPr>
-          <w:rFonts w:hint="eastAsia" w:ascii="Times New Roman" w:hAnsi="Times New Roman" w:eastAsia="FangSong" w:cs="Times New Roman"/>
-        </w:rPr>
-        <w:t>碳负离子</w:t>
-      </w:r>
-      <w:r>
-        <w:rPr>
-          <w:rFonts w:hint="eastAsia" w:ascii="Times New Roman" w:hAnsi="Times New Roman" w:eastAsia="Times New Roman" w:cs="Times New Roman"/>
-        </w:rPr>
-        <w:t>、</w:t>
-      </w:r>
-      <w:r>
-        <w:rPr>
-          <w:rFonts w:hint="eastAsia" w:ascii="Times New Roman" w:hAnsi="Times New Roman" w:eastAsia="FangSong" w:cs="Times New Roman"/>
-        </w:rPr>
-        <w:t>自由基的稳定性基础</w:t>
+          <w:rFonts w:hint="eastAsia" w:ascii="Times New Roman" w:hAnsi="Times New Roman" w:eastAsia="SimHei" w:cs="Times New Roman"/>
+        </w:rPr>
+        <w:t>跨专题连接</w:t>
       </w:r>
     </w:p>
     <w:p>
@@ -32683,7 +32429,7 @@
         <w:pStyle w:val="Compact"/>
         <w:numPr>
           <w:ilvl w:val="0"/>
-          <w:numId w:val="1022"/>
+          <w:numId w:val="1025"/>
         </w:numPr>
       </w:pPr>
       <w:r>
@@ -32696,7 +32442,7 @@
         <w:rPr>
           <w:rFonts w:hint="eastAsia" w:ascii="Times New Roman" w:hAnsi="Times New Roman" w:eastAsia="FangSong" w:cs="Times New Roman"/>
         </w:rPr>
-        <w:t>课件</w:t>
+        <w:t>专题与题型</w:t>
       </w:r>
       <w:r>
         <w:rPr>
@@ -32708,7 +32454,7 @@
         <w:rPr>
           <w:rFonts w:hint="eastAsia" w:ascii="Times New Roman" w:hAnsi="Times New Roman" w:eastAsia="FangSong" w:cs="Times New Roman"/>
         </w:rPr>
-        <w:t>学生讲义</w:t>
+        <w:t>专题</w:t>
       </w:r>
       <w:r>
         <w:rPr>
@@ -32720,19 +32466,19 @@
         <w:rPr>
           <w:rFonts w:hint="eastAsia" w:ascii="Times New Roman" w:hAnsi="Times New Roman" w:eastAsia="FangSong" w:cs="Times New Roman"/>
         </w:rPr>
-        <w:t>有机化学</w:t>
-      </w:r>
-      <w:r>
-        <w:rPr>
-          <w:rFonts w:hint="eastAsia" w:ascii="Times New Roman" w:hAnsi="Times New Roman" w:eastAsia="Times New Roman" w:cs="Times New Roman"/>
-        </w:rPr>
-        <w:t>/</w:t>
-      </w:r>
-      <w:r>
-        <w:rPr>
-          <w:rFonts w:hint="eastAsia" w:ascii="Times New Roman" w:hAnsi="Times New Roman" w:eastAsia="FangSong" w:cs="Times New Roman"/>
-        </w:rPr>
-        <w:t>重排反应</w:t>
+        <w:t>专题</w:t>
+      </w:r>
+      <w:r>
+        <w:rPr>
+          <w:rFonts w:hint="eastAsia" w:ascii="Times New Roman" w:hAnsi="Times New Roman" w:eastAsia="Times New Roman" w:cs="Times New Roman"/>
+        </w:rPr>
+        <w:t>-</w:t>
+      </w:r>
+      <w:r>
+        <w:rPr>
+          <w:rFonts w:hint="eastAsia" w:ascii="Times New Roman" w:hAnsi="Times New Roman" w:eastAsia="FangSong" w:cs="Times New Roman"/>
+        </w:rPr>
+        <w:t>高等有机机理与立体化学</w:t>
       </w:r>
       <w:r>
         <w:rPr>
@@ -32744,25 +32490,49 @@
         <w:rPr>
           <w:rFonts w:hint="eastAsia" w:ascii="Times New Roman" w:hAnsi="Times New Roman" w:eastAsia="FangSong" w:cs="Times New Roman"/>
         </w:rPr>
-        <w:t xml:space="preserve">碳正离子</w:t>
-      </w:r>
-      <w:r>
-        <w:rPr>
-          <w:rFonts w:ascii="Times New Roman" w:hAnsi="Times New Roman" w:eastAsia="Times New Roman" w:cs="Times New Roman"/>
-        </w:rPr>
-        <w:t xml:space="preserve"> </w:t>
-      </w:r>
-      <w:r>
-        <w:rPr>
-          <w:rFonts w:hint="eastAsia" w:ascii="Times New Roman" w:hAnsi="Times New Roman" w:eastAsia="Times New Roman" w:cs="Times New Roman"/>
-        </w:rPr>
-        <w:t>1,2-</w:t>
-      </w:r>
-      <w:r>
-        <w:rPr>
-          <w:rFonts w:hint="eastAsia" w:ascii="Times New Roman" w:hAnsi="Times New Roman" w:eastAsia="FangSong" w:cs="Times New Roman"/>
-        </w:rPr>
-        <w:t>迁移的机理基础</w:t>
+        <w:t>本讲的专题整合</w:t>
+      </w:r>
+      <w:r>
+        <w:rPr>
+          <w:rFonts w:hint="eastAsia" w:ascii="Times New Roman" w:hAnsi="Times New Roman" w:eastAsia="Times New Roman" w:cs="Times New Roman"/>
+        </w:rPr>
+        <w:t>（</w:t>
+      </w:r>
+      <w:r>
+        <w:rPr>
+          <w:rFonts w:hint="eastAsia" w:ascii="Times New Roman" w:hAnsi="Times New Roman" w:eastAsia="FangSong" w:cs="Times New Roman"/>
+        </w:rPr>
+        <w:t>物理有机工具箱</w:t>
+      </w:r>
+      <w:r>
+        <w:rPr>
+          <w:rFonts w:ascii="Times New Roman" w:hAnsi="Times New Roman" w:eastAsia="Times New Roman" w:cs="Times New Roman"/>
+        </w:rPr>
+        <w:t xml:space="preserve"> + FMO + </w:t>
+      </w:r>
+      <w:r>
+        <w:rPr>
+          <w:rFonts w:hint="eastAsia" w:ascii="Times New Roman" w:hAnsi="Times New Roman" w:eastAsia="FangSong" w:cs="Times New Roman"/>
+        </w:rPr>
+        <w:t xml:space="preserve">选择性框架</w:t>
+      </w:r>
+      <w:r>
+        <w:rPr>
+          <w:rFonts w:ascii="Times New Roman" w:hAnsi="Times New Roman" w:eastAsia="Times New Roman" w:cs="Times New Roman"/>
+        </w:rPr>
+        <w:t xml:space="preserve"> + </w:t>
+      </w:r>
+      <w:r>
+        <w:rPr>
+          <w:rFonts w:hint="eastAsia" w:ascii="Times New Roman" w:hAnsi="Times New Roman" w:eastAsia="FangSong" w:cs="Times New Roman"/>
+        </w:rPr>
+        <w:t>活性中间体</w:t>
+      </w:r>
+      <w:r>
+        <w:rPr>
+          <w:rFonts w:hint="eastAsia" w:ascii="Times New Roman" w:hAnsi="Times New Roman" w:eastAsia="Times New Roman" w:cs="Times New Roman"/>
+        </w:rPr>
+        <w:t>）</w:t>
       </w:r>
     </w:p>
     <w:p>
@@ -32770,7 +32540,7 @@
         <w:pStyle w:val="Compact"/>
         <w:numPr>
           <w:ilvl w:val="0"/>
-          <w:numId w:val="1022"/>
+          <w:numId w:val="1025"/>
         </w:numPr>
       </w:pPr>
       <w:r>
@@ -32783,7 +32553,7 @@
         <w:rPr>
           <w:rFonts w:hint="eastAsia" w:ascii="Times New Roman" w:hAnsi="Times New Roman" w:eastAsia="FangSong" w:cs="Times New Roman"/>
         </w:rPr>
-        <w:t>课件</w:t>
+        <w:t>专题与题型</w:t>
       </w:r>
       <w:r>
         <w:rPr>
@@ -32795,7 +32565,7 @@
         <w:rPr>
           <w:rFonts w:hint="eastAsia" w:ascii="Times New Roman" w:hAnsi="Times New Roman" w:eastAsia="FangSong" w:cs="Times New Roman"/>
         </w:rPr>
-        <w:t>学生讲义</w:t>
+        <w:t>专题</w:t>
       </w:r>
       <w:r>
         <w:rPr>
@@ -32807,31 +32577,55 @@
         <w:rPr>
           <w:rFonts w:hint="eastAsia" w:ascii="Times New Roman" w:hAnsi="Times New Roman" w:eastAsia="FangSong" w:cs="Times New Roman"/>
         </w:rPr>
-        <w:t>有机化学</w:t>
-      </w:r>
-      <w:r>
-        <w:rPr>
-          <w:rFonts w:hint="eastAsia" w:ascii="Times New Roman" w:hAnsi="Times New Roman" w:eastAsia="Times New Roman" w:cs="Times New Roman"/>
-        </w:rPr>
-        <w:t>/</w:t>
-      </w:r>
-      <w:r>
-        <w:rPr>
-          <w:rFonts w:hint="eastAsia" w:ascii="Times New Roman" w:hAnsi="Times New Roman" w:eastAsia="FangSong" w:cs="Times New Roman"/>
-        </w:rPr>
-        <w:t>亲核取代与消除反应</w:t>
-      </w:r>
-      <w:r>
-        <w:rPr>
-          <w:rFonts w:ascii="Times New Roman" w:hAnsi="Times New Roman" w:eastAsia="Times New Roman" w:cs="Times New Roman"/>
-        </w:rPr>
-        <w:t xml:space="preserve"> — SN1/SN2/E1/E2 </w:t>
-      </w:r>
-      <w:r>
-        <w:rPr>
-          <w:rFonts w:hint="eastAsia" w:ascii="Times New Roman" w:hAnsi="Times New Roman" w:eastAsia="FangSong" w:cs="Times New Roman"/>
-        </w:rPr>
-        <w:t xml:space="preserve">的竞争判断</w:t>
+        <w:t>专题</w:t>
+      </w:r>
+      <w:r>
+        <w:rPr>
+          <w:rFonts w:hint="eastAsia" w:ascii="Times New Roman" w:hAnsi="Times New Roman" w:eastAsia="Times New Roman" w:cs="Times New Roman"/>
+        </w:rPr>
+        <w:t>-</w:t>
+      </w:r>
+      <w:r>
+        <w:rPr>
+          <w:rFonts w:hint="eastAsia" w:ascii="Times New Roman" w:hAnsi="Times New Roman" w:eastAsia="FangSong" w:cs="Times New Roman"/>
+        </w:rPr>
+        <w:t>活性中间体与反应机理基础</w:t>
+      </w:r>
+      <w:r>
+        <w:rPr>
+          <w:rFonts w:ascii="Times New Roman" w:hAnsi="Times New Roman" w:eastAsia="Times New Roman" w:cs="Times New Roman"/>
+        </w:rPr>
+        <w:t xml:space="preserve"> — </w:t>
+      </w:r>
+      <w:r>
+        <w:rPr>
+          <w:rFonts w:hint="eastAsia" w:ascii="Times New Roman" w:hAnsi="Times New Roman" w:eastAsia="FangSong" w:cs="Times New Roman"/>
+        </w:rPr>
+        <w:t>碳正离子</w:t>
+      </w:r>
+      <w:r>
+        <w:rPr>
+          <w:rFonts w:hint="eastAsia" w:ascii="Times New Roman" w:hAnsi="Times New Roman" w:eastAsia="Times New Roman" w:cs="Times New Roman"/>
+        </w:rPr>
+        <w:t>、</w:t>
+      </w:r>
+      <w:r>
+        <w:rPr>
+          <w:rFonts w:hint="eastAsia" w:ascii="Times New Roman" w:hAnsi="Times New Roman" w:eastAsia="FangSong" w:cs="Times New Roman"/>
+        </w:rPr>
+        <w:t>碳负离子</w:t>
+      </w:r>
+      <w:r>
+        <w:rPr>
+          <w:rFonts w:hint="eastAsia" w:ascii="Times New Roman" w:hAnsi="Times New Roman" w:eastAsia="Times New Roman" w:cs="Times New Roman"/>
+        </w:rPr>
+        <w:t>、</w:t>
+      </w:r>
+      <w:r>
+        <w:rPr>
+          <w:rFonts w:hint="eastAsia" w:ascii="Times New Roman" w:hAnsi="Times New Roman" w:eastAsia="FangSong" w:cs="Times New Roman"/>
+        </w:rPr>
+        <w:t>自由基的稳定性基础</w:t>
       </w:r>
     </w:p>
     <w:p>
@@ -32839,7 +32633,7 @@
         <w:pStyle w:val="Compact"/>
         <w:numPr>
           <w:ilvl w:val="0"/>
-          <w:numId w:val="1022"/>
+          <w:numId w:val="1025"/>
         </w:numPr>
       </w:pPr>
       <w:r>
@@ -32864,31 +32658,31 @@
         <w:rPr>
           <w:rFonts w:hint="eastAsia" w:ascii="Times New Roman" w:hAnsi="Times New Roman" w:eastAsia="FangSong" w:cs="Times New Roman"/>
         </w:rPr>
-        <w:t>备课大纲</w:t>
-      </w:r>
-      <w:r>
-        <w:rPr>
-          <w:rFonts w:hint="eastAsia" w:ascii="Times New Roman" w:hAnsi="Times New Roman" w:eastAsia="Times New Roman" w:cs="Times New Roman"/>
-        </w:rPr>
-        <w:t>/2026-06-08-</w:t>
-      </w:r>
-      <w:r>
-        <w:rPr>
-          <w:rFonts w:hint="eastAsia" w:ascii="Times New Roman" w:hAnsi="Times New Roman" w:eastAsia="FangSong" w:cs="Times New Roman"/>
-        </w:rPr>
-        <w:t>人名反应系统归类</w:t>
-      </w:r>
-      <w:r>
-        <w:rPr>
-          <w:rFonts w:hint="eastAsia" w:ascii="Times New Roman" w:hAnsi="Times New Roman" w:eastAsia="Times New Roman" w:cs="Times New Roman"/>
-        </w:rPr>
-        <w:t>-</w:t>
-      </w:r>
-      <w:r>
-        <w:rPr>
-          <w:rFonts w:hint="eastAsia" w:ascii="Times New Roman" w:hAnsi="Times New Roman" w:eastAsia="FangSong" w:cs="Times New Roman"/>
-        </w:rPr>
-        <w:t>冲刺班</w:t>
+        <w:t>学生讲义</w:t>
+      </w:r>
+      <w:r>
+        <w:rPr>
+          <w:rFonts w:hint="eastAsia" w:ascii="Times New Roman" w:hAnsi="Times New Roman" w:eastAsia="Times New Roman" w:cs="Times New Roman"/>
+        </w:rPr>
+        <w:t>/</w:t>
+      </w:r>
+      <w:r>
+        <w:rPr>
+          <w:rFonts w:hint="eastAsia" w:ascii="Times New Roman" w:hAnsi="Times New Roman" w:eastAsia="FangSong" w:cs="Times New Roman"/>
+        </w:rPr>
+        <w:t>有机化学</w:t>
+      </w:r>
+      <w:r>
+        <w:rPr>
+          <w:rFonts w:hint="eastAsia" w:ascii="Times New Roman" w:hAnsi="Times New Roman" w:eastAsia="Times New Roman" w:cs="Times New Roman"/>
+        </w:rPr>
+        <w:t>/</w:t>
+      </w:r>
+      <w:r>
+        <w:rPr>
+          <w:rFonts w:hint="eastAsia" w:ascii="Times New Roman" w:hAnsi="Times New Roman" w:eastAsia="FangSong" w:cs="Times New Roman"/>
+        </w:rPr>
+        <w:t>重排反应</w:t>
       </w:r>
       <w:r>
         <w:rPr>
@@ -32900,31 +32694,25 @@
         <w:rPr>
           <w:rFonts w:hint="eastAsia" w:ascii="Times New Roman" w:hAnsi="Times New Roman" w:eastAsia="FangSong" w:cs="Times New Roman"/>
         </w:rPr>
-        <w:t>下一讲</w:t>
-      </w:r>
-      <w:r>
-        <w:rPr>
-          <w:rFonts w:hint="eastAsia" w:ascii="Times New Roman" w:hAnsi="Times New Roman" w:eastAsia="Times New Roman" w:cs="Times New Roman"/>
-        </w:rPr>
-        <w:t>：</w:t>
-      </w:r>
-      <w:r>
-        <w:rPr>
-          <w:rFonts w:hint="eastAsia" w:ascii="Times New Roman" w:hAnsi="Times New Roman" w:eastAsia="FangSong" w:cs="Times New Roman"/>
-        </w:rPr>
-        <w:t>人名反应的</w:t>
-      </w:r>
-      <w:r>
-        <w:rPr>
-          <w:rFonts w:ascii="Times New Roman" w:hAnsi="Times New Roman" w:eastAsia="Times New Roman" w:cs="Times New Roman"/>
-        </w:rPr>
-        <w:t xml:space="preserve"> 8 </w:t>
-      </w:r>
-      <w:r>
-        <w:rPr>
-          <w:rFonts w:hint="eastAsia" w:ascii="Times New Roman" w:hAnsi="Times New Roman" w:eastAsia="FangSong" w:cs="Times New Roman"/>
-        </w:rPr>
-        <w:t xml:space="preserve">大机理族体系</w:t>
+        <w:t xml:space="preserve">碳正离子</w:t>
+      </w:r>
+      <w:r>
+        <w:rPr>
+          <w:rFonts w:ascii="Times New Roman" w:hAnsi="Times New Roman" w:eastAsia="Times New Roman" w:cs="Times New Roman"/>
+        </w:rPr>
+        <w:t xml:space="preserve"> </w:t>
+      </w:r>
+      <w:r>
+        <w:rPr>
+          <w:rFonts w:hint="eastAsia" w:ascii="Times New Roman" w:hAnsi="Times New Roman" w:eastAsia="Times New Roman" w:cs="Times New Roman"/>
+        </w:rPr>
+        <w:t>1,2-</w:t>
+      </w:r>
+      <w:r>
+        <w:rPr>
+          <w:rFonts w:hint="eastAsia" w:ascii="Times New Roman" w:hAnsi="Times New Roman" w:eastAsia="FangSong" w:cs="Times New Roman"/>
+        </w:rPr>
+        <w:t>迁移的机理基础</w:t>
       </w:r>
     </w:p>
     <w:p>
@@ -32932,20 +32720,20 @@
         <w:pStyle w:val="Compact"/>
         <w:numPr>
           <w:ilvl w:val="0"/>
-          <w:numId w:val="1022"/>
+          <w:numId w:val="1025"/>
         </w:numPr>
       </w:pPr>
       <w:r>
         <w:rPr>
           <w:rFonts w:hint="eastAsia" w:ascii="Times New Roman" w:hAnsi="Times New Roman" w:eastAsia="Times New Roman" w:cs="Times New Roman"/>
         </w:rPr>
-        <w:t>03-</w:t>
-      </w:r>
-      <w:r>
-        <w:rPr>
-          <w:rFonts w:hint="eastAsia" w:ascii="Times New Roman" w:hAnsi="Times New Roman" w:eastAsia="FangSong" w:cs="Times New Roman"/>
-        </w:rPr>
-        <w:t>知识点</w:t>
+        <w:t>04-</w:t>
+      </w:r>
+      <w:r>
+        <w:rPr>
+          <w:rFonts w:hint="eastAsia" w:ascii="Times New Roman" w:hAnsi="Times New Roman" w:eastAsia="FangSong" w:cs="Times New Roman"/>
+        </w:rPr>
+        <w:t>课件</w:t>
       </w:r>
       <w:r>
         <w:rPr>
@@ -32957,6 +32745,18 @@
         <w:rPr>
           <w:rFonts w:hint="eastAsia" w:ascii="Times New Roman" w:hAnsi="Times New Roman" w:eastAsia="FangSong" w:cs="Times New Roman"/>
         </w:rPr>
+        <w:t>学生讲义</w:t>
+      </w:r>
+      <w:r>
+        <w:rPr>
+          <w:rFonts w:hint="eastAsia" w:ascii="Times New Roman" w:hAnsi="Times New Roman" w:eastAsia="Times New Roman" w:cs="Times New Roman"/>
+        </w:rPr>
+        <w:t>/</w:t>
+      </w:r>
+      <w:r>
+        <w:rPr>
+          <w:rFonts w:hint="eastAsia" w:ascii="Times New Roman" w:hAnsi="Times New Roman" w:eastAsia="FangSong" w:cs="Times New Roman"/>
+        </w:rPr>
         <w:t>有机化学</w:t>
       </w:r>
       <w:r>
@@ -32969,19 +32769,19 @@
         <w:rPr>
           <w:rFonts w:hint="eastAsia" w:ascii="Times New Roman" w:hAnsi="Times New Roman" w:eastAsia="FangSong" w:cs="Times New Roman"/>
         </w:rPr>
-        <w:t>动力学同位素效应</w:t>
-      </w:r>
-      <w:r>
-        <w:rPr>
-          <w:rFonts w:ascii="Times New Roman" w:hAnsi="Times New Roman" w:eastAsia="Times New Roman" w:cs="Times New Roman"/>
-        </w:rPr>
-        <w:t xml:space="preserve"> — KIE </w:t>
-      </w:r>
-      <w:r>
-        <w:rPr>
-          <w:rFonts w:hint="eastAsia" w:ascii="Times New Roman" w:hAnsi="Times New Roman" w:eastAsia="FangSong" w:cs="Times New Roman"/>
-        </w:rPr>
-        <w:t xml:space="preserve">的物理本质</w:t>
+        <w:t>亲核取代与消除反应</w:t>
+      </w:r>
+      <w:r>
+        <w:rPr>
+          <w:rFonts w:ascii="Times New Roman" w:hAnsi="Times New Roman" w:eastAsia="Times New Roman" w:cs="Times New Roman"/>
+        </w:rPr>
+        <w:t xml:space="preserve"> — SN1/SN2/E1/E2 </w:t>
+      </w:r>
+      <w:r>
+        <w:rPr>
+          <w:rFonts w:hint="eastAsia" w:ascii="Times New Roman" w:hAnsi="Times New Roman" w:eastAsia="FangSong" w:cs="Times New Roman"/>
+        </w:rPr>
+        <w:t xml:space="preserve">的竞争判断</w:t>
       </w:r>
     </w:p>
     <w:p>
@@ -32989,20 +32789,20 @@
         <w:pStyle w:val="Compact"/>
         <w:numPr>
           <w:ilvl w:val="0"/>
-          <w:numId w:val="1022"/>
+          <w:numId w:val="1025"/>
         </w:numPr>
       </w:pPr>
       <w:r>
         <w:rPr>
           <w:rFonts w:hint="eastAsia" w:ascii="Times New Roman" w:hAnsi="Times New Roman" w:eastAsia="Times New Roman" w:cs="Times New Roman"/>
         </w:rPr>
-        <w:t>03-</w:t>
-      </w:r>
-      <w:r>
-        <w:rPr>
-          <w:rFonts w:hint="eastAsia" w:ascii="Times New Roman" w:hAnsi="Times New Roman" w:eastAsia="FangSong" w:cs="Times New Roman"/>
-        </w:rPr>
-        <w:t>知识点</w:t>
+        <w:t>04-</w:t>
+      </w:r>
+      <w:r>
+        <w:rPr>
+          <w:rFonts w:hint="eastAsia" w:ascii="Times New Roman" w:hAnsi="Times New Roman" w:eastAsia="FangSong" w:cs="Times New Roman"/>
+        </w:rPr>
+        <w:t>课件</w:t>
       </w:r>
       <w:r>
         <w:rPr>
@@ -33014,31 +32814,67 @@
         <w:rPr>
           <w:rFonts w:hint="eastAsia" w:ascii="Times New Roman" w:hAnsi="Times New Roman" w:eastAsia="FangSong" w:cs="Times New Roman"/>
         </w:rPr>
-        <w:t>有机化学</w:t>
-      </w:r>
-      <w:r>
-        <w:rPr>
-          <w:rFonts w:hint="eastAsia" w:ascii="Times New Roman" w:hAnsi="Times New Roman" w:eastAsia="Times New Roman" w:cs="Times New Roman"/>
-        </w:rPr>
-        <w:t>/</w:t>
-      </w:r>
-      <w:r>
-        <w:rPr>
-          <w:rFonts w:hint="eastAsia" w:ascii="Times New Roman" w:hAnsi="Times New Roman" w:eastAsia="FangSong" w:cs="Times New Roman"/>
-        </w:rPr>
-        <w:t>前线轨道理论</w:t>
-      </w:r>
-      <w:r>
-        <w:rPr>
-          <w:rFonts w:ascii="Times New Roman" w:hAnsi="Times New Roman" w:eastAsia="Times New Roman" w:cs="Times New Roman"/>
-        </w:rPr>
-        <w:t xml:space="preserve"> — FMO </w:t>
-      </w:r>
-      <w:r>
-        <w:rPr>
-          <w:rFonts w:hint="eastAsia" w:ascii="Times New Roman" w:hAnsi="Times New Roman" w:eastAsia="FangSong" w:cs="Times New Roman"/>
-        </w:rPr>
-        <w:t xml:space="preserve">的理论基础</w:t>
+        <w:t>备课大纲</w:t>
+      </w:r>
+      <w:r>
+        <w:rPr>
+          <w:rFonts w:hint="eastAsia" w:ascii="Times New Roman" w:hAnsi="Times New Roman" w:eastAsia="Times New Roman" w:cs="Times New Roman"/>
+        </w:rPr>
+        <w:t>/2026-06-08-</w:t>
+      </w:r>
+      <w:r>
+        <w:rPr>
+          <w:rFonts w:hint="eastAsia" w:ascii="Times New Roman" w:hAnsi="Times New Roman" w:eastAsia="FangSong" w:cs="Times New Roman"/>
+        </w:rPr>
+        <w:t>人名反应系统归类</w:t>
+      </w:r>
+      <w:r>
+        <w:rPr>
+          <w:rFonts w:hint="eastAsia" w:ascii="Times New Roman" w:hAnsi="Times New Roman" w:eastAsia="Times New Roman" w:cs="Times New Roman"/>
+        </w:rPr>
+        <w:t>-</w:t>
+      </w:r>
+      <w:r>
+        <w:rPr>
+          <w:rFonts w:hint="eastAsia" w:ascii="Times New Roman" w:hAnsi="Times New Roman" w:eastAsia="FangSong" w:cs="Times New Roman"/>
+        </w:rPr>
+        <w:t>冲刺班</w:t>
+      </w:r>
+      <w:r>
+        <w:rPr>
+          <w:rFonts w:ascii="Times New Roman" w:hAnsi="Times New Roman" w:eastAsia="Times New Roman" w:cs="Times New Roman"/>
+        </w:rPr>
+        <w:t xml:space="preserve"> — </w:t>
+      </w:r>
+      <w:r>
+        <w:rPr>
+          <w:rFonts w:hint="eastAsia" w:ascii="Times New Roman" w:hAnsi="Times New Roman" w:eastAsia="FangSong" w:cs="Times New Roman"/>
+        </w:rPr>
+        <w:t>下一讲</w:t>
+      </w:r>
+      <w:r>
+        <w:rPr>
+          <w:rFonts w:hint="eastAsia" w:ascii="Times New Roman" w:hAnsi="Times New Roman" w:eastAsia="Times New Roman" w:cs="Times New Roman"/>
+        </w:rPr>
+        <w:t>：</w:t>
+      </w:r>
+      <w:r>
+        <w:rPr>
+          <w:rFonts w:hint="eastAsia" w:ascii="Times New Roman" w:hAnsi="Times New Roman" w:eastAsia="FangSong" w:cs="Times New Roman"/>
+        </w:rPr>
+        <w:t>人名反应的</w:t>
+      </w:r>
+      <w:r>
+        <w:rPr>
+          <w:rFonts w:ascii="Times New Roman" w:hAnsi="Times New Roman" w:eastAsia="Times New Roman" w:cs="Times New Roman"/>
+        </w:rPr>
+        <w:t xml:space="preserve"> 8 </w:t>
+      </w:r>
+      <w:r>
+        <w:rPr>
+          <w:rFonts w:hint="eastAsia" w:ascii="Times New Roman" w:hAnsi="Times New Roman" w:eastAsia="FangSong" w:cs="Times New Roman"/>
+        </w:rPr>
+        <w:t xml:space="preserve">大机理族体系</w:t>
       </w:r>
     </w:p>
     <w:p>
@@ -33046,7 +32882,121 @@
         <w:pStyle w:val="Compact"/>
         <w:numPr>
           <w:ilvl w:val="0"/>
-          <w:numId w:val="1022"/>
+          <w:numId w:val="1025"/>
+        </w:numPr>
+      </w:pPr>
+      <w:r>
+        <w:rPr>
+          <w:rFonts w:hint="eastAsia" w:ascii="Times New Roman" w:hAnsi="Times New Roman" w:eastAsia="Times New Roman" w:cs="Times New Roman"/>
+        </w:rPr>
+        <w:t>03-</w:t>
+      </w:r>
+      <w:r>
+        <w:rPr>
+          <w:rFonts w:hint="eastAsia" w:ascii="Times New Roman" w:hAnsi="Times New Roman" w:eastAsia="FangSong" w:cs="Times New Roman"/>
+        </w:rPr>
+        <w:t>知识点</w:t>
+      </w:r>
+      <w:r>
+        <w:rPr>
+          <w:rFonts w:hint="eastAsia" w:ascii="Times New Roman" w:hAnsi="Times New Roman" w:eastAsia="Times New Roman" w:cs="Times New Roman"/>
+        </w:rPr>
+        <w:t>/</w:t>
+      </w:r>
+      <w:r>
+        <w:rPr>
+          <w:rFonts w:hint="eastAsia" w:ascii="Times New Roman" w:hAnsi="Times New Roman" w:eastAsia="FangSong" w:cs="Times New Roman"/>
+        </w:rPr>
+        <w:t>有机化学</w:t>
+      </w:r>
+      <w:r>
+        <w:rPr>
+          <w:rFonts w:hint="eastAsia" w:ascii="Times New Roman" w:hAnsi="Times New Roman" w:eastAsia="Times New Roman" w:cs="Times New Roman"/>
+        </w:rPr>
+        <w:t>/</w:t>
+      </w:r>
+      <w:r>
+        <w:rPr>
+          <w:rFonts w:hint="eastAsia" w:ascii="Times New Roman" w:hAnsi="Times New Roman" w:eastAsia="FangSong" w:cs="Times New Roman"/>
+        </w:rPr>
+        <w:t>动力学同位素效应</w:t>
+      </w:r>
+      <w:r>
+        <w:rPr>
+          <w:rFonts w:ascii="Times New Roman" w:hAnsi="Times New Roman" w:eastAsia="Times New Roman" w:cs="Times New Roman"/>
+        </w:rPr>
+        <w:t xml:space="preserve"> — KIE </w:t>
+      </w:r>
+      <w:r>
+        <w:rPr>
+          <w:rFonts w:hint="eastAsia" w:ascii="Times New Roman" w:hAnsi="Times New Roman" w:eastAsia="FangSong" w:cs="Times New Roman"/>
+        </w:rPr>
+        <w:t xml:space="preserve">的物理本质</w:t>
+      </w:r>
+    </w:p>
+    <w:p>
+      <w:pPr>
+        <w:pStyle w:val="Compact"/>
+        <w:numPr>
+          <w:ilvl w:val="0"/>
+          <w:numId w:val="1025"/>
+        </w:numPr>
+      </w:pPr>
+      <w:r>
+        <w:rPr>
+          <w:rFonts w:hint="eastAsia" w:ascii="Times New Roman" w:hAnsi="Times New Roman" w:eastAsia="Times New Roman" w:cs="Times New Roman"/>
+        </w:rPr>
+        <w:t>03-</w:t>
+      </w:r>
+      <w:r>
+        <w:rPr>
+          <w:rFonts w:hint="eastAsia" w:ascii="Times New Roman" w:hAnsi="Times New Roman" w:eastAsia="FangSong" w:cs="Times New Roman"/>
+        </w:rPr>
+        <w:t>知识点</w:t>
+      </w:r>
+      <w:r>
+        <w:rPr>
+          <w:rFonts w:hint="eastAsia" w:ascii="Times New Roman" w:hAnsi="Times New Roman" w:eastAsia="Times New Roman" w:cs="Times New Roman"/>
+        </w:rPr>
+        <w:t>/</w:t>
+      </w:r>
+      <w:r>
+        <w:rPr>
+          <w:rFonts w:hint="eastAsia" w:ascii="Times New Roman" w:hAnsi="Times New Roman" w:eastAsia="FangSong" w:cs="Times New Roman"/>
+        </w:rPr>
+        <w:t>有机化学</w:t>
+      </w:r>
+      <w:r>
+        <w:rPr>
+          <w:rFonts w:hint="eastAsia" w:ascii="Times New Roman" w:hAnsi="Times New Roman" w:eastAsia="Times New Roman" w:cs="Times New Roman"/>
+        </w:rPr>
+        <w:t>/</w:t>
+      </w:r>
+      <w:r>
+        <w:rPr>
+          <w:rFonts w:hint="eastAsia" w:ascii="Times New Roman" w:hAnsi="Times New Roman" w:eastAsia="FangSong" w:cs="Times New Roman"/>
+        </w:rPr>
+        <w:t>前线轨道理论</w:t>
+      </w:r>
+      <w:r>
+        <w:rPr>
+          <w:rFonts w:ascii="Times New Roman" w:hAnsi="Times New Roman" w:eastAsia="Times New Roman" w:cs="Times New Roman"/>
+        </w:rPr>
+        <w:t xml:space="preserve"> — FMO </w:t>
+      </w:r>
+      <w:r>
+        <w:rPr>
+          <w:rFonts w:hint="eastAsia" w:ascii="Times New Roman" w:hAnsi="Times New Roman" w:eastAsia="FangSong" w:cs="Times New Roman"/>
+        </w:rPr>
+        <w:t xml:space="preserve">的理论基础</w:t>
+      </w:r>
+    </w:p>
+    <w:p>
+      <w:pPr>
+        <w:pStyle w:val="Compact"/>
+        <w:numPr>
+          <w:ilvl w:val="0"/>
+          <w:numId w:val="1025"/>
         </w:numPr>
       </w:pPr>
       <w:r>
@@ -33438,91 +33388,6 @@
     </w:lvl>
     <w:lvl w:ilvl="8">
       <w:start w:val="1"/>
-      <w:numFmt w:val="decimal"/>
-      <w:lvlText w:val="%9."/>
-      <w:lvlJc w:val="left"/>
-      <w:pPr>
-        <w:ind w:left="6480" w:hanging="360"/>
-      </w:pPr>
-    </w:lvl>
-  </w:abstractNum>
-  <w:abstractNum w:abstractNumId="99412">
-    <w:nsid w:val="00A99412"/>
-    <w:multiLevelType w:val="multilevel"/>
-    <w:lvl w:ilvl="0">
-      <w:start w:val="2"/>
-      <w:numFmt w:val="decimal"/>
-      <w:lvlText w:val="%1."/>
-      <w:lvlJc w:val="left"/>
-      <w:pPr>
-        <w:ind w:left="720" w:hanging="360"/>
-      </w:pPr>
-    </w:lvl>
-    <w:lvl w:ilvl="1">
-      <w:start w:val="2"/>
-      <w:numFmt w:val="decimal"/>
-      <w:lvlText w:val="%2."/>
-      <w:lvlJc w:val="left"/>
-      <w:pPr>
-        <w:ind w:left="1440" w:hanging="360"/>
-      </w:pPr>
-    </w:lvl>
-    <w:lvl w:ilvl="2">
-      <w:start w:val="2"/>
-      <w:numFmt w:val="decimal"/>
-      <w:lvlText w:val="%3."/>
-      <w:lvlJc w:val="left"/>
-      <w:pPr>
-        <w:ind w:left="2160" w:hanging="360"/>
-      </w:pPr>
-    </w:lvl>
-    <w:lvl w:ilvl="3">
-      <w:start w:val="2"/>
-      <w:numFmt w:val="decimal"/>
-      <w:lvlText w:val="%4."/>
-      <w:lvlJc w:val="left"/>
-      <w:pPr>
-        <w:ind w:left="2880" w:hanging="360"/>
-      </w:pPr>
-    </w:lvl>
-    <w:lvl w:ilvl="4">
-      <w:start w:val="2"/>
-      <w:numFmt w:val="decimal"/>
-      <w:lvlText w:val="%5."/>
-      <w:lvlJc w:val="left"/>
-      <w:pPr>
-        <w:ind w:left="3600" w:hanging="360"/>
-      </w:pPr>
-    </w:lvl>
-    <w:lvl w:ilvl="5">
-      <w:start w:val="2"/>
-      <w:numFmt w:val="decimal"/>
-      <w:lvlText w:val="%6."/>
-      <w:lvlJc w:val="left"/>
-      <w:pPr>
-        <w:ind w:left="4320" w:hanging="360"/>
-      </w:pPr>
-    </w:lvl>
-    <w:lvl w:ilvl="6">
-      <w:start w:val="2"/>
-      <w:numFmt w:val="decimal"/>
-      <w:lvlText w:val="%7."/>
-      <w:lvlJc w:val="left"/>
-      <w:pPr>
-        <w:ind w:left="5040" w:hanging="360"/>
-      </w:pPr>
-    </w:lvl>
-    <w:lvl w:ilvl="7">
-      <w:start w:val="2"/>
-      <w:numFmt w:val="decimal"/>
-      <w:lvlText w:val="%8."/>
-      <w:lvlJc w:val="left"/>
-      <w:pPr>
-        <w:ind w:left="5760" w:hanging="360"/>
-      </w:pPr>
-    </w:lvl>
-    <w:lvl w:ilvl="8">
-      <w:start w:val="2"/>
       <w:numFmt w:val="decimal"/>
       <w:lvlText w:val="%9."/>
       <w:lvlJc w:val="left"/>
@@ -33826,9 +33691,6 @@
     </w:lvlOverride>
   </w:num>
   <w:num w:numId="1004">
-    <w:abstractNumId w:val="991"/>
-  </w:num>
-  <w:num w:numId="1005">
     <w:abstractNumId w:val="99411"/>
     <w:lvlOverride w:ilvl="0">
       <w:startOverride w:val="1"/>
@@ -33858,10 +33720,10 @@
       <w:startOverride w:val="1"/>
     </w:lvlOverride>
   </w:num>
-  <w:num w:numId="1006">
+  <w:num w:numId="1005">
     <w:abstractNumId w:val="991"/>
   </w:num>
-  <w:num w:numId="1007">
+  <w:num w:numId="1006">
     <w:abstractNumId w:val="99411"/>
     <w:lvlOverride w:ilvl="0">
       <w:startOverride w:val="1"/>
@@ -33891,34 +33753,37 @@
       <w:startOverride w:val="1"/>
     </w:lvlOverride>
   </w:num>
+  <w:num w:numId="1007">
+    <w:abstractNumId w:val="991"/>
+  </w:num>
   <w:num w:numId="1008">
-    <w:abstractNumId w:val="99412"/>
+    <w:abstractNumId w:val="99411"/>
     <w:lvlOverride w:ilvl="0">
-      <w:startOverride w:val="2"/>
+      <w:startOverride w:val="1"/>
     </w:lvlOverride>
     <w:lvlOverride w:ilvl="1">
-      <w:startOverride w:val="2"/>
+      <w:startOverride w:val="1"/>
     </w:lvlOverride>
     <w:lvlOverride w:ilvl="2">
-      <w:startOverride w:val="2"/>
+      <w:startOverride w:val="1"/>
     </w:lvlOverride>
     <w:lvlOverride w:ilvl="3">
-      <w:startOverride w:val="2"/>
+      <w:startOverride w:val="1"/>
     </w:lvlOverride>
     <w:lvlOverride w:ilvl="4">
-      <w:startOverride w:val="2"/>
+      <w:startOverride w:val="1"/>
     </w:lvlOverride>
     <w:lvlOverride w:ilvl="5">
-      <w:startOverride w:val="2"/>
+      <w:startOverride w:val="1"/>
     </w:lvlOverride>
     <w:lvlOverride w:ilvl="6">
-      <w:startOverride w:val="2"/>
+      <w:startOverride w:val="1"/>
     </w:lvlOverride>
     <w:lvlOverride w:ilvl="7">
-      <w:startOverride w:val="2"/>
+      <w:startOverride w:val="1"/>
     </w:lvlOverride>
     <w:lvlOverride w:ilvl="8">
-      <w:startOverride w:val="2"/>
+      <w:startOverride w:val="1"/>
     </w:lvlOverride>
   </w:num>
   <w:num w:numId="1009">
@@ -33955,7 +33820,34 @@
     <w:abstractNumId w:val="991"/>
   </w:num>
   <w:num w:numId="1011">
-    <w:abstractNumId w:val="991"/>
+    <w:abstractNumId w:val="99411"/>
+    <w:lvlOverride w:ilvl="0">
+      <w:startOverride w:val="1"/>
+    </w:lvlOverride>
+    <w:lvlOverride w:ilvl="1">
+      <w:startOverride w:val="1"/>
+    </w:lvlOverride>
+    <w:lvlOverride w:ilvl="2">
+      <w:startOverride w:val="1"/>
+    </w:lvlOverride>
+    <w:lvlOverride w:ilvl="3">
+      <w:startOverride w:val="1"/>
+    </w:lvlOverride>
+    <w:lvlOverride w:ilvl="4">
+      <w:startOverride w:val="1"/>
+    </w:lvlOverride>
+    <w:lvlOverride w:ilvl="5">
+      <w:startOverride w:val="1"/>
+    </w:lvlOverride>
+    <w:lvlOverride w:ilvl="6">
+      <w:startOverride w:val="1"/>
+    </w:lvlOverride>
+    <w:lvlOverride w:ilvl="7">
+      <w:startOverride w:val="1"/>
+    </w:lvlOverride>
+    <w:lvlOverride w:ilvl="8">
+      <w:startOverride w:val="1"/>
+    </w:lvlOverride>
   </w:num>
   <w:num w:numId="1012">
     <w:abstractNumId w:val="99411"/>
@@ -33988,6 +33880,42 @@
     </w:lvlOverride>
   </w:num>
   <w:num w:numId="1013">
+    <w:abstractNumId w:val="991"/>
+  </w:num>
+  <w:num w:numId="1014">
+    <w:abstractNumId w:val="991"/>
+  </w:num>
+  <w:num w:numId="1015">
+    <w:abstractNumId w:val="99411"/>
+    <w:lvlOverride w:ilvl="0">
+      <w:startOverride w:val="1"/>
+    </w:lvlOverride>
+    <w:lvlOverride w:ilvl="1">
+      <w:startOverride w:val="1"/>
+    </w:lvlOverride>
+    <w:lvlOverride w:ilvl="2">
+      <w:startOverride w:val="1"/>
+    </w:lvlOverride>
+    <w:lvlOverride w:ilvl="3">
+      <w:startOverride w:val="1"/>
+    </w:lvlOverride>
+    <w:lvlOverride w:ilvl="4">
+      <w:startOverride w:val="1"/>
+    </w:lvlOverride>
+    <w:lvlOverride w:ilvl="5">
+      <w:startOverride w:val="1"/>
+    </w:lvlOverride>
+    <w:lvlOverride w:ilvl="6">
+      <w:startOverride w:val="1"/>
+    </w:lvlOverride>
+    <w:lvlOverride w:ilvl="7">
+      <w:startOverride w:val="1"/>
+    </w:lvlOverride>
+    <w:lvlOverride w:ilvl="8">
+      <w:startOverride w:val="1"/>
+    </w:lvlOverride>
+  </w:num>
+  <w:num w:numId="1016">
     <w:abstractNumId w:val="99414"/>
     <w:lvlOverride w:ilvl="0">
       <w:startOverride w:val="4"/>
@@ -34016,69 +33944,6 @@
     <w:lvlOverride w:ilvl="8">
       <w:startOverride w:val="4"/>
     </w:lvlOverride>
-  </w:num>
-  <w:num w:numId="1014">
-    <w:abstractNumId w:val="99731"/>
-    <w:lvlOverride w:ilvl="0">
-      <w:startOverride w:val="1"/>
-    </w:lvlOverride>
-    <w:lvlOverride w:ilvl="1">
-      <w:startOverride w:val="1"/>
-    </w:lvlOverride>
-    <w:lvlOverride w:ilvl="2">
-      <w:startOverride w:val="1"/>
-    </w:lvlOverride>
-    <w:lvlOverride w:ilvl="3">
-      <w:startOverride w:val="1"/>
-    </w:lvlOverride>
-    <w:lvlOverride w:ilvl="4">
-      <w:startOverride w:val="1"/>
-    </w:lvlOverride>
-    <w:lvlOverride w:ilvl="5">
-      <w:startOverride w:val="1"/>
-    </w:lvlOverride>
-    <w:lvlOverride w:ilvl="6">
-      <w:startOverride w:val="1"/>
-    </w:lvlOverride>
-    <w:lvlOverride w:ilvl="7">
-      <w:startOverride w:val="1"/>
-    </w:lvlOverride>
-    <w:lvlOverride w:ilvl="8">
-      <w:startOverride w:val="1"/>
-    </w:lvlOverride>
-  </w:num>
-  <w:num w:numId="1015">
-    <w:abstractNumId w:val="99417"/>
-    <w:lvlOverride w:ilvl="0">
-      <w:startOverride w:val="7"/>
-    </w:lvlOverride>
-    <w:lvlOverride w:ilvl="1">
-      <w:startOverride w:val="7"/>
-    </w:lvlOverride>
-    <w:lvlOverride w:ilvl="2">
-      <w:startOverride w:val="7"/>
-    </w:lvlOverride>
-    <w:lvlOverride w:ilvl="3">
-      <w:startOverride w:val="7"/>
-    </w:lvlOverride>
-    <w:lvlOverride w:ilvl="4">
-      <w:startOverride w:val="7"/>
-    </w:lvlOverride>
-    <w:lvlOverride w:ilvl="5">
-      <w:startOverride w:val="7"/>
-    </w:lvlOverride>
-    <w:lvlOverride w:ilvl="6">
-      <w:startOverride w:val="7"/>
-    </w:lvlOverride>
-    <w:lvlOverride w:ilvl="7">
-      <w:startOverride w:val="7"/>
-    </w:lvlOverride>
-    <w:lvlOverride w:ilvl="8">
-      <w:startOverride w:val="7"/>
-    </w:lvlOverride>
-  </w:num>
-  <w:num w:numId="1016">
-    <w:abstractNumId w:val="991"/>
   </w:num>
   <w:num w:numId="1017">
     <w:abstractNumId w:val="99731"/>
@@ -34111,37 +33976,37 @@
     </w:lvlOverride>
   </w:num>
   <w:num w:numId="1018">
-    <w:abstractNumId w:val="991"/>
+    <w:abstractNumId w:val="99417"/>
+    <w:lvlOverride w:ilvl="0">
+      <w:startOverride w:val="7"/>
+    </w:lvlOverride>
+    <w:lvlOverride w:ilvl="1">
+      <w:startOverride w:val="7"/>
+    </w:lvlOverride>
+    <w:lvlOverride w:ilvl="2">
+      <w:startOverride w:val="7"/>
+    </w:lvlOverride>
+    <w:lvlOverride w:ilvl="3">
+      <w:startOverride w:val="7"/>
+    </w:lvlOverride>
+    <w:lvlOverride w:ilvl="4">
+      <w:startOverride w:val="7"/>
+    </w:lvlOverride>
+    <w:lvlOverride w:ilvl="5">
+      <w:startOverride w:val="7"/>
+    </w:lvlOverride>
+    <w:lvlOverride w:ilvl="6">
+      <w:startOverride w:val="7"/>
+    </w:lvlOverride>
+    <w:lvlOverride w:ilvl="7">
+      <w:startOverride w:val="7"/>
+    </w:lvlOverride>
+    <w:lvlOverride w:ilvl="8">
+      <w:startOverride w:val="7"/>
+    </w:lvlOverride>
   </w:num>
   <w:num w:numId="1019">
-    <w:abstractNumId w:val="99411"/>
-    <w:lvlOverride w:ilvl="0">
-      <w:startOverride w:val="1"/>
-    </w:lvlOverride>
-    <w:lvlOverride w:ilvl="1">
-      <w:startOverride w:val="1"/>
-    </w:lvlOverride>
-    <w:lvlOverride w:ilvl="2">
-      <w:startOverride w:val="1"/>
-    </w:lvlOverride>
-    <w:lvlOverride w:ilvl="3">
-      <w:startOverride w:val="1"/>
-    </w:lvlOverride>
-    <w:lvlOverride w:ilvl="4">
-      <w:startOverride w:val="1"/>
-    </w:lvlOverride>
-    <w:lvlOverride w:ilvl="5">
-      <w:startOverride w:val="1"/>
-    </w:lvlOverride>
-    <w:lvlOverride w:ilvl="6">
-      <w:startOverride w:val="1"/>
-    </w:lvlOverride>
-    <w:lvlOverride w:ilvl="7">
-      <w:startOverride w:val="1"/>
-    </w:lvlOverride>
-    <w:lvlOverride w:ilvl="8">
-      <w:startOverride w:val="1"/>
-    </w:lvlOverride>
+    <w:abstractNumId w:val="991"/>
   </w:num>
   <w:num w:numId="1020">
     <w:abstractNumId w:val="99731"/>
@@ -34174,6 +34039,39 @@
     </w:lvlOverride>
   </w:num>
   <w:num w:numId="1021">
+    <w:abstractNumId w:val="991"/>
+  </w:num>
+  <w:num w:numId="1022">
+    <w:abstractNumId w:val="99411"/>
+    <w:lvlOverride w:ilvl="0">
+      <w:startOverride w:val="1"/>
+    </w:lvlOverride>
+    <w:lvlOverride w:ilvl="1">
+      <w:startOverride w:val="1"/>
+    </w:lvlOverride>
+    <w:lvlOverride w:ilvl="2">
+      <w:startOverride w:val="1"/>
+    </w:lvlOverride>
+    <w:lvlOverride w:ilvl="3">
+      <w:startOverride w:val="1"/>
+    </w:lvlOverride>
+    <w:lvlOverride w:ilvl="4">
+      <w:startOverride w:val="1"/>
+    </w:lvlOverride>
+    <w:lvlOverride w:ilvl="5">
+      <w:startOverride w:val="1"/>
+    </w:lvlOverride>
+    <w:lvlOverride w:ilvl="6">
+      <w:startOverride w:val="1"/>
+    </w:lvlOverride>
+    <w:lvlOverride w:ilvl="7">
+      <w:startOverride w:val="1"/>
+    </w:lvlOverride>
+    <w:lvlOverride w:ilvl="8">
+      <w:startOverride w:val="1"/>
+    </w:lvlOverride>
+  </w:num>
+  <w:num w:numId="1023">
     <w:abstractNumId w:val="99731"/>
     <w:lvlOverride w:ilvl="0">
       <w:startOverride w:val="1"/>
@@ -34203,7 +34101,37 @@
       <w:startOverride w:val="1"/>
     </w:lvlOverride>
   </w:num>
-  <w:num w:numId="1022">
+  <w:num w:numId="1024">
+    <w:abstractNumId w:val="99731"/>
+    <w:lvlOverride w:ilvl="0">
+      <w:startOverride w:val="1"/>
+    </w:lvlOverride>
+    <w:lvlOverride w:ilvl="1">
+      <w:startOverride w:val="1"/>
+    </w:lvlOverride>
+    <w:lvlOverride w:ilvl="2">
+      <w:startOverride w:val="1"/>
+    </w:lvlOverride>
+    <w:lvlOverride w:ilvl="3">
+      <w:startOverride w:val="1"/>
+    </w:lvlOverride>
+    <w:lvlOverride w:ilvl="4">
+      <w:startOverride w:val="1"/>
+    </w:lvlOverride>
+    <w:lvlOverride w:ilvl="5">
+      <w:startOverride w:val="1"/>
+    </w:lvlOverride>
+    <w:lvlOverride w:ilvl="6">
+      <w:startOverride w:val="1"/>
+    </w:lvlOverride>
+    <w:lvlOverride w:ilvl="7">
+      <w:startOverride w:val="1"/>
+    </w:lvlOverride>
+    <w:lvlOverride w:ilvl="8">
+      <w:startOverride w:val="1"/>
+    </w:lvlOverride>
+  </w:num>
+  <w:num w:numId="1025">
     <w:abstractNumId w:val="991"/>
   </w:num>
 </w:numbering>

--- a/06-学生侧材料/讲义/有机化学/高等有机机理.docx
+++ b/06-学生侧材料/讲义/有机化学/高等有机机理.docx
@@ -4343,145 +4343,145 @@
       <w:r>
         <w:rPr>
           <w:rStyle w:val="VerbatimChar"/>
-          <w:rFonts w:hint="eastAsia" w:ascii="Times New Roman" w:hAnsi="Times New Roman" w:eastAsia="FangSong" w:cs="Times New Roman"/>
+          <w:rFonts w:ascii="SimSun" w:hAnsi="SimSun" w:eastAsia="SimSun" w:cs="SimSun"/>
         </w:rPr>
         <w:t>早期</w:t>
       </w:r>
       <w:r>
         <w:rPr>
           <w:rStyle w:val="VerbatimChar"/>
-          <w:rFonts w:hint="eastAsia" w:ascii="Times New Roman" w:hAnsi="Times New Roman" w:eastAsia="Times New Roman" w:cs="Times New Roman"/>
+          <w:rFonts w:ascii="SimSun" w:hAnsi="SimSun" w:eastAsia="SimSun" w:cs="SimSun"/>
         </w:rPr>
         <w:t>TS（E1</w:t>
       </w:r>
       <w:r>
         <w:rPr>
           <w:rStyle w:val="VerbatimChar"/>
-          <w:rFonts w:hint="eastAsia" w:ascii="Times New Roman" w:hAnsi="Times New Roman" w:eastAsia="FangSong" w:cs="Times New Roman"/>
+          <w:rFonts w:ascii="SimSun" w:hAnsi="SimSun" w:eastAsia="SimSun" w:cs="SimSun"/>
         </w:rPr>
         <w:t>类似</w:t>
       </w:r>
       <w:r>
         <w:rPr>
           <w:rStyle w:val="VerbatimChar"/>
-          <w:rFonts w:hint="eastAsia" w:ascii="Times New Roman" w:hAnsi="Times New Roman" w:eastAsia="Times New Roman" w:cs="Times New Roman"/>
+          <w:rFonts w:ascii="SimSun" w:hAnsi="SimSun" w:eastAsia="SimSun" w:cs="SimSun"/>
         </w:rPr>
         <w:t>）</w:t>
       </w:r>
       <w:r>
         <w:rPr>
           <w:rStyle w:val="VerbatimChar"/>
-          <w:rFonts w:ascii="Times New Roman" w:hAnsi="Times New Roman" w:eastAsia="Times New Roman" w:cs="Times New Roman"/>
+          <w:rFonts w:ascii="SimSun" w:hAnsi="SimSun" w:eastAsia="SimSun" w:cs="SimSun"/>
         </w:rPr>
         <w:t xml:space="preserve">  </w:t>
       </w:r>
       <w:r>
         <w:rPr>
           <w:rStyle w:val="VerbatimChar"/>
-          <w:rFonts w:hint="eastAsia" w:ascii="Times New Roman" w:hAnsi="Times New Roman" w:eastAsia="FangSong" w:cs="Times New Roman"/>
+          <w:rFonts w:ascii="SimSun" w:hAnsi="SimSun" w:eastAsia="SimSun" w:cs="SimSun"/>
         </w:rPr>
         <w:t>中期</w:t>
       </w:r>
       <w:r>
         <w:rPr>
           <w:rStyle w:val="VerbatimChar"/>
-          <w:rFonts w:hint="eastAsia" w:ascii="Times New Roman" w:hAnsi="Times New Roman" w:eastAsia="Times New Roman" w:cs="Times New Roman"/>
+          <w:rFonts w:ascii="SimSun" w:hAnsi="SimSun" w:eastAsia="SimSun" w:cs="SimSun"/>
         </w:rPr>
         <w:t>TS</w:t>
       </w:r>
       <w:r>
         <w:rPr>
           <w:rStyle w:val="VerbatimChar"/>
-          <w:rFonts w:ascii="Times New Roman" w:hAnsi="Times New Roman" w:eastAsia="Times New Roman" w:cs="Times New Roman"/>
+          <w:rFonts w:ascii="SimSun" w:hAnsi="SimSun" w:eastAsia="SimSun" w:cs="SimSun"/>
         </w:rPr>
         <w:t xml:space="preserve">          </w:t>
       </w:r>
       <w:r>
         <w:rPr>
           <w:rStyle w:val="VerbatimChar"/>
-          <w:rFonts w:hint="eastAsia" w:ascii="Times New Roman" w:hAnsi="Times New Roman" w:eastAsia="FangSong" w:cs="Times New Roman"/>
+          <w:rFonts w:ascii="SimSun" w:hAnsi="SimSun" w:eastAsia="SimSun" w:cs="SimSun"/>
         </w:rPr>
         <w:t>晚期</w:t>
       </w:r>
       <w:r>
         <w:rPr>
           <w:rStyle w:val="VerbatimChar"/>
-          <w:rFonts w:hint="eastAsia" w:ascii="Times New Roman" w:hAnsi="Times New Roman" w:eastAsia="Times New Roman" w:cs="Times New Roman"/>
+          <w:rFonts w:ascii="SimSun" w:hAnsi="SimSun" w:eastAsia="SimSun" w:cs="SimSun"/>
         </w:rPr>
         <w:t>TS（SN1</w:t>
       </w:r>
       <w:r>
         <w:rPr>
           <w:rStyle w:val="VerbatimChar"/>
-          <w:rFonts w:hint="eastAsia" w:ascii="Times New Roman" w:hAnsi="Times New Roman" w:eastAsia="FangSong" w:cs="Times New Roman"/>
+          <w:rFonts w:ascii="SimSun" w:hAnsi="SimSun" w:eastAsia="SimSun" w:cs="SimSun"/>
         </w:rPr>
         <w:t>类似</w:t>
       </w:r>
       <w:r>
         <w:rPr>
           <w:rStyle w:val="VerbatimChar"/>
-          <w:rFonts w:hint="eastAsia" w:ascii="Times New Roman" w:hAnsi="Times New Roman" w:eastAsia="Times New Roman" w:cs="Times New Roman"/>
+          <w:rFonts w:ascii="SimSun" w:hAnsi="SimSun" w:eastAsia="SimSun" w:cs="SimSun"/>
         </w:rPr>
         <w:t>）</w:t>
       </w:r>
       <w:r>
         <w:rPr>
-          <w:rFonts w:ascii="Times New Roman" w:hAnsi="Times New Roman" w:eastAsia="Times New Roman" w:cs="Times New Roman"/>
+          <w:rFonts w:ascii="SimSun" w:hAnsi="SimSun" w:eastAsia="SimSun" w:cs="SimSun"/>
         </w:rPr>
         <w:br/>
       </w:r>
       <w:r>
         <w:rPr>
           <w:rStyle w:val="VerbatimChar"/>
-          <w:rFonts w:ascii="Times New Roman" w:hAnsi="Times New Roman" w:eastAsia="Times New Roman" w:cs="Times New Roman"/>
+          <w:rFonts w:ascii="SimSun" w:hAnsi="SimSun" w:eastAsia="SimSun" w:cs="SimSun"/>
         </w:rPr>
         <w:t xml:space="preserve">   ρ ≈ -2  →   ρ ≈ -4  →   ρ ≈ -6 ~ -12</w:t>
       </w:r>
       <w:r>
         <w:rPr>
-          <w:rFonts w:ascii="Times New Roman" w:hAnsi="Times New Roman" w:eastAsia="Times New Roman" w:cs="Times New Roman"/>
+          <w:rFonts w:ascii="SimSun" w:hAnsi="SimSun" w:eastAsia="SimSun" w:cs="SimSun"/>
         </w:rPr>
         <w:br/>
       </w:r>
       <w:r>
         <w:rPr>
           <w:rStyle w:val="VerbatimChar"/>
-          <w:rFonts w:ascii="Times New Roman" w:hAnsi="Times New Roman" w:eastAsia="Times New Roman" w:cs="Times New Roman"/>
+          <w:rFonts w:ascii="SimSun" w:hAnsi="SimSun" w:eastAsia="SimSun" w:cs="SimSun"/>
         </w:rPr>
         <w:t xml:space="preserve">   </w:t>
       </w:r>
       <w:r>
         <w:rPr>
           <w:rStyle w:val="VerbatimChar"/>
-          <w:rFonts w:hint="eastAsia" w:ascii="Times New Roman" w:hAnsi="Times New Roman" w:eastAsia="FangSong" w:cs="Times New Roman"/>
+          <w:rFonts w:ascii="SimSun" w:hAnsi="SimSun" w:eastAsia="SimSun" w:cs="SimSun"/>
         </w:rPr>
         <w:t xml:space="preserve">较少正电荷</w:t>
       </w:r>
       <w:r>
         <w:rPr>
           <w:rStyle w:val="VerbatimChar"/>
-          <w:rFonts w:ascii="Times New Roman" w:hAnsi="Times New Roman" w:eastAsia="Times New Roman" w:cs="Times New Roman"/>
+          <w:rFonts w:ascii="SimSun" w:hAnsi="SimSun" w:eastAsia="SimSun" w:cs="SimSun"/>
         </w:rPr>
         <w:t xml:space="preserve">      </w:t>
       </w:r>
       <w:r>
         <w:rPr>
           <w:rStyle w:val="VerbatimChar"/>
-          <w:rFonts w:hint="eastAsia" w:ascii="Times New Roman" w:hAnsi="Times New Roman" w:eastAsia="FangSong" w:cs="Times New Roman"/>
+          <w:rFonts w:ascii="SimSun" w:hAnsi="SimSun" w:eastAsia="SimSun" w:cs="SimSun"/>
         </w:rPr>
         <w:t xml:space="preserve">中等正电荷</w:t>
       </w:r>
       <w:r>
         <w:rPr>
           <w:rStyle w:val="VerbatimChar"/>
-          <w:rFonts w:ascii="Times New Roman" w:hAnsi="Times New Roman" w:eastAsia="Times New Roman" w:cs="Times New Roman"/>
+          <w:rFonts w:ascii="SimSun" w:hAnsi="SimSun" w:eastAsia="SimSun" w:cs="SimSun"/>
         </w:rPr>
         <w:t xml:space="preserve">     </w:t>
       </w:r>
       <w:r>
         <w:rPr>
           <w:rStyle w:val="VerbatimChar"/>
-          <w:rFonts w:hint="eastAsia" w:ascii="Times New Roman" w:hAnsi="Times New Roman" w:eastAsia="FangSong" w:cs="Times New Roman"/>
+          <w:rFonts w:ascii="SimSun" w:hAnsi="SimSun" w:eastAsia="SimSun" w:cs="SimSun"/>
         </w:rPr>
         <w:t xml:space="preserve">大量正电荷</w:t>
       </w:r>
@@ -9174,682 +9174,682 @@
       <w:r>
         <w:rPr>
           <w:rStyle w:val="VerbatimChar"/>
-          <w:rFonts w:ascii="Times New Roman" w:hAnsi="Times New Roman" w:eastAsia="Times New Roman" w:cs="Times New Roman"/>
+          <w:rFonts w:ascii="SimSun" w:hAnsi="SimSun" w:eastAsia="SimSun" w:cs="SimSun"/>
         </w:rPr>
         <w:t xml:space="preserve">Step </w:t>
       </w:r>
       <w:r>
         <w:rPr>
           <w:rStyle w:val="VerbatimChar"/>
-          <w:rFonts w:hint="eastAsia" w:ascii="Times New Roman" w:hAnsi="Times New Roman" w:eastAsia="Times New Roman" w:cs="Times New Roman"/>
+          <w:rFonts w:ascii="SimSun" w:hAnsi="SimSun" w:eastAsia="SimSun" w:cs="SimSun"/>
         </w:rPr>
         <w:t>1：</w:t>
       </w:r>
       <w:r>
         <w:rPr>
           <w:rStyle w:val="VerbatimChar"/>
-          <w:rFonts w:hint="eastAsia" w:ascii="Times New Roman" w:hAnsi="Times New Roman" w:eastAsia="FangSong" w:cs="Times New Roman"/>
+          <w:rFonts w:ascii="SimSun" w:hAnsi="SimSun" w:eastAsia="SimSun" w:cs="SimSun"/>
         </w:rPr>
         <w:t>确定反应的</w:t>
       </w:r>
       <w:r>
         <w:rPr>
           <w:rStyle w:val="VerbatimChar"/>
-          <w:rFonts w:hint="eastAsia" w:ascii="Times New Roman" w:hAnsi="Times New Roman" w:eastAsia="Times New Roman" w:cs="Times New Roman"/>
+          <w:rFonts w:ascii="SimSun" w:hAnsi="SimSun" w:eastAsia="SimSun" w:cs="SimSun"/>
         </w:rPr>
         <w:t>「</w:t>
       </w:r>
       <w:r>
         <w:rPr>
           <w:rStyle w:val="VerbatimChar"/>
-          <w:rFonts w:hint="eastAsia" w:ascii="Times New Roman" w:hAnsi="Times New Roman" w:eastAsia="FangSong" w:cs="Times New Roman"/>
+          <w:rFonts w:ascii="SimSun" w:hAnsi="SimSun" w:eastAsia="SimSun" w:cs="SimSun"/>
         </w:rPr>
         <w:t>组分</w:t>
       </w:r>
       <w:r>
         <w:rPr>
           <w:rStyle w:val="VerbatimChar"/>
-          <w:rFonts w:hint="eastAsia" w:ascii="Times New Roman" w:hAnsi="Times New Roman" w:eastAsia="Times New Roman" w:cs="Times New Roman"/>
+          <w:rFonts w:ascii="SimSun" w:hAnsi="SimSun" w:eastAsia="SimSun" w:cs="SimSun"/>
         </w:rPr>
         <w:t>」</w:t>
       </w:r>
       <w:r>
         <w:rPr>
-          <w:rFonts w:ascii="Times New Roman" w:hAnsi="Times New Roman" w:eastAsia="Times New Roman" w:cs="Times New Roman"/>
+          <w:rFonts w:ascii="SimSun" w:hAnsi="SimSun" w:eastAsia="SimSun" w:cs="SimSun"/>
         </w:rPr>
         <w:br/>
       </w:r>
       <w:r>
         <w:rPr>
           <w:rStyle w:val="VerbatimChar"/>
-          <w:rFonts w:ascii="Times New Roman" w:hAnsi="Times New Roman" w:eastAsia="Times New Roman" w:cs="Times New Roman"/>
+          <w:rFonts w:ascii="SimSun" w:hAnsi="SimSun" w:eastAsia="SimSun" w:cs="SimSun"/>
         </w:rPr>
         <w:t xml:space="preserve">  ├── π </w:t>
       </w:r>
       <w:r>
         <w:rPr>
           <w:rStyle w:val="VerbatimChar"/>
-          <w:rFonts w:hint="eastAsia" w:ascii="Times New Roman" w:hAnsi="Times New Roman" w:eastAsia="FangSong" w:cs="Times New Roman"/>
+          <w:rFonts w:ascii="SimSun" w:hAnsi="SimSun" w:eastAsia="SimSun" w:cs="SimSun"/>
         </w:rPr>
         <w:t>电子体系</w:t>
       </w:r>
       <w:r>
         <w:rPr>
           <w:rStyle w:val="VerbatimChar"/>
-          <w:rFonts w:hint="eastAsia" w:ascii="Times New Roman" w:hAnsi="Times New Roman" w:eastAsia="Times New Roman" w:cs="Times New Roman"/>
+          <w:rFonts w:ascii="SimSun" w:hAnsi="SimSun" w:eastAsia="SimSun" w:cs="SimSun"/>
         </w:rPr>
         <w:t>（</w:t>
       </w:r>
       <w:r>
         <w:rPr>
           <w:rStyle w:val="VerbatimChar"/>
-          <w:rFonts w:hint="eastAsia" w:ascii="Times New Roman" w:hAnsi="Times New Roman" w:eastAsia="FangSong" w:cs="Times New Roman"/>
+          <w:rFonts w:ascii="SimSun" w:hAnsi="SimSun" w:eastAsia="SimSun" w:cs="SimSun"/>
         </w:rPr>
         <w:t>烯烃</w:t>
       </w:r>
       <w:r>
         <w:rPr>
           <w:rStyle w:val="VerbatimChar"/>
-          <w:rFonts w:hint="eastAsia" w:ascii="Times New Roman" w:hAnsi="Times New Roman" w:eastAsia="Times New Roman" w:cs="Times New Roman"/>
+          <w:rFonts w:ascii="SimSun" w:hAnsi="SimSun" w:eastAsia="SimSun" w:cs="SimSun"/>
         </w:rPr>
         <w:t>/</w:t>
       </w:r>
       <w:r>
         <w:rPr>
           <w:rStyle w:val="VerbatimChar"/>
-          <w:rFonts w:hint="eastAsia" w:ascii="Times New Roman" w:hAnsi="Times New Roman" w:eastAsia="FangSong" w:cs="Times New Roman"/>
+          <w:rFonts w:ascii="SimSun" w:hAnsi="SimSun" w:eastAsia="SimSun" w:cs="SimSun"/>
         </w:rPr>
         <w:t>二烯等</w:t>
       </w:r>
       <w:r>
         <w:rPr>
           <w:rStyle w:val="VerbatimChar"/>
-          <w:rFonts w:hint="eastAsia" w:ascii="Times New Roman" w:hAnsi="Times New Roman" w:eastAsia="Times New Roman" w:cs="Times New Roman"/>
+          <w:rFonts w:ascii="SimSun" w:hAnsi="SimSun" w:eastAsia="SimSun" w:cs="SimSun"/>
         </w:rPr>
         <w:t>）—</w:t>
       </w:r>
       <w:r>
         <w:rPr>
           <w:rStyle w:val="VerbatimChar"/>
-          <w:rFonts w:ascii="Times New Roman" w:hAnsi="Times New Roman" w:eastAsia="Times New Roman" w:cs="Times New Roman"/>
+          <w:rFonts w:ascii="SimSun" w:hAnsi="SimSun" w:eastAsia="SimSun" w:cs="SimSun"/>
         </w:rPr>
         <w:t xml:space="preserve"> </w:t>
       </w:r>
       <w:r>
         <w:rPr>
           <w:rStyle w:val="VerbatimChar"/>
-          <w:rFonts w:hint="eastAsia" w:ascii="Times New Roman" w:hAnsi="Times New Roman" w:eastAsia="FangSong" w:cs="Times New Roman"/>
+          <w:rFonts w:ascii="SimSun" w:hAnsi="SimSun" w:eastAsia="SimSun" w:cs="SimSun"/>
         </w:rPr>
         <w:t xml:space="preserve">每个</w:t>
       </w:r>
       <w:r>
         <w:rPr>
           <w:rStyle w:val="VerbatimChar"/>
-          <w:rFonts w:ascii="Times New Roman" w:hAnsi="Times New Roman" w:eastAsia="Times New Roman" w:cs="Times New Roman"/>
+          <w:rFonts w:ascii="SimSun" w:hAnsi="SimSun" w:eastAsia="SimSun" w:cs="SimSun"/>
         </w:rPr>
         <w:t xml:space="preserve"> π </w:t>
       </w:r>
       <w:r>
         <w:rPr>
           <w:rStyle w:val="VerbatimChar"/>
-          <w:rFonts w:hint="eastAsia" w:ascii="Times New Roman" w:hAnsi="Times New Roman" w:eastAsia="FangSong" w:cs="Times New Roman"/>
+          <w:rFonts w:ascii="SimSun" w:hAnsi="SimSun" w:eastAsia="SimSun" w:cs="SimSun"/>
         </w:rPr>
         <w:t xml:space="preserve">键对应一组</w:t>
       </w:r>
       <w:r>
         <w:rPr>
           <w:rStyle w:val="VerbatimChar"/>
-          <w:rFonts w:ascii="Times New Roman" w:hAnsi="Times New Roman" w:eastAsia="Times New Roman" w:cs="Times New Roman"/>
+          <w:rFonts w:ascii="SimSun" w:hAnsi="SimSun" w:eastAsia="SimSun" w:cs="SimSun"/>
         </w:rPr>
         <w:t xml:space="preserve"> π/π\* </w:t>
       </w:r>
       <w:r>
         <w:rPr>
           <w:rStyle w:val="VerbatimChar"/>
-          <w:rFonts w:hint="eastAsia" w:ascii="Times New Roman" w:hAnsi="Times New Roman" w:eastAsia="FangSong" w:cs="Times New Roman"/>
+          <w:rFonts w:ascii="SimSun" w:hAnsi="SimSun" w:eastAsia="SimSun" w:cs="SimSun"/>
         </w:rPr>
         <w:t xml:space="preserve">轨道</w:t>
       </w:r>
       <w:r>
         <w:rPr>
-          <w:rFonts w:ascii="Times New Roman" w:hAnsi="Times New Roman" w:eastAsia="Times New Roman" w:cs="Times New Roman"/>
+          <w:rFonts w:ascii="SimSun" w:hAnsi="SimSun" w:eastAsia="SimSun" w:cs="SimSun"/>
         </w:rPr>
         <w:br/>
       </w:r>
       <w:r>
         <w:rPr>
           <w:rStyle w:val="VerbatimChar"/>
-          <w:rFonts w:ascii="Times New Roman" w:hAnsi="Times New Roman" w:eastAsia="Times New Roman" w:cs="Times New Roman"/>
+          <w:rFonts w:ascii="SimSun" w:hAnsi="SimSun" w:eastAsia="SimSun" w:cs="SimSun"/>
         </w:rPr>
         <w:t xml:space="preserve">  └── σ </w:t>
       </w:r>
       <w:r>
         <w:rPr>
           <w:rStyle w:val="VerbatimChar"/>
-          <w:rFonts w:hint="eastAsia" w:ascii="Times New Roman" w:hAnsi="Times New Roman" w:eastAsia="FangSong" w:cs="Times New Roman"/>
+          <w:rFonts w:ascii="SimSun" w:hAnsi="SimSun" w:eastAsia="SimSun" w:cs="SimSun"/>
         </w:rPr>
         <w:t>电子体系</w:t>
       </w:r>
       <w:r>
         <w:rPr>
           <w:rStyle w:val="VerbatimChar"/>
-          <w:rFonts w:hint="eastAsia" w:ascii="Times New Roman" w:hAnsi="Times New Roman" w:eastAsia="Times New Roman" w:cs="Times New Roman"/>
+          <w:rFonts w:ascii="SimSun" w:hAnsi="SimSun" w:eastAsia="SimSun" w:cs="SimSun"/>
         </w:rPr>
         <w:t>（σ</w:t>
       </w:r>
       <w:r>
         <w:rPr>
           <w:rStyle w:val="VerbatimChar"/>
-          <w:rFonts w:ascii="Times New Roman" w:hAnsi="Times New Roman" w:eastAsia="Times New Roman" w:cs="Times New Roman"/>
+          <w:rFonts w:ascii="SimSun" w:hAnsi="SimSun" w:eastAsia="SimSun" w:cs="SimSun"/>
         </w:rPr>
         <w:t xml:space="preserve"> </w:t>
       </w:r>
       <w:r>
         <w:rPr>
           <w:rStyle w:val="VerbatimChar"/>
-          <w:rFonts w:hint="eastAsia" w:ascii="Times New Roman" w:hAnsi="Times New Roman" w:eastAsia="FangSong" w:cs="Times New Roman"/>
+          <w:rFonts w:ascii="SimSun" w:hAnsi="SimSun" w:eastAsia="SimSun" w:cs="SimSun"/>
         </w:rPr>
         <w:t>键迁移</w:t>
       </w:r>
       <w:r>
         <w:rPr>
           <w:rStyle w:val="VerbatimChar"/>
-          <w:rFonts w:hint="eastAsia" w:ascii="Times New Roman" w:hAnsi="Times New Roman" w:eastAsia="Times New Roman" w:cs="Times New Roman"/>
+          <w:rFonts w:ascii="SimSun" w:hAnsi="SimSun" w:eastAsia="SimSun" w:cs="SimSun"/>
         </w:rPr>
         <w:t>）—</w:t>
       </w:r>
       <w:r>
         <w:rPr>
           <w:rStyle w:val="VerbatimChar"/>
-          <w:rFonts w:ascii="Times New Roman" w:hAnsi="Times New Roman" w:eastAsia="Times New Roman" w:cs="Times New Roman"/>
+          <w:rFonts w:ascii="SimSun" w:hAnsi="SimSun" w:eastAsia="SimSun" w:cs="SimSun"/>
         </w:rPr>
         <w:t xml:space="preserve"> </w:t>
       </w:r>
       <w:r>
         <w:rPr>
           <w:rStyle w:val="VerbatimChar"/>
-          <w:rFonts w:hint="eastAsia" w:ascii="Times New Roman" w:hAnsi="Times New Roman" w:eastAsia="FangSong" w:cs="Times New Roman"/>
+          <w:rFonts w:ascii="SimSun" w:hAnsi="SimSun" w:eastAsia="SimSun" w:cs="SimSun"/>
         </w:rPr>
         <w:t xml:space="preserve">考虑</w:t>
       </w:r>
       <w:r>
         <w:rPr>
           <w:rStyle w:val="VerbatimChar"/>
-          <w:rFonts w:ascii="Times New Roman" w:hAnsi="Times New Roman" w:eastAsia="Times New Roman" w:cs="Times New Roman"/>
+          <w:rFonts w:ascii="SimSun" w:hAnsi="SimSun" w:eastAsia="SimSun" w:cs="SimSun"/>
         </w:rPr>
         <w:t xml:space="preserve"> σ/σ\* </w:t>
       </w:r>
       <w:r>
         <w:rPr>
           <w:rStyle w:val="VerbatimChar"/>
-          <w:rFonts w:hint="eastAsia" w:ascii="Times New Roman" w:hAnsi="Times New Roman" w:eastAsia="FangSong" w:cs="Times New Roman"/>
+          <w:rFonts w:ascii="SimSun" w:hAnsi="SimSun" w:eastAsia="SimSun" w:cs="SimSun"/>
         </w:rPr>
         <w:t xml:space="preserve">轨道</w:t>
       </w:r>
       <w:r>
         <w:rPr>
-          <w:rFonts w:ascii="Times New Roman" w:hAnsi="Times New Roman" w:eastAsia="Times New Roman" w:cs="Times New Roman"/>
+          <w:rFonts w:ascii="SimSun" w:hAnsi="SimSun" w:eastAsia="SimSun" w:cs="SimSun"/>
         </w:rPr>
         <w:br/>
       </w:r>
       <w:r>
         <w:rPr>
-          <w:rFonts w:ascii="Times New Roman" w:hAnsi="Times New Roman" w:eastAsia="Times New Roman" w:cs="Times New Roman"/>
+          <w:rFonts w:ascii="SimSun" w:hAnsi="SimSun" w:eastAsia="SimSun" w:cs="SimSun"/>
         </w:rPr>
         <w:br/>
       </w:r>
       <w:r>
         <w:rPr>
           <w:rStyle w:val="VerbatimChar"/>
-          <w:rFonts w:ascii="Times New Roman" w:hAnsi="Times New Roman" w:eastAsia="Times New Roman" w:cs="Times New Roman"/>
+          <w:rFonts w:ascii="SimSun" w:hAnsi="SimSun" w:eastAsia="SimSun" w:cs="SimSun"/>
         </w:rPr>
         <w:t xml:space="preserve">Step </w:t>
       </w:r>
       <w:r>
         <w:rPr>
           <w:rStyle w:val="VerbatimChar"/>
-          <w:rFonts w:hint="eastAsia" w:ascii="Times New Roman" w:hAnsi="Times New Roman" w:eastAsia="Times New Roman" w:cs="Times New Roman"/>
+          <w:rFonts w:ascii="SimSun" w:hAnsi="SimSun" w:eastAsia="SimSun" w:cs="SimSun"/>
         </w:rPr>
         <w:t>2：</w:t>
       </w:r>
       <w:r>
         <w:rPr>
           <w:rStyle w:val="VerbatimChar"/>
-          <w:rFonts w:hint="eastAsia" w:ascii="Times New Roman" w:hAnsi="Times New Roman" w:eastAsia="FangSong" w:cs="Times New Roman"/>
+          <w:rFonts w:ascii="SimSun" w:hAnsi="SimSun" w:eastAsia="SimSun" w:cs="SimSun"/>
         </w:rPr>
         <w:t>在热反应条件下</w:t>
       </w:r>
       <w:r>
         <w:rPr>
           <w:rStyle w:val="VerbatimChar"/>
-          <w:rFonts w:hint="eastAsia" w:ascii="Times New Roman" w:hAnsi="Times New Roman" w:eastAsia="Times New Roman" w:cs="Times New Roman"/>
+          <w:rFonts w:ascii="SimSun" w:hAnsi="SimSun" w:eastAsia="SimSun" w:cs="SimSun"/>
         </w:rPr>
         <w:t>（</w:t>
       </w:r>
       <w:r>
         <w:rPr>
           <w:rStyle w:val="VerbatimChar"/>
-          <w:rFonts w:hint="eastAsia" w:ascii="Times New Roman" w:hAnsi="Times New Roman" w:eastAsia="FangSong" w:cs="Times New Roman"/>
+          <w:rFonts w:ascii="SimSun" w:hAnsi="SimSun" w:eastAsia="SimSun" w:cs="SimSun"/>
         </w:rPr>
         <w:t>基态</w:t>
       </w:r>
       <w:r>
         <w:rPr>
           <w:rStyle w:val="VerbatimChar"/>
-          <w:rFonts w:hint="eastAsia" w:ascii="Times New Roman" w:hAnsi="Times New Roman" w:eastAsia="Times New Roman" w:cs="Times New Roman"/>
+          <w:rFonts w:ascii="SimSun" w:hAnsi="SimSun" w:eastAsia="SimSun" w:cs="SimSun"/>
         </w:rPr>
         <w:t>），</w:t>
       </w:r>
       <w:r>
         <w:rPr>
           <w:rStyle w:val="VerbatimChar"/>
-          <w:rFonts w:hint="eastAsia" w:ascii="Times New Roman" w:hAnsi="Times New Roman" w:eastAsia="FangSong" w:cs="Times New Roman"/>
+          <w:rFonts w:ascii="SimSun" w:hAnsi="SimSun" w:eastAsia="SimSun" w:cs="SimSun"/>
         </w:rPr>
         <w:t>画出各组分的</w:t>
       </w:r>
       <w:r>
         <w:rPr>
           <w:rStyle w:val="VerbatimChar"/>
-          <w:rFonts w:ascii="Times New Roman" w:hAnsi="Times New Roman" w:eastAsia="Times New Roman" w:cs="Times New Roman"/>
+          <w:rFonts w:ascii="SimSun" w:hAnsi="SimSun" w:eastAsia="SimSun" w:cs="SimSun"/>
         </w:rPr>
         <w:t xml:space="preserve"> HOMO </w:t>
       </w:r>
       <w:r>
         <w:rPr>
           <w:rStyle w:val="VerbatimChar"/>
-          <w:rFonts w:hint="eastAsia" w:ascii="Times New Roman" w:hAnsi="Times New Roman" w:eastAsia="FangSong" w:cs="Times New Roman"/>
+          <w:rFonts w:ascii="SimSun" w:hAnsi="SimSun" w:eastAsia="SimSun" w:cs="SimSun"/>
         </w:rPr>
         <w:t xml:space="preserve">和</w:t>
       </w:r>
       <w:r>
         <w:rPr>
           <w:rStyle w:val="VerbatimChar"/>
-          <w:rFonts w:ascii="Times New Roman" w:hAnsi="Times New Roman" w:eastAsia="Times New Roman" w:cs="Times New Roman"/>
+          <w:rFonts w:ascii="SimSun" w:hAnsi="SimSun" w:eastAsia="SimSun" w:cs="SimSun"/>
         </w:rPr>
         <w:t xml:space="preserve"> LUMO</w:t>
       </w:r>
       <w:r>
         <w:rPr>
-          <w:rFonts w:ascii="Times New Roman" w:hAnsi="Times New Roman" w:eastAsia="Times New Roman" w:cs="Times New Roman"/>
+          <w:rFonts w:ascii="SimSun" w:hAnsi="SimSun" w:eastAsia="SimSun" w:cs="SimSun"/>
         </w:rPr>
         <w:br/>
       </w:r>
       <w:r>
         <w:rPr>
           <w:rStyle w:val="VerbatimChar"/>
-          <w:rFonts w:ascii="Times New Roman" w:hAnsi="Times New Roman" w:eastAsia="Times New Roman" w:cs="Times New Roman"/>
+          <w:rFonts w:ascii="SimSun" w:hAnsi="SimSun" w:eastAsia="SimSun" w:cs="SimSun"/>
         </w:rPr>
         <w:t xml:space="preserve">  ├── </w:t>
       </w:r>
       <w:r>
         <w:rPr>
           <w:rStyle w:val="VerbatimChar"/>
-          <w:rFonts w:hint="eastAsia" w:ascii="Times New Roman" w:hAnsi="Times New Roman" w:eastAsia="FangSong" w:cs="Times New Roman"/>
+          <w:rFonts w:ascii="SimSun" w:hAnsi="SimSun" w:eastAsia="SimSun" w:cs="SimSun"/>
         </w:rPr>
         <w:t xml:space="preserve">偶数个</w:t>
       </w:r>
       <w:r>
         <w:rPr>
           <w:rStyle w:val="VerbatimChar"/>
-          <w:rFonts w:ascii="Times New Roman" w:hAnsi="Times New Roman" w:eastAsia="Times New Roman" w:cs="Times New Roman"/>
+          <w:rFonts w:ascii="SimSun" w:hAnsi="SimSun" w:eastAsia="SimSun" w:cs="SimSun"/>
         </w:rPr>
         <w:t xml:space="preserve"> π </w:t>
       </w:r>
       <w:r>
         <w:rPr>
           <w:rStyle w:val="VerbatimChar"/>
-          <w:rFonts w:hint="eastAsia" w:ascii="Times New Roman" w:hAnsi="Times New Roman" w:eastAsia="FangSong" w:cs="Times New Roman"/>
+          <w:rFonts w:ascii="SimSun" w:hAnsi="SimSun" w:eastAsia="SimSun" w:cs="SimSun"/>
         </w:rPr>
         <w:t xml:space="preserve">键</w:t>
       </w:r>
       <w:r>
         <w:rPr>
           <w:rStyle w:val="VerbatimChar"/>
-          <w:rFonts w:ascii="Times New Roman" w:hAnsi="Times New Roman" w:eastAsia="Times New Roman" w:cs="Times New Roman"/>
+          <w:rFonts w:ascii="SimSun" w:hAnsi="SimSun" w:eastAsia="SimSun" w:cs="SimSun"/>
         </w:rPr>
         <w:t xml:space="preserve"> = </w:t>
       </w:r>
       <w:r>
         <w:rPr>
           <w:rStyle w:val="VerbatimChar"/>
-          <w:rFonts w:hint="eastAsia" w:ascii="Times New Roman" w:hAnsi="Times New Roman" w:eastAsia="FangSong" w:cs="Times New Roman"/>
+          <w:rFonts w:ascii="SimSun" w:hAnsi="SimSun" w:eastAsia="SimSun" w:cs="SimSun"/>
         </w:rPr>
         <w:t xml:space="preserve">基态</w:t>
       </w:r>
       <w:r>
         <w:rPr>
           <w:rStyle w:val="VerbatimChar"/>
-          <w:rFonts w:ascii="Times New Roman" w:hAnsi="Times New Roman" w:eastAsia="Times New Roman" w:cs="Times New Roman"/>
+          <w:rFonts w:ascii="SimSun" w:hAnsi="SimSun" w:eastAsia="SimSun" w:cs="SimSun"/>
         </w:rPr>
         <w:t xml:space="preserve"> HOMO </w:t>
       </w:r>
       <w:r>
         <w:rPr>
           <w:rStyle w:val="VerbatimChar"/>
-          <w:rFonts w:hint="eastAsia" w:ascii="Times New Roman" w:hAnsi="Times New Roman" w:eastAsia="FangSong" w:cs="Times New Roman"/>
+          <w:rFonts w:ascii="SimSun" w:hAnsi="SimSun" w:eastAsia="SimSun" w:cs="SimSun"/>
         </w:rPr>
         <w:t>为成键型</w:t>
       </w:r>
       <w:r>
         <w:rPr>
           <w:rStyle w:val="VerbatimChar"/>
-          <w:rFonts w:hint="eastAsia" w:ascii="Times New Roman" w:hAnsi="Times New Roman" w:eastAsia="Times New Roman" w:cs="Times New Roman"/>
+          <w:rFonts w:ascii="SimSun" w:hAnsi="SimSun" w:eastAsia="SimSun" w:cs="SimSun"/>
         </w:rPr>
         <w:t>（</w:t>
       </w:r>
       <w:r>
         <w:rPr>
           <w:rStyle w:val="VerbatimChar"/>
-          <w:rFonts w:hint="eastAsia" w:ascii="Times New Roman" w:hAnsi="Times New Roman" w:eastAsia="FangSong" w:cs="Times New Roman"/>
+          <w:rFonts w:ascii="SimSun" w:hAnsi="SimSun" w:eastAsia="SimSun" w:cs="SimSun"/>
         </w:rPr>
         <w:t>同相位两端</w:t>
       </w:r>
       <w:r>
         <w:rPr>
           <w:rStyle w:val="VerbatimChar"/>
-          <w:rFonts w:hint="eastAsia" w:ascii="Times New Roman" w:hAnsi="Times New Roman" w:eastAsia="Times New Roman" w:cs="Times New Roman"/>
+          <w:rFonts w:ascii="SimSun" w:hAnsi="SimSun" w:eastAsia="SimSun" w:cs="SimSun"/>
         </w:rPr>
         <w:t>）</w:t>
       </w:r>
       <w:r>
         <w:rPr>
-          <w:rFonts w:ascii="Times New Roman" w:hAnsi="Times New Roman" w:eastAsia="Times New Roman" w:cs="Times New Roman"/>
+          <w:rFonts w:ascii="SimSun" w:hAnsi="SimSun" w:eastAsia="SimSun" w:cs="SimSun"/>
         </w:rPr>
         <w:br/>
       </w:r>
       <w:r>
         <w:rPr>
           <w:rStyle w:val="VerbatimChar"/>
-          <w:rFonts w:ascii="Times New Roman" w:hAnsi="Times New Roman" w:eastAsia="Times New Roman" w:cs="Times New Roman"/>
+          <w:rFonts w:ascii="SimSun" w:hAnsi="SimSun" w:eastAsia="SimSun" w:cs="SimSun"/>
         </w:rPr>
         <w:t xml:space="preserve">  ├── </w:t>
       </w:r>
       <w:r>
         <w:rPr>
           <w:rStyle w:val="VerbatimChar"/>
-          <w:rFonts w:hint="eastAsia" w:ascii="Times New Roman" w:hAnsi="Times New Roman" w:eastAsia="FangSong" w:cs="Times New Roman"/>
+          <w:rFonts w:ascii="SimSun" w:hAnsi="SimSun" w:eastAsia="SimSun" w:cs="SimSun"/>
         </w:rPr>
         <w:t xml:space="preserve">奇数个</w:t>
       </w:r>
       <w:r>
         <w:rPr>
           <w:rStyle w:val="VerbatimChar"/>
-          <w:rFonts w:ascii="Times New Roman" w:hAnsi="Times New Roman" w:eastAsia="Times New Roman" w:cs="Times New Roman"/>
+          <w:rFonts w:ascii="SimSun" w:hAnsi="SimSun" w:eastAsia="SimSun" w:cs="SimSun"/>
         </w:rPr>
         <w:t xml:space="preserve"> π </w:t>
       </w:r>
       <w:r>
         <w:rPr>
           <w:rStyle w:val="VerbatimChar"/>
-          <w:rFonts w:hint="eastAsia" w:ascii="Times New Roman" w:hAnsi="Times New Roman" w:eastAsia="FangSong" w:cs="Times New Roman"/>
+          <w:rFonts w:ascii="SimSun" w:hAnsi="SimSun" w:eastAsia="SimSun" w:cs="SimSun"/>
         </w:rPr>
         <w:t>键</w:t>
       </w:r>
       <w:r>
         <w:rPr>
           <w:rStyle w:val="VerbatimChar"/>
-          <w:rFonts w:hint="eastAsia" w:ascii="Times New Roman" w:hAnsi="Times New Roman" w:eastAsia="Times New Roman" w:cs="Times New Roman"/>
+          <w:rFonts w:ascii="SimSun" w:hAnsi="SimSun" w:eastAsia="SimSun" w:cs="SimSun"/>
         </w:rPr>
         <w:t>（</w:t>
       </w:r>
       <w:r>
         <w:rPr>
           <w:rStyle w:val="VerbatimChar"/>
-          <w:rFonts w:hint="eastAsia" w:ascii="Times New Roman" w:hAnsi="Times New Roman" w:eastAsia="FangSong" w:cs="Times New Roman"/>
+          <w:rFonts w:ascii="SimSun" w:hAnsi="SimSun" w:eastAsia="SimSun" w:cs="SimSun"/>
         </w:rPr>
         <w:t>如丁二烯</w:t>
       </w:r>
       <w:r>
         <w:rPr>
           <w:rStyle w:val="VerbatimChar"/>
-          <w:rFonts w:hint="eastAsia" w:ascii="Times New Roman" w:hAnsi="Times New Roman" w:eastAsia="Times New Roman" w:cs="Times New Roman"/>
+          <w:rFonts w:ascii="SimSun" w:hAnsi="SimSun" w:eastAsia="SimSun" w:cs="SimSun"/>
         </w:rPr>
         <w:t>）=</w:t>
       </w:r>
       <w:r>
         <w:rPr>
           <w:rStyle w:val="VerbatimChar"/>
-          <w:rFonts w:ascii="Times New Roman" w:hAnsi="Times New Roman" w:eastAsia="Times New Roman" w:cs="Times New Roman"/>
+          <w:rFonts w:ascii="SimSun" w:hAnsi="SimSun" w:eastAsia="SimSun" w:cs="SimSun"/>
         </w:rPr>
         <w:t xml:space="preserve"> </w:t>
       </w:r>
       <w:r>
         <w:rPr>
           <w:rStyle w:val="VerbatimChar"/>
-          <w:rFonts w:hint="eastAsia" w:ascii="Times New Roman" w:hAnsi="Times New Roman" w:eastAsia="FangSong" w:cs="Times New Roman"/>
+          <w:rFonts w:ascii="SimSun" w:hAnsi="SimSun" w:eastAsia="SimSun" w:cs="SimSun"/>
         </w:rPr>
         <w:t xml:space="preserve">基态</w:t>
       </w:r>
       <w:r>
         <w:rPr>
           <w:rStyle w:val="VerbatimChar"/>
-          <w:rFonts w:ascii="Times New Roman" w:hAnsi="Times New Roman" w:eastAsia="Times New Roman" w:cs="Times New Roman"/>
+          <w:rFonts w:ascii="SimSun" w:hAnsi="SimSun" w:eastAsia="SimSun" w:cs="SimSun"/>
         </w:rPr>
         <w:t xml:space="preserve"> HOMO </w:t>
       </w:r>
       <w:r>
         <w:rPr>
           <w:rStyle w:val="VerbatimChar"/>
-          <w:rFonts w:hint="eastAsia" w:ascii="Times New Roman" w:hAnsi="Times New Roman" w:eastAsia="FangSong" w:cs="Times New Roman"/>
+          <w:rFonts w:ascii="SimSun" w:hAnsi="SimSun" w:eastAsia="SimSun" w:cs="SimSun"/>
         </w:rPr>
         <w:t>为反键型</w:t>
       </w:r>
       <w:r>
         <w:rPr>
           <w:rStyle w:val="VerbatimChar"/>
-          <w:rFonts w:hint="eastAsia" w:ascii="Times New Roman" w:hAnsi="Times New Roman" w:eastAsia="Times New Roman" w:cs="Times New Roman"/>
+          <w:rFonts w:ascii="SimSun" w:hAnsi="SimSun" w:eastAsia="SimSun" w:cs="SimSun"/>
         </w:rPr>
         <w:t>（</w:t>
       </w:r>
       <w:r>
         <w:rPr>
           <w:rStyle w:val="VerbatimChar"/>
-          <w:rFonts w:hint="eastAsia" w:ascii="Times New Roman" w:hAnsi="Times New Roman" w:eastAsia="FangSong" w:cs="Times New Roman"/>
+          <w:rFonts w:ascii="SimSun" w:hAnsi="SimSun" w:eastAsia="SimSun" w:cs="SimSun"/>
         </w:rPr>
         <w:t>反相位两端</w:t>
       </w:r>
       <w:r>
         <w:rPr>
           <w:rStyle w:val="VerbatimChar"/>
-          <w:rFonts w:hint="eastAsia" w:ascii="Times New Roman" w:hAnsi="Times New Roman" w:eastAsia="Times New Roman" w:cs="Times New Roman"/>
+          <w:rFonts w:ascii="SimSun" w:hAnsi="SimSun" w:eastAsia="SimSun" w:cs="SimSun"/>
         </w:rPr>
         <w:t>）</w:t>
       </w:r>
       <w:r>
         <w:rPr>
-          <w:rFonts w:ascii="Times New Roman" w:hAnsi="Times New Roman" w:eastAsia="Times New Roman" w:cs="Times New Roman"/>
+          <w:rFonts w:ascii="SimSun" w:hAnsi="SimSun" w:eastAsia="SimSun" w:cs="SimSun"/>
         </w:rPr>
         <w:br/>
       </w:r>
       <w:r>
         <w:rPr>
           <w:rStyle w:val="VerbatimChar"/>
-          <w:rFonts w:ascii="Times New Roman" w:hAnsi="Times New Roman" w:eastAsia="Times New Roman" w:cs="Times New Roman"/>
+          <w:rFonts w:ascii="SimSun" w:hAnsi="SimSun" w:eastAsia="SimSun" w:cs="SimSun"/>
         </w:rPr>
         <w:t xml:space="preserve">  └── </w:t>
       </w:r>
       <w:r>
         <w:rPr>
           <w:rStyle w:val="VerbatimChar"/>
-          <w:rFonts w:hint="eastAsia" w:ascii="Times New Roman" w:hAnsi="Times New Roman" w:eastAsia="FangSong" w:cs="Times New Roman"/>
+          <w:rFonts w:ascii="SimSun" w:hAnsi="SimSun" w:eastAsia="SimSun" w:cs="SimSun"/>
         </w:rPr>
         <w:t>关键</w:t>
       </w:r>
       <w:r>
         <w:rPr>
           <w:rStyle w:val="VerbatimChar"/>
-          <w:rFonts w:hint="eastAsia" w:ascii="Times New Roman" w:hAnsi="Times New Roman" w:eastAsia="Times New Roman" w:cs="Times New Roman"/>
+          <w:rFonts w:ascii="SimSun" w:hAnsi="SimSun" w:eastAsia="SimSun" w:cs="SimSun"/>
         </w:rPr>
         <w:t>：</w:t>
       </w:r>
       <w:r>
         <w:rPr>
           <w:rStyle w:val="VerbatimChar"/>
-          <w:rFonts w:hint="eastAsia" w:ascii="Times New Roman" w:hAnsi="Times New Roman" w:eastAsia="FangSong" w:cs="Times New Roman"/>
+          <w:rFonts w:ascii="SimSun" w:hAnsi="SimSun" w:eastAsia="SimSun" w:cs="SimSun"/>
         </w:rPr>
         <w:t>画清每个轨道的相位符号</w:t>
       </w:r>
       <w:r>
         <w:rPr>
           <w:rStyle w:val="VerbatimChar"/>
-          <w:rFonts w:hint="eastAsia" w:ascii="Times New Roman" w:hAnsi="Times New Roman" w:eastAsia="Times New Roman" w:cs="Times New Roman"/>
+          <w:rFonts w:ascii="SimSun" w:hAnsi="SimSun" w:eastAsia="SimSun" w:cs="SimSun"/>
         </w:rPr>
         <w:t>（+/−</w:t>
       </w:r>
       <w:r>
         <w:rPr>
           <w:rStyle w:val="VerbatimChar"/>
-          <w:rFonts w:ascii="Times New Roman" w:hAnsi="Times New Roman" w:eastAsia="Times New Roman" w:cs="Times New Roman"/>
+          <w:rFonts w:ascii="SimSun" w:hAnsi="SimSun" w:eastAsia="SimSun" w:cs="SimSun"/>
         </w:rPr>
         <w:t xml:space="preserve"> </w:t>
       </w:r>
       <w:r>
         <w:rPr>
           <w:rStyle w:val="VerbatimChar"/>
-          <w:rFonts w:hint="eastAsia" w:ascii="Times New Roman" w:hAnsi="Times New Roman" w:eastAsia="FangSong" w:cs="Times New Roman"/>
+          <w:rFonts w:ascii="SimSun" w:hAnsi="SimSun" w:eastAsia="SimSun" w:cs="SimSun"/>
         </w:rPr>
         <w:t>或黑白</w:t>
       </w:r>
       <w:r>
         <w:rPr>
           <w:rStyle w:val="VerbatimChar"/>
-          <w:rFonts w:hint="eastAsia" w:ascii="Times New Roman" w:hAnsi="Times New Roman" w:eastAsia="Times New Roman" w:cs="Times New Roman"/>
+          <w:rFonts w:ascii="SimSun" w:hAnsi="SimSun" w:eastAsia="SimSun" w:cs="SimSun"/>
         </w:rPr>
         <w:t>）</w:t>
       </w:r>
       <w:r>
         <w:rPr>
-          <w:rFonts w:ascii="Times New Roman" w:hAnsi="Times New Roman" w:eastAsia="Times New Roman" w:cs="Times New Roman"/>
+          <w:rFonts w:ascii="SimSun" w:hAnsi="SimSun" w:eastAsia="SimSun" w:cs="SimSun"/>
         </w:rPr>
         <w:br/>
       </w:r>
       <w:r>
         <w:rPr>
-          <w:rFonts w:ascii="Times New Roman" w:hAnsi="Times New Roman" w:eastAsia="Times New Roman" w:cs="Times New Roman"/>
+          <w:rFonts w:ascii="SimSun" w:hAnsi="SimSun" w:eastAsia="SimSun" w:cs="SimSun"/>
         </w:rPr>
         <w:br/>
       </w:r>
       <w:r>
         <w:rPr>
           <w:rStyle w:val="VerbatimChar"/>
-          <w:rFonts w:ascii="Times New Roman" w:hAnsi="Times New Roman" w:eastAsia="Times New Roman" w:cs="Times New Roman"/>
+          <w:rFonts w:ascii="SimSun" w:hAnsi="SimSun" w:eastAsia="SimSun" w:cs="SimSun"/>
         </w:rPr>
         <w:t xml:space="preserve">Step </w:t>
       </w:r>
       <w:r>
         <w:rPr>
           <w:rStyle w:val="VerbatimChar"/>
-          <w:rFonts w:hint="eastAsia" w:ascii="Times New Roman" w:hAnsi="Times New Roman" w:eastAsia="Times New Roman" w:cs="Times New Roman"/>
+          <w:rFonts w:ascii="SimSun" w:hAnsi="SimSun" w:eastAsia="SimSun" w:cs="SimSun"/>
         </w:rPr>
         <w:t>3：</w:t>
       </w:r>
       <w:r>
         <w:rPr>
           <w:rStyle w:val="VerbatimChar"/>
-          <w:rFonts w:hint="eastAsia" w:ascii="Times New Roman" w:hAnsi="Times New Roman" w:eastAsia="FangSong" w:cs="Times New Roman"/>
+          <w:rFonts w:ascii="SimSun" w:hAnsi="SimSun" w:eastAsia="SimSun" w:cs="SimSun"/>
         </w:rPr>
         <w:t>检查两组分的</w:t>
       </w:r>
       <w:r>
         <w:rPr>
           <w:rStyle w:val="VerbatimChar"/>
-          <w:rFonts w:ascii="Times New Roman" w:hAnsi="Times New Roman" w:eastAsia="Times New Roman" w:cs="Times New Roman"/>
+          <w:rFonts w:ascii="SimSun" w:hAnsi="SimSun" w:eastAsia="SimSun" w:cs="SimSun"/>
         </w:rPr>
         <w:t xml:space="preserve"> HOMO-LUMO </w:t>
       </w:r>
       <w:r>
         <w:rPr>
           <w:rStyle w:val="VerbatimChar"/>
-          <w:rFonts w:hint="eastAsia" w:ascii="Times New Roman" w:hAnsi="Times New Roman" w:eastAsia="FangSong" w:cs="Times New Roman"/>
+          <w:rFonts w:ascii="SimSun" w:hAnsi="SimSun" w:eastAsia="SimSun" w:cs="SimSun"/>
         </w:rPr>
         <w:t xml:space="preserve">是否对称性匹配</w:t>
       </w:r>
       <w:r>
         <w:rPr>
-          <w:rFonts w:ascii="Times New Roman" w:hAnsi="Times New Roman" w:eastAsia="Times New Roman" w:cs="Times New Roman"/>
+          <w:rFonts w:ascii="SimSun" w:hAnsi="SimSun" w:eastAsia="SimSun" w:cs="SimSun"/>
         </w:rPr>
         <w:br/>
       </w:r>
       <w:r>
         <w:rPr>
           <w:rStyle w:val="VerbatimChar"/>
-          <w:rFonts w:ascii="Times New Roman" w:hAnsi="Times New Roman" w:eastAsia="Times New Roman" w:cs="Times New Roman"/>
+          <w:rFonts w:ascii="SimSun" w:hAnsi="SimSun" w:eastAsia="SimSun" w:cs="SimSun"/>
         </w:rPr>
         <w:t xml:space="preserve">  ├── </w:t>
       </w:r>
       <w:r>
         <w:rPr>
           <w:rStyle w:val="VerbatimChar"/>
-          <w:rFonts w:hint="eastAsia" w:ascii="Times New Roman" w:hAnsi="Times New Roman" w:eastAsia="FangSong" w:cs="Times New Roman"/>
+          <w:rFonts w:ascii="SimSun" w:hAnsi="SimSun" w:eastAsia="SimSun" w:cs="SimSun"/>
         </w:rPr>
         <w:t xml:space="preserve">匹配</w:t>
       </w:r>
       <w:r>
         <w:rPr>
           <w:rStyle w:val="VerbatimChar"/>
-          <w:rFonts w:ascii="Times New Roman" w:hAnsi="Times New Roman" w:eastAsia="Times New Roman" w:cs="Times New Roman"/>
+          <w:rFonts w:ascii="SimSun" w:hAnsi="SimSun" w:eastAsia="SimSun" w:cs="SimSun"/>
         </w:rPr>
         <w:t xml:space="preserve"> → </w:t>
       </w:r>
       <w:r>
         <w:rPr>
           <w:rStyle w:val="VerbatimChar"/>
-          <w:rFonts w:hint="eastAsia" w:ascii="Times New Roman" w:hAnsi="Times New Roman" w:eastAsia="FangSong" w:cs="Times New Roman"/>
+          <w:rFonts w:ascii="SimSun" w:hAnsi="SimSun" w:eastAsia="SimSun" w:cs="SimSun"/>
         </w:rPr>
         <w:t xml:space="preserve">热允许</w:t>
       </w:r>
       <w:r>
         <w:rPr>
-          <w:rFonts w:ascii="Times New Roman" w:hAnsi="Times New Roman" w:eastAsia="Times New Roman" w:cs="Times New Roman"/>
+          <w:rFonts w:ascii="SimSun" w:hAnsi="SimSun" w:eastAsia="SimSun" w:cs="SimSun"/>
         </w:rPr>
         <w:br/>
       </w:r>
       <w:r>
         <w:rPr>
           <w:rStyle w:val="VerbatimChar"/>
-          <w:rFonts w:ascii="Times New Roman" w:hAnsi="Times New Roman" w:eastAsia="Times New Roman" w:cs="Times New Roman"/>
+          <w:rFonts w:ascii="SimSun" w:hAnsi="SimSun" w:eastAsia="SimSun" w:cs="SimSun"/>
         </w:rPr>
         <w:t xml:space="preserve">  └── </w:t>
       </w:r>
       <w:r>
         <w:rPr>
           <w:rStyle w:val="VerbatimChar"/>
-          <w:rFonts w:hint="eastAsia" w:ascii="Times New Roman" w:hAnsi="Times New Roman" w:eastAsia="FangSong" w:cs="Times New Roman"/>
+          <w:rFonts w:ascii="SimSun" w:hAnsi="SimSun" w:eastAsia="SimSun" w:cs="SimSun"/>
         </w:rPr>
         <w:t xml:space="preserve">不匹配</w:t>
       </w:r>
       <w:r>
         <w:rPr>
           <w:rStyle w:val="VerbatimChar"/>
-          <w:rFonts w:ascii="Times New Roman" w:hAnsi="Times New Roman" w:eastAsia="Times New Roman" w:cs="Times New Roman"/>
+          <w:rFonts w:ascii="SimSun" w:hAnsi="SimSun" w:eastAsia="SimSun" w:cs="SimSun"/>
         </w:rPr>
         <w:t xml:space="preserve"> → </w:t>
       </w:r>
       <w:r>
         <w:rPr>
           <w:rStyle w:val="VerbatimChar"/>
-          <w:rFonts w:hint="eastAsia" w:ascii="Times New Roman" w:hAnsi="Times New Roman" w:eastAsia="FangSong" w:cs="Times New Roman"/>
+          <w:rFonts w:ascii="SimSun" w:hAnsi="SimSun" w:eastAsia="SimSun" w:cs="SimSun"/>
         </w:rPr>
         <w:t>热禁阻</w:t>
       </w:r>
       <w:r>
         <w:rPr>
           <w:rStyle w:val="VerbatimChar"/>
-          <w:rFonts w:hint="eastAsia" w:ascii="Times New Roman" w:hAnsi="Times New Roman" w:eastAsia="Times New Roman" w:cs="Times New Roman"/>
+          <w:rFonts w:ascii="SimSun" w:hAnsi="SimSun" w:eastAsia="SimSun" w:cs="SimSun"/>
         </w:rPr>
         <w:t>（</w:t>
       </w:r>
       <w:r>
         <w:rPr>
           <w:rStyle w:val="VerbatimChar"/>
-          <w:rFonts w:hint="eastAsia" w:ascii="Times New Roman" w:hAnsi="Times New Roman" w:eastAsia="FangSong" w:cs="Times New Roman"/>
+          <w:rFonts w:ascii="SimSun" w:hAnsi="SimSun" w:eastAsia="SimSun" w:cs="SimSun"/>
         </w:rPr>
         <w:t>但光允许</w:t>
       </w:r>
       <w:r>
         <w:rPr>
           <w:rStyle w:val="VerbatimChar"/>
-          <w:rFonts w:hint="eastAsia" w:ascii="Times New Roman" w:hAnsi="Times New Roman" w:eastAsia="Times New Roman" w:cs="Times New Roman"/>
+          <w:rFonts w:ascii="SimSun" w:hAnsi="SimSun" w:eastAsia="SimSun" w:cs="SimSun"/>
         </w:rPr>
         <w:t>）</w:t>
       </w:r>
@@ -26292,327 +26292,327 @@
       <w:r>
         <w:rPr>
           <w:rStyle w:val="VerbatimChar"/>
-          <w:rFonts w:hint="eastAsia" w:ascii="Times New Roman" w:hAnsi="Times New Roman" w:eastAsia="FangSong" w:cs="Times New Roman"/>
+          <w:rFonts w:ascii="SimSun" w:hAnsi="SimSun" w:eastAsia="SimSun" w:cs="SimSun"/>
         </w:rPr>
         <w:t xml:space="preserve">拿到一个陌生反应的机理题</w:t>
       </w:r>
       <w:r>
         <w:rPr>
-          <w:rFonts w:ascii="Times New Roman" w:hAnsi="Times New Roman" w:eastAsia="Times New Roman" w:cs="Times New Roman"/>
+          <w:rFonts w:ascii="SimSun" w:hAnsi="SimSun" w:eastAsia="SimSun" w:cs="SimSun"/>
         </w:rPr>
         <w:br/>
       </w:r>
       <w:r>
         <w:rPr>
           <w:rStyle w:val="VerbatimChar"/>
-          <w:rFonts w:ascii="Times New Roman" w:hAnsi="Times New Roman" w:eastAsia="Times New Roman" w:cs="Times New Roman"/>
+          <w:rFonts w:ascii="SimSun" w:hAnsi="SimSun" w:eastAsia="SimSun" w:cs="SimSun"/>
         </w:rPr>
         <w:t xml:space="preserve">│</w:t>
       </w:r>
       <w:r>
         <w:rPr>
-          <w:rFonts w:ascii="Times New Roman" w:hAnsi="Times New Roman" w:eastAsia="Times New Roman" w:cs="Times New Roman"/>
+          <w:rFonts w:ascii="SimSun" w:hAnsi="SimSun" w:eastAsia="SimSun" w:cs="SimSun"/>
         </w:rPr>
         <w:br/>
       </w:r>
       <w:r>
         <w:rPr>
           <w:rStyle w:val="VerbatimChar"/>
-          <w:rFonts w:ascii="Times New Roman" w:hAnsi="Times New Roman" w:eastAsia="Times New Roman" w:cs="Times New Roman"/>
+          <w:rFonts w:ascii="SimSun" w:hAnsi="SimSun" w:eastAsia="SimSun" w:cs="SimSun"/>
         </w:rPr>
         <w:t xml:space="preserve">├─ Step </w:t>
       </w:r>
       <w:r>
         <w:rPr>
           <w:rStyle w:val="VerbatimChar"/>
-          <w:rFonts w:hint="eastAsia" w:ascii="Times New Roman" w:hAnsi="Times New Roman" w:eastAsia="Times New Roman" w:cs="Times New Roman"/>
+          <w:rFonts w:ascii="SimSun" w:hAnsi="SimSun" w:eastAsia="SimSun" w:cs="SimSun"/>
         </w:rPr>
         <w:t>1：</w:t>
       </w:r>
       <w:r>
         <w:rPr>
           <w:rStyle w:val="VerbatimChar"/>
-          <w:rFonts w:hint="eastAsia" w:ascii="Times New Roman" w:hAnsi="Times New Roman" w:eastAsia="FangSong" w:cs="Times New Roman"/>
+          <w:rFonts w:ascii="SimSun" w:hAnsi="SimSun" w:eastAsia="SimSun" w:cs="SimSun"/>
         </w:rPr>
         <w:t>看备选机理</w:t>
       </w:r>
       <w:r>
         <w:rPr>
           <w:rStyle w:val="VerbatimChar"/>
-          <w:rFonts w:hint="eastAsia" w:ascii="Times New Roman" w:hAnsi="Times New Roman" w:eastAsia="Times New Roman" w:cs="Times New Roman"/>
+          <w:rFonts w:ascii="SimSun" w:hAnsi="SimSun" w:eastAsia="SimSun" w:cs="SimSun"/>
         </w:rPr>
         <w:t>——</w:t>
       </w:r>
       <w:r>
         <w:rPr>
           <w:rStyle w:val="VerbatimChar"/>
-          <w:rFonts w:hint="eastAsia" w:ascii="Times New Roman" w:hAnsi="Times New Roman" w:eastAsia="FangSong" w:cs="Times New Roman"/>
+          <w:rFonts w:ascii="SimSun" w:hAnsi="SimSun" w:eastAsia="SimSun" w:cs="SimSun"/>
         </w:rPr>
         <w:t>列出所有</w:t>
       </w:r>
       <w:r>
         <w:rPr>
           <w:rStyle w:val="VerbatimChar"/>
-          <w:rFonts w:hint="eastAsia" w:ascii="Times New Roman" w:hAnsi="Times New Roman" w:eastAsia="Times New Roman" w:cs="Times New Roman"/>
+          <w:rFonts w:ascii="SimSun" w:hAnsi="SimSun" w:eastAsia="SimSun" w:cs="SimSun"/>
         </w:rPr>
         <w:t>"</w:t>
       </w:r>
       <w:r>
         <w:rPr>
           <w:rStyle w:val="VerbatimChar"/>
-          <w:rFonts w:hint="eastAsia" w:ascii="Times New Roman" w:hAnsi="Times New Roman" w:eastAsia="FangSong" w:cs="Times New Roman"/>
+          <w:rFonts w:ascii="SimSun" w:hAnsi="SimSun" w:eastAsia="SimSun" w:cs="SimSun"/>
         </w:rPr>
         <w:t>看起来合理</w:t>
       </w:r>
       <w:r>
         <w:rPr>
           <w:rStyle w:val="VerbatimChar"/>
-          <w:rFonts w:hint="eastAsia" w:ascii="Times New Roman" w:hAnsi="Times New Roman" w:eastAsia="Times New Roman" w:cs="Times New Roman"/>
+          <w:rFonts w:ascii="SimSun" w:hAnsi="SimSun" w:eastAsia="SimSun" w:cs="SimSun"/>
         </w:rPr>
         <w:t>"</w:t>
       </w:r>
       <w:r>
         <w:rPr>
           <w:rStyle w:val="VerbatimChar"/>
-          <w:rFonts w:hint="eastAsia" w:ascii="Times New Roman" w:hAnsi="Times New Roman" w:eastAsia="FangSong" w:cs="Times New Roman"/>
+          <w:rFonts w:ascii="SimSun" w:hAnsi="SimSun" w:eastAsia="SimSun" w:cs="SimSun"/>
         </w:rPr>
         <w:t>的电子推动路径</w:t>
       </w:r>
       <w:r>
         <w:rPr>
-          <w:rFonts w:ascii="Times New Roman" w:hAnsi="Times New Roman" w:eastAsia="Times New Roman" w:cs="Times New Roman"/>
+          <w:rFonts w:ascii="SimSun" w:hAnsi="SimSun" w:eastAsia="SimSun" w:cs="SimSun"/>
         </w:rPr>
         <w:br/>
       </w:r>
       <w:r>
         <w:rPr>
           <w:rStyle w:val="VerbatimChar"/>
-          <w:rFonts w:ascii="Times New Roman" w:hAnsi="Times New Roman" w:eastAsia="Times New Roman" w:cs="Times New Roman"/>
+          <w:rFonts w:ascii="SimSun" w:hAnsi="SimSun" w:eastAsia="SimSun" w:cs="SimSun"/>
         </w:rPr>
         <w:t xml:space="preserve">│   └── </w:t>
       </w:r>
       <w:r>
         <w:rPr>
           <w:rStyle w:val="VerbatimChar"/>
-          <w:rFonts w:hint="eastAsia" w:ascii="Times New Roman" w:hAnsi="Times New Roman" w:eastAsia="FangSong" w:cs="Times New Roman"/>
+          <w:rFonts w:ascii="SimSun" w:hAnsi="SimSun" w:eastAsia="SimSun" w:cs="SimSun"/>
         </w:rPr>
         <w:t>重点</w:t>
       </w:r>
       <w:r>
         <w:rPr>
           <w:rStyle w:val="VerbatimChar"/>
-          <w:rFonts w:hint="eastAsia" w:ascii="Times New Roman" w:hAnsi="Times New Roman" w:eastAsia="Times New Roman" w:cs="Times New Roman"/>
+          <w:rFonts w:ascii="SimSun" w:hAnsi="SimSun" w:eastAsia="SimSun" w:cs="SimSun"/>
         </w:rPr>
         <w:t>：</w:t>
       </w:r>
       <w:r>
         <w:rPr>
           <w:rStyle w:val="VerbatimChar"/>
-          <w:rFonts w:hint="eastAsia" w:ascii="Times New Roman" w:hAnsi="Times New Roman" w:eastAsia="FangSong" w:cs="Times New Roman"/>
+          <w:rFonts w:ascii="SimSun" w:hAnsi="SimSun" w:eastAsia="SimSun" w:cs="SimSun"/>
         </w:rPr>
         <w:t>不是选一个你最熟悉的</w:t>
       </w:r>
       <w:r>
         <w:rPr>
           <w:rStyle w:val="VerbatimChar"/>
-          <w:rFonts w:hint="eastAsia" w:ascii="Times New Roman" w:hAnsi="Times New Roman" w:eastAsia="Times New Roman" w:cs="Times New Roman"/>
+          <w:rFonts w:ascii="SimSun" w:hAnsi="SimSun" w:eastAsia="SimSun" w:cs="SimSun"/>
         </w:rPr>
         <w:t>，</w:t>
       </w:r>
       <w:r>
         <w:rPr>
           <w:rStyle w:val="VerbatimChar"/>
-          <w:rFonts w:hint="eastAsia" w:ascii="Times New Roman" w:hAnsi="Times New Roman" w:eastAsia="FangSong" w:cs="Times New Roman"/>
+          <w:rFonts w:ascii="SimSun" w:hAnsi="SimSun" w:eastAsia="SimSun" w:cs="SimSun"/>
         </w:rPr>
         <w:t>而是通过数据排除错误的</w:t>
       </w:r>
       <w:r>
         <w:rPr>
-          <w:rFonts w:ascii="Times New Roman" w:hAnsi="Times New Roman" w:eastAsia="Times New Roman" w:cs="Times New Roman"/>
+          <w:rFonts w:ascii="SimSun" w:hAnsi="SimSun" w:eastAsia="SimSun" w:cs="SimSun"/>
         </w:rPr>
         <w:br/>
       </w:r>
       <w:r>
         <w:rPr>
           <w:rStyle w:val="VerbatimChar"/>
-          <w:rFonts w:ascii="Times New Roman" w:hAnsi="Times New Roman" w:eastAsia="Times New Roman" w:cs="Times New Roman"/>
+          <w:rFonts w:ascii="SimSun" w:hAnsi="SimSun" w:eastAsia="SimSun" w:cs="SimSun"/>
         </w:rPr>
         <w:t xml:space="preserve">│</w:t>
       </w:r>
       <w:r>
         <w:rPr>
-          <w:rFonts w:ascii="Times New Roman" w:hAnsi="Times New Roman" w:eastAsia="Times New Roman" w:cs="Times New Roman"/>
+          <w:rFonts w:ascii="SimSun" w:hAnsi="SimSun" w:eastAsia="SimSun" w:cs="SimSun"/>
         </w:rPr>
         <w:br/>
       </w:r>
       <w:r>
         <w:rPr>
           <w:rStyle w:val="VerbatimChar"/>
-          <w:rFonts w:ascii="Times New Roman" w:hAnsi="Times New Roman" w:eastAsia="Times New Roman" w:cs="Times New Roman"/>
+          <w:rFonts w:ascii="SimSun" w:hAnsi="SimSun" w:eastAsia="SimSun" w:cs="SimSun"/>
         </w:rPr>
         <w:t xml:space="preserve">├─ Step </w:t>
       </w:r>
       <w:r>
         <w:rPr>
           <w:rStyle w:val="VerbatimChar"/>
-          <w:rFonts w:hint="eastAsia" w:ascii="Times New Roman" w:hAnsi="Times New Roman" w:eastAsia="Times New Roman" w:cs="Times New Roman"/>
+          <w:rFonts w:ascii="SimSun" w:hAnsi="SimSun" w:eastAsia="SimSun" w:cs="SimSun"/>
         </w:rPr>
         <w:t>2：</w:t>
       </w:r>
       <w:r>
         <w:rPr>
           <w:rStyle w:val="VerbatimChar"/>
-          <w:rFonts w:hint="eastAsia" w:ascii="Times New Roman" w:hAnsi="Times New Roman" w:eastAsia="FangSong" w:cs="Times New Roman"/>
+          <w:rFonts w:ascii="SimSun" w:hAnsi="SimSun" w:eastAsia="SimSun" w:cs="SimSun"/>
         </w:rPr>
         <w:t>看证据</w:t>
       </w:r>
       <w:r>
         <w:rPr>
           <w:rStyle w:val="VerbatimChar"/>
-          <w:rFonts w:hint="eastAsia" w:ascii="Times New Roman" w:hAnsi="Times New Roman" w:eastAsia="Times New Roman" w:cs="Times New Roman"/>
+          <w:rFonts w:ascii="SimSun" w:hAnsi="SimSun" w:eastAsia="SimSun" w:cs="SimSun"/>
         </w:rPr>
         <w:t>——</w:t>
       </w:r>
       <w:r>
         <w:rPr>
           <w:rStyle w:val="VerbatimChar"/>
-          <w:rFonts w:hint="eastAsia" w:ascii="Times New Roman" w:hAnsi="Times New Roman" w:eastAsia="FangSong" w:cs="Times New Roman"/>
+          <w:rFonts w:ascii="SimSun" w:hAnsi="SimSun" w:eastAsia="SimSun" w:cs="SimSun"/>
         </w:rPr>
         <w:t>逐条分析数据</w:t>
       </w:r>
       <w:r>
         <w:rPr>
-          <w:rFonts w:ascii="Times New Roman" w:hAnsi="Times New Roman" w:eastAsia="Times New Roman" w:cs="Times New Roman"/>
+          <w:rFonts w:ascii="SimSun" w:hAnsi="SimSun" w:eastAsia="SimSun" w:cs="SimSun"/>
         </w:rPr>
         <w:br/>
       </w:r>
       <w:r>
         <w:rPr>
           <w:rStyle w:val="VerbatimChar"/>
-          <w:rFonts w:ascii="Times New Roman" w:hAnsi="Times New Roman" w:eastAsia="Times New Roman" w:cs="Times New Roman"/>
+          <w:rFonts w:ascii="SimSun" w:hAnsi="SimSun" w:eastAsia="SimSun" w:cs="SimSun"/>
         </w:rPr>
         <w:t xml:space="preserve">│   ├── Hammett ρ → </w:t>
       </w:r>
       <w:r>
         <w:rPr>
           <w:rStyle w:val="VerbatimChar"/>
-          <w:rFonts w:hint="eastAsia" w:ascii="Times New Roman" w:hAnsi="Times New Roman" w:eastAsia="FangSong" w:cs="Times New Roman"/>
+          <w:rFonts w:ascii="SimSun" w:hAnsi="SimSun" w:eastAsia="SimSun" w:cs="SimSun"/>
         </w:rPr>
         <w:t xml:space="preserve">过渡态电荷特征</w:t>
       </w:r>
       <w:r>
         <w:rPr>
-          <w:rFonts w:ascii="Times New Roman" w:hAnsi="Times New Roman" w:eastAsia="Times New Roman" w:cs="Times New Roman"/>
+          <w:rFonts w:ascii="SimSun" w:hAnsi="SimSun" w:eastAsia="SimSun" w:cs="SimSun"/>
         </w:rPr>
         <w:br/>
       </w:r>
       <w:r>
         <w:rPr>
           <w:rStyle w:val="VerbatimChar"/>
-          <w:rFonts w:ascii="Times New Roman" w:hAnsi="Times New Roman" w:eastAsia="Times New Roman" w:cs="Times New Roman"/>
+          <w:rFonts w:ascii="SimSun" w:hAnsi="SimSun" w:eastAsia="SimSun" w:cs="SimSun"/>
         </w:rPr>
         <w:t xml:space="preserve">│   │   ├── ρ &gt; 0 → </w:t>
       </w:r>
       <w:r>
         <w:rPr>
           <w:rStyle w:val="VerbatimChar"/>
-          <w:rFonts w:hint="eastAsia" w:ascii="Times New Roman" w:hAnsi="Times New Roman" w:eastAsia="FangSong" w:cs="Times New Roman"/>
+          <w:rFonts w:ascii="SimSun" w:hAnsi="SimSun" w:eastAsia="SimSun" w:cs="SimSun"/>
         </w:rPr>
         <w:t>负电荷</w:t>
       </w:r>
       <w:r>
         <w:rPr>
           <w:rStyle w:val="VerbatimChar"/>
-          <w:rFonts w:hint="eastAsia" w:ascii="Times New Roman" w:hAnsi="Times New Roman" w:eastAsia="Times New Roman" w:cs="Times New Roman"/>
+          <w:rFonts w:ascii="SimSun" w:hAnsi="SimSun" w:eastAsia="SimSun" w:cs="SimSun"/>
         </w:rPr>
         <w:t>；ρ</w:t>
       </w:r>
       <w:r>
         <w:rPr>
           <w:rStyle w:val="VerbatimChar"/>
-          <w:rFonts w:ascii="Times New Roman" w:hAnsi="Times New Roman" w:eastAsia="Times New Roman" w:cs="Times New Roman"/>
+          <w:rFonts w:ascii="SimSun" w:hAnsi="SimSun" w:eastAsia="SimSun" w:cs="SimSun"/>
         </w:rPr>
         <w:t xml:space="preserve"> &lt; 0 → </w:t>
       </w:r>
       <w:r>
         <w:rPr>
           <w:rStyle w:val="VerbatimChar"/>
-          <w:rFonts w:hint="eastAsia" w:ascii="Times New Roman" w:hAnsi="Times New Roman" w:eastAsia="FangSong" w:cs="Times New Roman"/>
+          <w:rFonts w:ascii="SimSun" w:hAnsi="SimSun" w:eastAsia="SimSun" w:cs="SimSun"/>
         </w:rPr>
         <w:t xml:space="preserve">正电荷</w:t>
       </w:r>
       <w:r>
         <w:rPr>
-          <w:rFonts w:ascii="Times New Roman" w:hAnsi="Times New Roman" w:eastAsia="Times New Roman" w:cs="Times New Roman"/>
+          <w:rFonts w:ascii="SimSun" w:hAnsi="SimSun" w:eastAsia="SimSun" w:cs="SimSun"/>
         </w:rPr>
         <w:br/>
       </w:r>
       <w:r>
         <w:rPr>
           <w:rStyle w:val="VerbatimChar"/>
-          <w:rFonts w:ascii="Times New Roman" w:hAnsi="Times New Roman" w:eastAsia="Times New Roman" w:cs="Times New Roman"/>
+          <w:rFonts w:ascii="SimSun" w:hAnsi="SimSun" w:eastAsia="SimSun" w:cs="SimSun"/>
         </w:rPr>
         <w:t xml:space="preserve">│   │   ├── |ρ| </w:t>
       </w:r>
       <w:r>
         <w:rPr>
           <w:rStyle w:val="VerbatimChar"/>
-          <w:rFonts w:hint="eastAsia" w:ascii="Times New Roman" w:hAnsi="Times New Roman" w:eastAsia="FangSong" w:cs="Times New Roman"/>
+          <w:rFonts w:ascii="SimSun" w:hAnsi="SimSun" w:eastAsia="SimSun" w:cs="SimSun"/>
         </w:rPr>
         <w:t xml:space="preserve">大</w:t>
       </w:r>
       <w:r>
         <w:rPr>
           <w:rStyle w:val="VerbatimChar"/>
-          <w:rFonts w:ascii="Times New Roman" w:hAnsi="Times New Roman" w:eastAsia="Times New Roman" w:cs="Times New Roman"/>
+          <w:rFonts w:ascii="SimSun" w:hAnsi="SimSun" w:eastAsia="SimSun" w:cs="SimSun"/>
         </w:rPr>
         <w:t xml:space="preserve"> → </w:t>
       </w:r>
       <w:r>
         <w:rPr>
           <w:rStyle w:val="VerbatimChar"/>
-          <w:rFonts w:hint="eastAsia" w:ascii="Times New Roman" w:hAnsi="Times New Roman" w:eastAsia="FangSong" w:cs="Times New Roman"/>
+          <w:rFonts w:ascii="SimSun" w:hAnsi="SimSun" w:eastAsia="SimSun" w:cs="SimSun"/>
         </w:rPr>
         <w:t>电荷发展充分</w:t>
       </w:r>
       <w:r>
         <w:rPr>
           <w:rStyle w:val="VerbatimChar"/>
-          <w:rFonts w:hint="eastAsia" w:ascii="Times New Roman" w:hAnsi="Times New Roman" w:eastAsia="Times New Roman" w:cs="Times New Roman"/>
+          <w:rFonts w:ascii="SimSun" w:hAnsi="SimSun" w:eastAsia="SimSun" w:cs="SimSun"/>
         </w:rPr>
         <w:t>（</w:t>
       </w:r>
       <w:r>
         <w:rPr>
           <w:rStyle w:val="VerbatimChar"/>
-          <w:rFonts w:hint="eastAsia" w:ascii="Times New Roman" w:hAnsi="Times New Roman" w:eastAsia="FangSong" w:cs="Times New Roman"/>
+          <w:rFonts w:ascii="SimSun" w:hAnsi="SimSun" w:eastAsia="SimSun" w:cs="SimSun"/>
         </w:rPr>
         <w:t>晚期</w:t>
       </w:r>
       <w:r>
         <w:rPr>
           <w:rStyle w:val="VerbatimChar"/>
-          <w:rFonts w:hint="eastAsia" w:ascii="Times New Roman" w:hAnsi="Times New Roman" w:eastAsia="Times New Roman" w:cs="Times New Roman"/>
+          <w:rFonts w:ascii="SimSun" w:hAnsi="SimSun" w:eastAsia="SimSun" w:cs="SimSun"/>
         </w:rPr>
         <w:t>TS）</w:t>
       </w:r>
       <w:r>
         <w:rPr>
-          <w:rFonts w:ascii="Times New Roman" w:hAnsi="Times New Roman" w:eastAsia="Times New Roman" w:cs="Times New Roman"/>
+          <w:rFonts w:ascii="SimSun" w:hAnsi="SimSun" w:eastAsia="SimSun" w:cs="SimSun"/>
         </w:rPr>
         <w:br/>
       </w:r>
       <w:r>
         <w:rPr>
           <w:rStyle w:val="VerbatimChar"/>
-          <w:rFonts w:ascii="Times New Roman" w:hAnsi="Times New Roman" w:eastAsia="Times New Roman" w:cs="Times New Roman"/>
+          <w:rFonts w:ascii="SimSun" w:hAnsi="SimSun" w:eastAsia="SimSun" w:cs="SimSun"/>
         </w:rPr>
         <w:t>│   │   └── σ</w:t>
       </w:r>
       <w:r>
         <w:rPr>
           <w:rStyle w:val="VerbatimChar"/>
-          <w:rFonts w:ascii="Times New Roman" w:hAnsi="Times New Roman" w:eastAsia="Times New Roman" w:cs="Times New Roman"/>
+          <w:rFonts w:ascii="SimSun" w:hAnsi="SimSun" w:eastAsia="SimSun" w:cs="SimSun"/>
           <w:vertAlign w:val="superscript"/>
         </w:rPr>
         <w:t>+</w:t>
@@ -26620,14 +26620,14 @@
       <w:r>
         <w:rPr>
           <w:rStyle w:val="VerbatimChar"/>
-          <w:rFonts w:ascii="Times New Roman" w:hAnsi="Times New Roman" w:eastAsia="Times New Roman" w:cs="Times New Roman"/>
+          <w:rFonts w:ascii="SimSun" w:hAnsi="SimSun" w:eastAsia="SimSun" w:cs="SimSun"/>
         </w:rPr>
         <w:t>/σ</w:t>
       </w:r>
       <w:r>
         <w:rPr>
           <w:rStyle w:val="VerbatimChar"/>
-          <w:rFonts w:ascii="Times New Roman" w:hAnsi="Times New Roman" w:eastAsia="Times New Roman" w:cs="Times New Roman"/>
+          <w:rFonts w:ascii="SimSun" w:hAnsi="SimSun" w:eastAsia="SimSun" w:cs="SimSun"/>
           <w:vertAlign w:val="superscript"/>
         </w:rPr>
         <w:t>-</w:t>
@@ -26635,191 +26635,191 @@
       <w:r>
         <w:rPr>
           <w:rStyle w:val="VerbatimChar"/>
-          <w:rFonts w:ascii="Times New Roman" w:hAnsi="Times New Roman" w:eastAsia="Times New Roman" w:cs="Times New Roman"/>
+          <w:rFonts w:ascii="SimSun" w:hAnsi="SimSun" w:eastAsia="SimSun" w:cs="SimSun"/>
         </w:rPr>
         <w:t xml:space="preserve"> vs σ → </w:t>
       </w:r>
       <w:r>
         <w:rPr>
           <w:rStyle w:val="VerbatimChar"/>
-          <w:rFonts w:hint="eastAsia" w:ascii="Times New Roman" w:hAnsi="Times New Roman" w:eastAsia="FangSong" w:cs="Times New Roman"/>
+          <w:rFonts w:ascii="SimSun" w:hAnsi="SimSun" w:eastAsia="SimSun" w:cs="SimSun"/>
         </w:rPr>
         <w:t>正</w:t>
       </w:r>
       <w:r>
         <w:rPr>
           <w:rStyle w:val="VerbatimChar"/>
-          <w:rFonts w:hint="eastAsia" w:ascii="Times New Roman" w:hAnsi="Times New Roman" w:eastAsia="Times New Roman" w:cs="Times New Roman"/>
+          <w:rFonts w:ascii="SimSun" w:hAnsi="SimSun" w:eastAsia="SimSun" w:cs="SimSun"/>
         </w:rPr>
         <w:t>/</w:t>
       </w:r>
       <w:r>
         <w:rPr>
           <w:rStyle w:val="VerbatimChar"/>
-          <w:rFonts w:hint="eastAsia" w:ascii="Times New Roman" w:hAnsi="Times New Roman" w:eastAsia="FangSong" w:cs="Times New Roman"/>
+          <w:rFonts w:ascii="SimSun" w:hAnsi="SimSun" w:eastAsia="SimSun" w:cs="SimSun"/>
         </w:rPr>
         <w:t>负电荷是否直接共轭到芳环</w:t>
       </w:r>
       <w:r>
         <w:rPr>
-          <w:rFonts w:ascii="Times New Roman" w:hAnsi="Times New Roman" w:eastAsia="Times New Roman" w:cs="Times New Roman"/>
+          <w:rFonts w:ascii="SimSun" w:hAnsi="SimSun" w:eastAsia="SimSun" w:cs="SimSun"/>
         </w:rPr>
         <w:br/>
       </w:r>
       <w:r>
         <w:rPr>
           <w:rStyle w:val="VerbatimChar"/>
-          <w:rFonts w:ascii="Times New Roman" w:hAnsi="Times New Roman" w:eastAsia="Times New Roman" w:cs="Times New Roman"/>
+          <w:rFonts w:ascii="SimSun" w:hAnsi="SimSun" w:eastAsia="SimSun" w:cs="SimSun"/>
         </w:rPr>
         <w:t xml:space="preserve">│   │</w:t>
       </w:r>
       <w:r>
         <w:rPr>
-          <w:rFonts w:ascii="Times New Roman" w:hAnsi="Times New Roman" w:eastAsia="Times New Roman" w:cs="Times New Roman"/>
+          <w:rFonts w:ascii="SimSun" w:hAnsi="SimSun" w:eastAsia="SimSun" w:cs="SimSun"/>
         </w:rPr>
         <w:br/>
       </w:r>
       <w:r>
         <w:rPr>
           <w:rStyle w:val="VerbatimChar"/>
-          <w:rFonts w:ascii="Times New Roman" w:hAnsi="Times New Roman" w:eastAsia="Times New Roman" w:cs="Times New Roman"/>
+          <w:rFonts w:ascii="SimSun" w:hAnsi="SimSun" w:eastAsia="SimSun" w:cs="SimSun"/>
         </w:rPr>
         <w:t xml:space="preserve">│   ├── KIE → RDS </w:t>
       </w:r>
       <w:r>
         <w:rPr>
           <w:rStyle w:val="VerbatimChar"/>
-          <w:rFonts w:hint="eastAsia" w:ascii="Times New Roman" w:hAnsi="Times New Roman" w:eastAsia="FangSong" w:cs="Times New Roman"/>
+          <w:rFonts w:ascii="SimSun" w:hAnsi="SimSun" w:eastAsia="SimSun" w:cs="SimSun"/>
         </w:rPr>
         <w:t xml:space="preserve">断键信息</w:t>
       </w:r>
       <w:r>
         <w:rPr>
-          <w:rFonts w:ascii="Times New Roman" w:hAnsi="Times New Roman" w:eastAsia="Times New Roman" w:cs="Times New Roman"/>
+          <w:rFonts w:ascii="SimSun" w:hAnsi="SimSun" w:eastAsia="SimSun" w:cs="SimSun"/>
         </w:rPr>
         <w:br/>
       </w:r>
       <w:r>
         <w:rPr>
           <w:rStyle w:val="VerbatimChar"/>
-          <w:rFonts w:ascii="Times New Roman" w:hAnsi="Times New Roman" w:eastAsia="Times New Roman" w:cs="Times New Roman"/>
+          <w:rFonts w:ascii="SimSun" w:hAnsi="SimSun" w:eastAsia="SimSun" w:cs="SimSun"/>
         </w:rPr>
         <w:t xml:space="preserve">│   │   ├── k_H/k_D &gt; 2.5 → </w:t>
       </w:r>
       <w:r>
         <w:rPr>
           <w:rStyle w:val="VerbatimChar"/>
-          <w:rFonts w:hint="eastAsia" w:ascii="Times New Roman" w:hAnsi="Times New Roman" w:eastAsia="FangSong" w:cs="Times New Roman"/>
+          <w:rFonts w:ascii="SimSun" w:hAnsi="SimSun" w:eastAsia="SimSun" w:cs="SimSun"/>
         </w:rPr>
         <w:t xml:space="preserve">该</w:t>
       </w:r>
       <w:r>
         <w:rPr>
           <w:rStyle w:val="VerbatimChar"/>
-          <w:rFonts w:ascii="Times New Roman" w:hAnsi="Times New Roman" w:eastAsia="Times New Roman" w:cs="Times New Roman"/>
+          <w:rFonts w:ascii="SimSun" w:hAnsi="SimSun" w:eastAsia="SimSun" w:cs="SimSun"/>
         </w:rPr>
         <w:t xml:space="preserve"> C-H </w:t>
       </w:r>
       <w:r>
         <w:rPr>
           <w:rStyle w:val="VerbatimChar"/>
-          <w:rFonts w:hint="eastAsia" w:ascii="Times New Roman" w:hAnsi="Times New Roman" w:eastAsia="FangSong" w:cs="Times New Roman"/>
+          <w:rFonts w:ascii="SimSun" w:hAnsi="SimSun" w:eastAsia="SimSun" w:cs="SimSun"/>
         </w:rPr>
         <w:t xml:space="preserve">在</w:t>
       </w:r>
       <w:r>
         <w:rPr>
           <w:rStyle w:val="VerbatimChar"/>
-          <w:rFonts w:ascii="Times New Roman" w:hAnsi="Times New Roman" w:eastAsia="Times New Roman" w:cs="Times New Roman"/>
+          <w:rFonts w:ascii="SimSun" w:hAnsi="SimSun" w:eastAsia="SimSun" w:cs="SimSun"/>
         </w:rPr>
         <w:t xml:space="preserve"> RDS </w:t>
       </w:r>
       <w:r>
         <w:rPr>
           <w:rStyle w:val="VerbatimChar"/>
-          <w:rFonts w:hint="eastAsia" w:ascii="Times New Roman" w:hAnsi="Times New Roman" w:eastAsia="FangSong" w:cs="Times New Roman"/>
+          <w:rFonts w:ascii="SimSun" w:hAnsi="SimSun" w:eastAsia="SimSun" w:cs="SimSun"/>
         </w:rPr>
         <w:t>中断裂</w:t>
       </w:r>
       <w:r>
         <w:rPr>
           <w:rStyle w:val="VerbatimChar"/>
-          <w:rFonts w:hint="eastAsia" w:ascii="Times New Roman" w:hAnsi="Times New Roman" w:eastAsia="Times New Roman" w:cs="Times New Roman"/>
+          <w:rFonts w:ascii="SimSun" w:hAnsi="SimSun" w:eastAsia="SimSun" w:cs="SimSun"/>
         </w:rPr>
         <w:t>（</w:t>
       </w:r>
       <w:r>
         <w:rPr>
           <w:rStyle w:val="VerbatimChar"/>
-          <w:rFonts w:hint="eastAsia" w:ascii="Times New Roman" w:hAnsi="Times New Roman" w:eastAsia="FangSong" w:cs="Times New Roman"/>
+          <w:rFonts w:ascii="SimSun" w:hAnsi="SimSun" w:eastAsia="SimSun" w:cs="SimSun"/>
         </w:rPr>
         <w:t>一级</w:t>
       </w:r>
       <w:r>
         <w:rPr>
           <w:rStyle w:val="VerbatimChar"/>
-          <w:rFonts w:hint="eastAsia" w:ascii="Times New Roman" w:hAnsi="Times New Roman" w:eastAsia="Times New Roman" w:cs="Times New Roman"/>
+          <w:rFonts w:ascii="SimSun" w:hAnsi="SimSun" w:eastAsia="SimSun" w:cs="SimSun"/>
         </w:rPr>
         <w:t>）</w:t>
       </w:r>
       <w:r>
         <w:rPr>
-          <w:rFonts w:ascii="Times New Roman" w:hAnsi="Times New Roman" w:eastAsia="Times New Roman" w:cs="Times New Roman"/>
+          <w:rFonts w:ascii="SimSun" w:hAnsi="SimSun" w:eastAsia="SimSun" w:cs="SimSun"/>
         </w:rPr>
         <w:br/>
       </w:r>
       <w:r>
         <w:rPr>
           <w:rStyle w:val="VerbatimChar"/>
-          <w:rFonts w:ascii="Times New Roman" w:hAnsi="Times New Roman" w:eastAsia="Times New Roman" w:cs="Times New Roman"/>
+          <w:rFonts w:ascii="SimSun" w:hAnsi="SimSun" w:eastAsia="SimSun" w:cs="SimSun"/>
         </w:rPr>
         <w:t xml:space="preserve">│   │   ├── k_H/k_D ≈ 1.0-1.2 → </w:t>
       </w:r>
       <w:r>
         <w:rPr>
           <w:rStyle w:val="VerbatimChar"/>
-          <w:rFonts w:hint="eastAsia" w:ascii="Times New Roman" w:hAnsi="Times New Roman" w:eastAsia="FangSong" w:cs="Times New Roman"/>
+          <w:rFonts w:ascii="SimSun" w:hAnsi="SimSun" w:eastAsia="SimSun" w:cs="SimSun"/>
         </w:rPr>
         <w:t>不断裂</w:t>
       </w:r>
       <w:r>
         <w:rPr>
           <w:rStyle w:val="VerbatimChar"/>
-          <w:rFonts w:hint="eastAsia" w:ascii="Times New Roman" w:hAnsi="Times New Roman" w:eastAsia="Times New Roman" w:cs="Times New Roman"/>
+          <w:rFonts w:ascii="SimSun" w:hAnsi="SimSun" w:eastAsia="SimSun" w:cs="SimSun"/>
         </w:rPr>
         <w:t>（</w:t>
       </w:r>
       <w:r>
         <w:rPr>
           <w:rStyle w:val="VerbatimChar"/>
-          <w:rFonts w:hint="eastAsia" w:ascii="Times New Roman" w:hAnsi="Times New Roman" w:eastAsia="FangSong" w:cs="Times New Roman"/>
+          <w:rFonts w:ascii="SimSun" w:hAnsi="SimSun" w:eastAsia="SimSun" w:cs="SimSun"/>
         </w:rPr>
         <w:t>二级或无关</w:t>
       </w:r>
       <w:r>
         <w:rPr>
           <w:rStyle w:val="VerbatimChar"/>
-          <w:rFonts w:hint="eastAsia" w:ascii="Times New Roman" w:hAnsi="Times New Roman" w:eastAsia="Times New Roman" w:cs="Times New Roman"/>
+          <w:rFonts w:ascii="SimSun" w:hAnsi="SimSun" w:eastAsia="SimSun" w:cs="SimSun"/>
         </w:rPr>
         <w:t>）</w:t>
       </w:r>
       <w:r>
         <w:rPr>
-          <w:rFonts w:ascii="Times New Roman" w:hAnsi="Times New Roman" w:eastAsia="Times New Roman" w:cs="Times New Roman"/>
+          <w:rFonts w:ascii="SimSun" w:hAnsi="SimSun" w:eastAsia="SimSun" w:cs="SimSun"/>
         </w:rPr>
         <w:br/>
       </w:r>
       <w:r>
         <w:rPr>
           <w:rStyle w:val="VerbatimChar"/>
-          <w:rFonts w:ascii="Times New Roman" w:hAnsi="Times New Roman" w:eastAsia="Times New Roman" w:cs="Times New Roman"/>
+          <w:rFonts w:ascii="SimSun" w:hAnsi="SimSun" w:eastAsia="SimSun" w:cs="SimSun"/>
         </w:rPr>
         <w:t>│   │   └── D</w:t>
       </w:r>
       <w:r>
         <w:rPr>
           <w:rStyle w:val="VerbatimChar"/>
-          <w:rFonts w:ascii="Times New Roman" w:hAnsi="Times New Roman" w:eastAsia="Times New Roman" w:cs="Times New Roman"/>
+          <w:rFonts w:ascii="SimSun" w:hAnsi="SimSun" w:eastAsia="SimSun" w:cs="SimSun"/>
           <w:vertAlign w:val="subscript"/>
         </w:rPr>
         <w:t>2</w:t>
@@ -26827,765 +26827,765 @@
       <w:r>
         <w:rPr>
           <w:rStyle w:val="VerbatimChar"/>
-          <w:rFonts w:ascii="Times New Roman" w:hAnsi="Times New Roman" w:eastAsia="Times New Roman" w:cs="Times New Roman"/>
+          <w:rFonts w:ascii="SimSun" w:hAnsi="SimSun" w:eastAsia="SimSun" w:cs="SimSun"/>
         </w:rPr>
         <w:t xml:space="preserve">O </w:t>
       </w:r>
       <w:r>
         <w:rPr>
           <w:rStyle w:val="VerbatimChar"/>
-          <w:rFonts w:hint="eastAsia" w:ascii="Times New Roman" w:hAnsi="Times New Roman" w:eastAsia="FangSong" w:cs="Times New Roman"/>
+          <w:rFonts w:ascii="SimSun" w:hAnsi="SimSun" w:eastAsia="SimSun" w:cs="SimSun"/>
         </w:rPr>
         <w:t xml:space="preserve">效应</w:t>
       </w:r>
       <w:r>
         <w:rPr>
           <w:rStyle w:val="VerbatimChar"/>
-          <w:rFonts w:ascii="Times New Roman" w:hAnsi="Times New Roman" w:eastAsia="Times New Roman" w:cs="Times New Roman"/>
+          <w:rFonts w:ascii="SimSun" w:hAnsi="SimSun" w:eastAsia="SimSun" w:cs="SimSun"/>
         </w:rPr>
         <w:t xml:space="preserve"> → </w:t>
       </w:r>
       <w:r>
         <w:rPr>
           <w:rStyle w:val="VerbatimChar"/>
-          <w:rFonts w:hint="eastAsia" w:ascii="Times New Roman" w:hAnsi="Times New Roman" w:eastAsia="FangSong" w:cs="Times New Roman"/>
+          <w:rFonts w:ascii="SimSun" w:hAnsi="SimSun" w:eastAsia="SimSun" w:cs="SimSun"/>
         </w:rPr>
         <w:t>质子穿梭</w:t>
       </w:r>
       <w:r>
         <w:rPr>
           <w:rStyle w:val="VerbatimChar"/>
-          <w:rFonts w:hint="eastAsia" w:ascii="Times New Roman" w:hAnsi="Times New Roman" w:eastAsia="Times New Roman" w:cs="Times New Roman"/>
+          <w:rFonts w:ascii="SimSun" w:hAnsi="SimSun" w:eastAsia="SimSun" w:cs="SimSun"/>
         </w:rPr>
         <w:t>/</w:t>
       </w:r>
       <w:r>
         <w:rPr>
           <w:rStyle w:val="VerbatimChar"/>
-          <w:rFonts w:hint="eastAsia" w:ascii="Times New Roman" w:hAnsi="Times New Roman" w:eastAsia="FangSong" w:cs="Times New Roman"/>
+          <w:rFonts w:ascii="SimSun" w:hAnsi="SimSun" w:eastAsia="SimSun" w:cs="SimSun"/>
         </w:rPr>
         <w:t>一般酸催化</w:t>
       </w:r>
       <w:r>
         <w:rPr>
-          <w:rFonts w:ascii="Times New Roman" w:hAnsi="Times New Roman" w:eastAsia="Times New Roman" w:cs="Times New Roman"/>
+          <w:rFonts w:ascii="SimSun" w:hAnsi="SimSun" w:eastAsia="SimSun" w:cs="SimSun"/>
         </w:rPr>
         <w:br/>
       </w:r>
       <w:r>
         <w:rPr>
           <w:rStyle w:val="VerbatimChar"/>
-          <w:rFonts w:ascii="Times New Roman" w:hAnsi="Times New Roman" w:eastAsia="Times New Roman" w:cs="Times New Roman"/>
+          <w:rFonts w:ascii="SimSun" w:hAnsi="SimSun" w:eastAsia="SimSun" w:cs="SimSun"/>
         </w:rPr>
         <w:t xml:space="preserve">│   │</w:t>
       </w:r>
       <w:r>
         <w:rPr>
-          <w:rFonts w:ascii="Times New Roman" w:hAnsi="Times New Roman" w:eastAsia="Times New Roman" w:cs="Times New Roman"/>
+          <w:rFonts w:ascii="SimSun" w:hAnsi="SimSun" w:eastAsia="SimSun" w:cs="SimSun"/>
         </w:rPr>
         <w:br/>
       </w:r>
       <w:r>
         <w:rPr>
           <w:rStyle w:val="VerbatimChar"/>
-          <w:rFonts w:ascii="Times New Roman" w:hAnsi="Times New Roman" w:eastAsia="Times New Roman" w:cs="Times New Roman"/>
+          <w:rFonts w:ascii="SimSun" w:hAnsi="SimSun" w:eastAsia="SimSun" w:cs="SimSun"/>
         </w:rPr>
         <w:t xml:space="preserve">│   ├── </w:t>
       </w:r>
       <w:r>
         <w:rPr>
           <w:rStyle w:val="VerbatimChar"/>
-          <w:rFonts w:hint="eastAsia" w:ascii="Times New Roman" w:hAnsi="Times New Roman" w:eastAsia="FangSong" w:cs="Times New Roman"/>
+          <w:rFonts w:ascii="SimSun" w:hAnsi="SimSun" w:eastAsia="SimSun" w:cs="SimSun"/>
         </w:rPr>
         <w:t xml:space="preserve">立体化学</w:t>
       </w:r>
       <w:r>
         <w:rPr>
           <w:rStyle w:val="VerbatimChar"/>
-          <w:rFonts w:ascii="Times New Roman" w:hAnsi="Times New Roman" w:eastAsia="Times New Roman" w:cs="Times New Roman"/>
+          <w:rFonts w:ascii="SimSun" w:hAnsi="SimSun" w:eastAsia="SimSun" w:cs="SimSun"/>
         </w:rPr>
         <w:t xml:space="preserve"> → </w:t>
       </w:r>
       <w:r>
         <w:rPr>
           <w:rStyle w:val="VerbatimChar"/>
-          <w:rFonts w:hint="eastAsia" w:ascii="Times New Roman" w:hAnsi="Times New Roman" w:eastAsia="FangSong" w:cs="Times New Roman"/>
+          <w:rFonts w:ascii="SimSun" w:hAnsi="SimSun" w:eastAsia="SimSun" w:cs="SimSun"/>
         </w:rPr>
         <w:t xml:space="preserve">中间体类型</w:t>
       </w:r>
       <w:r>
         <w:rPr>
-          <w:rFonts w:ascii="Times New Roman" w:hAnsi="Times New Roman" w:eastAsia="Times New Roman" w:cs="Times New Roman"/>
+          <w:rFonts w:ascii="SimSun" w:hAnsi="SimSun" w:eastAsia="SimSun" w:cs="SimSun"/>
         </w:rPr>
         <w:br/>
       </w:r>
       <w:r>
         <w:rPr>
           <w:rStyle w:val="VerbatimChar"/>
-          <w:rFonts w:ascii="Times New Roman" w:hAnsi="Times New Roman" w:eastAsia="Times New Roman" w:cs="Times New Roman"/>
+          <w:rFonts w:ascii="SimSun" w:hAnsi="SimSun" w:eastAsia="SimSun" w:cs="SimSun"/>
         </w:rPr>
         <w:t xml:space="preserve">│   │   ├── 100% </w:t>
       </w:r>
       <w:r>
         <w:rPr>
           <w:rStyle w:val="VerbatimChar"/>
-          <w:rFonts w:hint="eastAsia" w:ascii="Times New Roman" w:hAnsi="Times New Roman" w:eastAsia="FangSong" w:cs="Times New Roman"/>
+          <w:rFonts w:ascii="SimSun" w:hAnsi="SimSun" w:eastAsia="SimSun" w:cs="SimSun"/>
         </w:rPr>
         <w:t xml:space="preserve">翻转</w:t>
       </w:r>
       <w:r>
         <w:rPr>
           <w:rStyle w:val="VerbatimChar"/>
-          <w:rFonts w:ascii="Times New Roman" w:hAnsi="Times New Roman" w:eastAsia="Times New Roman" w:cs="Times New Roman"/>
+          <w:rFonts w:ascii="SimSun" w:hAnsi="SimSun" w:eastAsia="SimSun" w:cs="SimSun"/>
         </w:rPr>
         <w:t xml:space="preserve"> → SN2 / </w:t>
       </w:r>
       <w:r>
         <w:rPr>
           <w:rStyle w:val="VerbatimChar"/>
-          <w:rFonts w:hint="eastAsia" w:ascii="Times New Roman" w:hAnsi="Times New Roman" w:eastAsia="FangSong" w:cs="Times New Roman"/>
+          <w:rFonts w:ascii="SimSun" w:hAnsi="SimSun" w:eastAsia="SimSun" w:cs="SimSun"/>
         </w:rPr>
         <w:t xml:space="preserve">协同</w:t>
       </w:r>
       <w:r>
         <w:rPr>
-          <w:rFonts w:ascii="Times New Roman" w:hAnsi="Times New Roman" w:eastAsia="Times New Roman" w:cs="Times New Roman"/>
+          <w:rFonts w:ascii="SimSun" w:hAnsi="SimSun" w:eastAsia="SimSun" w:cs="SimSun"/>
         </w:rPr>
         <w:br/>
       </w:r>
       <w:r>
         <w:rPr>
           <w:rStyle w:val="VerbatimChar"/>
-          <w:rFonts w:ascii="Times New Roman" w:hAnsi="Times New Roman" w:eastAsia="Times New Roman" w:cs="Times New Roman"/>
+          <w:rFonts w:ascii="SimSun" w:hAnsi="SimSun" w:eastAsia="SimSun" w:cs="SimSun"/>
         </w:rPr>
         <w:t xml:space="preserve">│   │   ├── </w:t>
       </w:r>
       <w:r>
         <w:rPr>
           <w:rStyle w:val="VerbatimChar"/>
-          <w:rFonts w:hint="eastAsia" w:ascii="Times New Roman" w:hAnsi="Times New Roman" w:eastAsia="FangSong" w:cs="Times New Roman"/>
+          <w:rFonts w:ascii="SimSun" w:hAnsi="SimSun" w:eastAsia="SimSun" w:cs="SimSun"/>
         </w:rPr>
         <w:t xml:space="preserve">外消旋</w:t>
       </w:r>
       <w:r>
         <w:rPr>
           <w:rStyle w:val="VerbatimChar"/>
-          <w:rFonts w:ascii="Times New Roman" w:hAnsi="Times New Roman" w:eastAsia="Times New Roman" w:cs="Times New Roman"/>
+          <w:rFonts w:ascii="SimSun" w:hAnsi="SimSun" w:eastAsia="SimSun" w:cs="SimSun"/>
         </w:rPr>
         <w:t xml:space="preserve"> → </w:t>
       </w:r>
       <w:r>
         <w:rPr>
           <w:rStyle w:val="VerbatimChar"/>
-          <w:rFonts w:hint="eastAsia" w:ascii="Times New Roman" w:hAnsi="Times New Roman" w:eastAsia="FangSong" w:cs="Times New Roman"/>
+          <w:rFonts w:ascii="SimSun" w:hAnsi="SimSun" w:eastAsia="SimSun" w:cs="SimSun"/>
         </w:rPr>
         <w:t>平面中间体</w:t>
       </w:r>
       <w:r>
         <w:rPr>
           <w:rStyle w:val="VerbatimChar"/>
-          <w:rFonts w:hint="eastAsia" w:ascii="Times New Roman" w:hAnsi="Times New Roman" w:eastAsia="Times New Roman" w:cs="Times New Roman"/>
+          <w:rFonts w:ascii="SimSun" w:hAnsi="SimSun" w:eastAsia="SimSun" w:cs="SimSun"/>
         </w:rPr>
         <w:t>（</w:t>
       </w:r>
       <w:r>
         <w:rPr>
           <w:rStyle w:val="VerbatimChar"/>
-          <w:rFonts w:hint="eastAsia" w:ascii="Times New Roman" w:hAnsi="Times New Roman" w:eastAsia="FangSong" w:cs="Times New Roman"/>
+          <w:rFonts w:ascii="SimSun" w:hAnsi="SimSun" w:eastAsia="SimSun" w:cs="SimSun"/>
         </w:rPr>
         <w:t>碳正离子</w:t>
       </w:r>
       <w:r>
         <w:rPr>
           <w:rStyle w:val="VerbatimChar"/>
-          <w:rFonts w:hint="eastAsia" w:ascii="Times New Roman" w:hAnsi="Times New Roman" w:eastAsia="Times New Roman" w:cs="Times New Roman"/>
+          <w:rFonts w:ascii="SimSun" w:hAnsi="SimSun" w:eastAsia="SimSun" w:cs="SimSun"/>
         </w:rPr>
         <w:t>）</w:t>
       </w:r>
       <w:r>
         <w:rPr>
-          <w:rFonts w:ascii="Times New Roman" w:hAnsi="Times New Roman" w:eastAsia="Times New Roman" w:cs="Times New Roman"/>
+          <w:rFonts w:ascii="SimSun" w:hAnsi="SimSun" w:eastAsia="SimSun" w:cs="SimSun"/>
         </w:rPr>
         <w:br/>
       </w:r>
       <w:r>
         <w:rPr>
           <w:rStyle w:val="VerbatimChar"/>
-          <w:rFonts w:ascii="Times New Roman" w:hAnsi="Times New Roman" w:eastAsia="Times New Roman" w:cs="Times New Roman"/>
+          <w:rFonts w:ascii="SimSun" w:hAnsi="SimSun" w:eastAsia="SimSun" w:cs="SimSun"/>
         </w:rPr>
         <w:t xml:space="preserve">│   │   ├── </w:t>
       </w:r>
       <w:r>
         <w:rPr>
           <w:rStyle w:val="VerbatimChar"/>
-          <w:rFonts w:hint="eastAsia" w:ascii="Times New Roman" w:hAnsi="Times New Roman" w:eastAsia="FangSong" w:cs="Times New Roman"/>
+          <w:rFonts w:ascii="SimSun" w:hAnsi="SimSun" w:eastAsia="SimSun" w:cs="SimSun"/>
         </w:rPr>
         <w:t xml:space="preserve">保持构型</w:t>
       </w:r>
       <w:r>
         <w:rPr>
           <w:rStyle w:val="VerbatimChar"/>
-          <w:rFonts w:ascii="Times New Roman" w:hAnsi="Times New Roman" w:eastAsia="Times New Roman" w:cs="Times New Roman"/>
+          <w:rFonts w:ascii="SimSun" w:hAnsi="SimSun" w:eastAsia="SimSun" w:cs="SimSun"/>
         </w:rPr>
         <w:t xml:space="preserve"> → </w:t>
       </w:r>
       <w:r>
         <w:rPr>
           <w:rStyle w:val="VerbatimChar"/>
-          <w:rFonts w:hint="eastAsia" w:ascii="Times New Roman" w:hAnsi="Times New Roman" w:eastAsia="FangSong" w:cs="Times New Roman"/>
+          <w:rFonts w:ascii="SimSun" w:hAnsi="SimSun" w:eastAsia="SimSun" w:cs="SimSun"/>
         </w:rPr>
         <w:t>邻基参与</w:t>
       </w:r>
       <w:r>
         <w:rPr>
           <w:rStyle w:val="VerbatimChar"/>
-          <w:rFonts w:hint="eastAsia" w:ascii="Times New Roman" w:hAnsi="Times New Roman" w:eastAsia="Times New Roman" w:cs="Times New Roman"/>
+          <w:rFonts w:ascii="SimSun" w:hAnsi="SimSun" w:eastAsia="SimSun" w:cs="SimSun"/>
         </w:rPr>
         <w:t>（</w:t>
       </w:r>
       <w:r>
         <w:rPr>
           <w:rStyle w:val="VerbatimChar"/>
-          <w:rFonts w:hint="eastAsia" w:ascii="Times New Roman" w:hAnsi="Times New Roman" w:eastAsia="FangSong" w:cs="Times New Roman"/>
+          <w:rFonts w:ascii="SimSun" w:hAnsi="SimSun" w:eastAsia="SimSun" w:cs="SimSun"/>
         </w:rPr>
         <w:t>两次</w:t>
       </w:r>
       <w:r>
         <w:rPr>
           <w:rStyle w:val="VerbatimChar"/>
-          <w:rFonts w:hint="eastAsia" w:ascii="Times New Roman" w:hAnsi="Times New Roman" w:eastAsia="Times New Roman" w:cs="Times New Roman"/>
+          <w:rFonts w:ascii="SimSun" w:hAnsi="SimSun" w:eastAsia="SimSun" w:cs="SimSun"/>
         </w:rPr>
         <w:t>SN2）/</w:t>
       </w:r>
       <w:r>
         <w:rPr>
           <w:rStyle w:val="VerbatimChar"/>
-          <w:rFonts w:ascii="Times New Roman" w:hAnsi="Times New Roman" w:eastAsia="Times New Roman" w:cs="Times New Roman"/>
+          <w:rFonts w:ascii="SimSun" w:hAnsi="SimSun" w:eastAsia="SimSun" w:cs="SimSun"/>
         </w:rPr>
         <w:t xml:space="preserve"> </w:t>
       </w:r>
       <w:r>
         <w:rPr>
           <w:rStyle w:val="VerbatimChar"/>
-          <w:rFonts w:hint="eastAsia" w:ascii="Times New Roman" w:hAnsi="Times New Roman" w:eastAsia="FangSong" w:cs="Times New Roman"/>
+          <w:rFonts w:ascii="SimSun" w:hAnsi="SimSun" w:eastAsia="SimSun" w:cs="SimSun"/>
         </w:rPr>
         <w:t xml:space="preserve">协同</w:t>
       </w:r>
       <w:r>
         <w:rPr>
-          <w:rFonts w:ascii="Times New Roman" w:hAnsi="Times New Roman" w:eastAsia="Times New Roman" w:cs="Times New Roman"/>
+          <w:rFonts w:ascii="SimSun" w:hAnsi="SimSun" w:eastAsia="SimSun" w:cs="SimSun"/>
         </w:rPr>
         <w:br/>
       </w:r>
       <w:r>
         <w:rPr>
           <w:rStyle w:val="VerbatimChar"/>
-          <w:rFonts w:ascii="Times New Roman" w:hAnsi="Times New Roman" w:eastAsia="Times New Roman" w:cs="Times New Roman"/>
+          <w:rFonts w:ascii="SimSun" w:hAnsi="SimSun" w:eastAsia="SimSun" w:cs="SimSun"/>
         </w:rPr>
         <w:t xml:space="preserve">│   │   └── </w:t>
       </w:r>
       <w:r>
         <w:rPr>
           <w:rStyle w:val="VerbatimChar"/>
-          <w:rFonts w:hint="eastAsia" w:ascii="Times New Roman" w:hAnsi="Times New Roman" w:eastAsia="FangSong" w:cs="Times New Roman"/>
+          <w:rFonts w:ascii="SimSun" w:hAnsi="SimSun" w:eastAsia="SimSun" w:cs="SimSun"/>
         </w:rPr>
         <w:t xml:space="preserve">反式</w:t>
       </w:r>
       <w:r>
         <w:rPr>
           <w:rStyle w:val="VerbatimChar"/>
-          <w:rFonts w:ascii="Times New Roman" w:hAnsi="Times New Roman" w:eastAsia="Times New Roman" w:cs="Times New Roman"/>
+          <w:rFonts w:ascii="SimSun" w:hAnsi="SimSun" w:eastAsia="SimSun" w:cs="SimSun"/>
         </w:rPr>
         <w:t xml:space="preserve"> → </w:t>
       </w:r>
       <w:r>
         <w:rPr>
           <w:rStyle w:val="VerbatimChar"/>
-          <w:rFonts w:hint="eastAsia" w:ascii="Times New Roman" w:hAnsi="Times New Roman" w:eastAsia="FangSong" w:cs="Times New Roman"/>
+          <w:rFonts w:ascii="SimSun" w:hAnsi="SimSun" w:eastAsia="SimSun" w:cs="SimSun"/>
         </w:rPr>
         <w:t xml:space="preserve">鎓离子</w:t>
       </w:r>
       <w:r>
         <w:rPr>
           <w:rStyle w:val="VerbatimChar"/>
-          <w:rFonts w:ascii="Times New Roman" w:hAnsi="Times New Roman" w:eastAsia="Times New Roman" w:cs="Times New Roman"/>
+          <w:rFonts w:ascii="SimSun" w:hAnsi="SimSun" w:eastAsia="SimSun" w:cs="SimSun"/>
         </w:rPr>
         <w:t xml:space="preserve"> / E2</w:t>
       </w:r>
       <w:r>
         <w:rPr>
-          <w:rFonts w:ascii="Times New Roman" w:hAnsi="Times New Roman" w:eastAsia="Times New Roman" w:cs="Times New Roman"/>
+          <w:rFonts w:ascii="SimSun" w:hAnsi="SimSun" w:eastAsia="SimSun" w:cs="SimSun"/>
         </w:rPr>
         <w:br/>
       </w:r>
       <w:r>
         <w:rPr>
           <w:rStyle w:val="VerbatimChar"/>
-          <w:rFonts w:ascii="Times New Roman" w:hAnsi="Times New Roman" w:eastAsia="Times New Roman" w:cs="Times New Roman"/>
+          <w:rFonts w:ascii="SimSun" w:hAnsi="SimSun" w:eastAsia="SimSun" w:cs="SimSun"/>
         </w:rPr>
         <w:t xml:space="preserve">│   │</w:t>
       </w:r>
       <w:r>
         <w:rPr>
-          <w:rFonts w:ascii="Times New Roman" w:hAnsi="Times New Roman" w:eastAsia="Times New Roman" w:cs="Times New Roman"/>
+          <w:rFonts w:ascii="SimSun" w:hAnsi="SimSun" w:eastAsia="SimSun" w:cs="SimSun"/>
         </w:rPr>
         <w:br/>
       </w:r>
       <w:r>
         <w:rPr>
           <w:rStyle w:val="VerbatimChar"/>
-          <w:rFonts w:ascii="Times New Roman" w:hAnsi="Times New Roman" w:eastAsia="Times New Roman" w:cs="Times New Roman"/>
+          <w:rFonts w:ascii="SimSun" w:hAnsi="SimSun" w:eastAsia="SimSun" w:cs="SimSun"/>
         </w:rPr>
         <w:t xml:space="preserve">│   ├── </w:t>
       </w:r>
       <w:r>
         <w:rPr>
           <w:rStyle w:val="VerbatimChar"/>
-          <w:rFonts w:hint="eastAsia" w:ascii="Times New Roman" w:hAnsi="Times New Roman" w:eastAsia="FangSong" w:cs="Times New Roman"/>
+          <w:rFonts w:ascii="SimSun" w:hAnsi="SimSun" w:eastAsia="SimSun" w:cs="SimSun"/>
         </w:rPr>
         <w:t xml:space="preserve">中间体捕获实验</w:t>
       </w:r>
       <w:r>
         <w:rPr>
           <w:rStyle w:val="VerbatimChar"/>
-          <w:rFonts w:ascii="Times New Roman" w:hAnsi="Times New Roman" w:eastAsia="Times New Roman" w:cs="Times New Roman"/>
+          <w:rFonts w:ascii="SimSun" w:hAnsi="SimSun" w:eastAsia="SimSun" w:cs="SimSun"/>
         </w:rPr>
         <w:t xml:space="preserve"> → </w:t>
       </w:r>
       <w:r>
         <w:rPr>
           <w:rStyle w:val="VerbatimChar"/>
-          <w:rFonts w:hint="eastAsia" w:ascii="Times New Roman" w:hAnsi="Times New Roman" w:eastAsia="FangSong" w:cs="Times New Roman"/>
+          <w:rFonts w:ascii="SimSun" w:hAnsi="SimSun" w:eastAsia="SimSun" w:cs="SimSun"/>
         </w:rPr>
         <w:t xml:space="preserve">判断是否有游离中间体</w:t>
       </w:r>
       <w:r>
         <w:rPr>
-          <w:rFonts w:ascii="Times New Roman" w:hAnsi="Times New Roman" w:eastAsia="Times New Roman" w:cs="Times New Roman"/>
+          <w:rFonts w:ascii="SimSun" w:hAnsi="SimSun" w:eastAsia="SimSun" w:cs="SimSun"/>
         </w:rPr>
         <w:br/>
       </w:r>
       <w:r>
         <w:rPr>
           <w:rStyle w:val="VerbatimChar"/>
-          <w:rFonts w:ascii="Times New Roman" w:hAnsi="Times New Roman" w:eastAsia="Times New Roman" w:cs="Times New Roman"/>
+          <w:rFonts w:ascii="SimSun" w:hAnsi="SimSun" w:eastAsia="SimSun" w:cs="SimSun"/>
         </w:rPr>
         <w:t xml:space="preserve">│   │   └── </w:t>
       </w:r>
       <w:r>
         <w:rPr>
           <w:rStyle w:val="VerbatimChar"/>
-          <w:rFonts w:hint="eastAsia" w:ascii="Times New Roman" w:hAnsi="Times New Roman" w:eastAsia="FangSong" w:cs="Times New Roman"/>
+          <w:rFonts w:ascii="SimSun" w:hAnsi="SimSun" w:eastAsia="SimSun" w:cs="SimSun"/>
         </w:rPr>
         <w:t xml:space="preserve">捕获到</w:t>
       </w:r>
       <w:r>
         <w:rPr>
           <w:rStyle w:val="VerbatimChar"/>
-          <w:rFonts w:ascii="Times New Roman" w:hAnsi="Times New Roman" w:eastAsia="Times New Roman" w:cs="Times New Roman"/>
+          <w:rFonts w:ascii="SimSun" w:hAnsi="SimSun" w:eastAsia="SimSun" w:cs="SimSun"/>
         </w:rPr>
         <w:t xml:space="preserve"> → </w:t>
       </w:r>
       <w:r>
         <w:rPr>
           <w:rStyle w:val="VerbatimChar"/>
-          <w:rFonts w:hint="eastAsia" w:ascii="Times New Roman" w:hAnsi="Times New Roman" w:eastAsia="FangSong" w:cs="Times New Roman"/>
+          <w:rFonts w:ascii="SimSun" w:hAnsi="SimSun" w:eastAsia="SimSun" w:cs="SimSun"/>
         </w:rPr>
         <w:t>中间体足够稳定</w:t>
       </w:r>
       <w:r>
         <w:rPr>
           <w:rStyle w:val="VerbatimChar"/>
-          <w:rFonts w:hint="eastAsia" w:ascii="Times New Roman" w:hAnsi="Times New Roman" w:eastAsia="Times New Roman" w:cs="Times New Roman"/>
+          <w:rFonts w:ascii="SimSun" w:hAnsi="SimSun" w:eastAsia="SimSun" w:cs="SimSun"/>
         </w:rPr>
         <w:t>/</w:t>
       </w:r>
       <w:r>
         <w:rPr>
           <w:rStyle w:val="VerbatimChar"/>
-          <w:rFonts w:hint="eastAsia" w:ascii="Times New Roman" w:hAnsi="Times New Roman" w:eastAsia="FangSong" w:cs="Times New Roman"/>
+          <w:rFonts w:ascii="SimSun" w:hAnsi="SimSun" w:eastAsia="SimSun" w:cs="SimSun"/>
         </w:rPr>
         <w:t>长寿</w:t>
       </w:r>
       <w:r>
         <w:rPr>
-          <w:rFonts w:ascii="Times New Roman" w:hAnsi="Times New Roman" w:eastAsia="Times New Roman" w:cs="Times New Roman"/>
+          <w:rFonts w:ascii="SimSun" w:hAnsi="SimSun" w:eastAsia="SimSun" w:cs="SimSun"/>
         </w:rPr>
         <w:br/>
       </w:r>
       <w:r>
         <w:rPr>
           <w:rStyle w:val="VerbatimChar"/>
-          <w:rFonts w:ascii="Times New Roman" w:hAnsi="Times New Roman" w:eastAsia="Times New Roman" w:cs="Times New Roman"/>
+          <w:rFonts w:ascii="SimSun" w:hAnsi="SimSun" w:eastAsia="SimSun" w:cs="SimSun"/>
         </w:rPr>
         <w:t xml:space="preserve">│   │</w:t>
       </w:r>
       <w:r>
         <w:rPr>
-          <w:rFonts w:ascii="Times New Roman" w:hAnsi="Times New Roman" w:eastAsia="Times New Roman" w:cs="Times New Roman"/>
+          <w:rFonts w:ascii="SimSun" w:hAnsi="SimSun" w:eastAsia="SimSun" w:cs="SimSun"/>
         </w:rPr>
         <w:br/>
       </w:r>
       <w:r>
         <w:rPr>
           <w:rStyle w:val="VerbatimChar"/>
-          <w:rFonts w:ascii="Times New Roman" w:hAnsi="Times New Roman" w:eastAsia="Times New Roman" w:cs="Times New Roman"/>
+          <w:rFonts w:ascii="SimSun" w:hAnsi="SimSun" w:eastAsia="SimSun" w:cs="SimSun"/>
         </w:rPr>
         <w:t xml:space="preserve">│   └── </w:t>
       </w:r>
       <w:r>
         <w:rPr>
           <w:rStyle w:val="VerbatimChar"/>
-          <w:rFonts w:hint="eastAsia" w:ascii="Times New Roman" w:hAnsi="Times New Roman" w:eastAsia="FangSong" w:cs="Times New Roman"/>
+          <w:rFonts w:ascii="SimSun" w:hAnsi="SimSun" w:eastAsia="SimSun" w:cs="SimSun"/>
         </w:rPr>
         <w:t xml:space="preserve">交叉实验</w:t>
       </w:r>
       <w:r>
         <w:rPr>
           <w:rStyle w:val="VerbatimChar"/>
-          <w:rFonts w:ascii="Times New Roman" w:hAnsi="Times New Roman" w:eastAsia="Times New Roman" w:cs="Times New Roman"/>
+          <w:rFonts w:ascii="SimSun" w:hAnsi="SimSun" w:eastAsia="SimSun" w:cs="SimSun"/>
         </w:rPr>
         <w:t xml:space="preserve"> → </w:t>
       </w:r>
       <w:r>
         <w:rPr>
           <w:rStyle w:val="VerbatimChar"/>
-          <w:rFonts w:hint="eastAsia" w:ascii="Times New Roman" w:hAnsi="Times New Roman" w:eastAsia="FangSong" w:cs="Times New Roman"/>
+          <w:rFonts w:ascii="SimSun" w:hAnsi="SimSun" w:eastAsia="SimSun" w:cs="SimSun"/>
         </w:rPr>
         <w:t xml:space="preserve">分子间</w:t>
       </w:r>
       <w:r>
         <w:rPr>
           <w:rStyle w:val="VerbatimChar"/>
-          <w:rFonts w:ascii="Times New Roman" w:hAnsi="Times New Roman" w:eastAsia="Times New Roman" w:cs="Times New Roman"/>
+          <w:rFonts w:ascii="SimSun" w:hAnsi="SimSun" w:eastAsia="SimSun" w:cs="SimSun"/>
         </w:rPr>
         <w:t xml:space="preserve"> vs </w:t>
       </w:r>
       <w:r>
         <w:rPr>
           <w:rStyle w:val="VerbatimChar"/>
-          <w:rFonts w:hint="eastAsia" w:ascii="Times New Roman" w:hAnsi="Times New Roman" w:eastAsia="FangSong" w:cs="Times New Roman"/>
+          <w:rFonts w:ascii="SimSun" w:hAnsi="SimSun" w:eastAsia="SimSun" w:cs="SimSun"/>
         </w:rPr>
         <w:t xml:space="preserve">分子内</w:t>
       </w:r>
       <w:r>
         <w:rPr>
-          <w:rFonts w:ascii="Times New Roman" w:hAnsi="Times New Roman" w:eastAsia="Times New Roman" w:cs="Times New Roman"/>
+          <w:rFonts w:ascii="SimSun" w:hAnsi="SimSun" w:eastAsia="SimSun" w:cs="SimSun"/>
         </w:rPr>
         <w:br/>
       </w:r>
       <w:r>
         <w:rPr>
           <w:rStyle w:val="VerbatimChar"/>
-          <w:rFonts w:ascii="Times New Roman" w:hAnsi="Times New Roman" w:eastAsia="Times New Roman" w:cs="Times New Roman"/>
+          <w:rFonts w:ascii="SimSun" w:hAnsi="SimSun" w:eastAsia="SimSun" w:cs="SimSun"/>
         </w:rPr>
         <w:t xml:space="preserve">│       └── </w:t>
       </w:r>
       <w:r>
         <w:rPr>
           <w:rStyle w:val="VerbatimChar"/>
-          <w:rFonts w:hint="eastAsia" w:ascii="Times New Roman" w:hAnsi="Times New Roman" w:eastAsia="FangSong" w:cs="Times New Roman"/>
+          <w:rFonts w:ascii="SimSun" w:hAnsi="SimSun" w:eastAsia="SimSun" w:cs="SimSun"/>
         </w:rPr>
         <w:t xml:space="preserve">交叉产物出现</w:t>
       </w:r>
       <w:r>
         <w:rPr>
           <w:rStyle w:val="VerbatimChar"/>
-          <w:rFonts w:ascii="Times New Roman" w:hAnsi="Times New Roman" w:eastAsia="Times New Roman" w:cs="Times New Roman"/>
+          <w:rFonts w:ascii="SimSun" w:hAnsi="SimSun" w:eastAsia="SimSun" w:cs="SimSun"/>
         </w:rPr>
         <w:t xml:space="preserve"> → </w:t>
       </w:r>
       <w:r>
         <w:rPr>
           <w:rStyle w:val="VerbatimChar"/>
-          <w:rFonts w:hint="eastAsia" w:ascii="Times New Roman" w:hAnsi="Times New Roman" w:eastAsia="FangSong" w:cs="Times New Roman"/>
+          <w:rFonts w:ascii="SimSun" w:hAnsi="SimSun" w:eastAsia="SimSun" w:cs="SimSun"/>
         </w:rPr>
         <w:t>分子间</w:t>
       </w:r>
       <w:r>
         <w:rPr>
           <w:rStyle w:val="VerbatimChar"/>
-          <w:rFonts w:hint="eastAsia" w:ascii="Times New Roman" w:hAnsi="Times New Roman" w:eastAsia="Times New Roman" w:cs="Times New Roman"/>
+          <w:rFonts w:ascii="SimSun" w:hAnsi="SimSun" w:eastAsia="SimSun" w:cs="SimSun"/>
         </w:rPr>
         <w:t>；</w:t>
       </w:r>
       <w:r>
         <w:rPr>
           <w:rStyle w:val="VerbatimChar"/>
-          <w:rFonts w:hint="eastAsia" w:ascii="Times New Roman" w:hAnsi="Times New Roman" w:eastAsia="FangSong" w:cs="Times New Roman"/>
+          <w:rFonts w:ascii="SimSun" w:hAnsi="SimSun" w:eastAsia="SimSun" w:cs="SimSun"/>
         </w:rPr>
         <w:t>不出现</w:t>
       </w:r>
       <w:r>
         <w:rPr>
           <w:rStyle w:val="VerbatimChar"/>
-          <w:rFonts w:ascii="Times New Roman" w:hAnsi="Times New Roman" w:eastAsia="Times New Roman" w:cs="Times New Roman"/>
+          <w:rFonts w:ascii="SimSun" w:hAnsi="SimSun" w:eastAsia="SimSun" w:cs="SimSun"/>
         </w:rPr>
         <w:t xml:space="preserve"> → </w:t>
       </w:r>
       <w:r>
         <w:rPr>
           <w:rStyle w:val="VerbatimChar"/>
-          <w:rFonts w:hint="eastAsia" w:ascii="Times New Roman" w:hAnsi="Times New Roman" w:eastAsia="FangSong" w:cs="Times New Roman"/>
+          <w:rFonts w:ascii="SimSun" w:hAnsi="SimSun" w:eastAsia="SimSun" w:cs="SimSun"/>
         </w:rPr>
         <w:t xml:space="preserve">分子内</w:t>
       </w:r>
       <w:r>
         <w:rPr>
-          <w:rFonts w:ascii="Times New Roman" w:hAnsi="Times New Roman" w:eastAsia="Times New Roman" w:cs="Times New Roman"/>
+          <w:rFonts w:ascii="SimSun" w:hAnsi="SimSun" w:eastAsia="SimSun" w:cs="SimSun"/>
         </w:rPr>
         <w:br/>
       </w:r>
       <w:r>
         <w:rPr>
           <w:rStyle w:val="VerbatimChar"/>
-          <w:rFonts w:ascii="Times New Roman" w:hAnsi="Times New Roman" w:eastAsia="Times New Roman" w:cs="Times New Roman"/>
+          <w:rFonts w:ascii="SimSun" w:hAnsi="SimSun" w:eastAsia="SimSun" w:cs="SimSun"/>
         </w:rPr>
         <w:t xml:space="preserve">│</w:t>
       </w:r>
       <w:r>
         <w:rPr>
-          <w:rFonts w:ascii="Times New Roman" w:hAnsi="Times New Roman" w:eastAsia="Times New Roman" w:cs="Times New Roman"/>
+          <w:rFonts w:ascii="SimSun" w:hAnsi="SimSun" w:eastAsia="SimSun" w:cs="SimSun"/>
         </w:rPr>
         <w:br/>
       </w:r>
       <w:r>
         <w:rPr>
           <w:rStyle w:val="VerbatimChar"/>
-          <w:rFonts w:ascii="Times New Roman" w:hAnsi="Times New Roman" w:eastAsia="Times New Roman" w:cs="Times New Roman"/>
+          <w:rFonts w:ascii="SimSun" w:hAnsi="SimSun" w:eastAsia="SimSun" w:cs="SimSun"/>
         </w:rPr>
         <w:t xml:space="preserve">├─ Step </w:t>
       </w:r>
       <w:r>
         <w:rPr>
           <w:rStyle w:val="VerbatimChar"/>
-          <w:rFonts w:hint="eastAsia" w:ascii="Times New Roman" w:hAnsi="Times New Roman" w:eastAsia="Times New Roman" w:cs="Times New Roman"/>
+          <w:rFonts w:ascii="SimSun" w:hAnsi="SimSun" w:eastAsia="SimSun" w:cs="SimSun"/>
         </w:rPr>
         <w:t>3：</w:t>
       </w:r>
       <w:r>
         <w:rPr>
           <w:rStyle w:val="VerbatimChar"/>
-          <w:rFonts w:hint="eastAsia" w:ascii="Times New Roman" w:hAnsi="Times New Roman" w:eastAsia="FangSong" w:cs="Times New Roman"/>
+          <w:rFonts w:ascii="SimSun" w:hAnsi="SimSun" w:eastAsia="SimSun" w:cs="SimSun"/>
         </w:rPr>
         <w:t>收敛判断</w:t>
       </w:r>
       <w:r>
         <w:rPr>
           <w:rStyle w:val="VerbatimChar"/>
-          <w:rFonts w:hint="eastAsia" w:ascii="Times New Roman" w:hAnsi="Times New Roman" w:eastAsia="Times New Roman" w:cs="Times New Roman"/>
+          <w:rFonts w:ascii="SimSun" w:hAnsi="SimSun" w:eastAsia="SimSun" w:cs="SimSun"/>
         </w:rPr>
         <w:t>——</w:t>
       </w:r>
       <w:r>
         <w:rPr>
           <w:rStyle w:val="VerbatimChar"/>
-          <w:rFonts w:hint="eastAsia" w:ascii="Times New Roman" w:hAnsi="Times New Roman" w:eastAsia="FangSong" w:cs="Times New Roman"/>
+          <w:rFonts w:ascii="SimSun" w:hAnsi="SimSun" w:eastAsia="SimSun" w:cs="SimSun"/>
         </w:rPr>
         <w:t>哪个机理与所有证据一致</w:t>
       </w:r>
       <w:r>
         <w:rPr>
           <w:rStyle w:val="VerbatimChar"/>
-          <w:rFonts w:hint="eastAsia" w:ascii="Times New Roman" w:hAnsi="Times New Roman" w:eastAsia="Times New Roman" w:cs="Times New Roman"/>
+          <w:rFonts w:ascii="SimSun" w:hAnsi="SimSun" w:eastAsia="SimSun" w:cs="SimSun"/>
         </w:rPr>
         <w:t>？</w:t>
       </w:r>
       <w:r>
         <w:rPr>
-          <w:rFonts w:ascii="Times New Roman" w:hAnsi="Times New Roman" w:eastAsia="Times New Roman" w:cs="Times New Roman"/>
+          <w:rFonts w:ascii="SimSun" w:hAnsi="SimSun" w:eastAsia="SimSun" w:cs="SimSun"/>
         </w:rPr>
         <w:br/>
       </w:r>
       <w:r>
         <w:rPr>
           <w:rStyle w:val="VerbatimChar"/>
-          <w:rFonts w:ascii="Times New Roman" w:hAnsi="Times New Roman" w:eastAsia="Times New Roman" w:cs="Times New Roman"/>
+          <w:rFonts w:ascii="SimSun" w:hAnsi="SimSun" w:eastAsia="SimSun" w:cs="SimSun"/>
         </w:rPr>
         <w:t xml:space="preserve">│   ├── </w:t>
       </w:r>
       <w:r>
         <w:rPr>
           <w:rStyle w:val="VerbatimChar"/>
-          <w:rFonts w:hint="eastAsia" w:ascii="Times New Roman" w:hAnsi="Times New Roman" w:eastAsia="FangSong" w:cs="Times New Roman"/>
+          <w:rFonts w:ascii="SimSun" w:hAnsi="SimSun" w:eastAsia="SimSun" w:cs="SimSun"/>
         </w:rPr>
         <w:t xml:space="preserve">无矛盾</w:t>
       </w:r>
       <w:r>
         <w:rPr>
           <w:rStyle w:val="VerbatimChar"/>
-          <w:rFonts w:ascii="Times New Roman" w:hAnsi="Times New Roman" w:eastAsia="Times New Roman" w:cs="Times New Roman"/>
+          <w:rFonts w:ascii="SimSun" w:hAnsi="SimSun" w:eastAsia="SimSun" w:cs="SimSun"/>
         </w:rPr>
         <w:t xml:space="preserve"> → </w:t>
       </w:r>
       <w:r>
         <w:rPr>
           <w:rStyle w:val="VerbatimChar"/>
-          <w:rFonts w:hint="eastAsia" w:ascii="Times New Roman" w:hAnsi="Times New Roman" w:eastAsia="FangSong" w:cs="Times New Roman"/>
+          <w:rFonts w:ascii="SimSun" w:hAnsi="SimSun" w:eastAsia="SimSun" w:cs="SimSun"/>
         </w:rPr>
         <w:t xml:space="preserve">接受</w:t>
       </w:r>
       <w:r>
         <w:rPr>
-          <w:rFonts w:ascii="Times New Roman" w:hAnsi="Times New Roman" w:eastAsia="Times New Roman" w:cs="Times New Roman"/>
+          <w:rFonts w:ascii="SimSun" w:hAnsi="SimSun" w:eastAsia="SimSun" w:cs="SimSun"/>
         </w:rPr>
         <w:br/>
       </w:r>
       <w:r>
         <w:rPr>
           <w:rStyle w:val="VerbatimChar"/>
-          <w:rFonts w:ascii="Times New Roman" w:hAnsi="Times New Roman" w:eastAsia="Times New Roman" w:cs="Times New Roman"/>
+          <w:rFonts w:ascii="SimSun" w:hAnsi="SimSun" w:eastAsia="SimSun" w:cs="SimSun"/>
         </w:rPr>
         <w:t xml:space="preserve">│   ├── </w:t>
       </w:r>
       <w:r>
         <w:rPr>
           <w:rStyle w:val="VerbatimChar"/>
-          <w:rFonts w:hint="eastAsia" w:ascii="Times New Roman" w:hAnsi="Times New Roman" w:eastAsia="FangSong" w:cs="Times New Roman"/>
+          <w:rFonts w:ascii="SimSun" w:hAnsi="SimSun" w:eastAsia="SimSun" w:cs="SimSun"/>
         </w:rPr>
         <w:t xml:space="preserve">有矛盾</w:t>
       </w:r>
       <w:r>
         <w:rPr>
           <w:rStyle w:val="VerbatimChar"/>
-          <w:rFonts w:ascii="Times New Roman" w:hAnsi="Times New Roman" w:eastAsia="Times New Roman" w:cs="Times New Roman"/>
+          <w:rFonts w:ascii="SimSun" w:hAnsi="SimSun" w:eastAsia="SimSun" w:cs="SimSun"/>
         </w:rPr>
         <w:t xml:space="preserve"> → </w:t>
       </w:r>
       <w:r>
         <w:rPr>
           <w:rStyle w:val="VerbatimChar"/>
-          <w:rFonts w:hint="eastAsia" w:ascii="Times New Roman" w:hAnsi="Times New Roman" w:eastAsia="FangSong" w:cs="Times New Roman"/>
+          <w:rFonts w:ascii="SimSun" w:hAnsi="SimSun" w:eastAsia="SimSun" w:cs="SimSun"/>
         </w:rPr>
         <w:t xml:space="preserve">排除或修正</w:t>
       </w:r>
       <w:r>
         <w:rPr>
-          <w:rFonts w:ascii="Times New Roman" w:hAnsi="Times New Roman" w:eastAsia="Times New Roman" w:cs="Times New Roman"/>
+          <w:rFonts w:ascii="SimSun" w:hAnsi="SimSun" w:eastAsia="SimSun" w:cs="SimSun"/>
         </w:rPr>
         <w:br/>
       </w:r>
       <w:r>
         <w:rPr>
           <w:rStyle w:val="VerbatimChar"/>
-          <w:rFonts w:ascii="Times New Roman" w:hAnsi="Times New Roman" w:eastAsia="Times New Roman" w:cs="Times New Roman"/>
+          <w:rFonts w:ascii="SimSun" w:hAnsi="SimSun" w:eastAsia="SimSun" w:cs="SimSun"/>
         </w:rPr>
         <w:t xml:space="preserve">│   └── </w:t>
       </w:r>
       <w:r>
         <w:rPr>
           <w:rStyle w:val="VerbatimChar"/>
-          <w:rFonts w:hint="eastAsia" w:ascii="Times New Roman" w:hAnsi="Times New Roman" w:eastAsia="FangSong" w:cs="Times New Roman"/>
+          <w:rFonts w:ascii="SimSun" w:hAnsi="SimSun" w:eastAsia="SimSun" w:cs="SimSun"/>
         </w:rPr>
         <w:t xml:space="preserve">数据表面矛盾</w:t>
       </w:r>
       <w:r>
         <w:rPr>
           <w:rStyle w:val="VerbatimChar"/>
-          <w:rFonts w:ascii="Times New Roman" w:hAnsi="Times New Roman" w:eastAsia="Times New Roman" w:cs="Times New Roman"/>
+          <w:rFonts w:ascii="SimSun" w:hAnsi="SimSun" w:eastAsia="SimSun" w:cs="SimSun"/>
         </w:rPr>
         <w:t xml:space="preserve"> → </w:t>
       </w:r>
       <w:r>
         <w:rPr>
           <w:rStyle w:val="VerbatimChar"/>
-          <w:rFonts w:hint="eastAsia" w:ascii="Times New Roman" w:hAnsi="Times New Roman" w:eastAsia="FangSong" w:cs="Times New Roman"/>
+          <w:rFonts w:ascii="SimSun" w:hAnsi="SimSun" w:eastAsia="SimSun" w:cs="SimSun"/>
         </w:rPr>
         <w:t>考虑多步过程</w:t>
       </w:r>
       <w:r>
         <w:rPr>
           <w:rStyle w:val="VerbatimChar"/>
-          <w:rFonts w:hint="eastAsia" w:ascii="Times New Roman" w:hAnsi="Times New Roman" w:eastAsia="Times New Roman" w:cs="Times New Roman"/>
+          <w:rFonts w:ascii="SimSun" w:hAnsi="SimSun" w:eastAsia="SimSun" w:cs="SimSun"/>
         </w:rPr>
         <w:t>（</w:t>
       </w:r>
       <w:r>
         <w:rPr>
           <w:rStyle w:val="VerbatimChar"/>
-          <w:rFonts w:hint="eastAsia" w:ascii="Times New Roman" w:hAnsi="Times New Roman" w:eastAsia="FangSong" w:cs="Times New Roman"/>
+          <w:rFonts w:ascii="SimSun" w:hAnsi="SimSun" w:eastAsia="SimSun" w:cs="SimSun"/>
         </w:rPr>
         <w:t>不同数据指不同步骤</w:t>
       </w:r>
       <w:r>
         <w:rPr>
           <w:rStyle w:val="VerbatimChar"/>
-          <w:rFonts w:hint="eastAsia" w:ascii="Times New Roman" w:hAnsi="Times New Roman" w:eastAsia="Times New Roman" w:cs="Times New Roman"/>
+          <w:rFonts w:ascii="SimSun" w:hAnsi="SimSun" w:eastAsia="SimSun" w:cs="SimSun"/>
         </w:rPr>
         <w:t>）</w:t>
       </w:r>
       <w:r>
         <w:rPr>
-          <w:rFonts w:ascii="Times New Roman" w:hAnsi="Times New Roman" w:eastAsia="Times New Roman" w:cs="Times New Roman"/>
+          <w:rFonts w:ascii="SimSun" w:hAnsi="SimSun" w:eastAsia="SimSun" w:cs="SimSun"/>
         </w:rPr>
         <w:br/>
       </w:r>
       <w:r>
         <w:rPr>
           <w:rStyle w:val="VerbatimChar"/>
-          <w:rFonts w:ascii="Times New Roman" w:hAnsi="Times New Roman" w:eastAsia="Times New Roman" w:cs="Times New Roman"/>
+          <w:rFonts w:ascii="SimSun" w:hAnsi="SimSun" w:eastAsia="SimSun" w:cs="SimSun"/>
         </w:rPr>
         <w:t xml:space="preserve">│</w:t>
       </w:r>
       <w:r>
         <w:rPr>
-          <w:rFonts w:ascii="Times New Roman" w:hAnsi="Times New Roman" w:eastAsia="Times New Roman" w:cs="Times New Roman"/>
+          <w:rFonts w:ascii="SimSun" w:hAnsi="SimSun" w:eastAsia="SimSun" w:cs="SimSun"/>
         </w:rPr>
         <w:br/>
       </w:r>
       <w:r>
         <w:rPr>
           <w:rStyle w:val="VerbatimChar"/>
-          <w:rFonts w:ascii="Times New Roman" w:hAnsi="Times New Roman" w:eastAsia="Times New Roman" w:cs="Times New Roman"/>
+          <w:rFonts w:ascii="SimSun" w:hAnsi="SimSun" w:eastAsia="SimSun" w:cs="SimSun"/>
         </w:rPr>
         <w:t xml:space="preserve">└─ </w:t>
       </w:r>
       <w:r>
         <w:rPr>
           <w:rStyle w:val="VerbatimChar"/>
-          <w:rFonts w:hint="eastAsia" w:ascii="Times New Roman" w:hAnsi="Times New Roman" w:eastAsia="FangSong" w:cs="Times New Roman"/>
+          <w:rFonts w:ascii="SimSun" w:hAnsi="SimSun" w:eastAsia="SimSun" w:cs="SimSun"/>
         </w:rPr>
         <w:t>输出</w:t>
       </w:r>
       <w:r>
         <w:rPr>
           <w:rStyle w:val="VerbatimChar"/>
-          <w:rFonts w:hint="eastAsia" w:ascii="Times New Roman" w:hAnsi="Times New Roman" w:eastAsia="Times New Roman" w:cs="Times New Roman"/>
+          <w:rFonts w:ascii="SimSun" w:hAnsi="SimSun" w:eastAsia="SimSun" w:cs="SimSun"/>
         </w:rPr>
         <w:t>：</w:t>
       </w:r>
       <w:r>
         <w:rPr>
           <w:rStyle w:val="VerbatimChar"/>
-          <w:rFonts w:hint="eastAsia" w:ascii="Times New Roman" w:hAnsi="Times New Roman" w:eastAsia="FangSong" w:cs="Times New Roman"/>
+          <w:rFonts w:ascii="SimSun" w:hAnsi="SimSun" w:eastAsia="SimSun" w:cs="SimSun"/>
         </w:rPr>
         <w:t>该反应最合理的机理</w:t>
       </w:r>
       <w:r>
         <w:rPr>
           <w:rStyle w:val="VerbatimChar"/>
-          <w:rFonts w:ascii="Times New Roman" w:hAnsi="Times New Roman" w:eastAsia="Times New Roman" w:cs="Times New Roman"/>
+          <w:rFonts w:ascii="SimSun" w:hAnsi="SimSun" w:eastAsia="SimSun" w:cs="SimSun"/>
         </w:rPr>
         <w:t xml:space="preserve"> + </w:t>
       </w:r>
       <w:r>
         <w:rPr>
           <w:rStyle w:val="VerbatimChar"/>
-          <w:rFonts w:hint="eastAsia" w:ascii="Times New Roman" w:hAnsi="Times New Roman" w:eastAsia="FangSong" w:cs="Times New Roman"/>
+          <w:rFonts w:ascii="SimSun" w:hAnsi="SimSun" w:eastAsia="SimSun" w:cs="SimSun"/>
         </w:rPr>
         <w:t xml:space="preserve">支持证据</w:t>
       </w:r>
       <w:r>
         <w:rPr>
           <w:rStyle w:val="VerbatimChar"/>
-          <w:rFonts w:ascii="Times New Roman" w:hAnsi="Times New Roman" w:eastAsia="Times New Roman" w:cs="Times New Roman"/>
+          <w:rFonts w:ascii="SimSun" w:hAnsi="SimSun" w:eastAsia="SimSun" w:cs="SimSun"/>
         </w:rPr>
         <w:t xml:space="preserve"> + </w:t>
       </w:r>
       <w:r>
         <w:rPr>
           <w:rStyle w:val="VerbatimChar"/>
-          <w:rFonts w:hint="eastAsia" w:ascii="Times New Roman" w:hAnsi="Times New Roman" w:eastAsia="FangSong" w:cs="Times New Roman"/>
+          <w:rFonts w:ascii="SimSun" w:hAnsi="SimSun" w:eastAsia="SimSun" w:cs="SimSun"/>
         </w:rPr>
         <w:t xml:space="preserve">排除了哪些备选</w:t>
       </w:r>
@@ -34746,7 +34746,7 @@
     <ns0:name ns0:val="Verbatim Char"/>
     <ns0:basedOn ns0:val="BodyTextChar"/>
     <ns0:rPr>
-      <ns0:rFonts ns0:ascii="Times New Roman" ns0:cs="Times New Roman" ns0:eastAsia="FangSong" ns0:hAnsi="Times New Roman"/>
+      <ns0:rFonts ns0:ascii="SimSun" ns0:hAnsi="SimSun" ns0:eastAsia="SimSun" ns0:cs="SimSun"/>
       <ns0:b ns0:val="0"/>
       <ns0:sz ns0:val="20"/>
     </ns0:rPr>
@@ -34808,7 +34808,7 @@
       <w:wordWrap w:val="off"/>
     </w:pPr>
     <ns0:rPr>
-      <w:rFonts ns0:ascii="Times New Roman" ns0:hAnsi="Times New Roman" ns0:eastAsia="FangSong" ns0:cs="Times New Roman"/>
+      <w:rFonts w:ascii="SimSun" w:hAnsi="SimSun" w:eastAsia="SimSun" w:cs="SimSun"/>
     </ns0:rPr>
   </w:style>
   <w:style w:type="character" w:customStyle="1" w:styleId="KeywordTok">

--- a/06-学生侧材料/讲义/有机化学/高等有机机理.docx
+++ b/06-学生侧材料/讲义/有机化学/高等有机机理.docx
@@ -4343,145 +4343,145 @@
       <w:r>
         <w:rPr>
           <w:rStyle w:val="VerbatimChar"/>
-          <w:rFonts w:ascii="SimSun" w:hAnsi="SimSun" w:eastAsia="SimSun" w:cs="SimSun"/>
+          <w:rFonts w:hint="eastAsia" w:ascii="SimSun" w:hAnsi="SimSun" w:eastAsia="SimSun" w:cs="SimSun"/>
         </w:rPr>
         <w:t>早期</w:t>
+      </w:r>
+      <w:r>
+        <w:rPr>
+          <w:rStyle w:val="VerbatimChar"/>
+          <w:rFonts w:hint="eastAsia" w:ascii="SimSun" w:hAnsi="SimSun" w:eastAsia="SimSun" w:cs="SimSun"/>
+        </w:rPr>
+        <w:t>TS（E1</w:t>
+      </w:r>
+      <w:r>
+        <w:rPr>
+          <w:rStyle w:val="VerbatimChar"/>
+          <w:rFonts w:hint="eastAsia" w:ascii="SimSun" w:hAnsi="SimSun" w:eastAsia="SimSun" w:cs="SimSun"/>
+        </w:rPr>
+        <w:t>类似</w:t>
+      </w:r>
+      <w:r>
+        <w:rPr>
+          <w:rStyle w:val="VerbatimChar"/>
+          <w:rFonts w:hint="eastAsia" w:ascii="SimSun" w:hAnsi="SimSun" w:eastAsia="SimSun" w:cs="SimSun"/>
+        </w:rPr>
+        <w:t>）</w:t>
       </w:r>
       <w:r>
         <w:rPr>
           <w:rStyle w:val="VerbatimChar"/>
           <w:rFonts w:ascii="SimSun" w:hAnsi="SimSun" w:eastAsia="SimSun" w:cs="SimSun"/>
         </w:rPr>
-        <w:t>TS（E1</w:t>
+        <w:t xml:space="preserve">  </w:t>
+      </w:r>
+      <w:r>
+        <w:rPr>
+          <w:rStyle w:val="VerbatimChar"/>
+          <w:rFonts w:hint="eastAsia" w:ascii="SimSun" w:hAnsi="SimSun" w:eastAsia="SimSun" w:cs="SimSun"/>
+        </w:rPr>
+        <w:t>中期</w:t>
+      </w:r>
+      <w:r>
+        <w:rPr>
+          <w:rStyle w:val="VerbatimChar"/>
+          <w:rFonts w:hint="eastAsia" w:ascii="SimSun" w:hAnsi="SimSun" w:eastAsia="SimSun" w:cs="SimSun"/>
+        </w:rPr>
+        <w:t>TS</w:t>
       </w:r>
       <w:r>
         <w:rPr>
           <w:rStyle w:val="VerbatimChar"/>
           <w:rFonts w:ascii="SimSun" w:hAnsi="SimSun" w:eastAsia="SimSun" w:cs="SimSun"/>
         </w:rPr>
+        <w:t xml:space="preserve">          </w:t>
+      </w:r>
+      <w:r>
+        <w:rPr>
+          <w:rStyle w:val="VerbatimChar"/>
+          <w:rFonts w:hint="eastAsia" w:ascii="SimSun" w:hAnsi="SimSun" w:eastAsia="SimSun" w:cs="SimSun"/>
+        </w:rPr>
+        <w:t>晚期</w:t>
+      </w:r>
+      <w:r>
+        <w:rPr>
+          <w:rStyle w:val="VerbatimChar"/>
+          <w:rFonts w:hint="eastAsia" w:ascii="SimSun" w:hAnsi="SimSun" w:eastAsia="SimSun" w:cs="SimSun"/>
+        </w:rPr>
+        <w:t>TS（SN1</w:t>
+      </w:r>
+      <w:r>
+        <w:rPr>
+          <w:rStyle w:val="VerbatimChar"/>
+          <w:rFonts w:hint="eastAsia" w:ascii="SimSun" w:hAnsi="SimSun" w:eastAsia="SimSun" w:cs="SimSun"/>
+        </w:rPr>
         <w:t>类似</w:t>
+      </w:r>
+      <w:r>
+        <w:rPr>
+          <w:rStyle w:val="VerbatimChar"/>
+          <w:rFonts w:hint="eastAsia" w:ascii="SimSun" w:hAnsi="SimSun" w:eastAsia="SimSun" w:cs="SimSun"/>
+        </w:rPr>
+        <w:t>）</w:t>
+      </w:r>
+      <w:r>
+        <w:rPr>
+          <w:rFonts w:ascii="SimSun" w:hAnsi="SimSun" w:eastAsia="SimSun" w:cs="SimSun"/>
+        </w:rPr>
+        <w:br/>
       </w:r>
       <w:r>
         <w:rPr>
           <w:rStyle w:val="VerbatimChar"/>
           <w:rFonts w:ascii="SimSun" w:hAnsi="SimSun" w:eastAsia="SimSun" w:cs="SimSun"/>
         </w:rPr>
-        <w:t>）</w:t>
+        <w:t xml:space="preserve">   ρ ≈ -2  →   ρ ≈ -4  →   ρ ≈ -6 ~ -12</w:t>
+      </w:r>
+      <w:r>
+        <w:rPr>
+          <w:rFonts w:ascii="SimSun" w:hAnsi="SimSun" w:eastAsia="SimSun" w:cs="SimSun"/>
+        </w:rPr>
+        <w:br/>
       </w:r>
       <w:r>
         <w:rPr>
           <w:rStyle w:val="VerbatimChar"/>
           <w:rFonts w:ascii="SimSun" w:hAnsi="SimSun" w:eastAsia="SimSun" w:cs="SimSun"/>
         </w:rPr>
-        <w:t xml:space="preserve">  </w:t>
+        <w:t xml:space="preserve">   </w:t>
+      </w:r>
+      <w:r>
+        <w:rPr>
+          <w:rStyle w:val="VerbatimChar"/>
+          <w:rFonts w:hint="eastAsia" w:ascii="SimSun" w:hAnsi="SimSun" w:eastAsia="SimSun" w:cs="SimSun"/>
+        </w:rPr>
+        <w:t xml:space="preserve">较少正电荷</w:t>
       </w:r>
       <w:r>
         <w:rPr>
           <w:rStyle w:val="VerbatimChar"/>
           <w:rFonts w:ascii="SimSun" w:hAnsi="SimSun" w:eastAsia="SimSun" w:cs="SimSun"/>
         </w:rPr>
-        <w:t>中期</w:t>
+        <w:t xml:space="preserve">      </w:t>
+      </w:r>
+      <w:r>
+        <w:rPr>
+          <w:rStyle w:val="VerbatimChar"/>
+          <w:rFonts w:hint="eastAsia" w:ascii="SimSun" w:hAnsi="SimSun" w:eastAsia="SimSun" w:cs="SimSun"/>
+        </w:rPr>
+        <w:t xml:space="preserve">中等正电荷</w:t>
       </w:r>
       <w:r>
         <w:rPr>
           <w:rStyle w:val="VerbatimChar"/>
           <w:rFonts w:ascii="SimSun" w:hAnsi="SimSun" w:eastAsia="SimSun" w:cs="SimSun"/>
         </w:rPr>
-        <w:t>TS</w:t>
+        <w:t xml:space="preserve">     </w:t>
       </w:r>
       <w:r>
         <w:rPr>
           <w:rStyle w:val="VerbatimChar"/>
-          <w:rFonts w:ascii="SimSun" w:hAnsi="SimSun" w:eastAsia="SimSun" w:cs="SimSun"/>
-        </w:rPr>
-        <w:t xml:space="preserve">          </w:t>
-      </w:r>
-      <w:r>
-        <w:rPr>
-          <w:rStyle w:val="VerbatimChar"/>
-          <w:rFonts w:ascii="SimSun" w:hAnsi="SimSun" w:eastAsia="SimSun" w:cs="SimSun"/>
-        </w:rPr>
-        <w:t>晚期</w:t>
-      </w:r>
-      <w:r>
-        <w:rPr>
-          <w:rStyle w:val="VerbatimChar"/>
-          <w:rFonts w:ascii="SimSun" w:hAnsi="SimSun" w:eastAsia="SimSun" w:cs="SimSun"/>
-        </w:rPr>
-        <w:t>TS（SN1</w:t>
-      </w:r>
-      <w:r>
-        <w:rPr>
-          <w:rStyle w:val="VerbatimChar"/>
-          <w:rFonts w:ascii="SimSun" w:hAnsi="SimSun" w:eastAsia="SimSun" w:cs="SimSun"/>
-        </w:rPr>
-        <w:t>类似</w:t>
-      </w:r>
-      <w:r>
-        <w:rPr>
-          <w:rStyle w:val="VerbatimChar"/>
-          <w:rFonts w:ascii="SimSun" w:hAnsi="SimSun" w:eastAsia="SimSun" w:cs="SimSun"/>
-        </w:rPr>
-        <w:t>）</w:t>
-      </w:r>
-      <w:r>
-        <w:rPr>
-          <w:rFonts w:ascii="SimSun" w:hAnsi="SimSun" w:eastAsia="SimSun" w:cs="SimSun"/>
-        </w:rPr>
-        <w:br/>
-      </w:r>
-      <w:r>
-        <w:rPr>
-          <w:rStyle w:val="VerbatimChar"/>
-          <w:rFonts w:ascii="SimSun" w:hAnsi="SimSun" w:eastAsia="SimSun" w:cs="SimSun"/>
-        </w:rPr>
-        <w:t xml:space="preserve">   ρ ≈ -2  →   ρ ≈ -4  →   ρ ≈ -6 ~ -12</w:t>
-      </w:r>
-      <w:r>
-        <w:rPr>
-          <w:rFonts w:ascii="SimSun" w:hAnsi="SimSun" w:eastAsia="SimSun" w:cs="SimSun"/>
-        </w:rPr>
-        <w:br/>
-      </w:r>
-      <w:r>
-        <w:rPr>
-          <w:rStyle w:val="VerbatimChar"/>
-          <w:rFonts w:ascii="SimSun" w:hAnsi="SimSun" w:eastAsia="SimSun" w:cs="SimSun"/>
-        </w:rPr>
-        <w:t xml:space="preserve">   </w:t>
-      </w:r>
-      <w:r>
-        <w:rPr>
-          <w:rStyle w:val="VerbatimChar"/>
-          <w:rFonts w:ascii="SimSun" w:hAnsi="SimSun" w:eastAsia="SimSun" w:cs="SimSun"/>
-        </w:rPr>
-        <w:t xml:space="preserve">较少正电荷</w:t>
-      </w:r>
-      <w:r>
-        <w:rPr>
-          <w:rStyle w:val="VerbatimChar"/>
-          <w:rFonts w:ascii="SimSun" w:hAnsi="SimSun" w:eastAsia="SimSun" w:cs="SimSun"/>
-        </w:rPr>
-        <w:t xml:space="preserve">      </w:t>
-      </w:r>
-      <w:r>
-        <w:rPr>
-          <w:rStyle w:val="VerbatimChar"/>
-          <w:rFonts w:ascii="SimSun" w:hAnsi="SimSun" w:eastAsia="SimSun" w:cs="SimSun"/>
-        </w:rPr>
-        <w:t xml:space="preserve">中等正电荷</w:t>
-      </w:r>
-      <w:r>
-        <w:rPr>
-          <w:rStyle w:val="VerbatimChar"/>
-          <w:rFonts w:ascii="SimSun" w:hAnsi="SimSun" w:eastAsia="SimSun" w:cs="SimSun"/>
-        </w:rPr>
-        <w:t xml:space="preserve">     </w:t>
-      </w:r>
-      <w:r>
-        <w:rPr>
-          <w:rStyle w:val="VerbatimChar"/>
-          <w:rFonts w:ascii="SimSun" w:hAnsi="SimSun" w:eastAsia="SimSun" w:cs="SimSun"/>
+          <w:rFonts w:hint="eastAsia" w:ascii="SimSun" w:hAnsi="SimSun" w:eastAsia="SimSun" w:cs="SimSun"/>
         </w:rPr>
         <w:t xml:space="preserve">大量正电荷</w:t>
       </w:r>
@@ -9169,687 +9169,588 @@
     </w:p>
     <w:p>
       <w:pPr>
-        <w:pStyle w:val="SourceCode"/>
-      </w:pPr>
-      <w:r>
-        <w:rPr>
-          <w:rStyle w:val="VerbatimChar"/>
-          <w:rFonts w:ascii="SimSun" w:hAnsi="SimSun" w:eastAsia="SimSun" w:cs="SimSun"/>
+        <w:pStyle w:val="Compact"/>
+        <w:numPr>
+          <w:ilvl w:val="0"/>
+          <w:numId w:val="1005"/>
+        </w:numPr>
+      </w:pPr>
+      <w:r>
+        <w:rPr>
+          <w:rFonts w:ascii="Times New Roman" w:hAnsi="Times New Roman" w:eastAsia="Times New Roman" w:cs="Times New Roman"/>
         </w:rPr>
         <w:t xml:space="preserve">Step </w:t>
       </w:r>
       <w:r>
         <w:rPr>
-          <w:rStyle w:val="VerbatimChar"/>
-          <w:rFonts w:ascii="SimSun" w:hAnsi="SimSun" w:eastAsia="SimSun" w:cs="SimSun"/>
+          <w:rFonts w:hint="eastAsia" w:ascii="Times New Roman" w:hAnsi="Times New Roman" w:eastAsia="Times New Roman" w:cs="Times New Roman"/>
         </w:rPr>
         <w:t>1：</w:t>
       </w:r>
       <w:r>
         <w:rPr>
-          <w:rStyle w:val="VerbatimChar"/>
-          <w:rFonts w:ascii="SimSun" w:hAnsi="SimSun" w:eastAsia="SimSun" w:cs="SimSun"/>
+          <w:rFonts w:hint="eastAsia" w:ascii="Times New Roman" w:hAnsi="Times New Roman" w:eastAsia="FangSong" w:cs="Times New Roman"/>
         </w:rPr>
         <w:t>确定反应的</w:t>
       </w:r>
       <w:r>
         <w:rPr>
-          <w:rStyle w:val="VerbatimChar"/>
-          <w:rFonts w:ascii="SimSun" w:hAnsi="SimSun" w:eastAsia="SimSun" w:cs="SimSun"/>
+          <w:rFonts w:hint="eastAsia" w:ascii="Times New Roman" w:hAnsi="Times New Roman" w:eastAsia="Times New Roman" w:cs="Times New Roman"/>
         </w:rPr>
         <w:t>「</w:t>
       </w:r>
       <w:r>
         <w:rPr>
-          <w:rStyle w:val="VerbatimChar"/>
-          <w:rFonts w:ascii="SimSun" w:hAnsi="SimSun" w:eastAsia="SimSun" w:cs="SimSun"/>
+          <w:rFonts w:hint="eastAsia" w:ascii="Times New Roman" w:hAnsi="Times New Roman" w:eastAsia="FangSong" w:cs="Times New Roman"/>
         </w:rPr>
         <w:t>组分</w:t>
       </w:r>
       <w:r>
         <w:rPr>
-          <w:rStyle w:val="VerbatimChar"/>
-          <w:rFonts w:ascii="SimSun" w:hAnsi="SimSun" w:eastAsia="SimSun" w:cs="SimSun"/>
+          <w:rFonts w:hint="eastAsia" w:ascii="Times New Roman" w:hAnsi="Times New Roman" w:eastAsia="Times New Roman" w:cs="Times New Roman"/>
         </w:rPr>
         <w:t>」</w:t>
       </w:r>
-      <w:r>
-        <w:rPr>
-          <w:rFonts w:ascii="SimSun" w:hAnsi="SimSun" w:eastAsia="SimSun" w:cs="SimSun"/>
-        </w:rPr>
-        <w:br/>
-      </w:r>
-      <w:r>
-        <w:rPr>
-          <w:rStyle w:val="VerbatimChar"/>
-          <w:rFonts w:ascii="SimSun" w:hAnsi="SimSun" w:eastAsia="SimSun" w:cs="SimSun"/>
-        </w:rPr>
-        <w:t xml:space="preserve">  ├── π </w:t>
-      </w:r>
-      <w:r>
-        <w:rPr>
-          <w:rStyle w:val="VerbatimChar"/>
-          <w:rFonts w:ascii="SimSun" w:hAnsi="SimSun" w:eastAsia="SimSun" w:cs="SimSun"/>
+    </w:p>
+    <w:p>
+      <w:pPr>
+        <w:pStyle w:val="Compact"/>
+        <w:numPr>
+          <w:ilvl w:val="1"/>
+          <w:numId w:val="1006"/>
+        </w:numPr>
+      </w:pPr>
+      <w:r>
+        <w:rPr>
+          <w:rFonts w:ascii="Times New Roman" w:hAnsi="Times New Roman" w:eastAsia="Times New Roman" w:cs="Times New Roman"/>
+        </w:rPr>
+        <w:t xml:space="preserve">π </w:t>
+      </w:r>
+      <w:r>
+        <w:rPr>
+          <w:rFonts w:hint="eastAsia" w:ascii="Times New Roman" w:hAnsi="Times New Roman" w:eastAsia="FangSong" w:cs="Times New Roman"/>
         </w:rPr>
         <w:t>电子体系</w:t>
       </w:r>
       <w:r>
         <w:rPr>
-          <w:rStyle w:val="VerbatimChar"/>
-          <w:rFonts w:ascii="SimSun" w:hAnsi="SimSun" w:eastAsia="SimSun" w:cs="SimSun"/>
+          <w:rFonts w:hint="eastAsia" w:ascii="Times New Roman" w:hAnsi="Times New Roman" w:eastAsia="Times New Roman" w:cs="Times New Roman"/>
         </w:rPr>
         <w:t>（</w:t>
       </w:r>
       <w:r>
         <w:rPr>
-          <w:rStyle w:val="VerbatimChar"/>
-          <w:rFonts w:ascii="SimSun" w:hAnsi="SimSun" w:eastAsia="SimSun" w:cs="SimSun"/>
+          <w:rFonts w:hint="eastAsia" w:ascii="Times New Roman" w:hAnsi="Times New Roman" w:eastAsia="FangSong" w:cs="Times New Roman"/>
         </w:rPr>
         <w:t>烯烃</w:t>
       </w:r>
       <w:r>
         <w:rPr>
-          <w:rStyle w:val="VerbatimChar"/>
-          <w:rFonts w:ascii="SimSun" w:hAnsi="SimSun" w:eastAsia="SimSun" w:cs="SimSun"/>
+          <w:rFonts w:hint="eastAsia" w:ascii="Times New Roman" w:hAnsi="Times New Roman" w:eastAsia="Times New Roman" w:cs="Times New Roman"/>
         </w:rPr>
         <w:t>/</w:t>
       </w:r>
       <w:r>
         <w:rPr>
-          <w:rStyle w:val="VerbatimChar"/>
-          <w:rFonts w:ascii="SimSun" w:hAnsi="SimSun" w:eastAsia="SimSun" w:cs="SimSun"/>
+          <w:rFonts w:hint="eastAsia" w:ascii="Times New Roman" w:hAnsi="Times New Roman" w:eastAsia="FangSong" w:cs="Times New Roman"/>
         </w:rPr>
         <w:t>二烯等</w:t>
       </w:r>
       <w:r>
         <w:rPr>
-          <w:rStyle w:val="VerbatimChar"/>
-          <w:rFonts w:ascii="SimSun" w:hAnsi="SimSun" w:eastAsia="SimSun" w:cs="SimSun"/>
+          <w:rFonts w:hint="eastAsia" w:ascii="Times New Roman" w:hAnsi="Times New Roman" w:eastAsia="Times New Roman" w:cs="Times New Roman"/>
         </w:rPr>
         <w:t>）—</w:t>
       </w:r>
       <w:r>
         <w:rPr>
-          <w:rStyle w:val="VerbatimChar"/>
-          <w:rFonts w:ascii="SimSun" w:hAnsi="SimSun" w:eastAsia="SimSun" w:cs="SimSun"/>
-        </w:rPr>
-        <w:t xml:space="preserve"> </w:t>
-      </w:r>
-      <w:r>
-        <w:rPr>
-          <w:rStyle w:val="VerbatimChar"/>
-          <w:rFonts w:ascii="SimSun" w:hAnsi="SimSun" w:eastAsia="SimSun" w:cs="SimSun"/>
+          <w:rFonts w:ascii="Times New Roman" w:hAnsi="Times New Roman" w:eastAsia="Times New Roman" w:cs="Times New Roman"/>
+        </w:rPr>
+        <w:t xml:space="preserve"> </w:t>
+      </w:r>
+      <w:r>
+        <w:rPr>
+          <w:rFonts w:hint="eastAsia" w:ascii="Times New Roman" w:hAnsi="Times New Roman" w:eastAsia="FangSong" w:cs="Times New Roman"/>
         </w:rPr>
         <w:t xml:space="preserve">每个</w:t>
       </w:r>
       <w:r>
         <w:rPr>
-          <w:rStyle w:val="VerbatimChar"/>
-          <w:rFonts w:ascii="SimSun" w:hAnsi="SimSun" w:eastAsia="SimSun" w:cs="SimSun"/>
+          <w:rFonts w:ascii="Times New Roman" w:hAnsi="Times New Roman" w:eastAsia="Times New Roman" w:cs="Times New Roman"/>
         </w:rPr>
         <w:t xml:space="preserve"> π </w:t>
       </w:r>
       <w:r>
         <w:rPr>
-          <w:rStyle w:val="VerbatimChar"/>
-          <w:rFonts w:ascii="SimSun" w:hAnsi="SimSun" w:eastAsia="SimSun" w:cs="SimSun"/>
+          <w:rFonts w:hint="eastAsia" w:ascii="Times New Roman" w:hAnsi="Times New Roman" w:eastAsia="FangSong" w:cs="Times New Roman"/>
         </w:rPr>
         <w:t xml:space="preserve">键对应一组</w:t>
       </w:r>
       <w:r>
         <w:rPr>
-          <w:rStyle w:val="VerbatimChar"/>
-          <w:rFonts w:ascii="SimSun" w:hAnsi="SimSun" w:eastAsia="SimSun" w:cs="SimSun"/>
-        </w:rPr>
-        <w:t xml:space="preserve"> π/π\* </w:t>
-      </w:r>
-      <w:r>
-        <w:rPr>
-          <w:rStyle w:val="VerbatimChar"/>
-          <w:rFonts w:ascii="SimSun" w:hAnsi="SimSun" w:eastAsia="SimSun" w:cs="SimSun"/>
+          <w:rFonts w:ascii="Times New Roman" w:hAnsi="Times New Roman" w:eastAsia="Times New Roman" w:cs="Times New Roman"/>
+        </w:rPr>
+        <w:t xml:space="preserve"> π/π* </w:t>
+      </w:r>
+      <w:r>
+        <w:rPr>
+          <w:rFonts w:hint="eastAsia" w:ascii="Times New Roman" w:hAnsi="Times New Roman" w:eastAsia="FangSong" w:cs="Times New Roman"/>
         </w:rPr>
         <w:t xml:space="preserve">轨道</w:t>
       </w:r>
-      <w:r>
-        <w:rPr>
-          <w:rFonts w:ascii="SimSun" w:hAnsi="SimSun" w:eastAsia="SimSun" w:cs="SimSun"/>
-        </w:rPr>
-        <w:br/>
-      </w:r>
-      <w:r>
-        <w:rPr>
-          <w:rStyle w:val="VerbatimChar"/>
-          <w:rFonts w:ascii="SimSun" w:hAnsi="SimSun" w:eastAsia="SimSun" w:cs="SimSun"/>
-        </w:rPr>
-        <w:t xml:space="preserve">  └── σ </w:t>
-      </w:r>
-      <w:r>
-        <w:rPr>
-          <w:rStyle w:val="VerbatimChar"/>
-          <w:rFonts w:ascii="SimSun" w:hAnsi="SimSun" w:eastAsia="SimSun" w:cs="SimSun"/>
+    </w:p>
+    <w:p>
+      <w:pPr>
+        <w:pStyle w:val="Compact"/>
+        <w:numPr>
+          <w:ilvl w:val="1"/>
+          <w:numId w:val="1006"/>
+        </w:numPr>
+      </w:pPr>
+      <w:r>
+        <w:rPr>
+          <w:rFonts w:ascii="Times New Roman" w:hAnsi="Times New Roman" w:eastAsia="Times New Roman" w:cs="Times New Roman"/>
+        </w:rPr>
+        <w:t xml:space="preserve">σ </w:t>
+      </w:r>
+      <w:r>
+        <w:rPr>
+          <w:rFonts w:hint="eastAsia" w:ascii="Times New Roman" w:hAnsi="Times New Roman" w:eastAsia="FangSong" w:cs="Times New Roman"/>
         </w:rPr>
         <w:t>电子体系</w:t>
       </w:r>
       <w:r>
         <w:rPr>
-          <w:rStyle w:val="VerbatimChar"/>
-          <w:rFonts w:ascii="SimSun" w:hAnsi="SimSun" w:eastAsia="SimSun" w:cs="SimSun"/>
+          <w:rFonts w:hint="eastAsia" w:ascii="Times New Roman" w:hAnsi="Times New Roman" w:eastAsia="Times New Roman" w:cs="Times New Roman"/>
         </w:rPr>
         <w:t>（σ</w:t>
       </w:r>
       <w:r>
         <w:rPr>
-          <w:rStyle w:val="VerbatimChar"/>
-          <w:rFonts w:ascii="SimSun" w:hAnsi="SimSun" w:eastAsia="SimSun" w:cs="SimSun"/>
-        </w:rPr>
-        <w:t xml:space="preserve"> </w:t>
-      </w:r>
-      <w:r>
-        <w:rPr>
-          <w:rStyle w:val="VerbatimChar"/>
-          <w:rFonts w:ascii="SimSun" w:hAnsi="SimSun" w:eastAsia="SimSun" w:cs="SimSun"/>
+          <w:rFonts w:ascii="Times New Roman" w:hAnsi="Times New Roman" w:eastAsia="Times New Roman" w:cs="Times New Roman"/>
+        </w:rPr>
+        <w:t xml:space="preserve"> </w:t>
+      </w:r>
+      <w:r>
+        <w:rPr>
+          <w:rFonts w:hint="eastAsia" w:ascii="Times New Roman" w:hAnsi="Times New Roman" w:eastAsia="FangSong" w:cs="Times New Roman"/>
         </w:rPr>
         <w:t>键迁移</w:t>
       </w:r>
       <w:r>
         <w:rPr>
-          <w:rStyle w:val="VerbatimChar"/>
-          <w:rFonts w:ascii="SimSun" w:hAnsi="SimSun" w:eastAsia="SimSun" w:cs="SimSun"/>
+          <w:rFonts w:hint="eastAsia" w:ascii="Times New Roman" w:hAnsi="Times New Roman" w:eastAsia="Times New Roman" w:cs="Times New Roman"/>
         </w:rPr>
         <w:t>）—</w:t>
       </w:r>
       <w:r>
         <w:rPr>
-          <w:rStyle w:val="VerbatimChar"/>
-          <w:rFonts w:ascii="SimSun" w:hAnsi="SimSun" w:eastAsia="SimSun" w:cs="SimSun"/>
-        </w:rPr>
-        <w:t xml:space="preserve"> </w:t>
-      </w:r>
-      <w:r>
-        <w:rPr>
-          <w:rStyle w:val="VerbatimChar"/>
-          <w:rFonts w:ascii="SimSun" w:hAnsi="SimSun" w:eastAsia="SimSun" w:cs="SimSun"/>
+          <w:rFonts w:ascii="Times New Roman" w:hAnsi="Times New Roman" w:eastAsia="Times New Roman" w:cs="Times New Roman"/>
+        </w:rPr>
+        <w:t xml:space="preserve"> </w:t>
+      </w:r>
+      <w:r>
+        <w:rPr>
+          <w:rFonts w:hint="eastAsia" w:ascii="Times New Roman" w:hAnsi="Times New Roman" w:eastAsia="FangSong" w:cs="Times New Roman"/>
         </w:rPr>
         <w:t xml:space="preserve">考虑</w:t>
       </w:r>
       <w:r>
         <w:rPr>
-          <w:rStyle w:val="VerbatimChar"/>
-          <w:rFonts w:ascii="SimSun" w:hAnsi="SimSun" w:eastAsia="SimSun" w:cs="SimSun"/>
-        </w:rPr>
-        <w:t xml:space="preserve"> σ/σ\* </w:t>
-      </w:r>
-      <w:r>
-        <w:rPr>
-          <w:rStyle w:val="VerbatimChar"/>
-          <w:rFonts w:ascii="SimSun" w:hAnsi="SimSun" w:eastAsia="SimSun" w:cs="SimSun"/>
+          <w:rFonts w:ascii="Times New Roman" w:hAnsi="Times New Roman" w:eastAsia="Times New Roman" w:cs="Times New Roman"/>
+        </w:rPr>
+        <w:t xml:space="preserve"> σ/σ* </w:t>
+      </w:r>
+      <w:r>
+        <w:rPr>
+          <w:rFonts w:hint="eastAsia" w:ascii="Times New Roman" w:hAnsi="Times New Roman" w:eastAsia="FangSong" w:cs="Times New Roman"/>
         </w:rPr>
         <w:t xml:space="preserve">轨道</w:t>
       </w:r>
-      <w:r>
-        <w:rPr>
-          <w:rFonts w:ascii="SimSun" w:hAnsi="SimSun" w:eastAsia="SimSun" w:cs="SimSun"/>
-        </w:rPr>
-        <w:br/>
-      </w:r>
-      <w:r>
-        <w:rPr>
-          <w:rFonts w:ascii="SimSun" w:hAnsi="SimSun" w:eastAsia="SimSun" w:cs="SimSun"/>
-        </w:rPr>
-        <w:br/>
-      </w:r>
-      <w:r>
-        <w:rPr>
-          <w:rStyle w:val="VerbatimChar"/>
-          <w:rFonts w:ascii="SimSun" w:hAnsi="SimSun" w:eastAsia="SimSun" w:cs="SimSun"/>
+    </w:p>
+    <w:p>
+      <w:pPr>
+        <w:pStyle w:val="Compact"/>
+        <w:numPr>
+          <w:ilvl w:val="0"/>
+          <w:numId w:val="1005"/>
+        </w:numPr>
+      </w:pPr>
+      <w:r>
+        <w:rPr>
+          <w:rFonts w:ascii="Times New Roman" w:hAnsi="Times New Roman" w:eastAsia="Times New Roman" w:cs="Times New Roman"/>
         </w:rPr>
         <w:t xml:space="preserve">Step </w:t>
       </w:r>
       <w:r>
         <w:rPr>
-          <w:rStyle w:val="VerbatimChar"/>
-          <w:rFonts w:ascii="SimSun" w:hAnsi="SimSun" w:eastAsia="SimSun" w:cs="SimSun"/>
+          <w:rFonts w:hint="eastAsia" w:ascii="Times New Roman" w:hAnsi="Times New Roman" w:eastAsia="Times New Roman" w:cs="Times New Roman"/>
         </w:rPr>
         <w:t>2：</w:t>
       </w:r>
       <w:r>
         <w:rPr>
-          <w:rStyle w:val="VerbatimChar"/>
-          <w:rFonts w:ascii="SimSun" w:hAnsi="SimSun" w:eastAsia="SimSun" w:cs="SimSun"/>
+          <w:rFonts w:hint="eastAsia" w:ascii="Times New Roman" w:hAnsi="Times New Roman" w:eastAsia="FangSong" w:cs="Times New Roman"/>
         </w:rPr>
         <w:t>在热反应条件下</w:t>
       </w:r>
       <w:r>
         <w:rPr>
-          <w:rStyle w:val="VerbatimChar"/>
-          <w:rFonts w:ascii="SimSun" w:hAnsi="SimSun" w:eastAsia="SimSun" w:cs="SimSun"/>
+          <w:rFonts w:hint="eastAsia" w:ascii="Times New Roman" w:hAnsi="Times New Roman" w:eastAsia="Times New Roman" w:cs="Times New Roman"/>
         </w:rPr>
         <w:t>（</w:t>
       </w:r>
       <w:r>
         <w:rPr>
-          <w:rStyle w:val="VerbatimChar"/>
-          <w:rFonts w:ascii="SimSun" w:hAnsi="SimSun" w:eastAsia="SimSun" w:cs="SimSun"/>
+          <w:rFonts w:hint="eastAsia" w:ascii="Times New Roman" w:hAnsi="Times New Roman" w:eastAsia="FangSong" w:cs="Times New Roman"/>
         </w:rPr>
         <w:t>基态</w:t>
       </w:r>
       <w:r>
         <w:rPr>
-          <w:rStyle w:val="VerbatimChar"/>
-          <w:rFonts w:ascii="SimSun" w:hAnsi="SimSun" w:eastAsia="SimSun" w:cs="SimSun"/>
+          <w:rFonts w:hint="eastAsia" w:ascii="Times New Roman" w:hAnsi="Times New Roman" w:eastAsia="Times New Roman" w:cs="Times New Roman"/>
         </w:rPr>
         <w:t>），</w:t>
       </w:r>
       <w:r>
         <w:rPr>
-          <w:rStyle w:val="VerbatimChar"/>
-          <w:rFonts w:ascii="SimSun" w:hAnsi="SimSun" w:eastAsia="SimSun" w:cs="SimSun"/>
+          <w:rFonts w:hint="eastAsia" w:ascii="Times New Roman" w:hAnsi="Times New Roman" w:eastAsia="FangSong" w:cs="Times New Roman"/>
         </w:rPr>
         <w:t>画出各组分的</w:t>
       </w:r>
       <w:r>
         <w:rPr>
-          <w:rStyle w:val="VerbatimChar"/>
-          <w:rFonts w:ascii="SimSun" w:hAnsi="SimSun" w:eastAsia="SimSun" w:cs="SimSun"/>
+          <w:rFonts w:ascii="Times New Roman" w:hAnsi="Times New Roman" w:eastAsia="Times New Roman" w:cs="Times New Roman"/>
         </w:rPr>
         <w:t xml:space="preserve"> HOMO </w:t>
       </w:r>
       <w:r>
         <w:rPr>
-          <w:rStyle w:val="VerbatimChar"/>
-          <w:rFonts w:ascii="SimSun" w:hAnsi="SimSun" w:eastAsia="SimSun" w:cs="SimSun"/>
+          <w:rFonts w:hint="eastAsia" w:ascii="Times New Roman" w:hAnsi="Times New Roman" w:eastAsia="FangSong" w:cs="Times New Roman"/>
         </w:rPr>
         <w:t xml:space="preserve">和</w:t>
       </w:r>
       <w:r>
         <w:rPr>
-          <w:rStyle w:val="VerbatimChar"/>
-          <w:rFonts w:ascii="SimSun" w:hAnsi="SimSun" w:eastAsia="SimSun" w:cs="SimSun"/>
+          <w:rFonts w:ascii="Times New Roman" w:hAnsi="Times New Roman" w:eastAsia="Times New Roman" w:cs="Times New Roman"/>
         </w:rPr>
         <w:t xml:space="preserve"> LUMO</w:t>
       </w:r>
-      <w:r>
-        <w:rPr>
-          <w:rFonts w:ascii="SimSun" w:hAnsi="SimSun" w:eastAsia="SimSun" w:cs="SimSun"/>
-        </w:rPr>
-        <w:br/>
-      </w:r>
-      <w:r>
-        <w:rPr>
-          <w:rStyle w:val="VerbatimChar"/>
-          <w:rFonts w:ascii="SimSun" w:hAnsi="SimSun" w:eastAsia="SimSun" w:cs="SimSun"/>
-        </w:rPr>
-        <w:t xml:space="preserve">  ├── </w:t>
-      </w:r>
-      <w:r>
-        <w:rPr>
-          <w:rStyle w:val="VerbatimChar"/>
-          <w:rFonts w:ascii="SimSun" w:hAnsi="SimSun" w:eastAsia="SimSun" w:cs="SimSun"/>
+    </w:p>
+    <w:p>
+      <w:pPr>
+        <w:pStyle w:val="Compact"/>
+        <w:numPr>
+          <w:ilvl w:val="1"/>
+          <w:numId w:val="1007"/>
+        </w:numPr>
+      </w:pPr>
+      <w:r>
+        <w:rPr>
+          <w:rFonts w:hint="eastAsia" w:ascii="Times New Roman" w:hAnsi="Times New Roman" w:eastAsia="FangSong" w:cs="Times New Roman"/>
         </w:rPr>
         <w:t xml:space="preserve">偶数个</w:t>
       </w:r>
       <w:r>
         <w:rPr>
-          <w:rStyle w:val="VerbatimChar"/>
-          <w:rFonts w:ascii="SimSun" w:hAnsi="SimSun" w:eastAsia="SimSun" w:cs="SimSun"/>
+          <w:rFonts w:ascii="Times New Roman" w:hAnsi="Times New Roman" w:eastAsia="Times New Roman" w:cs="Times New Roman"/>
         </w:rPr>
         <w:t xml:space="preserve"> π </w:t>
       </w:r>
       <w:r>
         <w:rPr>
-          <w:rStyle w:val="VerbatimChar"/>
-          <w:rFonts w:ascii="SimSun" w:hAnsi="SimSun" w:eastAsia="SimSun" w:cs="SimSun"/>
+          <w:rFonts w:hint="eastAsia" w:ascii="Times New Roman" w:hAnsi="Times New Roman" w:eastAsia="FangSong" w:cs="Times New Roman"/>
         </w:rPr>
         <w:t xml:space="preserve">键</w:t>
       </w:r>
       <w:r>
         <w:rPr>
-          <w:rStyle w:val="VerbatimChar"/>
-          <w:rFonts w:ascii="SimSun" w:hAnsi="SimSun" w:eastAsia="SimSun" w:cs="SimSun"/>
+          <w:rFonts w:ascii="Times New Roman" w:hAnsi="Times New Roman" w:eastAsia="Times New Roman" w:cs="Times New Roman"/>
         </w:rPr>
         <w:t xml:space="preserve"> = </w:t>
       </w:r>
       <w:r>
         <w:rPr>
-          <w:rStyle w:val="VerbatimChar"/>
-          <w:rFonts w:ascii="SimSun" w:hAnsi="SimSun" w:eastAsia="SimSun" w:cs="SimSun"/>
+          <w:rFonts w:hint="eastAsia" w:ascii="Times New Roman" w:hAnsi="Times New Roman" w:eastAsia="FangSong" w:cs="Times New Roman"/>
         </w:rPr>
         <w:t xml:space="preserve">基态</w:t>
       </w:r>
       <w:r>
         <w:rPr>
-          <w:rStyle w:val="VerbatimChar"/>
-          <w:rFonts w:ascii="SimSun" w:hAnsi="SimSun" w:eastAsia="SimSun" w:cs="SimSun"/>
+          <w:rFonts w:ascii="Times New Roman" w:hAnsi="Times New Roman" w:eastAsia="Times New Roman" w:cs="Times New Roman"/>
         </w:rPr>
         <w:t xml:space="preserve"> HOMO </w:t>
       </w:r>
       <w:r>
         <w:rPr>
-          <w:rStyle w:val="VerbatimChar"/>
-          <w:rFonts w:ascii="SimSun" w:hAnsi="SimSun" w:eastAsia="SimSun" w:cs="SimSun"/>
+          <w:rFonts w:hint="eastAsia" w:ascii="Times New Roman" w:hAnsi="Times New Roman" w:eastAsia="FangSong" w:cs="Times New Roman"/>
         </w:rPr>
         <w:t>为成键型</w:t>
       </w:r>
       <w:r>
         <w:rPr>
-          <w:rStyle w:val="VerbatimChar"/>
-          <w:rFonts w:ascii="SimSun" w:hAnsi="SimSun" w:eastAsia="SimSun" w:cs="SimSun"/>
+          <w:rFonts w:hint="eastAsia" w:ascii="Times New Roman" w:hAnsi="Times New Roman" w:eastAsia="Times New Roman" w:cs="Times New Roman"/>
         </w:rPr>
         <w:t>（</w:t>
       </w:r>
       <w:r>
         <w:rPr>
-          <w:rStyle w:val="VerbatimChar"/>
-          <w:rFonts w:ascii="SimSun" w:hAnsi="SimSun" w:eastAsia="SimSun" w:cs="SimSun"/>
+          <w:rFonts w:hint="eastAsia" w:ascii="Times New Roman" w:hAnsi="Times New Roman" w:eastAsia="FangSong" w:cs="Times New Roman"/>
         </w:rPr>
         <w:t>同相位两端</w:t>
       </w:r>
       <w:r>
         <w:rPr>
-          <w:rStyle w:val="VerbatimChar"/>
-          <w:rFonts w:ascii="SimSun" w:hAnsi="SimSun" w:eastAsia="SimSun" w:cs="SimSun"/>
+          <w:rFonts w:hint="eastAsia" w:ascii="Times New Roman" w:hAnsi="Times New Roman" w:eastAsia="Times New Roman" w:cs="Times New Roman"/>
         </w:rPr>
         <w:t>）</w:t>
       </w:r>
-      <w:r>
-        <w:rPr>
-          <w:rFonts w:ascii="SimSun" w:hAnsi="SimSun" w:eastAsia="SimSun" w:cs="SimSun"/>
-        </w:rPr>
-        <w:br/>
-      </w:r>
-      <w:r>
-        <w:rPr>
-          <w:rStyle w:val="VerbatimChar"/>
-          <w:rFonts w:ascii="SimSun" w:hAnsi="SimSun" w:eastAsia="SimSun" w:cs="SimSun"/>
-        </w:rPr>
-        <w:t xml:space="preserve">  ├── </w:t>
-      </w:r>
-      <w:r>
-        <w:rPr>
-          <w:rStyle w:val="VerbatimChar"/>
-          <w:rFonts w:ascii="SimSun" w:hAnsi="SimSun" w:eastAsia="SimSun" w:cs="SimSun"/>
+    </w:p>
+    <w:p>
+      <w:pPr>
+        <w:pStyle w:val="Compact"/>
+        <w:numPr>
+          <w:ilvl w:val="1"/>
+          <w:numId w:val="1007"/>
+        </w:numPr>
+      </w:pPr>
+      <w:r>
+        <w:rPr>
+          <w:rFonts w:hint="eastAsia" w:ascii="Times New Roman" w:hAnsi="Times New Roman" w:eastAsia="FangSong" w:cs="Times New Roman"/>
         </w:rPr>
         <w:t xml:space="preserve">奇数个</w:t>
       </w:r>
       <w:r>
         <w:rPr>
-          <w:rStyle w:val="VerbatimChar"/>
-          <w:rFonts w:ascii="SimSun" w:hAnsi="SimSun" w:eastAsia="SimSun" w:cs="SimSun"/>
+          <w:rFonts w:ascii="Times New Roman" w:hAnsi="Times New Roman" w:eastAsia="Times New Roman" w:cs="Times New Roman"/>
         </w:rPr>
         <w:t xml:space="preserve"> π </w:t>
       </w:r>
       <w:r>
         <w:rPr>
-          <w:rStyle w:val="VerbatimChar"/>
-          <w:rFonts w:ascii="SimSun" w:hAnsi="SimSun" w:eastAsia="SimSun" w:cs="SimSun"/>
+          <w:rFonts w:hint="eastAsia" w:ascii="Times New Roman" w:hAnsi="Times New Roman" w:eastAsia="FangSong" w:cs="Times New Roman"/>
         </w:rPr>
         <w:t>键</w:t>
       </w:r>
       <w:r>
         <w:rPr>
-          <w:rStyle w:val="VerbatimChar"/>
-          <w:rFonts w:ascii="SimSun" w:hAnsi="SimSun" w:eastAsia="SimSun" w:cs="SimSun"/>
+          <w:rFonts w:hint="eastAsia" w:ascii="Times New Roman" w:hAnsi="Times New Roman" w:eastAsia="Times New Roman" w:cs="Times New Roman"/>
         </w:rPr>
         <w:t>（</w:t>
       </w:r>
       <w:r>
         <w:rPr>
-          <w:rStyle w:val="VerbatimChar"/>
-          <w:rFonts w:ascii="SimSun" w:hAnsi="SimSun" w:eastAsia="SimSun" w:cs="SimSun"/>
+          <w:rFonts w:hint="eastAsia" w:ascii="Times New Roman" w:hAnsi="Times New Roman" w:eastAsia="FangSong" w:cs="Times New Roman"/>
         </w:rPr>
         <w:t>如丁二烯</w:t>
       </w:r>
       <w:r>
         <w:rPr>
-          <w:rStyle w:val="VerbatimChar"/>
-          <w:rFonts w:ascii="SimSun" w:hAnsi="SimSun" w:eastAsia="SimSun" w:cs="SimSun"/>
+          <w:rFonts w:hint="eastAsia" w:ascii="Times New Roman" w:hAnsi="Times New Roman" w:eastAsia="Times New Roman" w:cs="Times New Roman"/>
         </w:rPr>
         <w:t>）=</w:t>
       </w:r>
       <w:r>
         <w:rPr>
-          <w:rStyle w:val="VerbatimChar"/>
-          <w:rFonts w:ascii="SimSun" w:hAnsi="SimSun" w:eastAsia="SimSun" w:cs="SimSun"/>
-        </w:rPr>
-        <w:t xml:space="preserve"> </w:t>
-      </w:r>
-      <w:r>
-        <w:rPr>
-          <w:rStyle w:val="VerbatimChar"/>
-          <w:rFonts w:ascii="SimSun" w:hAnsi="SimSun" w:eastAsia="SimSun" w:cs="SimSun"/>
+          <w:rFonts w:ascii="Times New Roman" w:hAnsi="Times New Roman" w:eastAsia="Times New Roman" w:cs="Times New Roman"/>
+        </w:rPr>
+        <w:t xml:space="preserve"> </w:t>
+      </w:r>
+      <w:r>
+        <w:rPr>
+          <w:rFonts w:hint="eastAsia" w:ascii="Times New Roman" w:hAnsi="Times New Roman" w:eastAsia="FangSong" w:cs="Times New Roman"/>
         </w:rPr>
         <w:t xml:space="preserve">基态</w:t>
       </w:r>
       <w:r>
         <w:rPr>
-          <w:rStyle w:val="VerbatimChar"/>
-          <w:rFonts w:ascii="SimSun" w:hAnsi="SimSun" w:eastAsia="SimSun" w:cs="SimSun"/>
+          <w:rFonts w:ascii="Times New Roman" w:hAnsi="Times New Roman" w:eastAsia="Times New Roman" w:cs="Times New Roman"/>
         </w:rPr>
         <w:t xml:space="preserve"> HOMO </w:t>
       </w:r>
       <w:r>
         <w:rPr>
-          <w:rStyle w:val="VerbatimChar"/>
-          <w:rFonts w:ascii="SimSun" w:hAnsi="SimSun" w:eastAsia="SimSun" w:cs="SimSun"/>
+          <w:rFonts w:hint="eastAsia" w:ascii="Times New Roman" w:hAnsi="Times New Roman" w:eastAsia="FangSong" w:cs="Times New Roman"/>
         </w:rPr>
         <w:t>为反键型</w:t>
       </w:r>
       <w:r>
         <w:rPr>
-          <w:rStyle w:val="VerbatimChar"/>
-          <w:rFonts w:ascii="SimSun" w:hAnsi="SimSun" w:eastAsia="SimSun" w:cs="SimSun"/>
+          <w:rFonts w:hint="eastAsia" w:ascii="Times New Roman" w:hAnsi="Times New Roman" w:eastAsia="Times New Roman" w:cs="Times New Roman"/>
         </w:rPr>
         <w:t>（</w:t>
       </w:r>
       <w:r>
         <w:rPr>
-          <w:rStyle w:val="VerbatimChar"/>
-          <w:rFonts w:ascii="SimSun" w:hAnsi="SimSun" w:eastAsia="SimSun" w:cs="SimSun"/>
+          <w:rFonts w:hint="eastAsia" w:ascii="Times New Roman" w:hAnsi="Times New Roman" w:eastAsia="FangSong" w:cs="Times New Roman"/>
         </w:rPr>
         <w:t>反相位两端</w:t>
       </w:r>
       <w:r>
         <w:rPr>
-          <w:rStyle w:val="VerbatimChar"/>
-          <w:rFonts w:ascii="SimSun" w:hAnsi="SimSun" w:eastAsia="SimSun" w:cs="SimSun"/>
+          <w:rFonts w:hint="eastAsia" w:ascii="Times New Roman" w:hAnsi="Times New Roman" w:eastAsia="Times New Roman" w:cs="Times New Roman"/>
         </w:rPr>
         <w:t>）</w:t>
       </w:r>
-      <w:r>
-        <w:rPr>
-          <w:rFonts w:ascii="SimSun" w:hAnsi="SimSun" w:eastAsia="SimSun" w:cs="SimSun"/>
-        </w:rPr>
-        <w:br/>
-      </w:r>
-      <w:r>
-        <w:rPr>
-          <w:rStyle w:val="VerbatimChar"/>
-          <w:rFonts w:ascii="SimSun" w:hAnsi="SimSun" w:eastAsia="SimSun" w:cs="SimSun"/>
-        </w:rPr>
-        <w:t xml:space="preserve">  └── </w:t>
-      </w:r>
-      <w:r>
-        <w:rPr>
-          <w:rStyle w:val="VerbatimChar"/>
-          <w:rFonts w:ascii="SimSun" w:hAnsi="SimSun" w:eastAsia="SimSun" w:cs="SimSun"/>
+    </w:p>
+    <w:p>
+      <w:pPr>
+        <w:pStyle w:val="Compact"/>
+        <w:numPr>
+          <w:ilvl w:val="1"/>
+          <w:numId w:val="1007"/>
+        </w:numPr>
+      </w:pPr>
+      <w:r>
+        <w:rPr>
+          <w:rFonts w:hint="eastAsia" w:ascii="Times New Roman" w:hAnsi="Times New Roman" w:eastAsia="FangSong" w:cs="Times New Roman"/>
         </w:rPr>
         <w:t>关键</w:t>
       </w:r>
       <w:r>
         <w:rPr>
-          <w:rStyle w:val="VerbatimChar"/>
-          <w:rFonts w:ascii="SimSun" w:hAnsi="SimSun" w:eastAsia="SimSun" w:cs="SimSun"/>
+          <w:rFonts w:hint="eastAsia" w:ascii="Times New Roman" w:hAnsi="Times New Roman" w:eastAsia="Times New Roman" w:cs="Times New Roman"/>
         </w:rPr>
         <w:t>：</w:t>
       </w:r>
       <w:r>
         <w:rPr>
-          <w:rStyle w:val="VerbatimChar"/>
-          <w:rFonts w:ascii="SimSun" w:hAnsi="SimSun" w:eastAsia="SimSun" w:cs="SimSun"/>
+          <w:rFonts w:hint="eastAsia" w:ascii="Times New Roman" w:hAnsi="Times New Roman" w:eastAsia="FangSong" w:cs="Times New Roman"/>
         </w:rPr>
         <w:t>画清每个轨道的相位符号</w:t>
       </w:r>
       <w:r>
         <w:rPr>
-          <w:rStyle w:val="VerbatimChar"/>
-          <w:rFonts w:ascii="SimSun" w:hAnsi="SimSun" w:eastAsia="SimSun" w:cs="SimSun"/>
+          <w:rFonts w:hint="eastAsia" w:ascii="Times New Roman" w:hAnsi="Times New Roman" w:eastAsia="Times New Roman" w:cs="Times New Roman"/>
         </w:rPr>
         <w:t>（+/−</w:t>
       </w:r>
       <w:r>
         <w:rPr>
-          <w:rStyle w:val="VerbatimChar"/>
-          <w:rFonts w:ascii="SimSun" w:hAnsi="SimSun" w:eastAsia="SimSun" w:cs="SimSun"/>
-        </w:rPr>
-        <w:t xml:space="preserve"> </w:t>
-      </w:r>
-      <w:r>
-        <w:rPr>
-          <w:rStyle w:val="VerbatimChar"/>
-          <w:rFonts w:ascii="SimSun" w:hAnsi="SimSun" w:eastAsia="SimSun" w:cs="SimSun"/>
+          <w:rFonts w:ascii="Times New Roman" w:hAnsi="Times New Roman" w:eastAsia="Times New Roman" w:cs="Times New Roman"/>
+        </w:rPr>
+        <w:t xml:space="preserve"> </w:t>
+      </w:r>
+      <w:r>
+        <w:rPr>
+          <w:rFonts w:hint="eastAsia" w:ascii="Times New Roman" w:hAnsi="Times New Roman" w:eastAsia="FangSong" w:cs="Times New Roman"/>
         </w:rPr>
         <w:t>或黑白</w:t>
       </w:r>
       <w:r>
         <w:rPr>
-          <w:rStyle w:val="VerbatimChar"/>
-          <w:rFonts w:ascii="SimSun" w:hAnsi="SimSun" w:eastAsia="SimSun" w:cs="SimSun"/>
+          <w:rFonts w:hint="eastAsia" w:ascii="Times New Roman" w:hAnsi="Times New Roman" w:eastAsia="Times New Roman" w:cs="Times New Roman"/>
         </w:rPr>
         <w:t>）</w:t>
       </w:r>
-      <w:r>
-        <w:rPr>
-          <w:rFonts w:ascii="SimSun" w:hAnsi="SimSun" w:eastAsia="SimSun" w:cs="SimSun"/>
-        </w:rPr>
-        <w:br/>
-      </w:r>
-      <w:r>
-        <w:rPr>
-          <w:rFonts w:ascii="SimSun" w:hAnsi="SimSun" w:eastAsia="SimSun" w:cs="SimSun"/>
-        </w:rPr>
-        <w:br/>
-      </w:r>
-      <w:r>
-        <w:rPr>
-          <w:rStyle w:val="VerbatimChar"/>
-          <w:rFonts w:ascii="SimSun" w:hAnsi="SimSun" w:eastAsia="SimSun" w:cs="SimSun"/>
+    </w:p>
+    <w:p>
+      <w:pPr>
+        <w:pStyle w:val="Compact"/>
+        <w:numPr>
+          <w:ilvl w:val="0"/>
+          <w:numId w:val="1005"/>
+        </w:numPr>
+      </w:pPr>
+      <w:r>
+        <w:rPr>
+          <w:rFonts w:ascii="Times New Roman" w:hAnsi="Times New Roman" w:eastAsia="Times New Roman" w:cs="Times New Roman"/>
         </w:rPr>
         <w:t xml:space="preserve">Step </w:t>
       </w:r>
       <w:r>
         <w:rPr>
-          <w:rStyle w:val="VerbatimChar"/>
-          <w:rFonts w:ascii="SimSun" w:hAnsi="SimSun" w:eastAsia="SimSun" w:cs="SimSun"/>
+          <w:rFonts w:hint="eastAsia" w:ascii="Times New Roman" w:hAnsi="Times New Roman" w:eastAsia="Times New Roman" w:cs="Times New Roman"/>
         </w:rPr>
         <w:t>3：</w:t>
       </w:r>
       <w:r>
         <w:rPr>
-          <w:rStyle w:val="VerbatimChar"/>
-          <w:rFonts w:ascii="SimSun" w:hAnsi="SimSun" w:eastAsia="SimSun" w:cs="SimSun"/>
+          <w:rFonts w:hint="eastAsia" w:ascii="Times New Roman" w:hAnsi="Times New Roman" w:eastAsia="FangSong" w:cs="Times New Roman"/>
         </w:rPr>
         <w:t>检查两组分的</w:t>
       </w:r>
       <w:r>
         <w:rPr>
-          <w:rStyle w:val="VerbatimChar"/>
-          <w:rFonts w:ascii="SimSun" w:hAnsi="SimSun" w:eastAsia="SimSun" w:cs="SimSun"/>
+          <w:rFonts w:ascii="Times New Roman" w:hAnsi="Times New Roman" w:eastAsia="Times New Roman" w:cs="Times New Roman"/>
         </w:rPr>
         <w:t xml:space="preserve"> HOMO-LUMO </w:t>
       </w:r>
       <w:r>
         <w:rPr>
-          <w:rStyle w:val="VerbatimChar"/>
-          <w:rFonts w:ascii="SimSun" w:hAnsi="SimSun" w:eastAsia="SimSun" w:cs="SimSun"/>
+          <w:rFonts w:hint="eastAsia" w:ascii="Times New Roman" w:hAnsi="Times New Roman" w:eastAsia="FangSong" w:cs="Times New Roman"/>
         </w:rPr>
         <w:t xml:space="preserve">是否对称性匹配</w:t>
       </w:r>
-      <w:r>
-        <w:rPr>
-          <w:rFonts w:ascii="SimSun" w:hAnsi="SimSun" w:eastAsia="SimSun" w:cs="SimSun"/>
-        </w:rPr>
-        <w:br/>
-      </w:r>
-      <w:r>
-        <w:rPr>
-          <w:rStyle w:val="VerbatimChar"/>
-          <w:rFonts w:ascii="SimSun" w:hAnsi="SimSun" w:eastAsia="SimSun" w:cs="SimSun"/>
-        </w:rPr>
-        <w:t xml:space="preserve">  ├── </w:t>
-      </w:r>
-      <w:r>
-        <w:rPr>
-          <w:rStyle w:val="VerbatimChar"/>
-          <w:rFonts w:ascii="SimSun" w:hAnsi="SimSun" w:eastAsia="SimSun" w:cs="SimSun"/>
+    </w:p>
+    <w:p>
+      <w:pPr>
+        <w:pStyle w:val="Compact"/>
+        <w:numPr>
+          <w:ilvl w:val="1"/>
+          <w:numId w:val="1008"/>
+        </w:numPr>
+      </w:pPr>
+      <w:r>
+        <w:rPr>
+          <w:rFonts w:hint="eastAsia" w:ascii="Times New Roman" w:hAnsi="Times New Roman" w:eastAsia="FangSong" w:cs="Times New Roman"/>
         </w:rPr>
         <w:t xml:space="preserve">匹配</w:t>
       </w:r>
       <w:r>
         <w:rPr>
-          <w:rStyle w:val="VerbatimChar"/>
-          <w:rFonts w:ascii="SimSun" w:hAnsi="SimSun" w:eastAsia="SimSun" w:cs="SimSun"/>
+          <w:rFonts w:ascii="Times New Roman" w:hAnsi="Times New Roman" w:eastAsia="Times New Roman" w:cs="Times New Roman"/>
         </w:rPr>
         <w:t xml:space="preserve"> → </w:t>
       </w:r>
       <w:r>
         <w:rPr>
-          <w:rStyle w:val="VerbatimChar"/>
-          <w:rFonts w:ascii="SimSun" w:hAnsi="SimSun" w:eastAsia="SimSun" w:cs="SimSun"/>
+          <w:rFonts w:hint="eastAsia" w:ascii="Times New Roman" w:hAnsi="Times New Roman" w:eastAsia="FangSong" w:cs="Times New Roman"/>
         </w:rPr>
         <w:t xml:space="preserve">热允许</w:t>
       </w:r>
-      <w:r>
-        <w:rPr>
-          <w:rFonts w:ascii="SimSun" w:hAnsi="SimSun" w:eastAsia="SimSun" w:cs="SimSun"/>
-        </w:rPr>
-        <w:br/>
-      </w:r>
-      <w:r>
-        <w:rPr>
-          <w:rStyle w:val="VerbatimChar"/>
-          <w:rFonts w:ascii="SimSun" w:hAnsi="SimSun" w:eastAsia="SimSun" w:cs="SimSun"/>
-        </w:rPr>
-        <w:t xml:space="preserve">  └── </w:t>
-      </w:r>
-      <w:r>
-        <w:rPr>
-          <w:rStyle w:val="VerbatimChar"/>
-          <w:rFonts w:ascii="SimSun" w:hAnsi="SimSun" w:eastAsia="SimSun" w:cs="SimSun"/>
+    </w:p>
+    <w:p>
+      <w:pPr>
+        <w:pStyle w:val="Compact"/>
+        <w:numPr>
+          <w:ilvl w:val="1"/>
+          <w:numId w:val="1008"/>
+        </w:numPr>
+      </w:pPr>
+      <w:r>
+        <w:rPr>
+          <w:rFonts w:hint="eastAsia" w:ascii="Times New Roman" w:hAnsi="Times New Roman" w:eastAsia="FangSong" w:cs="Times New Roman"/>
         </w:rPr>
         <w:t xml:space="preserve">不匹配</w:t>
       </w:r>
       <w:r>
         <w:rPr>
-          <w:rStyle w:val="VerbatimChar"/>
-          <w:rFonts w:ascii="SimSun" w:hAnsi="SimSun" w:eastAsia="SimSun" w:cs="SimSun"/>
+          <w:rFonts w:ascii="Times New Roman" w:hAnsi="Times New Roman" w:eastAsia="Times New Roman" w:cs="Times New Roman"/>
         </w:rPr>
         <w:t xml:space="preserve"> → </w:t>
       </w:r>
       <w:r>
         <w:rPr>
-          <w:rStyle w:val="VerbatimChar"/>
-          <w:rFonts w:ascii="SimSun" w:hAnsi="SimSun" w:eastAsia="SimSun" w:cs="SimSun"/>
+          <w:rFonts w:hint="eastAsia" w:ascii="Times New Roman" w:hAnsi="Times New Roman" w:eastAsia="FangSong" w:cs="Times New Roman"/>
         </w:rPr>
         <w:t>热禁阻</w:t>
       </w:r>
       <w:r>
         <w:rPr>
-          <w:rStyle w:val="VerbatimChar"/>
-          <w:rFonts w:ascii="SimSun" w:hAnsi="SimSun" w:eastAsia="SimSun" w:cs="SimSun"/>
+          <w:rFonts w:hint="eastAsia" w:ascii="Times New Roman" w:hAnsi="Times New Roman" w:eastAsia="Times New Roman" w:cs="Times New Roman"/>
         </w:rPr>
         <w:t>（</w:t>
       </w:r>
       <w:r>
         <w:rPr>
-          <w:rStyle w:val="VerbatimChar"/>
-          <w:rFonts w:ascii="SimSun" w:hAnsi="SimSun" w:eastAsia="SimSun" w:cs="SimSun"/>
+          <w:rFonts w:hint="eastAsia" w:ascii="Times New Roman" w:hAnsi="Times New Roman" w:eastAsia="FangSong" w:cs="Times New Roman"/>
         </w:rPr>
         <w:t>但光允许</w:t>
       </w:r>
       <w:r>
         <w:rPr>
-          <w:rStyle w:val="VerbatimChar"/>
-          <w:rFonts w:ascii="SimSun" w:hAnsi="SimSun" w:eastAsia="SimSun" w:cs="SimSun"/>
+          <w:rFonts w:hint="eastAsia" w:ascii="Times New Roman" w:hAnsi="Times New Roman" w:eastAsia="Times New Roman" w:cs="Times New Roman"/>
         </w:rPr>
         <w:t>）</w:t>
       </w:r>
@@ -15006,7 +14907,7 @@
         <w:pStyle w:val="Compact"/>
         <w:numPr>
           <w:ilvl w:val="0"/>
-          <w:numId w:val="1005"/>
+          <w:numId w:val="1009"/>
         </w:numPr>
       </w:pPr>
       <w:r>
@@ -15191,7 +15092,7 @@
         <w:pStyle w:val="Compact"/>
         <w:numPr>
           <w:ilvl w:val="0"/>
-          <w:numId w:val="1005"/>
+          <w:numId w:val="1009"/>
         </w:numPr>
       </w:pPr>
       <w:r>
@@ -15357,7 +15258,7 @@
         <w:pStyle w:val="Compact"/>
         <w:numPr>
           <w:ilvl w:val="0"/>
-          <w:numId w:val="1006"/>
+          <w:numId w:val="1010"/>
         </w:numPr>
       </w:pPr>
       <w:r>
@@ -15429,7 +15330,7 @@
         <w:pStyle w:val="Compact"/>
         <w:numPr>
           <w:ilvl w:val="0"/>
-          <w:numId w:val="1006"/>
+          <w:numId w:val="1010"/>
         </w:numPr>
       </w:pPr>
       <w:r>
@@ -15456,7 +15357,7 @@
         <w:pStyle w:val="Compact"/>
         <w:numPr>
           <w:ilvl w:val="0"/>
-          <w:numId w:val="1006"/>
+          <w:numId w:val="1010"/>
         </w:numPr>
       </w:pPr>
       <w:r>
@@ -17191,7 +17092,7 @@
       <w:pPr>
         <w:numPr>
           <w:ilvl w:val="0"/>
-          <w:numId w:val="1007"/>
+          <w:numId w:val="1011"/>
         </w:numPr>
       </w:pPr>
       <w:r>
@@ -17279,7 +17180,7 @@
       <w:pPr>
         <w:numPr>
           <w:ilvl w:val="0"/>
-          <w:numId w:val="1007"/>
+          <w:numId w:val="1011"/>
         </w:numPr>
       </w:pPr>
       <w:r>
@@ -17407,7 +17308,7 @@
       <w:pPr>
         <w:numPr>
           <w:ilvl w:val="0"/>
-          <w:numId w:val="1007"/>
+          <w:numId w:val="1011"/>
         </w:numPr>
       </w:pPr>
       <w:r>
@@ -17580,7 +17481,7 @@
       <w:pPr>
         <w:numPr>
           <w:ilvl w:val="0"/>
-          <w:numId w:val="1007"/>
+          <w:numId w:val="1011"/>
         </w:numPr>
       </w:pPr>
       <w:r>
@@ -17603,7 +17504,7 @@
         <w:pStyle w:val="Compact"/>
         <w:numPr>
           <w:ilvl w:val="1"/>
-          <w:numId w:val="1008"/>
+          <w:numId w:val="1012"/>
         </w:numPr>
       </w:pPr>
       <w:r>
@@ -17674,7 +17575,7 @@
         <w:pStyle w:val="Compact"/>
         <w:numPr>
           <w:ilvl w:val="1"/>
-          <w:numId w:val="1008"/>
+          <w:numId w:val="1012"/>
         </w:numPr>
       </w:pPr>
       <w:r>
@@ -18546,7 +18447,7 @@
         <w:pStyle w:val="Compact"/>
         <w:numPr>
           <w:ilvl w:val="0"/>
-          <w:numId w:val="1009"/>
+          <w:numId w:val="1013"/>
         </w:numPr>
       </w:pPr>
       <w:r>
@@ -18611,7 +18512,7 @@
         <w:pStyle w:val="Compact"/>
         <w:numPr>
           <w:ilvl w:val="0"/>
-          <w:numId w:val="1009"/>
+          <w:numId w:val="1013"/>
         </w:numPr>
       </w:pPr>
       <w:r>
@@ -18632,7 +18533,7 @@
         <w:pStyle w:val="Compact"/>
         <w:numPr>
           <w:ilvl w:val="1"/>
-          <w:numId w:val="1010"/>
+          <w:numId w:val="1014"/>
         </w:numPr>
       </w:pPr>
       <w:r>
@@ -18696,7 +18597,7 @@
         <w:pStyle w:val="Compact"/>
         <w:numPr>
           <w:ilvl w:val="1"/>
-          <w:numId w:val="1010"/>
+          <w:numId w:val="1014"/>
         </w:numPr>
       </w:pPr>
       <w:r>
@@ -18773,7 +18674,7 @@
         <w:pStyle w:val="Compact"/>
         <w:numPr>
           <w:ilvl w:val="1"/>
-          <w:numId w:val="1010"/>
+          <w:numId w:val="1014"/>
         </w:numPr>
       </w:pPr>
       <w:r>
@@ -18863,7 +18764,7 @@
         <w:pStyle w:val="Compact"/>
         <w:numPr>
           <w:ilvl w:val="0"/>
-          <w:numId w:val="1009"/>
+          <w:numId w:val="1013"/>
         </w:numPr>
       </w:pPr>
       <w:r>
@@ -18938,7 +18839,7 @@
         <w:pStyle w:val="Compact"/>
         <w:numPr>
           <w:ilvl w:val="0"/>
-          <w:numId w:val="1009"/>
+          <w:numId w:val="1013"/>
         </w:numPr>
       </w:pPr>
       <w:r>
@@ -19703,2542 +19604,6 @@
           <w:rFonts w:hint="eastAsia" w:ascii="Times New Roman" w:hAnsi="Times New Roman" w:eastAsia="Times New Roman" w:cs="Times New Roman"/>
         </w:rPr>
         <w:t>。</w:t>
-      </w:r>
-    </w:p>
-    <w:p>
-      <w:pPr>
-        <w:pStyle w:val="BodyText"/>
-      </w:pPr>
-      <w:r>
-        <w:rPr>
-          <w:rFonts w:hint="eastAsia" w:ascii="Times New Roman" w:hAnsi="Times New Roman" w:eastAsia="FangSong" w:cs="Times New Roman"/>
-          <w:b/>
-          <w:bCs/>
-        </w:rPr>
-        <w:t xml:space="preserve">解析</w:t>
-      </w:r>
-      <w:r>
-        <w:rPr>
-          <w:rFonts w:hint="eastAsia" w:ascii="Times New Roman" w:hAnsi="Times New Roman" w:eastAsia="Times New Roman" w:cs="Times New Roman"/>
-        </w:rPr>
-        <w:t xml:space="preserve">：</w:t>
-      </w:r>
-    </w:p>
-    <w:p>
-      <w:pPr>
-        <w:pStyle w:val="Compact"/>
-        <w:numPr>
-          <w:ilvl w:val="0"/>
-          <w:numId w:val="1011"/>
-        </w:numPr>
-      </w:pPr>
-      <w:r>
-        <w:rPr>
-          <w:rFonts w:hint="eastAsia" w:ascii="Times New Roman" w:hAnsi="Times New Roman" w:eastAsia="FangSong" w:cs="Times New Roman"/>
-        </w:rPr>
-        <w:t>构象的平衡浓度</w:t>
-      </w:r>
-      <w:r>
-        <w:rPr>
-          <w:rFonts w:hint="eastAsia" w:ascii="Times New Roman" w:hAnsi="Times New Roman" w:eastAsia="Times New Roman" w:cs="Times New Roman"/>
-        </w:rPr>
-        <w:t>：A</w:t>
-      </w:r>
-      <w:r>
-        <w:rPr>
-          <w:rFonts w:hint="eastAsia" w:ascii="Times New Roman" w:hAnsi="Times New Roman" w:eastAsia="Times New Roman" w:cs="Times New Roman"/>
-          <w:vertAlign w:val="subscript"/>
-        </w:rPr>
-        <w:t>1</w:t>
-      </w:r>
-      <w:r>
-        <w:rPr>
-          <w:rFonts w:hint="eastAsia" w:ascii="Times New Roman" w:hAnsi="Times New Roman" w:eastAsia="Times New Roman" w:cs="Times New Roman"/>
-        </w:rPr>
-        <w:t>:A</w:t>
-      </w:r>
-      <w:r>
-        <w:rPr>
-          <w:rFonts w:hint="eastAsia" w:ascii="Times New Roman" w:hAnsi="Times New Roman" w:eastAsia="Times New Roman" w:cs="Times New Roman"/>
-          <w:vertAlign w:val="subscript"/>
-        </w:rPr>
-        <w:t>2</w:t>
-      </w:r>
-      <w:r>
-        <w:rPr>
-          <w:rFonts w:ascii="Times New Roman" w:hAnsi="Times New Roman" w:eastAsia="Times New Roman" w:cs="Times New Roman"/>
-        </w:rPr>
-        <w:t xml:space="preserve"> = </w:t>
-      </w:r>
-      <w:r>
-        <w:rPr>
-          <w:rFonts w:hint="eastAsia" w:ascii="Times New Roman" w:hAnsi="Times New Roman" w:eastAsia="Times New Roman" w:cs="Times New Roman"/>
-        </w:rPr>
-        <w:t>1:2（A</w:t>
-      </w:r>
-      <w:r>
-        <w:rPr>
-          <w:rFonts w:hint="eastAsia" w:ascii="Times New Roman" w:hAnsi="Times New Roman" w:eastAsia="Times New Roman" w:cs="Times New Roman"/>
-          <w:vertAlign w:val="subscript"/>
-        </w:rPr>
-        <w:t>2</w:t>
-      </w:r>
-      <w:r>
-        <w:rPr>
-          <w:rFonts w:ascii="Times New Roman" w:hAnsi="Times New Roman" w:eastAsia="Times New Roman" w:cs="Times New Roman"/>
-        </w:rPr>
-        <w:t xml:space="preserve"> </w:t>
-      </w:r>
-      <w:r>
-        <w:rPr>
-          <w:rFonts w:hint="eastAsia" w:ascii="Times New Roman" w:hAnsi="Times New Roman" w:eastAsia="FangSong" w:cs="Times New Roman"/>
-        </w:rPr>
-        <w:t xml:space="preserve">占</w:t>
-      </w:r>
-      <w:r>
-        <w:rPr>
-          <w:rFonts w:ascii="Times New Roman" w:hAnsi="Times New Roman" w:eastAsia="Times New Roman" w:cs="Times New Roman"/>
-        </w:rPr>
-        <w:t xml:space="preserve"> </w:t>
-      </w:r>
-      <w:r>
-        <w:rPr>
-          <w:rFonts w:hint="eastAsia" w:ascii="Times New Roman" w:hAnsi="Times New Roman" w:eastAsia="Times New Roman" w:cs="Times New Roman"/>
-        </w:rPr>
-        <w:t>67%，</w:t>
-      </w:r>
-      <w:r>
-        <w:rPr>
-          <w:rFonts w:hint="eastAsia" w:ascii="Times New Roman" w:hAnsi="Times New Roman" w:eastAsia="FangSong" w:cs="Times New Roman"/>
-        </w:rPr>
-        <w:t>更稳定</w:t>
-      </w:r>
-      <w:r>
-        <w:rPr>
-          <w:rFonts w:hint="eastAsia" w:ascii="Times New Roman" w:hAnsi="Times New Roman" w:eastAsia="Times New Roman" w:cs="Times New Roman"/>
-        </w:rPr>
-        <w:t>）</w:t>
-      </w:r>
-    </w:p>
-    <w:p>
-      <w:pPr>
-        <w:pStyle w:val="Compact"/>
-        <w:numPr>
-          <w:ilvl w:val="0"/>
-          <w:numId w:val="1011"/>
-        </w:numPr>
-      </w:pPr>
-      <w:r>
-        <w:rPr>
-          <w:rFonts w:hint="eastAsia" w:ascii="Times New Roman" w:hAnsi="Times New Roman" w:eastAsia="FangSong" w:cs="Times New Roman"/>
-        </w:rPr>
-        <w:t>如果产物比由构象浓度决定</w:t>
-      </w:r>
-      <w:r>
-        <w:rPr>
-          <w:rFonts w:hint="eastAsia" w:ascii="Times New Roman" w:hAnsi="Times New Roman" w:eastAsia="Times New Roman" w:cs="Times New Roman"/>
-        </w:rPr>
-        <w:t>，</w:t>
-      </w:r>
-      <w:r>
-        <w:rPr>
-          <w:rFonts w:hint="eastAsia" w:ascii="Times New Roman" w:hAnsi="Times New Roman" w:eastAsia="FangSong" w:cs="Times New Roman"/>
-        </w:rPr>
-        <w:t>应预期</w:t>
-      </w:r>
-      <w:r>
-        <w:rPr>
-          <w:rFonts w:ascii="Times New Roman" w:hAnsi="Times New Roman" w:eastAsia="Times New Roman" w:cs="Times New Roman"/>
-        </w:rPr>
-        <w:t xml:space="preserve"> A</w:t>
-      </w:r>
-      <w:r>
-        <w:rPr>
-          <w:rFonts w:ascii="Times New Roman" w:hAnsi="Times New Roman" w:eastAsia="Times New Roman" w:cs="Times New Roman"/>
-          <w:vertAlign w:val="subscript"/>
-        </w:rPr>
-        <w:t>2</w:t>
-      </w:r>
-      <w:r>
-        <w:rPr>
-          <w:rFonts w:ascii="Times New Roman" w:hAnsi="Times New Roman" w:eastAsia="Times New Roman" w:cs="Times New Roman"/>
-        </w:rPr>
-        <w:t xml:space="preserve"> </w:t>
-      </w:r>
-      <w:r>
-        <w:rPr>
-          <w:rFonts w:hint="eastAsia" w:ascii="Times New Roman" w:hAnsi="Times New Roman" w:eastAsia="FangSong" w:cs="Times New Roman"/>
-        </w:rPr>
-        <w:t xml:space="preserve">的产物占</w:t>
-      </w:r>
-      <w:r>
-        <w:rPr>
-          <w:rFonts w:ascii="Times New Roman" w:hAnsi="Times New Roman" w:eastAsia="Times New Roman" w:cs="Times New Roman"/>
-        </w:rPr>
-        <w:t xml:space="preserve"> 67%</w:t>
-      </w:r>
-    </w:p>
-    <w:p>
-      <w:pPr>
-        <w:pStyle w:val="Compact"/>
-        <w:numPr>
-          <w:ilvl w:val="0"/>
-          <w:numId w:val="1011"/>
-        </w:numPr>
-      </w:pPr>
-      <w:r>
-        <w:rPr>
-          <w:rFonts w:hint="eastAsia" w:ascii="Times New Roman" w:hAnsi="Times New Roman" w:eastAsia="FangSong" w:cs="Times New Roman"/>
-        </w:rPr>
-        <w:t xml:space="preserve">实际</w:t>
-      </w:r>
-      <w:r>
-        <w:rPr>
-          <w:rFonts w:ascii="Times New Roman" w:hAnsi="Times New Roman" w:eastAsia="Times New Roman" w:cs="Times New Roman"/>
-        </w:rPr>
-        <w:t xml:space="preserve"> A</w:t>
-      </w:r>
-      <w:r>
-        <w:rPr>
-          <w:rFonts w:ascii="Times New Roman" w:hAnsi="Times New Roman" w:eastAsia="Times New Roman" w:cs="Times New Roman"/>
-          <w:vertAlign w:val="subscript"/>
-        </w:rPr>
-        <w:t>1</w:t>
-      </w:r>
-      <w:r>
-        <w:rPr>
-          <w:rFonts w:ascii="Times New Roman" w:hAnsi="Times New Roman" w:eastAsia="Times New Roman" w:cs="Times New Roman"/>
-        </w:rPr>
-        <w:t xml:space="preserve"> </w:t>
-      </w:r>
-      <w:r>
-        <w:rPr>
-          <w:rFonts w:hint="eastAsia" w:ascii="Times New Roman" w:hAnsi="Times New Roman" w:eastAsia="FangSong" w:cs="Times New Roman"/>
-        </w:rPr>
-        <w:t xml:space="preserve">的产物占</w:t>
-      </w:r>
-      <w:r>
-        <w:rPr>
-          <w:rFonts w:ascii="Times New Roman" w:hAnsi="Times New Roman" w:eastAsia="Times New Roman" w:cs="Times New Roman"/>
-        </w:rPr>
-        <w:t xml:space="preserve"> 85% → </w:t>
-      </w:r>
-      <w:r>
-        <w:rPr>
-          <w:rFonts w:hint="eastAsia" w:ascii="Times New Roman" w:hAnsi="Times New Roman" w:eastAsia="FangSong" w:cs="Times New Roman"/>
-        </w:rPr>
-        <w:t xml:space="preserve">产物比</w:t>
-      </w:r>
-      <w:r>
-        <w:rPr>
-          <w:rFonts w:ascii="Times New Roman" w:hAnsi="Times New Roman" w:eastAsia="Times New Roman" w:cs="Times New Roman"/>
-        </w:rPr>
-        <w:t xml:space="preserve"> ≠ </w:t>
-      </w:r>
-      <w:r>
-        <w:rPr>
-          <w:rFonts w:hint="eastAsia" w:ascii="Times New Roman" w:hAnsi="Times New Roman" w:eastAsia="FangSong" w:cs="Times New Roman"/>
-        </w:rPr>
-        <w:t xml:space="preserve">构象浓度比</w:t>
-      </w:r>
-    </w:p>
-    <w:p>
-      <w:pPr>
-        <w:pStyle w:val="Compact"/>
-        <w:numPr>
-          <w:ilvl w:val="0"/>
-          <w:numId w:val="1011"/>
-        </w:numPr>
-      </w:pPr>
-      <w:r>
-        <w:rPr>
-          <w:rFonts w:hint="eastAsia" w:ascii="Times New Roman" w:hAnsi="Times New Roman" w:eastAsia="FangSong" w:cs="Times New Roman"/>
-        </w:rPr>
-        <w:t xml:space="preserve">这满足</w:t>
-      </w:r>
-      <w:r>
-        <w:rPr>
-          <w:rFonts w:ascii="Times New Roman" w:hAnsi="Times New Roman" w:eastAsia="Times New Roman" w:cs="Times New Roman"/>
-        </w:rPr>
-        <w:t xml:space="preserve"> Curtin-Hammett </w:t>
-      </w:r>
-      <w:r>
-        <w:rPr>
-          <w:rFonts w:hint="eastAsia" w:ascii="Times New Roman" w:hAnsi="Times New Roman" w:eastAsia="FangSong" w:cs="Times New Roman"/>
-        </w:rPr>
-        <w:t>条件</w:t>
-      </w:r>
-      <w:r>
-        <w:rPr>
-          <w:rFonts w:hint="eastAsia" w:ascii="Times New Roman" w:hAnsi="Times New Roman" w:eastAsia="Times New Roman" w:cs="Times New Roman"/>
-        </w:rPr>
-        <w:t>（</w:t>
-      </w:r>
-      <w:r>
-        <w:rPr>
-          <w:rFonts w:hint="eastAsia" w:ascii="Times New Roman" w:hAnsi="Times New Roman" w:eastAsia="FangSong" w:cs="Times New Roman"/>
-        </w:rPr>
-        <w:t>快互变</w:t>
-      </w:r>
-      <w:r>
-        <w:rPr>
-          <w:rFonts w:hint="eastAsia" w:ascii="Times New Roman" w:hAnsi="Times New Roman" w:eastAsia="Times New Roman" w:cs="Times New Roman"/>
-        </w:rPr>
-        <w:t>）：</w:t>
-      </w:r>
-      <w:r>
-        <w:rPr>
-          <w:rFonts w:hint="eastAsia" w:ascii="Times New Roman" w:hAnsi="Times New Roman" w:eastAsia="FangSong" w:cs="Times New Roman"/>
-        </w:rPr>
-        <w:t>产物比由过渡态能垒差决定</w:t>
-      </w:r>
-    </w:p>
-    <w:p>
-      <w:pPr>
-        <w:pStyle w:val="FirstParagraph"/>
-      </w:pPr>
-      <w:r>
-        <w:rPr>
-          <w:rFonts w:hint="eastAsia" w:ascii="Times New Roman" w:hAnsi="Times New Roman" w:eastAsia="FangSong" w:cs="Times New Roman"/>
-          <w:b/>
-          <w:bCs/>
-        </w:rPr>
-        <w:t xml:space="preserve">计算</w:t>
-      </w:r>
-      <w:r>
-        <w:rPr>
-          <w:rFonts w:hint="eastAsia" w:ascii="Times New Roman" w:hAnsi="Times New Roman" w:eastAsia="Times New Roman" w:cs="Times New Roman"/>
-        </w:rPr>
-        <w:t xml:space="preserve">：</w:t>
-      </w:r>
-      <w:r>
-        <w:rPr>
-          <w:rFonts w:ascii="Times New Roman" w:hAnsi="Times New Roman" w:eastAsia="Times New Roman" w:cs="Times New Roman"/>
-        </w:rPr>
-        <w:t xml:space="preserve"> </w:t>
-      </w:r>
-      <w:r>
-        <w:rPr>
-          <w:rFonts w:hint="eastAsia" w:ascii="Times New Roman" w:hAnsi="Times New Roman" w:eastAsia="FangSong" w:cs="Times New Roman"/>
-        </w:rPr>
-        <w:t xml:space="preserve">产物比</w:t>
-      </w:r>
-      <w:r>
-        <w:rPr>
-          <w:rFonts w:ascii="Times New Roman" w:hAnsi="Times New Roman" w:eastAsia="Times New Roman" w:cs="Times New Roman"/>
-        </w:rPr>
-        <w:t xml:space="preserve"> = exp(-ΔΔG‡/RT)</w:t>
-      </w:r>
-      <w:r>
-        <w:rPr>
-          <w:rFonts w:ascii="Times New Roman" w:hAnsi="Times New Roman" w:eastAsia="Times New Roman" w:cs="Times New Roman"/>
-        </w:rPr>
-        <w:t xml:space="preserve"> </w:t>
-      </w:r>
-      <w:r>
-        <w:rPr>
-          <w:rFonts w:ascii="Times New Roman" w:hAnsi="Times New Roman" w:eastAsia="Times New Roman" w:cs="Times New Roman"/>
-        </w:rPr>
-        <w:t xml:space="preserve">85/15 = exp(-ΔΔG‡/RT)</w:t>
-      </w:r>
-      <w:r>
-        <w:rPr>
-          <w:rFonts w:ascii="Times New Roman" w:hAnsi="Times New Roman" w:eastAsia="Times New Roman" w:cs="Times New Roman"/>
-        </w:rPr>
-        <w:t xml:space="preserve"> </w:t>
-      </w:r>
-      <w:r>
-        <w:rPr>
-          <w:rFonts w:ascii="Times New Roman" w:hAnsi="Times New Roman" w:eastAsia="Times New Roman" w:cs="Times New Roman"/>
-        </w:rPr>
-        <w:t xml:space="preserve">ln(85/15) = ΔΔG‡/RT</w:t>
-      </w:r>
-      <w:r>
-        <w:rPr>
-          <w:rFonts w:ascii="Times New Roman" w:hAnsi="Times New Roman" w:eastAsia="Times New Roman" w:cs="Times New Roman"/>
-        </w:rPr>
-        <w:t xml:space="preserve"> </w:t>
-      </w:r>
-      <w:r>
-        <w:rPr>
-          <w:rFonts w:ascii="Times New Roman" w:hAnsi="Times New Roman" w:eastAsia="Times New Roman" w:cs="Times New Roman"/>
-        </w:rPr>
-        <w:t xml:space="preserve">ln(5.67) = ΔΔG‡/(8.314 × 298)</w:t>
-      </w:r>
-      <w:r>
-        <w:rPr>
-          <w:rFonts w:ascii="Times New Roman" w:hAnsi="Times New Roman" w:eastAsia="Times New Roman" w:cs="Times New Roman"/>
-        </w:rPr>
-        <w:t xml:space="preserve"> </w:t>
-      </w:r>
-      <w:r>
-        <w:rPr>
-          <w:rFonts w:ascii="Times New Roman" w:hAnsi="Times New Roman" w:eastAsia="Times New Roman" w:cs="Times New Roman"/>
-        </w:rPr>
-        <w:t xml:space="preserve">1.735 = ΔΔG‡/2478</w:t>
-      </w:r>
-      <w:r>
-        <w:rPr>
-          <w:rFonts w:ascii="Times New Roman" w:hAnsi="Times New Roman" w:eastAsia="Times New Roman" w:cs="Times New Roman"/>
-        </w:rPr>
-        <w:t xml:space="preserve"> </w:t>
-      </w:r>
-      <w:r>
-        <w:rPr>
-          <w:rFonts w:ascii="Times New Roman" w:hAnsi="Times New Roman" w:eastAsia="Times New Roman" w:cs="Times New Roman"/>
-        </w:rPr>
-        <w:t xml:space="preserve">ΔΔG‡ ≈ 4.3 kJ/mol</w:t>
-      </w:r>
-    </w:p>
-    <w:p>
-      <w:pPr>
-        <w:pStyle w:val="BodyText"/>
-      </w:pPr>
-      <w:r>
-        <w:rPr>
-          <w:rFonts w:ascii="Times New Roman" w:hAnsi="Times New Roman" w:eastAsia="Times New Roman" w:cs="Times New Roman"/>
-        </w:rPr>
-        <w:t>A</w:t>
-      </w:r>
-      <w:r>
-        <w:rPr>
-          <w:rFonts w:ascii="Times New Roman" w:hAnsi="Times New Roman" w:eastAsia="Times New Roman" w:cs="Times New Roman"/>
-          <w:vertAlign w:val="subscript"/>
-        </w:rPr>
-        <w:t>1</w:t>
-      </w:r>
-      <w:r>
-        <w:rPr>
-          <w:rFonts w:ascii="Times New Roman" w:hAnsi="Times New Roman" w:eastAsia="Times New Roman" w:cs="Times New Roman"/>
-        </w:rPr>
-        <w:t xml:space="preserve"> </w:t>
-      </w:r>
-      <w:r>
-        <w:rPr>
-          <w:rFonts w:hint="eastAsia" w:ascii="Times New Roman" w:hAnsi="Times New Roman" w:eastAsia="FangSong" w:cs="Times New Roman"/>
-        </w:rPr>
-        <w:t xml:space="preserve">的过渡态比</w:t>
-      </w:r>
-      <w:r>
-        <w:rPr>
-          <w:rFonts w:ascii="Times New Roman" w:hAnsi="Times New Roman" w:eastAsia="Times New Roman" w:cs="Times New Roman"/>
-        </w:rPr>
-        <w:t xml:space="preserve"> A</w:t>
-      </w:r>
-      <w:r>
-        <w:rPr>
-          <w:rFonts w:ascii="Times New Roman" w:hAnsi="Times New Roman" w:eastAsia="Times New Roman" w:cs="Times New Roman"/>
-          <w:vertAlign w:val="subscript"/>
-        </w:rPr>
-        <w:t>2</w:t>
-      </w:r>
-      <w:r>
-        <w:rPr>
-          <w:rFonts w:ascii="Times New Roman" w:hAnsi="Times New Roman" w:eastAsia="Times New Roman" w:cs="Times New Roman"/>
-        </w:rPr>
-        <w:t xml:space="preserve"> </w:t>
-      </w:r>
-      <w:r>
-        <w:rPr>
-          <w:rFonts w:hint="eastAsia" w:ascii="Times New Roman" w:hAnsi="Times New Roman" w:eastAsia="FangSong" w:cs="Times New Roman"/>
-        </w:rPr>
-        <w:t xml:space="preserve">的过渡态低</w:t>
-      </w:r>
-      <w:r>
-        <w:rPr>
-          <w:rFonts w:ascii="Times New Roman" w:hAnsi="Times New Roman" w:eastAsia="Times New Roman" w:cs="Times New Roman"/>
-        </w:rPr>
-        <w:t xml:space="preserve"> 4.3 kJ/mol。</w:t>
-      </w:r>
-    </w:p>
-    <w:p>
-      <w:pPr>
-        <w:pStyle w:val="BodyText"/>
-      </w:pPr>
-      <w:r>
-        <w:rPr>
-          <w:rFonts w:hint="eastAsia" w:ascii="Times New Roman" w:hAnsi="Times New Roman" w:eastAsia="FangSong" w:cs="Times New Roman"/>
-          <w:b/>
-          <w:bCs/>
-        </w:rPr>
-        <w:t xml:space="preserve">思考题</w:t>
-      </w:r>
-      <w:r>
-        <w:rPr>
-          <w:rFonts w:hint="eastAsia" w:ascii="Times New Roman" w:hAnsi="Times New Roman" w:eastAsia="Times New Roman" w:cs="Times New Roman"/>
-        </w:rPr>
-        <w:t>：</w:t>
-      </w:r>
-      <w:r>
-        <w:rPr>
-          <w:rFonts w:hint="eastAsia" w:ascii="Times New Roman" w:hAnsi="Times New Roman" w:eastAsia="FangSong" w:cs="Times New Roman"/>
-        </w:rPr>
-        <w:t>如果</w:t>
-      </w:r>
-      <w:r>
-        <w:rPr>
-          <w:rFonts w:ascii="Times New Roman" w:hAnsi="Times New Roman" w:eastAsia="Times New Roman" w:cs="Times New Roman"/>
-        </w:rPr>
-        <w:t xml:space="preserve"> A</w:t>
-      </w:r>
-      <w:r>
-        <w:rPr>
-          <w:rFonts w:ascii="Times New Roman" w:hAnsi="Times New Roman" w:eastAsia="Times New Roman" w:cs="Times New Roman"/>
-          <w:vertAlign w:val="subscript"/>
-        </w:rPr>
-        <w:t>1</w:t>
-      </w:r>
-      <w:r>
-        <w:rPr>
-          <w:rFonts w:ascii="Times New Roman" w:hAnsi="Times New Roman" w:eastAsia="Times New Roman" w:cs="Times New Roman"/>
-        </w:rPr>
-        <w:t xml:space="preserve"> </w:t>
-      </w:r>
-      <w:r>
-        <w:rPr>
-          <w:rFonts w:hint="eastAsia" w:ascii="Times New Roman" w:hAnsi="Times New Roman" w:eastAsia="FangSong" w:cs="Times New Roman"/>
-        </w:rPr>
-        <w:t xml:space="preserve">和</w:t>
-      </w:r>
-      <w:r>
-        <w:rPr>
-          <w:rFonts w:ascii="Times New Roman" w:hAnsi="Times New Roman" w:eastAsia="Times New Roman" w:cs="Times New Roman"/>
-        </w:rPr>
-        <w:t xml:space="preserve"> A</w:t>
-      </w:r>
-      <w:r>
-        <w:rPr>
-          <w:rFonts w:ascii="Times New Roman" w:hAnsi="Times New Roman" w:eastAsia="Times New Roman" w:cs="Times New Roman"/>
-          <w:vertAlign w:val="subscript"/>
-        </w:rPr>
-        <w:t>2</w:t>
-      </w:r>
-      <w:r>
-        <w:rPr>
-          <w:rFonts w:ascii="Times New Roman" w:hAnsi="Times New Roman" w:eastAsia="Times New Roman" w:cs="Times New Roman"/>
-        </w:rPr>
-        <w:t xml:space="preserve"> </w:t>
-      </w:r>
-      <w:r>
-        <w:rPr>
-          <w:rFonts w:hint="eastAsia" w:ascii="Times New Roman" w:hAnsi="Times New Roman" w:eastAsia="FangSong" w:cs="Times New Roman"/>
-        </w:rPr>
-        <w:t>的互变很慢</w:t>
-      </w:r>
-      <w:r>
-        <w:rPr>
-          <w:rFonts w:hint="eastAsia" w:ascii="Times New Roman" w:hAnsi="Times New Roman" w:eastAsia="Times New Roman" w:cs="Times New Roman"/>
-        </w:rPr>
-        <w:t>（κ</w:t>
-      </w:r>
-      <w:r>
-        <w:rPr>
-          <w:rFonts w:ascii="Times New Roman" w:hAnsi="Times New Roman" w:eastAsia="Times New Roman" w:cs="Times New Roman"/>
-        </w:rPr>
-        <w:t xml:space="preserve"> ≪ </w:t>
-      </w:r>
-      <w:r>
-        <w:rPr>
-          <w:rFonts w:hint="eastAsia" w:ascii="Times New Roman" w:hAnsi="Times New Roman" w:eastAsia="FangSong" w:cs="Times New Roman"/>
-        </w:rPr>
-        <w:t>反应速率</w:t>
-      </w:r>
-      <w:r>
-        <w:rPr>
-          <w:rFonts w:hint="eastAsia" w:ascii="Times New Roman" w:hAnsi="Times New Roman" w:eastAsia="Times New Roman" w:cs="Times New Roman"/>
-        </w:rPr>
-        <w:t>），</w:t>
-      </w:r>
-      <w:r>
-        <w:rPr>
-          <w:rFonts w:hint="eastAsia" w:ascii="Times New Roman" w:hAnsi="Times New Roman" w:eastAsia="FangSong" w:cs="Times New Roman"/>
-        </w:rPr>
-        <w:t>结论还一样吗</w:t>
-      </w:r>
-      <w:r>
-        <w:rPr>
-          <w:rFonts w:hint="eastAsia" w:ascii="Times New Roman" w:hAnsi="Times New Roman" w:eastAsia="Times New Roman" w:cs="Times New Roman"/>
-        </w:rPr>
-        <w:t>？</w:t>
-      </w:r>
-    </w:p>
-    <w:p>
-      <w:pPr>
-        <w:pStyle w:val="BodyText"/>
-      </w:pPr>
-      <w:r>
-        <w:rPr>
-          <w:rFonts w:hint="eastAsia" w:ascii="Times New Roman" w:hAnsi="Times New Roman" w:eastAsia="FangSong" w:cs="Times New Roman"/>
-          <w:b/>
-          <w:bCs/>
-        </w:rPr>
-        <w:t xml:space="preserve">答案</w:t>
-      </w:r>
-      <w:r>
-        <w:rPr>
-          <w:rFonts w:hint="eastAsia" w:ascii="Times New Roman" w:hAnsi="Times New Roman" w:eastAsia="Times New Roman" w:cs="Times New Roman"/>
-        </w:rPr>
-        <w:t>：</w:t>
-      </w:r>
-      <w:r>
-        <w:rPr>
-          <w:rFonts w:hint="eastAsia" w:ascii="Times New Roman" w:hAnsi="Times New Roman" w:eastAsia="FangSong" w:cs="Times New Roman"/>
-        </w:rPr>
-        <w:t>不一样</w:t>
-      </w:r>
-      <w:r>
-        <w:rPr>
-          <w:rFonts w:hint="eastAsia" w:ascii="Times New Roman" w:hAnsi="Times New Roman" w:eastAsia="Times New Roman" w:cs="Times New Roman"/>
-        </w:rPr>
-        <w:t>！</w:t>
-      </w:r>
-      <w:r>
-        <w:rPr>
-          <w:rFonts w:hint="eastAsia" w:ascii="Times New Roman" w:hAnsi="Times New Roman" w:eastAsia="FangSong" w:cs="Times New Roman"/>
-        </w:rPr>
-        <w:t>如果互变更慢</w:t>
-      </w:r>
-      <w:r>
-        <w:rPr>
-          <w:rFonts w:hint="eastAsia" w:ascii="Times New Roman" w:hAnsi="Times New Roman" w:eastAsia="Times New Roman" w:cs="Times New Roman"/>
-        </w:rPr>
-        <w:t>，</w:t>
-      </w:r>
-      <w:r>
-        <w:rPr>
-          <w:rFonts w:hint="eastAsia" w:ascii="Times New Roman" w:hAnsi="Times New Roman" w:eastAsia="FangSong" w:cs="Times New Roman"/>
-        </w:rPr>
-        <w:t>反应进入</w:t>
-      </w:r>
-      <w:r>
-        <w:rPr>
-          <w:rFonts w:hint="eastAsia" w:ascii="Times New Roman" w:hAnsi="Times New Roman" w:eastAsia="FangSong" w:cs="Times New Roman"/>
-          <w:b/>
-          <w:bCs/>
-        </w:rPr>
-        <w:t xml:space="preserve">动力学控制</w:t>
-      </w:r>
-      <w:r>
-        <w:rPr>
-          <w:rFonts w:hint="eastAsia" w:ascii="Times New Roman" w:hAnsi="Times New Roman" w:eastAsia="Times New Roman" w:cs="Times New Roman"/>
-        </w:rPr>
-        <w:t>——</w:t>
-      </w:r>
-      <w:r>
-        <w:rPr>
-          <w:rFonts w:hint="eastAsia" w:ascii="Times New Roman" w:hAnsi="Times New Roman" w:eastAsia="FangSong" w:cs="Times New Roman"/>
-        </w:rPr>
-        <w:t>每种构象独立反应</w:t>
-      </w:r>
-      <w:r>
-        <w:rPr>
-          <w:rFonts w:hint="eastAsia" w:ascii="Times New Roman" w:hAnsi="Times New Roman" w:eastAsia="Times New Roman" w:cs="Times New Roman"/>
-        </w:rPr>
-        <w:t>，</w:t>
-      </w:r>
-      <w:r>
-        <w:rPr>
-          <w:rFonts w:hint="eastAsia" w:ascii="Times New Roman" w:hAnsi="Times New Roman" w:eastAsia="FangSong" w:cs="Times New Roman"/>
-        </w:rPr>
-        <w:t>产物比由构象浓度</w:t>
-      </w:r>
-      <w:r>
-        <w:rPr>
-          <w:rFonts w:ascii="Times New Roman" w:hAnsi="Times New Roman" w:eastAsia="Times New Roman" w:cs="Times New Roman"/>
-        </w:rPr>
-        <w:t xml:space="preserve"> × </w:t>
-      </w:r>
-      <w:r>
-        <w:rPr>
-          <w:rFonts w:hint="eastAsia" w:ascii="Times New Roman" w:hAnsi="Times New Roman" w:eastAsia="FangSong" w:cs="Times New Roman"/>
-        </w:rPr>
-        <w:t>各自反应速率的乘积决定</w:t>
-      </w:r>
-      <w:r>
-        <w:rPr>
-          <w:rFonts w:hint="eastAsia" w:ascii="Times New Roman" w:hAnsi="Times New Roman" w:eastAsia="Times New Roman" w:cs="Times New Roman"/>
-        </w:rPr>
-        <w:t>。</w:t>
-      </w:r>
-    </w:p>
-    <w:p>
-      <w:pPr>
-        <w:pStyle w:val="BodyText"/>
-      </w:pPr>
-      <w:r>
-        <w:rPr>
-          <w:rFonts w:hint="eastAsia" w:ascii="Times New Roman" w:hAnsi="Times New Roman" w:eastAsia="FangSong" w:cs="Times New Roman"/>
-          <w:b/>
-          <w:bCs/>
-        </w:rPr>
-        <w:t xml:space="preserve">反思</w:t>
-      </w:r>
-      <w:r>
-        <w:rPr>
-          <w:rFonts w:hint="eastAsia" w:ascii="Times New Roman" w:hAnsi="Times New Roman" w:eastAsia="Times New Roman" w:cs="Times New Roman"/>
-        </w:rPr>
-        <w:t xml:space="preserve">：Curtin-Hammett</w:t>
-      </w:r>
-      <w:r>
-        <w:rPr>
-          <w:rFonts w:ascii="Times New Roman" w:hAnsi="Times New Roman" w:eastAsia="Times New Roman" w:cs="Times New Roman"/>
-        </w:rPr>
-        <w:t xml:space="preserve"> </w:t>
-      </w:r>
-      <w:r>
-        <w:rPr>
-          <w:rFonts w:hint="eastAsia" w:ascii="Times New Roman" w:hAnsi="Times New Roman" w:eastAsia="FangSong" w:cs="Times New Roman"/>
-        </w:rPr>
-        <w:t>的成立条件</w:t>
-      </w:r>
-      <w:r>
-        <w:rPr>
-          <w:rFonts w:hint="eastAsia" w:ascii="Times New Roman" w:hAnsi="Times New Roman" w:eastAsia="Times New Roman" w:cs="Times New Roman"/>
-        </w:rPr>
-        <w:t>：</w:t>
-      </w:r>
-      <w:r>
-        <w:rPr>
-          <w:rFonts w:hint="eastAsia" w:ascii="Times New Roman" w:hAnsi="Times New Roman" w:eastAsia="FangSong" w:cs="Times New Roman"/>
-          <w:b/>
-          <w:bCs/>
-        </w:rPr>
-        <w:t xml:space="preserve">互变速率</w:t>
-      </w:r>
-      <w:r>
-        <w:rPr>
-          <w:rFonts w:ascii="Times New Roman" w:hAnsi="Times New Roman" w:eastAsia="Times New Roman" w:cs="Times New Roman"/>
-          <w:b/>
-          <w:bCs/>
-        </w:rPr>
-        <w:t xml:space="preserve"> &gt;&gt; </w:t>
-      </w:r>
-      <w:r>
-        <w:rPr>
-          <w:rFonts w:hint="eastAsia" w:ascii="Times New Roman" w:hAnsi="Times New Roman" w:eastAsia="FangSong" w:cs="Times New Roman"/>
-          <w:b/>
-          <w:bCs/>
-        </w:rPr>
-        <w:t xml:space="preserve">反应速率</w:t>
-      </w:r>
-      <w:r>
-        <w:rPr>
-          <w:rFonts w:hint="eastAsia" w:ascii="Times New Roman" w:hAnsi="Times New Roman" w:eastAsia="Times New Roman" w:cs="Times New Roman"/>
-        </w:rPr>
-        <w:t>。</w:t>
-      </w:r>
-      <w:r>
-        <w:rPr>
-          <w:rFonts w:hint="eastAsia" w:ascii="Times New Roman" w:hAnsi="Times New Roman" w:eastAsia="FangSong" w:cs="Times New Roman"/>
-        </w:rPr>
-        <w:t>不满足这个条件时</w:t>
-      </w:r>
-      <w:r>
-        <w:rPr>
-          <w:rFonts w:hint="eastAsia" w:ascii="Times New Roman" w:hAnsi="Times New Roman" w:eastAsia="Times New Roman" w:cs="Times New Roman"/>
-        </w:rPr>
-        <w:t>，</w:t>
-      </w:r>
-      <w:r>
-        <w:rPr>
-          <w:rFonts w:hint="eastAsia" w:ascii="Times New Roman" w:hAnsi="Times New Roman" w:eastAsia="FangSong" w:cs="Times New Roman"/>
-        </w:rPr>
-        <w:t>产物比的确受构象浓度影响</w:t>
-      </w:r>
-      <w:r>
-        <w:rPr>
-          <w:rFonts w:hint="eastAsia" w:ascii="Times New Roman" w:hAnsi="Times New Roman" w:eastAsia="Times New Roman" w:cs="Times New Roman"/>
-        </w:rPr>
-        <w:t>。</w:t>
-      </w:r>
-    </w:p>
-    <w:p>
-      <w:pPr>
-        <w:spacing w:before="160" w:after="80"/>
-      </w:pPr>
-      <w:r>
-        <w:pict>
-          <v:rect style="width:0;height:1.5pt" o:hralign="center" o:hrstd="t" o:hr="t"/>
-        </w:pict>
-      </w:r>
-    </w:p>
-    <w:bookmarkEnd w:id="33"/>
-    <w:bookmarkStart w:id="34" w:name="例4-fmo-推导电环化反应的立体化学"/>
-    <w:p>
-      <w:pPr>
-        <w:pStyle w:val="Heading3"/>
-        <w:spacing w:before="280" w:after="120"/>
-      </w:pPr>
-      <w:r>
-        <w:rPr>
-          <w:rFonts w:hint="eastAsia" w:ascii="Times New Roman" w:hAnsi="Times New Roman" w:eastAsia="SimHei" w:cs="Times New Roman"/>
-        </w:rPr>
-        <w:t>例</w:t>
-      </w:r>
-      <w:r>
-        <w:rPr>
-          <w:rFonts w:hint="eastAsia" w:ascii="Times New Roman" w:hAnsi="Times New Roman" w:eastAsia="Times New Roman" w:cs="Times New Roman"/>
-        </w:rPr>
-        <w:t>4</w:t>
-      </w:r>
-      <w:r>
-        <w:rPr>
-          <w:rFonts w:ascii="Times New Roman" w:hAnsi="Times New Roman" w:eastAsia="Times New Roman" w:cs="Times New Roman"/>
-        </w:rPr>
-        <w:t xml:space="preserve"> FMO </w:t>
-      </w:r>
-      <w:r>
-        <w:rPr>
-          <w:rFonts w:hint="eastAsia" w:ascii="Times New Roman" w:hAnsi="Times New Roman" w:eastAsia="SimHei" w:cs="Times New Roman"/>
-        </w:rPr>
-        <w:t>推导</w:t>
-      </w:r>
-      <w:r>
-        <w:rPr>
-          <w:rFonts w:hint="eastAsia" w:ascii="Times New Roman" w:hAnsi="Times New Roman" w:eastAsia="Times New Roman" w:cs="Times New Roman"/>
-        </w:rPr>
-        <w:t>——</w:t>
-      </w:r>
-      <w:r>
-        <w:rPr>
-          <w:rFonts w:hint="eastAsia" w:ascii="Times New Roman" w:hAnsi="Times New Roman" w:eastAsia="SimHei" w:cs="Times New Roman"/>
-        </w:rPr>
-        <w:t>电环化反应的立体化学</w:t>
-      </w:r>
-      <w:r>
-        <w:rPr>
-          <w:rFonts w:ascii="Times New Roman" w:hAnsi="Times New Roman" w:eastAsia="Times New Roman" w:cs="Times New Roman"/>
-        </w:rPr>
-        <w:t xml:space="preserve"> ⭐⭐⭐⭐⭐</w:t>
-      </w:r>
-    </w:p>
-    <w:p>
-      <w:pPr>
-        <w:pStyle w:val="FirstParagraph"/>
-      </w:pPr>
-      <w:r>
-        <w:rPr>
-          <w:rFonts w:hint="eastAsia" w:ascii="Times New Roman" w:hAnsi="Times New Roman" w:eastAsia="FangSong" w:cs="Times New Roman"/>
-          <w:b/>
-          <w:bCs/>
-        </w:rPr>
-        <w:t xml:space="preserve">题干</w:t>
-      </w:r>
-      <w:r>
-        <w:rPr>
-          <w:rFonts w:hint="eastAsia" w:ascii="Times New Roman" w:hAnsi="Times New Roman" w:eastAsia="Times New Roman" w:cs="Times New Roman"/>
-        </w:rPr>
-        <w:t>：(E,E,E)-2,4,6-</w:t>
-      </w:r>
-      <w:r>
-        <w:rPr>
-          <w:rFonts w:hint="eastAsia" w:ascii="Times New Roman" w:hAnsi="Times New Roman" w:eastAsia="FangSong" w:cs="Times New Roman"/>
-        </w:rPr>
-        <w:t>辛三烯在加热条件下发生电环化反应</w:t>
-      </w:r>
-      <w:r>
-        <w:rPr>
-          <w:rFonts w:hint="eastAsia" w:ascii="Times New Roman" w:hAnsi="Times New Roman" w:eastAsia="Times New Roman" w:cs="Times New Roman"/>
-        </w:rPr>
-        <w:t>，</w:t>
-      </w:r>
-      <w:r>
-        <w:rPr>
-          <w:rFonts w:hint="eastAsia" w:ascii="Times New Roman" w:hAnsi="Times New Roman" w:eastAsia="FangSong" w:cs="Times New Roman"/>
-        </w:rPr>
-        <w:t>预测产物的立体化学</w:t>
-      </w:r>
-      <w:r>
-        <w:rPr>
-          <w:rFonts w:hint="eastAsia" w:ascii="Times New Roman" w:hAnsi="Times New Roman" w:eastAsia="Times New Roman" w:cs="Times New Roman"/>
-        </w:rPr>
-        <w:t>。</w:t>
-      </w:r>
-    </w:p>
-    <w:p>
-      <w:pPr>
-        <w:pStyle w:val="BodyText"/>
-      </w:pPr>
-      <w:r>
-        <w:rPr>
-          <w:rFonts w:hint="eastAsia" w:ascii="Times New Roman" w:hAnsi="Times New Roman" w:eastAsia="FangSong" w:cs="Times New Roman"/>
-          <w:b/>
-          <w:bCs/>
-        </w:rPr>
-        <w:t xml:space="preserve">思路</w:t>
-      </w:r>
-      <w:r>
-        <w:rPr>
-          <w:rFonts w:hint="eastAsia" w:ascii="Times New Roman" w:hAnsi="Times New Roman" w:eastAsia="Times New Roman" w:cs="Times New Roman"/>
-        </w:rPr>
-        <w:t>：2,4,6-</w:t>
-      </w:r>
-      <w:r>
-        <w:rPr>
-          <w:rFonts w:hint="eastAsia" w:ascii="Times New Roman" w:hAnsi="Times New Roman" w:eastAsia="FangSong" w:cs="Times New Roman"/>
-        </w:rPr>
-        <w:t>辛三烯有</w:t>
-      </w:r>
-      <w:r>
-        <w:rPr>
-          <w:rFonts w:ascii="Times New Roman" w:hAnsi="Times New Roman" w:eastAsia="Times New Roman" w:cs="Times New Roman"/>
-        </w:rPr>
-        <w:t xml:space="preserve"> 3 </w:t>
-      </w:r>
-      <w:r>
-        <w:rPr>
-          <w:rFonts w:hint="eastAsia" w:ascii="Times New Roman" w:hAnsi="Times New Roman" w:eastAsia="FangSong" w:cs="Times New Roman"/>
-        </w:rPr>
-        <w:t xml:space="preserve">个双键</w:t>
-      </w:r>
-      <w:r>
-        <w:rPr>
-          <w:rFonts w:ascii="Times New Roman" w:hAnsi="Times New Roman" w:eastAsia="Times New Roman" w:cs="Times New Roman"/>
-        </w:rPr>
-        <w:t xml:space="preserve"> →</w:t>
-      </w:r>
-      <w:r>
-        <w:rPr>
-          <w:rFonts w:ascii="Times New Roman" w:hAnsi="Times New Roman" w:eastAsia="Times New Roman" w:cs="Times New Roman"/>
-        </w:rPr>
-        <w:t xml:space="preserve"> </w:t>
-      </w:r>
-      <w:r>
-        <w:rPr>
-          <w:rFonts w:ascii="Times New Roman" w:hAnsi="Times New Roman" w:eastAsia="Times New Roman" w:cs="Times New Roman"/>
-          <w:b/>
-          <w:bCs/>
-        </w:rPr>
-        <w:t xml:space="preserve">6 </w:t>
-      </w:r>
-      <w:r>
-        <w:rPr>
-          <w:rFonts w:hint="eastAsia" w:ascii="Times New Roman" w:hAnsi="Times New Roman" w:eastAsia="FangSong" w:cs="Times New Roman"/>
-          <w:b/>
-          <w:bCs/>
-        </w:rPr>
-        <w:t xml:space="preserve">个</w:t>
-      </w:r>
-      <w:r>
-        <w:rPr>
-          <w:rFonts w:ascii="Times New Roman" w:hAnsi="Times New Roman" w:eastAsia="Times New Roman" w:cs="Times New Roman"/>
-          <w:b/>
-          <w:bCs/>
-        </w:rPr>
-        <w:t xml:space="preserve"> π </w:t>
-      </w:r>
-      <w:r>
-        <w:rPr>
-          <w:rFonts w:hint="eastAsia" w:ascii="Times New Roman" w:hAnsi="Times New Roman" w:eastAsia="FangSong" w:cs="Times New Roman"/>
-          <w:b/>
-          <w:bCs/>
-        </w:rPr>
-        <w:t xml:space="preserve">电子</w:t>
-      </w:r>
-      <w:r>
-        <w:rPr>
-          <w:rFonts w:ascii="Times New Roman" w:hAnsi="Times New Roman" w:eastAsia="Times New Roman" w:cs="Times New Roman"/>
-        </w:rPr>
-        <w:t xml:space="preserve"> </w:t>
-      </w:r>
-      <w:r>
-        <w:rPr>
-          <w:rFonts w:ascii="Times New Roman" w:hAnsi="Times New Roman" w:eastAsia="Times New Roman" w:cs="Times New Roman"/>
-        </w:rPr>
-        <w:t xml:space="preserve">→ </w:t>
-      </w:r>
-      <w:r>
-        <w:rPr>
-          <w:rFonts w:hint="eastAsia" w:ascii="Times New Roman" w:hAnsi="Times New Roman" w:eastAsia="Times New Roman" w:cs="Times New Roman"/>
-        </w:rPr>
-        <w:t xml:space="preserve">4n+2（n=1）→</w:t>
-      </w:r>
-      <w:r>
-        <w:rPr>
-          <w:rFonts w:ascii="Times New Roman" w:hAnsi="Times New Roman" w:eastAsia="Times New Roman" w:cs="Times New Roman"/>
-        </w:rPr>
-        <w:t xml:space="preserve"> </w:t>
-      </w:r>
-      <w:r>
-        <w:rPr>
-          <w:rFonts w:hint="eastAsia" w:ascii="Times New Roman" w:hAnsi="Times New Roman" w:eastAsia="FangSong" w:cs="Times New Roman"/>
-        </w:rPr>
-        <w:t>热反应对旋</w:t>
-      </w:r>
-      <w:r>
-        <w:rPr>
-          <w:rFonts w:hint="eastAsia" w:ascii="Times New Roman" w:hAnsi="Times New Roman" w:eastAsia="Times New Roman" w:cs="Times New Roman"/>
-        </w:rPr>
-        <w:t>。</w:t>
-      </w:r>
-      <w:r>
-        <w:rPr>
-          <w:rFonts w:hint="eastAsia" w:ascii="Times New Roman" w:hAnsi="Times New Roman" w:eastAsia="FangSong" w:cs="Times New Roman"/>
-        </w:rPr>
-        <w:t>但需用</w:t>
-      </w:r>
-      <w:r>
-        <w:rPr>
-          <w:rFonts w:ascii="Times New Roman" w:hAnsi="Times New Roman" w:eastAsia="Times New Roman" w:cs="Times New Roman"/>
-        </w:rPr>
-        <w:t xml:space="preserve"> FMO </w:t>
-      </w:r>
-      <w:r>
-        <w:rPr>
-          <w:rFonts w:hint="eastAsia" w:ascii="Times New Roman" w:hAnsi="Times New Roman" w:eastAsia="FangSong" w:cs="Times New Roman"/>
-        </w:rPr>
-        <w:t>推导验证</w:t>
-      </w:r>
-      <w:r>
-        <w:rPr>
-          <w:rFonts w:hint="eastAsia" w:ascii="Times New Roman" w:hAnsi="Times New Roman" w:eastAsia="Times New Roman" w:cs="Times New Roman"/>
-        </w:rPr>
-        <w:t>。</w:t>
-      </w:r>
-    </w:p>
-    <w:p>
-      <w:pPr>
-        <w:pStyle w:val="BodyText"/>
-      </w:pPr>
-      <w:r>
-        <w:rPr>
-          <w:rFonts w:hint="eastAsia" w:ascii="Times New Roman" w:hAnsi="Times New Roman" w:eastAsia="FangSong" w:cs="Times New Roman"/>
-          <w:b/>
-          <w:bCs/>
-        </w:rPr>
-        <w:t xml:space="preserve">解析</w:t>
-      </w:r>
-      <w:r>
-        <w:rPr>
-          <w:rFonts w:hint="eastAsia" w:ascii="Times New Roman" w:hAnsi="Times New Roman" w:eastAsia="Times New Roman" w:cs="Times New Roman"/>
-        </w:rPr>
-        <w:t xml:space="preserve">：</w:t>
-      </w:r>
-    </w:p>
-    <w:p>
-      <w:pPr>
-        <w:pStyle w:val="BodyText"/>
-      </w:pPr>
-      <w:r>
-        <w:rPr>
-          <w:rFonts w:ascii="Times New Roman" w:hAnsi="Times New Roman" w:eastAsia="Times New Roman" w:cs="Times New Roman"/>
-        </w:rPr>
-        <w:t xml:space="preserve">① </w:t>
-      </w:r>
-      <w:r>
-        <w:rPr>
-          <w:rFonts w:hint="eastAsia" w:ascii="Times New Roman" w:hAnsi="Times New Roman" w:eastAsia="FangSong" w:cs="Times New Roman"/>
-        </w:rPr>
-        <w:t xml:space="preserve">辛三烯有</w:t>
-      </w:r>
-      <w:r>
-        <w:rPr>
-          <w:rFonts w:ascii="Times New Roman" w:hAnsi="Times New Roman" w:eastAsia="Times New Roman" w:cs="Times New Roman"/>
-        </w:rPr>
-        <w:t xml:space="preserve"> 3 </w:t>
-      </w:r>
-      <w:r>
-        <w:rPr>
-          <w:rFonts w:hint="eastAsia" w:ascii="Times New Roman" w:hAnsi="Times New Roman" w:eastAsia="FangSong" w:cs="Times New Roman"/>
-        </w:rPr>
-        <w:t xml:space="preserve">个双键</w:t>
-      </w:r>
-      <w:r>
-        <w:rPr>
-          <w:rFonts w:ascii="Times New Roman" w:hAnsi="Times New Roman" w:eastAsia="Times New Roman" w:cs="Times New Roman"/>
-        </w:rPr>
-        <w:t xml:space="preserve"> →</w:t>
-      </w:r>
-      <w:r>
-        <w:rPr>
-          <w:rFonts w:ascii="Times New Roman" w:hAnsi="Times New Roman" w:eastAsia="Times New Roman" w:cs="Times New Roman"/>
-        </w:rPr>
-        <w:t xml:space="preserve"> </w:t>
-      </w:r>
-      <w:r>
-        <w:rPr>
-          <w:rFonts w:ascii="Times New Roman" w:hAnsi="Times New Roman" w:eastAsia="Times New Roman" w:cs="Times New Roman"/>
-          <w:b/>
-          <w:bCs/>
-        </w:rPr>
-        <w:t xml:space="preserve">6 </w:t>
-      </w:r>
-      <w:r>
-        <w:rPr>
-          <w:rFonts w:hint="eastAsia" w:ascii="Times New Roman" w:hAnsi="Times New Roman" w:eastAsia="FangSong" w:cs="Times New Roman"/>
-          <w:b/>
-          <w:bCs/>
-        </w:rPr>
-        <w:t xml:space="preserve">个</w:t>
-      </w:r>
-      <w:r>
-        <w:rPr>
-          <w:rFonts w:ascii="Times New Roman" w:hAnsi="Times New Roman" w:eastAsia="Times New Roman" w:cs="Times New Roman"/>
-          <w:b/>
-          <w:bCs/>
-        </w:rPr>
-        <w:t xml:space="preserve"> π </w:t>
-      </w:r>
-      <w:r>
-        <w:rPr>
-          <w:rFonts w:hint="eastAsia" w:ascii="Times New Roman" w:hAnsi="Times New Roman" w:eastAsia="FangSong" w:cs="Times New Roman"/>
-          <w:b/>
-          <w:bCs/>
-        </w:rPr>
-        <w:t xml:space="preserve">电子</w:t>
-      </w:r>
-      <w:r>
-        <w:rPr>
-          <w:rFonts w:ascii="Times New Roman" w:hAnsi="Times New Roman" w:eastAsia="Times New Roman" w:cs="Times New Roman"/>
-        </w:rPr>
-        <w:t xml:space="preserve"> </w:t>
-      </w:r>
-      <w:r>
-        <w:rPr>
-          <w:rFonts w:ascii="Times New Roman" w:hAnsi="Times New Roman" w:eastAsia="Times New Roman" w:cs="Times New Roman"/>
-        </w:rPr>
-        <w:t xml:space="preserve">→ </w:t>
-      </w:r>
-      <w:r>
-        <w:rPr>
-          <w:rFonts w:hint="eastAsia" w:ascii="Times New Roman" w:hAnsi="Times New Roman" w:eastAsia="FangSong" w:cs="Times New Roman"/>
-        </w:rPr>
-        <w:t xml:space="preserve">属于</w:t>
-      </w:r>
-      <w:r>
-        <w:rPr>
-          <w:rFonts w:ascii="Times New Roman" w:hAnsi="Times New Roman" w:eastAsia="Times New Roman" w:cs="Times New Roman"/>
-        </w:rPr>
-        <w:t xml:space="preserve"> </w:t>
-      </w:r>
-      <w:r>
-        <w:rPr>
-          <w:rFonts w:hint="eastAsia" w:ascii="Times New Roman" w:hAnsi="Times New Roman" w:eastAsia="Times New Roman" w:cs="Times New Roman"/>
-        </w:rPr>
-        <w:t xml:space="preserve">4n+2（6</w:t>
-      </w:r>
-      <w:r>
-        <w:rPr>
-          <w:rFonts w:ascii="Times New Roman" w:hAnsi="Times New Roman" w:eastAsia="Times New Roman" w:cs="Times New Roman"/>
-        </w:rPr>
-        <w:t xml:space="preserve"> = </w:t>
-      </w:r>
-      <w:r>
-        <w:rPr>
-          <w:rFonts w:hint="eastAsia" w:ascii="Times New Roman" w:hAnsi="Times New Roman" w:eastAsia="Times New Roman" w:cs="Times New Roman"/>
-        </w:rPr>
-        <w:t>4×1+2）</w:t>
-      </w:r>
-      <w:r>
-        <w:rPr>
-          <w:rFonts w:hint="eastAsia" w:ascii="Times New Roman" w:hAnsi="Times New Roman" w:eastAsia="FangSong" w:cs="Times New Roman"/>
-        </w:rPr>
-        <w:t>体系</w:t>
-      </w:r>
-      <w:r>
-        <w:rPr>
-          <w:rFonts w:ascii="Times New Roman" w:hAnsi="Times New Roman" w:eastAsia="Times New Roman" w:cs="Times New Roman"/>
-        </w:rPr>
-        <w:t xml:space="preserve"> →</w:t>
-      </w:r>
-      <w:r>
-        <w:rPr>
-          <w:rFonts w:ascii="Times New Roman" w:hAnsi="Times New Roman" w:eastAsia="Times New Roman" w:cs="Times New Roman"/>
-        </w:rPr>
-        <w:t xml:space="preserve"> </w:t>
-      </w:r>
-      <w:r>
-        <w:rPr>
-          <w:rFonts w:hint="eastAsia" w:ascii="Times New Roman" w:hAnsi="Times New Roman" w:eastAsia="FangSong" w:cs="Times New Roman"/>
-          <w:b/>
-          <w:bCs/>
-        </w:rPr>
-        <w:t xml:space="preserve">热反应对旋</w:t>
-      </w:r>
-      <w:r>
-        <w:rPr>
-          <w:rFonts w:ascii="Times New Roman" w:hAnsi="Times New Roman" w:eastAsia="Times New Roman" w:cs="Times New Roman"/>
-        </w:rPr>
-        <w:t xml:space="preserve">。</w:t>
-      </w:r>
-    </w:p>
-    <w:p>
-      <w:pPr>
-        <w:pStyle w:val="BodyText"/>
-      </w:pPr>
-      <w:r>
-        <w:rPr>
-          <w:rFonts w:ascii="Times New Roman" w:hAnsi="Times New Roman" w:eastAsia="Times New Roman" w:cs="Times New Roman"/>
-          <w:b/>
-          <w:bCs/>
-        </w:rPr>
-        <w:t xml:space="preserve">FMO </w:t>
-      </w:r>
-      <w:r>
-        <w:rPr>
-          <w:rFonts w:hint="eastAsia" w:ascii="Times New Roman" w:hAnsi="Times New Roman" w:eastAsia="FangSong" w:cs="Times New Roman"/>
-          <w:b/>
-          <w:bCs/>
-        </w:rPr>
-        <w:t xml:space="preserve">推导</w:t>
-      </w:r>
-      <w:r>
-        <w:rPr>
-          <w:rFonts w:hint="eastAsia" w:ascii="Times New Roman" w:hAnsi="Times New Roman" w:eastAsia="Times New Roman" w:cs="Times New Roman"/>
-        </w:rPr>
-        <w:t>（</w:t>
-      </w:r>
-      <w:r>
-        <w:rPr>
-          <w:rFonts w:hint="eastAsia" w:ascii="Times New Roman" w:hAnsi="Times New Roman" w:eastAsia="FangSong" w:cs="Times New Roman"/>
-        </w:rPr>
-        <w:t>己三烯模型</w:t>
-      </w:r>
-      <w:r>
-        <w:rPr>
-          <w:rFonts w:hint="eastAsia" w:ascii="Times New Roman" w:hAnsi="Times New Roman" w:eastAsia="Times New Roman" w:cs="Times New Roman"/>
-        </w:rPr>
-        <w:t>）：</w:t>
-      </w:r>
-    </w:p>
-    <w:p>
-      <w:pPr>
-        <w:numPr>
-          <w:ilvl w:val="0"/>
-          <w:numId w:val="1012"/>
-        </w:numPr>
-      </w:pPr>
-      <w:r>
-        <w:rPr>
-          <w:rFonts w:hint="eastAsia" w:ascii="Times New Roman" w:hAnsi="Times New Roman" w:eastAsia="FangSong" w:cs="Times New Roman"/>
-        </w:rPr>
-        <w:t>己三烯</w:t>
-      </w:r>
-      <w:r>
-        <w:rPr>
-          <w:rFonts w:hint="eastAsia" w:ascii="Times New Roman" w:hAnsi="Times New Roman" w:eastAsia="Times New Roman" w:cs="Times New Roman"/>
-        </w:rPr>
-        <w:t>（6π）</w:t>
-      </w:r>
-      <w:r>
-        <w:rPr>
-          <w:rFonts w:hint="eastAsia" w:ascii="Times New Roman" w:hAnsi="Times New Roman" w:eastAsia="FangSong" w:cs="Times New Roman"/>
-        </w:rPr>
-        <w:t>的</w:t>
-      </w:r>
-      <w:r>
-        <w:rPr>
-          <w:rFonts w:ascii="Times New Roman" w:hAnsi="Times New Roman" w:eastAsia="Times New Roman" w:cs="Times New Roman"/>
-        </w:rPr>
-        <w:t xml:space="preserve"> π </w:t>
-      </w:r>
-      <w:r>
-        <w:rPr>
-          <w:rFonts w:hint="eastAsia" w:ascii="Times New Roman" w:hAnsi="Times New Roman" w:eastAsia="FangSong" w:cs="Times New Roman"/>
-        </w:rPr>
-        <w:t>轨道</w:t>
-      </w:r>
-      <w:r>
-        <w:rPr>
-          <w:rFonts w:hint="eastAsia" w:ascii="Times New Roman" w:hAnsi="Times New Roman" w:eastAsia="Times New Roman" w:cs="Times New Roman"/>
-        </w:rPr>
-        <w:t>：</w:t>
-      </w:r>
-    </w:p>
-    <w:p>
-      <w:pPr>
-        <w:pStyle w:val="Compact"/>
-        <w:numPr>
-          <w:ilvl w:val="1"/>
-          <w:numId w:val="1013"/>
-        </w:numPr>
-      </w:pPr>
-      <w:r>
-        <w:rPr>
-          <w:rFonts w:hint="eastAsia" w:ascii="Times New Roman" w:hAnsi="Times New Roman" w:eastAsia="Times New Roman" w:cs="Times New Roman"/>
-        </w:rPr>
-        <w:t>ψ</w:t>
-      </w:r>
-      <w:r>
-        <w:rPr>
-          <w:rFonts w:hint="eastAsia" w:ascii="Times New Roman" w:hAnsi="Times New Roman" w:eastAsia="Times New Roman" w:cs="Times New Roman"/>
-          <w:vertAlign w:val="subscript"/>
-        </w:rPr>
-        <w:t>1</w:t>
-      </w:r>
-      <w:r>
-        <w:rPr>
-          <w:rFonts w:hint="eastAsia" w:ascii="Times New Roman" w:hAnsi="Times New Roman" w:eastAsia="Times New Roman" w:cs="Times New Roman"/>
-        </w:rPr>
-        <w:t>：</w:t>
-      </w:r>
-      <w:r>
-        <w:rPr>
-          <w:rFonts w:hint="eastAsia" w:ascii="Times New Roman" w:hAnsi="Times New Roman" w:eastAsia="FangSong" w:cs="Times New Roman"/>
-        </w:rPr>
-        <w:t>全部同相位</w:t>
-      </w:r>
-      <w:r>
-        <w:rPr>
-          <w:rFonts w:hint="eastAsia" w:ascii="Times New Roman" w:hAnsi="Times New Roman" w:eastAsia="Times New Roman" w:cs="Times New Roman"/>
-        </w:rPr>
-        <w:t>（0</w:t>
-      </w:r>
-      <w:r>
-        <w:rPr>
-          <w:rFonts w:ascii="Times New Roman" w:hAnsi="Times New Roman" w:eastAsia="Times New Roman" w:cs="Times New Roman"/>
-        </w:rPr>
-        <w:t xml:space="preserve"> </w:t>
-      </w:r>
-      <w:r>
-        <w:rPr>
-          <w:rFonts w:hint="eastAsia" w:ascii="Times New Roman" w:hAnsi="Times New Roman" w:eastAsia="FangSong" w:cs="Times New Roman"/>
-        </w:rPr>
-        <w:t>节点</w:t>
-      </w:r>
-      <w:r>
-        <w:rPr>
-          <w:rFonts w:hint="eastAsia" w:ascii="Times New Roman" w:hAnsi="Times New Roman" w:eastAsia="Times New Roman" w:cs="Times New Roman"/>
-        </w:rPr>
-        <w:t>）</w:t>
-      </w:r>
-    </w:p>
-    <w:p>
-      <w:pPr>
-        <w:pStyle w:val="Compact"/>
-        <w:numPr>
-          <w:ilvl w:val="1"/>
-          <w:numId w:val="1013"/>
-        </w:numPr>
-      </w:pPr>
-      <w:r>
-        <w:rPr>
-          <w:rFonts w:hint="eastAsia" w:ascii="Times New Roman" w:hAnsi="Times New Roman" w:eastAsia="Times New Roman" w:cs="Times New Roman"/>
-        </w:rPr>
-        <w:t>ψ</w:t>
-      </w:r>
-      <w:r>
-        <w:rPr>
-          <w:rFonts w:hint="eastAsia" w:ascii="Times New Roman" w:hAnsi="Times New Roman" w:eastAsia="Times New Roman" w:cs="Times New Roman"/>
-          <w:vertAlign w:val="subscript"/>
-        </w:rPr>
-        <w:t>2</w:t>
-      </w:r>
-      <w:r>
-        <w:rPr>
-          <w:rFonts w:hint="eastAsia" w:ascii="Times New Roman" w:hAnsi="Times New Roman" w:eastAsia="Times New Roman" w:cs="Times New Roman"/>
-        </w:rPr>
-        <w:t>：1</w:t>
-      </w:r>
-      <w:r>
-        <w:rPr>
-          <w:rFonts w:ascii="Times New Roman" w:hAnsi="Times New Roman" w:eastAsia="Times New Roman" w:cs="Times New Roman"/>
-        </w:rPr>
-        <w:t xml:space="preserve"> </w:t>
-      </w:r>
-      <w:r>
-        <w:rPr>
-          <w:rFonts w:hint="eastAsia" w:ascii="Times New Roman" w:hAnsi="Times New Roman" w:eastAsia="FangSong" w:cs="Times New Roman"/>
-        </w:rPr>
-        <w:t>个节点</w:t>
-      </w:r>
-      <w:r>
-        <w:rPr>
-          <w:rFonts w:hint="eastAsia" w:ascii="Times New Roman" w:hAnsi="Times New Roman" w:eastAsia="Times New Roman" w:cs="Times New Roman"/>
-        </w:rPr>
-        <w:t>（</w:t>
-      </w:r>
-      <w:r>
-        <w:rPr>
-          <w:rFonts w:hint="eastAsia" w:ascii="Times New Roman" w:hAnsi="Times New Roman" w:eastAsia="FangSong" w:cs="Times New Roman"/>
-        </w:rPr>
-        <w:t>成键</w:t>
-      </w:r>
-      <w:r>
-        <w:rPr>
-          <w:rFonts w:hint="eastAsia" w:ascii="Times New Roman" w:hAnsi="Times New Roman" w:eastAsia="Times New Roman" w:cs="Times New Roman"/>
-        </w:rPr>
-        <w:t>/</w:t>
-      </w:r>
-      <w:r>
-        <w:rPr>
-          <w:rFonts w:hint="eastAsia" w:ascii="Times New Roman" w:hAnsi="Times New Roman" w:eastAsia="FangSong" w:cs="Times New Roman"/>
-        </w:rPr>
-        <w:t>反键交替</w:t>
-      </w:r>
-      <w:r>
-        <w:rPr>
-          <w:rFonts w:hint="eastAsia" w:ascii="Times New Roman" w:hAnsi="Times New Roman" w:eastAsia="Times New Roman" w:cs="Times New Roman"/>
-        </w:rPr>
-        <w:t>）</w:t>
-      </w:r>
-    </w:p>
-    <w:p>
-      <w:pPr>
-        <w:pStyle w:val="Compact"/>
-        <w:numPr>
-          <w:ilvl w:val="1"/>
-          <w:numId w:val="1013"/>
-        </w:numPr>
-      </w:pPr>
-      <w:r>
-        <w:rPr>
-          <w:rFonts w:hint="eastAsia" w:ascii="Times New Roman" w:hAnsi="Times New Roman" w:eastAsia="Times New Roman" w:cs="Times New Roman"/>
-        </w:rPr>
-        <w:t>ψ</w:t>
-      </w:r>
-      <w:r>
-        <w:rPr>
-          <w:rFonts w:hint="eastAsia" w:ascii="Times New Roman" w:hAnsi="Times New Roman" w:eastAsia="Times New Roman" w:cs="Times New Roman"/>
-          <w:vertAlign w:val="subscript"/>
-        </w:rPr>
-        <w:t>3</w:t>
-      </w:r>
-      <w:r>
-        <w:rPr>
-          <w:rFonts w:hint="eastAsia" w:ascii="Times New Roman" w:hAnsi="Times New Roman" w:eastAsia="Times New Roman" w:cs="Times New Roman"/>
-        </w:rPr>
-        <w:t>：2</w:t>
-      </w:r>
-      <w:r>
-        <w:rPr>
-          <w:rFonts w:ascii="Times New Roman" w:hAnsi="Times New Roman" w:eastAsia="Times New Roman" w:cs="Times New Roman"/>
-        </w:rPr>
-        <w:t xml:space="preserve"> </w:t>
-      </w:r>
-      <w:r>
-        <w:rPr>
-          <w:rFonts w:hint="eastAsia" w:ascii="Times New Roman" w:hAnsi="Times New Roman" w:eastAsia="FangSong" w:cs="Times New Roman"/>
-        </w:rPr>
-        <w:t xml:space="preserve">个节点</w:t>
-      </w:r>
-      <w:r>
-        <w:rPr>
-          <w:rFonts w:ascii="Times New Roman" w:hAnsi="Times New Roman" w:eastAsia="Times New Roman" w:cs="Times New Roman"/>
-        </w:rPr>
-        <w:t xml:space="preserve"> →</w:t>
-      </w:r>
-      <w:r>
-        <w:rPr>
-          <w:rFonts w:ascii="Times New Roman" w:hAnsi="Times New Roman" w:eastAsia="Times New Roman" w:cs="Times New Roman"/>
-        </w:rPr>
-        <w:t xml:space="preserve"> </w:t>
-      </w:r>
-      <w:r>
-        <w:rPr>
-          <w:rFonts w:ascii="Times New Roman" w:hAnsi="Times New Roman" w:eastAsia="Times New Roman" w:cs="Times New Roman"/>
-          <w:b/>
-          <w:bCs/>
-        </w:rPr>
-        <w:t xml:space="preserve">HOMO</w:t>
-      </w:r>
-      <w:r>
-        <w:rPr>
-          <w:rFonts w:hint="eastAsia" w:ascii="Times New Roman" w:hAnsi="Times New Roman" w:eastAsia="Times New Roman" w:cs="Times New Roman"/>
-        </w:rPr>
-        <w:t>（</w:t>
-      </w:r>
-      <w:r>
-        <w:rPr>
-          <w:rFonts w:hint="eastAsia" w:ascii="Times New Roman" w:hAnsi="Times New Roman" w:eastAsia="FangSong" w:cs="Times New Roman"/>
-        </w:rPr>
-        <w:t>基态</w:t>
-      </w:r>
-      <w:r>
-        <w:rPr>
-          <w:rFonts w:ascii="Times New Roman" w:hAnsi="Times New Roman" w:eastAsia="Times New Roman" w:cs="Times New Roman"/>
-        </w:rPr>
-        <w:t xml:space="preserve"> 6 </w:t>
-      </w:r>
-      <w:r>
-        <w:rPr>
-          <w:rFonts w:hint="eastAsia" w:ascii="Times New Roman" w:hAnsi="Times New Roman" w:eastAsia="FangSong" w:cs="Times New Roman"/>
-        </w:rPr>
-        <w:t xml:space="preserve">个电子填满</w:t>
-      </w:r>
-      <w:r>
-        <w:rPr>
-          <w:rFonts w:ascii="Times New Roman" w:hAnsi="Times New Roman" w:eastAsia="Times New Roman" w:cs="Times New Roman"/>
-        </w:rPr>
-        <w:t xml:space="preserve"> </w:t>
-      </w:r>
-      <w:r>
-        <w:rPr>
-          <w:rFonts w:hint="eastAsia" w:ascii="Times New Roman" w:hAnsi="Times New Roman" w:eastAsia="Times New Roman" w:cs="Times New Roman"/>
-        </w:rPr>
-        <w:t>ψ</w:t>
-      </w:r>
-      <w:r>
-        <w:rPr>
-          <w:rFonts w:hint="eastAsia" w:ascii="Times New Roman" w:hAnsi="Times New Roman" w:eastAsia="Times New Roman" w:cs="Times New Roman"/>
-          <w:vertAlign w:val="subscript"/>
-        </w:rPr>
-        <w:t>1</w:t>
-      </w:r>
-      <w:r>
-        <w:rPr>
-          <w:rFonts w:hint="eastAsia" w:ascii="Times New Roman" w:hAnsi="Times New Roman" w:eastAsia="Times New Roman" w:cs="Times New Roman"/>
-        </w:rPr>
-        <w:t>→ψ</w:t>
-      </w:r>
-      <w:r>
-        <w:rPr>
-          <w:rFonts w:hint="eastAsia" w:ascii="Times New Roman" w:hAnsi="Times New Roman" w:eastAsia="Times New Roman" w:cs="Times New Roman"/>
-          <w:vertAlign w:val="subscript"/>
-        </w:rPr>
-        <w:t>3</w:t>
-      </w:r>
-      <w:r>
-        <w:rPr>
-          <w:rFonts w:hint="eastAsia" w:ascii="Times New Roman" w:hAnsi="Times New Roman" w:eastAsia="Times New Roman" w:cs="Times New Roman"/>
-        </w:rPr>
-        <w:t>）</w:t>
-      </w:r>
-    </w:p>
-    <w:p>
-      <w:pPr>
-        <w:pStyle w:val="Compact"/>
-        <w:numPr>
-          <w:ilvl w:val="1"/>
-          <w:numId w:val="1013"/>
-        </w:numPr>
-      </w:pPr>
-      <w:r>
-        <w:rPr>
-          <w:rFonts w:hint="eastAsia" w:ascii="Times New Roman" w:hAnsi="Times New Roman" w:eastAsia="Times New Roman" w:cs="Times New Roman"/>
-        </w:rPr>
-        <w:t>ψ</w:t>
-      </w:r>
-      <w:r>
-        <w:rPr>
-          <w:rFonts w:hint="eastAsia" w:ascii="Times New Roman" w:hAnsi="Times New Roman" w:eastAsia="Times New Roman" w:cs="Times New Roman"/>
-          <w:vertAlign w:val="subscript"/>
-        </w:rPr>
-        <w:t>4</w:t>
-      </w:r>
-      <w:r>
-        <w:rPr>
-          <w:rFonts w:hint="eastAsia" w:ascii="Times New Roman" w:hAnsi="Times New Roman" w:eastAsia="Times New Roman" w:cs="Times New Roman"/>
-        </w:rPr>
-        <w:t>：3</w:t>
-      </w:r>
-      <w:r>
-        <w:rPr>
-          <w:rFonts w:ascii="Times New Roman" w:hAnsi="Times New Roman" w:eastAsia="Times New Roman" w:cs="Times New Roman"/>
-        </w:rPr>
-        <w:t xml:space="preserve"> </w:t>
-      </w:r>
-      <w:r>
-        <w:rPr>
-          <w:rFonts w:hint="eastAsia" w:ascii="Times New Roman" w:hAnsi="Times New Roman" w:eastAsia="FangSong" w:cs="Times New Roman"/>
-        </w:rPr>
-        <w:t xml:space="preserve">个节点</w:t>
-      </w:r>
-      <w:r>
-        <w:rPr>
-          <w:rFonts w:ascii="Times New Roman" w:hAnsi="Times New Roman" w:eastAsia="Times New Roman" w:cs="Times New Roman"/>
-        </w:rPr>
-        <w:t xml:space="preserve"> → LUMO</w:t>
-      </w:r>
-    </w:p>
-    <w:p>
-      <w:pPr>
-        <w:numPr>
-          <w:ilvl w:val="0"/>
-          <w:numId w:val="1012"/>
-        </w:numPr>
-      </w:pPr>
-      <w:r>
-        <w:rPr>
-          <w:rFonts w:hint="eastAsia" w:ascii="Times New Roman" w:hAnsi="Times New Roman" w:eastAsia="Times New Roman" w:cs="Times New Roman"/>
-          <w:b/>
-          <w:bCs/>
-        </w:rPr>
-        <w:t>HOMO（ψ</w:t>
-      </w:r>
-      <w:r>
-        <w:rPr>
-          <w:rFonts w:hint="eastAsia" w:ascii="Times New Roman" w:hAnsi="Times New Roman" w:eastAsia="Times New Roman" w:cs="Times New Roman"/>
-          <w:b/>
-          <w:bCs/>
-          <w:vertAlign w:val="subscript"/>
-        </w:rPr>
-        <w:t>3</w:t>
-      </w:r>
-      <w:r>
-        <w:rPr>
-          <w:rFonts w:hint="eastAsia" w:ascii="Times New Roman" w:hAnsi="Times New Roman" w:eastAsia="Times New Roman" w:cs="Times New Roman"/>
-          <w:b/>
-          <w:bCs/>
-        </w:rPr>
-        <w:t>）</w:t>
-      </w:r>
-      <w:r>
-        <w:rPr>
-          <w:rFonts w:hint="eastAsia" w:ascii="Times New Roman" w:hAnsi="Times New Roman" w:eastAsia="FangSong" w:cs="Times New Roman"/>
-          <w:b/>
-          <w:bCs/>
-        </w:rPr>
-        <w:t>的末端相位相同</w:t>
-      </w:r>
-      <w:r>
-        <w:rPr>
-          <w:rFonts w:ascii="Times New Roman" w:hAnsi="Times New Roman" w:eastAsia="Times New Roman" w:cs="Times New Roman"/>
-        </w:rPr>
-        <w:t xml:space="preserve"> </w:t>
-      </w:r>
-      <w:r>
-        <w:rPr>
-          <w:rFonts w:ascii="Times New Roman" w:hAnsi="Times New Roman" w:eastAsia="Times New Roman" w:cs="Times New Roman"/>
-        </w:rPr>
-        <w:t xml:space="preserve">→ </w:t>
-      </w:r>
-      <w:r>
-        <w:rPr>
-          <w:rFonts w:hint="eastAsia" w:ascii="Times New Roman" w:hAnsi="Times New Roman" w:eastAsia="FangSong" w:cs="Times New Roman"/>
-        </w:rPr>
-        <w:t>对旋</w:t>
-      </w:r>
-      <w:r>
-        <w:rPr>
-          <w:rFonts w:hint="eastAsia" w:ascii="Times New Roman" w:hAnsi="Times New Roman" w:eastAsia="Times New Roman" w:cs="Times New Roman"/>
-        </w:rPr>
-        <w:t>（</w:t>
-      </w:r>
-      <w:r>
-        <w:rPr>
-          <w:rFonts w:hint="eastAsia" w:ascii="Times New Roman" w:hAnsi="Times New Roman" w:eastAsia="FangSong" w:cs="Times New Roman"/>
-        </w:rPr>
-        <w:t>两个末端朝同方向旋转</w:t>
-      </w:r>
-      <w:r>
-        <w:rPr>
-          <w:rFonts w:hint="eastAsia" w:ascii="Times New Roman" w:hAnsi="Times New Roman" w:eastAsia="Times New Roman" w:cs="Times New Roman"/>
-        </w:rPr>
-        <w:t>）</w:t>
-      </w:r>
-      <w:r>
-        <w:rPr>
-          <w:rFonts w:hint="eastAsia" w:ascii="Times New Roman" w:hAnsi="Times New Roman" w:eastAsia="FangSong" w:cs="Times New Roman"/>
-        </w:rPr>
-        <w:t>才能有效成键</w:t>
-      </w:r>
-    </w:p>
-    <w:p>
-      <w:pPr>
-        <w:numPr>
-          <w:ilvl w:val="0"/>
-          <w:numId w:val="1012"/>
-        </w:numPr>
-      </w:pPr>
-      <w:r>
-        <w:rPr>
-          <w:rFonts w:hint="eastAsia" w:ascii="Times New Roman" w:hAnsi="Times New Roman" w:eastAsia="FangSong" w:cs="Times New Roman"/>
-        </w:rPr>
-        <w:t>产物</w:t>
-      </w:r>
-      <w:r>
-        <w:rPr>
-          <w:rFonts w:hint="eastAsia" w:ascii="Times New Roman" w:hAnsi="Times New Roman" w:eastAsia="Times New Roman" w:cs="Times New Roman"/>
-        </w:rPr>
-        <w:t>：</w:t>
-      </w:r>
-      <w:r>
-        <w:rPr>
-          <w:rFonts w:hint="eastAsia" w:ascii="Times New Roman" w:hAnsi="Times New Roman" w:eastAsia="FangSong" w:cs="Times New Roman"/>
-        </w:rPr>
-        <w:t>环己二烯结构</w:t>
-      </w:r>
-      <w:r>
-        <w:rPr>
-          <w:rFonts w:hint="eastAsia" w:ascii="Times New Roman" w:hAnsi="Times New Roman" w:eastAsia="Times New Roman" w:cs="Times New Roman"/>
-        </w:rPr>
-        <w:t>，</w:t>
-      </w:r>
-      <w:r>
-        <w:rPr>
-          <w:rFonts w:hint="eastAsia" w:ascii="Times New Roman" w:hAnsi="Times New Roman" w:eastAsia="FangSong" w:cs="Times New Roman"/>
-        </w:rPr>
-        <w:t>两个甲基在</w:t>
-      </w:r>
-      <w:r>
-        <w:rPr>
-          <w:rFonts w:hint="eastAsia" w:ascii="Times New Roman" w:hAnsi="Times New Roman" w:eastAsia="FangSong" w:cs="Times New Roman"/>
-          <w:b/>
-          <w:bCs/>
-        </w:rPr>
-        <w:t xml:space="preserve">顺式</w:t>
-      </w:r>
-      <w:r>
-        <w:rPr>
-          <w:rFonts w:hint="eastAsia" w:ascii="Times New Roman" w:hAnsi="Times New Roman" w:eastAsia="FangSong" w:cs="Times New Roman"/>
-        </w:rPr>
-        <w:t>位置</w:t>
-      </w:r>
-      <w:r>
-        <w:rPr>
-          <w:rFonts w:hint="eastAsia" w:ascii="Times New Roman" w:hAnsi="Times New Roman" w:eastAsia="Times New Roman" w:cs="Times New Roman"/>
-        </w:rPr>
-        <w:t>（</w:t>
-      </w:r>
-      <w:r>
-        <w:rPr>
-          <w:rFonts w:hint="eastAsia" w:ascii="Times New Roman" w:hAnsi="Times New Roman" w:eastAsia="FangSong" w:cs="Times New Roman"/>
-        </w:rPr>
-        <w:t>对旋</w:t>
-      </w:r>
-      <w:r>
-        <w:rPr>
-          <w:rFonts w:hint="eastAsia" w:ascii="Times New Roman" w:hAnsi="Times New Roman" w:eastAsia="Times New Roman" w:cs="Times New Roman"/>
-        </w:rPr>
-        <w:t>→</w:t>
-      </w:r>
-      <w:r>
-        <w:rPr>
-          <w:rFonts w:hint="eastAsia" w:ascii="Times New Roman" w:hAnsi="Times New Roman" w:eastAsia="FangSong" w:cs="Times New Roman"/>
-        </w:rPr>
-        <w:t>顺式二取代</w:t>
-      </w:r>
-      <w:r>
-        <w:rPr>
-          <w:rFonts w:hint="eastAsia" w:ascii="Times New Roman" w:hAnsi="Times New Roman" w:eastAsia="Times New Roman" w:cs="Times New Roman"/>
-        </w:rPr>
-        <w:t>）</w:t>
-      </w:r>
-    </w:p>
-    <w:p>
-      <w:pPr>
-        <w:pStyle w:val="FirstParagraph"/>
-      </w:pPr>
-      <w:r>
-        <w:rPr>
-          <w:rFonts w:hint="eastAsia" w:ascii="Times New Roman" w:hAnsi="Times New Roman" w:eastAsia="FangSong" w:cs="Times New Roman"/>
-          <w:b/>
-          <w:bCs/>
-        </w:rPr>
-        <w:t xml:space="preserve">答案</w:t>
-      </w:r>
-      <w:r>
-        <w:rPr>
-          <w:rFonts w:hint="eastAsia" w:ascii="Times New Roman" w:hAnsi="Times New Roman" w:eastAsia="Times New Roman" w:cs="Times New Roman"/>
-        </w:rPr>
-        <w:t>：</w:t>
-      </w:r>
-      <w:r>
-        <w:rPr>
-          <w:rFonts w:hint="eastAsia" w:ascii="Times New Roman" w:hAnsi="Times New Roman" w:eastAsia="FangSong" w:cs="Times New Roman"/>
-        </w:rPr>
-        <w:t>热反应</w:t>
-      </w:r>
-      <w:r>
-        <w:rPr>
-          <w:rFonts w:ascii="Times New Roman" w:hAnsi="Times New Roman" w:eastAsia="Times New Roman" w:cs="Times New Roman"/>
-        </w:rPr>
-        <w:t xml:space="preserve"> → </w:t>
-      </w:r>
-      <w:r>
-        <w:rPr>
-          <w:rFonts w:hint="eastAsia" w:ascii="Times New Roman" w:hAnsi="Times New Roman" w:eastAsia="FangSong" w:cs="Times New Roman"/>
-        </w:rPr>
-        <w:t>对旋</w:t>
-      </w:r>
-      <w:r>
-        <w:rPr>
-          <w:rFonts w:hint="eastAsia" w:ascii="Times New Roman" w:hAnsi="Times New Roman" w:eastAsia="Times New Roman" w:cs="Times New Roman"/>
-        </w:rPr>
-        <w:t>（disrotatory）→</w:t>
-      </w:r>
-      <w:r>
-        <w:rPr>
-          <w:rFonts w:ascii="Times New Roman" w:hAnsi="Times New Roman" w:eastAsia="Times New Roman" w:cs="Times New Roman"/>
-        </w:rPr>
-        <w:t xml:space="preserve"> </w:t>
-      </w:r>
-      <w:r>
-        <w:rPr>
-          <w:rFonts w:hint="eastAsia" w:ascii="Times New Roman" w:hAnsi="Times New Roman" w:eastAsia="FangSong" w:cs="Times New Roman"/>
-        </w:rPr>
-        <w:t>产物为顺式二取代环己二烯</w:t>
-      </w:r>
-      <w:r>
-        <w:rPr>
-          <w:rFonts w:hint="eastAsia" w:ascii="Times New Roman" w:hAnsi="Times New Roman" w:eastAsia="Times New Roman" w:cs="Times New Roman"/>
-        </w:rPr>
-        <w:t>。</w:t>
-      </w:r>
-      <w:r>
-        <w:rPr>
-          <w:rFonts w:hint="eastAsia" w:ascii="Times New Roman" w:hAnsi="Times New Roman" w:eastAsia="FangSong" w:cs="Times New Roman"/>
-        </w:rPr>
-        <w:t>若为光反应</w:t>
-      </w:r>
-      <w:r>
-        <w:rPr>
-          <w:rFonts w:ascii="Times New Roman" w:hAnsi="Times New Roman" w:eastAsia="Times New Roman" w:cs="Times New Roman"/>
-        </w:rPr>
-        <w:t xml:space="preserve"> → </w:t>
-      </w:r>
-      <w:r>
-        <w:rPr>
-          <w:rFonts w:hint="eastAsia" w:ascii="Times New Roman" w:hAnsi="Times New Roman" w:eastAsia="FangSong" w:cs="Times New Roman"/>
-        </w:rPr>
-        <w:t xml:space="preserve">顺旋</w:t>
-      </w:r>
-      <w:r>
-        <w:rPr>
-          <w:rFonts w:ascii="Times New Roman" w:hAnsi="Times New Roman" w:eastAsia="Times New Roman" w:cs="Times New Roman"/>
-        </w:rPr>
-        <w:t xml:space="preserve"> → </w:t>
-      </w:r>
-      <w:r>
-        <w:rPr>
-          <w:rFonts w:hint="eastAsia" w:ascii="Times New Roman" w:hAnsi="Times New Roman" w:eastAsia="FangSong" w:cs="Times New Roman"/>
-        </w:rPr>
-        <w:t>反式产物</w:t>
-      </w:r>
-      <w:r>
-        <w:rPr>
-          <w:rFonts w:hint="eastAsia" w:ascii="Times New Roman" w:hAnsi="Times New Roman" w:eastAsia="Times New Roman" w:cs="Times New Roman"/>
-        </w:rPr>
-        <w:t>。</w:t>
-      </w:r>
-    </w:p>
-    <w:p>
-      <w:pPr>
-        <w:pStyle w:val="BodyText"/>
-      </w:pPr>
-      <w:r>
-        <w:rPr>
-          <w:rFonts w:hint="eastAsia" w:ascii="Times New Roman" w:hAnsi="Times New Roman" w:eastAsia="FangSong" w:cs="Times New Roman"/>
-          <w:b/>
-          <w:bCs/>
-        </w:rPr>
-        <w:t xml:space="preserve">反思</w:t>
-      </w:r>
-      <w:r>
-        <w:rPr>
-          <w:rFonts w:hint="eastAsia" w:ascii="Times New Roman" w:hAnsi="Times New Roman" w:eastAsia="Times New Roman" w:cs="Times New Roman"/>
-        </w:rPr>
-        <w:t>：</w:t>
-      </w:r>
-      <w:r>
-        <w:rPr>
-          <w:rFonts w:hint="eastAsia" w:ascii="Times New Roman" w:hAnsi="Times New Roman" w:eastAsia="FangSong" w:cs="Times New Roman"/>
-        </w:rPr>
-        <w:t>不要背</w:t>
-      </w:r>
-      <w:r>
-        <w:rPr>
-          <w:rFonts w:hint="eastAsia" w:ascii="Times New Roman" w:hAnsi="Times New Roman" w:eastAsia="Times New Roman" w:cs="Times New Roman"/>
-        </w:rPr>
-        <w:t>”4n+2</w:t>
-      </w:r>
-      <w:r>
-        <w:rPr>
-          <w:rFonts w:ascii="Times New Roman" w:hAnsi="Times New Roman" w:eastAsia="Times New Roman" w:cs="Times New Roman"/>
-        </w:rPr>
-        <w:t xml:space="preserve"> </w:t>
-      </w:r>
-      <w:r>
-        <w:rPr>
-          <w:rFonts w:hint="eastAsia" w:ascii="Times New Roman" w:hAnsi="Times New Roman" w:eastAsia="FangSong" w:cs="Times New Roman"/>
-        </w:rPr>
-        <w:t>热对旋</w:t>
-      </w:r>
-      <w:r>
-        <w:rPr>
-          <w:rFonts w:hint="eastAsia" w:ascii="Times New Roman" w:hAnsi="Times New Roman" w:eastAsia="Times New Roman" w:cs="Times New Roman"/>
-        </w:rPr>
-        <w:t>”</w:t>
-      </w:r>
-      <w:r>
-        <w:rPr>
-          <w:rFonts w:hint="eastAsia" w:ascii="Times New Roman" w:hAnsi="Times New Roman" w:eastAsia="FangSong" w:cs="Times New Roman"/>
-        </w:rPr>
-        <w:t>就了事</w:t>
-      </w:r>
-      <w:r>
-        <w:rPr>
-          <w:rFonts w:hint="eastAsia" w:ascii="Times New Roman" w:hAnsi="Times New Roman" w:eastAsia="Times New Roman" w:cs="Times New Roman"/>
-        </w:rPr>
-        <w:t>。</w:t>
-      </w:r>
-      <w:r>
-        <w:rPr>
-          <w:rFonts w:hint="eastAsia" w:ascii="Times New Roman" w:hAnsi="Times New Roman" w:eastAsia="FangSong" w:cs="Times New Roman"/>
-        </w:rPr>
-        <w:t>画轨道步骤</w:t>
-      </w:r>
-      <w:r>
-        <w:rPr>
-          <w:rFonts w:hint="eastAsia" w:ascii="Times New Roman" w:hAnsi="Times New Roman" w:eastAsia="Times New Roman" w:cs="Times New Roman"/>
-        </w:rPr>
-        <w:t>：</w:t>
-      </w:r>
-    </w:p>
-    <w:p>
-      <w:pPr>
-        <w:pStyle w:val="Compact"/>
-        <w:numPr>
-          <w:ilvl w:val="0"/>
-          <w:numId w:val="1014"/>
-        </w:numPr>
-      </w:pPr>
-      <w:r>
-        <w:rPr>
-          <w:rFonts w:hint="eastAsia" w:ascii="Times New Roman" w:hAnsi="Times New Roman" w:eastAsia="FangSong" w:cs="Times New Roman"/>
-        </w:rPr>
-        <w:t xml:space="preserve">数电子数</w:t>
-      </w:r>
-    </w:p>
-    <w:p>
-      <w:pPr>
-        <w:pStyle w:val="Compact"/>
-        <w:numPr>
-          <w:ilvl w:val="0"/>
-          <w:numId w:val="1014"/>
-        </w:numPr>
-      </w:pPr>
-      <w:r>
-        <w:rPr>
-          <w:rFonts w:hint="eastAsia" w:ascii="Times New Roman" w:hAnsi="Times New Roman" w:eastAsia="FangSong" w:cs="Times New Roman"/>
-        </w:rPr>
-        <w:t xml:space="preserve">判断</w:t>
-      </w:r>
-      <w:r>
-        <w:rPr>
-          <w:rFonts w:ascii="Times New Roman" w:hAnsi="Times New Roman" w:eastAsia="Times New Roman" w:cs="Times New Roman"/>
-        </w:rPr>
-        <w:t xml:space="preserve"> n</w:t>
-      </w:r>
-    </w:p>
-    <w:p>
-      <w:pPr>
-        <w:pStyle w:val="Compact"/>
-        <w:numPr>
-          <w:ilvl w:val="0"/>
-          <w:numId w:val="1014"/>
-        </w:numPr>
-      </w:pPr>
-      <w:r>
-        <w:rPr>
-          <w:rFonts w:hint="eastAsia" w:ascii="Times New Roman" w:hAnsi="Times New Roman" w:eastAsia="FangSong" w:cs="Times New Roman"/>
-        </w:rPr>
-        <w:t xml:space="preserve">画</w:t>
-      </w:r>
-      <w:r>
-        <w:rPr>
-          <w:rFonts w:ascii="Times New Roman" w:hAnsi="Times New Roman" w:eastAsia="Times New Roman" w:cs="Times New Roman"/>
-        </w:rPr>
-        <w:t xml:space="preserve"> HOMO </w:t>
-      </w:r>
-      <w:r>
-        <w:rPr>
-          <w:rFonts w:hint="eastAsia" w:ascii="Times New Roman" w:hAnsi="Times New Roman" w:eastAsia="FangSong" w:cs="Times New Roman"/>
-        </w:rPr>
-        <w:t>末端相位</w:t>
-      </w:r>
-      <w:r>
-        <w:rPr>
-          <w:rFonts w:hint="eastAsia" w:ascii="Times New Roman" w:hAnsi="Times New Roman" w:eastAsia="Times New Roman" w:cs="Times New Roman"/>
-        </w:rPr>
-        <w:t>（</w:t>
-      </w:r>
-      <w:r>
-        <w:rPr>
-          <w:rFonts w:hint="eastAsia" w:ascii="Times New Roman" w:hAnsi="Times New Roman" w:eastAsia="FangSong" w:cs="Times New Roman"/>
-        </w:rPr>
-        <w:t>这个才是决定性的</w:t>
-      </w:r>
-      <w:r>
-        <w:rPr>
-          <w:rFonts w:hint="eastAsia" w:ascii="Times New Roman" w:hAnsi="Times New Roman" w:eastAsia="Times New Roman" w:cs="Times New Roman"/>
-        </w:rPr>
-        <w:t>）</w:t>
-      </w:r>
-    </w:p>
-    <w:p>
-      <w:pPr>
-        <w:pStyle w:val="Compact"/>
-        <w:numPr>
-          <w:ilvl w:val="0"/>
-          <w:numId w:val="1014"/>
-        </w:numPr>
-      </w:pPr>
-      <w:r>
-        <w:rPr>
-          <w:rFonts w:hint="eastAsia" w:ascii="Times New Roman" w:hAnsi="Times New Roman" w:eastAsia="FangSong" w:cs="Times New Roman"/>
-        </w:rPr>
-        <w:t>判断顺旋</w:t>
-      </w:r>
-      <w:r>
-        <w:rPr>
-          <w:rFonts w:hint="eastAsia" w:ascii="Times New Roman" w:hAnsi="Times New Roman" w:eastAsia="Times New Roman" w:cs="Times New Roman"/>
-        </w:rPr>
-        <w:t>/</w:t>
-      </w:r>
-      <w:r>
-        <w:rPr>
-          <w:rFonts w:hint="eastAsia" w:ascii="Times New Roman" w:hAnsi="Times New Roman" w:eastAsia="FangSong" w:cs="Times New Roman"/>
-        </w:rPr>
-        <w:t>对旋</w:t>
-      </w:r>
-    </w:p>
-    <w:p>
-      <w:pPr>
-        <w:spacing w:before="160" w:after="80"/>
-      </w:pPr>
-      <w:r>
-        <w:pict>
-          <v:rect style="width:0;height:1.5pt" o:hralign="center" o:hrstd="t" o:hr="t"/>
-        </w:pict>
-      </w:r>
-    </w:p>
-    <w:bookmarkEnd w:id="34"/>
-    <w:bookmarkStart w:id="35" w:name="例5-卡宾单线态-vs-三线态立体化学区分"/>
-    <w:p>
-      <w:pPr>
-        <w:pStyle w:val="Heading3"/>
-        <w:spacing w:before="280" w:after="120"/>
-      </w:pPr>
-      <w:r>
-        <w:rPr>
-          <w:rFonts w:hint="eastAsia" w:ascii="Times New Roman" w:hAnsi="Times New Roman" w:eastAsia="SimHei" w:cs="Times New Roman"/>
-        </w:rPr>
-        <w:t>例</w:t>
-      </w:r>
-      <w:r>
-        <w:rPr>
-          <w:rFonts w:hint="eastAsia" w:ascii="Times New Roman" w:hAnsi="Times New Roman" w:eastAsia="Times New Roman" w:cs="Times New Roman"/>
-        </w:rPr>
-        <w:t>5</w:t>
-      </w:r>
-      <w:r>
-        <w:rPr>
-          <w:rFonts w:ascii="Times New Roman" w:hAnsi="Times New Roman" w:eastAsia="Times New Roman" w:cs="Times New Roman"/>
-        </w:rPr>
-        <w:t xml:space="preserve"> </w:t>
-      </w:r>
-      <w:r>
-        <w:rPr>
-          <w:rFonts w:hint="eastAsia" w:ascii="Times New Roman" w:hAnsi="Times New Roman" w:eastAsia="SimHei" w:cs="Times New Roman"/>
-        </w:rPr>
-        <w:t xml:space="preserve">卡宾单线态</w:t>
-      </w:r>
-      <w:r>
-        <w:rPr>
-          <w:rFonts w:ascii="Times New Roman" w:hAnsi="Times New Roman" w:eastAsia="Times New Roman" w:cs="Times New Roman"/>
-        </w:rPr>
-        <w:t xml:space="preserve"> vs </w:t>
-      </w:r>
-      <w:r>
-        <w:rPr>
-          <w:rFonts w:hint="eastAsia" w:ascii="Times New Roman" w:hAnsi="Times New Roman" w:eastAsia="SimHei" w:cs="Times New Roman"/>
-        </w:rPr>
-        <w:t>三线态</w:t>
-      </w:r>
-      <w:r>
-        <w:rPr>
-          <w:rFonts w:hint="eastAsia" w:ascii="Times New Roman" w:hAnsi="Times New Roman" w:eastAsia="Times New Roman" w:cs="Times New Roman"/>
-        </w:rPr>
-        <w:t>——</w:t>
-      </w:r>
-      <w:r>
-        <w:rPr>
-          <w:rFonts w:hint="eastAsia" w:ascii="Times New Roman" w:hAnsi="Times New Roman" w:eastAsia="SimHei" w:cs="Times New Roman"/>
-        </w:rPr>
-        <w:t>立体化学区分</w:t>
-      </w:r>
-      <w:r>
-        <w:rPr>
-          <w:rFonts w:ascii="Times New Roman" w:hAnsi="Times New Roman" w:eastAsia="Times New Roman" w:cs="Times New Roman"/>
-        </w:rPr>
-        <w:t xml:space="preserve"> ⭐⭐⭐⭐⭐</w:t>
-      </w:r>
-    </w:p>
-    <w:p>
-      <w:pPr>
-        <w:pStyle w:val="FirstParagraph"/>
-      </w:pPr>
-      <w:r>
-        <w:rPr>
-          <w:rFonts w:hint="eastAsia" w:ascii="Times New Roman" w:hAnsi="Times New Roman" w:eastAsia="FangSong" w:cs="Times New Roman"/>
-          <w:b/>
-          <w:bCs/>
-        </w:rPr>
-        <w:t xml:space="preserve">题干</w:t>
-      </w:r>
-      <w:r>
-        <w:rPr>
-          <w:rFonts w:hint="eastAsia" w:ascii="Times New Roman" w:hAnsi="Times New Roman" w:eastAsia="Times New Roman" w:cs="Times New Roman"/>
-        </w:rPr>
-        <w:t>：</w:t>
-      </w:r>
-      <w:r>
-        <w:rPr>
-          <w:rFonts w:hint="eastAsia" w:ascii="Times New Roman" w:hAnsi="Times New Roman" w:eastAsia="FangSong" w:cs="Times New Roman"/>
-        </w:rPr>
-        <w:t>将顺</w:t>
-      </w:r>
-      <w:r>
-        <w:rPr>
-          <w:rFonts w:hint="eastAsia" w:ascii="Times New Roman" w:hAnsi="Times New Roman" w:eastAsia="Times New Roman" w:cs="Times New Roman"/>
-        </w:rPr>
-        <w:t>-2-</w:t>
-      </w:r>
-      <w:r>
-        <w:rPr>
-          <w:rFonts w:hint="eastAsia" w:ascii="Times New Roman" w:hAnsi="Times New Roman" w:eastAsia="FangSong" w:cs="Times New Roman"/>
-        </w:rPr>
-        <w:t>丁烯分别与以下两种卡宾前体反应</w:t>
-      </w:r>
-      <w:r>
-        <w:rPr>
-          <w:rFonts w:hint="eastAsia" w:ascii="Times New Roman" w:hAnsi="Times New Roman" w:eastAsia="Times New Roman" w:cs="Times New Roman"/>
-        </w:rPr>
-        <w:t>：</w:t>
-      </w:r>
-      <w:r>
-        <w:rPr>
-          <w:rFonts w:ascii="Times New Roman" w:hAnsi="Times New Roman" w:eastAsia="Times New Roman" w:cs="Times New Roman"/>
-        </w:rPr>
-        <w:t xml:space="preserve"> </w:t>
-      </w:r>
-      <w:r>
-        <w:rPr>
-          <w:rFonts w:ascii="Times New Roman" w:hAnsi="Times New Roman" w:eastAsia="Times New Roman" w:cs="Times New Roman"/>
-        </w:rPr>
-        <w:t>(A) CH</w:t>
-      </w:r>
-      <w:r>
-        <w:rPr>
-          <w:rFonts w:ascii="Times New Roman" w:hAnsi="Times New Roman" w:eastAsia="Times New Roman" w:cs="Times New Roman"/>
-          <w:vertAlign w:val="subscript"/>
-        </w:rPr>
-        <w:t>2</w:t>
-      </w:r>
-      <w:r>
-        <w:rPr>
-          <w:rFonts w:ascii="Times New Roman" w:hAnsi="Times New Roman" w:eastAsia="Times New Roman" w:cs="Times New Roman"/>
-        </w:rPr>
-        <w:t>N</w:t>
-      </w:r>
-      <w:r>
-        <w:rPr>
-          <w:rFonts w:ascii="Times New Roman" w:hAnsi="Times New Roman" w:eastAsia="Times New Roman" w:cs="Times New Roman"/>
-          <w:vertAlign w:val="subscript"/>
-        </w:rPr>
-        <w:t>2</w:t>
-      </w:r>
-      <w:r>
-        <w:rPr>
-          <w:rFonts w:ascii="Times New Roman" w:hAnsi="Times New Roman" w:eastAsia="Times New Roman" w:cs="Times New Roman"/>
-        </w:rPr>
-        <w:t xml:space="preserve"> + </w:t>
-      </w:r>
-      <w:r>
-        <w:rPr>
-          <w:rFonts w:hint="eastAsia" w:ascii="Times New Roman" w:hAnsi="Times New Roman" w:eastAsia="Times New Roman" w:cs="Times New Roman"/>
-        </w:rPr>
-        <w:t>hν（</w:t>
-      </w:r>
-      <w:r>
-        <w:rPr>
-          <w:rFonts w:hint="eastAsia" w:ascii="Times New Roman" w:hAnsi="Times New Roman" w:eastAsia="FangSong" w:cs="Times New Roman"/>
-        </w:rPr>
-        <w:t>低压气相光解</w:t>
-      </w:r>
-      <w:r>
-        <w:rPr>
-          <w:rFonts w:hint="eastAsia" w:ascii="Times New Roman" w:hAnsi="Times New Roman" w:eastAsia="Times New Roman" w:cs="Times New Roman"/>
-        </w:rPr>
-        <w:t>——</w:t>
-      </w:r>
-      <w:r>
-        <w:rPr>
-          <w:rFonts w:hint="eastAsia" w:ascii="Times New Roman" w:hAnsi="Times New Roman" w:eastAsia="FangSong" w:cs="Times New Roman"/>
-        </w:rPr>
-        <w:t>单线态寿命足够发生系间窜越</w:t>
-      </w:r>
-      <w:r>
-        <w:rPr>
-          <w:rFonts w:ascii="Times New Roman" w:hAnsi="Times New Roman" w:eastAsia="Times New Roman" w:cs="Times New Roman"/>
-        </w:rPr>
-        <w:t xml:space="preserve"> ISC </w:t>
-      </w:r>
-      <w:r>
-        <w:rPr>
-          <w:rFonts w:hint="eastAsia" w:ascii="Times New Roman" w:hAnsi="Times New Roman" w:eastAsia="FangSong" w:cs="Times New Roman"/>
-        </w:rPr>
-        <w:t>到三线态基态</w:t>
-      </w:r>
-      <w:r>
-        <w:rPr>
-          <w:rFonts w:hint="eastAsia" w:ascii="Times New Roman" w:hAnsi="Times New Roman" w:eastAsia="Times New Roman" w:cs="Times New Roman"/>
-        </w:rPr>
-        <w:t>）</w:t>
-      </w:r>
-      <w:r>
-        <w:rPr>
-          <w:rFonts w:ascii="Times New Roman" w:hAnsi="Times New Roman" w:eastAsia="Times New Roman" w:cs="Times New Roman"/>
-        </w:rPr>
-        <w:t xml:space="preserve"> </w:t>
-      </w:r>
-      <w:r>
-        <w:rPr>
-          <w:rFonts w:ascii="Times New Roman" w:hAnsi="Times New Roman" w:eastAsia="Times New Roman" w:cs="Times New Roman"/>
-        </w:rPr>
-        <w:t>(B) CHCl</w:t>
-      </w:r>
-      <w:r>
-        <w:rPr>
-          <w:rFonts w:ascii="Times New Roman" w:hAnsi="Times New Roman" w:eastAsia="Times New Roman" w:cs="Times New Roman"/>
-          <w:vertAlign w:val="subscript"/>
-        </w:rPr>
-        <w:t>3</w:t>
-      </w:r>
-      <w:r>
-        <w:rPr>
-          <w:rFonts w:ascii="Times New Roman" w:hAnsi="Times New Roman" w:eastAsia="Times New Roman" w:cs="Times New Roman"/>
-        </w:rPr>
-        <w:t xml:space="preserve"> + </w:t>
-      </w:r>
-      <w:r>
-        <w:rPr>
-          <w:rFonts w:hint="eastAsia" w:ascii="Times New Roman" w:hAnsi="Times New Roman" w:eastAsia="Times New Roman" w:cs="Times New Roman"/>
-        </w:rPr>
-        <w:t>t-BuOK（α-</w:t>
-      </w:r>
-      <w:r>
-        <w:rPr>
-          <w:rFonts w:hint="eastAsia" w:ascii="Times New Roman" w:hAnsi="Times New Roman" w:eastAsia="FangSong" w:cs="Times New Roman"/>
-        </w:rPr>
-        <w:t>消除</w:t>
-      </w:r>
-      <w:r>
-        <w:rPr>
-          <w:rFonts w:hint="eastAsia" w:ascii="Times New Roman" w:hAnsi="Times New Roman" w:eastAsia="Times New Roman" w:cs="Times New Roman"/>
-        </w:rPr>
-        <w:t>）</w:t>
-      </w:r>
-    </w:p>
-    <w:p>
-      <w:pPr>
-        <w:pStyle w:val="BodyText"/>
-      </w:pPr>
-      <w:r>
-        <w:rPr>
-          <w:rFonts w:hint="eastAsia" w:ascii="Times New Roman" w:hAnsi="Times New Roman" w:eastAsia="FangSong" w:cs="Times New Roman"/>
-        </w:rPr>
-        <w:t>预测每种条件下产物的立体化学并解释</w:t>
-      </w:r>
-      <w:r>
-        <w:rPr>
-          <w:rFonts w:hint="eastAsia" w:ascii="Times New Roman" w:hAnsi="Times New Roman" w:eastAsia="Times New Roman" w:cs="Times New Roman"/>
-        </w:rPr>
-        <w:t>。</w:t>
-      </w:r>
-    </w:p>
-    <w:p>
-      <w:pPr>
-        <w:pStyle w:val="BodyText"/>
-      </w:pPr>
-      <w:r>
-        <w:rPr>
-          <w:rFonts w:hint="eastAsia" w:ascii="Times New Roman" w:hAnsi="Times New Roman" w:eastAsia="FangSong" w:cs="Times New Roman"/>
-          <w:b/>
-          <w:bCs/>
-        </w:rPr>
-        <w:t xml:space="preserve">思路</w:t>
-      </w:r>
-      <w:r>
-        <w:rPr>
-          <w:rFonts w:hint="eastAsia" w:ascii="Times New Roman" w:hAnsi="Times New Roman" w:eastAsia="Times New Roman" w:cs="Times New Roman"/>
-        </w:rPr>
-        <w:t>：</w:t>
-      </w:r>
-      <w:r>
-        <w:rPr>
-          <w:rFonts w:hint="eastAsia" w:ascii="Times New Roman" w:hAnsi="Times New Roman" w:eastAsia="FangSong" w:cs="Times New Roman"/>
-        </w:rPr>
-        <w:t>条件</w:t>
-      </w:r>
-      <w:r>
-        <w:rPr>
-          <w:rFonts w:hint="eastAsia" w:ascii="Times New Roman" w:hAnsi="Times New Roman" w:eastAsia="Times New Roman" w:cs="Times New Roman"/>
-        </w:rPr>
-        <w:t>(A)</w:t>
-      </w:r>
-      <w:r>
-        <w:rPr>
-          <w:rFonts w:ascii="Times New Roman" w:hAnsi="Times New Roman" w:eastAsia="Times New Roman" w:cs="Times New Roman"/>
-        </w:rPr>
-        <w:t xml:space="preserve"> </w:t>
-      </w:r>
-      <w:r>
-        <w:rPr>
-          <w:rFonts w:hint="eastAsia" w:ascii="Times New Roman" w:hAnsi="Times New Roman" w:eastAsia="FangSong" w:cs="Times New Roman"/>
-        </w:rPr>
-        <w:t xml:space="preserve">低压气相光解重氮甲烷</w:t>
-      </w:r>
-      <w:r>
-        <w:rPr>
-          <w:rFonts w:ascii="Times New Roman" w:hAnsi="Times New Roman" w:eastAsia="Times New Roman" w:cs="Times New Roman"/>
-        </w:rPr>
-        <w:t xml:space="preserve"> →</w:t>
-      </w:r>
-      <w:r>
-        <w:rPr>
-          <w:rFonts w:ascii="Times New Roman" w:hAnsi="Times New Roman" w:eastAsia="Times New Roman" w:cs="Times New Roman"/>
-        </w:rPr>
-        <w:t xml:space="preserve"> </w:t>
-      </w:r>
-      <w:r>
-        <w:rPr>
-          <w:rFonts w:hint="eastAsia" w:ascii="Times New Roman" w:hAnsi="Times New Roman" w:eastAsia="FangSong" w:cs="Times New Roman"/>
-          <w:b/>
-          <w:bCs/>
-        </w:rPr>
-        <w:t xml:space="preserve">三线态卡宾</w:t>
-      </w:r>
-      <w:r>
-        <w:rPr>
-          <w:rFonts w:hint="eastAsia" w:ascii="Times New Roman" w:hAnsi="Times New Roman" w:eastAsia="Times New Roman" w:cs="Times New Roman"/>
-        </w:rPr>
-        <w:t>（</w:t>
-      </w:r>
-      <w:r>
-        <w:rPr>
-          <w:rFonts w:hint="eastAsia" w:ascii="Times New Roman" w:hAnsi="Times New Roman" w:eastAsia="FangSong" w:cs="Times New Roman"/>
-        </w:rPr>
-        <w:t>重氮甲烷光解初生单线态</w:t>
-      </w:r>
-      <w:r>
-        <w:rPr>
-          <w:rFonts w:ascii="Times New Roman" w:hAnsi="Times New Roman" w:eastAsia="Times New Roman" w:cs="Times New Roman"/>
-        </w:rPr>
-        <w:t xml:space="preserve"> </w:t>
-      </w:r>
-      <w:r>
-        <w:rPr>
-          <w:rFonts w:hint="eastAsia" w:ascii="Times New Roman" w:hAnsi="Times New Roman" w:eastAsia="Times New Roman" w:cs="Times New Roman"/>
-        </w:rPr>
-        <w:t>:CH</w:t>
-      </w:r>
-      <w:r>
-        <w:rPr>
-          <w:rFonts w:hint="eastAsia" w:ascii="Times New Roman" w:hAnsi="Times New Roman" w:eastAsia="Times New Roman" w:cs="Times New Roman"/>
-          <w:vertAlign w:val="subscript"/>
-        </w:rPr>
-        <w:t>2</w:t>
-      </w:r>
-      <w:r>
-        <w:rPr>
-          <w:rFonts w:hint="eastAsia" w:ascii="Times New Roman" w:hAnsi="Times New Roman" w:eastAsia="Times New Roman" w:cs="Times New Roman"/>
-        </w:rPr>
-        <w:t>，</w:t>
-      </w:r>
-      <w:r>
-        <w:rPr>
-          <w:rFonts w:hint="eastAsia" w:ascii="Times New Roman" w:hAnsi="Times New Roman" w:eastAsia="FangSong" w:cs="Times New Roman"/>
-        </w:rPr>
-        <w:t>而</w:t>
-      </w:r>
-      <w:r>
-        <w:rPr>
-          <w:rFonts w:ascii="Times New Roman" w:hAnsi="Times New Roman" w:eastAsia="Times New Roman" w:cs="Times New Roman"/>
-        </w:rPr>
-        <w:t xml:space="preserve"> :CH</w:t>
-      </w:r>
-      <w:r>
-        <w:rPr>
-          <w:rFonts w:ascii="Times New Roman" w:hAnsi="Times New Roman" w:eastAsia="Times New Roman" w:cs="Times New Roman"/>
-          <w:vertAlign w:val="subscript"/>
-        </w:rPr>
-        <w:t>2</w:t>
-      </w:r>
-      <w:r>
-        <w:rPr>
-          <w:rFonts w:ascii="Times New Roman" w:hAnsi="Times New Roman" w:eastAsia="Times New Roman" w:cs="Times New Roman"/>
-        </w:rPr>
-        <w:t xml:space="preserve"> </w:t>
-      </w:r>
-      <w:r>
-        <w:rPr>
-          <w:rFonts w:hint="eastAsia" w:ascii="Times New Roman" w:hAnsi="Times New Roman" w:eastAsia="FangSong" w:cs="Times New Roman"/>
-        </w:rPr>
-        <w:t>基态为三线态</w:t>
-      </w:r>
-      <w:r>
-        <w:rPr>
-          <w:rFonts w:hint="eastAsia" w:ascii="Times New Roman" w:hAnsi="Times New Roman" w:eastAsia="Times New Roman" w:cs="Times New Roman"/>
-        </w:rPr>
-        <w:t>；</w:t>
-      </w:r>
-      <w:r>
-        <w:rPr>
-          <w:rFonts w:hint="eastAsia" w:ascii="Times New Roman" w:hAnsi="Times New Roman" w:eastAsia="FangSong" w:cs="Times New Roman"/>
-        </w:rPr>
-        <w:t>低压气相下碰撞少</w:t>
-      </w:r>
-      <w:r>
-        <w:rPr>
-          <w:rFonts w:hint="eastAsia" w:ascii="Times New Roman" w:hAnsi="Times New Roman" w:eastAsia="Times New Roman" w:cs="Times New Roman"/>
-        </w:rPr>
-        <w:t>、</w:t>
-      </w:r>
-      <w:r>
-        <w:rPr>
-          <w:rFonts w:hint="eastAsia" w:ascii="Times New Roman" w:hAnsi="Times New Roman" w:eastAsia="FangSong" w:cs="Times New Roman"/>
-        </w:rPr>
-        <w:t>单线态寿命长</w:t>
-      </w:r>
-      <w:r>
-        <w:rPr>
-          <w:rFonts w:hint="eastAsia" w:ascii="Times New Roman" w:hAnsi="Times New Roman" w:eastAsia="Times New Roman" w:cs="Times New Roman"/>
-        </w:rPr>
-        <w:t>，</w:t>
-      </w:r>
-      <w:r>
-        <w:rPr>
-          <w:rFonts w:hint="eastAsia" w:ascii="Times New Roman" w:hAnsi="Times New Roman" w:eastAsia="FangSong" w:cs="Times New Roman"/>
-        </w:rPr>
-        <w:t>可</w:t>
-      </w:r>
-      <w:r>
-        <w:rPr>
-          <w:rFonts w:ascii="Times New Roman" w:hAnsi="Times New Roman" w:eastAsia="Times New Roman" w:cs="Times New Roman"/>
-        </w:rPr>
-        <w:t xml:space="preserve"> ISC </w:t>
-      </w:r>
-      <w:r>
-        <w:rPr>
-          <w:rFonts w:hint="eastAsia" w:ascii="Times New Roman" w:hAnsi="Times New Roman" w:eastAsia="FangSong" w:cs="Times New Roman"/>
-        </w:rPr>
-        <w:t>到三线态</w:t>
-      </w:r>
-      <w:r>
-        <w:rPr>
-          <w:rFonts w:hint="eastAsia" w:ascii="Times New Roman" w:hAnsi="Times New Roman" w:eastAsia="Times New Roman" w:cs="Times New Roman"/>
-        </w:rPr>
-        <w:t>。</w:t>
-      </w:r>
-      <w:r>
-        <w:rPr>
-          <w:rFonts w:hint="eastAsia" w:ascii="Times New Roman" w:hAnsi="Times New Roman" w:eastAsia="FangSong" w:cs="Times New Roman"/>
-        </w:rPr>
-        <w:t>注意</w:t>
-      </w:r>
-      <w:r>
-        <w:rPr>
-          <w:rFonts w:hint="eastAsia" w:ascii="Times New Roman" w:hAnsi="Times New Roman" w:eastAsia="Times New Roman" w:cs="Times New Roman"/>
-        </w:rPr>
-        <w:t>：</w:t>
-      </w:r>
-      <w:r>
-        <w:rPr>
-          <w:rFonts w:hint="eastAsia" w:ascii="Times New Roman" w:hAnsi="Times New Roman" w:eastAsia="FangSong" w:cs="Times New Roman"/>
-          <w:b/>
-          <w:bCs/>
-        </w:rPr>
-        <w:t xml:space="preserve">溶液相光解</w:t>
-      </w:r>
-      <w:r>
-        <w:rPr>
-          <w:rFonts w:hint="eastAsia" w:ascii="Times New Roman" w:hAnsi="Times New Roman" w:eastAsia="FangSong" w:cs="Times New Roman"/>
-        </w:rPr>
-        <w:t>时单线态被底物快速捕获</w:t>
-      </w:r>
-      <w:r>
-        <w:rPr>
-          <w:rFonts w:hint="eastAsia" w:ascii="Times New Roman" w:hAnsi="Times New Roman" w:eastAsia="Times New Roman" w:cs="Times New Roman"/>
-        </w:rPr>
-        <w:t>，</w:t>
-      </w:r>
-      <w:r>
-        <w:rPr>
-          <w:rFonts w:hint="eastAsia" w:ascii="Times New Roman" w:hAnsi="Times New Roman" w:eastAsia="FangSong" w:cs="Times New Roman"/>
-        </w:rPr>
-        <w:t>保持构型</w:t>
-      </w:r>
-      <w:r>
-        <w:rPr>
-          <w:rFonts w:hint="eastAsia" w:ascii="Times New Roman" w:hAnsi="Times New Roman" w:eastAsia="Times New Roman" w:cs="Times New Roman"/>
-        </w:rPr>
-        <w:t>）。</w:t>
-      </w:r>
-      <w:r>
-        <w:rPr>
-          <w:rFonts w:hint="eastAsia" w:ascii="Times New Roman" w:hAnsi="Times New Roman" w:eastAsia="FangSong" w:cs="Times New Roman"/>
-        </w:rPr>
-        <w:t>条件</w:t>
-      </w:r>
-      <w:r>
-        <w:rPr>
-          <w:rFonts w:hint="eastAsia" w:ascii="Times New Roman" w:hAnsi="Times New Roman" w:eastAsia="Times New Roman" w:cs="Times New Roman"/>
-        </w:rPr>
-        <w:t>(B)</w:t>
-      </w:r>
-      <w:r>
-        <w:rPr>
-          <w:rFonts w:ascii="Times New Roman" w:hAnsi="Times New Roman" w:eastAsia="Times New Roman" w:cs="Times New Roman"/>
-        </w:rPr>
-        <w:t xml:space="preserve"> </w:t>
-      </w:r>
-      <w:r>
-        <w:rPr>
-          <w:rFonts w:hint="eastAsia" w:ascii="Times New Roman" w:hAnsi="Times New Roman" w:eastAsia="Times New Roman" w:cs="Times New Roman"/>
-        </w:rPr>
-        <w:t>α-</w:t>
-      </w:r>
-      <w:r>
-        <w:rPr>
-          <w:rFonts w:hint="eastAsia" w:ascii="Times New Roman" w:hAnsi="Times New Roman" w:eastAsia="FangSong" w:cs="Times New Roman"/>
-        </w:rPr>
-        <w:t>消除</w:t>
-      </w:r>
-      <w:r>
-        <w:rPr>
-          <w:rFonts w:ascii="Times New Roman" w:hAnsi="Times New Roman" w:eastAsia="Times New Roman" w:cs="Times New Roman"/>
-        </w:rPr>
-        <w:t xml:space="preserve"> →</w:t>
-      </w:r>
-      <w:r>
-        <w:rPr>
-          <w:rFonts w:ascii="Times New Roman" w:hAnsi="Times New Roman" w:eastAsia="Times New Roman" w:cs="Times New Roman"/>
-        </w:rPr>
-        <w:t xml:space="preserve"> </w:t>
-      </w:r>
-      <w:r>
-        <w:rPr>
-          <w:rFonts w:hint="eastAsia" w:ascii="Times New Roman" w:hAnsi="Times New Roman" w:eastAsia="FangSong" w:cs="Times New Roman"/>
-          <w:b/>
-          <w:bCs/>
-        </w:rPr>
-        <w:t xml:space="preserve">单线态二氯卡宾</w:t>
-      </w:r>
-      <w:r>
-        <w:rPr>
-          <w:rFonts w:ascii="Times New Roman" w:hAnsi="Times New Roman" w:eastAsia="Times New Roman" w:cs="Times New Roman"/>
-          <w:b/>
-          <w:bCs/>
-        </w:rPr>
-        <w:t xml:space="preserve"> :CCl</w:t>
-      </w:r>
-      <w:r>
-        <w:rPr>
-          <w:rFonts w:ascii="Times New Roman" w:hAnsi="Times New Roman" w:eastAsia="Times New Roman" w:cs="Times New Roman"/>
-          <w:b/>
-          <w:bCs/>
-          <w:vertAlign w:val="subscript"/>
-        </w:rPr>
-        <w:t>2</w:t>
-      </w:r>
-      <w:r>
-        <w:rPr>
-          <w:rFonts w:ascii="Times New Roman" w:hAnsi="Times New Roman" w:eastAsia="Times New Roman" w:cs="Times New Roman"/>
-        </w:rPr>
-        <w:t xml:space="preserve">。</w:t>
       </w:r>
     </w:p>
     <w:p>
@@ -22271,251 +19636,89 @@
       <w:r>
         <w:rPr>
           <w:rFonts w:hint="eastAsia" w:ascii="Times New Roman" w:hAnsi="Times New Roman" w:eastAsia="FangSong" w:cs="Times New Roman"/>
-          <w:b/>
-          <w:bCs/>
-        </w:rPr>
-        <w:t>条件</w:t>
-      </w:r>
-      <w:r>
-        <w:rPr>
-          <w:rFonts w:hint="eastAsia" w:ascii="Times New Roman" w:hAnsi="Times New Roman" w:eastAsia="Times New Roman" w:cs="Times New Roman"/>
-          <w:b/>
-          <w:bCs/>
-        </w:rPr>
-        <w:t>(B)</w:t>
-      </w:r>
-      <w:r>
-        <w:rPr>
-          <w:rFonts w:ascii="Times New Roman" w:hAnsi="Times New Roman" w:eastAsia="Times New Roman" w:cs="Times New Roman"/>
-          <w:b/>
-          <w:bCs/>
-        </w:rPr>
-        <w:t xml:space="preserve"> - </w:t>
-      </w:r>
-      <w:r>
-        <w:rPr>
-          <w:rFonts w:hint="eastAsia" w:ascii="Times New Roman" w:hAnsi="Times New Roman" w:eastAsia="Times New Roman" w:cs="Times New Roman"/>
-          <w:b/>
-          <w:bCs/>
-        </w:rPr>
-        <w:t>α-</w:t>
-      </w:r>
-      <w:r>
-        <w:rPr>
-          <w:rFonts w:hint="eastAsia" w:ascii="Times New Roman" w:hAnsi="Times New Roman" w:eastAsia="FangSong" w:cs="Times New Roman"/>
-          <w:b/>
-          <w:bCs/>
-        </w:rPr>
-        <w:t>消除</w:t>
-      </w:r>
-      <w:r>
-        <w:rPr>
-          <w:rFonts w:hint="eastAsia" w:ascii="Times New Roman" w:hAnsi="Times New Roman" w:eastAsia="Times New Roman" w:cs="Times New Roman"/>
-          <w:b/>
-          <w:bCs/>
-        </w:rPr>
-        <w:t>（</w:t>
-      </w:r>
-      <w:r>
-        <w:rPr>
-          <w:rFonts w:hint="eastAsia" w:ascii="Times New Roman" w:hAnsi="Times New Roman" w:eastAsia="FangSong" w:cs="Times New Roman"/>
-          <w:b/>
-          <w:bCs/>
-        </w:rPr>
-        <w:t>单线态卡宾</w:t>
-      </w:r>
-      <w:r>
-        <w:rPr>
-          <w:rFonts w:hint="eastAsia" w:ascii="Times New Roman" w:hAnsi="Times New Roman" w:eastAsia="Times New Roman" w:cs="Times New Roman"/>
-          <w:b/>
-          <w:bCs/>
+        </w:rPr>
+        <w:t>构象的平衡浓度</w:t>
+      </w:r>
+      <w:r>
+        <w:rPr>
+          <w:rFonts w:hint="eastAsia" w:ascii="Times New Roman" w:hAnsi="Times New Roman" w:eastAsia="Times New Roman" w:cs="Times New Roman"/>
+        </w:rPr>
+        <w:t>：A</w:t>
+      </w:r>
+      <w:r>
+        <w:rPr>
+          <w:rFonts w:hint="eastAsia" w:ascii="Times New Roman" w:hAnsi="Times New Roman" w:eastAsia="Times New Roman" w:cs="Times New Roman"/>
+          <w:vertAlign w:val="subscript"/>
+        </w:rPr>
+        <w:t>1</w:t>
+      </w:r>
+      <w:r>
+        <w:rPr>
+          <w:rFonts w:hint="eastAsia" w:ascii="Times New Roman" w:hAnsi="Times New Roman" w:eastAsia="Times New Roman" w:cs="Times New Roman"/>
+        </w:rPr>
+        <w:t>:A</w:t>
+      </w:r>
+      <w:r>
+        <w:rPr>
+          <w:rFonts w:hint="eastAsia" w:ascii="Times New Roman" w:hAnsi="Times New Roman" w:eastAsia="Times New Roman" w:cs="Times New Roman"/>
+          <w:vertAlign w:val="subscript"/>
+        </w:rPr>
+        <w:t>2</w:t>
+      </w:r>
+      <w:r>
+        <w:rPr>
+          <w:rFonts w:ascii="Times New Roman" w:hAnsi="Times New Roman" w:eastAsia="Times New Roman" w:cs="Times New Roman"/>
+        </w:rPr>
+        <w:t xml:space="preserve"> = </w:t>
+      </w:r>
+      <w:r>
+        <w:rPr>
+          <w:rFonts w:hint="eastAsia" w:ascii="Times New Roman" w:hAnsi="Times New Roman" w:eastAsia="Times New Roman" w:cs="Times New Roman"/>
+        </w:rPr>
+        <w:t>1:2（A</w:t>
+      </w:r>
+      <w:r>
+        <w:rPr>
+          <w:rFonts w:hint="eastAsia" w:ascii="Times New Roman" w:hAnsi="Times New Roman" w:eastAsia="Times New Roman" w:cs="Times New Roman"/>
+          <w:vertAlign w:val="subscript"/>
+        </w:rPr>
+        <w:t>2</w:t>
+      </w:r>
+      <w:r>
+        <w:rPr>
+          <w:rFonts w:ascii="Times New Roman" w:hAnsi="Times New Roman" w:eastAsia="Times New Roman" w:cs="Times New Roman"/>
+        </w:rPr>
+        <w:t xml:space="preserve"> </w:t>
+      </w:r>
+      <w:r>
+        <w:rPr>
+          <w:rFonts w:hint="eastAsia" w:ascii="Times New Roman" w:hAnsi="Times New Roman" w:eastAsia="FangSong" w:cs="Times New Roman"/>
+        </w:rPr>
+        <w:t xml:space="preserve">占</w:t>
+      </w:r>
+      <w:r>
+        <w:rPr>
+          <w:rFonts w:ascii="Times New Roman" w:hAnsi="Times New Roman" w:eastAsia="Times New Roman" w:cs="Times New Roman"/>
+        </w:rPr>
+        <w:t xml:space="preserve"> </w:t>
+      </w:r>
+      <w:r>
+        <w:rPr>
+          <w:rFonts w:hint="eastAsia" w:ascii="Times New Roman" w:hAnsi="Times New Roman" w:eastAsia="Times New Roman" w:cs="Times New Roman"/>
+        </w:rPr>
+        <w:t>67%，</w:t>
+      </w:r>
+      <w:r>
+        <w:rPr>
+          <w:rFonts w:hint="eastAsia" w:ascii="Times New Roman" w:hAnsi="Times New Roman" w:eastAsia="FangSong" w:cs="Times New Roman"/>
+        </w:rPr>
+        <w:t>更稳定</w:t>
+      </w:r>
+      <w:r>
+        <w:rPr>
+          <w:rFonts w:hint="eastAsia" w:ascii="Times New Roman" w:hAnsi="Times New Roman" w:eastAsia="Times New Roman" w:cs="Times New Roman"/>
         </w:rPr>
         <w:t>）</w:t>
-      </w:r>
-      <w:r>
-        <w:rPr>
-          <w:rFonts w:hint="eastAsia" w:ascii="Times New Roman" w:hAnsi="Times New Roman" w:eastAsia="Times New Roman" w:cs="Times New Roman"/>
-        </w:rPr>
-        <w:t xml:space="preserve">：</w:t>
-      </w:r>
-    </w:p>
-    <w:p>
-      <w:pPr>
-        <w:pStyle w:val="Compact"/>
-        <w:numPr>
-          <w:ilvl w:val="1"/>
-          <w:numId w:val="1016"/>
-        </w:numPr>
-      </w:pPr>
-      <w:r>
-        <w:rPr>
-          <w:rFonts w:hint="eastAsia" w:ascii="Times New Roman" w:hAnsi="Times New Roman" w:eastAsia="FangSong" w:cs="Times New Roman"/>
-        </w:rPr>
-        <w:t>单线态卡宾</w:t>
-      </w:r>
-      <w:r>
-        <w:rPr>
-          <w:rFonts w:hint="eastAsia" w:ascii="Times New Roman" w:hAnsi="Times New Roman" w:eastAsia="Times New Roman" w:cs="Times New Roman"/>
-        </w:rPr>
-        <w:t>：</w:t>
-      </w:r>
-      <w:r>
-        <w:rPr>
-          <w:rFonts w:hint="eastAsia" w:ascii="Times New Roman" w:hAnsi="Times New Roman" w:eastAsia="FangSong" w:cs="Times New Roman"/>
-        </w:rPr>
-        <w:t>空</w:t>
-      </w:r>
-      <w:r>
-        <w:rPr>
-          <w:rFonts w:ascii="Times New Roman" w:hAnsi="Times New Roman" w:eastAsia="Times New Roman" w:cs="Times New Roman"/>
-        </w:rPr>
-        <w:t xml:space="preserve"> p </w:t>
-      </w:r>
-      <w:r>
-        <w:rPr>
-          <w:rFonts w:hint="eastAsia" w:ascii="Times New Roman" w:hAnsi="Times New Roman" w:eastAsia="FangSong" w:cs="Times New Roman"/>
-        </w:rPr>
-        <w:t>轨道亲电</w:t>
-      </w:r>
-      <w:r>
-        <w:rPr>
-          <w:rFonts w:hint="eastAsia" w:ascii="Times New Roman" w:hAnsi="Times New Roman" w:eastAsia="Times New Roman" w:cs="Times New Roman"/>
-        </w:rPr>
-        <w:t>，</w:t>
-      </w:r>
-      <w:r>
-        <w:rPr>
-          <w:rFonts w:hint="eastAsia" w:ascii="Times New Roman" w:hAnsi="Times New Roman" w:eastAsia="FangSong" w:cs="Times New Roman"/>
-        </w:rPr>
-        <w:t>与烯烃的</w:t>
-      </w:r>
-      <w:r>
-        <w:rPr>
-          <w:rFonts w:ascii="Times New Roman" w:hAnsi="Times New Roman" w:eastAsia="Times New Roman" w:cs="Times New Roman"/>
-        </w:rPr>
-        <w:t xml:space="preserve"> π </w:t>
-      </w:r>
-      <w:r>
-        <w:rPr>
-          <w:rFonts w:hint="eastAsia" w:ascii="Times New Roman" w:hAnsi="Times New Roman" w:eastAsia="FangSong" w:cs="Times New Roman"/>
-        </w:rPr>
-        <w:t xml:space="preserve">键发生协同</w:t>
-      </w:r>
-      <w:r>
-        <w:rPr>
-          <w:rFonts w:ascii="Times New Roman" w:hAnsi="Times New Roman" w:eastAsia="Times New Roman" w:cs="Times New Roman"/>
-        </w:rPr>
-        <w:t xml:space="preserve"> [2+1] </w:t>
-      </w:r>
-      <w:r>
-        <w:rPr>
-          <w:rFonts w:hint="eastAsia" w:ascii="Times New Roman" w:hAnsi="Times New Roman" w:eastAsia="FangSong" w:cs="Times New Roman"/>
-        </w:rPr>
-        <w:t xml:space="preserve">环加成</w:t>
-      </w:r>
-    </w:p>
-    <w:p>
-      <w:pPr>
-        <w:pStyle w:val="Compact"/>
-        <w:numPr>
-          <w:ilvl w:val="1"/>
-          <w:numId w:val="1016"/>
-        </w:numPr>
-      </w:pPr>
-      <w:r>
-        <w:rPr>
-          <w:rFonts w:hint="eastAsia" w:ascii="Times New Roman" w:hAnsi="Times New Roman" w:eastAsia="FangSong" w:cs="Times New Roman"/>
-        </w:rPr>
-        <w:t>立体化学</w:t>
-      </w:r>
-      <w:r>
-        <w:rPr>
-          <w:rFonts w:hint="eastAsia" w:ascii="Times New Roman" w:hAnsi="Times New Roman" w:eastAsia="Times New Roman" w:cs="Times New Roman"/>
-        </w:rPr>
-        <w:t>：</w:t>
-      </w:r>
-      <w:r>
-        <w:rPr>
-          <w:rFonts w:hint="eastAsia" w:ascii="Times New Roman" w:hAnsi="Times New Roman" w:eastAsia="FangSong" w:cs="Times New Roman"/>
-          <w:b/>
-          <w:bCs/>
-        </w:rPr>
-        <w:t xml:space="preserve">顺式加成</w:t>
-      </w:r>
-      <w:r>
-        <w:rPr>
-          <w:rFonts w:hint="eastAsia" w:ascii="Times New Roman" w:hAnsi="Times New Roman" w:eastAsia="Times New Roman" w:cs="Times New Roman"/>
-        </w:rPr>
-        <w:t>，</w:t>
-      </w:r>
-      <w:r>
-        <w:rPr>
-          <w:rFonts w:hint="eastAsia" w:ascii="Times New Roman" w:hAnsi="Times New Roman" w:eastAsia="FangSong" w:cs="Times New Roman"/>
-        </w:rPr>
-        <w:t>保留烯烃的构型</w:t>
-      </w:r>
-    </w:p>
-    <w:p>
-      <w:pPr>
-        <w:pStyle w:val="Compact"/>
-        <w:numPr>
-          <w:ilvl w:val="1"/>
-          <w:numId w:val="1016"/>
-        </w:numPr>
-      </w:pPr>
-      <w:r>
-        <w:rPr>
-          <w:rFonts w:hint="eastAsia" w:ascii="Times New Roman" w:hAnsi="Times New Roman" w:eastAsia="FangSong" w:cs="Times New Roman"/>
-        </w:rPr>
-        <w:t>顺</w:t>
-      </w:r>
-      <w:r>
-        <w:rPr>
-          <w:rFonts w:hint="eastAsia" w:ascii="Times New Roman" w:hAnsi="Times New Roman" w:eastAsia="Times New Roman" w:cs="Times New Roman"/>
-        </w:rPr>
-        <w:t>-2-</w:t>
-      </w:r>
-      <w:r>
-        <w:rPr>
-          <w:rFonts w:hint="eastAsia" w:ascii="Times New Roman" w:hAnsi="Times New Roman" w:eastAsia="FangSong" w:cs="Times New Roman"/>
-        </w:rPr>
-        <w:t>丁烯</w:t>
-      </w:r>
-      <w:r>
-        <w:rPr>
-          <w:rFonts w:ascii="Times New Roman" w:hAnsi="Times New Roman" w:eastAsia="Times New Roman" w:cs="Times New Roman"/>
-        </w:rPr>
-        <w:t xml:space="preserve"> →</w:t>
-      </w:r>
-      <w:r>
-        <w:rPr>
-          <w:rFonts w:ascii="Times New Roman" w:hAnsi="Times New Roman" w:eastAsia="Times New Roman" w:cs="Times New Roman"/>
-        </w:rPr>
-        <w:t xml:space="preserve"> </w:t>
-      </w:r>
-      <w:r>
-        <w:rPr>
-          <w:rFonts w:hint="eastAsia" w:ascii="Times New Roman" w:hAnsi="Times New Roman" w:eastAsia="FangSong" w:cs="Times New Roman"/>
-          <w:b/>
-          <w:bCs/>
-        </w:rPr>
-        <w:t>顺</w:t>
-      </w:r>
-      <w:r>
-        <w:rPr>
-          <w:rFonts w:hint="eastAsia" w:ascii="Times New Roman" w:hAnsi="Times New Roman" w:eastAsia="Times New Roman" w:cs="Times New Roman"/>
-          <w:b/>
-          <w:bCs/>
-        </w:rPr>
-        <w:t>-1,2-</w:t>
-      </w:r>
-      <w:r>
-        <w:rPr>
-          <w:rFonts w:hint="eastAsia" w:ascii="Times New Roman" w:hAnsi="Times New Roman" w:eastAsia="FangSong" w:cs="Times New Roman"/>
-          <w:b/>
-          <w:bCs/>
-        </w:rPr>
-        <w:t>二甲基环丙烷</w:t>
       </w:r>
     </w:p>
     <w:p>
@@ -22529,64 +19732,1118 @@
       <w:r>
         <w:rPr>
           <w:rFonts w:hint="eastAsia" w:ascii="Times New Roman" w:hAnsi="Times New Roman" w:eastAsia="FangSong" w:cs="Times New Roman"/>
-          <w:b/>
-          <w:bCs/>
+        </w:rPr>
+        <w:t>如果产物比由构象浓度决定</w:t>
+      </w:r>
+      <w:r>
+        <w:rPr>
+          <w:rFonts w:hint="eastAsia" w:ascii="Times New Roman" w:hAnsi="Times New Roman" w:eastAsia="Times New Roman" w:cs="Times New Roman"/>
+        </w:rPr>
+        <w:t>，</w:t>
+      </w:r>
+      <w:r>
+        <w:rPr>
+          <w:rFonts w:hint="eastAsia" w:ascii="Times New Roman" w:hAnsi="Times New Roman" w:eastAsia="FangSong" w:cs="Times New Roman"/>
+        </w:rPr>
+        <w:t>应预期</w:t>
+      </w:r>
+      <w:r>
+        <w:rPr>
+          <w:rFonts w:ascii="Times New Roman" w:hAnsi="Times New Roman" w:eastAsia="Times New Roman" w:cs="Times New Roman"/>
+        </w:rPr>
+        <w:t xml:space="preserve"> A</w:t>
+      </w:r>
+      <w:r>
+        <w:rPr>
+          <w:rFonts w:ascii="Times New Roman" w:hAnsi="Times New Roman" w:eastAsia="Times New Roman" w:cs="Times New Roman"/>
+          <w:vertAlign w:val="subscript"/>
+        </w:rPr>
+        <w:t>2</w:t>
+      </w:r>
+      <w:r>
+        <w:rPr>
+          <w:rFonts w:ascii="Times New Roman" w:hAnsi="Times New Roman" w:eastAsia="Times New Roman" w:cs="Times New Roman"/>
+        </w:rPr>
+        <w:t xml:space="preserve"> </w:t>
+      </w:r>
+      <w:r>
+        <w:rPr>
+          <w:rFonts w:hint="eastAsia" w:ascii="Times New Roman" w:hAnsi="Times New Roman" w:eastAsia="FangSong" w:cs="Times New Roman"/>
+        </w:rPr>
+        <w:t xml:space="preserve">的产物占</w:t>
+      </w:r>
+      <w:r>
+        <w:rPr>
+          <w:rFonts w:ascii="Times New Roman" w:hAnsi="Times New Roman" w:eastAsia="Times New Roman" w:cs="Times New Roman"/>
+        </w:rPr>
+        <w:t xml:space="preserve"> 67%</w:t>
+      </w:r>
+    </w:p>
+    <w:p>
+      <w:pPr>
+        <w:pStyle w:val="Compact"/>
+        <w:numPr>
+          <w:ilvl w:val="0"/>
+          <w:numId w:val="1015"/>
+        </w:numPr>
+      </w:pPr>
+      <w:r>
+        <w:rPr>
+          <w:rFonts w:hint="eastAsia" w:ascii="Times New Roman" w:hAnsi="Times New Roman" w:eastAsia="FangSong" w:cs="Times New Roman"/>
+        </w:rPr>
+        <w:t xml:space="preserve">实际</w:t>
+      </w:r>
+      <w:r>
+        <w:rPr>
+          <w:rFonts w:ascii="Times New Roman" w:hAnsi="Times New Roman" w:eastAsia="Times New Roman" w:cs="Times New Roman"/>
+        </w:rPr>
+        <w:t xml:space="preserve"> A</w:t>
+      </w:r>
+      <w:r>
+        <w:rPr>
+          <w:rFonts w:ascii="Times New Roman" w:hAnsi="Times New Roman" w:eastAsia="Times New Roman" w:cs="Times New Roman"/>
+          <w:vertAlign w:val="subscript"/>
+        </w:rPr>
+        <w:t>1</w:t>
+      </w:r>
+      <w:r>
+        <w:rPr>
+          <w:rFonts w:ascii="Times New Roman" w:hAnsi="Times New Roman" w:eastAsia="Times New Roman" w:cs="Times New Roman"/>
+        </w:rPr>
+        <w:t xml:space="preserve"> </w:t>
+      </w:r>
+      <w:r>
+        <w:rPr>
+          <w:rFonts w:hint="eastAsia" w:ascii="Times New Roman" w:hAnsi="Times New Roman" w:eastAsia="FangSong" w:cs="Times New Roman"/>
+        </w:rPr>
+        <w:t xml:space="preserve">的产物占</w:t>
+      </w:r>
+      <w:r>
+        <w:rPr>
+          <w:rFonts w:ascii="Times New Roman" w:hAnsi="Times New Roman" w:eastAsia="Times New Roman" w:cs="Times New Roman"/>
+        </w:rPr>
+        <w:t xml:space="preserve"> 85% → </w:t>
+      </w:r>
+      <w:r>
+        <w:rPr>
+          <w:rFonts w:hint="eastAsia" w:ascii="Times New Roman" w:hAnsi="Times New Roman" w:eastAsia="FangSong" w:cs="Times New Roman"/>
+        </w:rPr>
+        <w:t xml:space="preserve">产物比</w:t>
+      </w:r>
+      <w:r>
+        <w:rPr>
+          <w:rFonts w:ascii="Times New Roman" w:hAnsi="Times New Roman" w:eastAsia="Times New Roman" w:cs="Times New Roman"/>
+        </w:rPr>
+        <w:t xml:space="preserve"> ≠ </w:t>
+      </w:r>
+      <w:r>
+        <w:rPr>
+          <w:rFonts w:hint="eastAsia" w:ascii="Times New Roman" w:hAnsi="Times New Roman" w:eastAsia="FangSong" w:cs="Times New Roman"/>
+        </w:rPr>
+        <w:t xml:space="preserve">构象浓度比</w:t>
+      </w:r>
+    </w:p>
+    <w:p>
+      <w:pPr>
+        <w:pStyle w:val="Compact"/>
+        <w:numPr>
+          <w:ilvl w:val="0"/>
+          <w:numId w:val="1015"/>
+        </w:numPr>
+      </w:pPr>
+      <w:r>
+        <w:rPr>
+          <w:rFonts w:hint="eastAsia" w:ascii="Times New Roman" w:hAnsi="Times New Roman" w:eastAsia="FangSong" w:cs="Times New Roman"/>
+        </w:rPr>
+        <w:t xml:space="preserve">这满足</w:t>
+      </w:r>
+      <w:r>
+        <w:rPr>
+          <w:rFonts w:ascii="Times New Roman" w:hAnsi="Times New Roman" w:eastAsia="Times New Roman" w:cs="Times New Roman"/>
+        </w:rPr>
+        <w:t xml:space="preserve"> Curtin-Hammett </w:t>
+      </w:r>
+      <w:r>
+        <w:rPr>
+          <w:rFonts w:hint="eastAsia" w:ascii="Times New Roman" w:hAnsi="Times New Roman" w:eastAsia="FangSong" w:cs="Times New Roman"/>
         </w:rPr>
         <w:t>条件</w:t>
       </w:r>
       <w:r>
         <w:rPr>
           <w:rFonts w:hint="eastAsia" w:ascii="Times New Roman" w:hAnsi="Times New Roman" w:eastAsia="Times New Roman" w:cs="Times New Roman"/>
-          <w:b/>
-          <w:bCs/>
-        </w:rPr>
-        <w:t>(A)</w:t>
-      </w:r>
-      <w:r>
-        <w:rPr>
-          <w:rFonts w:ascii="Times New Roman" w:hAnsi="Times New Roman" w:eastAsia="Times New Roman" w:cs="Times New Roman"/>
-          <w:b/>
-          <w:bCs/>
-        </w:rPr>
-        <w:t xml:space="preserve"> - </w:t>
-      </w:r>
-      <w:r>
-        <w:rPr>
-          <w:rFonts w:hint="eastAsia" w:ascii="Times New Roman" w:hAnsi="Times New Roman" w:eastAsia="FangSong" w:cs="Times New Roman"/>
-          <w:b/>
-          <w:bCs/>
-        </w:rPr>
-        <w:t>低压气相光解</w:t>
-      </w:r>
-      <w:r>
-        <w:rPr>
-          <w:rFonts w:hint="eastAsia" w:ascii="Times New Roman" w:hAnsi="Times New Roman" w:eastAsia="Times New Roman" w:cs="Times New Roman"/>
-          <w:b/>
-          <w:bCs/>
         </w:rPr>
         <w:t>（</w:t>
       </w:r>
       <w:r>
         <w:rPr>
           <w:rFonts w:hint="eastAsia" w:ascii="Times New Roman" w:hAnsi="Times New Roman" w:eastAsia="FangSong" w:cs="Times New Roman"/>
-          <w:b/>
-          <w:bCs/>
-        </w:rPr>
-        <w:t>倾向三线态卡宾</w:t>
-      </w:r>
-      <w:r>
-        <w:rPr>
-          <w:rFonts w:hint="eastAsia" w:ascii="Times New Roman" w:hAnsi="Times New Roman" w:eastAsia="Times New Roman" w:cs="Times New Roman"/>
-          <w:b/>
-          <w:bCs/>
-        </w:rPr>
-        <w:t>）</w:t>
+        </w:rPr>
+        <w:t>快互变</w:t>
+      </w:r>
+      <w:r>
+        <w:rPr>
+          <w:rFonts w:hint="eastAsia" w:ascii="Times New Roman" w:hAnsi="Times New Roman" w:eastAsia="Times New Roman" w:cs="Times New Roman"/>
+        </w:rPr>
+        <w:t>）：</w:t>
+      </w:r>
+      <w:r>
+        <w:rPr>
+          <w:rFonts w:hint="eastAsia" w:ascii="Times New Roman" w:hAnsi="Times New Roman" w:eastAsia="FangSong" w:cs="Times New Roman"/>
+        </w:rPr>
+        <w:t>产物比由过渡态能垒差决定</w:t>
+      </w:r>
+    </w:p>
+    <w:p>
+      <w:pPr>
+        <w:pStyle w:val="FirstParagraph"/>
+      </w:pPr>
+      <w:r>
+        <w:rPr>
+          <w:rFonts w:hint="eastAsia" w:ascii="Times New Roman" w:hAnsi="Times New Roman" w:eastAsia="FangSong" w:cs="Times New Roman"/>
+          <w:b/>
+          <w:bCs/>
+        </w:rPr>
+        <w:t xml:space="preserve">计算</w:t>
       </w:r>
       <w:r>
         <w:rPr>
           <w:rFonts w:hint="eastAsia" w:ascii="Times New Roman" w:hAnsi="Times New Roman" w:eastAsia="Times New Roman" w:cs="Times New Roman"/>
         </w:rPr>
         <w:t xml:space="preserve">：</w:t>
+      </w:r>
+      <w:r>
+        <w:rPr>
+          <w:rFonts w:ascii="Times New Roman" w:hAnsi="Times New Roman" w:eastAsia="Times New Roman" w:cs="Times New Roman"/>
+        </w:rPr>
+        <w:t xml:space="preserve"> </w:t>
+      </w:r>
+      <w:r>
+        <w:rPr>
+          <w:rFonts w:hint="eastAsia" w:ascii="Times New Roman" w:hAnsi="Times New Roman" w:eastAsia="FangSong" w:cs="Times New Roman"/>
+        </w:rPr>
+        <w:t xml:space="preserve">产物比</w:t>
+      </w:r>
+      <w:r>
+        <w:rPr>
+          <w:rFonts w:ascii="Times New Roman" w:hAnsi="Times New Roman" w:eastAsia="Times New Roman" w:cs="Times New Roman"/>
+        </w:rPr>
+        <w:t xml:space="preserve"> = exp(-ΔΔG‡/RT)</w:t>
+      </w:r>
+      <w:r>
+        <w:rPr>
+          <w:rFonts w:ascii="Times New Roman" w:hAnsi="Times New Roman" w:eastAsia="Times New Roman" w:cs="Times New Roman"/>
+        </w:rPr>
+        <w:t xml:space="preserve"> </w:t>
+      </w:r>
+      <w:r>
+        <w:rPr>
+          <w:rFonts w:ascii="Times New Roman" w:hAnsi="Times New Roman" w:eastAsia="Times New Roman" w:cs="Times New Roman"/>
+        </w:rPr>
+        <w:t xml:space="preserve">85/15 = exp(-ΔΔG‡/RT)</w:t>
+      </w:r>
+      <w:r>
+        <w:rPr>
+          <w:rFonts w:ascii="Times New Roman" w:hAnsi="Times New Roman" w:eastAsia="Times New Roman" w:cs="Times New Roman"/>
+        </w:rPr>
+        <w:t xml:space="preserve"> </w:t>
+      </w:r>
+      <w:r>
+        <w:rPr>
+          <w:rFonts w:ascii="Times New Roman" w:hAnsi="Times New Roman" w:eastAsia="Times New Roman" w:cs="Times New Roman"/>
+        </w:rPr>
+        <w:t xml:space="preserve">ln(85/15) = ΔΔG‡/RT</w:t>
+      </w:r>
+      <w:r>
+        <w:rPr>
+          <w:rFonts w:ascii="Times New Roman" w:hAnsi="Times New Roman" w:eastAsia="Times New Roman" w:cs="Times New Roman"/>
+        </w:rPr>
+        <w:t xml:space="preserve"> </w:t>
+      </w:r>
+      <w:r>
+        <w:rPr>
+          <w:rFonts w:ascii="Times New Roman" w:hAnsi="Times New Roman" w:eastAsia="Times New Roman" w:cs="Times New Roman"/>
+        </w:rPr>
+        <w:t xml:space="preserve">ln(5.67) = ΔΔG‡/(8.314 × 298)</w:t>
+      </w:r>
+      <w:r>
+        <w:rPr>
+          <w:rFonts w:ascii="Times New Roman" w:hAnsi="Times New Roman" w:eastAsia="Times New Roman" w:cs="Times New Roman"/>
+        </w:rPr>
+        <w:t xml:space="preserve"> </w:t>
+      </w:r>
+      <w:r>
+        <w:rPr>
+          <w:rFonts w:ascii="Times New Roman" w:hAnsi="Times New Roman" w:eastAsia="Times New Roman" w:cs="Times New Roman"/>
+        </w:rPr>
+        <w:t xml:space="preserve">1.735 = ΔΔG‡/2478</w:t>
+      </w:r>
+      <w:r>
+        <w:rPr>
+          <w:rFonts w:ascii="Times New Roman" w:hAnsi="Times New Roman" w:eastAsia="Times New Roman" w:cs="Times New Roman"/>
+        </w:rPr>
+        <w:t xml:space="preserve"> </w:t>
+      </w:r>
+      <w:r>
+        <w:rPr>
+          <w:rFonts w:ascii="Times New Roman" w:hAnsi="Times New Roman" w:eastAsia="Times New Roman" w:cs="Times New Roman"/>
+        </w:rPr>
+        <w:t xml:space="preserve">ΔΔG‡ ≈ 4.3 kJ/mol</w:t>
+      </w:r>
+    </w:p>
+    <w:p>
+      <w:pPr>
+        <w:pStyle w:val="BodyText"/>
+      </w:pPr>
+      <w:r>
+        <w:rPr>
+          <w:rFonts w:ascii="Times New Roman" w:hAnsi="Times New Roman" w:eastAsia="Times New Roman" w:cs="Times New Roman"/>
+        </w:rPr>
+        <w:t>A</w:t>
+      </w:r>
+      <w:r>
+        <w:rPr>
+          <w:rFonts w:ascii="Times New Roman" w:hAnsi="Times New Roman" w:eastAsia="Times New Roman" w:cs="Times New Roman"/>
+          <w:vertAlign w:val="subscript"/>
+        </w:rPr>
+        <w:t>1</w:t>
+      </w:r>
+      <w:r>
+        <w:rPr>
+          <w:rFonts w:ascii="Times New Roman" w:hAnsi="Times New Roman" w:eastAsia="Times New Roman" w:cs="Times New Roman"/>
+        </w:rPr>
+        <w:t xml:space="preserve"> </w:t>
+      </w:r>
+      <w:r>
+        <w:rPr>
+          <w:rFonts w:hint="eastAsia" w:ascii="Times New Roman" w:hAnsi="Times New Roman" w:eastAsia="FangSong" w:cs="Times New Roman"/>
+        </w:rPr>
+        <w:t xml:space="preserve">的过渡态比</w:t>
+      </w:r>
+      <w:r>
+        <w:rPr>
+          <w:rFonts w:ascii="Times New Roman" w:hAnsi="Times New Roman" w:eastAsia="Times New Roman" w:cs="Times New Roman"/>
+        </w:rPr>
+        <w:t xml:space="preserve"> A</w:t>
+      </w:r>
+      <w:r>
+        <w:rPr>
+          <w:rFonts w:ascii="Times New Roman" w:hAnsi="Times New Roman" w:eastAsia="Times New Roman" w:cs="Times New Roman"/>
+          <w:vertAlign w:val="subscript"/>
+        </w:rPr>
+        <w:t>2</w:t>
+      </w:r>
+      <w:r>
+        <w:rPr>
+          <w:rFonts w:ascii="Times New Roman" w:hAnsi="Times New Roman" w:eastAsia="Times New Roman" w:cs="Times New Roman"/>
+        </w:rPr>
+        <w:t xml:space="preserve"> </w:t>
+      </w:r>
+      <w:r>
+        <w:rPr>
+          <w:rFonts w:hint="eastAsia" w:ascii="Times New Roman" w:hAnsi="Times New Roman" w:eastAsia="FangSong" w:cs="Times New Roman"/>
+        </w:rPr>
+        <w:t xml:space="preserve">的过渡态低</w:t>
+      </w:r>
+      <w:r>
+        <w:rPr>
+          <w:rFonts w:ascii="Times New Roman" w:hAnsi="Times New Roman" w:eastAsia="Times New Roman" w:cs="Times New Roman"/>
+        </w:rPr>
+        <w:t xml:space="preserve"> 4.3 kJ/mol。</w:t>
+      </w:r>
+    </w:p>
+    <w:p>
+      <w:pPr>
+        <w:pStyle w:val="BodyText"/>
+      </w:pPr>
+      <w:r>
+        <w:rPr>
+          <w:rFonts w:hint="eastAsia" w:ascii="Times New Roman" w:hAnsi="Times New Roman" w:eastAsia="FangSong" w:cs="Times New Roman"/>
+          <w:b/>
+          <w:bCs/>
+        </w:rPr>
+        <w:t xml:space="preserve">思考题</w:t>
+      </w:r>
+      <w:r>
+        <w:rPr>
+          <w:rFonts w:hint="eastAsia" w:ascii="Times New Roman" w:hAnsi="Times New Roman" w:eastAsia="Times New Roman" w:cs="Times New Roman"/>
+        </w:rPr>
+        <w:t>：</w:t>
+      </w:r>
+      <w:r>
+        <w:rPr>
+          <w:rFonts w:hint="eastAsia" w:ascii="Times New Roman" w:hAnsi="Times New Roman" w:eastAsia="FangSong" w:cs="Times New Roman"/>
+        </w:rPr>
+        <w:t>如果</w:t>
+      </w:r>
+      <w:r>
+        <w:rPr>
+          <w:rFonts w:ascii="Times New Roman" w:hAnsi="Times New Roman" w:eastAsia="Times New Roman" w:cs="Times New Roman"/>
+        </w:rPr>
+        <w:t xml:space="preserve"> A</w:t>
+      </w:r>
+      <w:r>
+        <w:rPr>
+          <w:rFonts w:ascii="Times New Roman" w:hAnsi="Times New Roman" w:eastAsia="Times New Roman" w:cs="Times New Roman"/>
+          <w:vertAlign w:val="subscript"/>
+        </w:rPr>
+        <w:t>1</w:t>
+      </w:r>
+      <w:r>
+        <w:rPr>
+          <w:rFonts w:ascii="Times New Roman" w:hAnsi="Times New Roman" w:eastAsia="Times New Roman" w:cs="Times New Roman"/>
+        </w:rPr>
+        <w:t xml:space="preserve"> </w:t>
+      </w:r>
+      <w:r>
+        <w:rPr>
+          <w:rFonts w:hint="eastAsia" w:ascii="Times New Roman" w:hAnsi="Times New Roman" w:eastAsia="FangSong" w:cs="Times New Roman"/>
+        </w:rPr>
+        <w:t xml:space="preserve">和</w:t>
+      </w:r>
+      <w:r>
+        <w:rPr>
+          <w:rFonts w:ascii="Times New Roman" w:hAnsi="Times New Roman" w:eastAsia="Times New Roman" w:cs="Times New Roman"/>
+        </w:rPr>
+        <w:t xml:space="preserve"> A</w:t>
+      </w:r>
+      <w:r>
+        <w:rPr>
+          <w:rFonts w:ascii="Times New Roman" w:hAnsi="Times New Roman" w:eastAsia="Times New Roman" w:cs="Times New Roman"/>
+          <w:vertAlign w:val="subscript"/>
+        </w:rPr>
+        <w:t>2</w:t>
+      </w:r>
+      <w:r>
+        <w:rPr>
+          <w:rFonts w:ascii="Times New Roman" w:hAnsi="Times New Roman" w:eastAsia="Times New Roman" w:cs="Times New Roman"/>
+        </w:rPr>
+        <w:t xml:space="preserve"> </w:t>
+      </w:r>
+      <w:r>
+        <w:rPr>
+          <w:rFonts w:hint="eastAsia" w:ascii="Times New Roman" w:hAnsi="Times New Roman" w:eastAsia="FangSong" w:cs="Times New Roman"/>
+        </w:rPr>
+        <w:t>的互变很慢</w:t>
+      </w:r>
+      <w:r>
+        <w:rPr>
+          <w:rFonts w:hint="eastAsia" w:ascii="Times New Roman" w:hAnsi="Times New Roman" w:eastAsia="Times New Roman" w:cs="Times New Roman"/>
+        </w:rPr>
+        <w:t>（κ</w:t>
+      </w:r>
+      <w:r>
+        <w:rPr>
+          <w:rFonts w:ascii="Times New Roman" w:hAnsi="Times New Roman" w:eastAsia="Times New Roman" w:cs="Times New Roman"/>
+        </w:rPr>
+        <w:t xml:space="preserve"> ≪ </w:t>
+      </w:r>
+      <w:r>
+        <w:rPr>
+          <w:rFonts w:hint="eastAsia" w:ascii="Times New Roman" w:hAnsi="Times New Roman" w:eastAsia="FangSong" w:cs="Times New Roman"/>
+        </w:rPr>
+        <w:t>反应速率</w:t>
+      </w:r>
+      <w:r>
+        <w:rPr>
+          <w:rFonts w:hint="eastAsia" w:ascii="Times New Roman" w:hAnsi="Times New Roman" w:eastAsia="Times New Roman" w:cs="Times New Roman"/>
+        </w:rPr>
+        <w:t>），</w:t>
+      </w:r>
+      <w:r>
+        <w:rPr>
+          <w:rFonts w:hint="eastAsia" w:ascii="Times New Roman" w:hAnsi="Times New Roman" w:eastAsia="FangSong" w:cs="Times New Roman"/>
+        </w:rPr>
+        <w:t>结论还一样吗</w:t>
+      </w:r>
+      <w:r>
+        <w:rPr>
+          <w:rFonts w:hint="eastAsia" w:ascii="Times New Roman" w:hAnsi="Times New Roman" w:eastAsia="Times New Roman" w:cs="Times New Roman"/>
+        </w:rPr>
+        <w:t>？</w:t>
+      </w:r>
+    </w:p>
+    <w:p>
+      <w:pPr>
+        <w:pStyle w:val="BodyText"/>
+      </w:pPr>
+      <w:r>
+        <w:rPr>
+          <w:rFonts w:hint="eastAsia" w:ascii="Times New Roman" w:hAnsi="Times New Roman" w:eastAsia="FangSong" w:cs="Times New Roman"/>
+          <w:b/>
+          <w:bCs/>
+        </w:rPr>
+        <w:t xml:space="preserve">答案</w:t>
+      </w:r>
+      <w:r>
+        <w:rPr>
+          <w:rFonts w:hint="eastAsia" w:ascii="Times New Roman" w:hAnsi="Times New Roman" w:eastAsia="Times New Roman" w:cs="Times New Roman"/>
+        </w:rPr>
+        <w:t>：</w:t>
+      </w:r>
+      <w:r>
+        <w:rPr>
+          <w:rFonts w:hint="eastAsia" w:ascii="Times New Roman" w:hAnsi="Times New Roman" w:eastAsia="FangSong" w:cs="Times New Roman"/>
+        </w:rPr>
+        <w:t>不一样</w:t>
+      </w:r>
+      <w:r>
+        <w:rPr>
+          <w:rFonts w:hint="eastAsia" w:ascii="Times New Roman" w:hAnsi="Times New Roman" w:eastAsia="Times New Roman" w:cs="Times New Roman"/>
+        </w:rPr>
+        <w:t>！</w:t>
+      </w:r>
+      <w:r>
+        <w:rPr>
+          <w:rFonts w:hint="eastAsia" w:ascii="Times New Roman" w:hAnsi="Times New Roman" w:eastAsia="FangSong" w:cs="Times New Roman"/>
+        </w:rPr>
+        <w:t>如果互变更慢</w:t>
+      </w:r>
+      <w:r>
+        <w:rPr>
+          <w:rFonts w:hint="eastAsia" w:ascii="Times New Roman" w:hAnsi="Times New Roman" w:eastAsia="Times New Roman" w:cs="Times New Roman"/>
+        </w:rPr>
+        <w:t>，</w:t>
+      </w:r>
+      <w:r>
+        <w:rPr>
+          <w:rFonts w:hint="eastAsia" w:ascii="Times New Roman" w:hAnsi="Times New Roman" w:eastAsia="FangSong" w:cs="Times New Roman"/>
+        </w:rPr>
+        <w:t>反应进入</w:t>
+      </w:r>
+      <w:r>
+        <w:rPr>
+          <w:rFonts w:hint="eastAsia" w:ascii="Times New Roman" w:hAnsi="Times New Roman" w:eastAsia="FangSong" w:cs="Times New Roman"/>
+          <w:b/>
+          <w:bCs/>
+        </w:rPr>
+        <w:t xml:space="preserve">动力学控制</w:t>
+      </w:r>
+      <w:r>
+        <w:rPr>
+          <w:rFonts w:hint="eastAsia" w:ascii="Times New Roman" w:hAnsi="Times New Roman" w:eastAsia="Times New Roman" w:cs="Times New Roman"/>
+        </w:rPr>
+        <w:t>——</w:t>
+      </w:r>
+      <w:r>
+        <w:rPr>
+          <w:rFonts w:hint="eastAsia" w:ascii="Times New Roman" w:hAnsi="Times New Roman" w:eastAsia="FangSong" w:cs="Times New Roman"/>
+        </w:rPr>
+        <w:t>每种构象独立反应</w:t>
+      </w:r>
+      <w:r>
+        <w:rPr>
+          <w:rFonts w:hint="eastAsia" w:ascii="Times New Roman" w:hAnsi="Times New Roman" w:eastAsia="Times New Roman" w:cs="Times New Roman"/>
+        </w:rPr>
+        <w:t>，</w:t>
+      </w:r>
+      <w:r>
+        <w:rPr>
+          <w:rFonts w:hint="eastAsia" w:ascii="Times New Roman" w:hAnsi="Times New Roman" w:eastAsia="FangSong" w:cs="Times New Roman"/>
+        </w:rPr>
+        <w:t>产物比由构象浓度</w:t>
+      </w:r>
+      <w:r>
+        <w:rPr>
+          <w:rFonts w:ascii="Times New Roman" w:hAnsi="Times New Roman" w:eastAsia="Times New Roman" w:cs="Times New Roman"/>
+        </w:rPr>
+        <w:t xml:space="preserve"> × </w:t>
+      </w:r>
+      <w:r>
+        <w:rPr>
+          <w:rFonts w:hint="eastAsia" w:ascii="Times New Roman" w:hAnsi="Times New Roman" w:eastAsia="FangSong" w:cs="Times New Roman"/>
+        </w:rPr>
+        <w:t>各自反应速率的乘积决定</w:t>
+      </w:r>
+      <w:r>
+        <w:rPr>
+          <w:rFonts w:hint="eastAsia" w:ascii="Times New Roman" w:hAnsi="Times New Roman" w:eastAsia="Times New Roman" w:cs="Times New Roman"/>
+        </w:rPr>
+        <w:t>。</w:t>
+      </w:r>
+    </w:p>
+    <w:p>
+      <w:pPr>
+        <w:pStyle w:val="BodyText"/>
+      </w:pPr>
+      <w:r>
+        <w:rPr>
+          <w:rFonts w:hint="eastAsia" w:ascii="Times New Roman" w:hAnsi="Times New Roman" w:eastAsia="FangSong" w:cs="Times New Roman"/>
+          <w:b/>
+          <w:bCs/>
+        </w:rPr>
+        <w:t xml:space="preserve">反思</w:t>
+      </w:r>
+      <w:r>
+        <w:rPr>
+          <w:rFonts w:hint="eastAsia" w:ascii="Times New Roman" w:hAnsi="Times New Roman" w:eastAsia="Times New Roman" w:cs="Times New Roman"/>
+        </w:rPr>
+        <w:t xml:space="preserve">：Curtin-Hammett</w:t>
+      </w:r>
+      <w:r>
+        <w:rPr>
+          <w:rFonts w:ascii="Times New Roman" w:hAnsi="Times New Roman" w:eastAsia="Times New Roman" w:cs="Times New Roman"/>
+        </w:rPr>
+        <w:t xml:space="preserve"> </w:t>
+      </w:r>
+      <w:r>
+        <w:rPr>
+          <w:rFonts w:hint="eastAsia" w:ascii="Times New Roman" w:hAnsi="Times New Roman" w:eastAsia="FangSong" w:cs="Times New Roman"/>
+        </w:rPr>
+        <w:t>的成立条件</w:t>
+      </w:r>
+      <w:r>
+        <w:rPr>
+          <w:rFonts w:hint="eastAsia" w:ascii="Times New Roman" w:hAnsi="Times New Roman" w:eastAsia="Times New Roman" w:cs="Times New Roman"/>
+        </w:rPr>
+        <w:t>：</w:t>
+      </w:r>
+      <w:r>
+        <w:rPr>
+          <w:rFonts w:hint="eastAsia" w:ascii="Times New Roman" w:hAnsi="Times New Roman" w:eastAsia="FangSong" w:cs="Times New Roman"/>
+          <w:b/>
+          <w:bCs/>
+        </w:rPr>
+        <w:t xml:space="preserve">互变速率</w:t>
+      </w:r>
+      <w:r>
+        <w:rPr>
+          <w:rFonts w:ascii="Times New Roman" w:hAnsi="Times New Roman" w:eastAsia="Times New Roman" w:cs="Times New Roman"/>
+          <w:b/>
+          <w:bCs/>
+        </w:rPr>
+        <w:t xml:space="preserve"> &gt;&gt; </w:t>
+      </w:r>
+      <w:r>
+        <w:rPr>
+          <w:rFonts w:hint="eastAsia" w:ascii="Times New Roman" w:hAnsi="Times New Roman" w:eastAsia="FangSong" w:cs="Times New Roman"/>
+          <w:b/>
+          <w:bCs/>
+        </w:rPr>
+        <w:t xml:space="preserve">反应速率</w:t>
+      </w:r>
+      <w:r>
+        <w:rPr>
+          <w:rFonts w:hint="eastAsia" w:ascii="Times New Roman" w:hAnsi="Times New Roman" w:eastAsia="Times New Roman" w:cs="Times New Roman"/>
+        </w:rPr>
+        <w:t>。</w:t>
+      </w:r>
+      <w:r>
+        <w:rPr>
+          <w:rFonts w:hint="eastAsia" w:ascii="Times New Roman" w:hAnsi="Times New Roman" w:eastAsia="FangSong" w:cs="Times New Roman"/>
+        </w:rPr>
+        <w:t>不满足这个条件时</w:t>
+      </w:r>
+      <w:r>
+        <w:rPr>
+          <w:rFonts w:hint="eastAsia" w:ascii="Times New Roman" w:hAnsi="Times New Roman" w:eastAsia="Times New Roman" w:cs="Times New Roman"/>
+        </w:rPr>
+        <w:t>，</w:t>
+      </w:r>
+      <w:r>
+        <w:rPr>
+          <w:rFonts w:hint="eastAsia" w:ascii="Times New Roman" w:hAnsi="Times New Roman" w:eastAsia="FangSong" w:cs="Times New Roman"/>
+        </w:rPr>
+        <w:t>产物比的确受构象浓度影响</w:t>
+      </w:r>
+      <w:r>
+        <w:rPr>
+          <w:rFonts w:hint="eastAsia" w:ascii="Times New Roman" w:hAnsi="Times New Roman" w:eastAsia="Times New Roman" w:cs="Times New Roman"/>
+        </w:rPr>
+        <w:t>。</w:t>
+      </w:r>
+    </w:p>
+    <w:p>
+      <w:pPr>
+        <w:spacing w:before="160" w:after="80"/>
+      </w:pPr>
+      <w:r>
+        <w:pict>
+          <v:rect style="width:0;height:1.5pt" o:hralign="center" o:hrstd="t" o:hr="t"/>
+        </w:pict>
+      </w:r>
+    </w:p>
+    <w:bookmarkEnd w:id="33"/>
+    <w:bookmarkStart w:id="34" w:name="例4-fmo-推导电环化反应的立体化学"/>
+    <w:p>
+      <w:pPr>
+        <w:pStyle w:val="Heading3"/>
+        <w:spacing w:before="280" w:after="120"/>
+      </w:pPr>
+      <w:r>
+        <w:rPr>
+          <w:rFonts w:hint="eastAsia" w:ascii="Times New Roman" w:hAnsi="Times New Roman" w:eastAsia="SimHei" w:cs="Times New Roman"/>
+        </w:rPr>
+        <w:t>例</w:t>
+      </w:r>
+      <w:r>
+        <w:rPr>
+          <w:rFonts w:hint="eastAsia" w:ascii="Times New Roman" w:hAnsi="Times New Roman" w:eastAsia="Times New Roman" w:cs="Times New Roman"/>
+        </w:rPr>
+        <w:t>4</w:t>
+      </w:r>
+      <w:r>
+        <w:rPr>
+          <w:rFonts w:ascii="Times New Roman" w:hAnsi="Times New Roman" w:eastAsia="Times New Roman" w:cs="Times New Roman"/>
+        </w:rPr>
+        <w:t xml:space="preserve"> FMO </w:t>
+      </w:r>
+      <w:r>
+        <w:rPr>
+          <w:rFonts w:hint="eastAsia" w:ascii="Times New Roman" w:hAnsi="Times New Roman" w:eastAsia="SimHei" w:cs="Times New Roman"/>
+        </w:rPr>
+        <w:t>推导</w:t>
+      </w:r>
+      <w:r>
+        <w:rPr>
+          <w:rFonts w:hint="eastAsia" w:ascii="Times New Roman" w:hAnsi="Times New Roman" w:eastAsia="Times New Roman" w:cs="Times New Roman"/>
+        </w:rPr>
+        <w:t>——</w:t>
+      </w:r>
+      <w:r>
+        <w:rPr>
+          <w:rFonts w:hint="eastAsia" w:ascii="Times New Roman" w:hAnsi="Times New Roman" w:eastAsia="SimHei" w:cs="Times New Roman"/>
+        </w:rPr>
+        <w:t>电环化反应的立体化学</w:t>
+      </w:r>
+      <w:r>
+        <w:rPr>
+          <w:rFonts w:ascii="Times New Roman" w:hAnsi="Times New Roman" w:eastAsia="Times New Roman" w:cs="Times New Roman"/>
+        </w:rPr>
+        <w:t xml:space="preserve"> ⭐⭐⭐⭐⭐</w:t>
+      </w:r>
+    </w:p>
+    <w:p>
+      <w:pPr>
+        <w:pStyle w:val="FirstParagraph"/>
+      </w:pPr>
+      <w:r>
+        <w:rPr>
+          <w:rFonts w:hint="eastAsia" w:ascii="Times New Roman" w:hAnsi="Times New Roman" w:eastAsia="FangSong" w:cs="Times New Roman"/>
+          <w:b/>
+          <w:bCs/>
+        </w:rPr>
+        <w:t xml:space="preserve">题干</w:t>
+      </w:r>
+      <w:r>
+        <w:rPr>
+          <w:rFonts w:hint="eastAsia" w:ascii="Times New Roman" w:hAnsi="Times New Roman" w:eastAsia="Times New Roman" w:cs="Times New Roman"/>
+        </w:rPr>
+        <w:t>：(E,E,E)-2,4,6-</w:t>
+      </w:r>
+      <w:r>
+        <w:rPr>
+          <w:rFonts w:hint="eastAsia" w:ascii="Times New Roman" w:hAnsi="Times New Roman" w:eastAsia="FangSong" w:cs="Times New Roman"/>
+        </w:rPr>
+        <w:t>辛三烯在加热条件下发生电环化反应</w:t>
+      </w:r>
+      <w:r>
+        <w:rPr>
+          <w:rFonts w:hint="eastAsia" w:ascii="Times New Roman" w:hAnsi="Times New Roman" w:eastAsia="Times New Roman" w:cs="Times New Roman"/>
+        </w:rPr>
+        <w:t>，</w:t>
+      </w:r>
+      <w:r>
+        <w:rPr>
+          <w:rFonts w:hint="eastAsia" w:ascii="Times New Roman" w:hAnsi="Times New Roman" w:eastAsia="FangSong" w:cs="Times New Roman"/>
+        </w:rPr>
+        <w:t>预测产物的立体化学</w:t>
+      </w:r>
+      <w:r>
+        <w:rPr>
+          <w:rFonts w:hint="eastAsia" w:ascii="Times New Roman" w:hAnsi="Times New Roman" w:eastAsia="Times New Roman" w:cs="Times New Roman"/>
+        </w:rPr>
+        <w:t>。</w:t>
+      </w:r>
+    </w:p>
+    <w:p>
+      <w:pPr>
+        <w:pStyle w:val="BodyText"/>
+      </w:pPr>
+      <w:r>
+        <w:rPr>
+          <w:rFonts w:hint="eastAsia" w:ascii="Times New Roman" w:hAnsi="Times New Roman" w:eastAsia="FangSong" w:cs="Times New Roman"/>
+          <w:b/>
+          <w:bCs/>
+        </w:rPr>
+        <w:t xml:space="preserve">思路</w:t>
+      </w:r>
+      <w:r>
+        <w:rPr>
+          <w:rFonts w:hint="eastAsia" w:ascii="Times New Roman" w:hAnsi="Times New Roman" w:eastAsia="Times New Roman" w:cs="Times New Roman"/>
+        </w:rPr>
+        <w:t>：2,4,6-</w:t>
+      </w:r>
+      <w:r>
+        <w:rPr>
+          <w:rFonts w:hint="eastAsia" w:ascii="Times New Roman" w:hAnsi="Times New Roman" w:eastAsia="FangSong" w:cs="Times New Roman"/>
+        </w:rPr>
+        <w:t>辛三烯有</w:t>
+      </w:r>
+      <w:r>
+        <w:rPr>
+          <w:rFonts w:ascii="Times New Roman" w:hAnsi="Times New Roman" w:eastAsia="Times New Roman" w:cs="Times New Roman"/>
+        </w:rPr>
+        <w:t xml:space="preserve"> 3 </w:t>
+      </w:r>
+      <w:r>
+        <w:rPr>
+          <w:rFonts w:hint="eastAsia" w:ascii="Times New Roman" w:hAnsi="Times New Roman" w:eastAsia="FangSong" w:cs="Times New Roman"/>
+        </w:rPr>
+        <w:t xml:space="preserve">个双键</w:t>
+      </w:r>
+      <w:r>
+        <w:rPr>
+          <w:rFonts w:ascii="Times New Roman" w:hAnsi="Times New Roman" w:eastAsia="Times New Roman" w:cs="Times New Roman"/>
+        </w:rPr>
+        <w:t xml:space="preserve"> →</w:t>
+      </w:r>
+      <w:r>
+        <w:rPr>
+          <w:rFonts w:ascii="Times New Roman" w:hAnsi="Times New Roman" w:eastAsia="Times New Roman" w:cs="Times New Roman"/>
+        </w:rPr>
+        <w:t xml:space="preserve"> </w:t>
+      </w:r>
+      <w:r>
+        <w:rPr>
+          <w:rFonts w:ascii="Times New Roman" w:hAnsi="Times New Roman" w:eastAsia="Times New Roman" w:cs="Times New Roman"/>
+          <w:b/>
+          <w:bCs/>
+        </w:rPr>
+        <w:t xml:space="preserve">6 </w:t>
+      </w:r>
+      <w:r>
+        <w:rPr>
+          <w:rFonts w:hint="eastAsia" w:ascii="Times New Roman" w:hAnsi="Times New Roman" w:eastAsia="FangSong" w:cs="Times New Roman"/>
+          <w:b/>
+          <w:bCs/>
+        </w:rPr>
+        <w:t xml:space="preserve">个</w:t>
+      </w:r>
+      <w:r>
+        <w:rPr>
+          <w:rFonts w:ascii="Times New Roman" w:hAnsi="Times New Roman" w:eastAsia="Times New Roman" w:cs="Times New Roman"/>
+          <w:b/>
+          <w:bCs/>
+        </w:rPr>
+        <w:t xml:space="preserve"> π </w:t>
+      </w:r>
+      <w:r>
+        <w:rPr>
+          <w:rFonts w:hint="eastAsia" w:ascii="Times New Roman" w:hAnsi="Times New Roman" w:eastAsia="FangSong" w:cs="Times New Roman"/>
+          <w:b/>
+          <w:bCs/>
+        </w:rPr>
+        <w:t xml:space="preserve">电子</w:t>
+      </w:r>
+      <w:r>
+        <w:rPr>
+          <w:rFonts w:ascii="Times New Roman" w:hAnsi="Times New Roman" w:eastAsia="Times New Roman" w:cs="Times New Roman"/>
+        </w:rPr>
+        <w:t xml:space="preserve"> </w:t>
+      </w:r>
+      <w:r>
+        <w:rPr>
+          <w:rFonts w:ascii="Times New Roman" w:hAnsi="Times New Roman" w:eastAsia="Times New Roman" w:cs="Times New Roman"/>
+        </w:rPr>
+        <w:t xml:space="preserve">→ </w:t>
+      </w:r>
+      <w:r>
+        <w:rPr>
+          <w:rFonts w:hint="eastAsia" w:ascii="Times New Roman" w:hAnsi="Times New Roman" w:eastAsia="Times New Roman" w:cs="Times New Roman"/>
+        </w:rPr>
+        <w:t xml:space="preserve">4n+2（n=1）→</w:t>
+      </w:r>
+      <w:r>
+        <w:rPr>
+          <w:rFonts w:ascii="Times New Roman" w:hAnsi="Times New Roman" w:eastAsia="Times New Roman" w:cs="Times New Roman"/>
+        </w:rPr>
+        <w:t xml:space="preserve"> </w:t>
+      </w:r>
+      <w:r>
+        <w:rPr>
+          <w:rFonts w:hint="eastAsia" w:ascii="Times New Roman" w:hAnsi="Times New Roman" w:eastAsia="FangSong" w:cs="Times New Roman"/>
+        </w:rPr>
+        <w:t>热反应对旋</w:t>
+      </w:r>
+      <w:r>
+        <w:rPr>
+          <w:rFonts w:hint="eastAsia" w:ascii="Times New Roman" w:hAnsi="Times New Roman" w:eastAsia="Times New Roman" w:cs="Times New Roman"/>
+        </w:rPr>
+        <w:t>。</w:t>
+      </w:r>
+      <w:r>
+        <w:rPr>
+          <w:rFonts w:hint="eastAsia" w:ascii="Times New Roman" w:hAnsi="Times New Roman" w:eastAsia="FangSong" w:cs="Times New Roman"/>
+        </w:rPr>
+        <w:t>但需用</w:t>
+      </w:r>
+      <w:r>
+        <w:rPr>
+          <w:rFonts w:ascii="Times New Roman" w:hAnsi="Times New Roman" w:eastAsia="Times New Roman" w:cs="Times New Roman"/>
+        </w:rPr>
+        <w:t xml:space="preserve"> FMO </w:t>
+      </w:r>
+      <w:r>
+        <w:rPr>
+          <w:rFonts w:hint="eastAsia" w:ascii="Times New Roman" w:hAnsi="Times New Roman" w:eastAsia="FangSong" w:cs="Times New Roman"/>
+        </w:rPr>
+        <w:t>推导验证</w:t>
+      </w:r>
+      <w:r>
+        <w:rPr>
+          <w:rFonts w:hint="eastAsia" w:ascii="Times New Roman" w:hAnsi="Times New Roman" w:eastAsia="Times New Roman" w:cs="Times New Roman"/>
+        </w:rPr>
+        <w:t>。</w:t>
+      </w:r>
+    </w:p>
+    <w:p>
+      <w:pPr>
+        <w:pStyle w:val="BodyText"/>
+      </w:pPr>
+      <w:r>
+        <w:rPr>
+          <w:rFonts w:hint="eastAsia" w:ascii="Times New Roman" w:hAnsi="Times New Roman" w:eastAsia="FangSong" w:cs="Times New Roman"/>
+          <w:b/>
+          <w:bCs/>
+        </w:rPr>
+        <w:t xml:space="preserve">解析</w:t>
+      </w:r>
+      <w:r>
+        <w:rPr>
+          <w:rFonts w:hint="eastAsia" w:ascii="Times New Roman" w:hAnsi="Times New Roman" w:eastAsia="Times New Roman" w:cs="Times New Roman"/>
+        </w:rPr>
+        <w:t xml:space="preserve">：</w:t>
+      </w:r>
+    </w:p>
+    <w:p>
+      <w:pPr>
+        <w:pStyle w:val="BodyText"/>
+      </w:pPr>
+      <w:r>
+        <w:rPr>
+          <w:rFonts w:ascii="Times New Roman" w:hAnsi="Times New Roman" w:eastAsia="Times New Roman" w:cs="Times New Roman"/>
+        </w:rPr>
+        <w:t xml:space="preserve">① </w:t>
+      </w:r>
+      <w:r>
+        <w:rPr>
+          <w:rFonts w:hint="eastAsia" w:ascii="Times New Roman" w:hAnsi="Times New Roman" w:eastAsia="FangSong" w:cs="Times New Roman"/>
+        </w:rPr>
+        <w:t xml:space="preserve">辛三烯有</w:t>
+      </w:r>
+      <w:r>
+        <w:rPr>
+          <w:rFonts w:ascii="Times New Roman" w:hAnsi="Times New Roman" w:eastAsia="Times New Roman" w:cs="Times New Roman"/>
+        </w:rPr>
+        <w:t xml:space="preserve"> 3 </w:t>
+      </w:r>
+      <w:r>
+        <w:rPr>
+          <w:rFonts w:hint="eastAsia" w:ascii="Times New Roman" w:hAnsi="Times New Roman" w:eastAsia="FangSong" w:cs="Times New Roman"/>
+        </w:rPr>
+        <w:t xml:space="preserve">个双键</w:t>
+      </w:r>
+      <w:r>
+        <w:rPr>
+          <w:rFonts w:ascii="Times New Roman" w:hAnsi="Times New Roman" w:eastAsia="Times New Roman" w:cs="Times New Roman"/>
+        </w:rPr>
+        <w:t xml:space="preserve"> →</w:t>
+      </w:r>
+      <w:r>
+        <w:rPr>
+          <w:rFonts w:ascii="Times New Roman" w:hAnsi="Times New Roman" w:eastAsia="Times New Roman" w:cs="Times New Roman"/>
+        </w:rPr>
+        <w:t xml:space="preserve"> </w:t>
+      </w:r>
+      <w:r>
+        <w:rPr>
+          <w:rFonts w:ascii="Times New Roman" w:hAnsi="Times New Roman" w:eastAsia="Times New Roman" w:cs="Times New Roman"/>
+          <w:b/>
+          <w:bCs/>
+        </w:rPr>
+        <w:t xml:space="preserve">6 </w:t>
+      </w:r>
+      <w:r>
+        <w:rPr>
+          <w:rFonts w:hint="eastAsia" w:ascii="Times New Roman" w:hAnsi="Times New Roman" w:eastAsia="FangSong" w:cs="Times New Roman"/>
+          <w:b/>
+          <w:bCs/>
+        </w:rPr>
+        <w:t xml:space="preserve">个</w:t>
+      </w:r>
+      <w:r>
+        <w:rPr>
+          <w:rFonts w:ascii="Times New Roman" w:hAnsi="Times New Roman" w:eastAsia="Times New Roman" w:cs="Times New Roman"/>
+          <w:b/>
+          <w:bCs/>
+        </w:rPr>
+        <w:t xml:space="preserve"> π </w:t>
+      </w:r>
+      <w:r>
+        <w:rPr>
+          <w:rFonts w:hint="eastAsia" w:ascii="Times New Roman" w:hAnsi="Times New Roman" w:eastAsia="FangSong" w:cs="Times New Roman"/>
+          <w:b/>
+          <w:bCs/>
+        </w:rPr>
+        <w:t xml:space="preserve">电子</w:t>
+      </w:r>
+      <w:r>
+        <w:rPr>
+          <w:rFonts w:ascii="Times New Roman" w:hAnsi="Times New Roman" w:eastAsia="Times New Roman" w:cs="Times New Roman"/>
+        </w:rPr>
+        <w:t xml:space="preserve"> </w:t>
+      </w:r>
+      <w:r>
+        <w:rPr>
+          <w:rFonts w:ascii="Times New Roman" w:hAnsi="Times New Roman" w:eastAsia="Times New Roman" w:cs="Times New Roman"/>
+        </w:rPr>
+        <w:t xml:space="preserve">→ </w:t>
+      </w:r>
+      <w:r>
+        <w:rPr>
+          <w:rFonts w:hint="eastAsia" w:ascii="Times New Roman" w:hAnsi="Times New Roman" w:eastAsia="FangSong" w:cs="Times New Roman"/>
+        </w:rPr>
+        <w:t xml:space="preserve">属于</w:t>
+      </w:r>
+      <w:r>
+        <w:rPr>
+          <w:rFonts w:ascii="Times New Roman" w:hAnsi="Times New Roman" w:eastAsia="Times New Roman" w:cs="Times New Roman"/>
+        </w:rPr>
+        <w:t xml:space="preserve"> </w:t>
+      </w:r>
+      <w:r>
+        <w:rPr>
+          <w:rFonts w:hint="eastAsia" w:ascii="Times New Roman" w:hAnsi="Times New Roman" w:eastAsia="Times New Roman" w:cs="Times New Roman"/>
+        </w:rPr>
+        <w:t xml:space="preserve">4n+2（6</w:t>
+      </w:r>
+      <w:r>
+        <w:rPr>
+          <w:rFonts w:ascii="Times New Roman" w:hAnsi="Times New Roman" w:eastAsia="Times New Roman" w:cs="Times New Roman"/>
+        </w:rPr>
+        <w:t xml:space="preserve"> = </w:t>
+      </w:r>
+      <w:r>
+        <w:rPr>
+          <w:rFonts w:hint="eastAsia" w:ascii="Times New Roman" w:hAnsi="Times New Roman" w:eastAsia="Times New Roman" w:cs="Times New Roman"/>
+        </w:rPr>
+        <w:t>4×1+2）</w:t>
+      </w:r>
+      <w:r>
+        <w:rPr>
+          <w:rFonts w:hint="eastAsia" w:ascii="Times New Roman" w:hAnsi="Times New Roman" w:eastAsia="FangSong" w:cs="Times New Roman"/>
+        </w:rPr>
+        <w:t>体系</w:t>
+      </w:r>
+      <w:r>
+        <w:rPr>
+          <w:rFonts w:ascii="Times New Roman" w:hAnsi="Times New Roman" w:eastAsia="Times New Roman" w:cs="Times New Roman"/>
+        </w:rPr>
+        <w:t xml:space="preserve"> →</w:t>
+      </w:r>
+      <w:r>
+        <w:rPr>
+          <w:rFonts w:ascii="Times New Roman" w:hAnsi="Times New Roman" w:eastAsia="Times New Roman" w:cs="Times New Roman"/>
+        </w:rPr>
+        <w:t xml:space="preserve"> </w:t>
+      </w:r>
+      <w:r>
+        <w:rPr>
+          <w:rFonts w:hint="eastAsia" w:ascii="Times New Roman" w:hAnsi="Times New Roman" w:eastAsia="FangSong" w:cs="Times New Roman"/>
+          <w:b/>
+          <w:bCs/>
+        </w:rPr>
+        <w:t xml:space="preserve">热反应对旋</w:t>
+      </w:r>
+      <w:r>
+        <w:rPr>
+          <w:rFonts w:ascii="Times New Roman" w:hAnsi="Times New Roman" w:eastAsia="Times New Roman" w:cs="Times New Roman"/>
+        </w:rPr>
+        <w:t xml:space="preserve">。</w:t>
+      </w:r>
+    </w:p>
+    <w:p>
+      <w:pPr>
+        <w:pStyle w:val="BodyText"/>
+      </w:pPr>
+      <w:r>
+        <w:rPr>
+          <w:rFonts w:ascii="Times New Roman" w:hAnsi="Times New Roman" w:eastAsia="Times New Roman" w:cs="Times New Roman"/>
+          <w:b/>
+          <w:bCs/>
+        </w:rPr>
+        <w:t xml:space="preserve">FMO </w:t>
+      </w:r>
+      <w:r>
+        <w:rPr>
+          <w:rFonts w:hint="eastAsia" w:ascii="Times New Roman" w:hAnsi="Times New Roman" w:eastAsia="FangSong" w:cs="Times New Roman"/>
+          <w:b/>
+          <w:bCs/>
+        </w:rPr>
+        <w:t xml:space="preserve">推导</w:t>
+      </w:r>
+      <w:r>
+        <w:rPr>
+          <w:rFonts w:hint="eastAsia" w:ascii="Times New Roman" w:hAnsi="Times New Roman" w:eastAsia="Times New Roman" w:cs="Times New Roman"/>
+        </w:rPr>
+        <w:t>（</w:t>
+      </w:r>
+      <w:r>
+        <w:rPr>
+          <w:rFonts w:hint="eastAsia" w:ascii="Times New Roman" w:hAnsi="Times New Roman" w:eastAsia="FangSong" w:cs="Times New Roman"/>
+        </w:rPr>
+        <w:t>己三烯模型</w:t>
+      </w:r>
+      <w:r>
+        <w:rPr>
+          <w:rFonts w:hint="eastAsia" w:ascii="Times New Roman" w:hAnsi="Times New Roman" w:eastAsia="Times New Roman" w:cs="Times New Roman"/>
+        </w:rPr>
+        <w:t>）：</w:t>
+      </w:r>
+    </w:p>
+    <w:p>
+      <w:pPr>
+        <w:numPr>
+          <w:ilvl w:val="0"/>
+          <w:numId w:val="1016"/>
+        </w:numPr>
+      </w:pPr>
+      <w:r>
+        <w:rPr>
+          <w:rFonts w:hint="eastAsia" w:ascii="Times New Roman" w:hAnsi="Times New Roman" w:eastAsia="FangSong" w:cs="Times New Roman"/>
+        </w:rPr>
+        <w:t>己三烯</w:t>
+      </w:r>
+      <w:r>
+        <w:rPr>
+          <w:rFonts w:hint="eastAsia" w:ascii="Times New Roman" w:hAnsi="Times New Roman" w:eastAsia="Times New Roman" w:cs="Times New Roman"/>
+        </w:rPr>
+        <w:t>（6π）</w:t>
+      </w:r>
+      <w:r>
+        <w:rPr>
+          <w:rFonts w:hint="eastAsia" w:ascii="Times New Roman" w:hAnsi="Times New Roman" w:eastAsia="FangSong" w:cs="Times New Roman"/>
+        </w:rPr>
+        <w:t>的</w:t>
+      </w:r>
+      <w:r>
+        <w:rPr>
+          <w:rFonts w:ascii="Times New Roman" w:hAnsi="Times New Roman" w:eastAsia="Times New Roman" w:cs="Times New Roman"/>
+        </w:rPr>
+        <w:t xml:space="preserve"> π </w:t>
+      </w:r>
+      <w:r>
+        <w:rPr>
+          <w:rFonts w:hint="eastAsia" w:ascii="Times New Roman" w:hAnsi="Times New Roman" w:eastAsia="FangSong" w:cs="Times New Roman"/>
+        </w:rPr>
+        <w:t>轨道</w:t>
+      </w:r>
+      <w:r>
+        <w:rPr>
+          <w:rFonts w:hint="eastAsia" w:ascii="Times New Roman" w:hAnsi="Times New Roman" w:eastAsia="Times New Roman" w:cs="Times New Roman"/>
+        </w:rPr>
+        <w:t>：</w:t>
       </w:r>
     </w:p>
     <w:p>
@@ -22599,9 +20856,16 @@
       </w:pPr>
       <w:r>
         <w:rPr>
-          <w:rFonts w:hint="eastAsia" w:ascii="Times New Roman" w:hAnsi="Times New Roman" w:eastAsia="FangSong" w:cs="Times New Roman"/>
-        </w:rPr>
-        <w:t>三线态卡宾</w:t>
+          <w:rFonts w:hint="eastAsia" w:ascii="Times New Roman" w:hAnsi="Times New Roman" w:eastAsia="Times New Roman" w:cs="Times New Roman"/>
+        </w:rPr>
+        <w:t>ψ</w:t>
+      </w:r>
+      <w:r>
+        <w:rPr>
+          <w:rFonts w:hint="eastAsia" w:ascii="Times New Roman" w:hAnsi="Times New Roman" w:eastAsia="Times New Roman" w:cs="Times New Roman"/>
+          <w:vertAlign w:val="subscript"/>
+        </w:rPr>
+        <w:t>1</w:t>
       </w:r>
       <w:r>
         <w:rPr>
@@ -22613,19 +20877,31 @@
         <w:rPr>
           <w:rFonts w:hint="eastAsia" w:ascii="Times New Roman" w:hAnsi="Times New Roman" w:eastAsia="FangSong" w:cs="Times New Roman"/>
         </w:rPr>
-        <w:t>双自由基行为</w:t>
-      </w:r>
-      <w:r>
-        <w:rPr>
-          <w:rFonts w:hint="eastAsia" w:ascii="Times New Roman" w:hAnsi="Times New Roman" w:eastAsia="Times New Roman" w:cs="Times New Roman"/>
-        </w:rPr>
-        <w:t>，</w:t>
-      </w:r>
-      <w:r>
-        <w:rPr>
-          <w:rFonts w:hint="eastAsia" w:ascii="Times New Roman" w:hAnsi="Times New Roman" w:eastAsia="FangSong" w:cs="Times New Roman"/>
-        </w:rPr>
-        <w:t>分步反应</w:t>
+        <w:t>全部同相位</w:t>
+      </w:r>
+      <w:r>
+        <w:rPr>
+          <w:rFonts w:hint="eastAsia" w:ascii="Times New Roman" w:hAnsi="Times New Roman" w:eastAsia="Times New Roman" w:cs="Times New Roman"/>
+        </w:rPr>
+        <w:t>（0</w:t>
+      </w:r>
+      <w:r>
+        <w:rPr>
+          <w:rFonts w:ascii="Times New Roman" w:hAnsi="Times New Roman" w:eastAsia="Times New Roman" w:cs="Times New Roman"/>
+        </w:rPr>
+        <w:t xml:space="preserve"> </w:t>
+      </w:r>
+      <w:r>
+        <w:rPr>
+          <w:rFonts w:hint="eastAsia" w:ascii="Times New Roman" w:hAnsi="Times New Roman" w:eastAsia="FangSong" w:cs="Times New Roman"/>
+        </w:rPr>
+        <w:t>节点</w:t>
+      </w:r>
+      <w:r>
+        <w:rPr>
+          <w:rFonts w:hint="eastAsia" w:ascii="Times New Roman" w:hAnsi="Times New Roman" w:eastAsia="Times New Roman" w:cs="Times New Roman"/>
+        </w:rPr>
+        <w:t>）</w:t>
       </w:r>
     </w:p>
     <w:p>
@@ -22638,57 +20914,64 @@
       </w:pPr>
       <w:r>
         <w:rPr>
-          <w:rFonts w:hint="eastAsia" w:ascii="Times New Roman" w:hAnsi="Times New Roman" w:eastAsia="FangSong" w:cs="Times New Roman"/>
-        </w:rPr>
-        <w:t>第一步</w:t>
-      </w:r>
-      <w:r>
-        <w:rPr>
-          <w:rFonts w:hint="eastAsia" w:ascii="Times New Roman" w:hAnsi="Times New Roman" w:eastAsia="Times New Roman" w:cs="Times New Roman"/>
-        </w:rPr>
-        <w:t>：</w:t>
-      </w:r>
-      <w:r>
-        <w:rPr>
-          <w:rFonts w:hint="eastAsia" w:ascii="Times New Roman" w:hAnsi="Times New Roman" w:eastAsia="FangSong" w:cs="Times New Roman"/>
-        </w:rPr>
-        <w:t>卡宾的一个单电子与烯烃</w:t>
-      </w:r>
-      <w:r>
-        <w:rPr>
-          <w:rFonts w:ascii="Times New Roman" w:hAnsi="Times New Roman" w:eastAsia="Times New Roman" w:cs="Times New Roman"/>
-        </w:rPr>
-        <w:t xml:space="preserve"> π </w:t>
-      </w:r>
-      <w:r>
-        <w:rPr>
-          <w:rFonts w:hint="eastAsia" w:ascii="Times New Roman" w:hAnsi="Times New Roman" w:eastAsia="FangSong" w:cs="Times New Roman"/>
-        </w:rPr>
-        <w:t xml:space="preserve">键形成</w:t>
-      </w:r>
-      <w:r>
-        <w:rPr>
-          <w:rFonts w:ascii="Times New Roman" w:hAnsi="Times New Roman" w:eastAsia="Times New Roman" w:cs="Times New Roman"/>
-        </w:rPr>
-        <w:t xml:space="preserve"> C-C </w:t>
-      </w:r>
-      <w:r>
-        <w:rPr>
-          <w:rFonts w:hint="eastAsia" w:ascii="Times New Roman" w:hAnsi="Times New Roman" w:eastAsia="FangSong" w:cs="Times New Roman"/>
-        </w:rPr>
-        <w:t xml:space="preserve">键</w:t>
-      </w:r>
-      <w:r>
-        <w:rPr>
-          <w:rFonts w:ascii="Times New Roman" w:hAnsi="Times New Roman" w:eastAsia="Times New Roman" w:cs="Times New Roman"/>
-        </w:rPr>
-        <w:t xml:space="preserve"> → </w:t>
-      </w:r>
-      <w:r>
-        <w:rPr>
-          <w:rFonts w:hint="eastAsia" w:ascii="Times New Roman" w:hAnsi="Times New Roman" w:eastAsia="FangSong" w:cs="Times New Roman"/>
-        </w:rPr>
-        <w:t xml:space="preserve">双自由基中间体</w:t>
+          <w:rFonts w:hint="eastAsia" w:ascii="Times New Roman" w:hAnsi="Times New Roman" w:eastAsia="Times New Roman" w:cs="Times New Roman"/>
+        </w:rPr>
+        <w:t>ψ</w:t>
+      </w:r>
+      <w:r>
+        <w:rPr>
+          <w:rFonts w:hint="eastAsia" w:ascii="Times New Roman" w:hAnsi="Times New Roman" w:eastAsia="Times New Roman" w:cs="Times New Roman"/>
+          <w:vertAlign w:val="subscript"/>
+        </w:rPr>
+        <w:t>2</w:t>
+      </w:r>
+      <w:r>
+        <w:rPr>
+          <w:rFonts w:hint="eastAsia" w:ascii="Times New Roman" w:hAnsi="Times New Roman" w:eastAsia="Times New Roman" w:cs="Times New Roman"/>
+        </w:rPr>
+        <w:t>：1</w:t>
+      </w:r>
+      <w:r>
+        <w:rPr>
+          <w:rFonts w:ascii="Times New Roman" w:hAnsi="Times New Roman" w:eastAsia="Times New Roman" w:cs="Times New Roman"/>
+        </w:rPr>
+        <w:t xml:space="preserve"> </w:t>
+      </w:r>
+      <w:r>
+        <w:rPr>
+          <w:rFonts w:hint="eastAsia" w:ascii="Times New Roman" w:hAnsi="Times New Roman" w:eastAsia="FangSong" w:cs="Times New Roman"/>
+        </w:rPr>
+        <w:t>个节点</w:t>
+      </w:r>
+      <w:r>
+        <w:rPr>
+          <w:rFonts w:hint="eastAsia" w:ascii="Times New Roman" w:hAnsi="Times New Roman" w:eastAsia="Times New Roman" w:cs="Times New Roman"/>
+        </w:rPr>
+        <w:t>（</w:t>
+      </w:r>
+      <w:r>
+        <w:rPr>
+          <w:rFonts w:hint="eastAsia" w:ascii="Times New Roman" w:hAnsi="Times New Roman" w:eastAsia="FangSong" w:cs="Times New Roman"/>
+        </w:rPr>
+        <w:t>成键</w:t>
+      </w:r>
+      <w:r>
+        <w:rPr>
+          <w:rFonts w:hint="eastAsia" w:ascii="Times New Roman" w:hAnsi="Times New Roman" w:eastAsia="Times New Roman" w:cs="Times New Roman"/>
+        </w:rPr>
+        <w:t>/</w:t>
+      </w:r>
+      <w:r>
+        <w:rPr>
+          <w:rFonts w:hint="eastAsia" w:ascii="Times New Roman" w:hAnsi="Times New Roman" w:eastAsia="FangSong" w:cs="Times New Roman"/>
+        </w:rPr>
+        <w:t>反键交替</w:t>
+      </w:r>
+      <w:r>
+        <w:rPr>
+          <w:rFonts w:hint="eastAsia" w:ascii="Times New Roman" w:hAnsi="Times New Roman" w:eastAsia="Times New Roman" w:cs="Times New Roman"/>
+        </w:rPr>
+        <w:t>）</w:t>
       </w:r>
     </w:p>
     <w:p>
@@ -22701,45 +20984,116 @@
       </w:pPr>
       <w:r>
         <w:rPr>
-          <w:rFonts w:hint="eastAsia" w:ascii="Times New Roman" w:hAnsi="Times New Roman" w:eastAsia="FangSong" w:cs="Times New Roman"/>
-        </w:rPr>
-        <w:t>第二步</w:t>
-      </w:r>
-      <w:r>
-        <w:rPr>
-          <w:rFonts w:hint="eastAsia" w:ascii="Times New Roman" w:hAnsi="Times New Roman" w:eastAsia="Times New Roman" w:cs="Times New Roman"/>
-        </w:rPr>
-        <w:t>：</w:t>
-      </w:r>
-      <w:r>
-        <w:rPr>
-          <w:rFonts w:hint="eastAsia" w:ascii="Times New Roman" w:hAnsi="Times New Roman" w:eastAsia="FangSong" w:cs="Times New Roman"/>
-        </w:rPr>
-        <w:t>中间体</w:t>
-      </w:r>
-      <w:r>
-        <w:rPr>
-          <w:rFonts w:ascii="Times New Roman" w:hAnsi="Times New Roman" w:eastAsia="Times New Roman" w:cs="Times New Roman"/>
-        </w:rPr>
-        <w:t xml:space="preserve"> C-C </w:t>
-      </w:r>
-      <w:r>
-        <w:rPr>
-          <w:rFonts w:hint="eastAsia" w:ascii="Times New Roman" w:hAnsi="Times New Roman" w:eastAsia="FangSong" w:cs="Times New Roman"/>
-        </w:rPr>
-        <w:t xml:space="preserve">单键可旋转</w:t>
-      </w:r>
-      <w:r>
-        <w:rPr>
-          <w:rFonts w:ascii="Times New Roman" w:hAnsi="Times New Roman" w:eastAsia="Times New Roman" w:cs="Times New Roman"/>
-        </w:rPr>
-        <w:t xml:space="preserve"> → </w:t>
-      </w:r>
-      <w:r>
-        <w:rPr>
-          <w:rFonts w:hint="eastAsia" w:ascii="Times New Roman" w:hAnsi="Times New Roman" w:eastAsia="FangSong" w:cs="Times New Roman"/>
-        </w:rPr>
-        <w:t xml:space="preserve">环合时构型部分丧失</w:t>
+          <w:rFonts w:hint="eastAsia" w:ascii="Times New Roman" w:hAnsi="Times New Roman" w:eastAsia="Times New Roman" w:cs="Times New Roman"/>
+        </w:rPr>
+        <w:t>ψ</w:t>
+      </w:r>
+      <w:r>
+        <w:rPr>
+          <w:rFonts w:hint="eastAsia" w:ascii="Times New Roman" w:hAnsi="Times New Roman" w:eastAsia="Times New Roman" w:cs="Times New Roman"/>
+          <w:vertAlign w:val="subscript"/>
+        </w:rPr>
+        <w:t>3</w:t>
+      </w:r>
+      <w:r>
+        <w:rPr>
+          <w:rFonts w:hint="eastAsia" w:ascii="Times New Roman" w:hAnsi="Times New Roman" w:eastAsia="Times New Roman" w:cs="Times New Roman"/>
+        </w:rPr>
+        <w:t>：2</w:t>
+      </w:r>
+      <w:r>
+        <w:rPr>
+          <w:rFonts w:ascii="Times New Roman" w:hAnsi="Times New Roman" w:eastAsia="Times New Roman" w:cs="Times New Roman"/>
+        </w:rPr>
+        <w:t xml:space="preserve"> </w:t>
+      </w:r>
+      <w:r>
+        <w:rPr>
+          <w:rFonts w:hint="eastAsia" w:ascii="Times New Roman" w:hAnsi="Times New Roman" w:eastAsia="FangSong" w:cs="Times New Roman"/>
+        </w:rPr>
+        <w:t xml:space="preserve">个节点</w:t>
+      </w:r>
+      <w:r>
+        <w:rPr>
+          <w:rFonts w:ascii="Times New Roman" w:hAnsi="Times New Roman" w:eastAsia="Times New Roman" w:cs="Times New Roman"/>
+        </w:rPr>
+        <w:t xml:space="preserve"> →</w:t>
+      </w:r>
+      <w:r>
+        <w:rPr>
+          <w:rFonts w:ascii="Times New Roman" w:hAnsi="Times New Roman" w:eastAsia="Times New Roman" w:cs="Times New Roman"/>
+        </w:rPr>
+        <w:t xml:space="preserve"> </w:t>
+      </w:r>
+      <w:r>
+        <w:rPr>
+          <w:rFonts w:ascii="Times New Roman" w:hAnsi="Times New Roman" w:eastAsia="Times New Roman" w:cs="Times New Roman"/>
+          <w:b/>
+          <w:bCs/>
+        </w:rPr>
+        <w:t xml:space="preserve">HOMO</w:t>
+      </w:r>
+      <w:r>
+        <w:rPr>
+          <w:rFonts w:hint="eastAsia" w:ascii="Times New Roman" w:hAnsi="Times New Roman" w:eastAsia="Times New Roman" w:cs="Times New Roman"/>
+        </w:rPr>
+        <w:t>（</w:t>
+      </w:r>
+      <w:r>
+        <w:rPr>
+          <w:rFonts w:hint="eastAsia" w:ascii="Times New Roman" w:hAnsi="Times New Roman" w:eastAsia="FangSong" w:cs="Times New Roman"/>
+        </w:rPr>
+        <w:t>基态</w:t>
+      </w:r>
+      <w:r>
+        <w:rPr>
+          <w:rFonts w:ascii="Times New Roman" w:hAnsi="Times New Roman" w:eastAsia="Times New Roman" w:cs="Times New Roman"/>
+        </w:rPr>
+        <w:t xml:space="preserve"> 6 </w:t>
+      </w:r>
+      <w:r>
+        <w:rPr>
+          <w:rFonts w:hint="eastAsia" w:ascii="Times New Roman" w:hAnsi="Times New Roman" w:eastAsia="FangSong" w:cs="Times New Roman"/>
+        </w:rPr>
+        <w:t xml:space="preserve">个电子填满</w:t>
+      </w:r>
+      <w:r>
+        <w:rPr>
+          <w:rFonts w:ascii="Times New Roman" w:hAnsi="Times New Roman" w:eastAsia="Times New Roman" w:cs="Times New Roman"/>
+        </w:rPr>
+        <w:t xml:space="preserve"> </w:t>
+      </w:r>
+      <w:r>
+        <w:rPr>
+          <w:rFonts w:hint="eastAsia" w:ascii="Times New Roman" w:hAnsi="Times New Roman" w:eastAsia="Times New Roman" w:cs="Times New Roman"/>
+        </w:rPr>
+        <w:t>ψ</w:t>
+      </w:r>
+      <w:r>
+        <w:rPr>
+          <w:rFonts w:hint="eastAsia" w:ascii="Times New Roman" w:hAnsi="Times New Roman" w:eastAsia="Times New Roman" w:cs="Times New Roman"/>
+          <w:vertAlign w:val="subscript"/>
+        </w:rPr>
+        <w:t>1</w:t>
+      </w:r>
+      <w:r>
+        <w:rPr>
+          <w:rFonts w:hint="eastAsia" w:ascii="Times New Roman" w:hAnsi="Times New Roman" w:eastAsia="Times New Roman" w:cs="Times New Roman"/>
+        </w:rPr>
+        <w:t>→ψ</w:t>
+      </w:r>
+      <w:r>
+        <w:rPr>
+          <w:rFonts w:hint="eastAsia" w:ascii="Times New Roman" w:hAnsi="Times New Roman" w:eastAsia="Times New Roman" w:cs="Times New Roman"/>
+          <w:vertAlign w:val="subscript"/>
+        </w:rPr>
+        <w:t>3</w:t>
+      </w:r>
+      <w:r>
+        <w:rPr>
+          <w:rFonts w:hint="eastAsia" w:ascii="Times New Roman" w:hAnsi="Times New Roman" w:eastAsia="Times New Roman" w:cs="Times New Roman"/>
+        </w:rPr>
+        <w:t>）</w:t>
       </w:r>
     </w:p>
     <w:p>
@@ -22752,6 +21106,1553 @@
       </w:pPr>
       <w:r>
         <w:rPr>
+          <w:rFonts w:hint="eastAsia" w:ascii="Times New Roman" w:hAnsi="Times New Roman" w:eastAsia="Times New Roman" w:cs="Times New Roman"/>
+        </w:rPr>
+        <w:t>ψ</w:t>
+      </w:r>
+      <w:r>
+        <w:rPr>
+          <w:rFonts w:hint="eastAsia" w:ascii="Times New Roman" w:hAnsi="Times New Roman" w:eastAsia="Times New Roman" w:cs="Times New Roman"/>
+          <w:vertAlign w:val="subscript"/>
+        </w:rPr>
+        <w:t>4</w:t>
+      </w:r>
+      <w:r>
+        <w:rPr>
+          <w:rFonts w:hint="eastAsia" w:ascii="Times New Roman" w:hAnsi="Times New Roman" w:eastAsia="Times New Roman" w:cs="Times New Roman"/>
+        </w:rPr>
+        <w:t>：3</w:t>
+      </w:r>
+      <w:r>
+        <w:rPr>
+          <w:rFonts w:ascii="Times New Roman" w:hAnsi="Times New Roman" w:eastAsia="Times New Roman" w:cs="Times New Roman"/>
+        </w:rPr>
+        <w:t xml:space="preserve"> </w:t>
+      </w:r>
+      <w:r>
+        <w:rPr>
+          <w:rFonts w:hint="eastAsia" w:ascii="Times New Roman" w:hAnsi="Times New Roman" w:eastAsia="FangSong" w:cs="Times New Roman"/>
+        </w:rPr>
+        <w:t xml:space="preserve">个节点</w:t>
+      </w:r>
+      <w:r>
+        <w:rPr>
+          <w:rFonts w:ascii="Times New Roman" w:hAnsi="Times New Roman" w:eastAsia="Times New Roman" w:cs="Times New Roman"/>
+        </w:rPr>
+        <w:t xml:space="preserve"> → LUMO</w:t>
+      </w:r>
+    </w:p>
+    <w:p>
+      <w:pPr>
+        <w:numPr>
+          <w:ilvl w:val="0"/>
+          <w:numId w:val="1016"/>
+        </w:numPr>
+      </w:pPr>
+      <w:r>
+        <w:rPr>
+          <w:rFonts w:hint="eastAsia" w:ascii="Times New Roman" w:hAnsi="Times New Roman" w:eastAsia="Times New Roman" w:cs="Times New Roman"/>
+          <w:b/>
+          <w:bCs/>
+        </w:rPr>
+        <w:t>HOMO（ψ</w:t>
+      </w:r>
+      <w:r>
+        <w:rPr>
+          <w:rFonts w:hint="eastAsia" w:ascii="Times New Roman" w:hAnsi="Times New Roman" w:eastAsia="Times New Roman" w:cs="Times New Roman"/>
+          <w:b/>
+          <w:bCs/>
+          <w:vertAlign w:val="subscript"/>
+        </w:rPr>
+        <w:t>3</w:t>
+      </w:r>
+      <w:r>
+        <w:rPr>
+          <w:rFonts w:hint="eastAsia" w:ascii="Times New Roman" w:hAnsi="Times New Roman" w:eastAsia="Times New Roman" w:cs="Times New Roman"/>
+          <w:b/>
+          <w:bCs/>
+        </w:rPr>
+        <w:t>）</w:t>
+      </w:r>
+      <w:r>
+        <w:rPr>
+          <w:rFonts w:hint="eastAsia" w:ascii="Times New Roman" w:hAnsi="Times New Roman" w:eastAsia="FangSong" w:cs="Times New Roman"/>
+          <w:b/>
+          <w:bCs/>
+        </w:rPr>
+        <w:t>的末端相位相同</w:t>
+      </w:r>
+      <w:r>
+        <w:rPr>
+          <w:rFonts w:ascii="Times New Roman" w:hAnsi="Times New Roman" w:eastAsia="Times New Roman" w:cs="Times New Roman"/>
+        </w:rPr>
+        <w:t xml:space="preserve"> </w:t>
+      </w:r>
+      <w:r>
+        <w:rPr>
+          <w:rFonts w:ascii="Times New Roman" w:hAnsi="Times New Roman" w:eastAsia="Times New Roman" w:cs="Times New Roman"/>
+        </w:rPr>
+        <w:t xml:space="preserve">→ </w:t>
+      </w:r>
+      <w:r>
+        <w:rPr>
+          <w:rFonts w:hint="eastAsia" w:ascii="Times New Roman" w:hAnsi="Times New Roman" w:eastAsia="FangSong" w:cs="Times New Roman"/>
+        </w:rPr>
+        <w:t>对旋</w:t>
+      </w:r>
+      <w:r>
+        <w:rPr>
+          <w:rFonts w:hint="eastAsia" w:ascii="Times New Roman" w:hAnsi="Times New Roman" w:eastAsia="Times New Roman" w:cs="Times New Roman"/>
+        </w:rPr>
+        <w:t>（</w:t>
+      </w:r>
+      <w:r>
+        <w:rPr>
+          <w:rFonts w:hint="eastAsia" w:ascii="Times New Roman" w:hAnsi="Times New Roman" w:eastAsia="FangSong" w:cs="Times New Roman"/>
+        </w:rPr>
+        <w:t>两个末端朝同方向旋转</w:t>
+      </w:r>
+      <w:r>
+        <w:rPr>
+          <w:rFonts w:hint="eastAsia" w:ascii="Times New Roman" w:hAnsi="Times New Roman" w:eastAsia="Times New Roman" w:cs="Times New Roman"/>
+        </w:rPr>
+        <w:t>）</w:t>
+      </w:r>
+      <w:r>
+        <w:rPr>
+          <w:rFonts w:hint="eastAsia" w:ascii="Times New Roman" w:hAnsi="Times New Roman" w:eastAsia="FangSong" w:cs="Times New Roman"/>
+        </w:rPr>
+        <w:t>才能有效成键</w:t>
+      </w:r>
+    </w:p>
+    <w:p>
+      <w:pPr>
+        <w:numPr>
+          <w:ilvl w:val="0"/>
+          <w:numId w:val="1016"/>
+        </w:numPr>
+      </w:pPr>
+      <w:r>
+        <w:rPr>
+          <w:rFonts w:hint="eastAsia" w:ascii="Times New Roman" w:hAnsi="Times New Roman" w:eastAsia="FangSong" w:cs="Times New Roman"/>
+        </w:rPr>
+        <w:t>产物</w:t>
+      </w:r>
+      <w:r>
+        <w:rPr>
+          <w:rFonts w:hint="eastAsia" w:ascii="Times New Roman" w:hAnsi="Times New Roman" w:eastAsia="Times New Roman" w:cs="Times New Roman"/>
+        </w:rPr>
+        <w:t>：</w:t>
+      </w:r>
+      <w:r>
+        <w:rPr>
+          <w:rFonts w:hint="eastAsia" w:ascii="Times New Roman" w:hAnsi="Times New Roman" w:eastAsia="FangSong" w:cs="Times New Roman"/>
+        </w:rPr>
+        <w:t>环己二烯结构</w:t>
+      </w:r>
+      <w:r>
+        <w:rPr>
+          <w:rFonts w:hint="eastAsia" w:ascii="Times New Roman" w:hAnsi="Times New Roman" w:eastAsia="Times New Roman" w:cs="Times New Roman"/>
+        </w:rPr>
+        <w:t>，</w:t>
+      </w:r>
+      <w:r>
+        <w:rPr>
+          <w:rFonts w:hint="eastAsia" w:ascii="Times New Roman" w:hAnsi="Times New Roman" w:eastAsia="FangSong" w:cs="Times New Roman"/>
+        </w:rPr>
+        <w:t>两个甲基在</w:t>
+      </w:r>
+      <w:r>
+        <w:rPr>
+          <w:rFonts w:hint="eastAsia" w:ascii="Times New Roman" w:hAnsi="Times New Roman" w:eastAsia="FangSong" w:cs="Times New Roman"/>
+          <w:b/>
+          <w:bCs/>
+        </w:rPr>
+        <w:t xml:space="preserve">顺式</w:t>
+      </w:r>
+      <w:r>
+        <w:rPr>
+          <w:rFonts w:hint="eastAsia" w:ascii="Times New Roman" w:hAnsi="Times New Roman" w:eastAsia="FangSong" w:cs="Times New Roman"/>
+        </w:rPr>
+        <w:t>位置</w:t>
+      </w:r>
+      <w:r>
+        <w:rPr>
+          <w:rFonts w:hint="eastAsia" w:ascii="Times New Roman" w:hAnsi="Times New Roman" w:eastAsia="Times New Roman" w:cs="Times New Roman"/>
+        </w:rPr>
+        <w:t>（</w:t>
+      </w:r>
+      <w:r>
+        <w:rPr>
+          <w:rFonts w:hint="eastAsia" w:ascii="Times New Roman" w:hAnsi="Times New Roman" w:eastAsia="FangSong" w:cs="Times New Roman"/>
+        </w:rPr>
+        <w:t>对旋</w:t>
+      </w:r>
+      <w:r>
+        <w:rPr>
+          <w:rFonts w:hint="eastAsia" w:ascii="Times New Roman" w:hAnsi="Times New Roman" w:eastAsia="Times New Roman" w:cs="Times New Roman"/>
+        </w:rPr>
+        <w:t>→</w:t>
+      </w:r>
+      <w:r>
+        <w:rPr>
+          <w:rFonts w:hint="eastAsia" w:ascii="Times New Roman" w:hAnsi="Times New Roman" w:eastAsia="FangSong" w:cs="Times New Roman"/>
+        </w:rPr>
+        <w:t>顺式二取代</w:t>
+      </w:r>
+      <w:r>
+        <w:rPr>
+          <w:rFonts w:hint="eastAsia" w:ascii="Times New Roman" w:hAnsi="Times New Roman" w:eastAsia="Times New Roman" w:cs="Times New Roman"/>
+        </w:rPr>
+        <w:t>）</w:t>
+      </w:r>
+    </w:p>
+    <w:p>
+      <w:pPr>
+        <w:pStyle w:val="FirstParagraph"/>
+      </w:pPr>
+      <w:r>
+        <w:rPr>
+          <w:rFonts w:hint="eastAsia" w:ascii="Times New Roman" w:hAnsi="Times New Roman" w:eastAsia="FangSong" w:cs="Times New Roman"/>
+          <w:b/>
+          <w:bCs/>
+        </w:rPr>
+        <w:t xml:space="preserve">答案</w:t>
+      </w:r>
+      <w:r>
+        <w:rPr>
+          <w:rFonts w:hint="eastAsia" w:ascii="Times New Roman" w:hAnsi="Times New Roman" w:eastAsia="Times New Roman" w:cs="Times New Roman"/>
+        </w:rPr>
+        <w:t>：</w:t>
+      </w:r>
+      <w:r>
+        <w:rPr>
+          <w:rFonts w:hint="eastAsia" w:ascii="Times New Roman" w:hAnsi="Times New Roman" w:eastAsia="FangSong" w:cs="Times New Roman"/>
+        </w:rPr>
+        <w:t>热反应</w:t>
+      </w:r>
+      <w:r>
+        <w:rPr>
+          <w:rFonts w:ascii="Times New Roman" w:hAnsi="Times New Roman" w:eastAsia="Times New Roman" w:cs="Times New Roman"/>
+        </w:rPr>
+        <w:t xml:space="preserve"> → </w:t>
+      </w:r>
+      <w:r>
+        <w:rPr>
+          <w:rFonts w:hint="eastAsia" w:ascii="Times New Roman" w:hAnsi="Times New Roman" w:eastAsia="FangSong" w:cs="Times New Roman"/>
+        </w:rPr>
+        <w:t>对旋</w:t>
+      </w:r>
+      <w:r>
+        <w:rPr>
+          <w:rFonts w:hint="eastAsia" w:ascii="Times New Roman" w:hAnsi="Times New Roman" w:eastAsia="Times New Roman" w:cs="Times New Roman"/>
+        </w:rPr>
+        <w:t>（disrotatory）→</w:t>
+      </w:r>
+      <w:r>
+        <w:rPr>
+          <w:rFonts w:ascii="Times New Roman" w:hAnsi="Times New Roman" w:eastAsia="Times New Roman" w:cs="Times New Roman"/>
+        </w:rPr>
+        <w:t xml:space="preserve"> </w:t>
+      </w:r>
+      <w:r>
+        <w:rPr>
+          <w:rFonts w:hint="eastAsia" w:ascii="Times New Roman" w:hAnsi="Times New Roman" w:eastAsia="FangSong" w:cs="Times New Roman"/>
+        </w:rPr>
+        <w:t>产物为顺式二取代环己二烯</w:t>
+      </w:r>
+      <w:r>
+        <w:rPr>
+          <w:rFonts w:hint="eastAsia" w:ascii="Times New Roman" w:hAnsi="Times New Roman" w:eastAsia="Times New Roman" w:cs="Times New Roman"/>
+        </w:rPr>
+        <w:t>。</w:t>
+      </w:r>
+      <w:r>
+        <w:rPr>
+          <w:rFonts w:hint="eastAsia" w:ascii="Times New Roman" w:hAnsi="Times New Roman" w:eastAsia="FangSong" w:cs="Times New Roman"/>
+        </w:rPr>
+        <w:t>若为光反应</w:t>
+      </w:r>
+      <w:r>
+        <w:rPr>
+          <w:rFonts w:ascii="Times New Roman" w:hAnsi="Times New Roman" w:eastAsia="Times New Roman" w:cs="Times New Roman"/>
+        </w:rPr>
+        <w:t xml:space="preserve"> → </w:t>
+      </w:r>
+      <w:r>
+        <w:rPr>
+          <w:rFonts w:hint="eastAsia" w:ascii="Times New Roman" w:hAnsi="Times New Roman" w:eastAsia="FangSong" w:cs="Times New Roman"/>
+        </w:rPr>
+        <w:t xml:space="preserve">顺旋</w:t>
+      </w:r>
+      <w:r>
+        <w:rPr>
+          <w:rFonts w:ascii="Times New Roman" w:hAnsi="Times New Roman" w:eastAsia="Times New Roman" w:cs="Times New Roman"/>
+        </w:rPr>
+        <w:t xml:space="preserve"> → </w:t>
+      </w:r>
+      <w:r>
+        <w:rPr>
+          <w:rFonts w:hint="eastAsia" w:ascii="Times New Roman" w:hAnsi="Times New Roman" w:eastAsia="FangSong" w:cs="Times New Roman"/>
+        </w:rPr>
+        <w:t>反式产物</w:t>
+      </w:r>
+      <w:r>
+        <w:rPr>
+          <w:rFonts w:hint="eastAsia" w:ascii="Times New Roman" w:hAnsi="Times New Roman" w:eastAsia="Times New Roman" w:cs="Times New Roman"/>
+        </w:rPr>
+        <w:t>。</w:t>
+      </w:r>
+    </w:p>
+    <w:p>
+      <w:pPr>
+        <w:pStyle w:val="BodyText"/>
+      </w:pPr>
+      <w:r>
+        <w:rPr>
+          <w:rFonts w:hint="eastAsia" w:ascii="Times New Roman" w:hAnsi="Times New Roman" w:eastAsia="FangSong" w:cs="Times New Roman"/>
+          <w:b/>
+          <w:bCs/>
+        </w:rPr>
+        <w:t xml:space="preserve">反思</w:t>
+      </w:r>
+      <w:r>
+        <w:rPr>
+          <w:rFonts w:hint="eastAsia" w:ascii="Times New Roman" w:hAnsi="Times New Roman" w:eastAsia="Times New Roman" w:cs="Times New Roman"/>
+        </w:rPr>
+        <w:t>：</w:t>
+      </w:r>
+      <w:r>
+        <w:rPr>
+          <w:rFonts w:hint="eastAsia" w:ascii="Times New Roman" w:hAnsi="Times New Roman" w:eastAsia="FangSong" w:cs="Times New Roman"/>
+        </w:rPr>
+        <w:t>不要背</w:t>
+      </w:r>
+      <w:r>
+        <w:rPr>
+          <w:rFonts w:hint="eastAsia" w:ascii="Times New Roman" w:hAnsi="Times New Roman" w:eastAsia="Times New Roman" w:cs="Times New Roman"/>
+        </w:rPr>
+        <w:t>”4n+2</w:t>
+      </w:r>
+      <w:r>
+        <w:rPr>
+          <w:rFonts w:ascii="Times New Roman" w:hAnsi="Times New Roman" w:eastAsia="Times New Roman" w:cs="Times New Roman"/>
+        </w:rPr>
+        <w:t xml:space="preserve"> </w:t>
+      </w:r>
+      <w:r>
+        <w:rPr>
+          <w:rFonts w:hint="eastAsia" w:ascii="Times New Roman" w:hAnsi="Times New Roman" w:eastAsia="FangSong" w:cs="Times New Roman"/>
+        </w:rPr>
+        <w:t>热对旋</w:t>
+      </w:r>
+      <w:r>
+        <w:rPr>
+          <w:rFonts w:hint="eastAsia" w:ascii="Times New Roman" w:hAnsi="Times New Roman" w:eastAsia="Times New Roman" w:cs="Times New Roman"/>
+        </w:rPr>
+        <w:t>”</w:t>
+      </w:r>
+      <w:r>
+        <w:rPr>
+          <w:rFonts w:hint="eastAsia" w:ascii="Times New Roman" w:hAnsi="Times New Roman" w:eastAsia="FangSong" w:cs="Times New Roman"/>
+        </w:rPr>
+        <w:t>就了事</w:t>
+      </w:r>
+      <w:r>
+        <w:rPr>
+          <w:rFonts w:hint="eastAsia" w:ascii="Times New Roman" w:hAnsi="Times New Roman" w:eastAsia="Times New Roman" w:cs="Times New Roman"/>
+        </w:rPr>
+        <w:t>。</w:t>
+      </w:r>
+      <w:r>
+        <w:rPr>
+          <w:rFonts w:hint="eastAsia" w:ascii="Times New Roman" w:hAnsi="Times New Roman" w:eastAsia="FangSong" w:cs="Times New Roman"/>
+        </w:rPr>
+        <w:t>画轨道步骤</w:t>
+      </w:r>
+      <w:r>
+        <w:rPr>
+          <w:rFonts w:hint="eastAsia" w:ascii="Times New Roman" w:hAnsi="Times New Roman" w:eastAsia="Times New Roman" w:cs="Times New Roman"/>
+        </w:rPr>
+        <w:t>：</w:t>
+      </w:r>
+    </w:p>
+    <w:p>
+      <w:pPr>
+        <w:pStyle w:val="Compact"/>
+        <w:numPr>
+          <w:ilvl w:val="0"/>
+          <w:numId w:val="1018"/>
+        </w:numPr>
+      </w:pPr>
+      <w:r>
+        <w:rPr>
+          <w:rFonts w:hint="eastAsia" w:ascii="Times New Roman" w:hAnsi="Times New Roman" w:eastAsia="FangSong" w:cs="Times New Roman"/>
+        </w:rPr>
+        <w:t xml:space="preserve">数电子数</w:t>
+      </w:r>
+    </w:p>
+    <w:p>
+      <w:pPr>
+        <w:pStyle w:val="Compact"/>
+        <w:numPr>
+          <w:ilvl w:val="0"/>
+          <w:numId w:val="1018"/>
+        </w:numPr>
+      </w:pPr>
+      <w:r>
+        <w:rPr>
+          <w:rFonts w:hint="eastAsia" w:ascii="Times New Roman" w:hAnsi="Times New Roman" w:eastAsia="FangSong" w:cs="Times New Roman"/>
+        </w:rPr>
+        <w:t xml:space="preserve">判断</w:t>
+      </w:r>
+      <w:r>
+        <w:rPr>
+          <w:rFonts w:ascii="Times New Roman" w:hAnsi="Times New Roman" w:eastAsia="Times New Roman" w:cs="Times New Roman"/>
+        </w:rPr>
+        <w:t xml:space="preserve"> n</w:t>
+      </w:r>
+    </w:p>
+    <w:p>
+      <w:pPr>
+        <w:pStyle w:val="Compact"/>
+        <w:numPr>
+          <w:ilvl w:val="0"/>
+          <w:numId w:val="1018"/>
+        </w:numPr>
+      </w:pPr>
+      <w:r>
+        <w:rPr>
+          <w:rFonts w:hint="eastAsia" w:ascii="Times New Roman" w:hAnsi="Times New Roman" w:eastAsia="FangSong" w:cs="Times New Roman"/>
+        </w:rPr>
+        <w:t xml:space="preserve">画</w:t>
+      </w:r>
+      <w:r>
+        <w:rPr>
+          <w:rFonts w:ascii="Times New Roman" w:hAnsi="Times New Roman" w:eastAsia="Times New Roman" w:cs="Times New Roman"/>
+        </w:rPr>
+        <w:t xml:space="preserve"> HOMO </w:t>
+      </w:r>
+      <w:r>
+        <w:rPr>
+          <w:rFonts w:hint="eastAsia" w:ascii="Times New Roman" w:hAnsi="Times New Roman" w:eastAsia="FangSong" w:cs="Times New Roman"/>
+        </w:rPr>
+        <w:t>末端相位</w:t>
+      </w:r>
+      <w:r>
+        <w:rPr>
+          <w:rFonts w:hint="eastAsia" w:ascii="Times New Roman" w:hAnsi="Times New Roman" w:eastAsia="Times New Roman" w:cs="Times New Roman"/>
+        </w:rPr>
+        <w:t>（</w:t>
+      </w:r>
+      <w:r>
+        <w:rPr>
+          <w:rFonts w:hint="eastAsia" w:ascii="Times New Roman" w:hAnsi="Times New Roman" w:eastAsia="FangSong" w:cs="Times New Roman"/>
+        </w:rPr>
+        <w:t>这个才是决定性的</w:t>
+      </w:r>
+      <w:r>
+        <w:rPr>
+          <w:rFonts w:hint="eastAsia" w:ascii="Times New Roman" w:hAnsi="Times New Roman" w:eastAsia="Times New Roman" w:cs="Times New Roman"/>
+        </w:rPr>
+        <w:t>）</w:t>
+      </w:r>
+    </w:p>
+    <w:p>
+      <w:pPr>
+        <w:pStyle w:val="Compact"/>
+        <w:numPr>
+          <w:ilvl w:val="0"/>
+          <w:numId w:val="1018"/>
+        </w:numPr>
+      </w:pPr>
+      <w:r>
+        <w:rPr>
+          <w:rFonts w:hint="eastAsia" w:ascii="Times New Roman" w:hAnsi="Times New Roman" w:eastAsia="FangSong" w:cs="Times New Roman"/>
+        </w:rPr>
+        <w:t>判断顺旋</w:t>
+      </w:r>
+      <w:r>
+        <w:rPr>
+          <w:rFonts w:hint="eastAsia" w:ascii="Times New Roman" w:hAnsi="Times New Roman" w:eastAsia="Times New Roman" w:cs="Times New Roman"/>
+        </w:rPr>
+        <w:t>/</w:t>
+      </w:r>
+      <w:r>
+        <w:rPr>
+          <w:rFonts w:hint="eastAsia" w:ascii="Times New Roman" w:hAnsi="Times New Roman" w:eastAsia="FangSong" w:cs="Times New Roman"/>
+        </w:rPr>
+        <w:t>对旋</w:t>
+      </w:r>
+    </w:p>
+    <w:p>
+      <w:pPr>
+        <w:spacing w:before="160" w:after="80"/>
+      </w:pPr>
+      <w:r>
+        <w:pict>
+          <v:rect style="width:0;height:1.5pt" o:hralign="center" o:hrstd="t" o:hr="t"/>
+        </w:pict>
+      </w:r>
+    </w:p>
+    <w:bookmarkEnd w:id="34"/>
+    <w:bookmarkStart w:id="35" w:name="例5-卡宾单线态-vs-三线态立体化学区分"/>
+    <w:p>
+      <w:pPr>
+        <w:pStyle w:val="Heading3"/>
+        <w:spacing w:before="280" w:after="120"/>
+      </w:pPr>
+      <w:r>
+        <w:rPr>
+          <w:rFonts w:hint="eastAsia" w:ascii="Times New Roman" w:hAnsi="Times New Roman" w:eastAsia="SimHei" w:cs="Times New Roman"/>
+        </w:rPr>
+        <w:t>例</w:t>
+      </w:r>
+      <w:r>
+        <w:rPr>
+          <w:rFonts w:hint="eastAsia" w:ascii="Times New Roman" w:hAnsi="Times New Roman" w:eastAsia="Times New Roman" w:cs="Times New Roman"/>
+        </w:rPr>
+        <w:t>5</w:t>
+      </w:r>
+      <w:r>
+        <w:rPr>
+          <w:rFonts w:ascii="Times New Roman" w:hAnsi="Times New Roman" w:eastAsia="Times New Roman" w:cs="Times New Roman"/>
+        </w:rPr>
+        <w:t xml:space="preserve"> </w:t>
+      </w:r>
+      <w:r>
+        <w:rPr>
+          <w:rFonts w:hint="eastAsia" w:ascii="Times New Roman" w:hAnsi="Times New Roman" w:eastAsia="SimHei" w:cs="Times New Roman"/>
+        </w:rPr>
+        <w:t xml:space="preserve">卡宾单线态</w:t>
+      </w:r>
+      <w:r>
+        <w:rPr>
+          <w:rFonts w:ascii="Times New Roman" w:hAnsi="Times New Roman" w:eastAsia="Times New Roman" w:cs="Times New Roman"/>
+        </w:rPr>
+        <w:t xml:space="preserve"> vs </w:t>
+      </w:r>
+      <w:r>
+        <w:rPr>
+          <w:rFonts w:hint="eastAsia" w:ascii="Times New Roman" w:hAnsi="Times New Roman" w:eastAsia="SimHei" w:cs="Times New Roman"/>
+        </w:rPr>
+        <w:t>三线态</w:t>
+      </w:r>
+      <w:r>
+        <w:rPr>
+          <w:rFonts w:hint="eastAsia" w:ascii="Times New Roman" w:hAnsi="Times New Roman" w:eastAsia="Times New Roman" w:cs="Times New Roman"/>
+        </w:rPr>
+        <w:t>——</w:t>
+      </w:r>
+      <w:r>
+        <w:rPr>
+          <w:rFonts w:hint="eastAsia" w:ascii="Times New Roman" w:hAnsi="Times New Roman" w:eastAsia="SimHei" w:cs="Times New Roman"/>
+        </w:rPr>
+        <w:t>立体化学区分</w:t>
+      </w:r>
+      <w:r>
+        <w:rPr>
+          <w:rFonts w:ascii="Times New Roman" w:hAnsi="Times New Roman" w:eastAsia="Times New Roman" w:cs="Times New Roman"/>
+        </w:rPr>
+        <w:t xml:space="preserve"> ⭐⭐⭐⭐⭐</w:t>
+      </w:r>
+    </w:p>
+    <w:p>
+      <w:pPr>
+        <w:pStyle w:val="FirstParagraph"/>
+      </w:pPr>
+      <w:r>
+        <w:rPr>
+          <w:rFonts w:hint="eastAsia" w:ascii="Times New Roman" w:hAnsi="Times New Roman" w:eastAsia="FangSong" w:cs="Times New Roman"/>
+          <w:b/>
+          <w:bCs/>
+        </w:rPr>
+        <w:t xml:space="preserve">题干</w:t>
+      </w:r>
+      <w:r>
+        <w:rPr>
+          <w:rFonts w:hint="eastAsia" w:ascii="Times New Roman" w:hAnsi="Times New Roman" w:eastAsia="Times New Roman" w:cs="Times New Roman"/>
+        </w:rPr>
+        <w:t>：</w:t>
+      </w:r>
+      <w:r>
+        <w:rPr>
+          <w:rFonts w:hint="eastAsia" w:ascii="Times New Roman" w:hAnsi="Times New Roman" w:eastAsia="FangSong" w:cs="Times New Roman"/>
+        </w:rPr>
+        <w:t>将顺</w:t>
+      </w:r>
+      <w:r>
+        <w:rPr>
+          <w:rFonts w:hint="eastAsia" w:ascii="Times New Roman" w:hAnsi="Times New Roman" w:eastAsia="Times New Roman" w:cs="Times New Roman"/>
+        </w:rPr>
+        <w:t>-2-</w:t>
+      </w:r>
+      <w:r>
+        <w:rPr>
+          <w:rFonts w:hint="eastAsia" w:ascii="Times New Roman" w:hAnsi="Times New Roman" w:eastAsia="FangSong" w:cs="Times New Roman"/>
+        </w:rPr>
+        <w:t>丁烯分别与以下两种卡宾前体反应</w:t>
+      </w:r>
+      <w:r>
+        <w:rPr>
+          <w:rFonts w:hint="eastAsia" w:ascii="Times New Roman" w:hAnsi="Times New Roman" w:eastAsia="Times New Roman" w:cs="Times New Roman"/>
+        </w:rPr>
+        <w:t>：</w:t>
+      </w:r>
+      <w:r>
+        <w:rPr>
+          <w:rFonts w:ascii="Times New Roman" w:hAnsi="Times New Roman" w:eastAsia="Times New Roman" w:cs="Times New Roman"/>
+        </w:rPr>
+        <w:t xml:space="preserve"> </w:t>
+      </w:r>
+      <w:r>
+        <w:rPr>
+          <w:rFonts w:ascii="Times New Roman" w:hAnsi="Times New Roman" w:eastAsia="Times New Roman" w:cs="Times New Roman"/>
+        </w:rPr>
+        <w:t>(A) CH</w:t>
+      </w:r>
+      <w:r>
+        <w:rPr>
+          <w:rFonts w:ascii="Times New Roman" w:hAnsi="Times New Roman" w:eastAsia="Times New Roman" w:cs="Times New Roman"/>
+          <w:vertAlign w:val="subscript"/>
+        </w:rPr>
+        <w:t>2</w:t>
+      </w:r>
+      <w:r>
+        <w:rPr>
+          <w:rFonts w:ascii="Times New Roman" w:hAnsi="Times New Roman" w:eastAsia="Times New Roman" w:cs="Times New Roman"/>
+        </w:rPr>
+        <w:t>N</w:t>
+      </w:r>
+      <w:r>
+        <w:rPr>
+          <w:rFonts w:ascii="Times New Roman" w:hAnsi="Times New Roman" w:eastAsia="Times New Roman" w:cs="Times New Roman"/>
+          <w:vertAlign w:val="subscript"/>
+        </w:rPr>
+        <w:t>2</w:t>
+      </w:r>
+      <w:r>
+        <w:rPr>
+          <w:rFonts w:ascii="Times New Roman" w:hAnsi="Times New Roman" w:eastAsia="Times New Roman" w:cs="Times New Roman"/>
+        </w:rPr>
+        <w:t xml:space="preserve"> + </w:t>
+      </w:r>
+      <w:r>
+        <w:rPr>
+          <w:rFonts w:hint="eastAsia" w:ascii="Times New Roman" w:hAnsi="Times New Roman" w:eastAsia="Times New Roman" w:cs="Times New Roman"/>
+        </w:rPr>
+        <w:t>hν（</w:t>
+      </w:r>
+      <w:r>
+        <w:rPr>
+          <w:rFonts w:hint="eastAsia" w:ascii="Times New Roman" w:hAnsi="Times New Roman" w:eastAsia="FangSong" w:cs="Times New Roman"/>
+        </w:rPr>
+        <w:t>低压气相光解</w:t>
+      </w:r>
+      <w:r>
+        <w:rPr>
+          <w:rFonts w:hint="eastAsia" w:ascii="Times New Roman" w:hAnsi="Times New Roman" w:eastAsia="Times New Roman" w:cs="Times New Roman"/>
+        </w:rPr>
+        <w:t>——</w:t>
+      </w:r>
+      <w:r>
+        <w:rPr>
+          <w:rFonts w:hint="eastAsia" w:ascii="Times New Roman" w:hAnsi="Times New Roman" w:eastAsia="FangSong" w:cs="Times New Roman"/>
+        </w:rPr>
+        <w:t>单线态寿命足够发生系间窜越</w:t>
+      </w:r>
+      <w:r>
+        <w:rPr>
+          <w:rFonts w:ascii="Times New Roman" w:hAnsi="Times New Roman" w:eastAsia="Times New Roman" w:cs="Times New Roman"/>
+        </w:rPr>
+        <w:t xml:space="preserve"> ISC </w:t>
+      </w:r>
+      <w:r>
+        <w:rPr>
+          <w:rFonts w:hint="eastAsia" w:ascii="Times New Roman" w:hAnsi="Times New Roman" w:eastAsia="FangSong" w:cs="Times New Roman"/>
+        </w:rPr>
+        <w:t>到三线态基态</w:t>
+      </w:r>
+      <w:r>
+        <w:rPr>
+          <w:rFonts w:hint="eastAsia" w:ascii="Times New Roman" w:hAnsi="Times New Roman" w:eastAsia="Times New Roman" w:cs="Times New Roman"/>
+        </w:rPr>
+        <w:t>）</w:t>
+      </w:r>
+      <w:r>
+        <w:rPr>
+          <w:rFonts w:ascii="Times New Roman" w:hAnsi="Times New Roman" w:eastAsia="Times New Roman" w:cs="Times New Roman"/>
+        </w:rPr>
+        <w:t xml:space="preserve"> </w:t>
+      </w:r>
+      <w:r>
+        <w:rPr>
+          <w:rFonts w:ascii="Times New Roman" w:hAnsi="Times New Roman" w:eastAsia="Times New Roman" w:cs="Times New Roman"/>
+        </w:rPr>
+        <w:t>(B) CHCl</w:t>
+      </w:r>
+      <w:r>
+        <w:rPr>
+          <w:rFonts w:ascii="Times New Roman" w:hAnsi="Times New Roman" w:eastAsia="Times New Roman" w:cs="Times New Roman"/>
+          <w:vertAlign w:val="subscript"/>
+        </w:rPr>
+        <w:t>3</w:t>
+      </w:r>
+      <w:r>
+        <w:rPr>
+          <w:rFonts w:ascii="Times New Roman" w:hAnsi="Times New Roman" w:eastAsia="Times New Roman" w:cs="Times New Roman"/>
+        </w:rPr>
+        <w:t xml:space="preserve"> + </w:t>
+      </w:r>
+      <w:r>
+        <w:rPr>
+          <w:rFonts w:hint="eastAsia" w:ascii="Times New Roman" w:hAnsi="Times New Roman" w:eastAsia="Times New Roman" w:cs="Times New Roman"/>
+        </w:rPr>
+        <w:t>t-BuOK（α-</w:t>
+      </w:r>
+      <w:r>
+        <w:rPr>
+          <w:rFonts w:hint="eastAsia" w:ascii="Times New Roman" w:hAnsi="Times New Roman" w:eastAsia="FangSong" w:cs="Times New Roman"/>
+        </w:rPr>
+        <w:t>消除</w:t>
+      </w:r>
+      <w:r>
+        <w:rPr>
+          <w:rFonts w:hint="eastAsia" w:ascii="Times New Roman" w:hAnsi="Times New Roman" w:eastAsia="Times New Roman" w:cs="Times New Roman"/>
+        </w:rPr>
+        <w:t>）</w:t>
+      </w:r>
+    </w:p>
+    <w:p>
+      <w:pPr>
+        <w:pStyle w:val="BodyText"/>
+      </w:pPr>
+      <w:r>
+        <w:rPr>
+          <w:rFonts w:hint="eastAsia" w:ascii="Times New Roman" w:hAnsi="Times New Roman" w:eastAsia="FangSong" w:cs="Times New Roman"/>
+        </w:rPr>
+        <w:t>预测每种条件下产物的立体化学并解释</w:t>
+      </w:r>
+      <w:r>
+        <w:rPr>
+          <w:rFonts w:hint="eastAsia" w:ascii="Times New Roman" w:hAnsi="Times New Roman" w:eastAsia="Times New Roman" w:cs="Times New Roman"/>
+        </w:rPr>
+        <w:t>。</w:t>
+      </w:r>
+    </w:p>
+    <w:p>
+      <w:pPr>
+        <w:pStyle w:val="BodyText"/>
+      </w:pPr>
+      <w:r>
+        <w:rPr>
+          <w:rFonts w:hint="eastAsia" w:ascii="Times New Roman" w:hAnsi="Times New Roman" w:eastAsia="FangSong" w:cs="Times New Roman"/>
+          <w:b/>
+          <w:bCs/>
+        </w:rPr>
+        <w:t xml:space="preserve">思路</w:t>
+      </w:r>
+      <w:r>
+        <w:rPr>
+          <w:rFonts w:hint="eastAsia" w:ascii="Times New Roman" w:hAnsi="Times New Roman" w:eastAsia="Times New Roman" w:cs="Times New Roman"/>
+        </w:rPr>
+        <w:t>：</w:t>
+      </w:r>
+      <w:r>
+        <w:rPr>
+          <w:rFonts w:hint="eastAsia" w:ascii="Times New Roman" w:hAnsi="Times New Roman" w:eastAsia="FangSong" w:cs="Times New Roman"/>
+        </w:rPr>
+        <w:t>条件</w:t>
+      </w:r>
+      <w:r>
+        <w:rPr>
+          <w:rFonts w:hint="eastAsia" w:ascii="Times New Roman" w:hAnsi="Times New Roman" w:eastAsia="Times New Roman" w:cs="Times New Roman"/>
+        </w:rPr>
+        <w:t>(A)</w:t>
+      </w:r>
+      <w:r>
+        <w:rPr>
+          <w:rFonts w:ascii="Times New Roman" w:hAnsi="Times New Roman" w:eastAsia="Times New Roman" w:cs="Times New Roman"/>
+        </w:rPr>
+        <w:t xml:space="preserve"> </w:t>
+      </w:r>
+      <w:r>
+        <w:rPr>
+          <w:rFonts w:hint="eastAsia" w:ascii="Times New Roman" w:hAnsi="Times New Roman" w:eastAsia="FangSong" w:cs="Times New Roman"/>
+        </w:rPr>
+        <w:t xml:space="preserve">低压气相光解重氮甲烷</w:t>
+      </w:r>
+      <w:r>
+        <w:rPr>
+          <w:rFonts w:ascii="Times New Roman" w:hAnsi="Times New Roman" w:eastAsia="Times New Roman" w:cs="Times New Roman"/>
+        </w:rPr>
+        <w:t xml:space="preserve"> →</w:t>
+      </w:r>
+      <w:r>
+        <w:rPr>
+          <w:rFonts w:ascii="Times New Roman" w:hAnsi="Times New Roman" w:eastAsia="Times New Roman" w:cs="Times New Roman"/>
+        </w:rPr>
+        <w:t xml:space="preserve"> </w:t>
+      </w:r>
+      <w:r>
+        <w:rPr>
+          <w:rFonts w:hint="eastAsia" w:ascii="Times New Roman" w:hAnsi="Times New Roman" w:eastAsia="FangSong" w:cs="Times New Roman"/>
+          <w:b/>
+          <w:bCs/>
+        </w:rPr>
+        <w:t xml:space="preserve">三线态卡宾</w:t>
+      </w:r>
+      <w:r>
+        <w:rPr>
+          <w:rFonts w:hint="eastAsia" w:ascii="Times New Roman" w:hAnsi="Times New Roman" w:eastAsia="Times New Roman" w:cs="Times New Roman"/>
+        </w:rPr>
+        <w:t>（</w:t>
+      </w:r>
+      <w:r>
+        <w:rPr>
+          <w:rFonts w:hint="eastAsia" w:ascii="Times New Roman" w:hAnsi="Times New Roman" w:eastAsia="FangSong" w:cs="Times New Roman"/>
+        </w:rPr>
+        <w:t>重氮甲烷光解初生单线态</w:t>
+      </w:r>
+      <w:r>
+        <w:rPr>
+          <w:rFonts w:ascii="Times New Roman" w:hAnsi="Times New Roman" w:eastAsia="Times New Roman" w:cs="Times New Roman"/>
+        </w:rPr>
+        <w:t xml:space="preserve"> </w:t>
+      </w:r>
+      <w:r>
+        <w:rPr>
+          <w:rFonts w:hint="eastAsia" w:ascii="Times New Roman" w:hAnsi="Times New Roman" w:eastAsia="Times New Roman" w:cs="Times New Roman"/>
+        </w:rPr>
+        <w:t>:CH</w:t>
+      </w:r>
+      <w:r>
+        <w:rPr>
+          <w:rFonts w:hint="eastAsia" w:ascii="Times New Roman" w:hAnsi="Times New Roman" w:eastAsia="Times New Roman" w:cs="Times New Roman"/>
+          <w:vertAlign w:val="subscript"/>
+        </w:rPr>
+        <w:t>2</w:t>
+      </w:r>
+      <w:r>
+        <w:rPr>
+          <w:rFonts w:hint="eastAsia" w:ascii="Times New Roman" w:hAnsi="Times New Roman" w:eastAsia="Times New Roman" w:cs="Times New Roman"/>
+        </w:rPr>
+        <w:t>，</w:t>
+      </w:r>
+      <w:r>
+        <w:rPr>
+          <w:rFonts w:hint="eastAsia" w:ascii="Times New Roman" w:hAnsi="Times New Roman" w:eastAsia="FangSong" w:cs="Times New Roman"/>
+        </w:rPr>
+        <w:t>而</w:t>
+      </w:r>
+      <w:r>
+        <w:rPr>
+          <w:rFonts w:ascii="Times New Roman" w:hAnsi="Times New Roman" w:eastAsia="Times New Roman" w:cs="Times New Roman"/>
+        </w:rPr>
+        <w:t xml:space="preserve"> :CH</w:t>
+      </w:r>
+      <w:r>
+        <w:rPr>
+          <w:rFonts w:ascii="Times New Roman" w:hAnsi="Times New Roman" w:eastAsia="Times New Roman" w:cs="Times New Roman"/>
+          <w:vertAlign w:val="subscript"/>
+        </w:rPr>
+        <w:t>2</w:t>
+      </w:r>
+      <w:r>
+        <w:rPr>
+          <w:rFonts w:ascii="Times New Roman" w:hAnsi="Times New Roman" w:eastAsia="Times New Roman" w:cs="Times New Roman"/>
+        </w:rPr>
+        <w:t xml:space="preserve"> </w:t>
+      </w:r>
+      <w:r>
+        <w:rPr>
+          <w:rFonts w:hint="eastAsia" w:ascii="Times New Roman" w:hAnsi="Times New Roman" w:eastAsia="FangSong" w:cs="Times New Roman"/>
+        </w:rPr>
+        <w:t>基态为三线态</w:t>
+      </w:r>
+      <w:r>
+        <w:rPr>
+          <w:rFonts w:hint="eastAsia" w:ascii="Times New Roman" w:hAnsi="Times New Roman" w:eastAsia="Times New Roman" w:cs="Times New Roman"/>
+        </w:rPr>
+        <w:t>；</w:t>
+      </w:r>
+      <w:r>
+        <w:rPr>
+          <w:rFonts w:hint="eastAsia" w:ascii="Times New Roman" w:hAnsi="Times New Roman" w:eastAsia="FangSong" w:cs="Times New Roman"/>
+        </w:rPr>
+        <w:t>低压气相下碰撞少</w:t>
+      </w:r>
+      <w:r>
+        <w:rPr>
+          <w:rFonts w:hint="eastAsia" w:ascii="Times New Roman" w:hAnsi="Times New Roman" w:eastAsia="Times New Roman" w:cs="Times New Roman"/>
+        </w:rPr>
+        <w:t>、</w:t>
+      </w:r>
+      <w:r>
+        <w:rPr>
+          <w:rFonts w:hint="eastAsia" w:ascii="Times New Roman" w:hAnsi="Times New Roman" w:eastAsia="FangSong" w:cs="Times New Roman"/>
+        </w:rPr>
+        <w:t>单线态寿命长</w:t>
+      </w:r>
+      <w:r>
+        <w:rPr>
+          <w:rFonts w:hint="eastAsia" w:ascii="Times New Roman" w:hAnsi="Times New Roman" w:eastAsia="Times New Roman" w:cs="Times New Roman"/>
+        </w:rPr>
+        <w:t>，</w:t>
+      </w:r>
+      <w:r>
+        <w:rPr>
+          <w:rFonts w:hint="eastAsia" w:ascii="Times New Roman" w:hAnsi="Times New Roman" w:eastAsia="FangSong" w:cs="Times New Roman"/>
+        </w:rPr>
+        <w:t>可</w:t>
+      </w:r>
+      <w:r>
+        <w:rPr>
+          <w:rFonts w:ascii="Times New Roman" w:hAnsi="Times New Roman" w:eastAsia="Times New Roman" w:cs="Times New Roman"/>
+        </w:rPr>
+        <w:t xml:space="preserve"> ISC </w:t>
+      </w:r>
+      <w:r>
+        <w:rPr>
+          <w:rFonts w:hint="eastAsia" w:ascii="Times New Roman" w:hAnsi="Times New Roman" w:eastAsia="FangSong" w:cs="Times New Roman"/>
+        </w:rPr>
+        <w:t>到三线态</w:t>
+      </w:r>
+      <w:r>
+        <w:rPr>
+          <w:rFonts w:hint="eastAsia" w:ascii="Times New Roman" w:hAnsi="Times New Roman" w:eastAsia="Times New Roman" w:cs="Times New Roman"/>
+        </w:rPr>
+        <w:t>。</w:t>
+      </w:r>
+      <w:r>
+        <w:rPr>
+          <w:rFonts w:hint="eastAsia" w:ascii="Times New Roman" w:hAnsi="Times New Roman" w:eastAsia="FangSong" w:cs="Times New Roman"/>
+        </w:rPr>
+        <w:t>注意</w:t>
+      </w:r>
+      <w:r>
+        <w:rPr>
+          <w:rFonts w:hint="eastAsia" w:ascii="Times New Roman" w:hAnsi="Times New Roman" w:eastAsia="Times New Roman" w:cs="Times New Roman"/>
+        </w:rPr>
+        <w:t>：</w:t>
+      </w:r>
+      <w:r>
+        <w:rPr>
+          <w:rFonts w:hint="eastAsia" w:ascii="Times New Roman" w:hAnsi="Times New Roman" w:eastAsia="FangSong" w:cs="Times New Roman"/>
+          <w:b/>
+          <w:bCs/>
+        </w:rPr>
+        <w:t xml:space="preserve">溶液相光解</w:t>
+      </w:r>
+      <w:r>
+        <w:rPr>
+          <w:rFonts w:hint="eastAsia" w:ascii="Times New Roman" w:hAnsi="Times New Roman" w:eastAsia="FangSong" w:cs="Times New Roman"/>
+        </w:rPr>
+        <w:t>时单线态被底物快速捕获</w:t>
+      </w:r>
+      <w:r>
+        <w:rPr>
+          <w:rFonts w:hint="eastAsia" w:ascii="Times New Roman" w:hAnsi="Times New Roman" w:eastAsia="Times New Roman" w:cs="Times New Roman"/>
+        </w:rPr>
+        <w:t>，</w:t>
+      </w:r>
+      <w:r>
+        <w:rPr>
+          <w:rFonts w:hint="eastAsia" w:ascii="Times New Roman" w:hAnsi="Times New Roman" w:eastAsia="FangSong" w:cs="Times New Roman"/>
+        </w:rPr>
+        <w:t>保持构型</w:t>
+      </w:r>
+      <w:r>
+        <w:rPr>
+          <w:rFonts w:hint="eastAsia" w:ascii="Times New Roman" w:hAnsi="Times New Roman" w:eastAsia="Times New Roman" w:cs="Times New Roman"/>
+        </w:rPr>
+        <w:t>）。</w:t>
+      </w:r>
+      <w:r>
+        <w:rPr>
+          <w:rFonts w:hint="eastAsia" w:ascii="Times New Roman" w:hAnsi="Times New Roman" w:eastAsia="FangSong" w:cs="Times New Roman"/>
+        </w:rPr>
+        <w:t>条件</w:t>
+      </w:r>
+      <w:r>
+        <w:rPr>
+          <w:rFonts w:hint="eastAsia" w:ascii="Times New Roman" w:hAnsi="Times New Roman" w:eastAsia="Times New Roman" w:cs="Times New Roman"/>
+        </w:rPr>
+        <w:t>(B)</w:t>
+      </w:r>
+      <w:r>
+        <w:rPr>
+          <w:rFonts w:ascii="Times New Roman" w:hAnsi="Times New Roman" w:eastAsia="Times New Roman" w:cs="Times New Roman"/>
+        </w:rPr>
+        <w:t xml:space="preserve"> </w:t>
+      </w:r>
+      <w:r>
+        <w:rPr>
+          <w:rFonts w:hint="eastAsia" w:ascii="Times New Roman" w:hAnsi="Times New Roman" w:eastAsia="Times New Roman" w:cs="Times New Roman"/>
+        </w:rPr>
+        <w:t>α-</w:t>
+      </w:r>
+      <w:r>
+        <w:rPr>
+          <w:rFonts w:hint="eastAsia" w:ascii="Times New Roman" w:hAnsi="Times New Roman" w:eastAsia="FangSong" w:cs="Times New Roman"/>
+        </w:rPr>
+        <w:t>消除</w:t>
+      </w:r>
+      <w:r>
+        <w:rPr>
+          <w:rFonts w:ascii="Times New Roman" w:hAnsi="Times New Roman" w:eastAsia="Times New Roman" w:cs="Times New Roman"/>
+        </w:rPr>
+        <w:t xml:space="preserve"> →</w:t>
+      </w:r>
+      <w:r>
+        <w:rPr>
+          <w:rFonts w:ascii="Times New Roman" w:hAnsi="Times New Roman" w:eastAsia="Times New Roman" w:cs="Times New Roman"/>
+        </w:rPr>
+        <w:t xml:space="preserve"> </w:t>
+      </w:r>
+      <w:r>
+        <w:rPr>
+          <w:rFonts w:hint="eastAsia" w:ascii="Times New Roman" w:hAnsi="Times New Roman" w:eastAsia="FangSong" w:cs="Times New Roman"/>
+          <w:b/>
+          <w:bCs/>
+        </w:rPr>
+        <w:t xml:space="preserve">单线态二氯卡宾</w:t>
+      </w:r>
+      <w:r>
+        <w:rPr>
+          <w:rFonts w:ascii="Times New Roman" w:hAnsi="Times New Roman" w:eastAsia="Times New Roman" w:cs="Times New Roman"/>
+          <w:b/>
+          <w:bCs/>
+        </w:rPr>
+        <w:t xml:space="preserve"> :CCl</w:t>
+      </w:r>
+      <w:r>
+        <w:rPr>
+          <w:rFonts w:ascii="Times New Roman" w:hAnsi="Times New Roman" w:eastAsia="Times New Roman" w:cs="Times New Roman"/>
+          <w:b/>
+          <w:bCs/>
+          <w:vertAlign w:val="subscript"/>
+        </w:rPr>
+        <w:t>2</w:t>
+      </w:r>
+      <w:r>
+        <w:rPr>
+          <w:rFonts w:ascii="Times New Roman" w:hAnsi="Times New Roman" w:eastAsia="Times New Roman" w:cs="Times New Roman"/>
+        </w:rPr>
+        <w:t xml:space="preserve">。</w:t>
+      </w:r>
+    </w:p>
+    <w:p>
+      <w:pPr>
+        <w:pStyle w:val="BodyText"/>
+      </w:pPr>
+      <w:r>
+        <w:rPr>
+          <w:rFonts w:hint="eastAsia" w:ascii="Times New Roman" w:hAnsi="Times New Roman" w:eastAsia="FangSong" w:cs="Times New Roman"/>
+          <w:b/>
+          <w:bCs/>
+        </w:rPr>
+        <w:t xml:space="preserve">解析</w:t>
+      </w:r>
+      <w:r>
+        <w:rPr>
+          <w:rFonts w:hint="eastAsia" w:ascii="Times New Roman" w:hAnsi="Times New Roman" w:eastAsia="Times New Roman" w:cs="Times New Roman"/>
+        </w:rPr>
+        <w:t xml:space="preserve">：</w:t>
+      </w:r>
+    </w:p>
+    <w:p>
+      <w:pPr>
+        <w:pStyle w:val="Compact"/>
+        <w:numPr>
+          <w:ilvl w:val="0"/>
+          <w:numId w:val="1019"/>
+        </w:numPr>
+      </w:pPr>
+      <w:r>
+        <w:rPr>
+          <w:rFonts w:hint="eastAsia" w:ascii="Times New Roman" w:hAnsi="Times New Roman" w:eastAsia="FangSong" w:cs="Times New Roman"/>
+          <w:b/>
+          <w:bCs/>
+        </w:rPr>
+        <w:t>条件</w:t>
+      </w:r>
+      <w:r>
+        <w:rPr>
+          <w:rFonts w:hint="eastAsia" w:ascii="Times New Roman" w:hAnsi="Times New Roman" w:eastAsia="Times New Roman" w:cs="Times New Roman"/>
+          <w:b/>
+          <w:bCs/>
+        </w:rPr>
+        <w:t>(B)</w:t>
+      </w:r>
+      <w:r>
+        <w:rPr>
+          <w:rFonts w:ascii="Times New Roman" w:hAnsi="Times New Roman" w:eastAsia="Times New Roman" w:cs="Times New Roman"/>
+          <w:b/>
+          <w:bCs/>
+        </w:rPr>
+        <w:t xml:space="preserve"> - </w:t>
+      </w:r>
+      <w:r>
+        <w:rPr>
+          <w:rFonts w:hint="eastAsia" w:ascii="Times New Roman" w:hAnsi="Times New Roman" w:eastAsia="Times New Roman" w:cs="Times New Roman"/>
+          <w:b/>
+          <w:bCs/>
+        </w:rPr>
+        <w:t>α-</w:t>
+      </w:r>
+      <w:r>
+        <w:rPr>
+          <w:rFonts w:hint="eastAsia" w:ascii="Times New Roman" w:hAnsi="Times New Roman" w:eastAsia="FangSong" w:cs="Times New Roman"/>
+          <w:b/>
+          <w:bCs/>
+        </w:rPr>
+        <w:t>消除</w:t>
+      </w:r>
+      <w:r>
+        <w:rPr>
+          <w:rFonts w:hint="eastAsia" w:ascii="Times New Roman" w:hAnsi="Times New Roman" w:eastAsia="Times New Roman" w:cs="Times New Roman"/>
+          <w:b/>
+          <w:bCs/>
+        </w:rPr>
+        <w:t>（</w:t>
+      </w:r>
+      <w:r>
+        <w:rPr>
+          <w:rFonts w:hint="eastAsia" w:ascii="Times New Roman" w:hAnsi="Times New Roman" w:eastAsia="FangSong" w:cs="Times New Roman"/>
+          <w:b/>
+          <w:bCs/>
+        </w:rPr>
+        <w:t>单线态卡宾</w:t>
+      </w:r>
+      <w:r>
+        <w:rPr>
+          <w:rFonts w:hint="eastAsia" w:ascii="Times New Roman" w:hAnsi="Times New Roman" w:eastAsia="Times New Roman" w:cs="Times New Roman"/>
+          <w:b/>
+          <w:bCs/>
+        </w:rPr>
+        <w:t>）</w:t>
+      </w:r>
+      <w:r>
+        <w:rPr>
+          <w:rFonts w:hint="eastAsia" w:ascii="Times New Roman" w:hAnsi="Times New Roman" w:eastAsia="Times New Roman" w:cs="Times New Roman"/>
+        </w:rPr>
+        <w:t xml:space="preserve">：</w:t>
+      </w:r>
+    </w:p>
+    <w:p>
+      <w:pPr>
+        <w:pStyle w:val="Compact"/>
+        <w:numPr>
+          <w:ilvl w:val="1"/>
+          <w:numId w:val="1020"/>
+        </w:numPr>
+      </w:pPr>
+      <w:r>
+        <w:rPr>
+          <w:rFonts w:hint="eastAsia" w:ascii="Times New Roman" w:hAnsi="Times New Roman" w:eastAsia="FangSong" w:cs="Times New Roman"/>
+        </w:rPr>
+        <w:t>单线态卡宾</w:t>
+      </w:r>
+      <w:r>
+        <w:rPr>
+          <w:rFonts w:hint="eastAsia" w:ascii="Times New Roman" w:hAnsi="Times New Roman" w:eastAsia="Times New Roman" w:cs="Times New Roman"/>
+        </w:rPr>
+        <w:t>：</w:t>
+      </w:r>
+      <w:r>
+        <w:rPr>
+          <w:rFonts w:hint="eastAsia" w:ascii="Times New Roman" w:hAnsi="Times New Roman" w:eastAsia="FangSong" w:cs="Times New Roman"/>
+        </w:rPr>
+        <w:t>空</w:t>
+      </w:r>
+      <w:r>
+        <w:rPr>
+          <w:rFonts w:ascii="Times New Roman" w:hAnsi="Times New Roman" w:eastAsia="Times New Roman" w:cs="Times New Roman"/>
+        </w:rPr>
+        <w:t xml:space="preserve"> p </w:t>
+      </w:r>
+      <w:r>
+        <w:rPr>
+          <w:rFonts w:hint="eastAsia" w:ascii="Times New Roman" w:hAnsi="Times New Roman" w:eastAsia="FangSong" w:cs="Times New Roman"/>
+        </w:rPr>
+        <w:t>轨道亲电</w:t>
+      </w:r>
+      <w:r>
+        <w:rPr>
+          <w:rFonts w:hint="eastAsia" w:ascii="Times New Roman" w:hAnsi="Times New Roman" w:eastAsia="Times New Roman" w:cs="Times New Roman"/>
+        </w:rPr>
+        <w:t>，</w:t>
+      </w:r>
+      <w:r>
+        <w:rPr>
+          <w:rFonts w:hint="eastAsia" w:ascii="Times New Roman" w:hAnsi="Times New Roman" w:eastAsia="FangSong" w:cs="Times New Roman"/>
+        </w:rPr>
+        <w:t>与烯烃的</w:t>
+      </w:r>
+      <w:r>
+        <w:rPr>
+          <w:rFonts w:ascii="Times New Roman" w:hAnsi="Times New Roman" w:eastAsia="Times New Roman" w:cs="Times New Roman"/>
+        </w:rPr>
+        <w:t xml:space="preserve"> π </w:t>
+      </w:r>
+      <w:r>
+        <w:rPr>
+          <w:rFonts w:hint="eastAsia" w:ascii="Times New Roman" w:hAnsi="Times New Roman" w:eastAsia="FangSong" w:cs="Times New Roman"/>
+        </w:rPr>
+        <w:t xml:space="preserve">键发生协同</w:t>
+      </w:r>
+      <w:r>
+        <w:rPr>
+          <w:rFonts w:ascii="Times New Roman" w:hAnsi="Times New Roman" w:eastAsia="Times New Roman" w:cs="Times New Roman"/>
+        </w:rPr>
+        <w:t xml:space="preserve"> [2+1] </w:t>
+      </w:r>
+      <w:r>
+        <w:rPr>
+          <w:rFonts w:hint="eastAsia" w:ascii="Times New Roman" w:hAnsi="Times New Roman" w:eastAsia="FangSong" w:cs="Times New Roman"/>
+        </w:rPr>
+        <w:t xml:space="preserve">环加成</w:t>
+      </w:r>
+    </w:p>
+    <w:p>
+      <w:pPr>
+        <w:pStyle w:val="Compact"/>
+        <w:numPr>
+          <w:ilvl w:val="1"/>
+          <w:numId w:val="1020"/>
+        </w:numPr>
+      </w:pPr>
+      <w:r>
+        <w:rPr>
+          <w:rFonts w:hint="eastAsia" w:ascii="Times New Roman" w:hAnsi="Times New Roman" w:eastAsia="FangSong" w:cs="Times New Roman"/>
+        </w:rPr>
+        <w:t>立体化学</w:t>
+      </w:r>
+      <w:r>
+        <w:rPr>
+          <w:rFonts w:hint="eastAsia" w:ascii="Times New Roman" w:hAnsi="Times New Roman" w:eastAsia="Times New Roman" w:cs="Times New Roman"/>
+        </w:rPr>
+        <w:t>：</w:t>
+      </w:r>
+      <w:r>
+        <w:rPr>
+          <w:rFonts w:hint="eastAsia" w:ascii="Times New Roman" w:hAnsi="Times New Roman" w:eastAsia="FangSong" w:cs="Times New Roman"/>
+          <w:b/>
+          <w:bCs/>
+        </w:rPr>
+        <w:t xml:space="preserve">顺式加成</w:t>
+      </w:r>
+      <w:r>
+        <w:rPr>
+          <w:rFonts w:hint="eastAsia" w:ascii="Times New Roman" w:hAnsi="Times New Roman" w:eastAsia="Times New Roman" w:cs="Times New Roman"/>
+        </w:rPr>
+        <w:t>，</w:t>
+      </w:r>
+      <w:r>
+        <w:rPr>
+          <w:rFonts w:hint="eastAsia" w:ascii="Times New Roman" w:hAnsi="Times New Roman" w:eastAsia="FangSong" w:cs="Times New Roman"/>
+        </w:rPr>
+        <w:t>保留烯烃的构型</w:t>
+      </w:r>
+    </w:p>
+    <w:p>
+      <w:pPr>
+        <w:pStyle w:val="Compact"/>
+        <w:numPr>
+          <w:ilvl w:val="1"/>
+          <w:numId w:val="1020"/>
+        </w:numPr>
+      </w:pPr>
+      <w:r>
+        <w:rPr>
+          <w:rFonts w:hint="eastAsia" w:ascii="Times New Roman" w:hAnsi="Times New Roman" w:eastAsia="FangSong" w:cs="Times New Roman"/>
+        </w:rPr>
+        <w:t>顺</w:t>
+      </w:r>
+      <w:r>
+        <w:rPr>
+          <w:rFonts w:hint="eastAsia" w:ascii="Times New Roman" w:hAnsi="Times New Roman" w:eastAsia="Times New Roman" w:cs="Times New Roman"/>
+        </w:rPr>
+        <w:t>-2-</w:t>
+      </w:r>
+      <w:r>
+        <w:rPr>
+          <w:rFonts w:hint="eastAsia" w:ascii="Times New Roman" w:hAnsi="Times New Roman" w:eastAsia="FangSong" w:cs="Times New Roman"/>
+        </w:rPr>
+        <w:t>丁烯</w:t>
+      </w:r>
+      <w:r>
+        <w:rPr>
+          <w:rFonts w:ascii="Times New Roman" w:hAnsi="Times New Roman" w:eastAsia="Times New Roman" w:cs="Times New Roman"/>
+        </w:rPr>
+        <w:t xml:space="preserve"> →</w:t>
+      </w:r>
+      <w:r>
+        <w:rPr>
+          <w:rFonts w:ascii="Times New Roman" w:hAnsi="Times New Roman" w:eastAsia="Times New Roman" w:cs="Times New Roman"/>
+        </w:rPr>
+        <w:t xml:space="preserve"> </w:t>
+      </w:r>
+      <w:r>
+        <w:rPr>
+          <w:rFonts w:hint="eastAsia" w:ascii="Times New Roman" w:hAnsi="Times New Roman" w:eastAsia="FangSong" w:cs="Times New Roman"/>
+          <w:b/>
+          <w:bCs/>
+        </w:rPr>
+        <w:t>顺</w:t>
+      </w:r>
+      <w:r>
+        <w:rPr>
+          <w:rFonts w:hint="eastAsia" w:ascii="Times New Roman" w:hAnsi="Times New Roman" w:eastAsia="Times New Roman" w:cs="Times New Roman"/>
+          <w:b/>
+          <w:bCs/>
+        </w:rPr>
+        <w:t>-1,2-</w:t>
+      </w:r>
+      <w:r>
+        <w:rPr>
+          <w:rFonts w:hint="eastAsia" w:ascii="Times New Roman" w:hAnsi="Times New Roman" w:eastAsia="FangSong" w:cs="Times New Roman"/>
+          <w:b/>
+          <w:bCs/>
+        </w:rPr>
+        <w:t>二甲基环丙烷</w:t>
+      </w:r>
+    </w:p>
+    <w:p>
+      <w:pPr>
+        <w:pStyle w:val="Compact"/>
+        <w:numPr>
+          <w:ilvl w:val="0"/>
+          <w:numId w:val="1019"/>
+        </w:numPr>
+      </w:pPr>
+      <w:r>
+        <w:rPr>
+          <w:rFonts w:hint="eastAsia" w:ascii="Times New Roman" w:hAnsi="Times New Roman" w:eastAsia="FangSong" w:cs="Times New Roman"/>
+          <w:b/>
+          <w:bCs/>
+        </w:rPr>
+        <w:t>条件</w:t>
+      </w:r>
+      <w:r>
+        <w:rPr>
+          <w:rFonts w:hint="eastAsia" w:ascii="Times New Roman" w:hAnsi="Times New Roman" w:eastAsia="Times New Roman" w:cs="Times New Roman"/>
+          <w:b/>
+          <w:bCs/>
+        </w:rPr>
+        <w:t>(A)</w:t>
+      </w:r>
+      <w:r>
+        <w:rPr>
+          <w:rFonts w:ascii="Times New Roman" w:hAnsi="Times New Roman" w:eastAsia="Times New Roman" w:cs="Times New Roman"/>
+          <w:b/>
+          <w:bCs/>
+        </w:rPr>
+        <w:t xml:space="preserve"> - </w:t>
+      </w:r>
+      <w:r>
+        <w:rPr>
+          <w:rFonts w:hint="eastAsia" w:ascii="Times New Roman" w:hAnsi="Times New Roman" w:eastAsia="FangSong" w:cs="Times New Roman"/>
+          <w:b/>
+          <w:bCs/>
+        </w:rPr>
+        <w:t>低压气相光解</w:t>
+      </w:r>
+      <w:r>
+        <w:rPr>
+          <w:rFonts w:hint="eastAsia" w:ascii="Times New Roman" w:hAnsi="Times New Roman" w:eastAsia="Times New Roman" w:cs="Times New Roman"/>
+          <w:b/>
+          <w:bCs/>
+        </w:rPr>
+        <w:t>（</w:t>
+      </w:r>
+      <w:r>
+        <w:rPr>
+          <w:rFonts w:hint="eastAsia" w:ascii="Times New Roman" w:hAnsi="Times New Roman" w:eastAsia="FangSong" w:cs="Times New Roman"/>
+          <w:b/>
+          <w:bCs/>
+        </w:rPr>
+        <w:t>倾向三线态卡宾</w:t>
+      </w:r>
+      <w:r>
+        <w:rPr>
+          <w:rFonts w:hint="eastAsia" w:ascii="Times New Roman" w:hAnsi="Times New Roman" w:eastAsia="Times New Roman" w:cs="Times New Roman"/>
+          <w:b/>
+          <w:bCs/>
+        </w:rPr>
+        <w:t>）</w:t>
+      </w:r>
+      <w:r>
+        <w:rPr>
+          <w:rFonts w:hint="eastAsia" w:ascii="Times New Roman" w:hAnsi="Times New Roman" w:eastAsia="Times New Roman" w:cs="Times New Roman"/>
+        </w:rPr>
+        <w:t xml:space="preserve">：</w:t>
+      </w:r>
+    </w:p>
+    <w:p>
+      <w:pPr>
+        <w:pStyle w:val="Compact"/>
+        <w:numPr>
+          <w:ilvl w:val="1"/>
+          <w:numId w:val="1021"/>
+        </w:numPr>
+      </w:pPr>
+      <w:r>
+        <w:rPr>
+          <w:rFonts w:hint="eastAsia" w:ascii="Times New Roman" w:hAnsi="Times New Roman" w:eastAsia="FangSong" w:cs="Times New Roman"/>
+        </w:rPr>
+        <w:t>三线态卡宾</w:t>
+      </w:r>
+      <w:r>
+        <w:rPr>
+          <w:rFonts w:hint="eastAsia" w:ascii="Times New Roman" w:hAnsi="Times New Roman" w:eastAsia="Times New Roman" w:cs="Times New Roman"/>
+        </w:rPr>
+        <w:t>：</w:t>
+      </w:r>
+      <w:r>
+        <w:rPr>
+          <w:rFonts w:hint="eastAsia" w:ascii="Times New Roman" w:hAnsi="Times New Roman" w:eastAsia="FangSong" w:cs="Times New Roman"/>
+        </w:rPr>
+        <w:t>双自由基行为</w:t>
+      </w:r>
+      <w:r>
+        <w:rPr>
+          <w:rFonts w:hint="eastAsia" w:ascii="Times New Roman" w:hAnsi="Times New Roman" w:eastAsia="Times New Roman" w:cs="Times New Roman"/>
+        </w:rPr>
+        <w:t>，</w:t>
+      </w:r>
+      <w:r>
+        <w:rPr>
+          <w:rFonts w:hint="eastAsia" w:ascii="Times New Roman" w:hAnsi="Times New Roman" w:eastAsia="FangSong" w:cs="Times New Roman"/>
+        </w:rPr>
+        <w:t>分步反应</w:t>
+      </w:r>
+    </w:p>
+    <w:p>
+      <w:pPr>
+        <w:pStyle w:val="Compact"/>
+        <w:numPr>
+          <w:ilvl w:val="1"/>
+          <w:numId w:val="1021"/>
+        </w:numPr>
+      </w:pPr>
+      <w:r>
+        <w:rPr>
+          <w:rFonts w:hint="eastAsia" w:ascii="Times New Roman" w:hAnsi="Times New Roman" w:eastAsia="FangSong" w:cs="Times New Roman"/>
+        </w:rPr>
+        <w:t>第一步</w:t>
+      </w:r>
+      <w:r>
+        <w:rPr>
+          <w:rFonts w:hint="eastAsia" w:ascii="Times New Roman" w:hAnsi="Times New Roman" w:eastAsia="Times New Roman" w:cs="Times New Roman"/>
+        </w:rPr>
+        <w:t>：</w:t>
+      </w:r>
+      <w:r>
+        <w:rPr>
+          <w:rFonts w:hint="eastAsia" w:ascii="Times New Roman" w:hAnsi="Times New Roman" w:eastAsia="FangSong" w:cs="Times New Roman"/>
+        </w:rPr>
+        <w:t>卡宾的一个单电子与烯烃</w:t>
+      </w:r>
+      <w:r>
+        <w:rPr>
+          <w:rFonts w:ascii="Times New Roman" w:hAnsi="Times New Roman" w:eastAsia="Times New Roman" w:cs="Times New Roman"/>
+        </w:rPr>
+        <w:t xml:space="preserve"> π </w:t>
+      </w:r>
+      <w:r>
+        <w:rPr>
+          <w:rFonts w:hint="eastAsia" w:ascii="Times New Roman" w:hAnsi="Times New Roman" w:eastAsia="FangSong" w:cs="Times New Roman"/>
+        </w:rPr>
+        <w:t xml:space="preserve">键形成</w:t>
+      </w:r>
+      <w:r>
+        <w:rPr>
+          <w:rFonts w:ascii="Times New Roman" w:hAnsi="Times New Roman" w:eastAsia="Times New Roman" w:cs="Times New Roman"/>
+        </w:rPr>
+        <w:t xml:space="preserve"> C-C </w:t>
+      </w:r>
+      <w:r>
+        <w:rPr>
+          <w:rFonts w:hint="eastAsia" w:ascii="Times New Roman" w:hAnsi="Times New Roman" w:eastAsia="FangSong" w:cs="Times New Roman"/>
+        </w:rPr>
+        <w:t xml:space="preserve">键</w:t>
+      </w:r>
+      <w:r>
+        <w:rPr>
+          <w:rFonts w:ascii="Times New Roman" w:hAnsi="Times New Roman" w:eastAsia="Times New Roman" w:cs="Times New Roman"/>
+        </w:rPr>
+        <w:t xml:space="preserve"> → </w:t>
+      </w:r>
+      <w:r>
+        <w:rPr>
+          <w:rFonts w:hint="eastAsia" w:ascii="Times New Roman" w:hAnsi="Times New Roman" w:eastAsia="FangSong" w:cs="Times New Roman"/>
+        </w:rPr>
+        <w:t xml:space="preserve">双自由基中间体</w:t>
+      </w:r>
+    </w:p>
+    <w:p>
+      <w:pPr>
+        <w:pStyle w:val="Compact"/>
+        <w:numPr>
+          <w:ilvl w:val="1"/>
+          <w:numId w:val="1021"/>
+        </w:numPr>
+      </w:pPr>
+      <w:r>
+        <w:rPr>
+          <w:rFonts w:hint="eastAsia" w:ascii="Times New Roman" w:hAnsi="Times New Roman" w:eastAsia="FangSong" w:cs="Times New Roman"/>
+        </w:rPr>
+        <w:t>第二步</w:t>
+      </w:r>
+      <w:r>
+        <w:rPr>
+          <w:rFonts w:hint="eastAsia" w:ascii="Times New Roman" w:hAnsi="Times New Roman" w:eastAsia="Times New Roman" w:cs="Times New Roman"/>
+        </w:rPr>
+        <w:t>：</w:t>
+      </w:r>
+      <w:r>
+        <w:rPr>
+          <w:rFonts w:hint="eastAsia" w:ascii="Times New Roman" w:hAnsi="Times New Roman" w:eastAsia="FangSong" w:cs="Times New Roman"/>
+        </w:rPr>
+        <w:t>中间体</w:t>
+      </w:r>
+      <w:r>
+        <w:rPr>
+          <w:rFonts w:ascii="Times New Roman" w:hAnsi="Times New Roman" w:eastAsia="Times New Roman" w:cs="Times New Roman"/>
+        </w:rPr>
+        <w:t xml:space="preserve"> C-C </w:t>
+      </w:r>
+      <w:r>
+        <w:rPr>
+          <w:rFonts w:hint="eastAsia" w:ascii="Times New Roman" w:hAnsi="Times New Roman" w:eastAsia="FangSong" w:cs="Times New Roman"/>
+        </w:rPr>
+        <w:t xml:space="preserve">单键可旋转</w:t>
+      </w:r>
+      <w:r>
+        <w:rPr>
+          <w:rFonts w:ascii="Times New Roman" w:hAnsi="Times New Roman" w:eastAsia="Times New Roman" w:cs="Times New Roman"/>
+        </w:rPr>
+        <w:t xml:space="preserve"> → </w:t>
+      </w:r>
+      <w:r>
+        <w:rPr>
+          <w:rFonts w:hint="eastAsia" w:ascii="Times New Roman" w:hAnsi="Times New Roman" w:eastAsia="FangSong" w:cs="Times New Roman"/>
+        </w:rPr>
+        <w:t xml:space="preserve">环合时构型部分丧失</w:t>
+      </w:r>
+    </w:p>
+    <w:p>
+      <w:pPr>
+        <w:pStyle w:val="Compact"/>
+        <w:numPr>
+          <w:ilvl w:val="1"/>
+          <w:numId w:val="1021"/>
+        </w:numPr>
+      </w:pPr>
+      <w:r>
+        <w:rPr>
           <w:rFonts w:hint="eastAsia" w:ascii="Times New Roman" w:hAnsi="Times New Roman" w:eastAsia="FangSong" w:cs="Times New Roman"/>
         </w:rPr>
         <w:t>顺</w:t>
@@ -26287,1305 +26188,1053 @@
     </w:p>
     <w:p>
       <w:pPr>
-        <w:pStyle w:val="SourceCode"/>
-      </w:pPr>
-      <w:r>
-        <w:rPr>
-          <w:rStyle w:val="VerbatimChar"/>
-          <w:rFonts w:ascii="SimSun" w:hAnsi="SimSun" w:eastAsia="SimSun" w:cs="SimSun"/>
+        <w:pStyle w:val="Compact"/>
+        <w:numPr>
+          <w:ilvl w:val="0"/>
+          <w:numId w:val="1022"/>
+        </w:numPr>
+      </w:pPr>
+      <w:r>
+        <w:rPr>
+          <w:rFonts w:hint="eastAsia" w:ascii="Times New Roman" w:hAnsi="Times New Roman" w:eastAsia="FangSong" w:cs="Times New Roman"/>
         </w:rPr>
         <w:t xml:space="preserve">拿到一个陌生反应的机理题</w:t>
       </w:r>
-      <w:r>
-        <w:rPr>
-          <w:rFonts w:ascii="SimSun" w:hAnsi="SimSun" w:eastAsia="SimSun" w:cs="SimSun"/>
-        </w:rPr>
-        <w:br/>
-      </w:r>
-      <w:r>
-        <w:rPr>
-          <w:rStyle w:val="VerbatimChar"/>
-          <w:rFonts w:ascii="SimSun" w:hAnsi="SimSun" w:eastAsia="SimSun" w:cs="SimSun"/>
-        </w:rPr>
-        <w:t xml:space="preserve">│</w:t>
-      </w:r>
-      <w:r>
-        <w:rPr>
-          <w:rFonts w:ascii="SimSun" w:hAnsi="SimSun" w:eastAsia="SimSun" w:cs="SimSun"/>
-        </w:rPr>
-        <w:br/>
-      </w:r>
-      <w:r>
-        <w:rPr>
-          <w:rStyle w:val="VerbatimChar"/>
-          <w:rFonts w:ascii="SimSun" w:hAnsi="SimSun" w:eastAsia="SimSun" w:cs="SimSun"/>
-        </w:rPr>
-        <w:t xml:space="preserve">├─ Step </w:t>
-      </w:r>
-      <w:r>
-        <w:rPr>
-          <w:rStyle w:val="VerbatimChar"/>
-          <w:rFonts w:ascii="SimSun" w:hAnsi="SimSun" w:eastAsia="SimSun" w:cs="SimSun"/>
+    </w:p>
+    <w:p>
+      <w:pPr>
+        <w:pStyle w:val="Compact"/>
+        <w:numPr>
+          <w:ilvl w:val="1"/>
+          <w:numId w:val="1023"/>
+        </w:numPr>
+      </w:pPr>
+      <w:r>
+        <w:rPr>
+          <w:rFonts w:ascii="Times New Roman" w:hAnsi="Times New Roman" w:eastAsia="Times New Roman" w:cs="Times New Roman"/>
+        </w:rPr>
+        <w:t xml:space="preserve">Step </w:t>
+      </w:r>
+      <w:r>
+        <w:rPr>
+          <w:rFonts w:hint="eastAsia" w:ascii="Times New Roman" w:hAnsi="Times New Roman" w:eastAsia="Times New Roman" w:cs="Times New Roman"/>
         </w:rPr>
         <w:t>1：</w:t>
       </w:r>
       <w:r>
         <w:rPr>
-          <w:rStyle w:val="VerbatimChar"/>
-          <w:rFonts w:ascii="SimSun" w:hAnsi="SimSun" w:eastAsia="SimSun" w:cs="SimSun"/>
+          <w:rFonts w:hint="eastAsia" w:ascii="Times New Roman" w:hAnsi="Times New Roman" w:eastAsia="FangSong" w:cs="Times New Roman"/>
         </w:rPr>
         <w:t>看备选机理</w:t>
       </w:r>
       <w:r>
         <w:rPr>
-          <w:rStyle w:val="VerbatimChar"/>
-          <w:rFonts w:ascii="SimSun" w:hAnsi="SimSun" w:eastAsia="SimSun" w:cs="SimSun"/>
+          <w:rFonts w:hint="eastAsia" w:ascii="Times New Roman" w:hAnsi="Times New Roman" w:eastAsia="Times New Roman" w:cs="Times New Roman"/>
         </w:rPr>
         <w:t>——</w:t>
       </w:r>
       <w:r>
         <w:rPr>
-          <w:rStyle w:val="VerbatimChar"/>
-          <w:rFonts w:ascii="SimSun" w:hAnsi="SimSun" w:eastAsia="SimSun" w:cs="SimSun"/>
+          <w:rFonts w:hint="eastAsia" w:ascii="Times New Roman" w:hAnsi="Times New Roman" w:eastAsia="FangSong" w:cs="Times New Roman"/>
         </w:rPr>
         <w:t>列出所有</w:t>
       </w:r>
       <w:r>
         <w:rPr>
-          <w:rStyle w:val="VerbatimChar"/>
-          <w:rFonts w:ascii="SimSun" w:hAnsi="SimSun" w:eastAsia="SimSun" w:cs="SimSun"/>
-        </w:rPr>
-        <w:t>"</w:t>
-      </w:r>
-      <w:r>
-        <w:rPr>
-          <w:rStyle w:val="VerbatimChar"/>
-          <w:rFonts w:ascii="SimSun" w:hAnsi="SimSun" w:eastAsia="SimSun" w:cs="SimSun"/>
+          <w:rFonts w:hint="eastAsia" w:ascii="Times New Roman" w:hAnsi="Times New Roman" w:eastAsia="Times New Roman" w:cs="Times New Roman"/>
+        </w:rPr>
+        <w:t>”</w:t>
+      </w:r>
+      <w:r>
+        <w:rPr>
+          <w:rFonts w:hint="eastAsia" w:ascii="Times New Roman" w:hAnsi="Times New Roman" w:eastAsia="FangSong" w:cs="Times New Roman"/>
         </w:rPr>
         <w:t>看起来合理</w:t>
       </w:r>
       <w:r>
         <w:rPr>
-          <w:rStyle w:val="VerbatimChar"/>
-          <w:rFonts w:ascii="SimSun" w:hAnsi="SimSun" w:eastAsia="SimSun" w:cs="SimSun"/>
-        </w:rPr>
-        <w:t>"</w:t>
-      </w:r>
-      <w:r>
-        <w:rPr>
-          <w:rStyle w:val="VerbatimChar"/>
-          <w:rFonts w:ascii="SimSun" w:hAnsi="SimSun" w:eastAsia="SimSun" w:cs="SimSun"/>
+          <w:rFonts w:hint="eastAsia" w:ascii="Times New Roman" w:hAnsi="Times New Roman" w:eastAsia="Times New Roman" w:cs="Times New Roman"/>
+        </w:rPr>
+        <w:t>”</w:t>
+      </w:r>
+      <w:r>
+        <w:rPr>
+          <w:rFonts w:hint="eastAsia" w:ascii="Times New Roman" w:hAnsi="Times New Roman" w:eastAsia="FangSong" w:cs="Times New Roman"/>
         </w:rPr>
         <w:t>的电子推动路径</w:t>
       </w:r>
-      <w:r>
-        <w:rPr>
-          <w:rFonts w:ascii="SimSun" w:hAnsi="SimSun" w:eastAsia="SimSun" w:cs="SimSun"/>
-        </w:rPr>
-        <w:br/>
-      </w:r>
-      <w:r>
-        <w:rPr>
-          <w:rStyle w:val="VerbatimChar"/>
-          <w:rFonts w:ascii="SimSun" w:hAnsi="SimSun" w:eastAsia="SimSun" w:cs="SimSun"/>
-        </w:rPr>
-        <w:t xml:space="preserve">│   └── </w:t>
-      </w:r>
-      <w:r>
-        <w:rPr>
-          <w:rStyle w:val="VerbatimChar"/>
-          <w:rFonts w:ascii="SimSun" w:hAnsi="SimSun" w:eastAsia="SimSun" w:cs="SimSun"/>
+    </w:p>
+    <w:p>
+      <w:pPr>
+        <w:pStyle w:val="Compact"/>
+        <w:numPr>
+          <w:ilvl w:val="2"/>
+          <w:numId w:val="1024"/>
+        </w:numPr>
+      </w:pPr>
+      <w:r>
+        <w:rPr>
+          <w:rFonts w:hint="eastAsia" w:ascii="Times New Roman" w:hAnsi="Times New Roman" w:eastAsia="FangSong" w:cs="Times New Roman"/>
         </w:rPr>
         <w:t>重点</w:t>
       </w:r>
       <w:r>
         <w:rPr>
-          <w:rStyle w:val="VerbatimChar"/>
-          <w:rFonts w:ascii="SimSun" w:hAnsi="SimSun" w:eastAsia="SimSun" w:cs="SimSun"/>
+          <w:rFonts w:hint="eastAsia" w:ascii="Times New Roman" w:hAnsi="Times New Roman" w:eastAsia="Times New Roman" w:cs="Times New Roman"/>
         </w:rPr>
         <w:t>：</w:t>
       </w:r>
       <w:r>
         <w:rPr>
-          <w:rStyle w:val="VerbatimChar"/>
-          <w:rFonts w:ascii="SimSun" w:hAnsi="SimSun" w:eastAsia="SimSun" w:cs="SimSun"/>
+          <w:rFonts w:hint="eastAsia" w:ascii="Times New Roman" w:hAnsi="Times New Roman" w:eastAsia="FangSong" w:cs="Times New Roman"/>
         </w:rPr>
         <w:t>不是选一个你最熟悉的</w:t>
       </w:r>
       <w:r>
         <w:rPr>
-          <w:rStyle w:val="VerbatimChar"/>
-          <w:rFonts w:ascii="SimSun" w:hAnsi="SimSun" w:eastAsia="SimSun" w:cs="SimSun"/>
+          <w:rFonts w:hint="eastAsia" w:ascii="Times New Roman" w:hAnsi="Times New Roman" w:eastAsia="Times New Roman" w:cs="Times New Roman"/>
         </w:rPr>
         <w:t>，</w:t>
       </w:r>
       <w:r>
         <w:rPr>
-          <w:rStyle w:val="VerbatimChar"/>
-          <w:rFonts w:ascii="SimSun" w:hAnsi="SimSun" w:eastAsia="SimSun" w:cs="SimSun"/>
+          <w:rFonts w:hint="eastAsia" w:ascii="Times New Roman" w:hAnsi="Times New Roman" w:eastAsia="FangSong" w:cs="Times New Roman"/>
         </w:rPr>
         <w:t>而是通过数据排除错误的</w:t>
       </w:r>
-      <w:r>
-        <w:rPr>
-          <w:rFonts w:ascii="SimSun" w:hAnsi="SimSun" w:eastAsia="SimSun" w:cs="SimSun"/>
-        </w:rPr>
-        <w:br/>
-      </w:r>
-      <w:r>
-        <w:rPr>
-          <w:rStyle w:val="VerbatimChar"/>
-          <w:rFonts w:ascii="SimSun" w:hAnsi="SimSun" w:eastAsia="SimSun" w:cs="SimSun"/>
-        </w:rPr>
-        <w:t xml:space="preserve">│</w:t>
-      </w:r>
-      <w:r>
-        <w:rPr>
-          <w:rFonts w:ascii="SimSun" w:hAnsi="SimSun" w:eastAsia="SimSun" w:cs="SimSun"/>
-        </w:rPr>
-        <w:br/>
-      </w:r>
-      <w:r>
-        <w:rPr>
-          <w:rStyle w:val="VerbatimChar"/>
-          <w:rFonts w:ascii="SimSun" w:hAnsi="SimSun" w:eastAsia="SimSun" w:cs="SimSun"/>
-        </w:rPr>
-        <w:t xml:space="preserve">├─ Step </w:t>
-      </w:r>
-      <w:r>
-        <w:rPr>
-          <w:rStyle w:val="VerbatimChar"/>
-          <w:rFonts w:ascii="SimSun" w:hAnsi="SimSun" w:eastAsia="SimSun" w:cs="SimSun"/>
+    </w:p>
+    <w:p>
+      <w:pPr>
+        <w:pStyle w:val="Compact"/>
+        <w:numPr>
+          <w:ilvl w:val="1"/>
+          <w:numId w:val="1023"/>
+        </w:numPr>
+      </w:pPr>
+      <w:r>
+        <w:rPr>
+          <w:rFonts w:ascii="Times New Roman" w:hAnsi="Times New Roman" w:eastAsia="Times New Roman" w:cs="Times New Roman"/>
+        </w:rPr>
+        <w:t xml:space="preserve">Step </w:t>
+      </w:r>
+      <w:r>
+        <w:rPr>
+          <w:rFonts w:hint="eastAsia" w:ascii="Times New Roman" w:hAnsi="Times New Roman" w:eastAsia="Times New Roman" w:cs="Times New Roman"/>
         </w:rPr>
         <w:t>2：</w:t>
       </w:r>
       <w:r>
         <w:rPr>
-          <w:rStyle w:val="VerbatimChar"/>
-          <w:rFonts w:ascii="SimSun" w:hAnsi="SimSun" w:eastAsia="SimSun" w:cs="SimSun"/>
+          <w:rFonts w:hint="eastAsia" w:ascii="Times New Roman" w:hAnsi="Times New Roman" w:eastAsia="FangSong" w:cs="Times New Roman"/>
         </w:rPr>
         <w:t>看证据</w:t>
       </w:r>
       <w:r>
         <w:rPr>
-          <w:rStyle w:val="VerbatimChar"/>
-          <w:rFonts w:ascii="SimSun" w:hAnsi="SimSun" w:eastAsia="SimSun" w:cs="SimSun"/>
+          <w:rFonts w:hint="eastAsia" w:ascii="Times New Roman" w:hAnsi="Times New Roman" w:eastAsia="Times New Roman" w:cs="Times New Roman"/>
         </w:rPr>
         <w:t>——</w:t>
       </w:r>
       <w:r>
         <w:rPr>
-          <w:rStyle w:val="VerbatimChar"/>
-          <w:rFonts w:ascii="SimSun" w:hAnsi="SimSun" w:eastAsia="SimSun" w:cs="SimSun"/>
+          <w:rFonts w:hint="eastAsia" w:ascii="Times New Roman" w:hAnsi="Times New Roman" w:eastAsia="FangSong" w:cs="Times New Roman"/>
         </w:rPr>
         <w:t>逐条分析数据</w:t>
       </w:r>
-      <w:r>
-        <w:rPr>
-          <w:rFonts w:ascii="SimSun" w:hAnsi="SimSun" w:eastAsia="SimSun" w:cs="SimSun"/>
-        </w:rPr>
-        <w:br/>
-      </w:r>
-      <w:r>
-        <w:rPr>
-          <w:rStyle w:val="VerbatimChar"/>
-          <w:rFonts w:ascii="SimSun" w:hAnsi="SimSun" w:eastAsia="SimSun" w:cs="SimSun"/>
-        </w:rPr>
-        <w:t xml:space="preserve">│   ├── Hammett ρ → </w:t>
-      </w:r>
-      <w:r>
-        <w:rPr>
-          <w:rStyle w:val="VerbatimChar"/>
-          <w:rFonts w:ascii="SimSun" w:hAnsi="SimSun" w:eastAsia="SimSun" w:cs="SimSun"/>
+    </w:p>
+    <w:p>
+      <w:pPr>
+        <w:pStyle w:val="Compact"/>
+        <w:numPr>
+          <w:ilvl w:val="2"/>
+          <w:numId w:val="1025"/>
+        </w:numPr>
+      </w:pPr>
+      <w:r>
+        <w:rPr>
+          <w:rFonts w:ascii="Times New Roman" w:hAnsi="Times New Roman" w:eastAsia="Times New Roman" w:cs="Times New Roman"/>
+        </w:rPr>
+        <w:t xml:space="preserve">Hammett ρ → </w:t>
+      </w:r>
+      <w:r>
+        <w:rPr>
+          <w:rFonts w:hint="eastAsia" w:ascii="Times New Roman" w:hAnsi="Times New Roman" w:eastAsia="FangSong" w:cs="Times New Roman"/>
         </w:rPr>
         <w:t xml:space="preserve">过渡态电荷特征</w:t>
       </w:r>
-      <w:r>
-        <w:rPr>
-          <w:rFonts w:ascii="SimSun" w:hAnsi="SimSun" w:eastAsia="SimSun" w:cs="SimSun"/>
-        </w:rPr>
-        <w:br/>
-      </w:r>
-      <w:r>
-        <w:rPr>
-          <w:rStyle w:val="VerbatimChar"/>
-          <w:rFonts w:ascii="SimSun" w:hAnsi="SimSun" w:eastAsia="SimSun" w:cs="SimSun"/>
-        </w:rPr>
-        <w:t xml:space="preserve">│   │   ├── ρ &gt; 0 → </w:t>
-      </w:r>
-      <w:r>
-        <w:rPr>
-          <w:rStyle w:val="VerbatimChar"/>
-          <w:rFonts w:ascii="SimSun" w:hAnsi="SimSun" w:eastAsia="SimSun" w:cs="SimSun"/>
+    </w:p>
+    <w:p>
+      <w:pPr>
+        <w:pStyle w:val="Compact"/>
+        <w:numPr>
+          <w:ilvl w:val="3"/>
+          <w:numId w:val="1026"/>
+        </w:numPr>
+      </w:pPr>
+      <w:r>
+        <w:rPr>
+          <w:rFonts w:ascii="Times New Roman" w:hAnsi="Times New Roman" w:eastAsia="Times New Roman" w:cs="Times New Roman"/>
+        </w:rPr>
+        <w:t xml:space="preserve">ρ &gt; 0 → </w:t>
+      </w:r>
+      <w:r>
+        <w:rPr>
+          <w:rFonts w:hint="eastAsia" w:ascii="Times New Roman" w:hAnsi="Times New Roman" w:eastAsia="FangSong" w:cs="Times New Roman"/>
         </w:rPr>
         <w:t>负电荷</w:t>
       </w:r>
       <w:r>
         <w:rPr>
-          <w:rStyle w:val="VerbatimChar"/>
-          <w:rFonts w:ascii="SimSun" w:hAnsi="SimSun" w:eastAsia="SimSun" w:cs="SimSun"/>
+          <w:rFonts w:hint="eastAsia" w:ascii="Times New Roman" w:hAnsi="Times New Roman" w:eastAsia="Times New Roman" w:cs="Times New Roman"/>
         </w:rPr>
         <w:t>；ρ</w:t>
       </w:r>
       <w:r>
         <w:rPr>
-          <w:rStyle w:val="VerbatimChar"/>
-          <w:rFonts w:ascii="SimSun" w:hAnsi="SimSun" w:eastAsia="SimSun" w:cs="SimSun"/>
+          <w:rFonts w:ascii="Times New Roman" w:hAnsi="Times New Roman" w:eastAsia="Times New Roman" w:cs="Times New Roman"/>
         </w:rPr>
         <w:t xml:space="preserve"> &lt; 0 → </w:t>
       </w:r>
       <w:r>
         <w:rPr>
-          <w:rStyle w:val="VerbatimChar"/>
-          <w:rFonts w:ascii="SimSun" w:hAnsi="SimSun" w:eastAsia="SimSun" w:cs="SimSun"/>
+          <w:rFonts w:hint="eastAsia" w:ascii="Times New Roman" w:hAnsi="Times New Roman" w:eastAsia="FangSong" w:cs="Times New Roman"/>
         </w:rPr>
         <w:t xml:space="preserve">正电荷</w:t>
       </w:r>
-      <w:r>
-        <w:rPr>
-          <w:rFonts w:ascii="SimSun" w:hAnsi="SimSun" w:eastAsia="SimSun" w:cs="SimSun"/>
-        </w:rPr>
-        <w:br/>
-      </w:r>
-      <w:r>
-        <w:rPr>
-          <w:rStyle w:val="VerbatimChar"/>
-          <w:rFonts w:ascii="SimSun" w:hAnsi="SimSun" w:eastAsia="SimSun" w:cs="SimSun"/>
-        </w:rPr>
-        <w:t xml:space="preserve">│   │   ├── |ρ| </w:t>
-      </w:r>
-      <w:r>
-        <w:rPr>
-          <w:rStyle w:val="VerbatimChar"/>
-          <w:rFonts w:ascii="SimSun" w:hAnsi="SimSun" w:eastAsia="SimSun" w:cs="SimSun"/>
+    </w:p>
+    <w:p>
+      <w:pPr>
+        <w:pStyle w:val="Compact"/>
+        <w:numPr>
+          <w:ilvl w:val="3"/>
+          <w:numId w:val="1026"/>
+        </w:numPr>
+      </w:pPr>
+      <w:r>
+        <w:rPr>
+          <w:rFonts w:ascii="Times New Roman" w:hAnsi="Times New Roman" w:eastAsia="Times New Roman" w:cs="Times New Roman"/>
+        </w:rPr>
+        <w:t xml:space="preserve">|ρ| </w:t>
+      </w:r>
+      <w:r>
+        <w:rPr>
+          <w:rFonts w:hint="eastAsia" w:ascii="Times New Roman" w:hAnsi="Times New Roman" w:eastAsia="FangSong" w:cs="Times New Roman"/>
         </w:rPr>
         <w:t xml:space="preserve">大</w:t>
       </w:r>
       <w:r>
         <w:rPr>
-          <w:rStyle w:val="VerbatimChar"/>
-          <w:rFonts w:ascii="SimSun" w:hAnsi="SimSun" w:eastAsia="SimSun" w:cs="SimSun"/>
+          <w:rFonts w:ascii="Times New Roman" w:hAnsi="Times New Roman" w:eastAsia="Times New Roman" w:cs="Times New Roman"/>
         </w:rPr>
         <w:t xml:space="preserve"> → </w:t>
       </w:r>
       <w:r>
         <w:rPr>
-          <w:rStyle w:val="VerbatimChar"/>
-          <w:rFonts w:ascii="SimSun" w:hAnsi="SimSun" w:eastAsia="SimSun" w:cs="SimSun"/>
+          <w:rFonts w:hint="eastAsia" w:ascii="Times New Roman" w:hAnsi="Times New Roman" w:eastAsia="FangSong" w:cs="Times New Roman"/>
         </w:rPr>
         <w:t>电荷发展充分</w:t>
       </w:r>
       <w:r>
         <w:rPr>
-          <w:rStyle w:val="VerbatimChar"/>
-          <w:rFonts w:ascii="SimSun" w:hAnsi="SimSun" w:eastAsia="SimSun" w:cs="SimSun"/>
+          <w:rFonts w:hint="eastAsia" w:ascii="Times New Roman" w:hAnsi="Times New Roman" w:eastAsia="Times New Roman" w:cs="Times New Roman"/>
         </w:rPr>
         <w:t>（</w:t>
       </w:r>
       <w:r>
         <w:rPr>
-          <w:rStyle w:val="VerbatimChar"/>
-          <w:rFonts w:ascii="SimSun" w:hAnsi="SimSun" w:eastAsia="SimSun" w:cs="SimSun"/>
+          <w:rFonts w:hint="eastAsia" w:ascii="Times New Roman" w:hAnsi="Times New Roman" w:eastAsia="FangSong" w:cs="Times New Roman"/>
         </w:rPr>
         <w:t>晚期</w:t>
       </w:r>
       <w:r>
         <w:rPr>
-          <w:rStyle w:val="VerbatimChar"/>
-          <w:rFonts w:ascii="SimSun" w:hAnsi="SimSun" w:eastAsia="SimSun" w:cs="SimSun"/>
+          <w:rFonts w:hint="eastAsia" w:ascii="Times New Roman" w:hAnsi="Times New Roman" w:eastAsia="Times New Roman" w:cs="Times New Roman"/>
         </w:rPr>
         <w:t>TS）</w:t>
       </w:r>
-      <w:r>
-        <w:rPr>
-          <w:rFonts w:ascii="SimSun" w:hAnsi="SimSun" w:eastAsia="SimSun" w:cs="SimSun"/>
-        </w:rPr>
-        <w:br/>
-      </w:r>
-      <w:r>
-        <w:rPr>
-          <w:rStyle w:val="VerbatimChar"/>
-          <w:rFonts w:ascii="SimSun" w:hAnsi="SimSun" w:eastAsia="SimSun" w:cs="SimSun"/>
-        </w:rPr>
-        <w:t>│   │   └── σ</w:t>
-      </w:r>
-      <w:r>
-        <w:rPr>
-          <w:rStyle w:val="VerbatimChar"/>
-          <w:rFonts w:ascii="SimSun" w:hAnsi="SimSun" w:eastAsia="SimSun" w:cs="SimSun"/>
+    </w:p>
+    <w:p>
+      <w:pPr>
+        <w:pStyle w:val="Compact"/>
+        <w:numPr>
+          <w:ilvl w:val="3"/>
+          <w:numId w:val="1026"/>
+        </w:numPr>
+      </w:pPr>
+      <w:r>
+        <w:rPr>
+          <w:rFonts w:ascii="Times New Roman" w:hAnsi="Times New Roman" w:eastAsia="Times New Roman" w:cs="Times New Roman"/>
+        </w:rPr>
+        <w:t>σ</w:t>
+      </w:r>
+      <w:r>
+        <w:rPr>
+          <w:rFonts w:ascii="Times New Roman" w:hAnsi="Times New Roman" w:eastAsia="Times New Roman" w:cs="Times New Roman"/>
           <w:vertAlign w:val="superscript"/>
         </w:rPr>
         <w:t>+</w:t>
       </w:r>
       <w:r>
         <w:rPr>
-          <w:rStyle w:val="VerbatimChar"/>
-          <w:rFonts w:ascii="SimSun" w:hAnsi="SimSun" w:eastAsia="SimSun" w:cs="SimSun"/>
+          <w:rFonts w:ascii="Times New Roman" w:hAnsi="Times New Roman" w:eastAsia="Times New Roman" w:cs="Times New Roman"/>
         </w:rPr>
         <w:t>/σ</w:t>
       </w:r>
       <w:r>
         <w:rPr>
-          <w:rStyle w:val="VerbatimChar"/>
-          <w:rFonts w:ascii="SimSun" w:hAnsi="SimSun" w:eastAsia="SimSun" w:cs="SimSun"/>
+          <w:rFonts w:ascii="Times New Roman" w:hAnsi="Times New Roman" w:eastAsia="Times New Roman" w:cs="Times New Roman"/>
           <w:vertAlign w:val="superscript"/>
         </w:rPr>
         <w:t>-</w:t>
       </w:r>
       <w:r>
         <w:rPr>
-          <w:rStyle w:val="VerbatimChar"/>
-          <w:rFonts w:ascii="SimSun" w:hAnsi="SimSun" w:eastAsia="SimSun" w:cs="SimSun"/>
+          <w:rFonts w:ascii="Times New Roman" w:hAnsi="Times New Roman" w:eastAsia="Times New Roman" w:cs="Times New Roman"/>
         </w:rPr>
         <w:t xml:space="preserve"> vs σ → </w:t>
       </w:r>
       <w:r>
         <w:rPr>
-          <w:rStyle w:val="VerbatimChar"/>
-          <w:rFonts w:ascii="SimSun" w:hAnsi="SimSun" w:eastAsia="SimSun" w:cs="SimSun"/>
+          <w:rFonts w:hint="eastAsia" w:ascii="Times New Roman" w:hAnsi="Times New Roman" w:eastAsia="FangSong" w:cs="Times New Roman"/>
         </w:rPr>
         <w:t>正</w:t>
       </w:r>
       <w:r>
         <w:rPr>
-          <w:rStyle w:val="VerbatimChar"/>
-          <w:rFonts w:ascii="SimSun" w:hAnsi="SimSun" w:eastAsia="SimSun" w:cs="SimSun"/>
+          <w:rFonts w:hint="eastAsia" w:ascii="Times New Roman" w:hAnsi="Times New Roman" w:eastAsia="Times New Roman" w:cs="Times New Roman"/>
         </w:rPr>
         <w:t>/</w:t>
       </w:r>
       <w:r>
         <w:rPr>
-          <w:rStyle w:val="VerbatimChar"/>
-          <w:rFonts w:ascii="SimSun" w:hAnsi="SimSun" w:eastAsia="SimSun" w:cs="SimSun"/>
+          <w:rFonts w:hint="eastAsia" w:ascii="Times New Roman" w:hAnsi="Times New Roman" w:eastAsia="FangSong" w:cs="Times New Roman"/>
         </w:rPr>
         <w:t>负电荷是否直接共轭到芳环</w:t>
       </w:r>
-      <w:r>
-        <w:rPr>
-          <w:rFonts w:ascii="SimSun" w:hAnsi="SimSun" w:eastAsia="SimSun" w:cs="SimSun"/>
-        </w:rPr>
-        <w:br/>
-      </w:r>
-      <w:r>
-        <w:rPr>
-          <w:rStyle w:val="VerbatimChar"/>
-          <w:rFonts w:ascii="SimSun" w:hAnsi="SimSun" w:eastAsia="SimSun" w:cs="SimSun"/>
-        </w:rPr>
-        <w:t xml:space="preserve">│   │</w:t>
-      </w:r>
-      <w:r>
-        <w:rPr>
-          <w:rFonts w:ascii="SimSun" w:hAnsi="SimSun" w:eastAsia="SimSun" w:cs="SimSun"/>
-        </w:rPr>
-        <w:br/>
-      </w:r>
-      <w:r>
-        <w:rPr>
-          <w:rStyle w:val="VerbatimChar"/>
-          <w:rFonts w:ascii="SimSun" w:hAnsi="SimSun" w:eastAsia="SimSun" w:cs="SimSun"/>
-        </w:rPr>
-        <w:t xml:space="preserve">│   ├── KIE → RDS </w:t>
-      </w:r>
-      <w:r>
-        <w:rPr>
-          <w:rStyle w:val="VerbatimChar"/>
-          <w:rFonts w:ascii="SimSun" w:hAnsi="SimSun" w:eastAsia="SimSun" w:cs="SimSun"/>
+    </w:p>
+    <w:p>
+      <w:pPr>
+        <w:pStyle w:val="Compact"/>
+        <w:numPr>
+          <w:ilvl w:val="2"/>
+          <w:numId w:val="1025"/>
+        </w:numPr>
+      </w:pPr>
+      <w:r>
+        <w:rPr>
+          <w:rFonts w:ascii="Times New Roman" w:hAnsi="Times New Roman" w:eastAsia="Times New Roman" w:cs="Times New Roman"/>
+        </w:rPr>
+        <w:t xml:space="preserve">KIE → RDS </w:t>
+      </w:r>
+      <w:r>
+        <w:rPr>
+          <w:rFonts w:hint="eastAsia" w:ascii="Times New Roman" w:hAnsi="Times New Roman" w:eastAsia="FangSong" w:cs="Times New Roman"/>
         </w:rPr>
         <w:t xml:space="preserve">断键信息</w:t>
       </w:r>
-      <w:r>
-        <w:rPr>
-          <w:rFonts w:ascii="SimSun" w:hAnsi="SimSun" w:eastAsia="SimSun" w:cs="SimSun"/>
-        </w:rPr>
-        <w:br/>
-      </w:r>
-      <w:r>
-        <w:rPr>
-          <w:rStyle w:val="VerbatimChar"/>
-          <w:rFonts w:ascii="SimSun" w:hAnsi="SimSun" w:eastAsia="SimSun" w:cs="SimSun"/>
-        </w:rPr>
-        <w:t xml:space="preserve">│   │   ├── k_H/k_D &gt; 2.5 → </w:t>
-      </w:r>
-      <w:r>
-        <w:rPr>
-          <w:rStyle w:val="VerbatimChar"/>
-          <w:rFonts w:ascii="SimSun" w:hAnsi="SimSun" w:eastAsia="SimSun" w:cs="SimSun"/>
+    </w:p>
+    <w:p>
+      <w:pPr>
+        <w:pStyle w:val="Compact"/>
+        <w:numPr>
+          <w:ilvl w:val="3"/>
+          <w:numId w:val="1027"/>
+        </w:numPr>
+      </w:pPr>
+      <w:r>
+        <w:rPr>
+          <w:rFonts w:ascii="Times New Roman" w:hAnsi="Times New Roman" w:eastAsia="Times New Roman" w:cs="Times New Roman"/>
+        </w:rPr>
+        <w:t xml:space="preserve">k_H/k_D &gt; 2.5 → </w:t>
+      </w:r>
+      <w:r>
+        <w:rPr>
+          <w:rFonts w:hint="eastAsia" w:ascii="Times New Roman" w:hAnsi="Times New Roman" w:eastAsia="FangSong" w:cs="Times New Roman"/>
         </w:rPr>
         <w:t xml:space="preserve">该</w:t>
       </w:r>
       <w:r>
         <w:rPr>
-          <w:rStyle w:val="VerbatimChar"/>
-          <w:rFonts w:ascii="SimSun" w:hAnsi="SimSun" w:eastAsia="SimSun" w:cs="SimSun"/>
+          <w:rFonts w:ascii="Times New Roman" w:hAnsi="Times New Roman" w:eastAsia="Times New Roman" w:cs="Times New Roman"/>
         </w:rPr>
         <w:t xml:space="preserve"> C-H </w:t>
       </w:r>
       <w:r>
         <w:rPr>
-          <w:rStyle w:val="VerbatimChar"/>
-          <w:rFonts w:ascii="SimSun" w:hAnsi="SimSun" w:eastAsia="SimSun" w:cs="SimSun"/>
+          <w:rFonts w:hint="eastAsia" w:ascii="Times New Roman" w:hAnsi="Times New Roman" w:eastAsia="FangSong" w:cs="Times New Roman"/>
         </w:rPr>
         <w:t xml:space="preserve">在</w:t>
       </w:r>
       <w:r>
         <w:rPr>
-          <w:rStyle w:val="VerbatimChar"/>
-          <w:rFonts w:ascii="SimSun" w:hAnsi="SimSun" w:eastAsia="SimSun" w:cs="SimSun"/>
+          <w:rFonts w:ascii="Times New Roman" w:hAnsi="Times New Roman" w:eastAsia="Times New Roman" w:cs="Times New Roman"/>
         </w:rPr>
         <w:t xml:space="preserve"> RDS </w:t>
       </w:r>
       <w:r>
         <w:rPr>
-          <w:rStyle w:val="VerbatimChar"/>
-          <w:rFonts w:ascii="SimSun" w:hAnsi="SimSun" w:eastAsia="SimSun" w:cs="SimSun"/>
+          <w:rFonts w:hint="eastAsia" w:ascii="Times New Roman" w:hAnsi="Times New Roman" w:eastAsia="FangSong" w:cs="Times New Roman"/>
         </w:rPr>
         <w:t>中断裂</w:t>
       </w:r>
       <w:r>
         <w:rPr>
-          <w:rStyle w:val="VerbatimChar"/>
-          <w:rFonts w:ascii="SimSun" w:hAnsi="SimSun" w:eastAsia="SimSun" w:cs="SimSun"/>
+          <w:rFonts w:hint="eastAsia" w:ascii="Times New Roman" w:hAnsi="Times New Roman" w:eastAsia="Times New Roman" w:cs="Times New Roman"/>
         </w:rPr>
         <w:t>（</w:t>
       </w:r>
       <w:r>
         <w:rPr>
-          <w:rStyle w:val="VerbatimChar"/>
-          <w:rFonts w:ascii="SimSun" w:hAnsi="SimSun" w:eastAsia="SimSun" w:cs="SimSun"/>
+          <w:rFonts w:hint="eastAsia" w:ascii="Times New Roman" w:hAnsi="Times New Roman" w:eastAsia="FangSong" w:cs="Times New Roman"/>
         </w:rPr>
         <w:t>一级</w:t>
       </w:r>
       <w:r>
         <w:rPr>
-          <w:rStyle w:val="VerbatimChar"/>
-          <w:rFonts w:ascii="SimSun" w:hAnsi="SimSun" w:eastAsia="SimSun" w:cs="SimSun"/>
+          <w:rFonts w:hint="eastAsia" w:ascii="Times New Roman" w:hAnsi="Times New Roman" w:eastAsia="Times New Roman" w:cs="Times New Roman"/>
         </w:rPr>
         <w:t>）</w:t>
       </w:r>
-      <w:r>
-        <w:rPr>
-          <w:rFonts w:ascii="SimSun" w:hAnsi="SimSun" w:eastAsia="SimSun" w:cs="SimSun"/>
-        </w:rPr>
-        <w:br/>
-      </w:r>
-      <w:r>
-        <w:rPr>
-          <w:rStyle w:val="VerbatimChar"/>
-          <w:rFonts w:ascii="SimSun" w:hAnsi="SimSun" w:eastAsia="SimSun" w:cs="SimSun"/>
-        </w:rPr>
-        <w:t xml:space="preserve">│   │   ├── k_H/k_D ≈ 1.0-1.2 → </w:t>
-      </w:r>
-      <w:r>
-        <w:rPr>
-          <w:rStyle w:val="VerbatimChar"/>
-          <w:rFonts w:ascii="SimSun" w:hAnsi="SimSun" w:eastAsia="SimSun" w:cs="SimSun"/>
+    </w:p>
+    <w:p>
+      <w:pPr>
+        <w:pStyle w:val="Compact"/>
+        <w:numPr>
+          <w:ilvl w:val="3"/>
+          <w:numId w:val="1027"/>
+        </w:numPr>
+      </w:pPr>
+      <w:r>
+        <w:rPr>
+          <w:rFonts w:ascii="Times New Roman" w:hAnsi="Times New Roman" w:eastAsia="Times New Roman" w:cs="Times New Roman"/>
+        </w:rPr>
+        <w:t xml:space="preserve">k_H/k_D ≈ 1.0-1.2 → </w:t>
+      </w:r>
+      <w:r>
+        <w:rPr>
+          <w:rFonts w:hint="eastAsia" w:ascii="Times New Roman" w:hAnsi="Times New Roman" w:eastAsia="FangSong" w:cs="Times New Roman"/>
         </w:rPr>
         <w:t>不断裂</w:t>
       </w:r>
       <w:r>
         <w:rPr>
-          <w:rStyle w:val="VerbatimChar"/>
-          <w:rFonts w:ascii="SimSun" w:hAnsi="SimSun" w:eastAsia="SimSun" w:cs="SimSun"/>
+          <w:rFonts w:hint="eastAsia" w:ascii="Times New Roman" w:hAnsi="Times New Roman" w:eastAsia="Times New Roman" w:cs="Times New Roman"/>
         </w:rPr>
         <w:t>（</w:t>
       </w:r>
       <w:r>
         <w:rPr>
-          <w:rStyle w:val="VerbatimChar"/>
-          <w:rFonts w:ascii="SimSun" w:hAnsi="SimSun" w:eastAsia="SimSun" w:cs="SimSun"/>
+          <w:rFonts w:hint="eastAsia" w:ascii="Times New Roman" w:hAnsi="Times New Roman" w:eastAsia="FangSong" w:cs="Times New Roman"/>
         </w:rPr>
         <w:t>二级或无关</w:t>
       </w:r>
       <w:r>
         <w:rPr>
-          <w:rStyle w:val="VerbatimChar"/>
-          <w:rFonts w:ascii="SimSun" w:hAnsi="SimSun" w:eastAsia="SimSun" w:cs="SimSun"/>
+          <w:rFonts w:hint="eastAsia" w:ascii="Times New Roman" w:hAnsi="Times New Roman" w:eastAsia="Times New Roman" w:cs="Times New Roman"/>
         </w:rPr>
         <w:t>）</w:t>
       </w:r>
-      <w:r>
-        <w:rPr>
-          <w:rFonts w:ascii="SimSun" w:hAnsi="SimSun" w:eastAsia="SimSun" w:cs="SimSun"/>
-        </w:rPr>
-        <w:br/>
-      </w:r>
-      <w:r>
-        <w:rPr>
-          <w:rStyle w:val="VerbatimChar"/>
-          <w:rFonts w:ascii="SimSun" w:hAnsi="SimSun" w:eastAsia="SimSun" w:cs="SimSun"/>
-        </w:rPr>
-        <w:t>│   │   └── D</w:t>
-      </w:r>
-      <w:r>
-        <w:rPr>
-          <w:rStyle w:val="VerbatimChar"/>
-          <w:rFonts w:ascii="SimSun" w:hAnsi="SimSun" w:eastAsia="SimSun" w:cs="SimSun"/>
+    </w:p>
+    <w:p>
+      <w:pPr>
+        <w:pStyle w:val="Compact"/>
+        <w:numPr>
+          <w:ilvl w:val="3"/>
+          <w:numId w:val="1027"/>
+        </w:numPr>
+      </w:pPr>
+      <w:r>
+        <w:rPr>
+          <w:rFonts w:ascii="Times New Roman" w:hAnsi="Times New Roman" w:eastAsia="Times New Roman" w:cs="Times New Roman"/>
+        </w:rPr>
+        <w:t>D</w:t>
+      </w:r>
+      <w:r>
+        <w:rPr>
+          <w:rFonts w:ascii="Times New Roman" w:hAnsi="Times New Roman" w:eastAsia="Times New Roman" w:cs="Times New Roman"/>
           <w:vertAlign w:val="subscript"/>
         </w:rPr>
         <w:t>2</w:t>
       </w:r>
       <w:r>
         <w:rPr>
-          <w:rStyle w:val="VerbatimChar"/>
-          <w:rFonts w:ascii="SimSun" w:hAnsi="SimSun" w:eastAsia="SimSun" w:cs="SimSun"/>
+          <w:rFonts w:ascii="Times New Roman" w:hAnsi="Times New Roman" w:eastAsia="Times New Roman" w:cs="Times New Roman"/>
         </w:rPr>
         <w:t xml:space="preserve">O </w:t>
       </w:r>
       <w:r>
         <w:rPr>
-          <w:rStyle w:val="VerbatimChar"/>
-          <w:rFonts w:ascii="SimSun" w:hAnsi="SimSun" w:eastAsia="SimSun" w:cs="SimSun"/>
+          <w:rFonts w:hint="eastAsia" w:ascii="Times New Roman" w:hAnsi="Times New Roman" w:eastAsia="FangSong" w:cs="Times New Roman"/>
         </w:rPr>
         <w:t xml:space="preserve">效应</w:t>
       </w:r>
       <w:r>
         <w:rPr>
-          <w:rStyle w:val="VerbatimChar"/>
-          <w:rFonts w:ascii="SimSun" w:hAnsi="SimSun" w:eastAsia="SimSun" w:cs="SimSun"/>
+          <w:rFonts w:ascii="Times New Roman" w:hAnsi="Times New Roman" w:eastAsia="Times New Roman" w:cs="Times New Roman"/>
         </w:rPr>
         <w:t xml:space="preserve"> → </w:t>
       </w:r>
       <w:r>
         <w:rPr>
-          <w:rStyle w:val="VerbatimChar"/>
-          <w:rFonts w:ascii="SimSun" w:hAnsi="SimSun" w:eastAsia="SimSun" w:cs="SimSun"/>
+          <w:rFonts w:hint="eastAsia" w:ascii="Times New Roman" w:hAnsi="Times New Roman" w:eastAsia="FangSong" w:cs="Times New Roman"/>
         </w:rPr>
         <w:t>质子穿梭</w:t>
       </w:r>
       <w:r>
         <w:rPr>
-          <w:rStyle w:val="VerbatimChar"/>
-          <w:rFonts w:ascii="SimSun" w:hAnsi="SimSun" w:eastAsia="SimSun" w:cs="SimSun"/>
+          <w:rFonts w:hint="eastAsia" w:ascii="Times New Roman" w:hAnsi="Times New Roman" w:eastAsia="Times New Roman" w:cs="Times New Roman"/>
         </w:rPr>
         <w:t>/</w:t>
       </w:r>
       <w:r>
         <w:rPr>
-          <w:rStyle w:val="VerbatimChar"/>
-          <w:rFonts w:ascii="SimSun" w:hAnsi="SimSun" w:eastAsia="SimSun" w:cs="SimSun"/>
+          <w:rFonts w:hint="eastAsia" w:ascii="Times New Roman" w:hAnsi="Times New Roman" w:eastAsia="FangSong" w:cs="Times New Roman"/>
         </w:rPr>
         <w:t>一般酸催化</w:t>
       </w:r>
-      <w:r>
-        <w:rPr>
-          <w:rFonts w:ascii="SimSun" w:hAnsi="SimSun" w:eastAsia="SimSun" w:cs="SimSun"/>
-        </w:rPr>
-        <w:br/>
-      </w:r>
-      <w:r>
-        <w:rPr>
-          <w:rStyle w:val="VerbatimChar"/>
-          <w:rFonts w:ascii="SimSun" w:hAnsi="SimSun" w:eastAsia="SimSun" w:cs="SimSun"/>
-        </w:rPr>
-        <w:t xml:space="preserve">│   │</w:t>
-      </w:r>
-      <w:r>
-        <w:rPr>
-          <w:rFonts w:ascii="SimSun" w:hAnsi="SimSun" w:eastAsia="SimSun" w:cs="SimSun"/>
-        </w:rPr>
-        <w:br/>
-      </w:r>
-      <w:r>
-        <w:rPr>
-          <w:rStyle w:val="VerbatimChar"/>
-          <w:rFonts w:ascii="SimSun" w:hAnsi="SimSun" w:eastAsia="SimSun" w:cs="SimSun"/>
-        </w:rPr>
-        <w:t xml:space="preserve">│   ├── </w:t>
-      </w:r>
-      <w:r>
-        <w:rPr>
-          <w:rStyle w:val="VerbatimChar"/>
-          <w:rFonts w:ascii="SimSun" w:hAnsi="SimSun" w:eastAsia="SimSun" w:cs="SimSun"/>
+    </w:p>
+    <w:p>
+      <w:pPr>
+        <w:pStyle w:val="Compact"/>
+        <w:numPr>
+          <w:ilvl w:val="2"/>
+          <w:numId w:val="1025"/>
+        </w:numPr>
+      </w:pPr>
+      <w:r>
+        <w:rPr>
+          <w:rFonts w:hint="eastAsia" w:ascii="Times New Roman" w:hAnsi="Times New Roman" w:eastAsia="FangSong" w:cs="Times New Roman"/>
         </w:rPr>
         <w:t xml:space="preserve">立体化学</w:t>
       </w:r>
       <w:r>
         <w:rPr>
-          <w:rStyle w:val="VerbatimChar"/>
-          <w:rFonts w:ascii="SimSun" w:hAnsi="SimSun" w:eastAsia="SimSun" w:cs="SimSun"/>
+          <w:rFonts w:ascii="Times New Roman" w:hAnsi="Times New Roman" w:eastAsia="Times New Roman" w:cs="Times New Roman"/>
         </w:rPr>
         <w:t xml:space="preserve"> → </w:t>
       </w:r>
       <w:r>
         <w:rPr>
-          <w:rStyle w:val="VerbatimChar"/>
-          <w:rFonts w:ascii="SimSun" w:hAnsi="SimSun" w:eastAsia="SimSun" w:cs="SimSun"/>
+          <w:rFonts w:hint="eastAsia" w:ascii="Times New Roman" w:hAnsi="Times New Roman" w:eastAsia="FangSong" w:cs="Times New Roman"/>
         </w:rPr>
         <w:t xml:space="preserve">中间体类型</w:t>
       </w:r>
-      <w:r>
-        <w:rPr>
-          <w:rFonts w:ascii="SimSun" w:hAnsi="SimSun" w:eastAsia="SimSun" w:cs="SimSun"/>
-        </w:rPr>
-        <w:br/>
-      </w:r>
-      <w:r>
-        <w:rPr>
-          <w:rStyle w:val="VerbatimChar"/>
-          <w:rFonts w:ascii="SimSun" w:hAnsi="SimSun" w:eastAsia="SimSun" w:cs="SimSun"/>
-        </w:rPr>
-        <w:t xml:space="preserve">│   │   ├── 100% </w:t>
-      </w:r>
-      <w:r>
-        <w:rPr>
-          <w:rStyle w:val="VerbatimChar"/>
-          <w:rFonts w:ascii="SimSun" w:hAnsi="SimSun" w:eastAsia="SimSun" w:cs="SimSun"/>
+    </w:p>
+    <w:p>
+      <w:pPr>
+        <w:pStyle w:val="Compact"/>
+        <w:numPr>
+          <w:ilvl w:val="3"/>
+          <w:numId w:val="1028"/>
+        </w:numPr>
+      </w:pPr>
+      <w:r>
+        <w:rPr>
+          <w:rFonts w:ascii="Times New Roman" w:hAnsi="Times New Roman" w:eastAsia="Times New Roman" w:cs="Times New Roman"/>
+        </w:rPr>
+        <w:t xml:space="preserve">100% </w:t>
+      </w:r>
+      <w:r>
+        <w:rPr>
+          <w:rFonts w:hint="eastAsia" w:ascii="Times New Roman" w:hAnsi="Times New Roman" w:eastAsia="FangSong" w:cs="Times New Roman"/>
         </w:rPr>
         <w:t xml:space="preserve">翻转</w:t>
       </w:r>
       <w:r>
         <w:rPr>
-          <w:rStyle w:val="VerbatimChar"/>
-          <w:rFonts w:ascii="SimSun" w:hAnsi="SimSun" w:eastAsia="SimSun" w:cs="SimSun"/>
+          <w:rFonts w:ascii="Times New Roman" w:hAnsi="Times New Roman" w:eastAsia="Times New Roman" w:cs="Times New Roman"/>
         </w:rPr>
         <w:t xml:space="preserve"> → SN2 / </w:t>
       </w:r>
       <w:r>
         <w:rPr>
-          <w:rStyle w:val="VerbatimChar"/>
-          <w:rFonts w:ascii="SimSun" w:hAnsi="SimSun" w:eastAsia="SimSun" w:cs="SimSun"/>
+          <w:rFonts w:hint="eastAsia" w:ascii="Times New Roman" w:hAnsi="Times New Roman" w:eastAsia="FangSong" w:cs="Times New Roman"/>
         </w:rPr>
         <w:t xml:space="preserve">协同</w:t>
       </w:r>
-      <w:r>
-        <w:rPr>
-          <w:rFonts w:ascii="SimSun" w:hAnsi="SimSun" w:eastAsia="SimSun" w:cs="SimSun"/>
-        </w:rPr>
-        <w:br/>
-      </w:r>
-      <w:r>
-        <w:rPr>
-          <w:rStyle w:val="VerbatimChar"/>
-          <w:rFonts w:ascii="SimSun" w:hAnsi="SimSun" w:eastAsia="SimSun" w:cs="SimSun"/>
-        </w:rPr>
-        <w:t xml:space="preserve">│   │   ├── </w:t>
-      </w:r>
-      <w:r>
-        <w:rPr>
-          <w:rStyle w:val="VerbatimChar"/>
-          <w:rFonts w:ascii="SimSun" w:hAnsi="SimSun" w:eastAsia="SimSun" w:cs="SimSun"/>
+    </w:p>
+    <w:p>
+      <w:pPr>
+        <w:pStyle w:val="Compact"/>
+        <w:numPr>
+          <w:ilvl w:val="3"/>
+          <w:numId w:val="1028"/>
+        </w:numPr>
+      </w:pPr>
+      <w:r>
+        <w:rPr>
+          <w:rFonts w:hint="eastAsia" w:ascii="Times New Roman" w:hAnsi="Times New Roman" w:eastAsia="FangSong" w:cs="Times New Roman"/>
         </w:rPr>
         <w:t xml:space="preserve">外消旋</w:t>
       </w:r>
       <w:r>
         <w:rPr>
-          <w:rStyle w:val="VerbatimChar"/>
-          <w:rFonts w:ascii="SimSun" w:hAnsi="SimSun" w:eastAsia="SimSun" w:cs="SimSun"/>
+          <w:rFonts w:ascii="Times New Roman" w:hAnsi="Times New Roman" w:eastAsia="Times New Roman" w:cs="Times New Roman"/>
         </w:rPr>
         <w:t xml:space="preserve"> → </w:t>
       </w:r>
       <w:r>
         <w:rPr>
-          <w:rStyle w:val="VerbatimChar"/>
-          <w:rFonts w:ascii="SimSun" w:hAnsi="SimSun" w:eastAsia="SimSun" w:cs="SimSun"/>
+          <w:rFonts w:hint="eastAsia" w:ascii="Times New Roman" w:hAnsi="Times New Roman" w:eastAsia="FangSong" w:cs="Times New Roman"/>
         </w:rPr>
         <w:t>平面中间体</w:t>
       </w:r>
       <w:r>
         <w:rPr>
-          <w:rStyle w:val="VerbatimChar"/>
-          <w:rFonts w:ascii="SimSun" w:hAnsi="SimSun" w:eastAsia="SimSun" w:cs="SimSun"/>
+          <w:rFonts w:hint="eastAsia" w:ascii="Times New Roman" w:hAnsi="Times New Roman" w:eastAsia="Times New Roman" w:cs="Times New Roman"/>
         </w:rPr>
         <w:t>（</w:t>
       </w:r>
       <w:r>
         <w:rPr>
-          <w:rStyle w:val="VerbatimChar"/>
-          <w:rFonts w:ascii="SimSun" w:hAnsi="SimSun" w:eastAsia="SimSun" w:cs="SimSun"/>
+          <w:rFonts w:hint="eastAsia" w:ascii="Times New Roman" w:hAnsi="Times New Roman" w:eastAsia="FangSong" w:cs="Times New Roman"/>
         </w:rPr>
         <w:t>碳正离子</w:t>
       </w:r>
       <w:r>
         <w:rPr>
-          <w:rStyle w:val="VerbatimChar"/>
-          <w:rFonts w:ascii="SimSun" w:hAnsi="SimSun" w:eastAsia="SimSun" w:cs="SimSun"/>
+          <w:rFonts w:hint="eastAsia" w:ascii="Times New Roman" w:hAnsi="Times New Roman" w:eastAsia="Times New Roman" w:cs="Times New Roman"/>
         </w:rPr>
         <w:t>）</w:t>
       </w:r>
-      <w:r>
-        <w:rPr>
-          <w:rFonts w:ascii="SimSun" w:hAnsi="SimSun" w:eastAsia="SimSun" w:cs="SimSun"/>
-        </w:rPr>
-        <w:br/>
-      </w:r>
-      <w:r>
-        <w:rPr>
-          <w:rStyle w:val="VerbatimChar"/>
-          <w:rFonts w:ascii="SimSun" w:hAnsi="SimSun" w:eastAsia="SimSun" w:cs="SimSun"/>
-        </w:rPr>
-        <w:t xml:space="preserve">│   │   ├── </w:t>
-      </w:r>
-      <w:r>
-        <w:rPr>
-          <w:rStyle w:val="VerbatimChar"/>
-          <w:rFonts w:ascii="SimSun" w:hAnsi="SimSun" w:eastAsia="SimSun" w:cs="SimSun"/>
+    </w:p>
+    <w:p>
+      <w:pPr>
+        <w:pStyle w:val="Compact"/>
+        <w:numPr>
+          <w:ilvl w:val="3"/>
+          <w:numId w:val="1028"/>
+        </w:numPr>
+      </w:pPr>
+      <w:r>
+        <w:rPr>
+          <w:rFonts w:hint="eastAsia" w:ascii="Times New Roman" w:hAnsi="Times New Roman" w:eastAsia="FangSong" w:cs="Times New Roman"/>
         </w:rPr>
         <w:t xml:space="preserve">保持构型</w:t>
       </w:r>
       <w:r>
         <w:rPr>
-          <w:rStyle w:val="VerbatimChar"/>
-          <w:rFonts w:ascii="SimSun" w:hAnsi="SimSun" w:eastAsia="SimSun" w:cs="SimSun"/>
+          <w:rFonts w:ascii="Times New Roman" w:hAnsi="Times New Roman" w:eastAsia="Times New Roman" w:cs="Times New Roman"/>
         </w:rPr>
         <w:t xml:space="preserve"> → </w:t>
       </w:r>
       <w:r>
         <w:rPr>
-          <w:rStyle w:val="VerbatimChar"/>
-          <w:rFonts w:ascii="SimSun" w:hAnsi="SimSun" w:eastAsia="SimSun" w:cs="SimSun"/>
+          <w:rFonts w:hint="eastAsia" w:ascii="Times New Roman" w:hAnsi="Times New Roman" w:eastAsia="FangSong" w:cs="Times New Roman"/>
         </w:rPr>
         <w:t>邻基参与</w:t>
       </w:r>
       <w:r>
         <w:rPr>
-          <w:rStyle w:val="VerbatimChar"/>
-          <w:rFonts w:ascii="SimSun" w:hAnsi="SimSun" w:eastAsia="SimSun" w:cs="SimSun"/>
+          <w:rFonts w:hint="eastAsia" w:ascii="Times New Roman" w:hAnsi="Times New Roman" w:eastAsia="Times New Roman" w:cs="Times New Roman"/>
         </w:rPr>
         <w:t>（</w:t>
       </w:r>
       <w:r>
         <w:rPr>
-          <w:rStyle w:val="VerbatimChar"/>
-          <w:rFonts w:ascii="SimSun" w:hAnsi="SimSun" w:eastAsia="SimSun" w:cs="SimSun"/>
+          <w:rFonts w:hint="eastAsia" w:ascii="Times New Roman" w:hAnsi="Times New Roman" w:eastAsia="FangSong" w:cs="Times New Roman"/>
         </w:rPr>
         <w:t>两次</w:t>
       </w:r>
       <w:r>
         <w:rPr>
-          <w:rStyle w:val="VerbatimChar"/>
-          <w:rFonts w:ascii="SimSun" w:hAnsi="SimSun" w:eastAsia="SimSun" w:cs="SimSun"/>
+          <w:rFonts w:hint="eastAsia" w:ascii="Times New Roman" w:hAnsi="Times New Roman" w:eastAsia="Times New Roman" w:cs="Times New Roman"/>
         </w:rPr>
         <w:t>SN2）/</w:t>
       </w:r>
       <w:r>
         <w:rPr>
-          <w:rStyle w:val="VerbatimChar"/>
-          <w:rFonts w:ascii="SimSun" w:hAnsi="SimSun" w:eastAsia="SimSun" w:cs="SimSun"/>
-        </w:rPr>
-        <w:t xml:space="preserve"> </w:t>
-      </w:r>
-      <w:r>
-        <w:rPr>
-          <w:rStyle w:val="VerbatimChar"/>
-          <w:rFonts w:ascii="SimSun" w:hAnsi="SimSun" w:eastAsia="SimSun" w:cs="SimSun"/>
+          <w:rFonts w:ascii="Times New Roman" w:hAnsi="Times New Roman" w:eastAsia="Times New Roman" w:cs="Times New Roman"/>
+        </w:rPr>
+        <w:t xml:space="preserve"> </w:t>
+      </w:r>
+      <w:r>
+        <w:rPr>
+          <w:rFonts w:hint="eastAsia" w:ascii="Times New Roman" w:hAnsi="Times New Roman" w:eastAsia="FangSong" w:cs="Times New Roman"/>
         </w:rPr>
         <w:t xml:space="preserve">协同</w:t>
       </w:r>
-      <w:r>
-        <w:rPr>
-          <w:rFonts w:ascii="SimSun" w:hAnsi="SimSun" w:eastAsia="SimSun" w:cs="SimSun"/>
-        </w:rPr>
-        <w:br/>
-      </w:r>
-      <w:r>
-        <w:rPr>
-          <w:rStyle w:val="VerbatimChar"/>
-          <w:rFonts w:ascii="SimSun" w:hAnsi="SimSun" w:eastAsia="SimSun" w:cs="SimSun"/>
-        </w:rPr>
-        <w:t xml:space="preserve">│   │   └── </w:t>
-      </w:r>
-      <w:r>
-        <w:rPr>
-          <w:rStyle w:val="VerbatimChar"/>
-          <w:rFonts w:ascii="SimSun" w:hAnsi="SimSun" w:eastAsia="SimSun" w:cs="SimSun"/>
+    </w:p>
+    <w:p>
+      <w:pPr>
+        <w:pStyle w:val="Compact"/>
+        <w:numPr>
+          <w:ilvl w:val="3"/>
+          <w:numId w:val="1028"/>
+        </w:numPr>
+      </w:pPr>
+      <w:r>
+        <w:rPr>
+          <w:rFonts w:hint="eastAsia" w:ascii="Times New Roman" w:hAnsi="Times New Roman" w:eastAsia="FangSong" w:cs="Times New Roman"/>
         </w:rPr>
         <w:t xml:space="preserve">反式</w:t>
       </w:r>
       <w:r>
         <w:rPr>
-          <w:rStyle w:val="VerbatimChar"/>
-          <w:rFonts w:ascii="SimSun" w:hAnsi="SimSun" w:eastAsia="SimSun" w:cs="SimSun"/>
+          <w:rFonts w:ascii="Times New Roman" w:hAnsi="Times New Roman" w:eastAsia="Times New Roman" w:cs="Times New Roman"/>
         </w:rPr>
         <w:t xml:space="preserve"> → </w:t>
       </w:r>
       <w:r>
         <w:rPr>
-          <w:rStyle w:val="VerbatimChar"/>
-          <w:rFonts w:ascii="SimSun" w:hAnsi="SimSun" w:eastAsia="SimSun" w:cs="SimSun"/>
+          <w:rFonts w:hint="eastAsia" w:ascii="Times New Roman" w:hAnsi="Times New Roman" w:eastAsia="FangSong" w:cs="Times New Roman"/>
         </w:rPr>
         <w:t xml:space="preserve">鎓离子</w:t>
       </w:r>
       <w:r>
         <w:rPr>
-          <w:rStyle w:val="VerbatimChar"/>
-          <w:rFonts w:ascii="SimSun" w:hAnsi="SimSun" w:eastAsia="SimSun" w:cs="SimSun"/>
+          <w:rFonts w:ascii="Times New Roman" w:hAnsi="Times New Roman" w:eastAsia="Times New Roman" w:cs="Times New Roman"/>
         </w:rPr>
         <w:t xml:space="preserve"> / E2</w:t>
       </w:r>
-      <w:r>
-        <w:rPr>
-          <w:rFonts w:ascii="SimSun" w:hAnsi="SimSun" w:eastAsia="SimSun" w:cs="SimSun"/>
-        </w:rPr>
-        <w:br/>
-      </w:r>
-      <w:r>
-        <w:rPr>
-          <w:rStyle w:val="VerbatimChar"/>
-          <w:rFonts w:ascii="SimSun" w:hAnsi="SimSun" w:eastAsia="SimSun" w:cs="SimSun"/>
-        </w:rPr>
-        <w:t xml:space="preserve">│   │</w:t>
-      </w:r>
-      <w:r>
-        <w:rPr>
-          <w:rFonts w:ascii="SimSun" w:hAnsi="SimSun" w:eastAsia="SimSun" w:cs="SimSun"/>
-        </w:rPr>
-        <w:br/>
-      </w:r>
-      <w:r>
-        <w:rPr>
-          <w:rStyle w:val="VerbatimChar"/>
-          <w:rFonts w:ascii="SimSun" w:hAnsi="SimSun" w:eastAsia="SimSun" w:cs="SimSun"/>
-        </w:rPr>
-        <w:t xml:space="preserve">│   ├── </w:t>
-      </w:r>
-      <w:r>
-        <w:rPr>
-          <w:rStyle w:val="VerbatimChar"/>
-          <w:rFonts w:ascii="SimSun" w:hAnsi="SimSun" w:eastAsia="SimSun" w:cs="SimSun"/>
+    </w:p>
+    <w:p>
+      <w:pPr>
+        <w:pStyle w:val="Compact"/>
+        <w:numPr>
+          <w:ilvl w:val="2"/>
+          <w:numId w:val="1025"/>
+        </w:numPr>
+      </w:pPr>
+      <w:r>
+        <w:rPr>
+          <w:rFonts w:hint="eastAsia" w:ascii="Times New Roman" w:hAnsi="Times New Roman" w:eastAsia="FangSong" w:cs="Times New Roman"/>
         </w:rPr>
         <w:t xml:space="preserve">中间体捕获实验</w:t>
       </w:r>
       <w:r>
         <w:rPr>
-          <w:rStyle w:val="VerbatimChar"/>
-          <w:rFonts w:ascii="SimSun" w:hAnsi="SimSun" w:eastAsia="SimSun" w:cs="SimSun"/>
+          <w:rFonts w:ascii="Times New Roman" w:hAnsi="Times New Roman" w:eastAsia="Times New Roman" w:cs="Times New Roman"/>
         </w:rPr>
         <w:t xml:space="preserve"> → </w:t>
       </w:r>
       <w:r>
         <w:rPr>
-          <w:rStyle w:val="VerbatimChar"/>
-          <w:rFonts w:ascii="SimSun" w:hAnsi="SimSun" w:eastAsia="SimSun" w:cs="SimSun"/>
+          <w:rFonts w:hint="eastAsia" w:ascii="Times New Roman" w:hAnsi="Times New Roman" w:eastAsia="FangSong" w:cs="Times New Roman"/>
         </w:rPr>
         <w:t xml:space="preserve">判断是否有游离中间体</w:t>
       </w:r>
-      <w:r>
-        <w:rPr>
-          <w:rFonts w:ascii="SimSun" w:hAnsi="SimSun" w:eastAsia="SimSun" w:cs="SimSun"/>
-        </w:rPr>
-        <w:br/>
-      </w:r>
-      <w:r>
-        <w:rPr>
-          <w:rStyle w:val="VerbatimChar"/>
-          <w:rFonts w:ascii="SimSun" w:hAnsi="SimSun" w:eastAsia="SimSun" w:cs="SimSun"/>
-        </w:rPr>
-        <w:t xml:space="preserve">│   │   └── </w:t>
-      </w:r>
-      <w:r>
-        <w:rPr>
-          <w:rStyle w:val="VerbatimChar"/>
-          <w:rFonts w:ascii="SimSun" w:hAnsi="SimSun" w:eastAsia="SimSun" w:cs="SimSun"/>
+    </w:p>
+    <w:p>
+      <w:pPr>
+        <w:pStyle w:val="Compact"/>
+        <w:numPr>
+          <w:ilvl w:val="3"/>
+          <w:numId w:val="1029"/>
+        </w:numPr>
+      </w:pPr>
+      <w:r>
+        <w:rPr>
+          <w:rFonts w:hint="eastAsia" w:ascii="Times New Roman" w:hAnsi="Times New Roman" w:eastAsia="FangSong" w:cs="Times New Roman"/>
         </w:rPr>
         <w:t xml:space="preserve">捕获到</w:t>
       </w:r>
       <w:r>
         <w:rPr>
-          <w:rStyle w:val="VerbatimChar"/>
-          <w:rFonts w:ascii="SimSun" w:hAnsi="SimSun" w:eastAsia="SimSun" w:cs="SimSun"/>
+          <w:rFonts w:ascii="Times New Roman" w:hAnsi="Times New Roman" w:eastAsia="Times New Roman" w:cs="Times New Roman"/>
         </w:rPr>
         <w:t xml:space="preserve"> → </w:t>
       </w:r>
       <w:r>
         <w:rPr>
-          <w:rStyle w:val="VerbatimChar"/>
-          <w:rFonts w:ascii="SimSun" w:hAnsi="SimSun" w:eastAsia="SimSun" w:cs="SimSun"/>
+          <w:rFonts w:hint="eastAsia" w:ascii="Times New Roman" w:hAnsi="Times New Roman" w:eastAsia="FangSong" w:cs="Times New Roman"/>
         </w:rPr>
         <w:t>中间体足够稳定</w:t>
       </w:r>
       <w:r>
         <w:rPr>
-          <w:rStyle w:val="VerbatimChar"/>
-          <w:rFonts w:ascii="SimSun" w:hAnsi="SimSun" w:eastAsia="SimSun" w:cs="SimSun"/>
+          <w:rFonts w:hint="eastAsia" w:ascii="Times New Roman" w:hAnsi="Times New Roman" w:eastAsia="Times New Roman" w:cs="Times New Roman"/>
         </w:rPr>
         <w:t>/</w:t>
       </w:r>
       <w:r>
         <w:rPr>
-          <w:rStyle w:val="VerbatimChar"/>
-          <w:rFonts w:ascii="SimSun" w:hAnsi="SimSun" w:eastAsia="SimSun" w:cs="SimSun"/>
+          <w:rFonts w:hint="eastAsia" w:ascii="Times New Roman" w:hAnsi="Times New Roman" w:eastAsia="FangSong" w:cs="Times New Roman"/>
         </w:rPr>
         <w:t>长寿</w:t>
       </w:r>
-      <w:r>
-        <w:rPr>
-          <w:rFonts w:ascii="SimSun" w:hAnsi="SimSun" w:eastAsia="SimSun" w:cs="SimSun"/>
-        </w:rPr>
-        <w:br/>
-      </w:r>
-      <w:r>
-        <w:rPr>
-          <w:rStyle w:val="VerbatimChar"/>
-          <w:rFonts w:ascii="SimSun" w:hAnsi="SimSun" w:eastAsia="SimSun" w:cs="SimSun"/>
-        </w:rPr>
-        <w:t xml:space="preserve">│   │</w:t>
-      </w:r>
-      <w:r>
-        <w:rPr>
-          <w:rFonts w:ascii="SimSun" w:hAnsi="SimSun" w:eastAsia="SimSun" w:cs="SimSun"/>
-        </w:rPr>
-        <w:br/>
-      </w:r>
-      <w:r>
-        <w:rPr>
-          <w:rStyle w:val="VerbatimChar"/>
-          <w:rFonts w:ascii="SimSun" w:hAnsi="SimSun" w:eastAsia="SimSun" w:cs="SimSun"/>
-        </w:rPr>
-        <w:t xml:space="preserve">│   └── </w:t>
-      </w:r>
-      <w:r>
-        <w:rPr>
-          <w:rStyle w:val="VerbatimChar"/>
-          <w:rFonts w:ascii="SimSun" w:hAnsi="SimSun" w:eastAsia="SimSun" w:cs="SimSun"/>
+    </w:p>
+    <w:p>
+      <w:pPr>
+        <w:pStyle w:val="Compact"/>
+        <w:numPr>
+          <w:ilvl w:val="2"/>
+          <w:numId w:val="1025"/>
+        </w:numPr>
+      </w:pPr>
+      <w:r>
+        <w:rPr>
+          <w:rFonts w:hint="eastAsia" w:ascii="Times New Roman" w:hAnsi="Times New Roman" w:eastAsia="FangSong" w:cs="Times New Roman"/>
         </w:rPr>
         <w:t xml:space="preserve">交叉实验</w:t>
       </w:r>
       <w:r>
         <w:rPr>
-          <w:rStyle w:val="VerbatimChar"/>
-          <w:rFonts w:ascii="SimSun" w:hAnsi="SimSun" w:eastAsia="SimSun" w:cs="SimSun"/>
+          <w:rFonts w:ascii="Times New Roman" w:hAnsi="Times New Roman" w:eastAsia="Times New Roman" w:cs="Times New Roman"/>
         </w:rPr>
         <w:t xml:space="preserve"> → </w:t>
       </w:r>
       <w:r>
         <w:rPr>
-          <w:rStyle w:val="VerbatimChar"/>
-          <w:rFonts w:ascii="SimSun" w:hAnsi="SimSun" w:eastAsia="SimSun" w:cs="SimSun"/>
+          <w:rFonts w:hint="eastAsia" w:ascii="Times New Roman" w:hAnsi="Times New Roman" w:eastAsia="FangSong" w:cs="Times New Roman"/>
         </w:rPr>
         <w:t xml:space="preserve">分子间</w:t>
       </w:r>
       <w:r>
         <w:rPr>
-          <w:rStyle w:val="VerbatimChar"/>
-          <w:rFonts w:ascii="SimSun" w:hAnsi="SimSun" w:eastAsia="SimSun" w:cs="SimSun"/>
+          <w:rFonts w:ascii="Times New Roman" w:hAnsi="Times New Roman" w:eastAsia="Times New Roman" w:cs="Times New Roman"/>
         </w:rPr>
         <w:t xml:space="preserve"> vs </w:t>
       </w:r>
       <w:r>
         <w:rPr>
-          <w:rStyle w:val="VerbatimChar"/>
-          <w:rFonts w:ascii="SimSun" w:hAnsi="SimSun" w:eastAsia="SimSun" w:cs="SimSun"/>
+          <w:rFonts w:hint="eastAsia" w:ascii="Times New Roman" w:hAnsi="Times New Roman" w:eastAsia="FangSong" w:cs="Times New Roman"/>
         </w:rPr>
         <w:t xml:space="preserve">分子内</w:t>
       </w:r>
-      <w:r>
-        <w:rPr>
-          <w:rFonts w:ascii="SimSun" w:hAnsi="SimSun" w:eastAsia="SimSun" w:cs="SimSun"/>
-        </w:rPr>
-        <w:br/>
-      </w:r>
-      <w:r>
-        <w:rPr>
-          <w:rStyle w:val="VerbatimChar"/>
-          <w:rFonts w:ascii="SimSun" w:hAnsi="SimSun" w:eastAsia="SimSun" w:cs="SimSun"/>
-        </w:rPr>
-        <w:t xml:space="preserve">│       └── </w:t>
-      </w:r>
-      <w:r>
-        <w:rPr>
-          <w:rStyle w:val="VerbatimChar"/>
-          <w:rFonts w:ascii="SimSun" w:hAnsi="SimSun" w:eastAsia="SimSun" w:cs="SimSun"/>
+    </w:p>
+    <w:p>
+      <w:pPr>
+        <w:pStyle w:val="Compact"/>
+        <w:numPr>
+          <w:ilvl w:val="3"/>
+          <w:numId w:val="1030"/>
+        </w:numPr>
+      </w:pPr>
+      <w:r>
+        <w:rPr>
+          <w:rFonts w:hint="eastAsia" w:ascii="Times New Roman" w:hAnsi="Times New Roman" w:eastAsia="FangSong" w:cs="Times New Roman"/>
         </w:rPr>
         <w:t xml:space="preserve">交叉产物出现</w:t>
       </w:r>
       <w:r>
         <w:rPr>
-          <w:rStyle w:val="VerbatimChar"/>
-          <w:rFonts w:ascii="SimSun" w:hAnsi="SimSun" w:eastAsia="SimSun" w:cs="SimSun"/>
+          <w:rFonts w:ascii="Times New Roman" w:hAnsi="Times New Roman" w:eastAsia="Times New Roman" w:cs="Times New Roman"/>
         </w:rPr>
         <w:t xml:space="preserve"> → </w:t>
       </w:r>
       <w:r>
         <w:rPr>
-          <w:rStyle w:val="VerbatimChar"/>
-          <w:rFonts w:ascii="SimSun" w:hAnsi="SimSun" w:eastAsia="SimSun" w:cs="SimSun"/>
+          <w:rFonts w:hint="eastAsia" w:ascii="Times New Roman" w:hAnsi="Times New Roman" w:eastAsia="FangSong" w:cs="Times New Roman"/>
         </w:rPr>
         <w:t>分子间</w:t>
       </w:r>
       <w:r>
         <w:rPr>
-          <w:rStyle w:val="VerbatimChar"/>
-          <w:rFonts w:ascii="SimSun" w:hAnsi="SimSun" w:eastAsia="SimSun" w:cs="SimSun"/>
+          <w:rFonts w:hint="eastAsia" w:ascii="Times New Roman" w:hAnsi="Times New Roman" w:eastAsia="Times New Roman" w:cs="Times New Roman"/>
         </w:rPr>
         <w:t>；</w:t>
       </w:r>
       <w:r>
         <w:rPr>
-          <w:rStyle w:val="VerbatimChar"/>
-          <w:rFonts w:ascii="SimSun" w:hAnsi="SimSun" w:eastAsia="SimSun" w:cs="SimSun"/>
+          <w:rFonts w:hint="eastAsia" w:ascii="Times New Roman" w:hAnsi="Times New Roman" w:eastAsia="FangSong" w:cs="Times New Roman"/>
         </w:rPr>
         <w:t>不出现</w:t>
       </w:r>
       <w:r>
         <w:rPr>
-          <w:rStyle w:val="VerbatimChar"/>
-          <w:rFonts w:ascii="SimSun" w:hAnsi="SimSun" w:eastAsia="SimSun" w:cs="SimSun"/>
+          <w:rFonts w:ascii="Times New Roman" w:hAnsi="Times New Roman" w:eastAsia="Times New Roman" w:cs="Times New Roman"/>
         </w:rPr>
         <w:t xml:space="preserve"> → </w:t>
       </w:r>
       <w:r>
         <w:rPr>
-          <w:rStyle w:val="VerbatimChar"/>
-          <w:rFonts w:ascii="SimSun" w:hAnsi="SimSun" w:eastAsia="SimSun" w:cs="SimSun"/>
+          <w:rFonts w:hint="eastAsia" w:ascii="Times New Roman" w:hAnsi="Times New Roman" w:eastAsia="FangSong" w:cs="Times New Roman"/>
         </w:rPr>
         <w:t xml:space="preserve">分子内</w:t>
       </w:r>
-      <w:r>
-        <w:rPr>
-          <w:rFonts w:ascii="SimSun" w:hAnsi="SimSun" w:eastAsia="SimSun" w:cs="SimSun"/>
-        </w:rPr>
-        <w:br/>
-      </w:r>
-      <w:r>
-        <w:rPr>
-          <w:rStyle w:val="VerbatimChar"/>
-          <w:rFonts w:ascii="SimSun" w:hAnsi="SimSun" w:eastAsia="SimSun" w:cs="SimSun"/>
-        </w:rPr>
-        <w:t xml:space="preserve">│</w:t>
-      </w:r>
-      <w:r>
-        <w:rPr>
-          <w:rFonts w:ascii="SimSun" w:hAnsi="SimSun" w:eastAsia="SimSun" w:cs="SimSun"/>
-        </w:rPr>
-        <w:br/>
-      </w:r>
-      <w:r>
-        <w:rPr>
-          <w:rStyle w:val="VerbatimChar"/>
-          <w:rFonts w:ascii="SimSun" w:hAnsi="SimSun" w:eastAsia="SimSun" w:cs="SimSun"/>
-        </w:rPr>
-        <w:t xml:space="preserve">├─ Step </w:t>
-      </w:r>
-      <w:r>
-        <w:rPr>
-          <w:rStyle w:val="VerbatimChar"/>
-          <w:rFonts w:ascii="SimSun" w:hAnsi="SimSun" w:eastAsia="SimSun" w:cs="SimSun"/>
+    </w:p>
+    <w:p>
+      <w:pPr>
+        <w:pStyle w:val="Compact"/>
+        <w:numPr>
+          <w:ilvl w:val="1"/>
+          <w:numId w:val="1023"/>
+        </w:numPr>
+      </w:pPr>
+      <w:r>
+        <w:rPr>
+          <w:rFonts w:ascii="Times New Roman" w:hAnsi="Times New Roman" w:eastAsia="Times New Roman" w:cs="Times New Roman"/>
+        </w:rPr>
+        <w:t xml:space="preserve">Step </w:t>
+      </w:r>
+      <w:r>
+        <w:rPr>
+          <w:rFonts w:hint="eastAsia" w:ascii="Times New Roman" w:hAnsi="Times New Roman" w:eastAsia="Times New Roman" w:cs="Times New Roman"/>
         </w:rPr>
         <w:t>3：</w:t>
       </w:r>
       <w:r>
         <w:rPr>
-          <w:rStyle w:val="VerbatimChar"/>
-          <w:rFonts w:ascii="SimSun" w:hAnsi="SimSun" w:eastAsia="SimSun" w:cs="SimSun"/>
+          <w:rFonts w:hint="eastAsia" w:ascii="Times New Roman" w:hAnsi="Times New Roman" w:eastAsia="FangSong" w:cs="Times New Roman"/>
         </w:rPr>
         <w:t>收敛判断</w:t>
       </w:r>
       <w:r>
         <w:rPr>
-          <w:rStyle w:val="VerbatimChar"/>
-          <w:rFonts w:ascii="SimSun" w:hAnsi="SimSun" w:eastAsia="SimSun" w:cs="SimSun"/>
+          <w:rFonts w:hint="eastAsia" w:ascii="Times New Roman" w:hAnsi="Times New Roman" w:eastAsia="Times New Roman" w:cs="Times New Roman"/>
         </w:rPr>
         <w:t>——</w:t>
       </w:r>
       <w:r>
         <w:rPr>
-          <w:rStyle w:val="VerbatimChar"/>
-          <w:rFonts w:ascii="SimSun" w:hAnsi="SimSun" w:eastAsia="SimSun" w:cs="SimSun"/>
+          <w:rFonts w:hint="eastAsia" w:ascii="Times New Roman" w:hAnsi="Times New Roman" w:eastAsia="FangSong" w:cs="Times New Roman"/>
         </w:rPr>
         <w:t>哪个机理与所有证据一致</w:t>
       </w:r>
       <w:r>
         <w:rPr>
-          <w:rStyle w:val="VerbatimChar"/>
-          <w:rFonts w:ascii="SimSun" w:hAnsi="SimSun" w:eastAsia="SimSun" w:cs="SimSun"/>
+          <w:rFonts w:hint="eastAsia" w:ascii="Times New Roman" w:hAnsi="Times New Roman" w:eastAsia="Times New Roman" w:cs="Times New Roman"/>
         </w:rPr>
         <w:t>？</w:t>
       </w:r>
-      <w:r>
-        <w:rPr>
-          <w:rFonts w:ascii="SimSun" w:hAnsi="SimSun" w:eastAsia="SimSun" w:cs="SimSun"/>
-        </w:rPr>
-        <w:br/>
-      </w:r>
-      <w:r>
-        <w:rPr>
-          <w:rStyle w:val="VerbatimChar"/>
-          <w:rFonts w:ascii="SimSun" w:hAnsi="SimSun" w:eastAsia="SimSun" w:cs="SimSun"/>
-        </w:rPr>
-        <w:t xml:space="preserve">│   ├── </w:t>
-      </w:r>
-      <w:r>
-        <w:rPr>
-          <w:rStyle w:val="VerbatimChar"/>
-          <w:rFonts w:ascii="SimSun" w:hAnsi="SimSun" w:eastAsia="SimSun" w:cs="SimSun"/>
+    </w:p>
+    <w:p>
+      <w:pPr>
+        <w:pStyle w:val="Compact"/>
+        <w:numPr>
+          <w:ilvl w:val="2"/>
+          <w:numId w:val="1031"/>
+        </w:numPr>
+      </w:pPr>
+      <w:r>
+        <w:rPr>
+          <w:rFonts w:hint="eastAsia" w:ascii="Times New Roman" w:hAnsi="Times New Roman" w:eastAsia="FangSong" w:cs="Times New Roman"/>
         </w:rPr>
         <w:t xml:space="preserve">无矛盾</w:t>
       </w:r>
       <w:r>
         <w:rPr>
-          <w:rStyle w:val="VerbatimChar"/>
-          <w:rFonts w:ascii="SimSun" w:hAnsi="SimSun" w:eastAsia="SimSun" w:cs="SimSun"/>
+          <w:rFonts w:ascii="Times New Roman" w:hAnsi="Times New Roman" w:eastAsia="Times New Roman" w:cs="Times New Roman"/>
         </w:rPr>
         <w:t xml:space="preserve"> → </w:t>
       </w:r>
       <w:r>
         <w:rPr>
-          <w:rStyle w:val="VerbatimChar"/>
-          <w:rFonts w:ascii="SimSun" w:hAnsi="SimSun" w:eastAsia="SimSun" w:cs="SimSun"/>
+          <w:rFonts w:hint="eastAsia" w:ascii="Times New Roman" w:hAnsi="Times New Roman" w:eastAsia="FangSong" w:cs="Times New Roman"/>
         </w:rPr>
         <w:t xml:space="preserve">接受</w:t>
       </w:r>
-      <w:r>
-        <w:rPr>
-          <w:rFonts w:ascii="SimSun" w:hAnsi="SimSun" w:eastAsia="SimSun" w:cs="SimSun"/>
-        </w:rPr>
-        <w:br/>
-      </w:r>
-      <w:r>
-        <w:rPr>
-          <w:rStyle w:val="VerbatimChar"/>
-          <w:rFonts w:ascii="SimSun" w:hAnsi="SimSun" w:eastAsia="SimSun" w:cs="SimSun"/>
-        </w:rPr>
-        <w:t xml:space="preserve">│   ├── </w:t>
-      </w:r>
-      <w:r>
-        <w:rPr>
-          <w:rStyle w:val="VerbatimChar"/>
-          <w:rFonts w:ascii="SimSun" w:hAnsi="SimSun" w:eastAsia="SimSun" w:cs="SimSun"/>
+    </w:p>
+    <w:p>
+      <w:pPr>
+        <w:pStyle w:val="Compact"/>
+        <w:numPr>
+          <w:ilvl w:val="2"/>
+          <w:numId w:val="1031"/>
+        </w:numPr>
+      </w:pPr>
+      <w:r>
+        <w:rPr>
+          <w:rFonts w:hint="eastAsia" w:ascii="Times New Roman" w:hAnsi="Times New Roman" w:eastAsia="FangSong" w:cs="Times New Roman"/>
         </w:rPr>
         <w:t xml:space="preserve">有矛盾</w:t>
       </w:r>
       <w:r>
         <w:rPr>
-          <w:rStyle w:val="VerbatimChar"/>
-          <w:rFonts w:ascii="SimSun" w:hAnsi="SimSun" w:eastAsia="SimSun" w:cs="SimSun"/>
+          <w:rFonts w:ascii="Times New Roman" w:hAnsi="Times New Roman" w:eastAsia="Times New Roman" w:cs="Times New Roman"/>
         </w:rPr>
         <w:t xml:space="preserve"> → </w:t>
       </w:r>
       <w:r>
         <w:rPr>
-          <w:rStyle w:val="VerbatimChar"/>
-          <w:rFonts w:ascii="SimSun" w:hAnsi="SimSun" w:eastAsia="SimSun" w:cs="SimSun"/>
+          <w:rFonts w:hint="eastAsia" w:ascii="Times New Roman" w:hAnsi="Times New Roman" w:eastAsia="FangSong" w:cs="Times New Roman"/>
         </w:rPr>
         <w:t xml:space="preserve">排除或修正</w:t>
       </w:r>
-      <w:r>
-        <w:rPr>
-          <w:rFonts w:ascii="SimSun" w:hAnsi="SimSun" w:eastAsia="SimSun" w:cs="SimSun"/>
-        </w:rPr>
-        <w:br/>
-      </w:r>
-      <w:r>
-        <w:rPr>
-          <w:rStyle w:val="VerbatimChar"/>
-          <w:rFonts w:ascii="SimSun" w:hAnsi="SimSun" w:eastAsia="SimSun" w:cs="SimSun"/>
-        </w:rPr>
-        <w:t xml:space="preserve">│   └── </w:t>
-      </w:r>
-      <w:r>
-        <w:rPr>
-          <w:rStyle w:val="VerbatimChar"/>
-          <w:rFonts w:ascii="SimSun" w:hAnsi="SimSun" w:eastAsia="SimSun" w:cs="SimSun"/>
+    </w:p>
+    <w:p>
+      <w:pPr>
+        <w:pStyle w:val="Compact"/>
+        <w:numPr>
+          <w:ilvl w:val="2"/>
+          <w:numId w:val="1031"/>
+        </w:numPr>
+      </w:pPr>
+      <w:r>
+        <w:rPr>
+          <w:rFonts w:hint="eastAsia" w:ascii="Times New Roman" w:hAnsi="Times New Roman" w:eastAsia="FangSong" w:cs="Times New Roman"/>
         </w:rPr>
         <w:t xml:space="preserve">数据表面矛盾</w:t>
       </w:r>
       <w:r>
         <w:rPr>
-          <w:rStyle w:val="VerbatimChar"/>
-          <w:rFonts w:ascii="SimSun" w:hAnsi="SimSun" w:eastAsia="SimSun" w:cs="SimSun"/>
+          <w:rFonts w:ascii="Times New Roman" w:hAnsi="Times New Roman" w:eastAsia="Times New Roman" w:cs="Times New Roman"/>
         </w:rPr>
         <w:t xml:space="preserve"> → </w:t>
       </w:r>
       <w:r>
         <w:rPr>
-          <w:rStyle w:val="VerbatimChar"/>
-          <w:rFonts w:ascii="SimSun" w:hAnsi="SimSun" w:eastAsia="SimSun" w:cs="SimSun"/>
+          <w:rFonts w:hint="eastAsia" w:ascii="Times New Roman" w:hAnsi="Times New Roman" w:eastAsia="FangSong" w:cs="Times New Roman"/>
         </w:rPr>
         <w:t>考虑多步过程</w:t>
       </w:r>
       <w:r>
         <w:rPr>
-          <w:rStyle w:val="VerbatimChar"/>
-          <w:rFonts w:ascii="SimSun" w:hAnsi="SimSun" w:eastAsia="SimSun" w:cs="SimSun"/>
+          <w:rFonts w:hint="eastAsia" w:ascii="Times New Roman" w:hAnsi="Times New Roman" w:eastAsia="Times New Roman" w:cs="Times New Roman"/>
         </w:rPr>
         <w:t>（</w:t>
       </w:r>
       <w:r>
         <w:rPr>
-          <w:rStyle w:val="VerbatimChar"/>
-          <w:rFonts w:ascii="SimSun" w:hAnsi="SimSun" w:eastAsia="SimSun" w:cs="SimSun"/>
+          <w:rFonts w:hint="eastAsia" w:ascii="Times New Roman" w:hAnsi="Times New Roman" w:eastAsia="FangSong" w:cs="Times New Roman"/>
         </w:rPr>
         <w:t>不同数据指不同步骤</w:t>
       </w:r>
       <w:r>
         <w:rPr>
-          <w:rStyle w:val="VerbatimChar"/>
-          <w:rFonts w:ascii="SimSun" w:hAnsi="SimSun" w:eastAsia="SimSun" w:cs="SimSun"/>
+          <w:rFonts w:hint="eastAsia" w:ascii="Times New Roman" w:hAnsi="Times New Roman" w:eastAsia="Times New Roman" w:cs="Times New Roman"/>
         </w:rPr>
         <w:t>）</w:t>
       </w:r>
-      <w:r>
-        <w:rPr>
-          <w:rFonts w:ascii="SimSun" w:hAnsi="SimSun" w:eastAsia="SimSun" w:cs="SimSun"/>
-        </w:rPr>
-        <w:br/>
-      </w:r>
-      <w:r>
-        <w:rPr>
-          <w:rStyle w:val="VerbatimChar"/>
-          <w:rFonts w:ascii="SimSun" w:hAnsi="SimSun" w:eastAsia="SimSun" w:cs="SimSun"/>
-        </w:rPr>
-        <w:t xml:space="preserve">│</w:t>
-      </w:r>
-      <w:r>
-        <w:rPr>
-          <w:rFonts w:ascii="SimSun" w:hAnsi="SimSun" w:eastAsia="SimSun" w:cs="SimSun"/>
-        </w:rPr>
-        <w:br/>
-      </w:r>
-      <w:r>
-        <w:rPr>
-          <w:rStyle w:val="VerbatimChar"/>
-          <w:rFonts w:ascii="SimSun" w:hAnsi="SimSun" w:eastAsia="SimSun" w:cs="SimSun"/>
-        </w:rPr>
-        <w:t xml:space="preserve">└─ </w:t>
-      </w:r>
-      <w:r>
-        <w:rPr>
-          <w:rStyle w:val="VerbatimChar"/>
-          <w:rFonts w:ascii="SimSun" w:hAnsi="SimSun" w:eastAsia="SimSun" w:cs="SimSun"/>
+    </w:p>
+    <w:p>
+      <w:pPr>
+        <w:pStyle w:val="Compact"/>
+        <w:numPr>
+          <w:ilvl w:val="1"/>
+          <w:numId w:val="1023"/>
+        </w:numPr>
+      </w:pPr>
+      <w:r>
+        <w:rPr>
+          <w:rFonts w:hint="eastAsia" w:ascii="Times New Roman" w:hAnsi="Times New Roman" w:eastAsia="FangSong" w:cs="Times New Roman"/>
         </w:rPr>
         <w:t>输出</w:t>
       </w:r>
       <w:r>
         <w:rPr>
-          <w:rStyle w:val="VerbatimChar"/>
-          <w:rFonts w:ascii="SimSun" w:hAnsi="SimSun" w:eastAsia="SimSun" w:cs="SimSun"/>
+          <w:rFonts w:hint="eastAsia" w:ascii="Times New Roman" w:hAnsi="Times New Roman" w:eastAsia="Times New Roman" w:cs="Times New Roman"/>
         </w:rPr>
         <w:t>：</w:t>
       </w:r>
       <w:r>
         <w:rPr>
-          <w:rStyle w:val="VerbatimChar"/>
-          <w:rFonts w:ascii="SimSun" w:hAnsi="SimSun" w:eastAsia="SimSun" w:cs="SimSun"/>
+          <w:rFonts w:hint="eastAsia" w:ascii="Times New Roman" w:hAnsi="Times New Roman" w:eastAsia="FangSong" w:cs="Times New Roman"/>
         </w:rPr>
         <w:t>该反应最合理的机理</w:t>
       </w:r>
       <w:r>
         <w:rPr>
-          <w:rStyle w:val="VerbatimChar"/>
-          <w:rFonts w:ascii="SimSun" w:hAnsi="SimSun" w:eastAsia="SimSun" w:cs="SimSun"/>
+          <w:rFonts w:ascii="Times New Roman" w:hAnsi="Times New Roman" w:eastAsia="Times New Roman" w:cs="Times New Roman"/>
         </w:rPr>
         <w:t xml:space="preserve"> + </w:t>
       </w:r>
       <w:r>
         <w:rPr>
-          <w:rStyle w:val="VerbatimChar"/>
-          <w:rFonts w:ascii="SimSun" w:hAnsi="SimSun" w:eastAsia="SimSun" w:cs="SimSun"/>
+          <w:rFonts w:hint="eastAsia" w:ascii="Times New Roman" w:hAnsi="Times New Roman" w:eastAsia="FangSong" w:cs="Times New Roman"/>
         </w:rPr>
         <w:t xml:space="preserve">支持证据</w:t>
       </w:r>
       <w:r>
         <w:rPr>
-          <w:rStyle w:val="VerbatimChar"/>
-          <w:rFonts w:ascii="SimSun" w:hAnsi="SimSun" w:eastAsia="SimSun" w:cs="SimSun"/>
+          <w:rFonts w:ascii="Times New Roman" w:hAnsi="Times New Roman" w:eastAsia="Times New Roman" w:cs="Times New Roman"/>
         </w:rPr>
         <w:t xml:space="preserve"> + </w:t>
       </w:r>
       <w:r>
         <w:rPr>
-          <w:rStyle w:val="VerbatimChar"/>
-          <w:rFonts w:ascii="SimSun" w:hAnsi="SimSun" w:eastAsia="SimSun" w:cs="SimSun"/>
+          <w:rFonts w:hint="eastAsia" w:ascii="Times New Roman" w:hAnsi="Times New Roman" w:eastAsia="FangSong" w:cs="Times New Roman"/>
         </w:rPr>
         <w:t xml:space="preserve">排除了哪些备选</w:t>
       </w:r>
@@ -29582,7 +29231,7 @@
       <w:pPr>
         <w:numPr>
           <w:ilvl w:val="0"/>
-          <w:numId w:val="1018"/>
+          <w:numId w:val="1032"/>
         </w:numPr>
       </w:pPr>
       <w:r>
@@ -29695,7 +29344,7 @@
       <w:pPr>
         <w:numPr>
           <w:ilvl w:val="0"/>
-          <w:numId w:val="1018"/>
+          <w:numId w:val="1032"/>
         </w:numPr>
       </w:pPr>
       <w:r>
@@ -29769,7 +29418,7 @@
       <w:pPr>
         <w:numPr>
           <w:ilvl w:val="0"/>
-          <w:numId w:val="1018"/>
+          <w:numId w:val="1032"/>
         </w:numPr>
       </w:pPr>
       <w:r>
@@ -29863,7 +29512,7 @@
       <w:pPr>
         <w:numPr>
           <w:ilvl w:val="0"/>
-          <w:numId w:val="1019"/>
+          <w:numId w:val="1033"/>
         </w:numPr>
       </w:pPr>
       <w:r>
@@ -29981,7 +29630,7 @@
       <w:pPr>
         <w:numPr>
           <w:ilvl w:val="0"/>
-          <w:numId w:val="1019"/>
+          <w:numId w:val="1033"/>
         </w:numPr>
       </w:pPr>
       <w:r>
@@ -30067,7 +29716,7 @@
       <w:pPr>
         <w:numPr>
           <w:ilvl w:val="0"/>
-          <w:numId w:val="1019"/>
+          <w:numId w:val="1033"/>
         </w:numPr>
       </w:pPr>
       <w:r>
@@ -30184,7 +29833,7 @@
         <w:pStyle w:val="Compact"/>
         <w:numPr>
           <w:ilvl w:val="1"/>
-          <w:numId w:val="1020"/>
+          <w:numId w:val="1034"/>
         </w:numPr>
       </w:pPr>
       <w:r>
@@ -30223,7 +29872,7 @@
         <w:pStyle w:val="Compact"/>
         <w:numPr>
           <w:ilvl w:val="1"/>
-          <w:numId w:val="1020"/>
+          <w:numId w:val="1034"/>
         </w:numPr>
       </w:pPr>
       <w:r>
@@ -30288,7 +29937,7 @@
         <w:pStyle w:val="Compact"/>
         <w:numPr>
           <w:ilvl w:val="0"/>
-          <w:numId w:val="1021"/>
+          <w:numId w:val="1035"/>
         </w:numPr>
       </w:pPr>
       <w:r>
@@ -30321,7 +29970,7 @@
         <w:pStyle w:val="Compact"/>
         <w:numPr>
           <w:ilvl w:val="1"/>
-          <w:numId w:val="1022"/>
+          <w:numId w:val="1036"/>
         </w:numPr>
       </w:pPr>
       <w:r>
@@ -30354,7 +30003,7 @@
         <w:pStyle w:val="Compact"/>
         <w:numPr>
           <w:ilvl w:val="1"/>
-          <w:numId w:val="1022"/>
+          <w:numId w:val="1036"/>
         </w:numPr>
       </w:pPr>
       <w:r>
@@ -30400,7 +30049,7 @@
         <w:pStyle w:val="Compact"/>
         <w:numPr>
           <w:ilvl w:val="1"/>
-          <w:numId w:val="1022"/>
+          <w:numId w:val="1036"/>
         </w:numPr>
       </w:pPr>
       <w:r>
@@ -30439,7 +30088,7 @@
         <w:pStyle w:val="Compact"/>
         <w:numPr>
           <w:ilvl w:val="1"/>
-          <w:numId w:val="1022"/>
+          <w:numId w:val="1036"/>
         </w:numPr>
       </w:pPr>
       <w:r>
@@ -30485,7 +30134,7 @@
         <w:pStyle w:val="Compact"/>
         <w:numPr>
           <w:ilvl w:val="1"/>
-          <w:numId w:val="1022"/>
+          <w:numId w:val="1036"/>
         </w:numPr>
       </w:pPr>
       <w:r>
@@ -30500,7 +30149,7 @@
         <w:pStyle w:val="Compact"/>
         <w:numPr>
           <w:ilvl w:val="1"/>
-          <w:numId w:val="1022"/>
+          <w:numId w:val="1036"/>
         </w:numPr>
       </w:pPr>
       <w:r>
@@ -30545,7 +30194,7 @@
         <w:pStyle w:val="Compact"/>
         <w:numPr>
           <w:ilvl w:val="1"/>
-          <w:numId w:val="1023"/>
+          <w:numId w:val="1037"/>
         </w:numPr>
       </w:pPr>
       <w:r>
@@ -30578,7 +30227,7 @@
         <w:pStyle w:val="Compact"/>
         <w:numPr>
           <w:ilvl w:val="1"/>
-          <w:numId w:val="1023"/>
+          <w:numId w:val="1037"/>
         </w:numPr>
       </w:pPr>
       <w:r>
@@ -30599,7 +30248,7 @@
         <w:pStyle w:val="Compact"/>
         <w:numPr>
           <w:ilvl w:val="1"/>
-          <w:numId w:val="1023"/>
+          <w:numId w:val="1037"/>
         </w:numPr>
       </w:pPr>
       <w:r>
@@ -30620,7 +30269,7 @@
         <w:pStyle w:val="Compact"/>
         <w:numPr>
           <w:ilvl w:val="0"/>
-          <w:numId w:val="1021"/>
+          <w:numId w:val="1035"/>
         </w:numPr>
       </w:pPr>
       <w:r>
@@ -30677,7 +30326,7 @@
         <w:pStyle w:val="Compact"/>
         <w:numPr>
           <w:ilvl w:val="1"/>
-          <w:numId w:val="1024"/>
+          <w:numId w:val="1038"/>
         </w:numPr>
       </w:pPr>
       <w:r>
@@ -30710,7 +30359,7 @@
         <w:pStyle w:val="Compact"/>
         <w:numPr>
           <w:ilvl w:val="1"/>
-          <w:numId w:val="1024"/>
+          <w:numId w:val="1038"/>
         </w:numPr>
       </w:pPr>
       <w:r>
@@ -30885,7 +30534,7 @@
       <w:pPr>
         <w:numPr>
           <w:ilvl w:val="0"/>
-          <w:numId w:val="1025"/>
+          <w:numId w:val="1039"/>
         </w:numPr>
       </w:pPr>
       <w:r>
@@ -31034,7 +30683,7 @@
       <w:pPr>
         <w:numPr>
           <w:ilvl w:val="0"/>
-          <w:numId w:val="1025"/>
+          <w:numId w:val="1039"/>
         </w:numPr>
       </w:pPr>
       <w:r>
@@ -31120,7 +30769,7 @@
       <w:pPr>
         <w:numPr>
           <w:ilvl w:val="0"/>
-          <w:numId w:val="1025"/>
+          <w:numId w:val="1039"/>
         </w:numPr>
       </w:pPr>
       <w:r>
@@ -31218,7 +30867,7 @@
       <w:pPr>
         <w:numPr>
           <w:ilvl w:val="0"/>
-          <w:numId w:val="1025"/>
+          <w:numId w:val="1039"/>
         </w:numPr>
       </w:pPr>
       <w:r>
@@ -31310,7 +30959,7 @@
       <w:pPr>
         <w:numPr>
           <w:ilvl w:val="0"/>
-          <w:numId w:val="1025"/>
+          <w:numId w:val="1039"/>
         </w:numPr>
       </w:pPr>
       <w:r>
@@ -31427,7 +31076,7 @@
         <w:pStyle w:val="Compact"/>
         <w:numPr>
           <w:ilvl w:val="0"/>
-          <w:numId w:val="1025"/>
+          <w:numId w:val="1039"/>
         </w:numPr>
       </w:pPr>
     </w:p>
@@ -31436,7 +31085,7 @@
         <w:pStyle w:val="Compact"/>
         <w:numPr>
           <w:ilvl w:val="1"/>
-          <w:numId w:val="1026"/>
+          <w:numId w:val="1040"/>
         </w:numPr>
       </w:pPr>
       <w:r>
@@ -31649,7 +31298,7 @@
         <w:pStyle w:val="Compact"/>
         <w:numPr>
           <w:ilvl w:val="0"/>
-          <w:numId w:val="1025"/>
+          <w:numId w:val="1039"/>
         </w:numPr>
       </w:pPr>
     </w:p>
@@ -31658,7 +31307,7 @@
         <w:pStyle w:val="Compact"/>
         <w:numPr>
           <w:ilvl w:val="1"/>
-          <w:numId w:val="1027"/>
+          <w:numId w:val="1041"/>
         </w:numPr>
       </w:pPr>
       <w:r>
@@ -31782,7 +31431,7 @@
         <w:pStyle w:val="Compact"/>
         <w:numPr>
           <w:ilvl w:val="1"/>
-          <w:numId w:val="1027"/>
+          <w:numId w:val="1041"/>
         </w:numPr>
       </w:pPr>
       <w:r>
@@ -31942,7 +31591,7 @@
         <w:pStyle w:val="Compact"/>
         <w:numPr>
           <w:ilvl w:val="1"/>
-          <w:numId w:val="1027"/>
+          <w:numId w:val="1041"/>
         </w:numPr>
       </w:pPr>
       <w:r>
@@ -32058,7 +31707,7 @@
       <w:pPr>
         <w:numPr>
           <w:ilvl w:val="0"/>
-          <w:numId w:val="1025"/>
+          <w:numId w:val="1039"/>
         </w:numPr>
       </w:pPr>
       <w:r>
@@ -32351,7 +32000,7 @@
         <w:pStyle w:val="Compact"/>
         <w:numPr>
           <w:ilvl w:val="0"/>
-          <w:numId w:val="1028"/>
+          <w:numId w:val="1042"/>
         </w:numPr>
       </w:pPr>
       <w:r>
@@ -32462,7 +32111,7 @@
         <w:pStyle w:val="Compact"/>
         <w:numPr>
           <w:ilvl w:val="0"/>
-          <w:numId w:val="1028"/>
+          <w:numId w:val="1042"/>
         </w:numPr>
       </w:pPr>
       <w:r>
@@ -32555,7 +32204,7 @@
         <w:pStyle w:val="Compact"/>
         <w:numPr>
           <w:ilvl w:val="0"/>
-          <w:numId w:val="1028"/>
+          <w:numId w:val="1042"/>
         </w:numPr>
       </w:pPr>
       <w:r>
@@ -32642,7 +32291,7 @@
         <w:pStyle w:val="Compact"/>
         <w:numPr>
           <w:ilvl w:val="0"/>
-          <w:numId w:val="1028"/>
+          <w:numId w:val="1042"/>
         </w:numPr>
       </w:pPr>
       <w:r>
@@ -32711,7 +32360,7 @@
         <w:pStyle w:val="Compact"/>
         <w:numPr>
           <w:ilvl w:val="0"/>
-          <w:numId w:val="1028"/>
+          <w:numId w:val="1042"/>
         </w:numPr>
       </w:pPr>
       <w:r>
@@ -32804,7 +32453,7 @@
         <w:pStyle w:val="Compact"/>
         <w:numPr>
           <w:ilvl w:val="0"/>
-          <w:numId w:val="1028"/>
+          <w:numId w:val="1042"/>
         </w:numPr>
       </w:pPr>
       <w:r>
@@ -32861,7 +32510,7 @@
         <w:pStyle w:val="Compact"/>
         <w:numPr>
           <w:ilvl w:val="0"/>
-          <w:numId w:val="1028"/>
+          <w:numId w:val="1042"/>
         </w:numPr>
       </w:pPr>
       <w:r>
@@ -32918,7 +32567,7 @@
         <w:pStyle w:val="Compact"/>
         <w:numPr>
           <w:ilvl w:val="0"/>
-          <w:numId w:val="1028"/>
+          <w:numId w:val="1042"/>
         </w:numPr>
       </w:pPr>
       <w:r>
@@ -33592,6 +33241,18 @@
     <w:abstractNumId w:val="991"/>
   </w:num>
   <w:num w:numId="1006">
+    <w:abstractNumId w:val="991"/>
+  </w:num>
+  <w:num w:numId="1007">
+    <w:abstractNumId w:val="991"/>
+  </w:num>
+  <w:num w:numId="1008">
+    <w:abstractNumId w:val="991"/>
+  </w:num>
+  <w:num w:numId="1009">
+    <w:abstractNumId w:val="991"/>
+  </w:num>
+  <w:num w:numId="1010">
     <w:abstractNumId w:val="99411"/>
     <w:lvlOverride w:ilvl="0">
       <w:startOverride w:val="1"/>
@@ -33620,72 +33281,6 @@
     <w:lvlOverride w:ilvl="8">
       <w:startOverride w:val="1"/>
     </w:lvlOverride>
-  </w:num>
-  <w:num w:numId="1007">
-    <w:abstractNumId w:val="99411"/>
-    <w:lvlOverride w:ilvl="0">
-      <w:startOverride w:val="1"/>
-    </w:lvlOverride>
-    <w:lvlOverride w:ilvl="1">
-      <w:startOverride w:val="1"/>
-    </w:lvlOverride>
-    <w:lvlOverride w:ilvl="2">
-      <w:startOverride w:val="1"/>
-    </w:lvlOverride>
-    <w:lvlOverride w:ilvl="3">
-      <w:startOverride w:val="1"/>
-    </w:lvlOverride>
-    <w:lvlOverride w:ilvl="4">
-      <w:startOverride w:val="1"/>
-    </w:lvlOverride>
-    <w:lvlOverride w:ilvl="5">
-      <w:startOverride w:val="1"/>
-    </w:lvlOverride>
-    <w:lvlOverride w:ilvl="6">
-      <w:startOverride w:val="1"/>
-    </w:lvlOverride>
-    <w:lvlOverride w:ilvl="7">
-      <w:startOverride w:val="1"/>
-    </w:lvlOverride>
-    <w:lvlOverride w:ilvl="8">
-      <w:startOverride w:val="1"/>
-    </w:lvlOverride>
-  </w:num>
-  <w:num w:numId="1008">
-    <w:abstractNumId w:val="991"/>
-  </w:num>
-  <w:num w:numId="1009">
-    <w:abstractNumId w:val="99411"/>
-    <w:lvlOverride w:ilvl="0">
-      <w:startOverride w:val="1"/>
-    </w:lvlOverride>
-    <w:lvlOverride w:ilvl="1">
-      <w:startOverride w:val="1"/>
-    </w:lvlOverride>
-    <w:lvlOverride w:ilvl="2">
-      <w:startOverride w:val="1"/>
-    </w:lvlOverride>
-    <w:lvlOverride w:ilvl="3">
-      <w:startOverride w:val="1"/>
-    </w:lvlOverride>
-    <w:lvlOverride w:ilvl="4">
-      <w:startOverride w:val="1"/>
-    </w:lvlOverride>
-    <w:lvlOverride w:ilvl="5">
-      <w:startOverride w:val="1"/>
-    </w:lvlOverride>
-    <w:lvlOverride w:ilvl="6">
-      <w:startOverride w:val="1"/>
-    </w:lvlOverride>
-    <w:lvlOverride w:ilvl="7">
-      <w:startOverride w:val="1"/>
-    </w:lvlOverride>
-    <w:lvlOverride w:ilvl="8">
-      <w:startOverride w:val="1"/>
-    </w:lvlOverride>
-  </w:num>
-  <w:num w:numId="1010">
-    <w:abstractNumId w:val="991"/>
   </w:num>
   <w:num w:numId="1011">
     <w:abstractNumId w:val="99411"/>
@@ -33718,6 +33313,9 @@
     </w:lvlOverride>
   </w:num>
   <w:num w:numId="1012">
+    <w:abstractNumId w:val="991"/>
+  </w:num>
+  <w:num w:numId="1013">
     <w:abstractNumId w:val="99411"/>
     <w:lvlOverride w:ilvl="0">
       <w:startOverride w:val="1"/>
@@ -33747,38 +33345,8 @@
       <w:startOverride w:val="1"/>
     </w:lvlOverride>
   </w:num>
-  <w:num w:numId="1013">
+  <w:num w:numId="1014">
     <w:abstractNumId w:val="991"/>
-  </w:num>
-  <w:num w:numId="1014">
-    <w:abstractNumId w:val="99411"/>
-    <w:lvlOverride w:ilvl="0">
-      <w:startOverride w:val="1"/>
-    </w:lvlOverride>
-    <w:lvlOverride w:ilvl="1">
-      <w:startOverride w:val="1"/>
-    </w:lvlOverride>
-    <w:lvlOverride w:ilvl="2">
-      <w:startOverride w:val="1"/>
-    </w:lvlOverride>
-    <w:lvlOverride w:ilvl="3">
-      <w:startOverride w:val="1"/>
-    </w:lvlOverride>
-    <w:lvlOverride w:ilvl="4">
-      <w:startOverride w:val="1"/>
-    </w:lvlOverride>
-    <w:lvlOverride w:ilvl="5">
-      <w:startOverride w:val="1"/>
-    </w:lvlOverride>
-    <w:lvlOverride w:ilvl="6">
-      <w:startOverride w:val="1"/>
-    </w:lvlOverride>
-    <w:lvlOverride w:ilvl="7">
-      <w:startOverride w:val="1"/>
-    </w:lvlOverride>
-    <w:lvlOverride w:ilvl="8">
-      <w:startOverride w:val="1"/>
-    </w:lvlOverride>
   </w:num>
   <w:num w:numId="1015">
     <w:abstractNumId w:val="99411"/>
@@ -33811,7 +33379,34 @@
     </w:lvlOverride>
   </w:num>
   <w:num w:numId="1016">
-    <w:abstractNumId w:val="991"/>
+    <w:abstractNumId w:val="99411"/>
+    <w:lvlOverride w:ilvl="0">
+      <w:startOverride w:val="1"/>
+    </w:lvlOverride>
+    <w:lvlOverride w:ilvl="1">
+      <w:startOverride w:val="1"/>
+    </w:lvlOverride>
+    <w:lvlOverride w:ilvl="2">
+      <w:startOverride w:val="1"/>
+    </w:lvlOverride>
+    <w:lvlOverride w:ilvl="3">
+      <w:startOverride w:val="1"/>
+    </w:lvlOverride>
+    <w:lvlOverride w:ilvl="4">
+      <w:startOverride w:val="1"/>
+    </w:lvlOverride>
+    <w:lvlOverride w:ilvl="5">
+      <w:startOverride w:val="1"/>
+    </w:lvlOverride>
+    <w:lvlOverride w:ilvl="6">
+      <w:startOverride w:val="1"/>
+    </w:lvlOverride>
+    <w:lvlOverride w:ilvl="7">
+      <w:startOverride w:val="1"/>
+    </w:lvlOverride>
+    <w:lvlOverride w:ilvl="8">
+      <w:startOverride w:val="1"/>
+    </w:lvlOverride>
   </w:num>
   <w:num w:numId="1017">
     <w:abstractNumId w:val="991"/>
@@ -33847,6 +33442,102 @@
     </w:lvlOverride>
   </w:num>
   <w:num w:numId="1019">
+    <w:abstractNumId w:val="99411"/>
+    <w:lvlOverride w:ilvl="0">
+      <w:startOverride w:val="1"/>
+    </w:lvlOverride>
+    <w:lvlOverride w:ilvl="1">
+      <w:startOverride w:val="1"/>
+    </w:lvlOverride>
+    <w:lvlOverride w:ilvl="2">
+      <w:startOverride w:val="1"/>
+    </w:lvlOverride>
+    <w:lvlOverride w:ilvl="3">
+      <w:startOverride w:val="1"/>
+    </w:lvlOverride>
+    <w:lvlOverride w:ilvl="4">
+      <w:startOverride w:val="1"/>
+    </w:lvlOverride>
+    <w:lvlOverride w:ilvl="5">
+      <w:startOverride w:val="1"/>
+    </w:lvlOverride>
+    <w:lvlOverride w:ilvl="6">
+      <w:startOverride w:val="1"/>
+    </w:lvlOverride>
+    <w:lvlOverride w:ilvl="7">
+      <w:startOverride w:val="1"/>
+    </w:lvlOverride>
+    <w:lvlOverride w:ilvl="8">
+      <w:startOverride w:val="1"/>
+    </w:lvlOverride>
+  </w:num>
+  <w:num w:numId="1020">
+    <w:abstractNumId w:val="991"/>
+  </w:num>
+  <w:num w:numId="1021">
+    <w:abstractNumId w:val="991"/>
+  </w:num>
+  <w:num w:numId="1022">
+    <w:abstractNumId w:val="991"/>
+  </w:num>
+  <w:num w:numId="1023">
+    <w:abstractNumId w:val="991"/>
+  </w:num>
+  <w:num w:numId="1024">
+    <w:abstractNumId w:val="991"/>
+  </w:num>
+  <w:num w:numId="1025">
+    <w:abstractNumId w:val="991"/>
+  </w:num>
+  <w:num w:numId="1026">
+    <w:abstractNumId w:val="991"/>
+  </w:num>
+  <w:num w:numId="1027">
+    <w:abstractNumId w:val="991"/>
+  </w:num>
+  <w:num w:numId="1028">
+    <w:abstractNumId w:val="991"/>
+  </w:num>
+  <w:num w:numId="1029">
+    <w:abstractNumId w:val="991"/>
+  </w:num>
+  <w:num w:numId="1030">
+    <w:abstractNumId w:val="991"/>
+  </w:num>
+  <w:num w:numId="1031">
+    <w:abstractNumId w:val="991"/>
+  </w:num>
+  <w:num w:numId="1032">
+    <w:abstractNumId w:val="99411"/>
+    <w:lvlOverride w:ilvl="0">
+      <w:startOverride w:val="1"/>
+    </w:lvlOverride>
+    <w:lvlOverride w:ilvl="1">
+      <w:startOverride w:val="1"/>
+    </w:lvlOverride>
+    <w:lvlOverride w:ilvl="2">
+      <w:startOverride w:val="1"/>
+    </w:lvlOverride>
+    <w:lvlOverride w:ilvl="3">
+      <w:startOverride w:val="1"/>
+    </w:lvlOverride>
+    <w:lvlOverride w:ilvl="4">
+      <w:startOverride w:val="1"/>
+    </w:lvlOverride>
+    <w:lvlOverride w:ilvl="5">
+      <w:startOverride w:val="1"/>
+    </w:lvlOverride>
+    <w:lvlOverride w:ilvl="6">
+      <w:startOverride w:val="1"/>
+    </w:lvlOverride>
+    <w:lvlOverride w:ilvl="7">
+      <w:startOverride w:val="1"/>
+    </w:lvlOverride>
+    <w:lvlOverride w:ilvl="8">
+      <w:startOverride w:val="1"/>
+    </w:lvlOverride>
+  </w:num>
+  <w:num w:numId="1033">
     <w:abstractNumId w:val="99414"/>
     <w:lvlOverride w:ilvl="0">
       <w:startOverride w:val="4"/>
@@ -33876,7 +33567,7 @@
       <w:startOverride w:val="4"/>
     </w:lvlOverride>
   </w:num>
-  <w:num w:numId="1020">
+  <w:num w:numId="1034">
     <w:abstractNumId w:val="99731"/>
     <w:lvlOverride w:ilvl="0">
       <w:startOverride w:val="1"/>
@@ -33906,7 +33597,7 @@
       <w:startOverride w:val="1"/>
     </w:lvlOverride>
   </w:num>
-  <w:num w:numId="1021">
+  <w:num w:numId="1035">
     <w:abstractNumId w:val="99417"/>
     <w:lvlOverride w:ilvl="0">
       <w:startOverride w:val="7"/>
@@ -33936,10 +33627,10 @@
       <w:startOverride w:val="7"/>
     </w:lvlOverride>
   </w:num>
-  <w:num w:numId="1022">
+  <w:num w:numId="1036">
     <w:abstractNumId w:val="991"/>
   </w:num>
-  <w:num w:numId="1023">
+  <w:num w:numId="1037">
     <w:abstractNumId w:val="99731"/>
     <w:lvlOverride w:ilvl="0">
       <w:startOverride w:val="1"/>
@@ -33969,10 +33660,10 @@
       <w:startOverride w:val="1"/>
     </w:lvlOverride>
   </w:num>
-  <w:num w:numId="1024">
+  <w:num w:numId="1038">
     <w:abstractNumId w:val="991"/>
   </w:num>
-  <w:num w:numId="1025">
+  <w:num w:numId="1039">
     <w:abstractNumId w:val="99411"/>
     <w:lvlOverride w:ilvl="0">
       <w:startOverride w:val="1"/>
@@ -34002,7 +33693,7 @@
       <w:startOverride w:val="1"/>
     </w:lvlOverride>
   </w:num>
-  <w:num w:numId="1026">
+  <w:num w:numId="1040">
     <w:abstractNumId w:val="99731"/>
     <w:lvlOverride w:ilvl="0">
       <w:startOverride w:val="1"/>
@@ -34032,7 +33723,7 @@
       <w:startOverride w:val="1"/>
     </w:lvlOverride>
   </w:num>
-  <w:num w:numId="1027">
+  <w:num w:numId="1041">
     <w:abstractNumId w:val="99731"/>
     <w:lvlOverride w:ilvl="0">
       <w:startOverride w:val="1"/>
@@ -34062,7 +33753,7 @@
       <w:startOverride w:val="1"/>
     </w:lvlOverride>
   </w:num>
-  <w:num w:numId="1028">
+  <w:num w:numId="1042">
     <w:abstractNumId w:val="991"/>
   </w:num>
 </w:numbering>
@@ -34746,7 +34437,7 @@
     <ns0:name ns0:val="Verbatim Char"/>
     <ns0:basedOn ns0:val="BodyTextChar"/>
     <ns0:rPr>
-      <ns0:rFonts ns0:ascii="SimSun" ns0:hAnsi="SimSun" ns0:eastAsia="SimSun" ns0:cs="SimSun"/>
+      <ns0:rFonts ns0:ascii="SimSun" ns0:cs="SimSun" ns0:eastAsia="SimSun" ns0:hAnsi="SimSun"/>
       <ns0:b ns0:val="0"/>
       <ns0:sz ns0:val="20"/>
     </ns0:rPr>
@@ -34808,7 +34499,7 @@
       <w:wordWrap w:val="off"/>
     </w:pPr>
     <ns0:rPr>
-      <w:rFonts w:ascii="SimSun" w:hAnsi="SimSun" w:eastAsia="SimSun" w:cs="SimSun"/>
+      <w:rFonts ns0:ascii="SimSun" ns0:hAnsi="SimSun" ns0:eastAsia="SimSun" ns0:cs="SimSun"/>
     </ns0:rPr>
   </w:style>
   <w:style w:type="character" w:customStyle="1" w:styleId="KeywordTok">

--- a/06-学生侧材料/讲义/有机化学/高等有机机理.docx
+++ b/06-学生侧材料/讲义/有机化学/高等有机机理.docx
@@ -4280,6 +4280,7 @@
     <w:p>
       <w:pPr>
         <w:pStyle w:val="BodyText"/>
+        <w:spacing w:after="80"/>
       </w:pPr>
       <w:r>
         <w:rPr>
@@ -4336,159 +4337,282 @@
         <w:t>）：</w:t>
       </w:r>
     </w:p>
+    <w:tbl>
+      <w:tblPr>
+        <w:tblStyle w:val="Table"/>
+        <w:tblW w:type="auto" w:w="0"/>
+        <w:tblLook w:firstRow="1" w:lastRow="0" w:firstColumn="0" w:lastColumn="0" w:noHBand="0" w:noVBand="0" w:val="0020"/>
+      </w:tblPr>
+      <w:tblGrid>
+        <w:gridCol w:w="2640"/>
+        <w:gridCol w:w="2640"/>
+        <w:gridCol w:w="2640"/>
+      </w:tblGrid>
+      <w:tr>
+        <w:trPr>
+          <w:tblHeader w:val="on"/>
+        </w:trPr>
+        <w:tc>
+          <w:tcPr/>
+          <w:p>
+            <w:pPr>
+              <w:pStyle w:val="Compact"/>
+              <w:jc w:val="center"/>
+            </w:pPr>
+            <w:r>
+              <w:rPr>
+                <w:rFonts w:hint="eastAsia" w:ascii="Times New Roman" w:hAnsi="Times New Roman" w:eastAsia="SimHei" w:cs="Times New Roman"/>
+                <w:b/>
+              </w:rPr>
+              <w:t xml:space="preserve">过渡态位置</w:t>
+            </w:r>
+          </w:p>
+        </w:tc>
+        <w:tc>
+          <w:tcPr/>
+          <w:p>
+            <w:pPr>
+              <w:pStyle w:val="Compact"/>
+              <w:jc w:val="center"/>
+            </w:pPr>
+            <w:r>
+              <w:rPr>
+                <w:rFonts w:ascii="Times New Roman" w:hAnsi="Times New Roman" w:eastAsia="Times New Roman" w:cs="Times New Roman"/>
+                <w:b/>
+              </w:rPr>
+              <w:t xml:space="preserve">ρ</w:t>
+            </w:r>
+          </w:p>
+        </w:tc>
+        <w:tc>
+          <w:tcPr/>
+          <w:p>
+            <w:pPr>
+              <w:pStyle w:val="Compact"/>
+              <w:jc w:val="center"/>
+            </w:pPr>
+            <w:r>
+              <w:rPr>
+                <w:rFonts w:hint="eastAsia" w:ascii="Times New Roman" w:hAnsi="Times New Roman" w:eastAsia="SimHei" w:cs="Times New Roman"/>
+                <w:b/>
+              </w:rPr>
+              <w:t xml:space="preserve">正电荷发展</w:t>
+            </w:r>
+          </w:p>
+        </w:tc>
+      </w:tr>
+      <w:tr>
+        <w:tc>
+          <w:tcPr/>
+          <w:p>
+            <w:pPr>
+              <w:pStyle w:val="Compact"/>
+              <w:jc w:val="center"/>
+            </w:pPr>
+            <w:r>
+              <w:rPr>
+                <w:rFonts w:hint="eastAsia" w:ascii="Times New Roman" w:hAnsi="Times New Roman" w:eastAsia="FangSong" w:cs="Times New Roman"/>
+              </w:rPr>
+              <w:t xml:space="preserve">早期</w:t>
+            </w:r>
+            <w:r>
+              <w:rPr>
+                <w:rFonts w:ascii="Times New Roman" w:hAnsi="Times New Roman" w:eastAsia="Times New Roman" w:cs="Times New Roman"/>
+              </w:rPr>
+              <w:t xml:space="preserve"> </w:t>
+            </w:r>
+            <w:r>
+              <w:rPr>
+                <w:rFonts w:hint="eastAsia" w:ascii="Times New Roman" w:hAnsi="Times New Roman" w:eastAsia="Times New Roman" w:cs="Times New Roman"/>
+              </w:rPr>
+              <w:t xml:space="preserve">TS（E1</w:t>
+            </w:r>
+            <w:r>
+              <w:rPr>
+                <w:rFonts w:ascii="Times New Roman" w:hAnsi="Times New Roman" w:eastAsia="Times New Roman" w:cs="Times New Roman"/>
+              </w:rPr>
+              <w:t xml:space="preserve"> </w:t>
+            </w:r>
+            <w:r>
+              <w:rPr>
+                <w:rFonts w:hint="eastAsia" w:ascii="Times New Roman" w:hAnsi="Times New Roman" w:eastAsia="FangSong" w:cs="Times New Roman"/>
+              </w:rPr>
+              <w:t>类似</w:t>
+            </w:r>
+            <w:r>
+              <w:rPr>
+                <w:rFonts w:hint="eastAsia" w:ascii="Times New Roman" w:hAnsi="Times New Roman" w:eastAsia="Times New Roman" w:cs="Times New Roman"/>
+              </w:rPr>
+              <w:t>）</w:t>
+            </w:r>
+          </w:p>
+        </w:tc>
+        <w:tc>
+          <w:tcPr/>
+          <w:p>
+            <w:pPr>
+              <w:pStyle w:val="Compact"/>
+              <w:jc w:val="center"/>
+            </w:pPr>
+            <w:r>
+              <w:rPr>
+                <w:rFonts w:ascii="Times New Roman" w:hAnsi="Times New Roman" w:eastAsia="Times New Roman" w:cs="Times New Roman"/>
+              </w:rPr>
+              <w:t xml:space="preserve">ρ ≈ -2</w:t>
+            </w:r>
+          </w:p>
+        </w:tc>
+        <w:tc>
+          <w:tcPr/>
+          <w:p>
+            <w:pPr>
+              <w:pStyle w:val="Compact"/>
+              <w:jc w:val="center"/>
+            </w:pPr>
+            <w:r>
+              <w:rPr>
+                <w:rFonts w:hint="eastAsia" w:ascii="Times New Roman" w:hAnsi="Times New Roman" w:eastAsia="FangSong" w:cs="Times New Roman"/>
+              </w:rPr>
+              <w:t xml:space="preserve">较少正电荷</w:t>
+            </w:r>
+          </w:p>
+        </w:tc>
+      </w:tr>
+      <w:tr>
+        <w:tc>
+          <w:tcPr/>
+          <w:p>
+            <w:pPr>
+              <w:pStyle w:val="Compact"/>
+              <w:jc w:val="center"/>
+            </w:pPr>
+            <w:r>
+              <w:rPr>
+                <w:rFonts w:hint="eastAsia" w:ascii="Times New Roman" w:hAnsi="Times New Roman" w:eastAsia="FangSong" w:cs="Times New Roman"/>
+              </w:rPr>
+              <w:t xml:space="preserve">中期</w:t>
+            </w:r>
+            <w:r>
+              <w:rPr>
+                <w:rFonts w:ascii="Times New Roman" w:hAnsi="Times New Roman" w:eastAsia="Times New Roman" w:cs="Times New Roman"/>
+              </w:rPr>
+              <w:t xml:space="preserve"> TS</w:t>
+            </w:r>
+          </w:p>
+        </w:tc>
+        <w:tc>
+          <w:tcPr/>
+          <w:p>
+            <w:pPr>
+              <w:pStyle w:val="Compact"/>
+              <w:jc w:val="center"/>
+            </w:pPr>
+            <w:r>
+              <w:rPr>
+                <w:rFonts w:ascii="Times New Roman" w:hAnsi="Times New Roman" w:eastAsia="Times New Roman" w:cs="Times New Roman"/>
+              </w:rPr>
+              <w:t xml:space="preserve">ρ ≈ -4</w:t>
+            </w:r>
+          </w:p>
+        </w:tc>
+        <w:tc>
+          <w:tcPr/>
+          <w:p>
+            <w:pPr>
+              <w:pStyle w:val="Compact"/>
+              <w:jc w:val="center"/>
+            </w:pPr>
+            <w:r>
+              <w:rPr>
+                <w:rFonts w:hint="eastAsia" w:ascii="Times New Roman" w:hAnsi="Times New Roman" w:eastAsia="FangSong" w:cs="Times New Roman"/>
+              </w:rPr>
+              <w:t xml:space="preserve">中等正电荷</w:t>
+            </w:r>
+          </w:p>
+        </w:tc>
+      </w:tr>
+      <w:tr>
+        <w:tc>
+          <w:tcPr/>
+          <w:p>
+            <w:pPr>
+              <w:pStyle w:val="Compact"/>
+              <w:jc w:val="center"/>
+            </w:pPr>
+            <w:r>
+              <w:rPr>
+                <w:rFonts w:hint="eastAsia" w:ascii="Times New Roman" w:hAnsi="Times New Roman" w:eastAsia="FangSong" w:cs="Times New Roman"/>
+              </w:rPr>
+              <w:t xml:space="preserve">晚期</w:t>
+            </w:r>
+            <w:r>
+              <w:rPr>
+                <w:rFonts w:ascii="Times New Roman" w:hAnsi="Times New Roman" w:eastAsia="Times New Roman" w:cs="Times New Roman"/>
+              </w:rPr>
+              <w:t xml:space="preserve"> </w:t>
+            </w:r>
+            <w:r>
+              <w:rPr>
+                <w:rFonts w:hint="eastAsia" w:ascii="Times New Roman" w:hAnsi="Times New Roman" w:eastAsia="Times New Roman" w:cs="Times New Roman"/>
+              </w:rPr>
+              <w:t xml:space="preserve">TS（SN1</w:t>
+            </w:r>
+            <w:r>
+              <w:rPr>
+                <w:rFonts w:ascii="Times New Roman" w:hAnsi="Times New Roman" w:eastAsia="Times New Roman" w:cs="Times New Roman"/>
+              </w:rPr>
+              <w:t xml:space="preserve"> </w:t>
+            </w:r>
+            <w:r>
+              <w:rPr>
+                <w:rFonts w:hint="eastAsia" w:ascii="Times New Roman" w:hAnsi="Times New Roman" w:eastAsia="FangSong" w:cs="Times New Roman"/>
+              </w:rPr>
+              <w:t>类似</w:t>
+            </w:r>
+            <w:r>
+              <w:rPr>
+                <w:rFonts w:hint="eastAsia" w:ascii="Times New Roman" w:hAnsi="Times New Roman" w:eastAsia="Times New Roman" w:cs="Times New Roman"/>
+              </w:rPr>
+              <w:t>）</w:t>
+            </w:r>
+          </w:p>
+        </w:tc>
+        <w:tc>
+          <w:tcPr/>
+          <w:p>
+            <w:pPr>
+              <w:pStyle w:val="Compact"/>
+              <w:jc w:val="center"/>
+            </w:pPr>
+            <w:r>
+              <w:rPr>
+                <w:rFonts w:ascii="Times New Roman" w:hAnsi="Times New Roman" w:eastAsia="Times New Roman" w:cs="Times New Roman"/>
+              </w:rPr>
+              <w:t xml:space="preserve">ρ ≈ -6 ~ -12</w:t>
+            </w:r>
+          </w:p>
+        </w:tc>
+        <w:tc>
+          <w:tcPr/>
+          <w:p>
+            <w:pPr>
+              <w:pStyle w:val="Compact"/>
+              <w:jc w:val="center"/>
+            </w:pPr>
+            <w:r>
+              <w:rPr>
+                <w:rFonts w:hint="eastAsia" w:ascii="Times New Roman" w:hAnsi="Times New Roman" w:eastAsia="FangSong" w:cs="Times New Roman"/>
+              </w:rPr>
+              <w:t xml:space="preserve">大量正电荷</w:t>
+            </w:r>
+          </w:p>
+        </w:tc>
+      </w:tr>
+    </w:tbl>
     <w:p>
       <w:pPr>
-        <w:pStyle w:val="SourceCode"/>
-      </w:pPr>
-      <w:r>
-        <w:rPr>
-          <w:rStyle w:val="VerbatimChar"/>
-          <w:rFonts w:hint="eastAsia" w:ascii="SimSun" w:hAnsi="SimSun" w:eastAsia="SimSun" w:cs="SimSun"/>
-        </w:rPr>
-        <w:t>早期</w:t>
-      </w:r>
-      <w:r>
-        <w:rPr>
-          <w:rStyle w:val="VerbatimChar"/>
-          <w:rFonts w:hint="eastAsia" w:ascii="SimSun" w:hAnsi="SimSun" w:eastAsia="SimSun" w:cs="SimSun"/>
-        </w:rPr>
-        <w:t>TS（E1</w:t>
-      </w:r>
-      <w:r>
-        <w:rPr>
-          <w:rStyle w:val="VerbatimChar"/>
-          <w:rFonts w:hint="eastAsia" w:ascii="SimSun" w:hAnsi="SimSun" w:eastAsia="SimSun" w:cs="SimSun"/>
-        </w:rPr>
-        <w:t>类似</w:t>
-      </w:r>
-      <w:r>
-        <w:rPr>
-          <w:rStyle w:val="VerbatimChar"/>
-          <w:rFonts w:hint="eastAsia" w:ascii="SimSun" w:hAnsi="SimSun" w:eastAsia="SimSun" w:cs="SimSun"/>
-        </w:rPr>
-        <w:t>）</w:t>
-      </w:r>
-      <w:r>
-        <w:rPr>
-          <w:rStyle w:val="VerbatimChar"/>
-          <w:rFonts w:ascii="SimSun" w:hAnsi="SimSun" w:eastAsia="SimSun" w:cs="SimSun"/>
-        </w:rPr>
-        <w:t xml:space="preserve">  </w:t>
-      </w:r>
-      <w:r>
-        <w:rPr>
-          <w:rStyle w:val="VerbatimChar"/>
-          <w:rFonts w:hint="eastAsia" w:ascii="SimSun" w:hAnsi="SimSun" w:eastAsia="SimSun" w:cs="SimSun"/>
-        </w:rPr>
-        <w:t>中期</w:t>
-      </w:r>
-      <w:r>
-        <w:rPr>
-          <w:rStyle w:val="VerbatimChar"/>
-          <w:rFonts w:hint="eastAsia" w:ascii="SimSun" w:hAnsi="SimSun" w:eastAsia="SimSun" w:cs="SimSun"/>
-        </w:rPr>
-        <w:t>TS</w:t>
-      </w:r>
-      <w:r>
-        <w:rPr>
-          <w:rStyle w:val="VerbatimChar"/>
-          <w:rFonts w:ascii="SimSun" w:hAnsi="SimSun" w:eastAsia="SimSun" w:cs="SimSun"/>
-        </w:rPr>
-        <w:t xml:space="preserve">          </w:t>
-      </w:r>
-      <w:r>
-        <w:rPr>
-          <w:rStyle w:val="VerbatimChar"/>
-          <w:rFonts w:hint="eastAsia" w:ascii="SimSun" w:hAnsi="SimSun" w:eastAsia="SimSun" w:cs="SimSun"/>
-        </w:rPr>
-        <w:t>晚期</w:t>
-      </w:r>
-      <w:r>
-        <w:rPr>
-          <w:rStyle w:val="VerbatimChar"/>
-          <w:rFonts w:hint="eastAsia" w:ascii="SimSun" w:hAnsi="SimSun" w:eastAsia="SimSun" w:cs="SimSun"/>
-        </w:rPr>
-        <w:t>TS（SN1</w:t>
-      </w:r>
-      <w:r>
-        <w:rPr>
-          <w:rStyle w:val="VerbatimChar"/>
-          <w:rFonts w:hint="eastAsia" w:ascii="SimSun" w:hAnsi="SimSun" w:eastAsia="SimSun" w:cs="SimSun"/>
-        </w:rPr>
-        <w:t>类似</w:t>
-      </w:r>
-      <w:r>
-        <w:rPr>
-          <w:rStyle w:val="VerbatimChar"/>
-          <w:rFonts w:hint="eastAsia" w:ascii="SimSun" w:hAnsi="SimSun" w:eastAsia="SimSun" w:cs="SimSun"/>
-        </w:rPr>
-        <w:t>）</w:t>
-      </w:r>
-      <w:r>
-        <w:rPr>
-          <w:rFonts w:ascii="SimSun" w:hAnsi="SimSun" w:eastAsia="SimSun" w:cs="SimSun"/>
-        </w:rPr>
-        <w:br/>
-      </w:r>
-      <w:r>
-        <w:rPr>
-          <w:rStyle w:val="VerbatimChar"/>
-          <w:rFonts w:ascii="SimSun" w:hAnsi="SimSun" w:eastAsia="SimSun" w:cs="SimSun"/>
-        </w:rPr>
-        <w:t xml:space="preserve">   ρ ≈ -2  →   ρ ≈ -4  →   ρ ≈ -6 ~ -12</w:t>
-      </w:r>
-      <w:r>
-        <w:rPr>
-          <w:rFonts w:ascii="SimSun" w:hAnsi="SimSun" w:eastAsia="SimSun" w:cs="SimSun"/>
-        </w:rPr>
-        <w:br/>
-      </w:r>
-      <w:r>
-        <w:rPr>
-          <w:rStyle w:val="VerbatimChar"/>
-          <w:rFonts w:ascii="SimSun" w:hAnsi="SimSun" w:eastAsia="SimSun" w:cs="SimSun"/>
-        </w:rPr>
-        <w:t xml:space="preserve">   </w:t>
-      </w:r>
-      <w:r>
-        <w:rPr>
-          <w:rStyle w:val="VerbatimChar"/>
-          <w:rFonts w:hint="eastAsia" w:ascii="SimSun" w:hAnsi="SimSun" w:eastAsia="SimSun" w:cs="SimSun"/>
-        </w:rPr>
-        <w:t xml:space="preserve">较少正电荷</w:t>
-      </w:r>
-      <w:r>
-        <w:rPr>
-          <w:rStyle w:val="VerbatimChar"/>
-          <w:rFonts w:ascii="SimSun" w:hAnsi="SimSun" w:eastAsia="SimSun" w:cs="SimSun"/>
-        </w:rPr>
-        <w:t xml:space="preserve">      </w:t>
-      </w:r>
-      <w:r>
-        <w:rPr>
-          <w:rStyle w:val="VerbatimChar"/>
-          <w:rFonts w:hint="eastAsia" w:ascii="SimSun" w:hAnsi="SimSun" w:eastAsia="SimSun" w:cs="SimSun"/>
-        </w:rPr>
-        <w:t xml:space="preserve">中等正电荷</w:t>
-      </w:r>
-      <w:r>
-        <w:rPr>
-          <w:rStyle w:val="VerbatimChar"/>
-          <w:rFonts w:ascii="SimSun" w:hAnsi="SimSun" w:eastAsia="SimSun" w:cs="SimSun"/>
-        </w:rPr>
-        <w:t xml:space="preserve">     </w:t>
-      </w:r>
-      <w:r>
-        <w:rPr>
-          <w:rStyle w:val="VerbatimChar"/>
-          <w:rFonts w:hint="eastAsia" w:ascii="SimSun" w:hAnsi="SimSun" w:eastAsia="SimSun" w:cs="SimSun"/>
-        </w:rPr>
-        <w:t xml:space="preserve">大量正电荷</w:t>
-      </w:r>
-    </w:p>
-    <w:p>
-      <w:pPr>
-        <w:pStyle w:val="FirstParagraph"/>
+        <w:pStyle w:val="BodyText"/>
+        <w:spacing w:before="120"/>
       </w:pPr>
       <w:r>
         <w:rPr>
